--- a/M1 Course/YPpSIS/Coursework/КП.docx
+++ b/M1 Course/YPpSIS/Coursework/КП.docx
@@ -1359,7 +1359,6 @@
         </w:rPr>
         <w:t xml:space="preserve"> </w:t>
       </w:r>
-      <w:proofErr w:type="gramStart"/>
       <w:r>
         <w:rPr>
           <w:rFonts w:ascii="Times New Roman" w:hAnsi="Times New Roman" w:cs="Times New Roman"/>
@@ -1382,9 +1381,8 @@
           <w:sz w:val="28"/>
           <w:szCs w:val="28"/>
         </w:rPr>
-        <w:t xml:space="preserve">  г.</w:t>
-      </w:r>
-      <w:proofErr w:type="gramEnd"/>
+        <w:t xml:space="preserve"> г.</w:t>
+      </w:r>
     </w:p>
     <w:p>
       <w:pPr>
@@ -2033,19 +2031,80 @@
         </w:rPr>
         <w:br w:type="page"/>
       </w:r>
+    </w:p>
+    <w:sdt>
+      <w:sdtPr>
+        <w:rPr>
+          <w:rFonts w:ascii="Times New Roman" w:hAnsi="Times New Roman" w:cs="Times New Roman"/>
+          <w:color w:val="auto"/>
+          <w:sz w:val="32"/>
+          <w:szCs w:val="32"/>
+        </w:rPr>
+        <w:id w:val="-683288663"/>
+        <w:docPartObj>
+          <w:docPartGallery w:val="Table of Contents"/>
+          <w:docPartUnique/>
+        </w:docPartObj>
+      </w:sdtPr>
+      <w:sdtEndPr>
+        <w:rPr>
+          <w:b w:val="0"/>
+          <w:bCs w:val="0"/>
+        </w:rPr>
+      </w:sdtEndPr>
+      <w:sdtContent>
+        <w:p>
+          <w:pPr>
+            <w:pStyle w:val="ae"/>
+            <w:jc w:val="center"/>
+            <w:rPr>
+              <w:rFonts w:ascii="Times New Roman" w:hAnsi="Times New Roman" w:cs="Times New Roman"/>
+              <w:color w:val="auto"/>
+              <w:sz w:val="32"/>
+              <w:szCs w:val="32"/>
+            </w:rPr>
+          </w:pPr>
+          <w:r>
+            <w:rPr>
+              <w:rFonts w:ascii="Times New Roman" w:hAnsi="Times New Roman" w:cs="Times New Roman"/>
+              <w:color w:val="auto"/>
+              <w:sz w:val="32"/>
+              <w:szCs w:val="32"/>
+            </w:rPr>
+            <w:t>Оглавление</w:t>
+          </w:r>
+        </w:p>
+      </w:sdtContent>
+    </w:sdt>
+    <w:p>
+      <w:pPr>
+        <w:rPr>
+          <w:rFonts w:ascii="Times New Roman" w:hAnsi="Times New Roman" w:cs="Times New Roman"/>
+          <w:sz w:val="28"/>
+          <w:szCs w:val="28"/>
+        </w:rPr>
+      </w:pPr>
+      <w:r>
+        <w:rPr>
+          <w:rFonts w:ascii="Times New Roman" w:hAnsi="Times New Roman" w:cs="Times New Roman"/>
+          <w:sz w:val="28"/>
+          <w:szCs w:val="28"/>
+        </w:rPr>
+        <w:br w:type="page"/>
+      </w:r>
+    </w:p>
+    <w:p>
+      <w:pPr>
+        <w:spacing w:after="0" w:line="360" w:lineRule="auto"/>
+        <w:jc w:val="both"/>
+        <w:rPr>
+          <w:rFonts w:ascii="Times New Roman" w:hAnsi="Times New Roman" w:cs="Times New Roman"/>
+          <w:sz w:val="28"/>
+          <w:szCs w:val="28"/>
+        </w:rPr>
+      </w:pPr>
       <w:bookmarkStart w:id="3" w:name="_GoBack"/>
       <w:bookmarkEnd w:id="3"/>
-    </w:p>
-    <w:p>
-      <w:pPr>
-        <w:spacing w:after="0" w:line="360" w:lineRule="auto"/>
-        <w:jc w:val="both"/>
-        <w:rPr>
-          <w:rFonts w:ascii="Times New Roman" w:hAnsi="Times New Roman" w:cs="Times New Roman"/>
-          <w:sz w:val="28"/>
-          <w:szCs w:val="28"/>
-        </w:rPr>
-      </w:pPr>
     </w:p>
     <w:sectPr>
       <w:headerReference w:type="default" r:id="rId8"/>
@@ -7240,7 +7299,7 @@
 </file>
 
 <file path=customXml/itemProps1.xml><?xml version="1.0" encoding="utf-8"?>
-<ds:datastoreItem xmlns:ds="http://schemas.openxmlformats.org/officeDocument/2006/customXml" ds:itemID="{0632B5AA-3AF1-4F5C-9DBE-09FC282AB377}">
+<ds:datastoreItem xmlns:ds="http://schemas.openxmlformats.org/officeDocument/2006/customXml" ds:itemID="{5CDABCC5-3220-4EDA-96EC-B0859E67B92F}">
   <ds:schemaRefs>
     <ds:schemaRef ds:uri="http://schemas.openxmlformats.org/officeDocument/2006/bibliography"/>
   </ds:schemaRefs>

--- a/M1 Course/YPpSIS/Coursework/КП.docx
+++ b/M1 Course/YPpSIS/Coursework/КП.docx
@@ -719,7 +719,6 @@
           <w:sz w:val="28"/>
           <w:szCs w:val="28"/>
         </w:rPr>
-        <w:lastRenderedPageBreak/>
         <w:t>Министерство науки и высшего образования Российской Федерации</w:t>
       </w:r>
     </w:p>
@@ -739,6 +738,7 @@
           <w:sz w:val="28"/>
           <w:szCs w:val="28"/>
         </w:rPr>
+        <w:lastRenderedPageBreak/>
         <w:t xml:space="preserve">Федеральное государственное автономное образовательное учреждение </w:t>
       </w:r>
     </w:p>
@@ -956,20 +956,8 @@
           <w:sz w:val="28"/>
           <w:szCs w:val="28"/>
         </w:rPr>
-        <w:t xml:space="preserve">_______________ </w:t>
-      </w:r>
-      <w:proofErr w:type="spellStart"/>
-      <w:r>
-        <w:rPr>
-          <w:rFonts w:ascii="Times New Roman" w:eastAsia="Calibri" w:hAnsi="Times New Roman" w:cs="Times New Roman"/>
-          <w:color w:val="00000A"/>
-          <w:kern w:val="1"/>
-          <w:sz w:val="28"/>
-          <w:szCs w:val="28"/>
-        </w:rPr>
-        <w:t>В.В.Романенко</w:t>
-      </w:r>
-      <w:proofErr w:type="spellEnd"/>
+        <w:t>_______________ В.В.Романенко</w:t>
+      </w:r>
     </w:p>
     <w:p>
       <w:pPr>
@@ -1684,7 +1672,6 @@
           <w:sz w:val="28"/>
           <w:szCs w:val="28"/>
         </w:rPr>
-        <w:lastRenderedPageBreak/>
         <w:t>5</w:t>
       </w:r>
       <w:r>
@@ -1718,6 +1705,7 @@
           <w:sz w:val="28"/>
           <w:szCs w:val="28"/>
         </w:rPr>
+        <w:lastRenderedPageBreak/>
         <w:t>SADT-диаграмма («как есть», «как должно быть»)</w:t>
       </w:r>
       <w:r>
@@ -2040,7 +2028,7 @@
           <w:sz w:val="32"/>
           <w:szCs w:val="32"/>
         </w:rPr>
-        <w:id w:val="-683288663"/>
+        <w:id w:val="-918860512"/>
         <w:docPartObj>
           <w:docPartGallery w:val="Table of Contents"/>
           <w:docPartUnique/>
@@ -2048,8 +2036,10 @@
       </w:sdtPr>
       <w:sdtEndPr>
         <w:rPr>
-          <w:b w:val="0"/>
-          <w:bCs w:val="0"/>
+          <w:rFonts w:eastAsiaTheme="minorHAnsi"/>
+          <w:sz w:val="28"/>
+          <w:szCs w:val="28"/>
+          <w:lang w:eastAsia="en-US"/>
         </w:rPr>
       </w:sdtEndPr>
       <w:sdtContent>
@@ -2074,28 +2064,399 @@
             <w:t>Оглавление</w:t>
           </w:r>
         </w:p>
+        <w:p>
+          <w:pPr>
+            <w:pStyle w:val="11"/>
+            <w:tabs>
+              <w:tab w:val="right" w:leader="dot" w:pos="9628"/>
+            </w:tabs>
+            <w:rPr>
+              <w:rFonts w:ascii="Times New Roman" w:eastAsiaTheme="minorEastAsia" w:hAnsi="Times New Roman" w:cs="Times New Roman"/>
+              <w:noProof/>
+              <w:sz w:val="28"/>
+              <w:szCs w:val="28"/>
+              <w:lang w:eastAsia="ru-RU"/>
+            </w:rPr>
+          </w:pPr>
+          <w:r>
+            <w:rPr>
+              <w:rFonts w:ascii="Times New Roman" w:hAnsi="Times New Roman" w:cs="Times New Roman"/>
+              <w:sz w:val="28"/>
+              <w:szCs w:val="28"/>
+            </w:rPr>
+            <w:fldChar w:fldCharType="begin"/>
+          </w:r>
+          <w:r>
+            <w:rPr>
+              <w:rFonts w:ascii="Times New Roman" w:hAnsi="Times New Roman" w:cs="Times New Roman"/>
+              <w:sz w:val="28"/>
+              <w:szCs w:val="28"/>
+            </w:rPr>
+            <w:instrText xml:space="preserve"> TOC \o "1-3" \h \z \u </w:instrText>
+          </w:r>
+          <w:r>
+            <w:rPr>
+              <w:rFonts w:ascii="Times New Roman" w:hAnsi="Times New Roman" w:cs="Times New Roman"/>
+              <w:sz w:val="28"/>
+              <w:szCs w:val="28"/>
+            </w:rPr>
+            <w:fldChar w:fldCharType="separate"/>
+          </w:r>
+          <w:hyperlink w:anchor="_Toc228377907" w:history="1">
+            <w:r>
+              <w:rPr>
+                <w:rStyle w:val="a3"/>
+                <w:rFonts w:ascii="Times New Roman" w:hAnsi="Times New Roman" w:cs="Times New Roman"/>
+                <w:noProof/>
+                <w:color w:val="auto"/>
+                <w:sz w:val="28"/>
+                <w:szCs w:val="28"/>
+              </w:rPr>
+              <w:t>Введение</w:t>
+            </w:r>
+            <w:r>
+              <w:rPr>
+                <w:rFonts w:ascii="Times New Roman" w:hAnsi="Times New Roman" w:cs="Times New Roman"/>
+                <w:noProof/>
+                <w:webHidden/>
+                <w:sz w:val="28"/>
+                <w:szCs w:val="28"/>
+              </w:rPr>
+              <w:tab/>
+            </w:r>
+            <w:r>
+              <w:rPr>
+                <w:rFonts w:ascii="Times New Roman" w:hAnsi="Times New Roman" w:cs="Times New Roman"/>
+                <w:noProof/>
+                <w:webHidden/>
+                <w:sz w:val="28"/>
+                <w:szCs w:val="28"/>
+              </w:rPr>
+              <w:fldChar w:fldCharType="begin"/>
+            </w:r>
+            <w:r>
+              <w:rPr>
+                <w:rFonts w:ascii="Times New Roman" w:hAnsi="Times New Roman" w:cs="Times New Roman"/>
+                <w:noProof/>
+                <w:webHidden/>
+                <w:sz w:val="28"/>
+                <w:szCs w:val="28"/>
+              </w:rPr>
+              <w:instrText xml:space="preserve"> PAGEREF _Toc228377907 \h </w:instrText>
+            </w:r>
+            <w:r>
+              <w:rPr>
+                <w:rFonts w:ascii="Times New Roman" w:hAnsi="Times New Roman" w:cs="Times New Roman"/>
+                <w:noProof/>
+                <w:webHidden/>
+                <w:sz w:val="28"/>
+                <w:szCs w:val="28"/>
+              </w:rPr>
+            </w:r>
+            <w:r>
+              <w:rPr>
+                <w:rFonts w:ascii="Times New Roman" w:hAnsi="Times New Roman" w:cs="Times New Roman"/>
+                <w:noProof/>
+                <w:webHidden/>
+                <w:sz w:val="28"/>
+                <w:szCs w:val="28"/>
+              </w:rPr>
+              <w:fldChar w:fldCharType="separate"/>
+            </w:r>
+            <w:r>
+              <w:rPr>
+                <w:rFonts w:ascii="Times New Roman" w:hAnsi="Times New Roman" w:cs="Times New Roman"/>
+                <w:noProof/>
+                <w:webHidden/>
+                <w:sz w:val="28"/>
+                <w:szCs w:val="28"/>
+              </w:rPr>
+              <w:t>5</w:t>
+            </w:r>
+            <w:r>
+              <w:rPr>
+                <w:rFonts w:ascii="Times New Roman" w:hAnsi="Times New Roman" w:cs="Times New Roman"/>
+                <w:noProof/>
+                <w:webHidden/>
+                <w:sz w:val="28"/>
+                <w:szCs w:val="28"/>
+              </w:rPr>
+              <w:fldChar w:fldCharType="end"/>
+            </w:r>
+          </w:hyperlink>
+        </w:p>
+        <w:p>
+          <w:pPr>
+            <w:pStyle w:val="11"/>
+            <w:tabs>
+              <w:tab w:val="right" w:leader="dot" w:pos="9628"/>
+            </w:tabs>
+            <w:rPr>
+              <w:rFonts w:ascii="Times New Roman" w:eastAsiaTheme="minorEastAsia" w:hAnsi="Times New Roman" w:cs="Times New Roman"/>
+              <w:noProof/>
+              <w:sz w:val="28"/>
+              <w:szCs w:val="28"/>
+              <w:lang w:eastAsia="ru-RU"/>
+            </w:rPr>
+          </w:pPr>
+          <w:hyperlink w:anchor="_Toc228377908" w:history="1">
+            <w:r>
+              <w:rPr>
+                <w:rStyle w:val="a3"/>
+                <w:rFonts w:ascii="Times New Roman" w:hAnsi="Times New Roman" w:cs="Times New Roman"/>
+                <w:noProof/>
+                <w:color w:val="auto"/>
+                <w:sz w:val="28"/>
+                <w:szCs w:val="28"/>
+              </w:rPr>
+              <w:t>1. Анализ выбранной предметной области</w:t>
+            </w:r>
+            <w:r>
+              <w:rPr>
+                <w:rFonts w:ascii="Times New Roman" w:hAnsi="Times New Roman" w:cs="Times New Roman"/>
+                <w:noProof/>
+                <w:webHidden/>
+                <w:sz w:val="28"/>
+                <w:szCs w:val="28"/>
+              </w:rPr>
+              <w:tab/>
+            </w:r>
+            <w:r>
+              <w:rPr>
+                <w:rFonts w:ascii="Times New Roman" w:hAnsi="Times New Roman" w:cs="Times New Roman"/>
+                <w:noProof/>
+                <w:webHidden/>
+                <w:sz w:val="28"/>
+                <w:szCs w:val="28"/>
+              </w:rPr>
+              <w:fldChar w:fldCharType="begin"/>
+            </w:r>
+            <w:r>
+              <w:rPr>
+                <w:rFonts w:ascii="Times New Roman" w:hAnsi="Times New Roman" w:cs="Times New Roman"/>
+                <w:noProof/>
+                <w:webHidden/>
+                <w:sz w:val="28"/>
+                <w:szCs w:val="28"/>
+              </w:rPr>
+              <w:instrText xml:space="preserve"> PAGEREF _Toc228377908 \h </w:instrText>
+            </w:r>
+            <w:r>
+              <w:rPr>
+                <w:rFonts w:ascii="Times New Roman" w:hAnsi="Times New Roman" w:cs="Times New Roman"/>
+                <w:noProof/>
+                <w:webHidden/>
+                <w:sz w:val="28"/>
+                <w:szCs w:val="28"/>
+              </w:rPr>
+            </w:r>
+            <w:r>
+              <w:rPr>
+                <w:rFonts w:ascii="Times New Roman" w:hAnsi="Times New Roman" w:cs="Times New Roman"/>
+                <w:noProof/>
+                <w:webHidden/>
+                <w:sz w:val="28"/>
+                <w:szCs w:val="28"/>
+              </w:rPr>
+              <w:fldChar w:fldCharType="separate"/>
+            </w:r>
+            <w:r>
+              <w:rPr>
+                <w:rFonts w:ascii="Times New Roman" w:hAnsi="Times New Roman" w:cs="Times New Roman"/>
+                <w:noProof/>
+                <w:webHidden/>
+                <w:sz w:val="28"/>
+                <w:szCs w:val="28"/>
+              </w:rPr>
+              <w:t>7</w:t>
+            </w:r>
+            <w:r>
+              <w:rPr>
+                <w:rFonts w:ascii="Times New Roman" w:hAnsi="Times New Roman" w:cs="Times New Roman"/>
+                <w:noProof/>
+                <w:webHidden/>
+                <w:sz w:val="28"/>
+                <w:szCs w:val="28"/>
+              </w:rPr>
+              <w:fldChar w:fldCharType="end"/>
+            </w:r>
+          </w:hyperlink>
+        </w:p>
+        <w:p>
+          <w:pPr>
+            <w:pStyle w:val="21"/>
+            <w:tabs>
+              <w:tab w:val="right" w:leader="dot" w:pos="9628"/>
+            </w:tabs>
+            <w:rPr>
+              <w:rFonts w:ascii="Times New Roman" w:eastAsiaTheme="minorEastAsia" w:hAnsi="Times New Roman" w:cs="Times New Roman"/>
+              <w:noProof/>
+              <w:sz w:val="28"/>
+              <w:szCs w:val="28"/>
+              <w:lang w:eastAsia="ru-RU"/>
+            </w:rPr>
+          </w:pPr>
+          <w:hyperlink w:anchor="_Toc228377909" w:history="1">
+            <w:r>
+              <w:rPr>
+                <w:rStyle w:val="a3"/>
+                <w:rFonts w:ascii="Times New Roman" w:hAnsi="Times New Roman" w:cs="Times New Roman"/>
+                <w:noProof/>
+                <w:color w:val="auto"/>
+                <w:sz w:val="28"/>
+                <w:szCs w:val="28"/>
+              </w:rPr>
+              <w:t>1.1. Проблематика управления IT-проектами</w:t>
+            </w:r>
+            <w:r>
+              <w:rPr>
+                <w:rFonts w:ascii="Times New Roman" w:hAnsi="Times New Roman" w:cs="Times New Roman"/>
+                <w:noProof/>
+                <w:webHidden/>
+                <w:sz w:val="28"/>
+                <w:szCs w:val="28"/>
+              </w:rPr>
+              <w:tab/>
+            </w:r>
+            <w:r>
+              <w:rPr>
+                <w:rFonts w:ascii="Times New Roman" w:hAnsi="Times New Roman" w:cs="Times New Roman"/>
+                <w:noProof/>
+                <w:webHidden/>
+                <w:sz w:val="28"/>
+                <w:szCs w:val="28"/>
+              </w:rPr>
+              <w:fldChar w:fldCharType="begin"/>
+            </w:r>
+            <w:r>
+              <w:rPr>
+                <w:rFonts w:ascii="Times New Roman" w:hAnsi="Times New Roman" w:cs="Times New Roman"/>
+                <w:noProof/>
+                <w:webHidden/>
+                <w:sz w:val="28"/>
+                <w:szCs w:val="28"/>
+              </w:rPr>
+              <w:instrText xml:space="preserve"> PAGEREF _Toc228377909 \h </w:instrText>
+            </w:r>
+            <w:r>
+              <w:rPr>
+                <w:rFonts w:ascii="Times New Roman" w:hAnsi="Times New Roman" w:cs="Times New Roman"/>
+                <w:noProof/>
+                <w:webHidden/>
+                <w:sz w:val="28"/>
+                <w:szCs w:val="28"/>
+              </w:rPr>
+            </w:r>
+            <w:r>
+              <w:rPr>
+                <w:rFonts w:ascii="Times New Roman" w:hAnsi="Times New Roman" w:cs="Times New Roman"/>
+                <w:noProof/>
+                <w:webHidden/>
+                <w:sz w:val="28"/>
+                <w:szCs w:val="28"/>
+              </w:rPr>
+              <w:fldChar w:fldCharType="separate"/>
+            </w:r>
+            <w:r>
+              <w:rPr>
+                <w:rFonts w:ascii="Times New Roman" w:hAnsi="Times New Roman" w:cs="Times New Roman"/>
+                <w:noProof/>
+                <w:webHidden/>
+                <w:sz w:val="28"/>
+                <w:szCs w:val="28"/>
+              </w:rPr>
+              <w:t>7</w:t>
+            </w:r>
+            <w:r>
+              <w:rPr>
+                <w:rFonts w:ascii="Times New Roman" w:hAnsi="Times New Roman" w:cs="Times New Roman"/>
+                <w:noProof/>
+                <w:webHidden/>
+                <w:sz w:val="28"/>
+                <w:szCs w:val="28"/>
+              </w:rPr>
+              <w:fldChar w:fldCharType="end"/>
+            </w:r>
+          </w:hyperlink>
+        </w:p>
+        <w:p>
+          <w:pPr>
+            <w:rPr>
+              <w:rFonts w:ascii="Times New Roman" w:hAnsi="Times New Roman" w:cs="Times New Roman"/>
+              <w:sz w:val="28"/>
+              <w:szCs w:val="28"/>
+            </w:rPr>
+          </w:pPr>
+          <w:r>
+            <w:rPr>
+              <w:rFonts w:ascii="Times New Roman" w:hAnsi="Times New Roman" w:cs="Times New Roman"/>
+              <w:b/>
+              <w:bCs/>
+              <w:sz w:val="28"/>
+              <w:szCs w:val="28"/>
+            </w:rPr>
+            <w:fldChar w:fldCharType="end"/>
+          </w:r>
+        </w:p>
       </w:sdtContent>
     </w:sdt>
     <w:p>
       <w:pPr>
         <w:rPr>
-          <w:rFonts w:ascii="Times New Roman" w:hAnsi="Times New Roman" w:cs="Times New Roman"/>
-          <w:sz w:val="28"/>
-          <w:szCs w:val="28"/>
-        </w:rPr>
-      </w:pPr>
-      <w:r>
-        <w:rPr>
-          <w:rFonts w:ascii="Times New Roman" w:hAnsi="Times New Roman" w:cs="Times New Roman"/>
-          <w:sz w:val="28"/>
-          <w:szCs w:val="28"/>
+          <w:rFonts w:ascii="Times New Roman" w:eastAsiaTheme="majorEastAsia" w:hAnsi="Times New Roman" w:cs="Times New Roman"/>
+          <w:b/>
+          <w:bCs/>
+          <w:sz w:val="32"/>
+          <w:szCs w:val="32"/>
+          <w:lang w:eastAsia="ru-RU"/>
+        </w:rPr>
+      </w:pPr>
+    </w:p>
+    <w:p>
+      <w:pPr>
+        <w:rPr>
+          <w:rFonts w:ascii="Times New Roman" w:eastAsia="Times New Roman" w:hAnsi="Times New Roman" w:cs="Times New Roman"/>
+          <w:b/>
+          <w:bCs/>
+          <w:kern w:val="36"/>
+          <w:sz w:val="32"/>
+          <w:szCs w:val="52"/>
+          <w:lang w:eastAsia="ru-RU"/>
+        </w:rPr>
+      </w:pPr>
+      <w:bookmarkStart w:id="3" w:name="_Toc228377907"/>
+      <w:r>
+        <w:rPr>
+          <w:sz w:val="32"/>
+          <w:szCs w:val="52"/>
         </w:rPr>
         <w:br w:type="page"/>
       </w:r>
     </w:p>
     <w:p>
       <w:pPr>
+        <w:pStyle w:val="1"/>
+        <w:spacing w:before="0" w:beforeAutospacing="0" w:after="0"/>
+        <w:jc w:val="center"/>
+        <w:rPr>
+          <w:sz w:val="32"/>
+          <w:szCs w:val="52"/>
+        </w:rPr>
+      </w:pPr>
+      <w:r>
+        <w:rPr>
+          <w:sz w:val="32"/>
+          <w:szCs w:val="52"/>
+        </w:rPr>
+        <w:lastRenderedPageBreak/>
+        <w:t>Введение</w:t>
+      </w:r>
+      <w:bookmarkEnd w:id="3"/>
+    </w:p>
+    <w:p>
+      <w:pPr>
         <w:spacing w:after="0" w:line="360" w:lineRule="auto"/>
+        <w:ind w:firstLine="709"/>
         <w:jc w:val="both"/>
         <w:rPr>
           <w:rFonts w:ascii="Times New Roman" w:hAnsi="Times New Roman" w:cs="Times New Roman"/>
@@ -2103,14 +2464,3067 @@
           <w:szCs w:val="28"/>
         </w:rPr>
       </w:pPr>
-      <w:bookmarkStart w:id="3" w:name="_GoBack"/>
-      <w:bookmarkEnd w:id="3"/>
+      <w:r>
+        <w:rPr>
+          <w:rFonts w:ascii="Times New Roman" w:hAnsi="Times New Roman" w:cs="Times New Roman"/>
+          <w:sz w:val="28"/>
+          <w:szCs w:val="28"/>
+        </w:rPr>
+        <w:t>В современном мире управление IT</w:t>
+      </w:r>
+      <w:r>
+        <w:rPr>
+          <w:rFonts w:ascii="Times New Roman" w:hAnsi="Times New Roman" w:cs="Times New Roman"/>
+          <w:sz w:val="28"/>
+          <w:szCs w:val="28"/>
+        </w:rPr>
+        <w:t>-</w:t>
+      </w:r>
+      <w:r>
+        <w:rPr>
+          <w:rFonts w:ascii="Times New Roman" w:hAnsi="Times New Roman" w:cs="Times New Roman"/>
+          <w:sz w:val="28"/>
+          <w:szCs w:val="28"/>
+        </w:rPr>
+        <w:t>проектами сталкивается с рядом фундаментальных проблем:</w:t>
+      </w:r>
+      <w:r>
+        <w:rPr>
+          <w:rFonts w:ascii="Times New Roman" w:hAnsi="Times New Roman" w:cs="Times New Roman"/>
+          <w:sz w:val="28"/>
+          <w:szCs w:val="28"/>
+        </w:rPr>
+        <w:t xml:space="preserve"> </w:t>
+      </w:r>
+      <w:r>
+        <w:rPr>
+          <w:rFonts w:ascii="Times New Roman" w:hAnsi="Times New Roman" w:cs="Times New Roman"/>
+          <w:sz w:val="28"/>
+          <w:szCs w:val="28"/>
+        </w:rPr>
+        <w:t>быстрый рост</w:t>
+      </w:r>
+      <w:r>
+        <w:rPr>
+          <w:rFonts w:ascii="Times New Roman" w:hAnsi="Times New Roman" w:cs="Times New Roman"/>
+          <w:sz w:val="28"/>
+          <w:szCs w:val="28"/>
+        </w:rPr>
+        <w:t xml:space="preserve"> </w:t>
+      </w:r>
+      <w:r>
+        <w:rPr>
+          <w:rFonts w:ascii="Times New Roman" w:hAnsi="Times New Roman" w:cs="Times New Roman"/>
+          <w:sz w:val="28"/>
+          <w:szCs w:val="28"/>
+        </w:rPr>
+        <w:t>количества проектов, усложнение технологических стеков, дефицит квалифицированных проектных менеджеров и необходимость быстрой адаптации к изменениям требований. Одной из ключевых задач</w:t>
+      </w:r>
+      <w:r>
+        <w:rPr>
+          <w:rFonts w:ascii="Times New Roman" w:hAnsi="Times New Roman" w:cs="Times New Roman"/>
+          <w:sz w:val="28"/>
+          <w:szCs w:val="28"/>
+        </w:rPr>
+        <w:t xml:space="preserve"> </w:t>
+      </w:r>
+      <w:r>
+        <w:rPr>
+          <w:rFonts w:ascii="Times New Roman" w:hAnsi="Times New Roman" w:cs="Times New Roman"/>
+          <w:sz w:val="28"/>
+          <w:szCs w:val="28"/>
+        </w:rPr>
+        <w:t>управление проектом</w:t>
+      </w:r>
+      <w:r>
+        <w:rPr>
+          <w:rFonts w:ascii="Times New Roman" w:hAnsi="Times New Roman" w:cs="Times New Roman"/>
+          <w:sz w:val="28"/>
+          <w:szCs w:val="28"/>
+        </w:rPr>
+        <w:t xml:space="preserve"> </w:t>
+      </w:r>
+      <w:r>
+        <w:rPr>
+          <w:rFonts w:ascii="Times New Roman" w:hAnsi="Times New Roman" w:cs="Times New Roman"/>
+          <w:sz w:val="28"/>
+          <w:szCs w:val="28"/>
+        </w:rPr>
+        <w:t>является декомпозиция — процесс разбиения сложной задачи на более мелкие, управляемые подзадачи. Качество декомпозиции напрямую влияет на сроки, бюджет и успешность проекта в целом.</w:t>
+      </w:r>
+    </w:p>
+    <w:p>
+      <w:pPr>
+        <w:spacing w:after="0" w:line="360" w:lineRule="auto"/>
+        <w:ind w:firstLine="709"/>
+        <w:jc w:val="both"/>
+        <w:rPr>
+          <w:rFonts w:ascii="Times New Roman" w:hAnsi="Times New Roman" w:cs="Times New Roman"/>
+          <w:sz w:val="28"/>
+          <w:szCs w:val="28"/>
+        </w:rPr>
+      </w:pPr>
+      <w:r>
+        <w:rPr>
+          <w:rFonts w:ascii="Times New Roman" w:hAnsi="Times New Roman" w:cs="Times New Roman"/>
+          <w:sz w:val="28"/>
+          <w:szCs w:val="28"/>
+        </w:rPr>
+        <w:t>Традиционные методы декомпозиции, основанные на экспертной оценке и ручном анализе, требуют значительных временных затрат и высокой квалификации. В условиях, когда проектные менеджеры тратят до 30-40% рабочего времени на планирование и разбиение задач, автоматизация этого процесса становится критически важной.</w:t>
+      </w:r>
+    </w:p>
+    <w:p>
+      <w:pPr>
+        <w:spacing w:after="0" w:line="360" w:lineRule="auto"/>
+        <w:ind w:firstLine="709"/>
+        <w:jc w:val="both"/>
+        <w:rPr>
+          <w:rFonts w:ascii="Times New Roman" w:hAnsi="Times New Roman" w:cs="Times New Roman"/>
+          <w:sz w:val="28"/>
+          <w:szCs w:val="28"/>
+        </w:rPr>
+      </w:pPr>
+      <w:r>
+        <w:rPr>
+          <w:rFonts w:ascii="Times New Roman" w:hAnsi="Times New Roman" w:cs="Times New Roman"/>
+          <w:b/>
+          <w:bCs/>
+          <w:sz w:val="28"/>
+          <w:szCs w:val="28"/>
+        </w:rPr>
+        <w:t>Объект исследования</w:t>
+      </w:r>
+      <w:r>
+        <w:rPr>
+          <w:rFonts w:ascii="Times New Roman" w:hAnsi="Times New Roman" w:cs="Times New Roman"/>
+          <w:sz w:val="28"/>
+          <w:szCs w:val="28"/>
+        </w:rPr>
+        <w:t> — процесс автоматической генерации и декомпозиции задач в управлении IT-проектами.</w:t>
+      </w:r>
+    </w:p>
+    <w:p>
+      <w:pPr>
+        <w:spacing w:after="0" w:line="360" w:lineRule="auto"/>
+        <w:ind w:firstLine="709"/>
+        <w:jc w:val="both"/>
+        <w:rPr>
+          <w:rFonts w:ascii="Times New Roman" w:hAnsi="Times New Roman" w:cs="Times New Roman"/>
+          <w:sz w:val="28"/>
+          <w:szCs w:val="28"/>
+        </w:rPr>
+      </w:pPr>
+      <w:r>
+        <w:rPr>
+          <w:rFonts w:ascii="Times New Roman" w:hAnsi="Times New Roman" w:cs="Times New Roman"/>
+          <w:b/>
+          <w:bCs/>
+          <w:sz w:val="28"/>
+          <w:szCs w:val="28"/>
+        </w:rPr>
+        <w:t>Предмет исследования</w:t>
+      </w:r>
+      <w:r>
+        <w:rPr>
+          <w:rFonts w:ascii="Times New Roman" w:hAnsi="Times New Roman" w:cs="Times New Roman"/>
+          <w:sz w:val="28"/>
+          <w:szCs w:val="28"/>
+        </w:rPr>
+        <w:t> — методы и алгоритмы искусственного интеллекта для автоматической декомпозиции задач на основе естественно-языковых описаний.</w:t>
+      </w:r>
+    </w:p>
+    <w:p>
+      <w:pPr>
+        <w:spacing w:after="0" w:line="360" w:lineRule="auto"/>
+        <w:ind w:firstLine="709"/>
+        <w:jc w:val="both"/>
+        <w:rPr>
+          <w:rFonts w:ascii="Times New Roman" w:hAnsi="Times New Roman" w:cs="Times New Roman"/>
+          <w:sz w:val="28"/>
+          <w:szCs w:val="28"/>
+        </w:rPr>
+      </w:pPr>
+      <w:r>
+        <w:rPr>
+          <w:rFonts w:ascii="Times New Roman" w:hAnsi="Times New Roman" w:cs="Times New Roman"/>
+          <w:b/>
+          <w:bCs/>
+          <w:sz w:val="28"/>
+          <w:szCs w:val="28"/>
+        </w:rPr>
+        <w:t>Цель работы</w:t>
+      </w:r>
+      <w:r>
+        <w:rPr>
+          <w:rFonts w:ascii="Times New Roman" w:hAnsi="Times New Roman" w:cs="Times New Roman"/>
+          <w:sz w:val="28"/>
+          <w:szCs w:val="28"/>
+        </w:rPr>
+        <w:t> — разработка и исследование ИИ-ассистента для автоматической генерации структурированных подзадач и распределения ролей на основе анализа текстового описания проекта.</w:t>
+      </w:r>
+    </w:p>
+    <w:p>
+      <w:pPr>
+        <w:spacing w:after="0" w:line="360" w:lineRule="auto"/>
+        <w:ind w:firstLine="709"/>
+        <w:jc w:val="both"/>
+        <w:rPr>
+          <w:rFonts w:ascii="Times New Roman" w:hAnsi="Times New Roman" w:cs="Times New Roman"/>
+          <w:sz w:val="28"/>
+          <w:szCs w:val="28"/>
+        </w:rPr>
+      </w:pPr>
+      <w:r>
+        <w:rPr>
+          <w:rFonts w:ascii="Times New Roman" w:hAnsi="Times New Roman" w:cs="Times New Roman"/>
+          <w:sz w:val="28"/>
+          <w:szCs w:val="28"/>
+        </w:rPr>
+        <w:t>Для достижения поставленной цели необходимо решить следующие задачи:</w:t>
+      </w:r>
+    </w:p>
+    <w:p>
+      <w:pPr>
+        <w:numPr>
+          <w:ilvl w:val="0"/>
+          <w:numId w:val="34"/>
+        </w:numPr>
+        <w:tabs>
+          <w:tab w:val="clear" w:pos="720"/>
+          <w:tab w:val="num" w:pos="1134"/>
+        </w:tabs>
+        <w:spacing w:after="0" w:line="360" w:lineRule="auto"/>
+        <w:ind w:left="0" w:firstLine="709"/>
+        <w:jc w:val="both"/>
+        <w:rPr>
+          <w:rFonts w:ascii="Times New Roman" w:hAnsi="Times New Roman" w:cs="Times New Roman"/>
+          <w:sz w:val="28"/>
+          <w:szCs w:val="28"/>
+        </w:rPr>
+      </w:pPr>
+      <w:r>
+        <w:rPr>
+          <w:rFonts w:ascii="Times New Roman" w:hAnsi="Times New Roman" w:cs="Times New Roman"/>
+          <w:sz w:val="28"/>
+          <w:szCs w:val="28"/>
+        </w:rPr>
+        <w:t>Провести анализ предметной области и выявить основные проблемы декомпозиции задач.</w:t>
+      </w:r>
+    </w:p>
+    <w:p>
+      <w:pPr>
+        <w:numPr>
+          <w:ilvl w:val="0"/>
+          <w:numId w:val="34"/>
+        </w:numPr>
+        <w:tabs>
+          <w:tab w:val="clear" w:pos="720"/>
+          <w:tab w:val="num" w:pos="1134"/>
+        </w:tabs>
+        <w:spacing w:after="0" w:line="360" w:lineRule="auto"/>
+        <w:ind w:left="0" w:firstLine="709"/>
+        <w:jc w:val="both"/>
+        <w:rPr>
+          <w:rFonts w:ascii="Times New Roman" w:hAnsi="Times New Roman" w:cs="Times New Roman"/>
+          <w:sz w:val="28"/>
+          <w:szCs w:val="28"/>
+        </w:rPr>
+      </w:pPr>
+      <w:r>
+        <w:rPr>
+          <w:rFonts w:ascii="Times New Roman" w:hAnsi="Times New Roman" w:cs="Times New Roman"/>
+          <w:sz w:val="28"/>
+          <w:szCs w:val="28"/>
+        </w:rPr>
+        <w:t>Сформулировать требования к системе автоматической генерации подзадач.</w:t>
+      </w:r>
+    </w:p>
+    <w:p>
+      <w:pPr>
+        <w:numPr>
+          <w:ilvl w:val="0"/>
+          <w:numId w:val="34"/>
+        </w:numPr>
+        <w:tabs>
+          <w:tab w:val="clear" w:pos="720"/>
+          <w:tab w:val="num" w:pos="1134"/>
+        </w:tabs>
+        <w:spacing w:after="0" w:line="360" w:lineRule="auto"/>
+        <w:ind w:left="0" w:firstLine="709"/>
+        <w:jc w:val="both"/>
+        <w:rPr>
+          <w:rFonts w:ascii="Times New Roman" w:hAnsi="Times New Roman" w:cs="Times New Roman"/>
+          <w:sz w:val="28"/>
+          <w:szCs w:val="28"/>
+        </w:rPr>
+      </w:pPr>
+      <w:r>
+        <w:rPr>
+          <w:rFonts w:ascii="Times New Roman" w:hAnsi="Times New Roman" w:cs="Times New Roman"/>
+          <w:sz w:val="28"/>
+          <w:szCs w:val="28"/>
+        </w:rPr>
+        <w:lastRenderedPageBreak/>
+        <w:t>Изучить существующие аналоги и определить их преимущества и недостатки.</w:t>
+      </w:r>
+    </w:p>
+    <w:p>
+      <w:pPr>
+        <w:numPr>
+          <w:ilvl w:val="0"/>
+          <w:numId w:val="34"/>
+        </w:numPr>
+        <w:tabs>
+          <w:tab w:val="clear" w:pos="720"/>
+          <w:tab w:val="num" w:pos="1134"/>
+        </w:tabs>
+        <w:spacing w:after="0" w:line="360" w:lineRule="auto"/>
+        <w:ind w:left="0" w:firstLine="709"/>
+        <w:jc w:val="both"/>
+        <w:rPr>
+          <w:rFonts w:ascii="Times New Roman" w:hAnsi="Times New Roman" w:cs="Times New Roman"/>
+          <w:sz w:val="28"/>
+          <w:szCs w:val="28"/>
+        </w:rPr>
+      </w:pPr>
+      <w:r>
+        <w:rPr>
+          <w:rFonts w:ascii="Times New Roman" w:hAnsi="Times New Roman" w:cs="Times New Roman"/>
+          <w:sz w:val="28"/>
+          <w:szCs w:val="28"/>
+        </w:rPr>
+        <w:t>Разработать архитектуру и реализовать программный комплекс.</w:t>
+      </w:r>
+    </w:p>
+    <w:p>
+      <w:pPr>
+        <w:numPr>
+          <w:ilvl w:val="0"/>
+          <w:numId w:val="34"/>
+        </w:numPr>
+        <w:tabs>
+          <w:tab w:val="clear" w:pos="720"/>
+          <w:tab w:val="num" w:pos="1134"/>
+        </w:tabs>
+        <w:spacing w:after="0" w:line="360" w:lineRule="auto"/>
+        <w:ind w:left="0" w:firstLine="709"/>
+        <w:jc w:val="both"/>
+        <w:rPr>
+          <w:rFonts w:ascii="Times New Roman" w:hAnsi="Times New Roman" w:cs="Times New Roman"/>
+          <w:sz w:val="28"/>
+          <w:szCs w:val="28"/>
+        </w:rPr>
+      </w:pPr>
+      <w:r>
+        <w:rPr>
+          <w:rFonts w:ascii="Times New Roman" w:hAnsi="Times New Roman" w:cs="Times New Roman"/>
+          <w:sz w:val="28"/>
+          <w:szCs w:val="28"/>
+        </w:rPr>
+        <w:t>Провести тестирование разработанной системы на реальных проектах.</w:t>
+      </w:r>
+    </w:p>
+    <w:p>
+      <w:pPr>
+        <w:spacing w:after="0" w:line="360" w:lineRule="auto"/>
+        <w:ind w:firstLine="709"/>
+        <w:jc w:val="both"/>
+        <w:rPr>
+          <w:rFonts w:ascii="Times New Roman" w:hAnsi="Times New Roman" w:cs="Times New Roman"/>
+          <w:sz w:val="28"/>
+          <w:szCs w:val="28"/>
+        </w:rPr>
+      </w:pPr>
+      <w:r>
+        <w:rPr>
+          <w:rFonts w:ascii="Times New Roman" w:hAnsi="Times New Roman" w:cs="Times New Roman"/>
+          <w:b/>
+          <w:bCs/>
+          <w:sz w:val="28"/>
+          <w:szCs w:val="28"/>
+        </w:rPr>
+        <w:t>Методы исследования</w:t>
+      </w:r>
+      <w:r>
+        <w:rPr>
+          <w:rFonts w:ascii="Times New Roman" w:hAnsi="Times New Roman" w:cs="Times New Roman"/>
+          <w:b/>
+          <w:bCs/>
+          <w:sz w:val="28"/>
+          <w:szCs w:val="28"/>
+        </w:rPr>
+        <w:t xml:space="preserve"> </w:t>
+      </w:r>
+      <w:r>
+        <w:rPr>
+          <w:rFonts w:ascii="Times New Roman" w:hAnsi="Times New Roman" w:cs="Times New Roman"/>
+          <w:sz w:val="28"/>
+          <w:szCs w:val="28"/>
+        </w:rPr>
+        <w:t>в</w:t>
+      </w:r>
+      <w:r>
+        <w:rPr>
+          <w:rFonts w:ascii="Times New Roman" w:hAnsi="Times New Roman" w:cs="Times New Roman"/>
+          <w:sz w:val="28"/>
+          <w:szCs w:val="28"/>
+        </w:rPr>
+        <w:t xml:space="preserve"> работе используются методы машинного обучения (нейронные сети), обработки естественного языка (токенизация, векторизация текста), системного анализа, а также методологии управления проектами (Agile, Scrum, Waterfall).</w:t>
+      </w:r>
+    </w:p>
+    <w:p>
+      <w:pPr>
+        <w:spacing w:after="0" w:line="360" w:lineRule="auto"/>
+        <w:ind w:firstLine="709"/>
+        <w:jc w:val="both"/>
+        <w:rPr>
+          <w:rFonts w:ascii="Times New Roman" w:hAnsi="Times New Roman" w:cs="Times New Roman"/>
+          <w:sz w:val="28"/>
+          <w:szCs w:val="28"/>
+        </w:rPr>
+      </w:pPr>
+      <w:r>
+        <w:rPr>
+          <w:rFonts w:ascii="Times New Roman" w:hAnsi="Times New Roman" w:cs="Times New Roman"/>
+          <w:b/>
+          <w:bCs/>
+          <w:sz w:val="28"/>
+          <w:szCs w:val="28"/>
+        </w:rPr>
+        <w:t>Практическая значимость</w:t>
+      </w:r>
+      <w:r>
+        <w:rPr>
+          <w:rFonts w:ascii="Times New Roman" w:hAnsi="Times New Roman" w:cs="Times New Roman"/>
+          <w:sz w:val="28"/>
+          <w:szCs w:val="28"/>
+        </w:rPr>
+        <w:t> заключается в создании инструмента, позволяющего сократить время на планирование проектов, улучшить качество декомпозиции и обеспечить более точное распределение ресурсов. Разработанная система может быть интегрирована в существующие процессы управления проектами в IT-компаниях.</w:t>
+      </w:r>
+    </w:p>
+    <w:p>
+      <w:pPr>
+        <w:spacing w:after="0" w:line="360" w:lineRule="auto"/>
+        <w:ind w:firstLine="709"/>
+        <w:jc w:val="both"/>
+        <w:rPr>
+          <w:rFonts w:ascii="Times New Roman" w:hAnsi="Times New Roman" w:cs="Times New Roman"/>
+          <w:sz w:val="28"/>
+          <w:szCs w:val="28"/>
+        </w:rPr>
+      </w:pPr>
+      <w:r>
+        <w:rPr>
+          <w:rFonts w:ascii="Times New Roman" w:hAnsi="Times New Roman" w:cs="Times New Roman"/>
+          <w:sz w:val="28"/>
+          <w:szCs w:val="28"/>
+        </w:rPr>
+        <w:t>Курсовая работа состоит из введения, пяти глав, заключения, списка литературы и приложения. В первой главе проводится анализ предметной области. Во второй главе формулируется постановка задачи. Третья глава посвящена обзору аналогов. Четвертая глава описывает процесс разработки системы. Пятая глава содержит результаты тестирования на реальных проектах.</w:t>
+      </w:r>
+    </w:p>
+    <w:p>
+      <w:pPr>
+        <w:rPr>
+          <w:rFonts w:ascii="Times New Roman" w:hAnsi="Times New Roman" w:cs="Times New Roman"/>
+          <w:sz w:val="28"/>
+          <w:szCs w:val="28"/>
+        </w:rPr>
+      </w:pPr>
+      <w:r>
+        <w:rPr>
+          <w:rFonts w:ascii="Times New Roman" w:hAnsi="Times New Roman" w:cs="Times New Roman"/>
+          <w:sz w:val="28"/>
+          <w:szCs w:val="28"/>
+        </w:rPr>
+        <w:br w:type="page"/>
+      </w:r>
+    </w:p>
+    <w:p>
+      <w:pPr>
+        <w:pStyle w:val="1"/>
+        <w:jc w:val="center"/>
+      </w:pPr>
+      <w:bookmarkStart w:id="4" w:name="_Toc228377908"/>
+      <w:r>
+        <w:rPr>
+          <w:sz w:val="32"/>
+          <w:szCs w:val="52"/>
+        </w:rPr>
+        <w:lastRenderedPageBreak/>
+        <w:t>1. Анализ выбранной предметной области</w:t>
+      </w:r>
+      <w:bookmarkEnd w:id="4"/>
+    </w:p>
+    <w:p>
+      <w:pPr>
+        <w:pStyle w:val="2"/>
+        <w:jc w:val="center"/>
+        <w:rPr>
+          <w:rFonts w:ascii="Times New Roman" w:hAnsi="Times New Roman" w:cs="Times New Roman"/>
+          <w:sz w:val="28"/>
+          <w:szCs w:val="28"/>
+        </w:rPr>
+      </w:pPr>
+      <w:bookmarkStart w:id="5" w:name="_Toc228377909"/>
+      <w:r>
+        <w:rPr>
+          <w:rFonts w:ascii="Times New Roman" w:hAnsi="Times New Roman" w:cs="Times New Roman"/>
+          <w:sz w:val="28"/>
+          <w:szCs w:val="28"/>
+        </w:rPr>
+        <w:t>1.1. Проблематика управления IT-проектами</w:t>
+      </w:r>
+      <w:bookmarkEnd w:id="5"/>
+    </w:p>
+    <w:p>
+      <w:pPr>
+        <w:spacing w:line="360" w:lineRule="auto"/>
+        <w:jc w:val="both"/>
+        <w:rPr>
+          <w:rFonts w:ascii="Times New Roman" w:hAnsi="Times New Roman" w:cs="Times New Roman"/>
+          <w:sz w:val="28"/>
+          <w:szCs w:val="28"/>
+        </w:rPr>
+      </w:pPr>
+      <w:r>
+        <w:rPr>
+          <w:rFonts w:ascii="Times New Roman" w:hAnsi="Times New Roman" w:cs="Times New Roman"/>
+          <w:sz w:val="28"/>
+          <w:szCs w:val="28"/>
+        </w:rPr>
+        <w:tab/>
+      </w:r>
+      <w:r>
+        <w:rPr>
+          <w:rFonts w:ascii="Times New Roman" w:hAnsi="Times New Roman" w:cs="Times New Roman"/>
+          <w:sz w:val="28"/>
+          <w:szCs w:val="28"/>
+        </w:rPr>
+        <w:t>Управление IT-проектами (Project Management) представляет собой сложную междисциплинарную область, объединяющую методы, инструменты и техники для достижения целей проекта при заданных ограничениях по времени, бюджету и качеству. Согласно данным Project Management Institute (PMI), около 70% IT-проектов не укладываются в запланированные сроки, а 40% превышают бюджет [1].</w:t>
+      </w:r>
+    </w:p>
+    <w:p>
+      <w:pPr>
+        <w:spacing w:line="360" w:lineRule="auto"/>
+        <w:jc w:val="both"/>
+        <w:rPr>
+          <w:rFonts w:ascii="Times New Roman" w:hAnsi="Times New Roman" w:cs="Times New Roman"/>
+          <w:sz w:val="28"/>
+          <w:szCs w:val="28"/>
+        </w:rPr>
+      </w:pPr>
+      <w:r>
+        <w:rPr>
+          <w:rFonts w:ascii="Times New Roman" w:hAnsi="Times New Roman" w:cs="Times New Roman"/>
+          <w:b/>
+          <w:bCs/>
+          <w:sz w:val="28"/>
+          <w:szCs w:val="28"/>
+        </w:rPr>
+        <w:tab/>
+      </w:r>
+      <w:r>
+        <w:rPr>
+          <w:rFonts w:ascii="Times New Roman" w:hAnsi="Times New Roman" w:cs="Times New Roman"/>
+          <w:b/>
+          <w:bCs/>
+          <w:sz w:val="28"/>
+          <w:szCs w:val="28"/>
+        </w:rPr>
+        <w:t>Основные проблемы управления IT-проектами:</w:t>
+      </w:r>
+    </w:p>
+    <w:p>
+      <w:pPr>
+        <w:numPr>
+          <w:ilvl w:val="0"/>
+          <w:numId w:val="35"/>
+        </w:numPr>
+        <w:tabs>
+          <w:tab w:val="clear" w:pos="720"/>
+          <w:tab w:val="left" w:pos="1134"/>
+        </w:tabs>
+        <w:spacing w:line="360" w:lineRule="auto"/>
+        <w:ind w:left="0" w:firstLine="709"/>
+        <w:jc w:val="both"/>
+        <w:rPr>
+          <w:rFonts w:ascii="Times New Roman" w:hAnsi="Times New Roman" w:cs="Times New Roman"/>
+          <w:sz w:val="28"/>
+          <w:szCs w:val="28"/>
+        </w:rPr>
+      </w:pPr>
+      <w:r>
+        <w:rPr>
+          <w:rFonts w:ascii="Times New Roman" w:hAnsi="Times New Roman" w:cs="Times New Roman"/>
+          <w:b/>
+          <w:bCs/>
+          <w:sz w:val="28"/>
+          <w:szCs w:val="28"/>
+        </w:rPr>
+        <w:t>Неопределенность требований.</w:t>
+      </w:r>
+      <w:r>
+        <w:rPr>
+          <w:rFonts w:ascii="Times New Roman" w:hAnsi="Times New Roman" w:cs="Times New Roman"/>
+          <w:sz w:val="28"/>
+          <w:szCs w:val="28"/>
+        </w:rPr>
+        <w:t> Заказчики часто не могут четко сформулировать свои потребности, что приводит к постоянным изменениям в процессе разработки.</w:t>
+      </w:r>
+    </w:p>
+    <w:p>
+      <w:pPr>
+        <w:numPr>
+          <w:ilvl w:val="0"/>
+          <w:numId w:val="35"/>
+        </w:numPr>
+        <w:tabs>
+          <w:tab w:val="clear" w:pos="720"/>
+          <w:tab w:val="left" w:pos="1134"/>
+        </w:tabs>
+        <w:spacing w:line="360" w:lineRule="auto"/>
+        <w:ind w:left="0" w:firstLine="709"/>
+        <w:jc w:val="both"/>
+        <w:rPr>
+          <w:rFonts w:ascii="Times New Roman" w:hAnsi="Times New Roman" w:cs="Times New Roman"/>
+          <w:sz w:val="28"/>
+          <w:szCs w:val="28"/>
+        </w:rPr>
+      </w:pPr>
+      <w:r>
+        <w:rPr>
+          <w:rFonts w:ascii="Times New Roman" w:hAnsi="Times New Roman" w:cs="Times New Roman"/>
+          <w:b/>
+          <w:bCs/>
+          <w:sz w:val="28"/>
+          <w:szCs w:val="28"/>
+        </w:rPr>
+        <w:t>Сложность оценки трудозатрат.</w:t>
+      </w:r>
+      <w:r>
+        <w:rPr>
+          <w:rFonts w:ascii="Times New Roman" w:hAnsi="Times New Roman" w:cs="Times New Roman"/>
+          <w:sz w:val="28"/>
+          <w:szCs w:val="28"/>
+        </w:rPr>
+        <w:t> Разработчики систематически недооценивают сложность задач, что приводит к срыву сроков.</w:t>
+      </w:r>
+    </w:p>
+    <w:p>
+      <w:pPr>
+        <w:numPr>
+          <w:ilvl w:val="0"/>
+          <w:numId w:val="35"/>
+        </w:numPr>
+        <w:tabs>
+          <w:tab w:val="clear" w:pos="720"/>
+          <w:tab w:val="left" w:pos="1134"/>
+        </w:tabs>
+        <w:spacing w:line="360" w:lineRule="auto"/>
+        <w:ind w:left="0" w:firstLine="709"/>
+        <w:jc w:val="both"/>
+        <w:rPr>
+          <w:rFonts w:ascii="Times New Roman" w:hAnsi="Times New Roman" w:cs="Times New Roman"/>
+          <w:sz w:val="28"/>
+          <w:szCs w:val="28"/>
+        </w:rPr>
+      </w:pPr>
+      <w:r>
+        <w:rPr>
+          <w:rFonts w:ascii="Times New Roman" w:hAnsi="Times New Roman" w:cs="Times New Roman"/>
+          <w:b/>
+          <w:bCs/>
+          <w:sz w:val="28"/>
+          <w:szCs w:val="28"/>
+        </w:rPr>
+        <w:t>Коммуникационные барьеры.</w:t>
+      </w:r>
+      <w:r>
+        <w:rPr>
+          <w:rFonts w:ascii="Times New Roman" w:hAnsi="Times New Roman" w:cs="Times New Roman"/>
+          <w:sz w:val="28"/>
+          <w:szCs w:val="28"/>
+        </w:rPr>
+        <w:t> Разрыв между бизнес-требованиями и технической реализацией создает</w:t>
+      </w:r>
+      <w:r>
+        <w:rPr>
+          <w:rFonts w:ascii="Microsoft JhengHei" w:eastAsia="Microsoft JhengHei" w:hAnsi="Microsoft JhengHei" w:cs="Microsoft JhengHei" w:hint="eastAsia"/>
+          <w:sz w:val="28"/>
+          <w:szCs w:val="28"/>
+        </w:rPr>
+        <w:t>误解</w:t>
+      </w:r>
+      <w:r>
+        <w:rPr>
+          <w:rFonts w:ascii="Times New Roman" w:hAnsi="Times New Roman" w:cs="Times New Roman"/>
+          <w:sz w:val="28"/>
+          <w:szCs w:val="28"/>
+        </w:rPr>
+        <w:t>.</w:t>
+      </w:r>
+    </w:p>
+    <w:p>
+      <w:pPr>
+        <w:numPr>
+          <w:ilvl w:val="0"/>
+          <w:numId w:val="35"/>
+        </w:numPr>
+        <w:tabs>
+          <w:tab w:val="clear" w:pos="720"/>
+          <w:tab w:val="left" w:pos="1134"/>
+        </w:tabs>
+        <w:spacing w:line="360" w:lineRule="auto"/>
+        <w:ind w:left="0" w:firstLine="709"/>
+        <w:jc w:val="both"/>
+        <w:rPr>
+          <w:rFonts w:ascii="Times New Roman" w:hAnsi="Times New Roman" w:cs="Times New Roman"/>
+          <w:sz w:val="28"/>
+          <w:szCs w:val="28"/>
+        </w:rPr>
+      </w:pPr>
+      <w:r>
+        <w:rPr>
+          <w:rFonts w:ascii="Times New Roman" w:hAnsi="Times New Roman" w:cs="Times New Roman"/>
+          <w:b/>
+          <w:bCs/>
+          <w:sz w:val="28"/>
+          <w:szCs w:val="28"/>
+        </w:rPr>
+        <w:t>Распределение ресурсов.</w:t>
+      </w:r>
+      <w:r>
+        <w:rPr>
+          <w:rFonts w:ascii="Times New Roman" w:hAnsi="Times New Roman" w:cs="Times New Roman"/>
+          <w:sz w:val="28"/>
+          <w:szCs w:val="28"/>
+        </w:rPr>
+        <w:t> Неправильное распределение ролей и ответственности приводит к перегрузке одних сотрудников и простою других.</w:t>
+      </w:r>
+    </w:p>
+    <w:p>
+      <w:pPr>
+        <w:numPr>
+          <w:ilvl w:val="0"/>
+          <w:numId w:val="35"/>
+        </w:numPr>
+        <w:tabs>
+          <w:tab w:val="clear" w:pos="720"/>
+          <w:tab w:val="left" w:pos="1134"/>
+        </w:tabs>
+        <w:spacing w:line="360" w:lineRule="auto"/>
+        <w:ind w:left="0" w:firstLine="709"/>
+        <w:jc w:val="both"/>
+        <w:rPr>
+          <w:rFonts w:ascii="Times New Roman" w:hAnsi="Times New Roman" w:cs="Times New Roman"/>
+          <w:sz w:val="28"/>
+          <w:szCs w:val="28"/>
+        </w:rPr>
+      </w:pPr>
+      <w:r>
+        <w:rPr>
+          <w:rFonts w:ascii="Times New Roman" w:hAnsi="Times New Roman" w:cs="Times New Roman"/>
+          <w:b/>
+          <w:bCs/>
+          <w:sz w:val="28"/>
+          <w:szCs w:val="28"/>
+        </w:rPr>
+        <w:t>Масштабируемость проектов.</w:t>
+      </w:r>
+      <w:r>
+        <w:rPr>
+          <w:rFonts w:ascii="Times New Roman" w:hAnsi="Times New Roman" w:cs="Times New Roman"/>
+          <w:sz w:val="28"/>
+          <w:szCs w:val="28"/>
+        </w:rPr>
+        <w:t> С ростом размера команды и сложности проекта exponentially увеличиваются накладные расходы на координацию.</w:t>
+      </w:r>
+    </w:p>
+    <w:p>
+      <w:pPr>
+        <w:spacing w:line="360" w:lineRule="auto"/>
+        <w:jc w:val="both"/>
+        <w:rPr>
+          <w:rFonts w:ascii="Times New Roman" w:hAnsi="Times New Roman" w:cs="Times New Roman"/>
+          <w:sz w:val="28"/>
+          <w:szCs w:val="28"/>
+        </w:rPr>
+      </w:pPr>
+      <w:r>
+        <w:rPr>
+          <w:rFonts w:ascii="Times New Roman" w:hAnsi="Times New Roman" w:cs="Times New Roman"/>
+          <w:sz w:val="28"/>
+          <w:szCs w:val="28"/>
+        </w:rPr>
+        <w:t>Статистика неудачных IT-проектов</w:t>
+      </w:r>
+      <w:r>
+        <w:rPr>
+          <w:rFonts w:ascii="Times New Roman" w:hAnsi="Times New Roman" w:cs="Times New Roman"/>
+          <w:sz w:val="28"/>
+          <w:szCs w:val="28"/>
+        </w:rPr>
+        <w:t xml:space="preserve"> представлена на таблице 1.1.</w:t>
+      </w:r>
+      <w:bookmarkStart w:id="6" w:name="_GoBack"/>
+      <w:bookmarkEnd w:id="6"/>
+    </w:p>
+    <w:tbl>
+      <w:tblPr>
+        <w:tblW w:w="9360" w:type="dxa"/>
+        <w:tblCellMar>
+          <w:top w:w="15" w:type="dxa"/>
+          <w:left w:w="15" w:type="dxa"/>
+          <w:bottom w:w="15" w:type="dxa"/>
+          <w:right w:w="15" w:type="dxa"/>
+        </w:tblCellMar>
+        <w:tblLook w:val="04A0" w:firstRow="1" w:lastRow="0" w:firstColumn="1" w:lastColumn="0" w:noHBand="0" w:noVBand="1"/>
+      </w:tblPr>
+      <w:tblGrid>
+        <w:gridCol w:w="5718"/>
+        <w:gridCol w:w="3642"/>
+      </w:tblGrid>
+      <w:tr>
+        <w:trPr>
+          <w:tblHeader/>
+        </w:trPr>
+        <w:tc>
+          <w:tcPr>
+            <w:tcW w:w="0" w:type="auto"/>
+            <w:tcBorders>
+              <w:top w:val="nil"/>
+            </w:tcBorders>
+            <w:tcMar>
+              <w:top w:w="150" w:type="dxa"/>
+              <w:left w:w="0" w:type="dxa"/>
+              <w:bottom w:w="150" w:type="dxa"/>
+              <w:right w:w="240" w:type="dxa"/>
+            </w:tcMar>
+            <w:vAlign w:val="center"/>
+            <w:hideMark/>
+          </w:tcPr>
+          <w:p>
+            <w:pPr>
+              <w:spacing w:line="360" w:lineRule="auto"/>
+              <w:rPr>
+                <w:rFonts w:ascii="Times New Roman" w:hAnsi="Times New Roman" w:cs="Times New Roman"/>
+                <w:sz w:val="28"/>
+                <w:szCs w:val="28"/>
+              </w:rPr>
+            </w:pPr>
+            <w:r>
+              <w:rPr>
+                <w:rFonts w:ascii="Times New Roman" w:hAnsi="Times New Roman" w:cs="Times New Roman"/>
+                <w:sz w:val="28"/>
+                <w:szCs w:val="28"/>
+              </w:rPr>
+              <w:lastRenderedPageBreak/>
+              <w:t>Причина неудачи</w:t>
+            </w:r>
+          </w:p>
+        </w:tc>
+        <w:tc>
+          <w:tcPr>
+            <w:tcW w:w="0" w:type="auto"/>
+            <w:tcBorders>
+              <w:top w:val="nil"/>
+            </w:tcBorders>
+            <w:tcMar>
+              <w:top w:w="150" w:type="dxa"/>
+              <w:left w:w="240" w:type="dxa"/>
+              <w:bottom w:w="150" w:type="dxa"/>
+              <w:right w:w="240" w:type="dxa"/>
+            </w:tcMar>
+            <w:vAlign w:val="center"/>
+            <w:hideMark/>
+          </w:tcPr>
+          <w:p>
+            <w:pPr>
+              <w:spacing w:line="360" w:lineRule="auto"/>
+              <w:rPr>
+                <w:rFonts w:ascii="Times New Roman" w:hAnsi="Times New Roman" w:cs="Times New Roman"/>
+                <w:sz w:val="28"/>
+                <w:szCs w:val="28"/>
+              </w:rPr>
+            </w:pPr>
+            <w:r>
+              <w:rPr>
+                <w:rFonts w:ascii="Times New Roman" w:hAnsi="Times New Roman" w:cs="Times New Roman"/>
+                <w:sz w:val="28"/>
+                <w:szCs w:val="28"/>
+              </w:rPr>
+              <w:t>Процент проектов</w:t>
+            </w:r>
+          </w:p>
+        </w:tc>
+      </w:tr>
+      <w:tr>
+        <w:tc>
+          <w:tcPr>
+            <w:tcW w:w="0" w:type="auto"/>
+            <w:tcMar>
+              <w:top w:w="150" w:type="dxa"/>
+              <w:left w:w="0" w:type="dxa"/>
+              <w:bottom w:w="150" w:type="dxa"/>
+              <w:right w:w="240" w:type="dxa"/>
+            </w:tcMar>
+            <w:vAlign w:val="center"/>
+            <w:hideMark/>
+          </w:tcPr>
+          <w:p>
+            <w:pPr>
+              <w:spacing w:line="360" w:lineRule="auto"/>
+              <w:rPr>
+                <w:rFonts w:ascii="Times New Roman" w:hAnsi="Times New Roman" w:cs="Times New Roman"/>
+                <w:sz w:val="28"/>
+                <w:szCs w:val="28"/>
+              </w:rPr>
+            </w:pPr>
+            <w:r>
+              <w:rPr>
+                <w:rFonts w:ascii="Times New Roman" w:hAnsi="Times New Roman" w:cs="Times New Roman"/>
+                <w:sz w:val="28"/>
+                <w:szCs w:val="28"/>
+              </w:rPr>
+              <w:t>Нечеткие требования</w:t>
+            </w:r>
+          </w:p>
+        </w:tc>
+        <w:tc>
+          <w:tcPr>
+            <w:tcW w:w="0" w:type="auto"/>
+            <w:tcMar>
+              <w:top w:w="150" w:type="dxa"/>
+              <w:left w:w="240" w:type="dxa"/>
+              <w:bottom w:w="150" w:type="dxa"/>
+              <w:right w:w="0" w:type="dxa"/>
+            </w:tcMar>
+            <w:vAlign w:val="center"/>
+            <w:hideMark/>
+          </w:tcPr>
+          <w:p>
+            <w:pPr>
+              <w:spacing w:line="360" w:lineRule="auto"/>
+              <w:rPr>
+                <w:rFonts w:ascii="Times New Roman" w:hAnsi="Times New Roman" w:cs="Times New Roman"/>
+                <w:sz w:val="28"/>
+                <w:szCs w:val="28"/>
+              </w:rPr>
+            </w:pPr>
+            <w:r>
+              <w:rPr>
+                <w:rFonts w:ascii="Times New Roman" w:hAnsi="Times New Roman" w:cs="Times New Roman"/>
+                <w:sz w:val="28"/>
+                <w:szCs w:val="28"/>
+              </w:rPr>
+              <w:t>43%</w:t>
+            </w:r>
+          </w:p>
+        </w:tc>
+      </w:tr>
+      <w:tr>
+        <w:tc>
+          <w:tcPr>
+            <w:tcW w:w="0" w:type="auto"/>
+            <w:tcMar>
+              <w:top w:w="150" w:type="dxa"/>
+              <w:left w:w="0" w:type="dxa"/>
+              <w:bottom w:w="150" w:type="dxa"/>
+              <w:right w:w="240" w:type="dxa"/>
+            </w:tcMar>
+            <w:vAlign w:val="center"/>
+            <w:hideMark/>
+          </w:tcPr>
+          <w:p>
+            <w:pPr>
+              <w:spacing w:line="360" w:lineRule="auto"/>
+              <w:rPr>
+                <w:rFonts w:ascii="Times New Roman" w:hAnsi="Times New Roman" w:cs="Times New Roman"/>
+                <w:sz w:val="28"/>
+                <w:szCs w:val="28"/>
+              </w:rPr>
+            </w:pPr>
+            <w:r>
+              <w:rPr>
+                <w:rFonts w:ascii="Times New Roman" w:hAnsi="Times New Roman" w:cs="Times New Roman"/>
+                <w:sz w:val="28"/>
+                <w:szCs w:val="28"/>
+              </w:rPr>
+              <w:t>Плохое планирование</w:t>
+            </w:r>
+          </w:p>
+        </w:tc>
+        <w:tc>
+          <w:tcPr>
+            <w:tcW w:w="0" w:type="auto"/>
+            <w:tcMar>
+              <w:top w:w="150" w:type="dxa"/>
+              <w:left w:w="240" w:type="dxa"/>
+              <w:bottom w:w="150" w:type="dxa"/>
+              <w:right w:w="0" w:type="dxa"/>
+            </w:tcMar>
+            <w:vAlign w:val="center"/>
+            <w:hideMark/>
+          </w:tcPr>
+          <w:p>
+            <w:pPr>
+              <w:spacing w:line="360" w:lineRule="auto"/>
+              <w:rPr>
+                <w:rFonts w:ascii="Times New Roman" w:hAnsi="Times New Roman" w:cs="Times New Roman"/>
+                <w:sz w:val="28"/>
+                <w:szCs w:val="28"/>
+              </w:rPr>
+            </w:pPr>
+            <w:r>
+              <w:rPr>
+                <w:rFonts w:ascii="Times New Roman" w:hAnsi="Times New Roman" w:cs="Times New Roman"/>
+                <w:sz w:val="28"/>
+                <w:szCs w:val="28"/>
+              </w:rPr>
+              <w:t>35%</w:t>
+            </w:r>
+          </w:p>
+        </w:tc>
+      </w:tr>
+      <w:tr>
+        <w:tc>
+          <w:tcPr>
+            <w:tcW w:w="0" w:type="auto"/>
+            <w:tcMar>
+              <w:top w:w="150" w:type="dxa"/>
+              <w:left w:w="0" w:type="dxa"/>
+              <w:bottom w:w="150" w:type="dxa"/>
+              <w:right w:w="240" w:type="dxa"/>
+            </w:tcMar>
+            <w:vAlign w:val="center"/>
+            <w:hideMark/>
+          </w:tcPr>
+          <w:p>
+            <w:pPr>
+              <w:spacing w:line="360" w:lineRule="auto"/>
+              <w:rPr>
+                <w:rFonts w:ascii="Times New Roman" w:hAnsi="Times New Roman" w:cs="Times New Roman"/>
+                <w:sz w:val="28"/>
+                <w:szCs w:val="28"/>
+              </w:rPr>
+            </w:pPr>
+            <w:r>
+              <w:rPr>
+                <w:rFonts w:ascii="Times New Roman" w:hAnsi="Times New Roman" w:cs="Times New Roman"/>
+                <w:sz w:val="28"/>
+                <w:szCs w:val="28"/>
+              </w:rPr>
+              <w:t>Недостаток ресурсов</w:t>
+            </w:r>
+          </w:p>
+        </w:tc>
+        <w:tc>
+          <w:tcPr>
+            <w:tcW w:w="0" w:type="auto"/>
+            <w:tcMar>
+              <w:top w:w="150" w:type="dxa"/>
+              <w:left w:w="240" w:type="dxa"/>
+              <w:bottom w:w="150" w:type="dxa"/>
+              <w:right w:w="0" w:type="dxa"/>
+            </w:tcMar>
+            <w:vAlign w:val="center"/>
+            <w:hideMark/>
+          </w:tcPr>
+          <w:p>
+            <w:pPr>
+              <w:spacing w:line="360" w:lineRule="auto"/>
+              <w:rPr>
+                <w:rFonts w:ascii="Times New Roman" w:hAnsi="Times New Roman" w:cs="Times New Roman"/>
+                <w:sz w:val="28"/>
+                <w:szCs w:val="28"/>
+              </w:rPr>
+            </w:pPr>
+            <w:r>
+              <w:rPr>
+                <w:rFonts w:ascii="Times New Roman" w:hAnsi="Times New Roman" w:cs="Times New Roman"/>
+                <w:sz w:val="28"/>
+                <w:szCs w:val="28"/>
+              </w:rPr>
+              <w:t>28%</w:t>
+            </w:r>
+          </w:p>
+        </w:tc>
+      </w:tr>
+      <w:tr>
+        <w:tc>
+          <w:tcPr>
+            <w:tcW w:w="0" w:type="auto"/>
+            <w:tcMar>
+              <w:top w:w="150" w:type="dxa"/>
+              <w:left w:w="0" w:type="dxa"/>
+              <w:bottom w:w="150" w:type="dxa"/>
+              <w:right w:w="240" w:type="dxa"/>
+            </w:tcMar>
+            <w:vAlign w:val="center"/>
+            <w:hideMark/>
+          </w:tcPr>
+          <w:p>
+            <w:pPr>
+              <w:spacing w:line="360" w:lineRule="auto"/>
+              <w:rPr>
+                <w:rFonts w:ascii="Times New Roman" w:hAnsi="Times New Roman" w:cs="Times New Roman"/>
+                <w:sz w:val="28"/>
+                <w:szCs w:val="28"/>
+              </w:rPr>
+            </w:pPr>
+            <w:r>
+              <w:rPr>
+                <w:rFonts w:ascii="Times New Roman" w:hAnsi="Times New Roman" w:cs="Times New Roman"/>
+                <w:sz w:val="28"/>
+                <w:szCs w:val="28"/>
+              </w:rPr>
+              <w:t>Неправильная оценка сложности</w:t>
+            </w:r>
+          </w:p>
+        </w:tc>
+        <w:tc>
+          <w:tcPr>
+            <w:tcW w:w="0" w:type="auto"/>
+            <w:tcMar>
+              <w:top w:w="150" w:type="dxa"/>
+              <w:left w:w="240" w:type="dxa"/>
+              <w:bottom w:w="150" w:type="dxa"/>
+              <w:right w:w="0" w:type="dxa"/>
+            </w:tcMar>
+            <w:vAlign w:val="center"/>
+            <w:hideMark/>
+          </w:tcPr>
+          <w:p>
+            <w:pPr>
+              <w:spacing w:line="360" w:lineRule="auto"/>
+              <w:rPr>
+                <w:rFonts w:ascii="Times New Roman" w:hAnsi="Times New Roman" w:cs="Times New Roman"/>
+                <w:sz w:val="28"/>
+                <w:szCs w:val="28"/>
+              </w:rPr>
+            </w:pPr>
+            <w:r>
+              <w:rPr>
+                <w:rFonts w:ascii="Times New Roman" w:hAnsi="Times New Roman" w:cs="Times New Roman"/>
+                <w:sz w:val="28"/>
+                <w:szCs w:val="28"/>
+              </w:rPr>
+              <w:t>24%</w:t>
+            </w:r>
+          </w:p>
+        </w:tc>
+      </w:tr>
+      <w:tr>
+        <w:tc>
+          <w:tcPr>
+            <w:tcW w:w="0" w:type="auto"/>
+            <w:tcMar>
+              <w:top w:w="150" w:type="dxa"/>
+              <w:left w:w="0" w:type="dxa"/>
+              <w:bottom w:w="150" w:type="dxa"/>
+              <w:right w:w="240" w:type="dxa"/>
+            </w:tcMar>
+            <w:vAlign w:val="center"/>
+            <w:hideMark/>
+          </w:tcPr>
+          <w:p>
+            <w:pPr>
+              <w:spacing w:line="360" w:lineRule="auto"/>
+              <w:rPr>
+                <w:rFonts w:ascii="Times New Roman" w:hAnsi="Times New Roman" w:cs="Times New Roman"/>
+                <w:sz w:val="28"/>
+                <w:szCs w:val="28"/>
+              </w:rPr>
+            </w:pPr>
+            <w:r>
+              <w:rPr>
+                <w:rFonts w:ascii="Times New Roman" w:hAnsi="Times New Roman" w:cs="Times New Roman"/>
+                <w:sz w:val="28"/>
+                <w:szCs w:val="28"/>
+              </w:rPr>
+              <w:t>Проблемы с коммуникацией</w:t>
+            </w:r>
+          </w:p>
+        </w:tc>
+        <w:tc>
+          <w:tcPr>
+            <w:tcW w:w="0" w:type="auto"/>
+            <w:tcMar>
+              <w:top w:w="150" w:type="dxa"/>
+              <w:left w:w="240" w:type="dxa"/>
+              <w:bottom w:w="150" w:type="dxa"/>
+              <w:right w:w="0" w:type="dxa"/>
+            </w:tcMar>
+            <w:vAlign w:val="center"/>
+            <w:hideMark/>
+          </w:tcPr>
+          <w:p>
+            <w:pPr>
+              <w:spacing w:line="360" w:lineRule="auto"/>
+              <w:rPr>
+                <w:rFonts w:ascii="Times New Roman" w:hAnsi="Times New Roman" w:cs="Times New Roman"/>
+                <w:sz w:val="28"/>
+                <w:szCs w:val="28"/>
+              </w:rPr>
+            </w:pPr>
+            <w:r>
+              <w:rPr>
+                <w:rFonts w:ascii="Times New Roman" w:hAnsi="Times New Roman" w:cs="Times New Roman"/>
+                <w:sz w:val="28"/>
+                <w:szCs w:val="28"/>
+              </w:rPr>
+              <w:t>22%</w:t>
+            </w:r>
+          </w:p>
+        </w:tc>
+      </w:tr>
+    </w:tbl>
+    <w:p>
+      <w:pPr>
+        <w:spacing w:line="360" w:lineRule="auto"/>
+        <w:rPr>
+          <w:rFonts w:ascii="Times New Roman" w:hAnsi="Times New Roman" w:cs="Times New Roman"/>
+          <w:sz w:val="28"/>
+          <w:szCs w:val="28"/>
+          <w:lang w:val="en-US"/>
+        </w:rPr>
+      </w:pPr>
+      <w:r>
+        <w:rPr>
+          <w:rFonts w:ascii="Times New Roman" w:hAnsi="Times New Roman" w:cs="Times New Roman"/>
+          <w:i/>
+          <w:iCs/>
+          <w:sz w:val="28"/>
+          <w:szCs w:val="28"/>
+        </w:rPr>
+        <w:t>Источник</w:t>
+      </w:r>
+      <w:r>
+        <w:rPr>
+          <w:rFonts w:ascii="Times New Roman" w:hAnsi="Times New Roman" w:cs="Times New Roman"/>
+          <w:i/>
+          <w:iCs/>
+          <w:sz w:val="28"/>
+          <w:szCs w:val="28"/>
+          <w:lang w:val="en-US"/>
+        </w:rPr>
+        <w:t>: Standish Group Chaos Report 2020</w:t>
+      </w:r>
+    </w:p>
+    <w:p>
+      <w:pPr>
+        <w:spacing w:line="360" w:lineRule="auto"/>
+        <w:rPr>
+          <w:rFonts w:ascii="Times New Roman" w:hAnsi="Times New Roman" w:cs="Times New Roman"/>
+          <w:b/>
+          <w:bCs/>
+          <w:sz w:val="28"/>
+          <w:szCs w:val="28"/>
+        </w:rPr>
+      </w:pPr>
+      <w:r>
+        <w:rPr>
+          <w:rFonts w:ascii="Times New Roman" w:hAnsi="Times New Roman" w:cs="Times New Roman"/>
+          <w:b/>
+          <w:bCs/>
+          <w:sz w:val="28"/>
+          <w:szCs w:val="28"/>
+        </w:rPr>
+        <w:t>1.2. Роль декомпозиции задач в</w:t>
+      </w:r>
+      <w:r>
+        <w:rPr>
+          <w:rFonts w:ascii="Microsoft JhengHei" w:eastAsia="Microsoft JhengHei" w:hAnsi="Microsoft JhengHei" w:cs="Microsoft JhengHei" w:hint="eastAsia"/>
+          <w:b/>
+          <w:bCs/>
+          <w:sz w:val="28"/>
+          <w:szCs w:val="28"/>
+        </w:rPr>
+        <w:t>项目管理</w:t>
+      </w:r>
+    </w:p>
+    <w:p>
+      <w:pPr>
+        <w:spacing w:line="360" w:lineRule="auto"/>
+        <w:rPr>
+          <w:rFonts w:ascii="Times New Roman" w:hAnsi="Times New Roman" w:cs="Times New Roman"/>
+          <w:sz w:val="28"/>
+          <w:szCs w:val="28"/>
+        </w:rPr>
+      </w:pPr>
+      <w:r>
+        <w:rPr>
+          <w:rFonts w:ascii="Times New Roman" w:hAnsi="Times New Roman" w:cs="Times New Roman"/>
+          <w:sz w:val="28"/>
+          <w:szCs w:val="28"/>
+        </w:rPr>
+        <w:t>Декомпозиция задач (Work Breakdown Structure, WBS) является фундаментальным инструментом управления проектами. WBS представляет собой иерархическое разбиение проекта на более мелкие, управляемые компоненты.</w:t>
+      </w:r>
+    </w:p>
+    <w:p>
+      <w:pPr>
+        <w:spacing w:line="360" w:lineRule="auto"/>
+        <w:rPr>
+          <w:rFonts w:ascii="Times New Roman" w:hAnsi="Times New Roman" w:cs="Times New Roman"/>
+          <w:sz w:val="28"/>
+          <w:szCs w:val="28"/>
+        </w:rPr>
+      </w:pPr>
+      <w:r>
+        <w:rPr>
+          <w:rFonts w:ascii="Times New Roman" w:hAnsi="Times New Roman" w:cs="Times New Roman"/>
+          <w:b/>
+          <w:bCs/>
+          <w:sz w:val="28"/>
+          <w:szCs w:val="28"/>
+        </w:rPr>
+        <w:t>Принципы эффективной декомпозиции:</w:t>
+      </w:r>
+    </w:p>
+    <w:p>
+      <w:pPr>
+        <w:numPr>
+          <w:ilvl w:val="0"/>
+          <w:numId w:val="36"/>
+        </w:numPr>
+        <w:spacing w:line="360" w:lineRule="auto"/>
+        <w:rPr>
+          <w:rFonts w:ascii="Times New Roman" w:hAnsi="Times New Roman" w:cs="Times New Roman"/>
+          <w:sz w:val="28"/>
+          <w:szCs w:val="28"/>
+        </w:rPr>
+      </w:pPr>
+      <w:r>
+        <w:rPr>
+          <w:rFonts w:ascii="Times New Roman" w:hAnsi="Times New Roman" w:cs="Times New Roman"/>
+          <w:b/>
+          <w:bCs/>
+          <w:sz w:val="28"/>
+          <w:szCs w:val="28"/>
+        </w:rPr>
+        <w:t>Правило 100%</w:t>
+      </w:r>
+      <w:r>
+        <w:rPr>
+          <w:rFonts w:ascii="Times New Roman" w:hAnsi="Times New Roman" w:cs="Times New Roman"/>
+          <w:sz w:val="28"/>
+          <w:szCs w:val="28"/>
+        </w:rPr>
+        <w:t> — WBS должна включать 100% работ, определенных в рамках проекта.</w:t>
+      </w:r>
+    </w:p>
+    <w:p>
+      <w:pPr>
+        <w:numPr>
+          <w:ilvl w:val="0"/>
+          <w:numId w:val="36"/>
+        </w:numPr>
+        <w:spacing w:line="360" w:lineRule="auto"/>
+        <w:rPr>
+          <w:rFonts w:ascii="Times New Roman" w:hAnsi="Times New Roman" w:cs="Times New Roman"/>
+          <w:sz w:val="28"/>
+          <w:szCs w:val="28"/>
+        </w:rPr>
+      </w:pPr>
+      <w:r>
+        <w:rPr>
+          <w:rFonts w:ascii="Times New Roman" w:hAnsi="Times New Roman" w:cs="Times New Roman"/>
+          <w:b/>
+          <w:bCs/>
+          <w:sz w:val="28"/>
+          <w:szCs w:val="28"/>
+        </w:rPr>
+        <w:t>Взаимная исключительность</w:t>
+      </w:r>
+      <w:r>
+        <w:rPr>
+          <w:rFonts w:ascii="Times New Roman" w:hAnsi="Times New Roman" w:cs="Times New Roman"/>
+          <w:sz w:val="28"/>
+          <w:szCs w:val="28"/>
+        </w:rPr>
+        <w:t> — элементы WBS не должны пересекаться.</w:t>
+      </w:r>
+    </w:p>
+    <w:p>
+      <w:pPr>
+        <w:numPr>
+          <w:ilvl w:val="0"/>
+          <w:numId w:val="36"/>
+        </w:numPr>
+        <w:spacing w:line="360" w:lineRule="auto"/>
+        <w:rPr>
+          <w:rFonts w:ascii="Times New Roman" w:hAnsi="Times New Roman" w:cs="Times New Roman"/>
+          <w:sz w:val="28"/>
+          <w:szCs w:val="28"/>
+        </w:rPr>
+      </w:pPr>
+      <w:r>
+        <w:rPr>
+          <w:rFonts w:ascii="Times New Roman" w:hAnsi="Times New Roman" w:cs="Times New Roman"/>
+          <w:b/>
+          <w:bCs/>
+          <w:sz w:val="28"/>
+          <w:szCs w:val="28"/>
+        </w:rPr>
+        <w:t>Атомарность</w:t>
+      </w:r>
+      <w:r>
+        <w:rPr>
+          <w:rFonts w:ascii="Times New Roman" w:hAnsi="Times New Roman" w:cs="Times New Roman"/>
+          <w:sz w:val="28"/>
+          <w:szCs w:val="28"/>
+        </w:rPr>
+        <w:t> — каждый элемент должен быть неделимым для назначения одному исполнителю.</w:t>
+      </w:r>
+    </w:p>
+    <w:p>
+      <w:pPr>
+        <w:numPr>
+          <w:ilvl w:val="0"/>
+          <w:numId w:val="36"/>
+        </w:numPr>
+        <w:spacing w:line="360" w:lineRule="auto"/>
+        <w:rPr>
+          <w:rFonts w:ascii="Times New Roman" w:hAnsi="Times New Roman" w:cs="Times New Roman"/>
+          <w:sz w:val="28"/>
+          <w:szCs w:val="28"/>
+        </w:rPr>
+      </w:pPr>
+      <w:r>
+        <w:rPr>
+          <w:rFonts w:ascii="Times New Roman" w:hAnsi="Times New Roman" w:cs="Times New Roman"/>
+          <w:b/>
+          <w:bCs/>
+          <w:sz w:val="28"/>
+          <w:szCs w:val="28"/>
+        </w:rPr>
+        <w:t>Измеримость</w:t>
+      </w:r>
+      <w:r>
+        <w:rPr>
+          <w:rFonts w:ascii="Times New Roman" w:hAnsi="Times New Roman" w:cs="Times New Roman"/>
+          <w:sz w:val="28"/>
+          <w:szCs w:val="28"/>
+        </w:rPr>
+        <w:t> — каждый элемент должен иметь измеримый результат.</w:t>
+      </w:r>
+    </w:p>
+    <w:p>
+      <w:pPr>
+        <w:spacing w:line="360" w:lineRule="auto"/>
+        <w:rPr>
+          <w:rFonts w:ascii="Times New Roman" w:hAnsi="Times New Roman" w:cs="Times New Roman"/>
+          <w:sz w:val="28"/>
+          <w:szCs w:val="28"/>
+        </w:rPr>
+      </w:pPr>
+      <w:r>
+        <w:rPr>
+          <w:rFonts w:ascii="Times New Roman" w:hAnsi="Times New Roman" w:cs="Times New Roman"/>
+          <w:b/>
+          <w:bCs/>
+          <w:sz w:val="28"/>
+          <w:szCs w:val="28"/>
+        </w:rPr>
+        <w:lastRenderedPageBreak/>
+        <w:t>Традиционные методы декомпозиции:</w:t>
+      </w:r>
+    </w:p>
+    <w:p>
+      <w:pPr>
+        <w:numPr>
+          <w:ilvl w:val="0"/>
+          <w:numId w:val="37"/>
+        </w:numPr>
+        <w:spacing w:line="360" w:lineRule="auto"/>
+        <w:rPr>
+          <w:rFonts w:ascii="Times New Roman" w:hAnsi="Times New Roman" w:cs="Times New Roman"/>
+          <w:sz w:val="28"/>
+          <w:szCs w:val="28"/>
+        </w:rPr>
+      </w:pPr>
+      <w:r>
+        <w:rPr>
+          <w:rFonts w:ascii="Times New Roman" w:hAnsi="Times New Roman" w:cs="Times New Roman"/>
+          <w:b/>
+          <w:bCs/>
+          <w:sz w:val="28"/>
+          <w:szCs w:val="28"/>
+        </w:rPr>
+        <w:t>Метод "сверху-вниз"</w:t>
+      </w:r>
+      <w:r>
+        <w:rPr>
+          <w:rFonts w:ascii="Times New Roman" w:hAnsi="Times New Roman" w:cs="Times New Roman"/>
+          <w:sz w:val="28"/>
+          <w:szCs w:val="28"/>
+        </w:rPr>
+        <w:t> — последовательное разбиение главных задач на подзадачи.</w:t>
+      </w:r>
+    </w:p>
+    <w:p>
+      <w:pPr>
+        <w:numPr>
+          <w:ilvl w:val="0"/>
+          <w:numId w:val="37"/>
+        </w:numPr>
+        <w:spacing w:line="360" w:lineRule="auto"/>
+        <w:rPr>
+          <w:rFonts w:ascii="Times New Roman" w:hAnsi="Times New Roman" w:cs="Times New Roman"/>
+          <w:sz w:val="28"/>
+          <w:szCs w:val="28"/>
+        </w:rPr>
+      </w:pPr>
+      <w:r>
+        <w:rPr>
+          <w:rFonts w:ascii="Times New Roman" w:hAnsi="Times New Roman" w:cs="Times New Roman"/>
+          <w:b/>
+          <w:bCs/>
+          <w:sz w:val="28"/>
+          <w:szCs w:val="28"/>
+        </w:rPr>
+        <w:t>Метод "снизу-вверх"</w:t>
+      </w:r>
+      <w:r>
+        <w:rPr>
+          <w:rFonts w:ascii="Times New Roman" w:hAnsi="Times New Roman" w:cs="Times New Roman"/>
+          <w:sz w:val="28"/>
+          <w:szCs w:val="28"/>
+        </w:rPr>
+        <w:t> — агрегация мелких задач в более крупные блоки.</w:t>
+      </w:r>
+    </w:p>
+    <w:p>
+      <w:pPr>
+        <w:numPr>
+          <w:ilvl w:val="0"/>
+          <w:numId w:val="37"/>
+        </w:numPr>
+        <w:spacing w:line="360" w:lineRule="auto"/>
+        <w:rPr>
+          <w:rFonts w:ascii="Times New Roman" w:hAnsi="Times New Roman" w:cs="Times New Roman"/>
+          <w:sz w:val="28"/>
+          <w:szCs w:val="28"/>
+        </w:rPr>
+      </w:pPr>
+      <w:r>
+        <w:rPr>
+          <w:rFonts w:ascii="Times New Roman" w:hAnsi="Times New Roman" w:cs="Times New Roman"/>
+          <w:b/>
+          <w:bCs/>
+          <w:sz w:val="28"/>
+          <w:szCs w:val="28"/>
+        </w:rPr>
+        <w:t>Метод аналогий</w:t>
+      </w:r>
+      <w:r>
+        <w:rPr>
+          <w:rFonts w:ascii="Times New Roman" w:hAnsi="Times New Roman" w:cs="Times New Roman"/>
+          <w:sz w:val="28"/>
+          <w:szCs w:val="28"/>
+        </w:rPr>
+        <w:t> — использование шаблонов предыдущих проектов.</w:t>
+      </w:r>
+    </w:p>
+    <w:p>
+      <w:pPr>
+        <w:numPr>
+          <w:ilvl w:val="0"/>
+          <w:numId w:val="37"/>
+        </w:numPr>
+        <w:spacing w:line="360" w:lineRule="auto"/>
+        <w:rPr>
+          <w:rFonts w:ascii="Times New Roman" w:hAnsi="Times New Roman" w:cs="Times New Roman"/>
+          <w:sz w:val="28"/>
+          <w:szCs w:val="28"/>
+        </w:rPr>
+      </w:pPr>
+      <w:r>
+        <w:rPr>
+          <w:rFonts w:ascii="Times New Roman" w:hAnsi="Times New Roman" w:cs="Times New Roman"/>
+          <w:b/>
+          <w:bCs/>
+          <w:sz w:val="28"/>
+          <w:szCs w:val="28"/>
+        </w:rPr>
+        <w:t>Экспертный метод</w:t>
+      </w:r>
+      <w:r>
+        <w:rPr>
+          <w:rFonts w:ascii="Times New Roman" w:hAnsi="Times New Roman" w:cs="Times New Roman"/>
+          <w:sz w:val="28"/>
+          <w:szCs w:val="28"/>
+        </w:rPr>
+        <w:t> — привлечение экспертов для разбиения задач.</w:t>
+      </w:r>
+    </w:p>
+    <w:p>
+      <w:pPr>
+        <w:spacing w:line="360" w:lineRule="auto"/>
+        <w:rPr>
+          <w:rFonts w:ascii="Times New Roman" w:hAnsi="Times New Roman" w:cs="Times New Roman"/>
+          <w:sz w:val="28"/>
+          <w:szCs w:val="28"/>
+        </w:rPr>
+      </w:pPr>
+      <w:r>
+        <w:rPr>
+          <w:rFonts w:ascii="Times New Roman" w:hAnsi="Times New Roman" w:cs="Times New Roman"/>
+          <w:b/>
+          <w:bCs/>
+          <w:sz w:val="28"/>
+          <w:szCs w:val="28"/>
+        </w:rPr>
+        <w:t>Проблемы ручной декомпозиции:</w:t>
+      </w:r>
+    </w:p>
+    <w:p>
+      <w:pPr>
+        <w:spacing w:line="360" w:lineRule="auto"/>
+        <w:rPr>
+          <w:rFonts w:ascii="Times New Roman" w:hAnsi="Times New Roman" w:cs="Times New Roman"/>
+          <w:sz w:val="28"/>
+          <w:szCs w:val="28"/>
+        </w:rPr>
+      </w:pPr>
+      <w:r>
+        <w:rPr>
+          <w:rFonts w:ascii="Times New Roman" w:hAnsi="Times New Roman" w:cs="Times New Roman"/>
+          <w:sz w:val="28"/>
+          <w:szCs w:val="28"/>
+        </w:rPr>
+        <w:t>Традиционная декомпозиция требует значительных временных затрат (в среднем 8-12 часов на проект средней сложности). При этом качество результата сильно зависит от опыта проектного менеджера. Исследования показывают, что даже опытные PM допускают систематические ошибки при оценке сложности и пропускают важные подзадачи.</w:t>
+      </w:r>
+    </w:p>
+    <w:p>
+      <w:pPr>
+        <w:spacing w:line="360" w:lineRule="auto"/>
+        <w:rPr>
+          <w:rFonts w:ascii="Times New Roman" w:hAnsi="Times New Roman" w:cs="Times New Roman"/>
+          <w:b/>
+          <w:bCs/>
+          <w:sz w:val="28"/>
+          <w:szCs w:val="28"/>
+        </w:rPr>
+      </w:pPr>
+      <w:r>
+        <w:rPr>
+          <w:rFonts w:ascii="Times New Roman" w:hAnsi="Times New Roman" w:cs="Times New Roman"/>
+          <w:b/>
+          <w:bCs/>
+          <w:sz w:val="28"/>
+          <w:szCs w:val="28"/>
+        </w:rPr>
+        <w:t>1.3. Применение методов искусственного интеллекта</w:t>
+      </w:r>
+    </w:p>
+    <w:p>
+      <w:pPr>
+        <w:spacing w:line="360" w:lineRule="auto"/>
+        <w:rPr>
+          <w:rFonts w:ascii="Times New Roman" w:hAnsi="Times New Roman" w:cs="Times New Roman"/>
+          <w:sz w:val="28"/>
+          <w:szCs w:val="28"/>
+        </w:rPr>
+      </w:pPr>
+      <w:r>
+        <w:rPr>
+          <w:rFonts w:ascii="Times New Roman" w:hAnsi="Times New Roman" w:cs="Times New Roman"/>
+          <w:sz w:val="28"/>
+          <w:szCs w:val="28"/>
+        </w:rPr>
+        <w:t>Искусственный интеллект открывает новые возможности для автоматизации управления проектами. Основные направления применения ИИ в</w:t>
+      </w:r>
+      <w:r>
+        <w:rPr>
+          <w:rFonts w:ascii="Microsoft JhengHei" w:eastAsia="Microsoft JhengHei" w:hAnsi="Microsoft JhengHei" w:cs="Microsoft JhengHei" w:hint="eastAsia"/>
+          <w:sz w:val="28"/>
+          <w:szCs w:val="28"/>
+        </w:rPr>
+        <w:t>项目管理</w:t>
+      </w:r>
+      <w:r>
+        <w:rPr>
+          <w:rFonts w:ascii="Times New Roman" w:hAnsi="Times New Roman" w:cs="Times New Roman"/>
+          <w:sz w:val="28"/>
+          <w:szCs w:val="28"/>
+        </w:rPr>
+        <w:t>:</w:t>
+      </w:r>
+    </w:p>
+    <w:p>
+      <w:pPr>
+        <w:spacing w:line="360" w:lineRule="auto"/>
+        <w:rPr>
+          <w:rFonts w:ascii="Times New Roman" w:hAnsi="Times New Roman" w:cs="Times New Roman"/>
+          <w:sz w:val="28"/>
+          <w:szCs w:val="28"/>
+        </w:rPr>
+      </w:pPr>
+      <w:r>
+        <w:rPr>
+          <w:rFonts w:ascii="Times New Roman" w:hAnsi="Times New Roman" w:cs="Times New Roman"/>
+          <w:b/>
+          <w:bCs/>
+          <w:sz w:val="28"/>
+          <w:szCs w:val="28"/>
+        </w:rPr>
+        <w:t>1. Обработка естественного языка (NLP)</w:t>
+      </w:r>
+    </w:p>
+    <w:p>
+      <w:pPr>
+        <w:numPr>
+          <w:ilvl w:val="0"/>
+          <w:numId w:val="38"/>
+        </w:numPr>
+        <w:spacing w:line="360" w:lineRule="auto"/>
+        <w:rPr>
+          <w:rFonts w:ascii="Times New Roman" w:hAnsi="Times New Roman" w:cs="Times New Roman"/>
+          <w:sz w:val="28"/>
+          <w:szCs w:val="28"/>
+        </w:rPr>
+      </w:pPr>
+      <w:r>
+        <w:rPr>
+          <w:rFonts w:ascii="Times New Roman" w:hAnsi="Times New Roman" w:cs="Times New Roman"/>
+          <w:sz w:val="28"/>
+          <w:szCs w:val="28"/>
+        </w:rPr>
+        <w:t>Извлечение требований из текстовых описаний</w:t>
+      </w:r>
+    </w:p>
+    <w:p>
+      <w:pPr>
+        <w:numPr>
+          <w:ilvl w:val="0"/>
+          <w:numId w:val="38"/>
+        </w:numPr>
+        <w:spacing w:line="360" w:lineRule="auto"/>
+        <w:rPr>
+          <w:rFonts w:ascii="Times New Roman" w:hAnsi="Times New Roman" w:cs="Times New Roman"/>
+          <w:sz w:val="28"/>
+          <w:szCs w:val="28"/>
+        </w:rPr>
+      </w:pPr>
+      <w:r>
+        <w:rPr>
+          <w:rFonts w:ascii="Times New Roman" w:hAnsi="Times New Roman" w:cs="Times New Roman"/>
+          <w:sz w:val="28"/>
+          <w:szCs w:val="28"/>
+        </w:rPr>
+        <w:t>Классификация задач по типам и приоритетам</w:t>
+      </w:r>
+    </w:p>
+    <w:p>
+      <w:pPr>
+        <w:numPr>
+          <w:ilvl w:val="0"/>
+          <w:numId w:val="38"/>
+        </w:numPr>
+        <w:spacing w:line="360" w:lineRule="auto"/>
+        <w:rPr>
+          <w:rFonts w:ascii="Times New Roman" w:hAnsi="Times New Roman" w:cs="Times New Roman"/>
+          <w:sz w:val="28"/>
+          <w:szCs w:val="28"/>
+        </w:rPr>
+      </w:pPr>
+      <w:r>
+        <w:rPr>
+          <w:rFonts w:ascii="Times New Roman" w:hAnsi="Times New Roman" w:cs="Times New Roman"/>
+          <w:sz w:val="28"/>
+          <w:szCs w:val="28"/>
+        </w:rPr>
+        <w:t>Анализ коммуникаций в команде</w:t>
+      </w:r>
+    </w:p>
+    <w:p>
+      <w:pPr>
+        <w:spacing w:line="360" w:lineRule="auto"/>
+        <w:rPr>
+          <w:rFonts w:ascii="Times New Roman" w:hAnsi="Times New Roman" w:cs="Times New Roman"/>
+          <w:sz w:val="28"/>
+          <w:szCs w:val="28"/>
+        </w:rPr>
+      </w:pPr>
+      <w:r>
+        <w:rPr>
+          <w:rFonts w:ascii="Times New Roman" w:hAnsi="Times New Roman" w:cs="Times New Roman"/>
+          <w:b/>
+          <w:bCs/>
+          <w:sz w:val="28"/>
+          <w:szCs w:val="28"/>
+        </w:rPr>
+        <w:t>2. Машинное обучение</w:t>
+      </w:r>
+    </w:p>
+    <w:p>
+      <w:pPr>
+        <w:numPr>
+          <w:ilvl w:val="0"/>
+          <w:numId w:val="39"/>
+        </w:numPr>
+        <w:spacing w:line="360" w:lineRule="auto"/>
+        <w:rPr>
+          <w:rFonts w:ascii="Times New Roman" w:hAnsi="Times New Roman" w:cs="Times New Roman"/>
+          <w:sz w:val="28"/>
+          <w:szCs w:val="28"/>
+        </w:rPr>
+      </w:pPr>
+      <w:r>
+        <w:rPr>
+          <w:rFonts w:ascii="Times New Roman" w:hAnsi="Times New Roman" w:cs="Times New Roman"/>
+          <w:sz w:val="28"/>
+          <w:szCs w:val="28"/>
+        </w:rPr>
+        <w:t>Предсказание сроков выполнения задач</w:t>
+      </w:r>
+    </w:p>
+    <w:p>
+      <w:pPr>
+        <w:numPr>
+          <w:ilvl w:val="0"/>
+          <w:numId w:val="39"/>
+        </w:numPr>
+        <w:spacing w:line="360" w:lineRule="auto"/>
+        <w:rPr>
+          <w:rFonts w:ascii="Times New Roman" w:hAnsi="Times New Roman" w:cs="Times New Roman"/>
+          <w:sz w:val="28"/>
+          <w:szCs w:val="28"/>
+        </w:rPr>
+      </w:pPr>
+      <w:r>
+        <w:rPr>
+          <w:rFonts w:ascii="Times New Roman" w:hAnsi="Times New Roman" w:cs="Times New Roman"/>
+          <w:sz w:val="28"/>
+          <w:szCs w:val="28"/>
+        </w:rPr>
+        <w:t>Оценка рисков на основе исторических данных</w:t>
+      </w:r>
+    </w:p>
+    <w:p>
+      <w:pPr>
+        <w:numPr>
+          <w:ilvl w:val="0"/>
+          <w:numId w:val="39"/>
+        </w:numPr>
+        <w:spacing w:line="360" w:lineRule="auto"/>
+        <w:rPr>
+          <w:rFonts w:ascii="Times New Roman" w:hAnsi="Times New Roman" w:cs="Times New Roman"/>
+          <w:sz w:val="28"/>
+          <w:szCs w:val="28"/>
+        </w:rPr>
+      </w:pPr>
+      <w:r>
+        <w:rPr>
+          <w:rFonts w:ascii="Times New Roman" w:hAnsi="Times New Roman" w:cs="Times New Roman"/>
+          <w:sz w:val="28"/>
+          <w:szCs w:val="28"/>
+        </w:rPr>
+        <w:lastRenderedPageBreak/>
+        <w:t>Оптимизация распределения ресурсов</w:t>
+      </w:r>
+    </w:p>
+    <w:p>
+      <w:pPr>
+        <w:spacing w:line="360" w:lineRule="auto"/>
+        <w:rPr>
+          <w:rFonts w:ascii="Times New Roman" w:hAnsi="Times New Roman" w:cs="Times New Roman"/>
+          <w:sz w:val="28"/>
+          <w:szCs w:val="28"/>
+        </w:rPr>
+      </w:pPr>
+      <w:r>
+        <w:rPr>
+          <w:rFonts w:ascii="Times New Roman" w:hAnsi="Times New Roman" w:cs="Times New Roman"/>
+          <w:b/>
+          <w:bCs/>
+          <w:sz w:val="28"/>
+          <w:szCs w:val="28"/>
+        </w:rPr>
+        <w:t>3. Нейронные сети</w:t>
+      </w:r>
+    </w:p>
+    <w:p>
+      <w:pPr>
+        <w:numPr>
+          <w:ilvl w:val="0"/>
+          <w:numId w:val="40"/>
+        </w:numPr>
+        <w:spacing w:line="360" w:lineRule="auto"/>
+        <w:rPr>
+          <w:rFonts w:ascii="Times New Roman" w:hAnsi="Times New Roman" w:cs="Times New Roman"/>
+          <w:sz w:val="28"/>
+          <w:szCs w:val="28"/>
+        </w:rPr>
+      </w:pPr>
+      <w:r>
+        <w:rPr>
+          <w:rFonts w:ascii="Times New Roman" w:hAnsi="Times New Roman" w:cs="Times New Roman"/>
+          <w:sz w:val="28"/>
+          <w:szCs w:val="28"/>
+        </w:rPr>
+        <w:t>Кластеризация похожих задач</w:t>
+      </w:r>
+    </w:p>
+    <w:p>
+      <w:pPr>
+        <w:numPr>
+          <w:ilvl w:val="0"/>
+          <w:numId w:val="40"/>
+        </w:numPr>
+        <w:spacing w:line="360" w:lineRule="auto"/>
+        <w:rPr>
+          <w:rFonts w:ascii="Times New Roman" w:hAnsi="Times New Roman" w:cs="Times New Roman"/>
+          <w:sz w:val="28"/>
+          <w:szCs w:val="28"/>
+        </w:rPr>
+      </w:pPr>
+      <w:r>
+        <w:rPr>
+          <w:rFonts w:ascii="Times New Roman" w:hAnsi="Times New Roman" w:cs="Times New Roman"/>
+          <w:sz w:val="28"/>
+          <w:szCs w:val="28"/>
+        </w:rPr>
+        <w:t>Генерация подзадач на основе шаблонов</w:t>
+      </w:r>
+    </w:p>
+    <w:p>
+      <w:pPr>
+        <w:numPr>
+          <w:ilvl w:val="0"/>
+          <w:numId w:val="40"/>
+        </w:numPr>
+        <w:spacing w:line="360" w:lineRule="auto"/>
+        <w:rPr>
+          <w:rFonts w:ascii="Times New Roman" w:hAnsi="Times New Roman" w:cs="Times New Roman"/>
+          <w:sz w:val="28"/>
+          <w:szCs w:val="28"/>
+        </w:rPr>
+      </w:pPr>
+      <w:r>
+        <w:rPr>
+          <w:rFonts w:ascii="Times New Roman" w:hAnsi="Times New Roman" w:cs="Times New Roman"/>
+          <w:sz w:val="28"/>
+          <w:szCs w:val="28"/>
+        </w:rPr>
+        <w:t>Анализ взаимосвязей между задачами</w:t>
+      </w:r>
+    </w:p>
+    <w:p>
+      <w:pPr>
+        <w:spacing w:line="360" w:lineRule="auto"/>
+        <w:rPr>
+          <w:rFonts w:ascii="Times New Roman" w:hAnsi="Times New Roman" w:cs="Times New Roman"/>
+          <w:sz w:val="28"/>
+          <w:szCs w:val="28"/>
+        </w:rPr>
+      </w:pPr>
+      <w:r>
+        <w:rPr>
+          <w:rFonts w:ascii="Times New Roman" w:hAnsi="Times New Roman" w:cs="Times New Roman"/>
+          <w:b/>
+          <w:bCs/>
+          <w:sz w:val="28"/>
+          <w:szCs w:val="28"/>
+        </w:rPr>
+        <w:t>4. Генеративные модели</w:t>
+      </w:r>
+    </w:p>
+    <w:p>
+      <w:pPr>
+        <w:numPr>
+          <w:ilvl w:val="0"/>
+          <w:numId w:val="41"/>
+        </w:numPr>
+        <w:spacing w:line="360" w:lineRule="auto"/>
+        <w:rPr>
+          <w:rFonts w:ascii="Times New Roman" w:hAnsi="Times New Roman" w:cs="Times New Roman"/>
+          <w:sz w:val="28"/>
+          <w:szCs w:val="28"/>
+        </w:rPr>
+      </w:pPr>
+      <w:r>
+        <w:rPr>
+          <w:rFonts w:ascii="Times New Roman" w:hAnsi="Times New Roman" w:cs="Times New Roman"/>
+          <w:sz w:val="28"/>
+          <w:szCs w:val="28"/>
+        </w:rPr>
+        <w:t>Автоматическое создание документации</w:t>
+      </w:r>
+    </w:p>
+    <w:p>
+      <w:pPr>
+        <w:numPr>
+          <w:ilvl w:val="0"/>
+          <w:numId w:val="41"/>
+        </w:numPr>
+        <w:spacing w:line="360" w:lineRule="auto"/>
+        <w:rPr>
+          <w:rFonts w:ascii="Times New Roman" w:hAnsi="Times New Roman" w:cs="Times New Roman"/>
+          <w:sz w:val="28"/>
+          <w:szCs w:val="28"/>
+        </w:rPr>
+      </w:pPr>
+      <w:r>
+        <w:rPr>
+          <w:rFonts w:ascii="Times New Roman" w:hAnsi="Times New Roman" w:cs="Times New Roman"/>
+          <w:sz w:val="28"/>
+          <w:szCs w:val="28"/>
+        </w:rPr>
+        <w:t>Генерация тестовых сценариев</w:t>
+      </w:r>
+    </w:p>
+    <w:p>
+      <w:pPr>
+        <w:numPr>
+          <w:ilvl w:val="0"/>
+          <w:numId w:val="41"/>
+        </w:numPr>
+        <w:spacing w:line="360" w:lineRule="auto"/>
+        <w:rPr>
+          <w:rFonts w:ascii="Times New Roman" w:hAnsi="Times New Roman" w:cs="Times New Roman"/>
+          <w:sz w:val="28"/>
+          <w:szCs w:val="28"/>
+        </w:rPr>
+      </w:pPr>
+      <w:r>
+        <w:rPr>
+          <w:rFonts w:ascii="Times New Roman" w:hAnsi="Times New Roman" w:cs="Times New Roman"/>
+          <w:sz w:val="28"/>
+          <w:szCs w:val="28"/>
+        </w:rPr>
+        <w:t>Создание предложений по оптимизации</w:t>
+      </w:r>
+    </w:p>
+    <w:p>
+      <w:pPr>
+        <w:spacing w:line="360" w:lineRule="auto"/>
+        <w:rPr>
+          <w:rFonts w:ascii="Times New Roman" w:hAnsi="Times New Roman" w:cs="Times New Roman"/>
+          <w:sz w:val="28"/>
+          <w:szCs w:val="28"/>
+        </w:rPr>
+      </w:pPr>
+      <w:r>
+        <w:rPr>
+          <w:rFonts w:ascii="Times New Roman" w:hAnsi="Times New Roman" w:cs="Times New Roman"/>
+          <w:b/>
+          <w:bCs/>
+          <w:sz w:val="28"/>
+          <w:szCs w:val="28"/>
+        </w:rPr>
+        <w:t>Преимущества ИИ-подхода:</w:t>
+      </w:r>
+    </w:p>
+    <w:tbl>
+      <w:tblPr>
+        <w:tblW w:w="9360" w:type="dxa"/>
+        <w:tblCellMar>
+          <w:top w:w="15" w:type="dxa"/>
+          <w:left w:w="15" w:type="dxa"/>
+          <w:bottom w:w="15" w:type="dxa"/>
+          <w:right w:w="15" w:type="dxa"/>
+        </w:tblCellMar>
+        <w:tblLook w:val="04A0" w:firstRow="1" w:lastRow="0" w:firstColumn="1" w:lastColumn="0" w:noHBand="0" w:noVBand="1"/>
+      </w:tblPr>
+      <w:tblGrid>
+        <w:gridCol w:w="3147"/>
+        <w:gridCol w:w="3904"/>
+        <w:gridCol w:w="2309"/>
+      </w:tblGrid>
+      <w:tr>
+        <w:trPr>
+          <w:tblHeader/>
+        </w:trPr>
+        <w:tc>
+          <w:tcPr>
+            <w:tcW w:w="0" w:type="auto"/>
+            <w:tcBorders>
+              <w:top w:val="nil"/>
+            </w:tcBorders>
+            <w:tcMar>
+              <w:top w:w="150" w:type="dxa"/>
+              <w:left w:w="0" w:type="dxa"/>
+              <w:bottom w:w="150" w:type="dxa"/>
+              <w:right w:w="240" w:type="dxa"/>
+            </w:tcMar>
+            <w:vAlign w:val="center"/>
+            <w:hideMark/>
+          </w:tcPr>
+          <w:p>
+            <w:pPr>
+              <w:spacing w:line="360" w:lineRule="auto"/>
+              <w:rPr>
+                <w:rFonts w:ascii="Times New Roman" w:hAnsi="Times New Roman" w:cs="Times New Roman"/>
+                <w:sz w:val="28"/>
+                <w:szCs w:val="28"/>
+              </w:rPr>
+            </w:pPr>
+            <w:r>
+              <w:rPr>
+                <w:rFonts w:ascii="Times New Roman" w:hAnsi="Times New Roman" w:cs="Times New Roman"/>
+                <w:sz w:val="28"/>
+                <w:szCs w:val="28"/>
+              </w:rPr>
+              <w:t>Аспект</w:t>
+            </w:r>
+          </w:p>
+        </w:tc>
+        <w:tc>
+          <w:tcPr>
+            <w:tcW w:w="0" w:type="auto"/>
+            <w:tcBorders>
+              <w:top w:val="nil"/>
+            </w:tcBorders>
+            <w:tcMar>
+              <w:top w:w="150" w:type="dxa"/>
+              <w:left w:w="240" w:type="dxa"/>
+              <w:bottom w:w="150" w:type="dxa"/>
+              <w:right w:w="240" w:type="dxa"/>
+            </w:tcMar>
+            <w:vAlign w:val="center"/>
+            <w:hideMark/>
+          </w:tcPr>
+          <w:p>
+            <w:pPr>
+              <w:spacing w:line="360" w:lineRule="auto"/>
+              <w:rPr>
+                <w:rFonts w:ascii="Times New Roman" w:hAnsi="Times New Roman" w:cs="Times New Roman"/>
+                <w:sz w:val="28"/>
+                <w:szCs w:val="28"/>
+              </w:rPr>
+            </w:pPr>
+            <w:r>
+              <w:rPr>
+                <w:rFonts w:ascii="Times New Roman" w:hAnsi="Times New Roman" w:cs="Times New Roman"/>
+                <w:sz w:val="28"/>
+                <w:szCs w:val="28"/>
+              </w:rPr>
+              <w:t>Традиционный подход</w:t>
+            </w:r>
+          </w:p>
+        </w:tc>
+        <w:tc>
+          <w:tcPr>
+            <w:tcW w:w="0" w:type="auto"/>
+            <w:tcBorders>
+              <w:top w:val="nil"/>
+            </w:tcBorders>
+            <w:tcMar>
+              <w:top w:w="150" w:type="dxa"/>
+              <w:left w:w="240" w:type="dxa"/>
+              <w:bottom w:w="150" w:type="dxa"/>
+              <w:right w:w="240" w:type="dxa"/>
+            </w:tcMar>
+            <w:vAlign w:val="center"/>
+            <w:hideMark/>
+          </w:tcPr>
+          <w:p>
+            <w:pPr>
+              <w:spacing w:line="360" w:lineRule="auto"/>
+              <w:rPr>
+                <w:rFonts w:ascii="Times New Roman" w:hAnsi="Times New Roman" w:cs="Times New Roman"/>
+                <w:sz w:val="28"/>
+                <w:szCs w:val="28"/>
+              </w:rPr>
+            </w:pPr>
+            <w:r>
+              <w:rPr>
+                <w:rFonts w:ascii="Times New Roman" w:hAnsi="Times New Roman" w:cs="Times New Roman"/>
+                <w:sz w:val="28"/>
+                <w:szCs w:val="28"/>
+              </w:rPr>
+              <w:t>ИИ-подход</w:t>
+            </w:r>
+          </w:p>
+        </w:tc>
+      </w:tr>
+      <w:tr>
+        <w:tc>
+          <w:tcPr>
+            <w:tcW w:w="0" w:type="auto"/>
+            <w:tcMar>
+              <w:top w:w="150" w:type="dxa"/>
+              <w:left w:w="0" w:type="dxa"/>
+              <w:bottom w:w="150" w:type="dxa"/>
+              <w:right w:w="240" w:type="dxa"/>
+            </w:tcMar>
+            <w:vAlign w:val="center"/>
+            <w:hideMark/>
+          </w:tcPr>
+          <w:p>
+            <w:pPr>
+              <w:spacing w:line="360" w:lineRule="auto"/>
+              <w:rPr>
+                <w:rFonts w:ascii="Times New Roman" w:hAnsi="Times New Roman" w:cs="Times New Roman"/>
+                <w:sz w:val="28"/>
+                <w:szCs w:val="28"/>
+              </w:rPr>
+            </w:pPr>
+            <w:r>
+              <w:rPr>
+                <w:rFonts w:ascii="Times New Roman" w:hAnsi="Times New Roman" w:cs="Times New Roman"/>
+                <w:sz w:val="28"/>
+                <w:szCs w:val="28"/>
+              </w:rPr>
+              <w:t>Скорость</w:t>
+            </w:r>
+          </w:p>
+        </w:tc>
+        <w:tc>
+          <w:tcPr>
+            <w:tcW w:w="0" w:type="auto"/>
+            <w:tcMar>
+              <w:top w:w="150" w:type="dxa"/>
+              <w:left w:w="240" w:type="dxa"/>
+              <w:bottom w:w="150" w:type="dxa"/>
+              <w:right w:w="240" w:type="dxa"/>
+            </w:tcMar>
+            <w:vAlign w:val="center"/>
+            <w:hideMark/>
+          </w:tcPr>
+          <w:p>
+            <w:pPr>
+              <w:spacing w:line="360" w:lineRule="auto"/>
+              <w:rPr>
+                <w:rFonts w:ascii="Times New Roman" w:hAnsi="Times New Roman" w:cs="Times New Roman"/>
+                <w:sz w:val="28"/>
+                <w:szCs w:val="28"/>
+              </w:rPr>
+            </w:pPr>
+            <w:r>
+              <w:rPr>
+                <w:rFonts w:ascii="Times New Roman" w:hAnsi="Times New Roman" w:cs="Times New Roman"/>
+                <w:sz w:val="28"/>
+                <w:szCs w:val="28"/>
+              </w:rPr>
+              <w:t>8-12 часов</w:t>
+            </w:r>
+          </w:p>
+        </w:tc>
+        <w:tc>
+          <w:tcPr>
+            <w:tcW w:w="0" w:type="auto"/>
+            <w:tcMar>
+              <w:top w:w="150" w:type="dxa"/>
+              <w:left w:w="240" w:type="dxa"/>
+              <w:bottom w:w="150" w:type="dxa"/>
+              <w:right w:w="0" w:type="dxa"/>
+            </w:tcMar>
+            <w:vAlign w:val="center"/>
+            <w:hideMark/>
+          </w:tcPr>
+          <w:p>
+            <w:pPr>
+              <w:spacing w:line="360" w:lineRule="auto"/>
+              <w:rPr>
+                <w:rFonts w:ascii="Times New Roman" w:hAnsi="Times New Roman" w:cs="Times New Roman"/>
+                <w:sz w:val="28"/>
+                <w:szCs w:val="28"/>
+              </w:rPr>
+            </w:pPr>
+            <w:r>
+              <w:rPr>
+                <w:rFonts w:ascii="Times New Roman" w:hAnsi="Times New Roman" w:cs="Times New Roman"/>
+                <w:sz w:val="28"/>
+                <w:szCs w:val="28"/>
+              </w:rPr>
+              <w:t>0.5-2 секунды</w:t>
+            </w:r>
+          </w:p>
+        </w:tc>
+      </w:tr>
+      <w:tr>
+        <w:tc>
+          <w:tcPr>
+            <w:tcW w:w="0" w:type="auto"/>
+            <w:tcMar>
+              <w:top w:w="150" w:type="dxa"/>
+              <w:left w:w="0" w:type="dxa"/>
+              <w:bottom w:w="150" w:type="dxa"/>
+              <w:right w:w="240" w:type="dxa"/>
+            </w:tcMar>
+            <w:vAlign w:val="center"/>
+            <w:hideMark/>
+          </w:tcPr>
+          <w:p>
+            <w:pPr>
+              <w:spacing w:line="360" w:lineRule="auto"/>
+              <w:rPr>
+                <w:rFonts w:ascii="Times New Roman" w:hAnsi="Times New Roman" w:cs="Times New Roman"/>
+                <w:sz w:val="28"/>
+                <w:szCs w:val="28"/>
+              </w:rPr>
+            </w:pPr>
+            <w:r>
+              <w:rPr>
+                <w:rFonts w:ascii="Times New Roman" w:hAnsi="Times New Roman" w:cs="Times New Roman"/>
+                <w:sz w:val="28"/>
+                <w:szCs w:val="28"/>
+              </w:rPr>
+              <w:t>Повторяемость</w:t>
+            </w:r>
+          </w:p>
+        </w:tc>
+        <w:tc>
+          <w:tcPr>
+            <w:tcW w:w="0" w:type="auto"/>
+            <w:tcMar>
+              <w:top w:w="150" w:type="dxa"/>
+              <w:left w:w="240" w:type="dxa"/>
+              <w:bottom w:w="150" w:type="dxa"/>
+              <w:right w:w="240" w:type="dxa"/>
+            </w:tcMar>
+            <w:vAlign w:val="center"/>
+            <w:hideMark/>
+          </w:tcPr>
+          <w:p>
+            <w:pPr>
+              <w:spacing w:line="360" w:lineRule="auto"/>
+              <w:rPr>
+                <w:rFonts w:ascii="Times New Roman" w:hAnsi="Times New Roman" w:cs="Times New Roman"/>
+                <w:sz w:val="28"/>
+                <w:szCs w:val="28"/>
+              </w:rPr>
+            </w:pPr>
+            <w:r>
+              <w:rPr>
+                <w:rFonts w:ascii="Times New Roman" w:hAnsi="Times New Roman" w:cs="Times New Roman"/>
+                <w:sz w:val="28"/>
+                <w:szCs w:val="28"/>
+              </w:rPr>
+              <w:t>Зависит от эксперта</w:t>
+            </w:r>
+          </w:p>
+        </w:tc>
+        <w:tc>
+          <w:tcPr>
+            <w:tcW w:w="0" w:type="auto"/>
+            <w:tcMar>
+              <w:top w:w="150" w:type="dxa"/>
+              <w:left w:w="240" w:type="dxa"/>
+              <w:bottom w:w="150" w:type="dxa"/>
+              <w:right w:w="0" w:type="dxa"/>
+            </w:tcMar>
+            <w:vAlign w:val="center"/>
+            <w:hideMark/>
+          </w:tcPr>
+          <w:p>
+            <w:pPr>
+              <w:spacing w:line="360" w:lineRule="auto"/>
+              <w:rPr>
+                <w:rFonts w:ascii="Times New Roman" w:hAnsi="Times New Roman" w:cs="Times New Roman"/>
+                <w:sz w:val="28"/>
+                <w:szCs w:val="28"/>
+              </w:rPr>
+            </w:pPr>
+            <w:r>
+              <w:rPr>
+                <w:rFonts w:ascii="Times New Roman" w:hAnsi="Times New Roman" w:cs="Times New Roman"/>
+                <w:sz w:val="28"/>
+                <w:szCs w:val="28"/>
+              </w:rPr>
+              <w:t>Константная</w:t>
+            </w:r>
+          </w:p>
+        </w:tc>
+      </w:tr>
+      <w:tr>
+        <w:tc>
+          <w:tcPr>
+            <w:tcW w:w="0" w:type="auto"/>
+            <w:tcMar>
+              <w:top w:w="150" w:type="dxa"/>
+              <w:left w:w="0" w:type="dxa"/>
+              <w:bottom w:w="150" w:type="dxa"/>
+              <w:right w:w="240" w:type="dxa"/>
+            </w:tcMar>
+            <w:vAlign w:val="center"/>
+            <w:hideMark/>
+          </w:tcPr>
+          <w:p>
+            <w:pPr>
+              <w:spacing w:line="360" w:lineRule="auto"/>
+              <w:rPr>
+                <w:rFonts w:ascii="Times New Roman" w:hAnsi="Times New Roman" w:cs="Times New Roman"/>
+                <w:sz w:val="28"/>
+                <w:szCs w:val="28"/>
+              </w:rPr>
+            </w:pPr>
+            <w:r>
+              <w:rPr>
+                <w:rFonts w:ascii="Times New Roman" w:hAnsi="Times New Roman" w:cs="Times New Roman"/>
+                <w:sz w:val="28"/>
+                <w:szCs w:val="28"/>
+              </w:rPr>
+              <w:t>Масштабируемость</w:t>
+            </w:r>
+          </w:p>
+        </w:tc>
+        <w:tc>
+          <w:tcPr>
+            <w:tcW w:w="0" w:type="auto"/>
+            <w:tcMar>
+              <w:top w:w="150" w:type="dxa"/>
+              <w:left w:w="240" w:type="dxa"/>
+              <w:bottom w:w="150" w:type="dxa"/>
+              <w:right w:w="240" w:type="dxa"/>
+            </w:tcMar>
+            <w:vAlign w:val="center"/>
+            <w:hideMark/>
+          </w:tcPr>
+          <w:p>
+            <w:pPr>
+              <w:spacing w:line="360" w:lineRule="auto"/>
+              <w:rPr>
+                <w:rFonts w:ascii="Times New Roman" w:hAnsi="Times New Roman" w:cs="Times New Roman"/>
+                <w:sz w:val="28"/>
+                <w:szCs w:val="28"/>
+              </w:rPr>
+            </w:pPr>
+            <w:r>
+              <w:rPr>
+                <w:rFonts w:ascii="Times New Roman" w:hAnsi="Times New Roman" w:cs="Times New Roman"/>
+                <w:sz w:val="28"/>
+                <w:szCs w:val="28"/>
+              </w:rPr>
+              <w:t>Ограничена</w:t>
+            </w:r>
+          </w:p>
+        </w:tc>
+        <w:tc>
+          <w:tcPr>
+            <w:tcW w:w="0" w:type="auto"/>
+            <w:tcMar>
+              <w:top w:w="150" w:type="dxa"/>
+              <w:left w:w="240" w:type="dxa"/>
+              <w:bottom w:w="150" w:type="dxa"/>
+              <w:right w:w="0" w:type="dxa"/>
+            </w:tcMar>
+            <w:vAlign w:val="center"/>
+            <w:hideMark/>
+          </w:tcPr>
+          <w:p>
+            <w:pPr>
+              <w:spacing w:line="360" w:lineRule="auto"/>
+              <w:rPr>
+                <w:rFonts w:ascii="Times New Roman" w:hAnsi="Times New Roman" w:cs="Times New Roman"/>
+                <w:sz w:val="28"/>
+                <w:szCs w:val="28"/>
+              </w:rPr>
+            </w:pPr>
+            <w:r>
+              <w:rPr>
+                <w:rFonts w:ascii="Times New Roman" w:hAnsi="Times New Roman" w:cs="Times New Roman"/>
+                <w:sz w:val="28"/>
+                <w:szCs w:val="28"/>
+              </w:rPr>
+              <w:t>Высокая</w:t>
+            </w:r>
+          </w:p>
+        </w:tc>
+      </w:tr>
+      <w:tr>
+        <w:tc>
+          <w:tcPr>
+            <w:tcW w:w="0" w:type="auto"/>
+            <w:tcMar>
+              <w:top w:w="150" w:type="dxa"/>
+              <w:left w:w="0" w:type="dxa"/>
+              <w:bottom w:w="150" w:type="dxa"/>
+              <w:right w:w="240" w:type="dxa"/>
+            </w:tcMar>
+            <w:vAlign w:val="center"/>
+            <w:hideMark/>
+          </w:tcPr>
+          <w:p>
+            <w:pPr>
+              <w:spacing w:line="360" w:lineRule="auto"/>
+              <w:rPr>
+                <w:rFonts w:ascii="Times New Roman" w:hAnsi="Times New Roman" w:cs="Times New Roman"/>
+                <w:sz w:val="28"/>
+                <w:szCs w:val="28"/>
+              </w:rPr>
+            </w:pPr>
+            <w:r>
+              <w:rPr>
+                <w:rFonts w:ascii="Times New Roman" w:hAnsi="Times New Roman" w:cs="Times New Roman"/>
+                <w:sz w:val="28"/>
+                <w:szCs w:val="28"/>
+              </w:rPr>
+              <w:t>Обучаемость</w:t>
+            </w:r>
+          </w:p>
+        </w:tc>
+        <w:tc>
+          <w:tcPr>
+            <w:tcW w:w="0" w:type="auto"/>
+            <w:tcMar>
+              <w:top w:w="150" w:type="dxa"/>
+              <w:left w:w="240" w:type="dxa"/>
+              <w:bottom w:w="150" w:type="dxa"/>
+              <w:right w:w="240" w:type="dxa"/>
+            </w:tcMar>
+            <w:vAlign w:val="center"/>
+            <w:hideMark/>
+          </w:tcPr>
+          <w:p>
+            <w:pPr>
+              <w:spacing w:line="360" w:lineRule="auto"/>
+              <w:rPr>
+                <w:rFonts w:ascii="Times New Roman" w:hAnsi="Times New Roman" w:cs="Times New Roman"/>
+                <w:sz w:val="28"/>
+                <w:szCs w:val="28"/>
+              </w:rPr>
+            </w:pPr>
+            <w:r>
+              <w:rPr>
+                <w:rFonts w:ascii="Times New Roman" w:hAnsi="Times New Roman" w:cs="Times New Roman"/>
+                <w:sz w:val="28"/>
+                <w:szCs w:val="28"/>
+              </w:rPr>
+              <w:t>Ограничена</w:t>
+            </w:r>
+          </w:p>
+        </w:tc>
+        <w:tc>
+          <w:tcPr>
+            <w:tcW w:w="0" w:type="auto"/>
+            <w:tcMar>
+              <w:top w:w="150" w:type="dxa"/>
+              <w:left w:w="240" w:type="dxa"/>
+              <w:bottom w:w="150" w:type="dxa"/>
+              <w:right w:w="0" w:type="dxa"/>
+            </w:tcMar>
+            <w:vAlign w:val="center"/>
+            <w:hideMark/>
+          </w:tcPr>
+          <w:p>
+            <w:pPr>
+              <w:spacing w:line="360" w:lineRule="auto"/>
+              <w:rPr>
+                <w:rFonts w:ascii="Times New Roman" w:hAnsi="Times New Roman" w:cs="Times New Roman"/>
+                <w:sz w:val="28"/>
+                <w:szCs w:val="28"/>
+              </w:rPr>
+            </w:pPr>
+            <w:r>
+              <w:rPr>
+                <w:rFonts w:ascii="Times New Roman" w:hAnsi="Times New Roman" w:cs="Times New Roman"/>
+                <w:sz w:val="28"/>
+                <w:szCs w:val="28"/>
+              </w:rPr>
+              <w:t>Полная</w:t>
+            </w:r>
+          </w:p>
+        </w:tc>
+      </w:tr>
+    </w:tbl>
+    <w:p>
+      <w:pPr>
+        <w:spacing w:line="360" w:lineRule="auto"/>
+        <w:rPr>
+          <w:rFonts w:ascii="Times New Roman" w:hAnsi="Times New Roman" w:cs="Times New Roman"/>
+          <w:b/>
+          <w:bCs/>
+          <w:sz w:val="28"/>
+          <w:szCs w:val="28"/>
+        </w:rPr>
+      </w:pPr>
+      <w:r>
+        <w:rPr>
+          <w:rFonts w:ascii="Times New Roman" w:hAnsi="Times New Roman" w:cs="Times New Roman"/>
+          <w:b/>
+          <w:bCs/>
+          <w:sz w:val="28"/>
+          <w:szCs w:val="28"/>
+        </w:rPr>
+        <w:t>1.4. Требования к современным системам планирования</w:t>
+      </w:r>
+    </w:p>
+    <w:p>
+      <w:pPr>
+        <w:spacing w:line="360" w:lineRule="auto"/>
+        <w:rPr>
+          <w:rFonts w:ascii="Times New Roman" w:hAnsi="Times New Roman" w:cs="Times New Roman"/>
+          <w:sz w:val="28"/>
+          <w:szCs w:val="28"/>
+        </w:rPr>
+      </w:pPr>
+      <w:r>
+        <w:rPr>
+          <w:rFonts w:ascii="Times New Roman" w:hAnsi="Times New Roman" w:cs="Times New Roman"/>
+          <w:sz w:val="28"/>
+          <w:szCs w:val="28"/>
+        </w:rPr>
+        <w:t>Анализ потребностей специалистов в области управления проектами позволяет сформулировать следующие требования к системам автоматической декомпозиции:</w:t>
+      </w:r>
+    </w:p>
+    <w:p>
+      <w:pPr>
+        <w:spacing w:line="360" w:lineRule="auto"/>
+        <w:rPr>
+          <w:rFonts w:ascii="Times New Roman" w:hAnsi="Times New Roman" w:cs="Times New Roman"/>
+          <w:sz w:val="28"/>
+          <w:szCs w:val="28"/>
+        </w:rPr>
+      </w:pPr>
+      <w:r>
+        <w:rPr>
+          <w:rFonts w:ascii="Times New Roman" w:hAnsi="Times New Roman" w:cs="Times New Roman"/>
+          <w:b/>
+          <w:bCs/>
+          <w:sz w:val="28"/>
+          <w:szCs w:val="28"/>
+        </w:rPr>
+        <w:lastRenderedPageBreak/>
+        <w:t>Функциональные требования:</w:t>
+      </w:r>
+    </w:p>
+    <w:p>
+      <w:pPr>
+        <w:numPr>
+          <w:ilvl w:val="0"/>
+          <w:numId w:val="42"/>
+        </w:numPr>
+        <w:spacing w:line="360" w:lineRule="auto"/>
+        <w:rPr>
+          <w:rFonts w:ascii="Times New Roman" w:hAnsi="Times New Roman" w:cs="Times New Roman"/>
+          <w:sz w:val="28"/>
+          <w:szCs w:val="28"/>
+        </w:rPr>
+      </w:pPr>
+      <w:r>
+        <w:rPr>
+          <w:rFonts w:ascii="Times New Roman" w:hAnsi="Times New Roman" w:cs="Times New Roman"/>
+          <w:sz w:val="28"/>
+          <w:szCs w:val="28"/>
+        </w:rPr>
+        <w:t>Прием текстового описания задачи на естественном языке</w:t>
+      </w:r>
+    </w:p>
+    <w:p>
+      <w:pPr>
+        <w:numPr>
+          <w:ilvl w:val="0"/>
+          <w:numId w:val="42"/>
+        </w:numPr>
+        <w:spacing w:line="360" w:lineRule="auto"/>
+        <w:rPr>
+          <w:rFonts w:ascii="Times New Roman" w:hAnsi="Times New Roman" w:cs="Times New Roman"/>
+          <w:sz w:val="28"/>
+          <w:szCs w:val="28"/>
+        </w:rPr>
+      </w:pPr>
+      <w:r>
+        <w:rPr>
+          <w:rFonts w:ascii="Times New Roman" w:hAnsi="Times New Roman" w:cs="Times New Roman"/>
+          <w:sz w:val="28"/>
+          <w:szCs w:val="28"/>
+        </w:rPr>
+        <w:t>Автоматическое определение типа задачи</w:t>
+      </w:r>
+    </w:p>
+    <w:p>
+      <w:pPr>
+        <w:numPr>
+          <w:ilvl w:val="0"/>
+          <w:numId w:val="42"/>
+        </w:numPr>
+        <w:spacing w:line="360" w:lineRule="auto"/>
+        <w:rPr>
+          <w:rFonts w:ascii="Times New Roman" w:hAnsi="Times New Roman" w:cs="Times New Roman"/>
+          <w:sz w:val="28"/>
+          <w:szCs w:val="28"/>
+        </w:rPr>
+      </w:pPr>
+      <w:r>
+        <w:rPr>
+          <w:rFonts w:ascii="Times New Roman" w:hAnsi="Times New Roman" w:cs="Times New Roman"/>
+          <w:sz w:val="28"/>
+          <w:szCs w:val="28"/>
+        </w:rPr>
+        <w:t>Генерация структурированных подзадач</w:t>
+      </w:r>
+    </w:p>
+    <w:p>
+      <w:pPr>
+        <w:numPr>
+          <w:ilvl w:val="0"/>
+          <w:numId w:val="42"/>
+        </w:numPr>
+        <w:spacing w:line="360" w:lineRule="auto"/>
+        <w:rPr>
+          <w:rFonts w:ascii="Times New Roman" w:hAnsi="Times New Roman" w:cs="Times New Roman"/>
+          <w:sz w:val="28"/>
+          <w:szCs w:val="28"/>
+        </w:rPr>
+      </w:pPr>
+      <w:r>
+        <w:rPr>
+          <w:rFonts w:ascii="Times New Roman" w:hAnsi="Times New Roman" w:cs="Times New Roman"/>
+          <w:sz w:val="28"/>
+          <w:szCs w:val="28"/>
+        </w:rPr>
+        <w:t>Распределение ролей и ответственности</w:t>
+      </w:r>
+    </w:p>
+    <w:p>
+      <w:pPr>
+        <w:numPr>
+          <w:ilvl w:val="0"/>
+          <w:numId w:val="42"/>
+        </w:numPr>
+        <w:spacing w:line="360" w:lineRule="auto"/>
+        <w:rPr>
+          <w:rFonts w:ascii="Times New Roman" w:hAnsi="Times New Roman" w:cs="Times New Roman"/>
+          <w:sz w:val="28"/>
+          <w:szCs w:val="28"/>
+        </w:rPr>
+      </w:pPr>
+      <w:r>
+        <w:rPr>
+          <w:rFonts w:ascii="Times New Roman" w:hAnsi="Times New Roman" w:cs="Times New Roman"/>
+          <w:sz w:val="28"/>
+          <w:szCs w:val="28"/>
+        </w:rPr>
+        <w:t>Оценка сложности и сроков выполнения</w:t>
+      </w:r>
+    </w:p>
+    <w:p>
+      <w:pPr>
+        <w:numPr>
+          <w:ilvl w:val="0"/>
+          <w:numId w:val="42"/>
+        </w:numPr>
+        <w:spacing w:line="360" w:lineRule="auto"/>
+        <w:rPr>
+          <w:rFonts w:ascii="Times New Roman" w:hAnsi="Times New Roman" w:cs="Times New Roman"/>
+          <w:sz w:val="28"/>
+          <w:szCs w:val="28"/>
+        </w:rPr>
+      </w:pPr>
+      <w:r>
+        <w:rPr>
+          <w:rFonts w:ascii="Times New Roman" w:hAnsi="Times New Roman" w:cs="Times New Roman"/>
+          <w:sz w:val="28"/>
+          <w:szCs w:val="28"/>
+        </w:rPr>
+        <w:t>Экспорт результатов в стандартные форматы</w:t>
+      </w:r>
+    </w:p>
+    <w:p>
+      <w:pPr>
+        <w:numPr>
+          <w:ilvl w:val="0"/>
+          <w:numId w:val="42"/>
+        </w:numPr>
+        <w:spacing w:line="360" w:lineRule="auto"/>
+        <w:rPr>
+          <w:rFonts w:ascii="Times New Roman" w:hAnsi="Times New Roman" w:cs="Times New Roman"/>
+          <w:sz w:val="28"/>
+          <w:szCs w:val="28"/>
+        </w:rPr>
+      </w:pPr>
+      <w:r>
+        <w:rPr>
+          <w:rFonts w:ascii="Times New Roman" w:hAnsi="Times New Roman" w:cs="Times New Roman"/>
+          <w:sz w:val="28"/>
+          <w:szCs w:val="28"/>
+        </w:rPr>
+        <w:t>Настройка под специфику организации</w:t>
+      </w:r>
+    </w:p>
+    <w:p>
+      <w:pPr>
+        <w:spacing w:line="360" w:lineRule="auto"/>
+        <w:rPr>
+          <w:rFonts w:ascii="Times New Roman" w:hAnsi="Times New Roman" w:cs="Times New Roman"/>
+          <w:sz w:val="28"/>
+          <w:szCs w:val="28"/>
+        </w:rPr>
+      </w:pPr>
+      <w:r>
+        <w:rPr>
+          <w:rFonts w:ascii="Times New Roman" w:hAnsi="Times New Roman" w:cs="Times New Roman"/>
+          <w:b/>
+          <w:bCs/>
+          <w:sz w:val="28"/>
+          <w:szCs w:val="28"/>
+        </w:rPr>
+        <w:t>Пользовательские требования:</w:t>
+      </w:r>
+    </w:p>
+    <w:p>
+      <w:pPr>
+        <w:numPr>
+          <w:ilvl w:val="0"/>
+          <w:numId w:val="43"/>
+        </w:numPr>
+        <w:spacing w:line="360" w:lineRule="auto"/>
+        <w:rPr>
+          <w:rFonts w:ascii="Times New Roman" w:hAnsi="Times New Roman" w:cs="Times New Roman"/>
+          <w:sz w:val="28"/>
+          <w:szCs w:val="28"/>
+        </w:rPr>
+      </w:pPr>
+      <w:r>
+        <w:rPr>
+          <w:rFonts w:ascii="Times New Roman" w:hAnsi="Times New Roman" w:cs="Times New Roman"/>
+          <w:sz w:val="28"/>
+          <w:szCs w:val="28"/>
+        </w:rPr>
+        <w:t>Интуитивно понятный интерфейс</w:t>
+      </w:r>
+    </w:p>
+    <w:p>
+      <w:pPr>
+        <w:numPr>
+          <w:ilvl w:val="0"/>
+          <w:numId w:val="43"/>
+        </w:numPr>
+        <w:spacing w:line="360" w:lineRule="auto"/>
+        <w:rPr>
+          <w:rFonts w:ascii="Times New Roman" w:hAnsi="Times New Roman" w:cs="Times New Roman"/>
+          <w:sz w:val="28"/>
+          <w:szCs w:val="28"/>
+        </w:rPr>
+      </w:pPr>
+      <w:r>
+        <w:rPr>
+          <w:rFonts w:ascii="Times New Roman" w:hAnsi="Times New Roman" w:cs="Times New Roman"/>
+          <w:sz w:val="28"/>
+          <w:szCs w:val="28"/>
+        </w:rPr>
+        <w:t>Минимальное время обучения работе с системой</w:t>
+      </w:r>
+    </w:p>
+    <w:p>
+      <w:pPr>
+        <w:numPr>
+          <w:ilvl w:val="0"/>
+          <w:numId w:val="43"/>
+        </w:numPr>
+        <w:spacing w:line="360" w:lineRule="auto"/>
+        <w:rPr>
+          <w:rFonts w:ascii="Times New Roman" w:hAnsi="Times New Roman" w:cs="Times New Roman"/>
+          <w:sz w:val="28"/>
+          <w:szCs w:val="28"/>
+        </w:rPr>
+      </w:pPr>
+      <w:r>
+        <w:rPr>
+          <w:rFonts w:ascii="Times New Roman" w:hAnsi="Times New Roman" w:cs="Times New Roman"/>
+          <w:sz w:val="28"/>
+          <w:szCs w:val="28"/>
+        </w:rPr>
+        <w:t>Возможность ручной корректировки результатов</w:t>
+      </w:r>
+    </w:p>
+    <w:p>
+      <w:pPr>
+        <w:numPr>
+          <w:ilvl w:val="0"/>
+          <w:numId w:val="43"/>
+        </w:numPr>
+        <w:spacing w:line="360" w:lineRule="auto"/>
+        <w:rPr>
+          <w:rFonts w:ascii="Times New Roman" w:hAnsi="Times New Roman" w:cs="Times New Roman"/>
+          <w:sz w:val="28"/>
+          <w:szCs w:val="28"/>
+        </w:rPr>
+      </w:pPr>
+      <w:r>
+        <w:rPr>
+          <w:rFonts w:ascii="Times New Roman" w:hAnsi="Times New Roman" w:cs="Times New Roman"/>
+          <w:sz w:val="28"/>
+          <w:szCs w:val="28"/>
+        </w:rPr>
+        <w:t>Сохранение истории декомпозиций</w:t>
+      </w:r>
+    </w:p>
+    <w:p>
+      <w:pPr>
+        <w:spacing w:line="360" w:lineRule="auto"/>
+        <w:rPr>
+          <w:rFonts w:ascii="Times New Roman" w:hAnsi="Times New Roman" w:cs="Times New Roman"/>
+          <w:sz w:val="28"/>
+          <w:szCs w:val="28"/>
+        </w:rPr>
+      </w:pPr>
+      <w:r>
+        <w:rPr>
+          <w:rFonts w:ascii="Times New Roman" w:hAnsi="Times New Roman" w:cs="Times New Roman"/>
+          <w:b/>
+          <w:bCs/>
+          <w:sz w:val="28"/>
+          <w:szCs w:val="28"/>
+        </w:rPr>
+        <w:t>Технические требования:</w:t>
+      </w:r>
+    </w:p>
+    <w:p>
+      <w:pPr>
+        <w:numPr>
+          <w:ilvl w:val="0"/>
+          <w:numId w:val="44"/>
+        </w:numPr>
+        <w:spacing w:line="360" w:lineRule="auto"/>
+        <w:rPr>
+          <w:rFonts w:ascii="Times New Roman" w:hAnsi="Times New Roman" w:cs="Times New Roman"/>
+          <w:sz w:val="28"/>
+          <w:szCs w:val="28"/>
+        </w:rPr>
+      </w:pPr>
+      <w:r>
+        <w:rPr>
+          <w:rFonts w:ascii="Times New Roman" w:hAnsi="Times New Roman" w:cs="Times New Roman"/>
+          <w:sz w:val="28"/>
+          <w:szCs w:val="28"/>
+        </w:rPr>
+        <w:t>Время отклика не более 5 секунд</w:t>
+      </w:r>
+    </w:p>
+    <w:p>
+      <w:pPr>
+        <w:numPr>
+          <w:ilvl w:val="0"/>
+          <w:numId w:val="44"/>
+        </w:numPr>
+        <w:spacing w:line="360" w:lineRule="auto"/>
+        <w:rPr>
+          <w:rFonts w:ascii="Times New Roman" w:hAnsi="Times New Roman" w:cs="Times New Roman"/>
+          <w:sz w:val="28"/>
+          <w:szCs w:val="28"/>
+        </w:rPr>
+      </w:pPr>
+      <w:r>
+        <w:rPr>
+          <w:rFonts w:ascii="Times New Roman" w:hAnsi="Times New Roman" w:cs="Times New Roman"/>
+          <w:sz w:val="28"/>
+          <w:szCs w:val="28"/>
+        </w:rPr>
+        <w:t>Кроссплатформенность (Windows, Linux, macOS)</w:t>
+      </w:r>
+    </w:p>
+    <w:p>
+      <w:pPr>
+        <w:numPr>
+          <w:ilvl w:val="0"/>
+          <w:numId w:val="44"/>
+        </w:numPr>
+        <w:spacing w:line="360" w:lineRule="auto"/>
+        <w:rPr>
+          <w:rFonts w:ascii="Times New Roman" w:hAnsi="Times New Roman" w:cs="Times New Roman"/>
+          <w:sz w:val="28"/>
+          <w:szCs w:val="28"/>
+        </w:rPr>
+      </w:pPr>
+      <w:r>
+        <w:rPr>
+          <w:rFonts w:ascii="Times New Roman" w:hAnsi="Times New Roman" w:cs="Times New Roman"/>
+          <w:sz w:val="28"/>
+          <w:szCs w:val="28"/>
+        </w:rPr>
+        <w:t>Автономная работа без доступа к интернету</w:t>
+      </w:r>
+    </w:p>
+    <w:p>
+      <w:pPr>
+        <w:numPr>
+          <w:ilvl w:val="0"/>
+          <w:numId w:val="44"/>
+        </w:numPr>
+        <w:spacing w:line="360" w:lineRule="auto"/>
+        <w:rPr>
+          <w:rFonts w:ascii="Times New Roman" w:hAnsi="Times New Roman" w:cs="Times New Roman"/>
+          <w:sz w:val="28"/>
+          <w:szCs w:val="28"/>
+        </w:rPr>
+      </w:pPr>
+      <w:r>
+        <w:rPr>
+          <w:rFonts w:ascii="Times New Roman" w:hAnsi="Times New Roman" w:cs="Times New Roman"/>
+          <w:sz w:val="28"/>
+          <w:szCs w:val="28"/>
+        </w:rPr>
+        <w:t>Минимальные системные требования</w:t>
+      </w:r>
+    </w:p>
+    <w:p>
+      <w:pPr>
+        <w:numPr>
+          <w:ilvl w:val="0"/>
+          <w:numId w:val="44"/>
+        </w:numPr>
+        <w:spacing w:line="360" w:lineRule="auto"/>
+        <w:rPr>
+          <w:rFonts w:ascii="Times New Roman" w:hAnsi="Times New Roman" w:cs="Times New Roman"/>
+          <w:sz w:val="28"/>
+          <w:szCs w:val="28"/>
+        </w:rPr>
+      </w:pPr>
+      <w:r>
+        <w:rPr>
+          <w:rFonts w:ascii="Times New Roman" w:hAnsi="Times New Roman" w:cs="Times New Roman"/>
+          <w:sz w:val="28"/>
+          <w:szCs w:val="28"/>
+        </w:rPr>
+        <w:t>Возможность интеграции с другими системами</w:t>
+      </w:r>
+    </w:p>
+    <w:p>
+      <w:pPr>
+        <w:spacing w:line="360" w:lineRule="auto"/>
+        <w:rPr>
+          <w:rFonts w:ascii="Times New Roman" w:hAnsi="Times New Roman" w:cs="Times New Roman"/>
+          <w:sz w:val="28"/>
+          <w:szCs w:val="28"/>
+        </w:rPr>
+      </w:pPr>
+      <w:r>
+        <w:rPr>
+          <w:rFonts w:ascii="Times New Roman" w:hAnsi="Times New Roman" w:cs="Times New Roman"/>
+          <w:b/>
+          <w:bCs/>
+          <w:sz w:val="28"/>
+          <w:szCs w:val="28"/>
+        </w:rPr>
+        <w:t>Выводы по главе 1.</w:t>
+      </w:r>
+      <w:r>
+        <w:rPr>
+          <w:rFonts w:ascii="Times New Roman" w:hAnsi="Times New Roman" w:cs="Times New Roman"/>
+          <w:sz w:val="28"/>
+          <w:szCs w:val="28"/>
+        </w:rPr>
+        <w:t xml:space="preserve"> Проведенный анализ показывает, что проблема автоматизации декомпозиции задач является актуальной и востребованной. Существующие методы ручного планирования не справляются с возросшей </w:t>
+      </w:r>
+      <w:r>
+        <w:rPr>
+          <w:rFonts w:ascii="Times New Roman" w:hAnsi="Times New Roman" w:cs="Times New Roman"/>
+          <w:sz w:val="28"/>
+          <w:szCs w:val="28"/>
+        </w:rPr>
+        <w:lastRenderedPageBreak/>
+        <w:t>сложностью IT-проектов. Применение методов искусственного интеллекта, в частности нейронных сетей и NLP, может значительно повысить эффективность процессов планирования. Разрабатываемая система должна сочетать в себе скорость автоматического анализа с гибкостью ручной настройки.</w:t>
+      </w:r>
+    </w:p>
+    <w:p>
+      <w:pPr>
+        <w:rPr>
+          <w:rFonts w:ascii="Times New Roman" w:hAnsi="Times New Roman" w:cs="Times New Roman"/>
+          <w:sz w:val="28"/>
+          <w:szCs w:val="28"/>
+        </w:rPr>
+      </w:pPr>
     </w:p>
     <w:sectPr>
       <w:headerReference w:type="default" r:id="rId8"/>
       <w:footerReference w:type="default" r:id="rId9"/>
       <w:pgSz w:w="11906" w:h="16838"/>
-      <w:pgMar w:top="1134" w:right="851" w:bottom="1134" w:left="1701" w:header="709" w:footer="709" w:gutter="0"/>
+      <w:pgMar w:top="1134" w:right="1134" w:bottom="1134" w:left="1134" w:header="709" w:footer="709" w:gutter="0"/>
       <w:cols w:space="708"/>
       <w:titlePg/>
       <w:docGrid w:linePitch="360"/>
@@ -2430,6 +5844,155 @@
     </w:lvl>
   </w:abstractNum>
   <w:abstractNum w:abstractNumId="2" w15:restartNumberingAfterBreak="0">
+    <w:nsid w:val="07113C0E"/>
+    <w:multiLevelType w:val="multilevel"/>
+    <w:tmpl w:val="306CF5F8"/>
+    <w:lvl w:ilvl="0">
+      <w:start w:val="1"/>
+      <w:numFmt w:val="bullet"/>
+      <w:lvlText w:val=""/>
+      <w:lvlJc w:val="left"/>
+      <w:pPr>
+        <w:tabs>
+          <w:tab w:val="num" w:pos="720"/>
+        </w:tabs>
+        <w:ind w:left="720" w:hanging="360"/>
+      </w:pPr>
+      <w:rPr>
+        <w:rFonts w:ascii="Symbol" w:hAnsi="Symbol" w:hint="default"/>
+        <w:sz w:val="20"/>
+      </w:rPr>
+    </w:lvl>
+    <w:lvl w:ilvl="1" w:tentative="1">
+      <w:start w:val="1"/>
+      <w:numFmt w:val="bullet"/>
+      <w:lvlText w:val="o"/>
+      <w:lvlJc w:val="left"/>
+      <w:pPr>
+        <w:tabs>
+          <w:tab w:val="num" w:pos="1440"/>
+        </w:tabs>
+        <w:ind w:left="1440" w:hanging="360"/>
+      </w:pPr>
+      <w:rPr>
+        <w:rFonts w:ascii="Courier New" w:hAnsi="Courier New" w:hint="default"/>
+        <w:sz w:val="20"/>
+      </w:rPr>
+    </w:lvl>
+    <w:lvl w:ilvl="2" w:tentative="1">
+      <w:start w:val="1"/>
+      <w:numFmt w:val="bullet"/>
+      <w:lvlText w:val=""/>
+      <w:lvlJc w:val="left"/>
+      <w:pPr>
+        <w:tabs>
+          <w:tab w:val="num" w:pos="2160"/>
+        </w:tabs>
+        <w:ind w:left="2160" w:hanging="360"/>
+      </w:pPr>
+      <w:rPr>
+        <w:rFonts w:ascii="Wingdings" w:hAnsi="Wingdings" w:hint="default"/>
+        <w:sz w:val="20"/>
+      </w:rPr>
+    </w:lvl>
+    <w:lvl w:ilvl="3" w:tentative="1">
+      <w:start w:val="1"/>
+      <w:numFmt w:val="bullet"/>
+      <w:lvlText w:val=""/>
+      <w:lvlJc w:val="left"/>
+      <w:pPr>
+        <w:tabs>
+          <w:tab w:val="num" w:pos="2880"/>
+        </w:tabs>
+        <w:ind w:left="2880" w:hanging="360"/>
+      </w:pPr>
+      <w:rPr>
+        <w:rFonts w:ascii="Wingdings" w:hAnsi="Wingdings" w:hint="default"/>
+        <w:sz w:val="20"/>
+      </w:rPr>
+    </w:lvl>
+    <w:lvl w:ilvl="4" w:tentative="1">
+      <w:start w:val="1"/>
+      <w:numFmt w:val="bullet"/>
+      <w:lvlText w:val=""/>
+      <w:lvlJc w:val="left"/>
+      <w:pPr>
+        <w:tabs>
+          <w:tab w:val="num" w:pos="3600"/>
+        </w:tabs>
+        <w:ind w:left="3600" w:hanging="360"/>
+      </w:pPr>
+      <w:rPr>
+        <w:rFonts w:ascii="Wingdings" w:hAnsi="Wingdings" w:hint="default"/>
+        <w:sz w:val="20"/>
+      </w:rPr>
+    </w:lvl>
+    <w:lvl w:ilvl="5" w:tentative="1">
+      <w:start w:val="1"/>
+      <w:numFmt w:val="bullet"/>
+      <w:lvlText w:val=""/>
+      <w:lvlJc w:val="left"/>
+      <w:pPr>
+        <w:tabs>
+          <w:tab w:val="num" w:pos="4320"/>
+        </w:tabs>
+        <w:ind w:left="4320" w:hanging="360"/>
+      </w:pPr>
+      <w:rPr>
+        <w:rFonts w:ascii="Wingdings" w:hAnsi="Wingdings" w:hint="default"/>
+        <w:sz w:val="20"/>
+      </w:rPr>
+    </w:lvl>
+    <w:lvl w:ilvl="6" w:tentative="1">
+      <w:start w:val="1"/>
+      <w:numFmt w:val="bullet"/>
+      <w:lvlText w:val=""/>
+      <w:lvlJc w:val="left"/>
+      <w:pPr>
+        <w:tabs>
+          <w:tab w:val="num" w:pos="5040"/>
+        </w:tabs>
+        <w:ind w:left="5040" w:hanging="360"/>
+      </w:pPr>
+      <w:rPr>
+        <w:rFonts w:ascii="Wingdings" w:hAnsi="Wingdings" w:hint="default"/>
+        <w:sz w:val="20"/>
+      </w:rPr>
+    </w:lvl>
+    <w:lvl w:ilvl="7" w:tentative="1">
+      <w:start w:val="1"/>
+      <w:numFmt w:val="bullet"/>
+      <w:lvlText w:val=""/>
+      <w:lvlJc w:val="left"/>
+      <w:pPr>
+        <w:tabs>
+          <w:tab w:val="num" w:pos="5760"/>
+        </w:tabs>
+        <w:ind w:left="5760" w:hanging="360"/>
+      </w:pPr>
+      <w:rPr>
+        <w:rFonts w:ascii="Wingdings" w:hAnsi="Wingdings" w:hint="default"/>
+        <w:sz w:val="20"/>
+      </w:rPr>
+    </w:lvl>
+    <w:lvl w:ilvl="8" w:tentative="1">
+      <w:start w:val="1"/>
+      <w:numFmt w:val="bullet"/>
+      <w:lvlText w:val=""/>
+      <w:lvlJc w:val="left"/>
+      <w:pPr>
+        <w:tabs>
+          <w:tab w:val="num" w:pos="6480"/>
+        </w:tabs>
+        <w:ind w:left="6480" w:hanging="360"/>
+      </w:pPr>
+      <w:rPr>
+        <w:rFonts w:ascii="Wingdings" w:hAnsi="Wingdings" w:hint="default"/>
+        <w:sz w:val="20"/>
+      </w:rPr>
+    </w:lvl>
+  </w:abstractNum>
+  <w:abstractNum w:abstractNumId="3" w15:restartNumberingAfterBreak="0">
     <w:nsid w:val="09BE00CD"/>
     <w:multiLevelType w:val="hybridMultilevel"/>
     <w:tmpl w:val="F2901782"/>
@@ -2542,7 +6105,7 @@
       </w:rPr>
     </w:lvl>
   </w:abstractNum>
-  <w:abstractNum w:abstractNumId="3" w15:restartNumberingAfterBreak="0">
+  <w:abstractNum w:abstractNumId="4" w15:restartNumberingAfterBreak="0">
     <w:nsid w:val="0C9A238B"/>
     <w:multiLevelType w:val="hybridMultilevel"/>
     <w:tmpl w:val="72E8A62C"/>
@@ -2655,7 +6218,382 @@
       </w:rPr>
     </w:lvl>
   </w:abstractNum>
-  <w:abstractNum w:abstractNumId="4" w15:restartNumberingAfterBreak="0">
+  <w:abstractNum w:abstractNumId="5" w15:restartNumberingAfterBreak="0">
+    <w:nsid w:val="0D103DE2"/>
+    <w:multiLevelType w:val="multilevel"/>
+    <w:tmpl w:val="9CE81546"/>
+    <w:lvl w:ilvl="0">
+      <w:start w:val="1"/>
+      <w:numFmt w:val="decimal"/>
+      <w:lvlText w:val="%1."/>
+      <w:lvlJc w:val="left"/>
+      <w:pPr>
+        <w:tabs>
+          <w:tab w:val="num" w:pos="720"/>
+        </w:tabs>
+        <w:ind w:left="720" w:hanging="360"/>
+      </w:pPr>
+    </w:lvl>
+    <w:lvl w:ilvl="1" w:tentative="1">
+      <w:start w:val="1"/>
+      <w:numFmt w:val="decimal"/>
+      <w:lvlText w:val="%2."/>
+      <w:lvlJc w:val="left"/>
+      <w:pPr>
+        <w:tabs>
+          <w:tab w:val="num" w:pos="1440"/>
+        </w:tabs>
+        <w:ind w:left="1440" w:hanging="360"/>
+      </w:pPr>
+    </w:lvl>
+    <w:lvl w:ilvl="2" w:tentative="1">
+      <w:start w:val="1"/>
+      <w:numFmt w:val="decimal"/>
+      <w:lvlText w:val="%3."/>
+      <w:lvlJc w:val="left"/>
+      <w:pPr>
+        <w:tabs>
+          <w:tab w:val="num" w:pos="2160"/>
+        </w:tabs>
+        <w:ind w:left="2160" w:hanging="360"/>
+      </w:pPr>
+    </w:lvl>
+    <w:lvl w:ilvl="3" w:tentative="1">
+      <w:start w:val="1"/>
+      <w:numFmt w:val="decimal"/>
+      <w:lvlText w:val="%4."/>
+      <w:lvlJc w:val="left"/>
+      <w:pPr>
+        <w:tabs>
+          <w:tab w:val="num" w:pos="2880"/>
+        </w:tabs>
+        <w:ind w:left="2880" w:hanging="360"/>
+      </w:pPr>
+    </w:lvl>
+    <w:lvl w:ilvl="4" w:tentative="1">
+      <w:start w:val="1"/>
+      <w:numFmt w:val="decimal"/>
+      <w:lvlText w:val="%5."/>
+      <w:lvlJc w:val="left"/>
+      <w:pPr>
+        <w:tabs>
+          <w:tab w:val="num" w:pos="3600"/>
+        </w:tabs>
+        <w:ind w:left="3600" w:hanging="360"/>
+      </w:pPr>
+    </w:lvl>
+    <w:lvl w:ilvl="5" w:tentative="1">
+      <w:start w:val="1"/>
+      <w:numFmt w:val="decimal"/>
+      <w:lvlText w:val="%6."/>
+      <w:lvlJc w:val="left"/>
+      <w:pPr>
+        <w:tabs>
+          <w:tab w:val="num" w:pos="4320"/>
+        </w:tabs>
+        <w:ind w:left="4320" w:hanging="360"/>
+      </w:pPr>
+    </w:lvl>
+    <w:lvl w:ilvl="6" w:tentative="1">
+      <w:start w:val="1"/>
+      <w:numFmt w:val="decimal"/>
+      <w:lvlText w:val="%7."/>
+      <w:lvlJc w:val="left"/>
+      <w:pPr>
+        <w:tabs>
+          <w:tab w:val="num" w:pos="5040"/>
+        </w:tabs>
+        <w:ind w:left="5040" w:hanging="360"/>
+      </w:pPr>
+    </w:lvl>
+    <w:lvl w:ilvl="7" w:tentative="1">
+      <w:start w:val="1"/>
+      <w:numFmt w:val="decimal"/>
+      <w:lvlText w:val="%8."/>
+      <w:lvlJc w:val="left"/>
+      <w:pPr>
+        <w:tabs>
+          <w:tab w:val="num" w:pos="5760"/>
+        </w:tabs>
+        <w:ind w:left="5760" w:hanging="360"/>
+      </w:pPr>
+    </w:lvl>
+    <w:lvl w:ilvl="8" w:tentative="1">
+      <w:start w:val="1"/>
+      <w:numFmt w:val="decimal"/>
+      <w:lvlText w:val="%9."/>
+      <w:lvlJc w:val="left"/>
+      <w:pPr>
+        <w:tabs>
+          <w:tab w:val="num" w:pos="6480"/>
+        </w:tabs>
+        <w:ind w:left="6480" w:hanging="360"/>
+      </w:pPr>
+    </w:lvl>
+  </w:abstractNum>
+  <w:abstractNum w:abstractNumId="6" w15:restartNumberingAfterBreak="0">
+    <w:nsid w:val="0DD854E0"/>
+    <w:multiLevelType w:val="multilevel"/>
+    <w:tmpl w:val="D088A1FE"/>
+    <w:lvl w:ilvl="0">
+      <w:start w:val="1"/>
+      <w:numFmt w:val="decimal"/>
+      <w:lvlText w:val="%1."/>
+      <w:lvlJc w:val="left"/>
+      <w:pPr>
+        <w:tabs>
+          <w:tab w:val="num" w:pos="720"/>
+        </w:tabs>
+        <w:ind w:left="720" w:hanging="360"/>
+      </w:pPr>
+    </w:lvl>
+    <w:lvl w:ilvl="1" w:tentative="1">
+      <w:start w:val="1"/>
+      <w:numFmt w:val="decimal"/>
+      <w:lvlText w:val="%2."/>
+      <w:lvlJc w:val="left"/>
+      <w:pPr>
+        <w:tabs>
+          <w:tab w:val="num" w:pos="1440"/>
+        </w:tabs>
+        <w:ind w:left="1440" w:hanging="360"/>
+      </w:pPr>
+    </w:lvl>
+    <w:lvl w:ilvl="2" w:tentative="1">
+      <w:start w:val="1"/>
+      <w:numFmt w:val="decimal"/>
+      <w:lvlText w:val="%3."/>
+      <w:lvlJc w:val="left"/>
+      <w:pPr>
+        <w:tabs>
+          <w:tab w:val="num" w:pos="2160"/>
+        </w:tabs>
+        <w:ind w:left="2160" w:hanging="360"/>
+      </w:pPr>
+    </w:lvl>
+    <w:lvl w:ilvl="3" w:tentative="1">
+      <w:start w:val="1"/>
+      <w:numFmt w:val="decimal"/>
+      <w:lvlText w:val="%4."/>
+      <w:lvlJc w:val="left"/>
+      <w:pPr>
+        <w:tabs>
+          <w:tab w:val="num" w:pos="2880"/>
+        </w:tabs>
+        <w:ind w:left="2880" w:hanging="360"/>
+      </w:pPr>
+    </w:lvl>
+    <w:lvl w:ilvl="4" w:tentative="1">
+      <w:start w:val="1"/>
+      <w:numFmt w:val="decimal"/>
+      <w:lvlText w:val="%5."/>
+      <w:lvlJc w:val="left"/>
+      <w:pPr>
+        <w:tabs>
+          <w:tab w:val="num" w:pos="3600"/>
+        </w:tabs>
+        <w:ind w:left="3600" w:hanging="360"/>
+      </w:pPr>
+    </w:lvl>
+    <w:lvl w:ilvl="5" w:tentative="1">
+      <w:start w:val="1"/>
+      <w:numFmt w:val="decimal"/>
+      <w:lvlText w:val="%6."/>
+      <w:lvlJc w:val="left"/>
+      <w:pPr>
+        <w:tabs>
+          <w:tab w:val="num" w:pos="4320"/>
+        </w:tabs>
+        <w:ind w:left="4320" w:hanging="360"/>
+      </w:pPr>
+    </w:lvl>
+    <w:lvl w:ilvl="6" w:tentative="1">
+      <w:start w:val="1"/>
+      <w:numFmt w:val="decimal"/>
+      <w:lvlText w:val="%7."/>
+      <w:lvlJc w:val="left"/>
+      <w:pPr>
+        <w:tabs>
+          <w:tab w:val="num" w:pos="5040"/>
+        </w:tabs>
+        <w:ind w:left="5040" w:hanging="360"/>
+      </w:pPr>
+    </w:lvl>
+    <w:lvl w:ilvl="7" w:tentative="1">
+      <w:start w:val="1"/>
+      <w:numFmt w:val="decimal"/>
+      <w:lvlText w:val="%8."/>
+      <w:lvlJc w:val="left"/>
+      <w:pPr>
+        <w:tabs>
+          <w:tab w:val="num" w:pos="5760"/>
+        </w:tabs>
+        <w:ind w:left="5760" w:hanging="360"/>
+      </w:pPr>
+    </w:lvl>
+    <w:lvl w:ilvl="8" w:tentative="1">
+      <w:start w:val="1"/>
+      <w:numFmt w:val="decimal"/>
+      <w:lvlText w:val="%9."/>
+      <w:lvlJc w:val="left"/>
+      <w:pPr>
+        <w:tabs>
+          <w:tab w:val="num" w:pos="6480"/>
+        </w:tabs>
+        <w:ind w:left="6480" w:hanging="360"/>
+      </w:pPr>
+    </w:lvl>
+  </w:abstractNum>
+  <w:abstractNum w:abstractNumId="7" w15:restartNumberingAfterBreak="0">
+    <w:nsid w:val="0E063F48"/>
+    <w:multiLevelType w:val="multilevel"/>
+    <w:tmpl w:val="F064D192"/>
+    <w:lvl w:ilvl="0">
+      <w:start w:val="1"/>
+      <w:numFmt w:val="bullet"/>
+      <w:lvlText w:val=""/>
+      <w:lvlJc w:val="left"/>
+      <w:pPr>
+        <w:tabs>
+          <w:tab w:val="num" w:pos="720"/>
+        </w:tabs>
+        <w:ind w:left="720" w:hanging="360"/>
+      </w:pPr>
+      <w:rPr>
+        <w:rFonts w:ascii="Symbol" w:hAnsi="Symbol" w:hint="default"/>
+        <w:sz w:val="20"/>
+      </w:rPr>
+    </w:lvl>
+    <w:lvl w:ilvl="1" w:tentative="1">
+      <w:start w:val="1"/>
+      <w:numFmt w:val="bullet"/>
+      <w:lvlText w:val="o"/>
+      <w:lvlJc w:val="left"/>
+      <w:pPr>
+        <w:tabs>
+          <w:tab w:val="num" w:pos="1440"/>
+        </w:tabs>
+        <w:ind w:left="1440" w:hanging="360"/>
+      </w:pPr>
+      <w:rPr>
+        <w:rFonts w:ascii="Courier New" w:hAnsi="Courier New" w:hint="default"/>
+        <w:sz w:val="20"/>
+      </w:rPr>
+    </w:lvl>
+    <w:lvl w:ilvl="2" w:tentative="1">
+      <w:start w:val="1"/>
+      <w:numFmt w:val="bullet"/>
+      <w:lvlText w:val=""/>
+      <w:lvlJc w:val="left"/>
+      <w:pPr>
+        <w:tabs>
+          <w:tab w:val="num" w:pos="2160"/>
+        </w:tabs>
+        <w:ind w:left="2160" w:hanging="360"/>
+      </w:pPr>
+      <w:rPr>
+        <w:rFonts w:ascii="Wingdings" w:hAnsi="Wingdings" w:hint="default"/>
+        <w:sz w:val="20"/>
+      </w:rPr>
+    </w:lvl>
+    <w:lvl w:ilvl="3" w:tentative="1">
+      <w:start w:val="1"/>
+      <w:numFmt w:val="bullet"/>
+      <w:lvlText w:val=""/>
+      <w:lvlJc w:val="left"/>
+      <w:pPr>
+        <w:tabs>
+          <w:tab w:val="num" w:pos="2880"/>
+        </w:tabs>
+        <w:ind w:left="2880" w:hanging="360"/>
+      </w:pPr>
+      <w:rPr>
+        <w:rFonts w:ascii="Wingdings" w:hAnsi="Wingdings" w:hint="default"/>
+        <w:sz w:val="20"/>
+      </w:rPr>
+    </w:lvl>
+    <w:lvl w:ilvl="4" w:tentative="1">
+      <w:start w:val="1"/>
+      <w:numFmt w:val="bullet"/>
+      <w:lvlText w:val=""/>
+      <w:lvlJc w:val="left"/>
+      <w:pPr>
+        <w:tabs>
+          <w:tab w:val="num" w:pos="3600"/>
+        </w:tabs>
+        <w:ind w:left="3600" w:hanging="360"/>
+      </w:pPr>
+      <w:rPr>
+        <w:rFonts w:ascii="Wingdings" w:hAnsi="Wingdings" w:hint="default"/>
+        <w:sz w:val="20"/>
+      </w:rPr>
+    </w:lvl>
+    <w:lvl w:ilvl="5" w:tentative="1">
+      <w:start w:val="1"/>
+      <w:numFmt w:val="bullet"/>
+      <w:lvlText w:val=""/>
+      <w:lvlJc w:val="left"/>
+      <w:pPr>
+        <w:tabs>
+          <w:tab w:val="num" w:pos="4320"/>
+        </w:tabs>
+        <w:ind w:left="4320" w:hanging="360"/>
+      </w:pPr>
+      <w:rPr>
+        <w:rFonts w:ascii="Wingdings" w:hAnsi="Wingdings" w:hint="default"/>
+        <w:sz w:val="20"/>
+      </w:rPr>
+    </w:lvl>
+    <w:lvl w:ilvl="6" w:tentative="1">
+      <w:start w:val="1"/>
+      <w:numFmt w:val="bullet"/>
+      <w:lvlText w:val=""/>
+      <w:lvlJc w:val="left"/>
+      <w:pPr>
+        <w:tabs>
+          <w:tab w:val="num" w:pos="5040"/>
+        </w:tabs>
+        <w:ind w:left="5040" w:hanging="360"/>
+      </w:pPr>
+      <w:rPr>
+        <w:rFonts w:ascii="Wingdings" w:hAnsi="Wingdings" w:hint="default"/>
+        <w:sz w:val="20"/>
+      </w:rPr>
+    </w:lvl>
+    <w:lvl w:ilvl="7" w:tentative="1">
+      <w:start w:val="1"/>
+      <w:numFmt w:val="bullet"/>
+      <w:lvlText w:val=""/>
+      <w:lvlJc w:val="left"/>
+      <w:pPr>
+        <w:tabs>
+          <w:tab w:val="num" w:pos="5760"/>
+        </w:tabs>
+        <w:ind w:left="5760" w:hanging="360"/>
+      </w:pPr>
+      <w:rPr>
+        <w:rFonts w:ascii="Wingdings" w:hAnsi="Wingdings" w:hint="default"/>
+        <w:sz w:val="20"/>
+      </w:rPr>
+    </w:lvl>
+    <w:lvl w:ilvl="8" w:tentative="1">
+      <w:start w:val="1"/>
+      <w:numFmt w:val="bullet"/>
+      <w:lvlText w:val=""/>
+      <w:lvlJc w:val="left"/>
+      <w:pPr>
+        <w:tabs>
+          <w:tab w:val="num" w:pos="6480"/>
+        </w:tabs>
+        <w:ind w:left="6480" w:hanging="360"/>
+      </w:pPr>
+      <w:rPr>
+        <w:rFonts w:ascii="Wingdings" w:hAnsi="Wingdings" w:hint="default"/>
+        <w:sz w:val="20"/>
+      </w:rPr>
+    </w:lvl>
+  </w:abstractNum>
+  <w:abstractNum w:abstractNumId="8" w15:restartNumberingAfterBreak="0">
     <w:nsid w:val="14C61E2B"/>
     <w:multiLevelType w:val="hybridMultilevel"/>
     <w:tmpl w:val="3A28591E"/>
@@ -2768,7 +6706,7 @@
       </w:rPr>
     </w:lvl>
   </w:abstractNum>
-  <w:abstractNum w:abstractNumId="5" w15:restartNumberingAfterBreak="0">
+  <w:abstractNum w:abstractNumId="9" w15:restartNumberingAfterBreak="0">
     <w:nsid w:val="15405EA1"/>
     <w:multiLevelType w:val="hybridMultilevel"/>
     <w:tmpl w:val="276807B8"/>
@@ -2881,7 +6819,7 @@
       </w:rPr>
     </w:lvl>
   </w:abstractNum>
-  <w:abstractNum w:abstractNumId="6" w15:restartNumberingAfterBreak="0">
+  <w:abstractNum w:abstractNumId="10" w15:restartNumberingAfterBreak="0">
     <w:nsid w:val="1DBF4E90"/>
     <w:multiLevelType w:val="hybridMultilevel"/>
     <w:tmpl w:val="6F300E68"/>
@@ -2994,7 +6932,7 @@
       </w:rPr>
     </w:lvl>
   </w:abstractNum>
-  <w:abstractNum w:abstractNumId="7" w15:restartNumberingAfterBreak="0">
+  <w:abstractNum w:abstractNumId="11" w15:restartNumberingAfterBreak="0">
     <w:nsid w:val="1F8A2307"/>
     <w:multiLevelType w:val="hybridMultilevel"/>
     <w:tmpl w:val="05947720"/>
@@ -3107,7 +7045,7 @@
       </w:rPr>
     </w:lvl>
   </w:abstractNum>
-  <w:abstractNum w:abstractNumId="8" w15:restartNumberingAfterBreak="0">
+  <w:abstractNum w:abstractNumId="12" w15:restartNumberingAfterBreak="0">
     <w:nsid w:val="22391D0E"/>
     <w:multiLevelType w:val="hybridMultilevel"/>
     <w:tmpl w:val="962EF0A8"/>
@@ -3220,7 +7158,7 @@
       </w:rPr>
     </w:lvl>
   </w:abstractNum>
-  <w:abstractNum w:abstractNumId="9" w15:restartNumberingAfterBreak="0">
+  <w:abstractNum w:abstractNumId="13" w15:restartNumberingAfterBreak="0">
     <w:nsid w:val="22EF61E5"/>
     <w:multiLevelType w:val="multilevel"/>
     <w:tmpl w:val="9D1CBD94"/>
@@ -3369,7 +7307,120 @@
       </w:rPr>
     </w:lvl>
   </w:abstractNum>
-  <w:abstractNum w:abstractNumId="10" w15:restartNumberingAfterBreak="0">
+  <w:abstractNum w:abstractNumId="14" w15:restartNumberingAfterBreak="0">
+    <w:nsid w:val="24D00101"/>
+    <w:multiLevelType w:val="multilevel"/>
+    <w:tmpl w:val="6A7CA3BE"/>
+    <w:lvl w:ilvl="0">
+      <w:start w:val="1"/>
+      <w:numFmt w:val="decimal"/>
+      <w:lvlText w:val="%1."/>
+      <w:lvlJc w:val="left"/>
+      <w:pPr>
+        <w:tabs>
+          <w:tab w:val="num" w:pos="720"/>
+        </w:tabs>
+        <w:ind w:left="720" w:hanging="360"/>
+      </w:pPr>
+    </w:lvl>
+    <w:lvl w:ilvl="1" w:tentative="1">
+      <w:start w:val="1"/>
+      <w:numFmt w:val="decimal"/>
+      <w:lvlText w:val="%2."/>
+      <w:lvlJc w:val="left"/>
+      <w:pPr>
+        <w:tabs>
+          <w:tab w:val="num" w:pos="1440"/>
+        </w:tabs>
+        <w:ind w:left="1440" w:hanging="360"/>
+      </w:pPr>
+    </w:lvl>
+    <w:lvl w:ilvl="2" w:tentative="1">
+      <w:start w:val="1"/>
+      <w:numFmt w:val="decimal"/>
+      <w:lvlText w:val="%3."/>
+      <w:lvlJc w:val="left"/>
+      <w:pPr>
+        <w:tabs>
+          <w:tab w:val="num" w:pos="2160"/>
+        </w:tabs>
+        <w:ind w:left="2160" w:hanging="360"/>
+      </w:pPr>
+    </w:lvl>
+    <w:lvl w:ilvl="3" w:tentative="1">
+      <w:start w:val="1"/>
+      <w:numFmt w:val="decimal"/>
+      <w:lvlText w:val="%4."/>
+      <w:lvlJc w:val="left"/>
+      <w:pPr>
+        <w:tabs>
+          <w:tab w:val="num" w:pos="2880"/>
+        </w:tabs>
+        <w:ind w:left="2880" w:hanging="360"/>
+      </w:pPr>
+    </w:lvl>
+    <w:lvl w:ilvl="4" w:tentative="1">
+      <w:start w:val="1"/>
+      <w:numFmt w:val="decimal"/>
+      <w:lvlText w:val="%5."/>
+      <w:lvlJc w:val="left"/>
+      <w:pPr>
+        <w:tabs>
+          <w:tab w:val="num" w:pos="3600"/>
+        </w:tabs>
+        <w:ind w:left="3600" w:hanging="360"/>
+      </w:pPr>
+    </w:lvl>
+    <w:lvl w:ilvl="5" w:tentative="1">
+      <w:start w:val="1"/>
+      <w:numFmt w:val="decimal"/>
+      <w:lvlText w:val="%6."/>
+      <w:lvlJc w:val="left"/>
+      <w:pPr>
+        <w:tabs>
+          <w:tab w:val="num" w:pos="4320"/>
+        </w:tabs>
+        <w:ind w:left="4320" w:hanging="360"/>
+      </w:pPr>
+    </w:lvl>
+    <w:lvl w:ilvl="6" w:tentative="1">
+      <w:start w:val="1"/>
+      <w:numFmt w:val="decimal"/>
+      <w:lvlText w:val="%7."/>
+      <w:lvlJc w:val="left"/>
+      <w:pPr>
+        <w:tabs>
+          <w:tab w:val="num" w:pos="5040"/>
+        </w:tabs>
+        <w:ind w:left="5040" w:hanging="360"/>
+      </w:pPr>
+    </w:lvl>
+    <w:lvl w:ilvl="7" w:tentative="1">
+      <w:start w:val="1"/>
+      <w:numFmt w:val="decimal"/>
+      <w:lvlText w:val="%8."/>
+      <w:lvlJc w:val="left"/>
+      <w:pPr>
+        <w:tabs>
+          <w:tab w:val="num" w:pos="5760"/>
+        </w:tabs>
+        <w:ind w:left="5760" w:hanging="360"/>
+      </w:pPr>
+    </w:lvl>
+    <w:lvl w:ilvl="8" w:tentative="1">
+      <w:start w:val="1"/>
+      <w:numFmt w:val="decimal"/>
+      <w:lvlText w:val="%9."/>
+      <w:lvlJc w:val="left"/>
+      <w:pPr>
+        <w:tabs>
+          <w:tab w:val="num" w:pos="6480"/>
+        </w:tabs>
+        <w:ind w:left="6480" w:hanging="360"/>
+      </w:pPr>
+    </w:lvl>
+  </w:abstractNum>
+  <w:abstractNum w:abstractNumId="15" w15:restartNumberingAfterBreak="0">
     <w:nsid w:val="258D4B69"/>
     <w:multiLevelType w:val="multilevel"/>
     <w:tmpl w:val="2FA683D2"/>
@@ -3514,7 +7565,7 @@
       </w:rPr>
     </w:lvl>
   </w:abstractNum>
-  <w:abstractNum w:abstractNumId="11" w15:restartNumberingAfterBreak="0">
+  <w:abstractNum w:abstractNumId="16" w15:restartNumberingAfterBreak="0">
     <w:nsid w:val="271800D5"/>
     <w:multiLevelType w:val="multilevel"/>
     <w:tmpl w:val="353A3D50"/>
@@ -3627,7 +7678,156 @@
       </w:rPr>
     </w:lvl>
   </w:abstractNum>
-  <w:abstractNum w:abstractNumId="12" w15:restartNumberingAfterBreak="0">
+  <w:abstractNum w:abstractNumId="17" w15:restartNumberingAfterBreak="0">
+    <w:nsid w:val="28D1245B"/>
+    <w:multiLevelType w:val="multilevel"/>
+    <w:tmpl w:val="E42AD7EE"/>
+    <w:lvl w:ilvl="0">
+      <w:start w:val="1"/>
+      <w:numFmt w:val="bullet"/>
+      <w:lvlText w:val=""/>
+      <w:lvlJc w:val="left"/>
+      <w:pPr>
+        <w:tabs>
+          <w:tab w:val="num" w:pos="720"/>
+        </w:tabs>
+        <w:ind w:left="720" w:hanging="360"/>
+      </w:pPr>
+      <w:rPr>
+        <w:rFonts w:ascii="Symbol" w:hAnsi="Symbol" w:hint="default"/>
+        <w:sz w:val="20"/>
+      </w:rPr>
+    </w:lvl>
+    <w:lvl w:ilvl="1" w:tentative="1">
+      <w:start w:val="1"/>
+      <w:numFmt w:val="bullet"/>
+      <w:lvlText w:val="o"/>
+      <w:lvlJc w:val="left"/>
+      <w:pPr>
+        <w:tabs>
+          <w:tab w:val="num" w:pos="1440"/>
+        </w:tabs>
+        <w:ind w:left="1440" w:hanging="360"/>
+      </w:pPr>
+      <w:rPr>
+        <w:rFonts w:ascii="Courier New" w:hAnsi="Courier New" w:hint="default"/>
+        <w:sz w:val="20"/>
+      </w:rPr>
+    </w:lvl>
+    <w:lvl w:ilvl="2" w:tentative="1">
+      <w:start w:val="1"/>
+      <w:numFmt w:val="bullet"/>
+      <w:lvlText w:val=""/>
+      <w:lvlJc w:val="left"/>
+      <w:pPr>
+        <w:tabs>
+          <w:tab w:val="num" w:pos="2160"/>
+        </w:tabs>
+        <w:ind w:left="2160" w:hanging="360"/>
+      </w:pPr>
+      <w:rPr>
+        <w:rFonts w:ascii="Wingdings" w:hAnsi="Wingdings" w:hint="default"/>
+        <w:sz w:val="20"/>
+      </w:rPr>
+    </w:lvl>
+    <w:lvl w:ilvl="3" w:tentative="1">
+      <w:start w:val="1"/>
+      <w:numFmt w:val="bullet"/>
+      <w:lvlText w:val=""/>
+      <w:lvlJc w:val="left"/>
+      <w:pPr>
+        <w:tabs>
+          <w:tab w:val="num" w:pos="2880"/>
+        </w:tabs>
+        <w:ind w:left="2880" w:hanging="360"/>
+      </w:pPr>
+      <w:rPr>
+        <w:rFonts w:ascii="Wingdings" w:hAnsi="Wingdings" w:hint="default"/>
+        <w:sz w:val="20"/>
+      </w:rPr>
+    </w:lvl>
+    <w:lvl w:ilvl="4" w:tentative="1">
+      <w:start w:val="1"/>
+      <w:numFmt w:val="bullet"/>
+      <w:lvlText w:val=""/>
+      <w:lvlJc w:val="left"/>
+      <w:pPr>
+        <w:tabs>
+          <w:tab w:val="num" w:pos="3600"/>
+        </w:tabs>
+        <w:ind w:left="3600" w:hanging="360"/>
+      </w:pPr>
+      <w:rPr>
+        <w:rFonts w:ascii="Wingdings" w:hAnsi="Wingdings" w:hint="default"/>
+        <w:sz w:val="20"/>
+      </w:rPr>
+    </w:lvl>
+    <w:lvl w:ilvl="5" w:tentative="1">
+      <w:start w:val="1"/>
+      <w:numFmt w:val="bullet"/>
+      <w:lvlText w:val=""/>
+      <w:lvlJc w:val="left"/>
+      <w:pPr>
+        <w:tabs>
+          <w:tab w:val="num" w:pos="4320"/>
+        </w:tabs>
+        <w:ind w:left="4320" w:hanging="360"/>
+      </w:pPr>
+      <w:rPr>
+        <w:rFonts w:ascii="Wingdings" w:hAnsi="Wingdings" w:hint="default"/>
+        <w:sz w:val="20"/>
+      </w:rPr>
+    </w:lvl>
+    <w:lvl w:ilvl="6" w:tentative="1">
+      <w:start w:val="1"/>
+      <w:numFmt w:val="bullet"/>
+      <w:lvlText w:val=""/>
+      <w:lvlJc w:val="left"/>
+      <w:pPr>
+        <w:tabs>
+          <w:tab w:val="num" w:pos="5040"/>
+        </w:tabs>
+        <w:ind w:left="5040" w:hanging="360"/>
+      </w:pPr>
+      <w:rPr>
+        <w:rFonts w:ascii="Wingdings" w:hAnsi="Wingdings" w:hint="default"/>
+        <w:sz w:val="20"/>
+      </w:rPr>
+    </w:lvl>
+    <w:lvl w:ilvl="7" w:tentative="1">
+      <w:start w:val="1"/>
+      <w:numFmt w:val="bullet"/>
+      <w:lvlText w:val=""/>
+      <w:lvlJc w:val="left"/>
+      <w:pPr>
+        <w:tabs>
+          <w:tab w:val="num" w:pos="5760"/>
+        </w:tabs>
+        <w:ind w:left="5760" w:hanging="360"/>
+      </w:pPr>
+      <w:rPr>
+        <w:rFonts w:ascii="Wingdings" w:hAnsi="Wingdings" w:hint="default"/>
+        <w:sz w:val="20"/>
+      </w:rPr>
+    </w:lvl>
+    <w:lvl w:ilvl="8" w:tentative="1">
+      <w:start w:val="1"/>
+      <w:numFmt w:val="bullet"/>
+      <w:lvlText w:val=""/>
+      <w:lvlJc w:val="left"/>
+      <w:pPr>
+        <w:tabs>
+          <w:tab w:val="num" w:pos="6480"/>
+        </w:tabs>
+        <w:ind w:left="6480" w:hanging="360"/>
+      </w:pPr>
+      <w:rPr>
+        <w:rFonts w:ascii="Wingdings" w:hAnsi="Wingdings" w:hint="default"/>
+        <w:sz w:val="20"/>
+      </w:rPr>
+    </w:lvl>
+  </w:abstractNum>
+  <w:abstractNum w:abstractNumId="18" w15:restartNumberingAfterBreak="0">
     <w:nsid w:val="2A745518"/>
     <w:multiLevelType w:val="multilevel"/>
     <w:tmpl w:val="61207E86"/>
@@ -3776,7 +7976,7 @@
       </w:rPr>
     </w:lvl>
   </w:abstractNum>
-  <w:abstractNum w:abstractNumId="13" w15:restartNumberingAfterBreak="0">
+  <w:abstractNum w:abstractNumId="19" w15:restartNumberingAfterBreak="0">
     <w:nsid w:val="2A830E75"/>
     <w:multiLevelType w:val="hybridMultilevel"/>
     <w:tmpl w:val="BFD6E482"/>
@@ -3889,7 +8089,7 @@
       </w:rPr>
     </w:lvl>
   </w:abstractNum>
-  <w:abstractNum w:abstractNumId="14" w15:restartNumberingAfterBreak="0">
+  <w:abstractNum w:abstractNumId="20" w15:restartNumberingAfterBreak="0">
     <w:nsid w:val="2E2A4120"/>
     <w:multiLevelType w:val="hybridMultilevel"/>
     <w:tmpl w:val="4EC4380E"/>
@@ -4002,7 +8202,7 @@
       </w:rPr>
     </w:lvl>
   </w:abstractNum>
-  <w:abstractNum w:abstractNumId="15" w15:restartNumberingAfterBreak="0">
+  <w:abstractNum w:abstractNumId="21" w15:restartNumberingAfterBreak="0">
     <w:nsid w:val="357457A6"/>
     <w:multiLevelType w:val="hybridMultilevel"/>
     <w:tmpl w:val="BFAA7296"/>
@@ -4115,7 +8315,7 @@
       </w:rPr>
     </w:lvl>
   </w:abstractNum>
-  <w:abstractNum w:abstractNumId="16" w15:restartNumberingAfterBreak="0">
+  <w:abstractNum w:abstractNumId="22" w15:restartNumberingAfterBreak="0">
     <w:nsid w:val="37242CBC"/>
     <w:multiLevelType w:val="hybridMultilevel"/>
     <w:tmpl w:val="E3E0C748"/>
@@ -4228,7 +8428,156 @@
       </w:rPr>
     </w:lvl>
   </w:abstractNum>
-  <w:abstractNum w:abstractNumId="17" w15:restartNumberingAfterBreak="0">
+  <w:abstractNum w:abstractNumId="23" w15:restartNumberingAfterBreak="0">
+    <w:nsid w:val="3D385196"/>
+    <w:multiLevelType w:val="multilevel"/>
+    <w:tmpl w:val="7F8459AE"/>
+    <w:lvl w:ilvl="0">
+      <w:start w:val="1"/>
+      <w:numFmt w:val="bullet"/>
+      <w:lvlText w:val=""/>
+      <w:lvlJc w:val="left"/>
+      <w:pPr>
+        <w:tabs>
+          <w:tab w:val="num" w:pos="720"/>
+        </w:tabs>
+        <w:ind w:left="720" w:hanging="360"/>
+      </w:pPr>
+      <w:rPr>
+        <w:rFonts w:ascii="Symbol" w:hAnsi="Symbol" w:hint="default"/>
+        <w:sz w:val="20"/>
+      </w:rPr>
+    </w:lvl>
+    <w:lvl w:ilvl="1" w:tentative="1">
+      <w:start w:val="1"/>
+      <w:numFmt w:val="bullet"/>
+      <w:lvlText w:val="o"/>
+      <w:lvlJc w:val="left"/>
+      <w:pPr>
+        <w:tabs>
+          <w:tab w:val="num" w:pos="1440"/>
+        </w:tabs>
+        <w:ind w:left="1440" w:hanging="360"/>
+      </w:pPr>
+      <w:rPr>
+        <w:rFonts w:ascii="Courier New" w:hAnsi="Courier New" w:hint="default"/>
+        <w:sz w:val="20"/>
+      </w:rPr>
+    </w:lvl>
+    <w:lvl w:ilvl="2" w:tentative="1">
+      <w:start w:val="1"/>
+      <w:numFmt w:val="bullet"/>
+      <w:lvlText w:val=""/>
+      <w:lvlJc w:val="left"/>
+      <w:pPr>
+        <w:tabs>
+          <w:tab w:val="num" w:pos="2160"/>
+        </w:tabs>
+        <w:ind w:left="2160" w:hanging="360"/>
+      </w:pPr>
+      <w:rPr>
+        <w:rFonts w:ascii="Wingdings" w:hAnsi="Wingdings" w:hint="default"/>
+        <w:sz w:val="20"/>
+      </w:rPr>
+    </w:lvl>
+    <w:lvl w:ilvl="3" w:tentative="1">
+      <w:start w:val="1"/>
+      <w:numFmt w:val="bullet"/>
+      <w:lvlText w:val=""/>
+      <w:lvlJc w:val="left"/>
+      <w:pPr>
+        <w:tabs>
+          <w:tab w:val="num" w:pos="2880"/>
+        </w:tabs>
+        <w:ind w:left="2880" w:hanging="360"/>
+      </w:pPr>
+      <w:rPr>
+        <w:rFonts w:ascii="Wingdings" w:hAnsi="Wingdings" w:hint="default"/>
+        <w:sz w:val="20"/>
+      </w:rPr>
+    </w:lvl>
+    <w:lvl w:ilvl="4" w:tentative="1">
+      <w:start w:val="1"/>
+      <w:numFmt w:val="bullet"/>
+      <w:lvlText w:val=""/>
+      <w:lvlJc w:val="left"/>
+      <w:pPr>
+        <w:tabs>
+          <w:tab w:val="num" w:pos="3600"/>
+        </w:tabs>
+        <w:ind w:left="3600" w:hanging="360"/>
+      </w:pPr>
+      <w:rPr>
+        <w:rFonts w:ascii="Wingdings" w:hAnsi="Wingdings" w:hint="default"/>
+        <w:sz w:val="20"/>
+      </w:rPr>
+    </w:lvl>
+    <w:lvl w:ilvl="5" w:tentative="1">
+      <w:start w:val="1"/>
+      <w:numFmt w:val="bullet"/>
+      <w:lvlText w:val=""/>
+      <w:lvlJc w:val="left"/>
+      <w:pPr>
+        <w:tabs>
+          <w:tab w:val="num" w:pos="4320"/>
+        </w:tabs>
+        <w:ind w:left="4320" w:hanging="360"/>
+      </w:pPr>
+      <w:rPr>
+        <w:rFonts w:ascii="Wingdings" w:hAnsi="Wingdings" w:hint="default"/>
+        <w:sz w:val="20"/>
+      </w:rPr>
+    </w:lvl>
+    <w:lvl w:ilvl="6" w:tentative="1">
+      <w:start w:val="1"/>
+      <w:numFmt w:val="bullet"/>
+      <w:lvlText w:val=""/>
+      <w:lvlJc w:val="left"/>
+      <w:pPr>
+        <w:tabs>
+          <w:tab w:val="num" w:pos="5040"/>
+        </w:tabs>
+        <w:ind w:left="5040" w:hanging="360"/>
+      </w:pPr>
+      <w:rPr>
+        <w:rFonts w:ascii="Wingdings" w:hAnsi="Wingdings" w:hint="default"/>
+        <w:sz w:val="20"/>
+      </w:rPr>
+    </w:lvl>
+    <w:lvl w:ilvl="7" w:tentative="1">
+      <w:start w:val="1"/>
+      <w:numFmt w:val="bullet"/>
+      <w:lvlText w:val=""/>
+      <w:lvlJc w:val="left"/>
+      <w:pPr>
+        <w:tabs>
+          <w:tab w:val="num" w:pos="5760"/>
+        </w:tabs>
+        <w:ind w:left="5760" w:hanging="360"/>
+      </w:pPr>
+      <w:rPr>
+        <w:rFonts w:ascii="Wingdings" w:hAnsi="Wingdings" w:hint="default"/>
+        <w:sz w:val="20"/>
+      </w:rPr>
+    </w:lvl>
+    <w:lvl w:ilvl="8" w:tentative="1">
+      <w:start w:val="1"/>
+      <w:numFmt w:val="bullet"/>
+      <w:lvlText w:val=""/>
+      <w:lvlJc w:val="left"/>
+      <w:pPr>
+        <w:tabs>
+          <w:tab w:val="num" w:pos="6480"/>
+        </w:tabs>
+        <w:ind w:left="6480" w:hanging="360"/>
+      </w:pPr>
+      <w:rPr>
+        <w:rFonts w:ascii="Wingdings" w:hAnsi="Wingdings" w:hint="default"/>
+        <w:sz w:val="20"/>
+      </w:rPr>
+    </w:lvl>
+  </w:abstractNum>
+  <w:abstractNum w:abstractNumId="24" w15:restartNumberingAfterBreak="0">
     <w:nsid w:val="41483334"/>
     <w:multiLevelType w:val="hybridMultilevel"/>
     <w:tmpl w:val="FDEE17A2"/>
@@ -4341,7 +8690,7 @@
       </w:rPr>
     </w:lvl>
   </w:abstractNum>
-  <w:abstractNum w:abstractNumId="18" w15:restartNumberingAfterBreak="0">
+  <w:abstractNum w:abstractNumId="25" w15:restartNumberingAfterBreak="0">
     <w:nsid w:val="459B0435"/>
     <w:multiLevelType w:val="hybridMultilevel"/>
     <w:tmpl w:val="1918FF30"/>
@@ -4454,7 +8803,7 @@
       </w:rPr>
     </w:lvl>
   </w:abstractNum>
-  <w:abstractNum w:abstractNumId="19" w15:restartNumberingAfterBreak="0">
+  <w:abstractNum w:abstractNumId="26" w15:restartNumberingAfterBreak="0">
     <w:nsid w:val="46864495"/>
     <w:multiLevelType w:val="hybridMultilevel"/>
     <w:tmpl w:val="2F9CC5C6"/>
@@ -4543,7 +8892,7 @@
       </w:pPr>
     </w:lvl>
   </w:abstractNum>
-  <w:abstractNum w:abstractNumId="20" w15:restartNumberingAfterBreak="0">
+  <w:abstractNum w:abstractNumId="27" w15:restartNumberingAfterBreak="0">
     <w:nsid w:val="495E6727"/>
     <w:multiLevelType w:val="hybridMultilevel"/>
     <w:tmpl w:val="1A602AE8"/>
@@ -4656,7 +9005,7 @@
       </w:rPr>
     </w:lvl>
   </w:abstractNum>
-  <w:abstractNum w:abstractNumId="21" w15:restartNumberingAfterBreak="0">
+  <w:abstractNum w:abstractNumId="28" w15:restartNumberingAfterBreak="0">
     <w:nsid w:val="4E500959"/>
     <w:multiLevelType w:val="hybridMultilevel"/>
     <w:tmpl w:val="16B09BAA"/>
@@ -4745,7 +9094,7 @@
       </w:pPr>
     </w:lvl>
   </w:abstractNum>
-  <w:abstractNum w:abstractNumId="22" w15:restartNumberingAfterBreak="0">
+  <w:abstractNum w:abstractNumId="29" w15:restartNumberingAfterBreak="0">
     <w:nsid w:val="574073DF"/>
     <w:multiLevelType w:val="hybridMultilevel"/>
     <w:tmpl w:val="E46A713C"/>
@@ -4858,7 +9207,7 @@
       </w:rPr>
     </w:lvl>
   </w:abstractNum>
-  <w:abstractNum w:abstractNumId="23" w15:restartNumberingAfterBreak="0">
+  <w:abstractNum w:abstractNumId="30" w15:restartNumberingAfterBreak="0">
     <w:nsid w:val="5DA55CD0"/>
     <w:multiLevelType w:val="hybridMultilevel"/>
     <w:tmpl w:val="B2D4EAF4"/>
@@ -4971,7 +9320,7 @@
       </w:rPr>
     </w:lvl>
   </w:abstractNum>
-  <w:abstractNum w:abstractNumId="24" w15:restartNumberingAfterBreak="0">
+  <w:abstractNum w:abstractNumId="31" w15:restartNumberingAfterBreak="0">
     <w:nsid w:val="5DFD0F6C"/>
     <w:multiLevelType w:val="multilevel"/>
     <w:tmpl w:val="A1083DB4"/>
@@ -5120,7 +9469,156 @@
       </w:rPr>
     </w:lvl>
   </w:abstractNum>
-  <w:abstractNum w:abstractNumId="25" w15:restartNumberingAfterBreak="0">
+  <w:abstractNum w:abstractNumId="32" w15:restartNumberingAfterBreak="0">
+    <w:nsid w:val="5E2B5FAD"/>
+    <w:multiLevelType w:val="multilevel"/>
+    <w:tmpl w:val="86085BBE"/>
+    <w:lvl w:ilvl="0">
+      <w:start w:val="1"/>
+      <w:numFmt w:val="bullet"/>
+      <w:lvlText w:val=""/>
+      <w:lvlJc w:val="left"/>
+      <w:pPr>
+        <w:tabs>
+          <w:tab w:val="num" w:pos="720"/>
+        </w:tabs>
+        <w:ind w:left="720" w:hanging="360"/>
+      </w:pPr>
+      <w:rPr>
+        <w:rFonts w:ascii="Symbol" w:hAnsi="Symbol" w:hint="default"/>
+        <w:sz w:val="20"/>
+      </w:rPr>
+    </w:lvl>
+    <w:lvl w:ilvl="1" w:tentative="1">
+      <w:start w:val="1"/>
+      <w:numFmt w:val="bullet"/>
+      <w:lvlText w:val="o"/>
+      <w:lvlJc w:val="left"/>
+      <w:pPr>
+        <w:tabs>
+          <w:tab w:val="num" w:pos="1440"/>
+        </w:tabs>
+        <w:ind w:left="1440" w:hanging="360"/>
+      </w:pPr>
+      <w:rPr>
+        <w:rFonts w:ascii="Courier New" w:hAnsi="Courier New" w:hint="default"/>
+        <w:sz w:val="20"/>
+      </w:rPr>
+    </w:lvl>
+    <w:lvl w:ilvl="2" w:tentative="1">
+      <w:start w:val="1"/>
+      <w:numFmt w:val="bullet"/>
+      <w:lvlText w:val=""/>
+      <w:lvlJc w:val="left"/>
+      <w:pPr>
+        <w:tabs>
+          <w:tab w:val="num" w:pos="2160"/>
+        </w:tabs>
+        <w:ind w:left="2160" w:hanging="360"/>
+      </w:pPr>
+      <w:rPr>
+        <w:rFonts w:ascii="Wingdings" w:hAnsi="Wingdings" w:hint="default"/>
+        <w:sz w:val="20"/>
+      </w:rPr>
+    </w:lvl>
+    <w:lvl w:ilvl="3" w:tentative="1">
+      <w:start w:val="1"/>
+      <w:numFmt w:val="bullet"/>
+      <w:lvlText w:val=""/>
+      <w:lvlJc w:val="left"/>
+      <w:pPr>
+        <w:tabs>
+          <w:tab w:val="num" w:pos="2880"/>
+        </w:tabs>
+        <w:ind w:left="2880" w:hanging="360"/>
+      </w:pPr>
+      <w:rPr>
+        <w:rFonts w:ascii="Wingdings" w:hAnsi="Wingdings" w:hint="default"/>
+        <w:sz w:val="20"/>
+      </w:rPr>
+    </w:lvl>
+    <w:lvl w:ilvl="4" w:tentative="1">
+      <w:start w:val="1"/>
+      <w:numFmt w:val="bullet"/>
+      <w:lvlText w:val=""/>
+      <w:lvlJc w:val="left"/>
+      <w:pPr>
+        <w:tabs>
+          <w:tab w:val="num" w:pos="3600"/>
+        </w:tabs>
+        <w:ind w:left="3600" w:hanging="360"/>
+      </w:pPr>
+      <w:rPr>
+        <w:rFonts w:ascii="Wingdings" w:hAnsi="Wingdings" w:hint="default"/>
+        <w:sz w:val="20"/>
+      </w:rPr>
+    </w:lvl>
+    <w:lvl w:ilvl="5" w:tentative="1">
+      <w:start w:val="1"/>
+      <w:numFmt w:val="bullet"/>
+      <w:lvlText w:val=""/>
+      <w:lvlJc w:val="left"/>
+      <w:pPr>
+        <w:tabs>
+          <w:tab w:val="num" w:pos="4320"/>
+        </w:tabs>
+        <w:ind w:left="4320" w:hanging="360"/>
+      </w:pPr>
+      <w:rPr>
+        <w:rFonts w:ascii="Wingdings" w:hAnsi="Wingdings" w:hint="default"/>
+        <w:sz w:val="20"/>
+      </w:rPr>
+    </w:lvl>
+    <w:lvl w:ilvl="6" w:tentative="1">
+      <w:start w:val="1"/>
+      <w:numFmt w:val="bullet"/>
+      <w:lvlText w:val=""/>
+      <w:lvlJc w:val="left"/>
+      <w:pPr>
+        <w:tabs>
+          <w:tab w:val="num" w:pos="5040"/>
+        </w:tabs>
+        <w:ind w:left="5040" w:hanging="360"/>
+      </w:pPr>
+      <w:rPr>
+        <w:rFonts w:ascii="Wingdings" w:hAnsi="Wingdings" w:hint="default"/>
+        <w:sz w:val="20"/>
+      </w:rPr>
+    </w:lvl>
+    <w:lvl w:ilvl="7" w:tentative="1">
+      <w:start w:val="1"/>
+      <w:numFmt w:val="bullet"/>
+      <w:lvlText w:val=""/>
+      <w:lvlJc w:val="left"/>
+      <w:pPr>
+        <w:tabs>
+          <w:tab w:val="num" w:pos="5760"/>
+        </w:tabs>
+        <w:ind w:left="5760" w:hanging="360"/>
+      </w:pPr>
+      <w:rPr>
+        <w:rFonts w:ascii="Wingdings" w:hAnsi="Wingdings" w:hint="default"/>
+        <w:sz w:val="20"/>
+      </w:rPr>
+    </w:lvl>
+    <w:lvl w:ilvl="8" w:tentative="1">
+      <w:start w:val="1"/>
+      <w:numFmt w:val="bullet"/>
+      <w:lvlText w:val=""/>
+      <w:lvlJc w:val="left"/>
+      <w:pPr>
+        <w:tabs>
+          <w:tab w:val="num" w:pos="6480"/>
+        </w:tabs>
+        <w:ind w:left="6480" w:hanging="360"/>
+      </w:pPr>
+      <w:rPr>
+        <w:rFonts w:ascii="Wingdings" w:hAnsi="Wingdings" w:hint="default"/>
+        <w:sz w:val="20"/>
+      </w:rPr>
+    </w:lvl>
+  </w:abstractNum>
+  <w:abstractNum w:abstractNumId="33" w15:restartNumberingAfterBreak="0">
     <w:nsid w:val="5ED14ECD"/>
     <w:multiLevelType w:val="hybridMultilevel"/>
     <w:tmpl w:val="05B8A77C"/>
@@ -5233,7 +9731,7 @@
       </w:rPr>
     </w:lvl>
   </w:abstractNum>
-  <w:abstractNum w:abstractNumId="26" w15:restartNumberingAfterBreak="0">
+  <w:abstractNum w:abstractNumId="34" w15:restartNumberingAfterBreak="0">
     <w:nsid w:val="5F405408"/>
     <w:multiLevelType w:val="hybridMultilevel"/>
     <w:tmpl w:val="0C8EF4D2"/>
@@ -5346,7 +9844,7 @@
       </w:rPr>
     </w:lvl>
   </w:abstractNum>
-  <w:abstractNum w:abstractNumId="27" w15:restartNumberingAfterBreak="0">
+  <w:abstractNum w:abstractNumId="35" w15:restartNumberingAfterBreak="0">
     <w:nsid w:val="601E1777"/>
     <w:multiLevelType w:val="hybridMultilevel"/>
     <w:tmpl w:val="D0A86AD6"/>
@@ -5459,7 +9957,233 @@
       </w:rPr>
     </w:lvl>
   </w:abstractNum>
-  <w:abstractNum w:abstractNumId="28" w15:restartNumberingAfterBreak="0">
+  <w:abstractNum w:abstractNumId="36" w15:restartNumberingAfterBreak="0">
+    <w:nsid w:val="61A656C5"/>
+    <w:multiLevelType w:val="multilevel"/>
+    <w:tmpl w:val="F63AB6CC"/>
+    <w:lvl w:ilvl="0">
+      <w:start w:val="1"/>
+      <w:numFmt w:val="decimal"/>
+      <w:lvlText w:val="%1."/>
+      <w:lvlJc w:val="left"/>
+      <w:pPr>
+        <w:tabs>
+          <w:tab w:val="num" w:pos="720"/>
+        </w:tabs>
+        <w:ind w:left="720" w:hanging="360"/>
+      </w:pPr>
+    </w:lvl>
+    <w:lvl w:ilvl="1" w:tentative="1">
+      <w:start w:val="1"/>
+      <w:numFmt w:val="decimal"/>
+      <w:lvlText w:val="%2."/>
+      <w:lvlJc w:val="left"/>
+      <w:pPr>
+        <w:tabs>
+          <w:tab w:val="num" w:pos="1440"/>
+        </w:tabs>
+        <w:ind w:left="1440" w:hanging="360"/>
+      </w:pPr>
+    </w:lvl>
+    <w:lvl w:ilvl="2" w:tentative="1">
+      <w:start w:val="1"/>
+      <w:numFmt w:val="decimal"/>
+      <w:lvlText w:val="%3."/>
+      <w:lvlJc w:val="left"/>
+      <w:pPr>
+        <w:tabs>
+          <w:tab w:val="num" w:pos="2160"/>
+        </w:tabs>
+        <w:ind w:left="2160" w:hanging="360"/>
+      </w:pPr>
+    </w:lvl>
+    <w:lvl w:ilvl="3" w:tentative="1">
+      <w:start w:val="1"/>
+      <w:numFmt w:val="decimal"/>
+      <w:lvlText w:val="%4."/>
+      <w:lvlJc w:val="left"/>
+      <w:pPr>
+        <w:tabs>
+          <w:tab w:val="num" w:pos="2880"/>
+        </w:tabs>
+        <w:ind w:left="2880" w:hanging="360"/>
+      </w:pPr>
+    </w:lvl>
+    <w:lvl w:ilvl="4" w:tentative="1">
+      <w:start w:val="1"/>
+      <w:numFmt w:val="decimal"/>
+      <w:lvlText w:val="%5."/>
+      <w:lvlJc w:val="left"/>
+      <w:pPr>
+        <w:tabs>
+          <w:tab w:val="num" w:pos="3600"/>
+        </w:tabs>
+        <w:ind w:left="3600" w:hanging="360"/>
+      </w:pPr>
+    </w:lvl>
+    <w:lvl w:ilvl="5" w:tentative="1">
+      <w:start w:val="1"/>
+      <w:numFmt w:val="decimal"/>
+      <w:lvlText w:val="%6."/>
+      <w:lvlJc w:val="left"/>
+      <w:pPr>
+        <w:tabs>
+          <w:tab w:val="num" w:pos="4320"/>
+        </w:tabs>
+        <w:ind w:left="4320" w:hanging="360"/>
+      </w:pPr>
+    </w:lvl>
+    <w:lvl w:ilvl="6" w:tentative="1">
+      <w:start w:val="1"/>
+      <w:numFmt w:val="decimal"/>
+      <w:lvlText w:val="%7."/>
+      <w:lvlJc w:val="left"/>
+      <w:pPr>
+        <w:tabs>
+          <w:tab w:val="num" w:pos="5040"/>
+        </w:tabs>
+        <w:ind w:left="5040" w:hanging="360"/>
+      </w:pPr>
+    </w:lvl>
+    <w:lvl w:ilvl="7" w:tentative="1">
+      <w:start w:val="1"/>
+      <w:numFmt w:val="decimal"/>
+      <w:lvlText w:val="%8."/>
+      <w:lvlJc w:val="left"/>
+      <w:pPr>
+        <w:tabs>
+          <w:tab w:val="num" w:pos="5760"/>
+        </w:tabs>
+        <w:ind w:left="5760" w:hanging="360"/>
+      </w:pPr>
+    </w:lvl>
+    <w:lvl w:ilvl="8" w:tentative="1">
+      <w:start w:val="1"/>
+      <w:numFmt w:val="decimal"/>
+      <w:lvlText w:val="%9."/>
+      <w:lvlJc w:val="left"/>
+      <w:pPr>
+        <w:tabs>
+          <w:tab w:val="num" w:pos="6480"/>
+        </w:tabs>
+        <w:ind w:left="6480" w:hanging="360"/>
+      </w:pPr>
+    </w:lvl>
+  </w:abstractNum>
+  <w:abstractNum w:abstractNumId="37" w15:restartNumberingAfterBreak="0">
+    <w:nsid w:val="622441F1"/>
+    <w:multiLevelType w:val="multilevel"/>
+    <w:tmpl w:val="0EFACE5C"/>
+    <w:lvl w:ilvl="0">
+      <w:start w:val="1"/>
+      <w:numFmt w:val="decimal"/>
+      <w:lvlText w:val="%1."/>
+      <w:lvlJc w:val="left"/>
+      <w:pPr>
+        <w:tabs>
+          <w:tab w:val="num" w:pos="720"/>
+        </w:tabs>
+        <w:ind w:left="720" w:hanging="360"/>
+      </w:pPr>
+    </w:lvl>
+    <w:lvl w:ilvl="1" w:tentative="1">
+      <w:start w:val="1"/>
+      <w:numFmt w:val="decimal"/>
+      <w:lvlText w:val="%2."/>
+      <w:lvlJc w:val="left"/>
+      <w:pPr>
+        <w:tabs>
+          <w:tab w:val="num" w:pos="1440"/>
+        </w:tabs>
+        <w:ind w:left="1440" w:hanging="360"/>
+      </w:pPr>
+    </w:lvl>
+    <w:lvl w:ilvl="2" w:tentative="1">
+      <w:start w:val="1"/>
+      <w:numFmt w:val="decimal"/>
+      <w:lvlText w:val="%3."/>
+      <w:lvlJc w:val="left"/>
+      <w:pPr>
+        <w:tabs>
+          <w:tab w:val="num" w:pos="2160"/>
+        </w:tabs>
+        <w:ind w:left="2160" w:hanging="360"/>
+      </w:pPr>
+    </w:lvl>
+    <w:lvl w:ilvl="3" w:tentative="1">
+      <w:start w:val="1"/>
+      <w:numFmt w:val="decimal"/>
+      <w:lvlText w:val="%4."/>
+      <w:lvlJc w:val="left"/>
+      <w:pPr>
+        <w:tabs>
+          <w:tab w:val="num" w:pos="2880"/>
+        </w:tabs>
+        <w:ind w:left="2880" w:hanging="360"/>
+      </w:pPr>
+    </w:lvl>
+    <w:lvl w:ilvl="4" w:tentative="1">
+      <w:start w:val="1"/>
+      <w:numFmt w:val="decimal"/>
+      <w:lvlText w:val="%5."/>
+      <w:lvlJc w:val="left"/>
+      <w:pPr>
+        <w:tabs>
+          <w:tab w:val="num" w:pos="3600"/>
+        </w:tabs>
+        <w:ind w:left="3600" w:hanging="360"/>
+      </w:pPr>
+    </w:lvl>
+    <w:lvl w:ilvl="5" w:tentative="1">
+      <w:start w:val="1"/>
+      <w:numFmt w:val="decimal"/>
+      <w:lvlText w:val="%6."/>
+      <w:lvlJc w:val="left"/>
+      <w:pPr>
+        <w:tabs>
+          <w:tab w:val="num" w:pos="4320"/>
+        </w:tabs>
+        <w:ind w:left="4320" w:hanging="360"/>
+      </w:pPr>
+    </w:lvl>
+    <w:lvl w:ilvl="6" w:tentative="1">
+      <w:start w:val="1"/>
+      <w:numFmt w:val="decimal"/>
+      <w:lvlText w:val="%7."/>
+      <w:lvlJc w:val="left"/>
+      <w:pPr>
+        <w:tabs>
+          <w:tab w:val="num" w:pos="5040"/>
+        </w:tabs>
+        <w:ind w:left="5040" w:hanging="360"/>
+      </w:pPr>
+    </w:lvl>
+    <w:lvl w:ilvl="7" w:tentative="1">
+      <w:start w:val="1"/>
+      <w:numFmt w:val="decimal"/>
+      <w:lvlText w:val="%8."/>
+      <w:lvlJc w:val="left"/>
+      <w:pPr>
+        <w:tabs>
+          <w:tab w:val="num" w:pos="5760"/>
+        </w:tabs>
+        <w:ind w:left="5760" w:hanging="360"/>
+      </w:pPr>
+    </w:lvl>
+    <w:lvl w:ilvl="8" w:tentative="1">
+      <w:start w:val="1"/>
+      <w:numFmt w:val="decimal"/>
+      <w:lvlText w:val="%9."/>
+      <w:lvlJc w:val="left"/>
+      <w:pPr>
+        <w:tabs>
+          <w:tab w:val="num" w:pos="6480"/>
+        </w:tabs>
+        <w:ind w:left="6480" w:hanging="360"/>
+      </w:pPr>
+    </w:lvl>
+  </w:abstractNum>
+  <w:abstractNum w:abstractNumId="38" w15:restartNumberingAfterBreak="0">
     <w:nsid w:val="66EE7BC6"/>
     <w:multiLevelType w:val="hybridMultilevel"/>
     <w:tmpl w:val="3FE6B83A"/>
@@ -5572,7 +10296,120 @@
       </w:rPr>
     </w:lvl>
   </w:abstractNum>
-  <w:abstractNum w:abstractNumId="29" w15:restartNumberingAfterBreak="0">
+  <w:abstractNum w:abstractNumId="39" w15:restartNumberingAfterBreak="0">
+    <w:nsid w:val="6FD93590"/>
+    <w:multiLevelType w:val="multilevel"/>
+    <w:tmpl w:val="36360E3E"/>
+    <w:lvl w:ilvl="0">
+      <w:start w:val="1"/>
+      <w:numFmt w:val="decimal"/>
+      <w:lvlText w:val="%1."/>
+      <w:lvlJc w:val="left"/>
+      <w:pPr>
+        <w:tabs>
+          <w:tab w:val="num" w:pos="720"/>
+        </w:tabs>
+        <w:ind w:left="720" w:hanging="360"/>
+      </w:pPr>
+    </w:lvl>
+    <w:lvl w:ilvl="1" w:tentative="1">
+      <w:start w:val="1"/>
+      <w:numFmt w:val="decimal"/>
+      <w:lvlText w:val="%2."/>
+      <w:lvlJc w:val="left"/>
+      <w:pPr>
+        <w:tabs>
+          <w:tab w:val="num" w:pos="1440"/>
+        </w:tabs>
+        <w:ind w:left="1440" w:hanging="360"/>
+      </w:pPr>
+    </w:lvl>
+    <w:lvl w:ilvl="2" w:tentative="1">
+      <w:start w:val="1"/>
+      <w:numFmt w:val="decimal"/>
+      <w:lvlText w:val="%3."/>
+      <w:lvlJc w:val="left"/>
+      <w:pPr>
+        <w:tabs>
+          <w:tab w:val="num" w:pos="2160"/>
+        </w:tabs>
+        <w:ind w:left="2160" w:hanging="360"/>
+      </w:pPr>
+    </w:lvl>
+    <w:lvl w:ilvl="3" w:tentative="1">
+      <w:start w:val="1"/>
+      <w:numFmt w:val="decimal"/>
+      <w:lvlText w:val="%4."/>
+      <w:lvlJc w:val="left"/>
+      <w:pPr>
+        <w:tabs>
+          <w:tab w:val="num" w:pos="2880"/>
+        </w:tabs>
+        <w:ind w:left="2880" w:hanging="360"/>
+      </w:pPr>
+    </w:lvl>
+    <w:lvl w:ilvl="4" w:tentative="1">
+      <w:start w:val="1"/>
+      <w:numFmt w:val="decimal"/>
+      <w:lvlText w:val="%5."/>
+      <w:lvlJc w:val="left"/>
+      <w:pPr>
+        <w:tabs>
+          <w:tab w:val="num" w:pos="3600"/>
+        </w:tabs>
+        <w:ind w:left="3600" w:hanging="360"/>
+      </w:pPr>
+    </w:lvl>
+    <w:lvl w:ilvl="5" w:tentative="1">
+      <w:start w:val="1"/>
+      <w:numFmt w:val="decimal"/>
+      <w:lvlText w:val="%6."/>
+      <w:lvlJc w:val="left"/>
+      <w:pPr>
+        <w:tabs>
+          <w:tab w:val="num" w:pos="4320"/>
+        </w:tabs>
+        <w:ind w:left="4320" w:hanging="360"/>
+      </w:pPr>
+    </w:lvl>
+    <w:lvl w:ilvl="6" w:tentative="1">
+      <w:start w:val="1"/>
+      <w:numFmt w:val="decimal"/>
+      <w:lvlText w:val="%7."/>
+      <w:lvlJc w:val="left"/>
+      <w:pPr>
+        <w:tabs>
+          <w:tab w:val="num" w:pos="5040"/>
+        </w:tabs>
+        <w:ind w:left="5040" w:hanging="360"/>
+      </w:pPr>
+    </w:lvl>
+    <w:lvl w:ilvl="7" w:tentative="1">
+      <w:start w:val="1"/>
+      <w:numFmt w:val="decimal"/>
+      <w:lvlText w:val="%8."/>
+      <w:lvlJc w:val="left"/>
+      <w:pPr>
+        <w:tabs>
+          <w:tab w:val="num" w:pos="5760"/>
+        </w:tabs>
+        <w:ind w:left="5760" w:hanging="360"/>
+      </w:pPr>
+    </w:lvl>
+    <w:lvl w:ilvl="8" w:tentative="1">
+      <w:start w:val="1"/>
+      <w:numFmt w:val="decimal"/>
+      <w:lvlText w:val="%9."/>
+      <w:lvlJc w:val="left"/>
+      <w:pPr>
+        <w:tabs>
+          <w:tab w:val="num" w:pos="6480"/>
+        </w:tabs>
+        <w:ind w:left="6480" w:hanging="360"/>
+      </w:pPr>
+    </w:lvl>
+  </w:abstractNum>
+  <w:abstractNum w:abstractNumId="40" w15:restartNumberingAfterBreak="0">
     <w:nsid w:val="71575DED"/>
     <w:multiLevelType w:val="hybridMultilevel"/>
     <w:tmpl w:val="1478AF2E"/>
@@ -5685,7 +10522,7 @@
       </w:rPr>
     </w:lvl>
   </w:abstractNum>
-  <w:abstractNum w:abstractNumId="30" w15:restartNumberingAfterBreak="0">
+  <w:abstractNum w:abstractNumId="41" w15:restartNumberingAfterBreak="0">
     <w:nsid w:val="747878F5"/>
     <w:multiLevelType w:val="hybridMultilevel"/>
     <w:tmpl w:val="2DCC48F8"/>
@@ -5798,7 +10635,7 @@
       </w:rPr>
     </w:lvl>
   </w:abstractNum>
-  <w:abstractNum w:abstractNumId="31" w15:restartNumberingAfterBreak="0">
+  <w:abstractNum w:abstractNumId="42" w15:restartNumberingAfterBreak="0">
     <w:nsid w:val="78134C14"/>
     <w:multiLevelType w:val="multilevel"/>
     <w:tmpl w:val="B0180DEC"/>
@@ -5947,7 +10784,7 @@
       </w:rPr>
     </w:lvl>
   </w:abstractNum>
-  <w:abstractNum w:abstractNumId="32" w15:restartNumberingAfterBreak="0">
+  <w:abstractNum w:abstractNumId="43" w15:restartNumberingAfterBreak="0">
     <w:nsid w:val="7F78790E"/>
     <w:multiLevelType w:val="hybridMultilevel"/>
     <w:tmpl w:val="CA5264B6"/>
@@ -6061,102 +10898,135 @@
     </w:lvl>
   </w:abstractNum>
   <w:num w:numId="1">
-    <w:abstractNumId w:val="25"/>
+    <w:abstractNumId w:val="33"/>
   </w:num>
   <w:num w:numId="2">
-    <w:abstractNumId w:val="15"/>
+    <w:abstractNumId w:val="21"/>
   </w:num>
   <w:num w:numId="3">
-    <w:abstractNumId w:val="23"/>
+    <w:abstractNumId w:val="30"/>
   </w:num>
   <w:num w:numId="4">
-    <w:abstractNumId w:val="11"/>
+    <w:abstractNumId w:val="16"/>
   </w:num>
   <w:num w:numId="5">
-    <w:abstractNumId w:val="14"/>
+    <w:abstractNumId w:val="20"/>
   </w:num>
   <w:num w:numId="6">
-    <w:abstractNumId w:val="9"/>
+    <w:abstractNumId w:val="13"/>
   </w:num>
   <w:num w:numId="7">
-    <w:abstractNumId w:val="12"/>
+    <w:abstractNumId w:val="18"/>
   </w:num>
   <w:num w:numId="8">
-    <w:abstractNumId w:val="17"/>
+    <w:abstractNumId w:val="24"/>
   </w:num>
   <w:num w:numId="9">
-    <w:abstractNumId w:val="31"/>
+    <w:abstractNumId w:val="42"/>
   </w:num>
   <w:num w:numId="10">
     <w:abstractNumId w:val="1"/>
   </w:num>
   <w:num w:numId="11">
-    <w:abstractNumId w:val="24"/>
+    <w:abstractNumId w:val="31"/>
   </w:num>
   <w:num w:numId="12">
-    <w:abstractNumId w:val="22"/>
+    <w:abstractNumId w:val="29"/>
   </w:num>
   <w:num w:numId="13">
-    <w:abstractNumId w:val="19"/>
+    <w:abstractNumId w:val="26"/>
   </w:num>
   <w:num w:numId="14">
-    <w:abstractNumId w:val="3"/>
+    <w:abstractNumId w:val="4"/>
   </w:num>
   <w:num w:numId="15">
-    <w:abstractNumId w:val="21"/>
+    <w:abstractNumId w:val="28"/>
   </w:num>
   <w:num w:numId="16">
     <w:abstractNumId w:val="0"/>
   </w:num>
   <w:num w:numId="17">
-    <w:abstractNumId w:val="4"/>
+    <w:abstractNumId w:val="8"/>
   </w:num>
   <w:num w:numId="18">
-    <w:abstractNumId w:val="8"/>
+    <w:abstractNumId w:val="12"/>
   </w:num>
   <w:num w:numId="19">
-    <w:abstractNumId w:val="26"/>
+    <w:abstractNumId w:val="34"/>
   </w:num>
   <w:num w:numId="20">
-    <w:abstractNumId w:val="16"/>
+    <w:abstractNumId w:val="22"/>
   </w:num>
   <w:num w:numId="21">
-    <w:abstractNumId w:val="18"/>
+    <w:abstractNumId w:val="25"/>
   </w:num>
   <w:num w:numId="22">
+    <w:abstractNumId w:val="43"/>
+  </w:num>
+  <w:num w:numId="23">
+    <w:abstractNumId w:val="11"/>
+  </w:num>
+  <w:num w:numId="24">
+    <w:abstractNumId w:val="15"/>
+  </w:num>
+  <w:num w:numId="25">
+    <w:abstractNumId w:val="27"/>
+  </w:num>
+  <w:num w:numId="26">
+    <w:abstractNumId w:val="19"/>
+  </w:num>
+  <w:num w:numId="27">
+    <w:abstractNumId w:val="35"/>
+  </w:num>
+  <w:num w:numId="28">
+    <w:abstractNumId w:val="9"/>
+  </w:num>
+  <w:num w:numId="29">
+    <w:abstractNumId w:val="3"/>
+  </w:num>
+  <w:num w:numId="30">
+    <w:abstractNumId w:val="41"/>
+  </w:num>
+  <w:num w:numId="31">
+    <w:abstractNumId w:val="38"/>
+  </w:num>
+  <w:num w:numId="32">
+    <w:abstractNumId w:val="40"/>
+  </w:num>
+  <w:num w:numId="33">
+    <w:abstractNumId w:val="10"/>
+  </w:num>
+  <w:num w:numId="34">
+    <w:abstractNumId w:val="39"/>
+  </w:num>
+  <w:num w:numId="35">
+    <w:abstractNumId w:val="5"/>
+  </w:num>
+  <w:num w:numId="36">
+    <w:abstractNumId w:val="37"/>
+  </w:num>
+  <w:num w:numId="37">
+    <w:abstractNumId w:val="7"/>
+  </w:num>
+  <w:num w:numId="38">
+    <w:abstractNumId w:val="17"/>
+  </w:num>
+  <w:num w:numId="39">
+    <w:abstractNumId w:val="23"/>
+  </w:num>
+  <w:num w:numId="40">
     <w:abstractNumId w:val="32"/>
   </w:num>
-  <w:num w:numId="23">
-    <w:abstractNumId w:val="7"/>
-  </w:num>
-  <w:num w:numId="24">
-    <w:abstractNumId w:val="10"/>
-  </w:num>
-  <w:num w:numId="25">
-    <w:abstractNumId w:val="20"/>
-  </w:num>
-  <w:num w:numId="26">
-    <w:abstractNumId w:val="13"/>
-  </w:num>
-  <w:num w:numId="27">
-    <w:abstractNumId w:val="27"/>
-  </w:num>
-  <w:num w:numId="28">
-    <w:abstractNumId w:val="5"/>
-  </w:num>
-  <w:num w:numId="29">
+  <w:num w:numId="41">
     <w:abstractNumId w:val="2"/>
   </w:num>
-  <w:num w:numId="30">
-    <w:abstractNumId w:val="30"/>
+  <w:num w:numId="42">
+    <w:abstractNumId w:val="36"/>
   </w:num>
-  <w:num w:numId="31">
-    <w:abstractNumId w:val="28"/>
+  <w:num w:numId="43">
+    <w:abstractNumId w:val="14"/>
   </w:num>
-  <w:num w:numId="32">
-    <w:abstractNumId w:val="29"/>
-  </w:num>
-  <w:num w:numId="33">
+  <w:num w:numId="44">
     <w:abstractNumId w:val="6"/>
   </w:num>
 </w:numbering>
@@ -6672,7 +11542,6 @@
   <w:style w:type="character" w:default="1" w:styleId="a0">
     <w:name w:val="Default Paragraph Font"/>
     <w:uiPriority w:val="1"/>
-    <w:semiHidden/>
     <w:unhideWhenUsed/>
   </w:style>
   <w:style w:type="table" w:default="1" w:styleId="a1">
@@ -7299,7 +12168,7 @@
 </file>
 
 <file path=customXml/itemProps1.xml><?xml version="1.0" encoding="utf-8"?>
-<ds:datastoreItem xmlns:ds="http://schemas.openxmlformats.org/officeDocument/2006/customXml" ds:itemID="{5CDABCC5-3220-4EDA-96EC-B0859E67B92F}">
+<ds:datastoreItem xmlns:ds="http://schemas.openxmlformats.org/officeDocument/2006/customXml" ds:itemID="{CD369806-E9D5-4974-BFC2-ED47168C40B2}">
   <ds:schemaRefs>
     <ds:schemaRef ds:uri="http://schemas.openxmlformats.org/officeDocument/2006/bibliography"/>
   </ds:schemaRefs>

--- a/M1 Course/YPpSIS/Coursework/КП.docx
+++ b/M1 Course/YPpSIS/Coursework/КП.docx
@@ -167,6 +167,8 @@
           <w:szCs w:val="28"/>
         </w:rPr>
       </w:pPr>
+      <w:bookmarkStart w:id="1" w:name="_GoBack"/>
+      <w:bookmarkEnd w:id="1"/>
     </w:p>
     <w:p>
       <w:pPr>
@@ -187,7 +189,7 @@
           <w:sz w:val="32"/>
           <w:szCs w:val="32"/>
         </w:rPr>
-        <w:t>ИИ АССИСТЕНТ ДЛЯ АВТОМАТИЧЕСКОЙ ГЕНЕРАЦИИ И ДЕКОМПОЗИЦИИ ЗАДАЧ</w:t>
+        <w:t>ИИ АССИСТЕНТ ДЛЯ АВТОМАТИЧЕСКОЙ ДЕКОМПОЗИЦИИ ЗАДАЧ</w:t>
       </w:r>
     </w:p>
     <w:p>
@@ -608,7 +610,7 @@
         </w:rPr>
         <w:t>6</w:t>
       </w:r>
-      <w:bookmarkStart w:id="1" w:name="_Toc39412614"/>
+      <w:bookmarkStart w:id="2" w:name="_Toc39412614"/>
       <w:bookmarkEnd w:id="0"/>
     </w:p>
     <w:p>
@@ -620,8 +622,8 @@
           <w:szCs w:val="28"/>
         </w:rPr>
       </w:pPr>
-      <w:bookmarkStart w:id="2" w:name="_Hlk224141877"/>
-      <w:bookmarkEnd w:id="1"/>
+      <w:bookmarkStart w:id="3" w:name="_Hlk224141877"/>
+      <w:bookmarkEnd w:id="2"/>
       <w:r>
         <w:rPr>
           <w:rFonts w:cs="Times New Roman"/>
@@ -1737,7 +1739,7 @@
         <w:t>подпись</w:t>
       </w:r>
     </w:p>
-    <w:bookmarkEnd w:id="2"/>
+    <w:bookmarkEnd w:id="3"/>
     <w:p>
       <w:pPr>
         <w:rPr>
@@ -1808,9 +1810,9 @@
               <w:tab w:val="right" w:leader="dot" w:pos="9628"/>
             </w:tabs>
             <w:rPr>
-              <w:rFonts w:eastAsiaTheme="minorEastAsia" w:cs="Times New Roman"/>
+              <w:rFonts w:asciiTheme="minorHAnsi" w:eastAsiaTheme="minorEastAsia" w:hAnsiTheme="minorHAnsi"/>
               <w:noProof/>
-              <w:szCs w:val="28"/>
+              <w:sz w:val="22"/>
               <w:lang w:eastAsia="ru-RU"/>
             </w:rPr>
           </w:pPr>
@@ -1835,76 +1837,59 @@
             </w:rPr>
             <w:fldChar w:fldCharType="separate"/>
           </w:r>
-          <w:hyperlink w:anchor="_Toc228377907" w:history="1">
+          <w:hyperlink w:anchor="_Toc228982321" w:history="1">
             <w:r>
               <w:rPr>
                 <w:rStyle w:val="a3"/>
-                <w:rFonts w:cs="Times New Roman"/>
-                <w:noProof/>
-                <w:color w:val="auto"/>
-                <w:szCs w:val="28"/>
+                <w:noProof/>
               </w:rPr>
               <w:t>Введение</w:t>
             </w:r>
             <w:r>
               <w:rPr>
-                <w:rFonts w:cs="Times New Roman"/>
                 <w:noProof/>
                 <w:webHidden/>
-                <w:szCs w:val="28"/>
               </w:rPr>
               <w:tab/>
             </w:r>
             <w:r>
               <w:rPr>
-                <w:rFonts w:cs="Times New Roman"/>
                 <w:noProof/>
                 <w:webHidden/>
-                <w:szCs w:val="28"/>
               </w:rPr>
               <w:fldChar w:fldCharType="begin"/>
             </w:r>
             <w:r>
               <w:rPr>
-                <w:rFonts w:cs="Times New Roman"/>
                 <w:noProof/>
                 <w:webHidden/>
-                <w:szCs w:val="28"/>
-              </w:rPr>
-              <w:instrText xml:space="preserve"> PAGEREF _Toc228377907 \h </w:instrText>
-            </w:r>
-            <w:r>
-              <w:rPr>
-                <w:rFonts w:cs="Times New Roman"/>
+              </w:rPr>
+              <w:instrText xml:space="preserve"> PAGEREF _Toc228982321 \h </w:instrText>
+            </w:r>
+            <w:r>
+              <w:rPr>
                 <w:noProof/>
                 <w:webHidden/>
-                <w:szCs w:val="28"/>
-              </w:rPr>
-            </w:r>
-            <w:r>
-              <w:rPr>
-                <w:rFonts w:cs="Times New Roman"/>
+              </w:rPr>
+            </w:r>
+            <w:r>
+              <w:rPr>
                 <w:noProof/>
                 <w:webHidden/>
-                <w:szCs w:val="28"/>
               </w:rPr>
               <w:fldChar w:fldCharType="separate"/>
             </w:r>
             <w:r>
               <w:rPr>
-                <w:rFonts w:cs="Times New Roman"/>
                 <w:noProof/>
                 <w:webHidden/>
-                <w:szCs w:val="28"/>
-              </w:rPr>
-              <w:t>5</w:t>
-            </w:r>
-            <w:r>
-              <w:rPr>
-                <w:rFonts w:cs="Times New Roman"/>
+              </w:rPr>
+              <w:t>6</w:t>
+            </w:r>
+            <w:r>
+              <w:rPr>
                 <w:noProof/>
                 <w:webHidden/>
-                <w:szCs w:val="28"/>
               </w:rPr>
               <w:fldChar w:fldCharType="end"/>
             </w:r>
@@ -1917,82 +1902,65 @@
               <w:tab w:val="right" w:leader="dot" w:pos="9628"/>
             </w:tabs>
             <w:rPr>
-              <w:rFonts w:eastAsiaTheme="minorEastAsia" w:cs="Times New Roman"/>
+              <w:rFonts w:asciiTheme="minorHAnsi" w:eastAsiaTheme="minorEastAsia" w:hAnsiTheme="minorHAnsi"/>
               <w:noProof/>
-              <w:szCs w:val="28"/>
+              <w:sz w:val="22"/>
               <w:lang w:eastAsia="ru-RU"/>
             </w:rPr>
           </w:pPr>
-          <w:hyperlink w:anchor="_Toc228377908" w:history="1">
+          <w:hyperlink w:anchor="_Toc228982322" w:history="1">
             <w:r>
               <w:rPr>
                 <w:rStyle w:val="a3"/>
-                <w:rFonts w:cs="Times New Roman"/>
-                <w:noProof/>
-                <w:color w:val="auto"/>
-                <w:szCs w:val="28"/>
+                <w:noProof/>
               </w:rPr>
               <w:t>1. Анализ выбранной предметной области</w:t>
             </w:r>
             <w:r>
               <w:rPr>
-                <w:rFonts w:cs="Times New Roman"/>
                 <w:noProof/>
                 <w:webHidden/>
-                <w:szCs w:val="28"/>
               </w:rPr>
               <w:tab/>
             </w:r>
             <w:r>
               <w:rPr>
-                <w:rFonts w:cs="Times New Roman"/>
                 <w:noProof/>
                 <w:webHidden/>
-                <w:szCs w:val="28"/>
               </w:rPr>
               <w:fldChar w:fldCharType="begin"/>
             </w:r>
             <w:r>
               <w:rPr>
-                <w:rFonts w:cs="Times New Roman"/>
                 <w:noProof/>
                 <w:webHidden/>
-                <w:szCs w:val="28"/>
-              </w:rPr>
-              <w:instrText xml:space="preserve"> PAGEREF _Toc228377908 \h </w:instrText>
-            </w:r>
-            <w:r>
-              <w:rPr>
-                <w:rFonts w:cs="Times New Roman"/>
+              </w:rPr>
+              <w:instrText xml:space="preserve"> PAGEREF _Toc228982322 \h </w:instrText>
+            </w:r>
+            <w:r>
+              <w:rPr>
                 <w:noProof/>
                 <w:webHidden/>
-                <w:szCs w:val="28"/>
-              </w:rPr>
-            </w:r>
-            <w:r>
-              <w:rPr>
-                <w:rFonts w:cs="Times New Roman"/>
+              </w:rPr>
+            </w:r>
+            <w:r>
+              <w:rPr>
                 <w:noProof/>
                 <w:webHidden/>
-                <w:szCs w:val="28"/>
               </w:rPr>
               <w:fldChar w:fldCharType="separate"/>
             </w:r>
             <w:r>
               <w:rPr>
-                <w:rFonts w:cs="Times New Roman"/>
                 <w:noProof/>
                 <w:webHidden/>
-                <w:szCs w:val="28"/>
-              </w:rPr>
-              <w:t>7</w:t>
-            </w:r>
-            <w:r>
-              <w:rPr>
-                <w:rFonts w:cs="Times New Roman"/>
+              </w:rPr>
+              <w:t>8</w:t>
+            </w:r>
+            <w:r>
+              <w:rPr>
                 <w:noProof/>
                 <w:webHidden/>
-                <w:szCs w:val="28"/>
               </w:rPr>
               <w:fldChar w:fldCharType="end"/>
             </w:r>
@@ -2005,82 +1973,2418 @@
               <w:tab w:val="right" w:leader="dot" w:pos="9628"/>
             </w:tabs>
             <w:rPr>
-              <w:rFonts w:eastAsiaTheme="minorEastAsia" w:cs="Times New Roman"/>
+              <w:rFonts w:asciiTheme="minorHAnsi" w:eastAsiaTheme="minorEastAsia" w:hAnsiTheme="minorHAnsi"/>
               <w:noProof/>
-              <w:szCs w:val="28"/>
+              <w:sz w:val="22"/>
               <w:lang w:eastAsia="ru-RU"/>
             </w:rPr>
           </w:pPr>
-          <w:hyperlink w:anchor="_Toc228377909" w:history="1">
+          <w:hyperlink w:anchor="_Toc228982323" w:history="1">
             <w:r>
               <w:rPr>
                 <w:rStyle w:val="a3"/>
                 <w:rFonts w:cs="Times New Roman"/>
                 <w:noProof/>
-                <w:color w:val="auto"/>
-                <w:szCs w:val="28"/>
               </w:rPr>
               <w:t>1.1. Проблематика управления IT-проектами</w:t>
             </w:r>
             <w:r>
               <w:rPr>
+                <w:noProof/>
+                <w:webHidden/>
+              </w:rPr>
+              <w:tab/>
+            </w:r>
+            <w:r>
+              <w:rPr>
+                <w:noProof/>
+                <w:webHidden/>
+              </w:rPr>
+              <w:fldChar w:fldCharType="begin"/>
+            </w:r>
+            <w:r>
+              <w:rPr>
+                <w:noProof/>
+                <w:webHidden/>
+              </w:rPr>
+              <w:instrText xml:space="preserve"> PAGEREF _Toc228982323 \h </w:instrText>
+            </w:r>
+            <w:r>
+              <w:rPr>
+                <w:noProof/>
+                <w:webHidden/>
+              </w:rPr>
+            </w:r>
+            <w:r>
+              <w:rPr>
+                <w:noProof/>
+                <w:webHidden/>
+              </w:rPr>
+              <w:fldChar w:fldCharType="separate"/>
+            </w:r>
+            <w:r>
+              <w:rPr>
+                <w:noProof/>
+                <w:webHidden/>
+              </w:rPr>
+              <w:t>8</w:t>
+            </w:r>
+            <w:r>
+              <w:rPr>
+                <w:noProof/>
+                <w:webHidden/>
+              </w:rPr>
+              <w:fldChar w:fldCharType="end"/>
+            </w:r>
+          </w:hyperlink>
+        </w:p>
+        <w:p>
+          <w:pPr>
+            <w:pStyle w:val="21"/>
+            <w:tabs>
+              <w:tab w:val="right" w:leader="dot" w:pos="9628"/>
+            </w:tabs>
+            <w:rPr>
+              <w:rFonts w:asciiTheme="minorHAnsi" w:eastAsiaTheme="minorEastAsia" w:hAnsiTheme="minorHAnsi"/>
+              <w:noProof/>
+              <w:sz w:val="22"/>
+              <w:lang w:eastAsia="ru-RU"/>
+            </w:rPr>
+          </w:pPr>
+          <w:hyperlink w:anchor="_Toc228982324" w:history="1">
+            <w:r>
+              <w:rPr>
+                <w:rStyle w:val="a3"/>
                 <w:rFonts w:cs="Times New Roman"/>
                 <w:noProof/>
+              </w:rPr>
+              <w:t xml:space="preserve">1.2. Роль декомпозиции задач в </w:t>
+            </w:r>
+            <w:r>
+              <w:rPr>
+                <w:rStyle w:val="a3"/>
+                <w:rFonts w:eastAsia="Microsoft JhengHei" w:cs="Times New Roman"/>
+                <w:noProof/>
+              </w:rPr>
+              <w:t>управление проектом</w:t>
+            </w:r>
+            <w:r>
+              <w:rPr>
+                <w:noProof/>
                 <w:webHidden/>
-                <w:szCs w:val="28"/>
               </w:rPr>
               <w:tab/>
             </w:r>
             <w:r>
               <w:rPr>
-                <w:rFonts w:cs="Times New Roman"/>
                 <w:noProof/>
                 <w:webHidden/>
-                <w:szCs w:val="28"/>
               </w:rPr>
               <w:fldChar w:fldCharType="begin"/>
             </w:r>
             <w:r>
               <w:rPr>
-                <w:rFonts w:cs="Times New Roman"/>
                 <w:noProof/>
                 <w:webHidden/>
-                <w:szCs w:val="28"/>
-              </w:rPr>
-              <w:instrText xml:space="preserve"> PAGEREF _Toc228377909 \h </w:instrText>
-            </w:r>
-            <w:r>
-              <w:rPr>
-                <w:rFonts w:cs="Times New Roman"/>
+              </w:rPr>
+              <w:instrText xml:space="preserve"> PAGEREF _Toc228982324 \h </w:instrText>
+            </w:r>
+            <w:r>
+              <w:rPr>
                 <w:noProof/>
                 <w:webHidden/>
-                <w:szCs w:val="28"/>
-              </w:rPr>
-            </w:r>
-            <w:r>
-              <w:rPr>
-                <w:rFonts w:cs="Times New Roman"/>
+              </w:rPr>
+            </w:r>
+            <w:r>
+              <w:rPr>
                 <w:noProof/>
                 <w:webHidden/>
-                <w:szCs w:val="28"/>
               </w:rPr>
               <w:fldChar w:fldCharType="separate"/>
             </w:r>
             <w:r>
               <w:rPr>
-                <w:rFonts w:cs="Times New Roman"/>
                 <w:noProof/>
                 <w:webHidden/>
-                <w:szCs w:val="28"/>
-              </w:rPr>
-              <w:t>7</w:t>
-            </w:r>
-            <w:r>
-              <w:rPr>
-                <w:rFonts w:cs="Times New Roman"/>
+              </w:rPr>
+              <w:t>9</w:t>
+            </w:r>
+            <w:r>
+              <w:rPr>
                 <w:noProof/>
                 <w:webHidden/>
-                <w:szCs w:val="28"/>
+              </w:rPr>
+              <w:fldChar w:fldCharType="end"/>
+            </w:r>
+          </w:hyperlink>
+        </w:p>
+        <w:p>
+          <w:pPr>
+            <w:pStyle w:val="21"/>
+            <w:tabs>
+              <w:tab w:val="right" w:leader="dot" w:pos="9628"/>
+            </w:tabs>
+            <w:rPr>
+              <w:rFonts w:asciiTheme="minorHAnsi" w:eastAsiaTheme="minorEastAsia" w:hAnsiTheme="minorHAnsi"/>
+              <w:noProof/>
+              <w:sz w:val="22"/>
+              <w:lang w:eastAsia="ru-RU"/>
+            </w:rPr>
+          </w:pPr>
+          <w:hyperlink w:anchor="_Toc228982325" w:history="1">
+            <w:r>
+              <w:rPr>
+                <w:rStyle w:val="a3"/>
+                <w:noProof/>
+              </w:rPr>
+              <w:t>1.3. Применение методов искусственного интеллекта</w:t>
+            </w:r>
+            <w:r>
+              <w:rPr>
+                <w:noProof/>
+                <w:webHidden/>
+              </w:rPr>
+              <w:tab/>
+            </w:r>
+            <w:r>
+              <w:rPr>
+                <w:noProof/>
+                <w:webHidden/>
+              </w:rPr>
+              <w:fldChar w:fldCharType="begin"/>
+            </w:r>
+            <w:r>
+              <w:rPr>
+                <w:noProof/>
+                <w:webHidden/>
+              </w:rPr>
+              <w:instrText xml:space="preserve"> PAGEREF _Toc228982325 \h </w:instrText>
+            </w:r>
+            <w:r>
+              <w:rPr>
+                <w:noProof/>
+                <w:webHidden/>
+              </w:rPr>
+            </w:r>
+            <w:r>
+              <w:rPr>
+                <w:noProof/>
+                <w:webHidden/>
+              </w:rPr>
+              <w:fldChar w:fldCharType="separate"/>
+            </w:r>
+            <w:r>
+              <w:rPr>
+                <w:noProof/>
+                <w:webHidden/>
+              </w:rPr>
+              <w:t>10</w:t>
+            </w:r>
+            <w:r>
+              <w:rPr>
+                <w:noProof/>
+                <w:webHidden/>
+              </w:rPr>
+              <w:fldChar w:fldCharType="end"/>
+            </w:r>
+          </w:hyperlink>
+        </w:p>
+        <w:p>
+          <w:pPr>
+            <w:pStyle w:val="21"/>
+            <w:tabs>
+              <w:tab w:val="right" w:leader="dot" w:pos="9628"/>
+            </w:tabs>
+            <w:rPr>
+              <w:rFonts w:asciiTheme="minorHAnsi" w:eastAsiaTheme="minorEastAsia" w:hAnsiTheme="minorHAnsi"/>
+              <w:noProof/>
+              <w:sz w:val="22"/>
+              <w:lang w:eastAsia="ru-RU"/>
+            </w:rPr>
+          </w:pPr>
+          <w:hyperlink w:anchor="_Toc228982326" w:history="1">
+            <w:r>
+              <w:rPr>
+                <w:rStyle w:val="a3"/>
+                <w:noProof/>
+              </w:rPr>
+              <w:t>1.4. Требования к современным системам планирования</w:t>
+            </w:r>
+            <w:r>
+              <w:rPr>
+                <w:noProof/>
+                <w:webHidden/>
+              </w:rPr>
+              <w:tab/>
+            </w:r>
+            <w:r>
+              <w:rPr>
+                <w:noProof/>
+                <w:webHidden/>
+              </w:rPr>
+              <w:fldChar w:fldCharType="begin"/>
+            </w:r>
+            <w:r>
+              <w:rPr>
+                <w:noProof/>
+                <w:webHidden/>
+              </w:rPr>
+              <w:instrText xml:space="preserve"> PAGEREF _Toc228982326 \h </w:instrText>
+            </w:r>
+            <w:r>
+              <w:rPr>
+                <w:noProof/>
+                <w:webHidden/>
+              </w:rPr>
+            </w:r>
+            <w:r>
+              <w:rPr>
+                <w:noProof/>
+                <w:webHidden/>
+              </w:rPr>
+              <w:fldChar w:fldCharType="separate"/>
+            </w:r>
+            <w:r>
+              <w:rPr>
+                <w:noProof/>
+                <w:webHidden/>
+              </w:rPr>
+              <w:t>11</w:t>
+            </w:r>
+            <w:r>
+              <w:rPr>
+                <w:noProof/>
+                <w:webHidden/>
+              </w:rPr>
+              <w:fldChar w:fldCharType="end"/>
+            </w:r>
+          </w:hyperlink>
+        </w:p>
+        <w:p>
+          <w:pPr>
+            <w:pStyle w:val="11"/>
+            <w:tabs>
+              <w:tab w:val="right" w:leader="dot" w:pos="9628"/>
+            </w:tabs>
+            <w:rPr>
+              <w:rFonts w:asciiTheme="minorHAnsi" w:eastAsiaTheme="minorEastAsia" w:hAnsiTheme="minorHAnsi"/>
+              <w:noProof/>
+              <w:sz w:val="22"/>
+              <w:lang w:eastAsia="ru-RU"/>
+            </w:rPr>
+          </w:pPr>
+          <w:hyperlink w:anchor="_Toc228982327" w:history="1">
+            <w:r>
+              <w:rPr>
+                <w:rStyle w:val="a3"/>
+                <w:noProof/>
+              </w:rPr>
+              <w:t>2. Постановка задачи</w:t>
+            </w:r>
+            <w:r>
+              <w:rPr>
+                <w:noProof/>
+                <w:webHidden/>
+              </w:rPr>
+              <w:tab/>
+            </w:r>
+            <w:r>
+              <w:rPr>
+                <w:noProof/>
+                <w:webHidden/>
+              </w:rPr>
+              <w:fldChar w:fldCharType="begin"/>
+            </w:r>
+            <w:r>
+              <w:rPr>
+                <w:noProof/>
+                <w:webHidden/>
+              </w:rPr>
+              <w:instrText xml:space="preserve"> PAGEREF _Toc228982327 \h </w:instrText>
+            </w:r>
+            <w:r>
+              <w:rPr>
+                <w:noProof/>
+                <w:webHidden/>
+              </w:rPr>
+            </w:r>
+            <w:r>
+              <w:rPr>
+                <w:noProof/>
+                <w:webHidden/>
+              </w:rPr>
+              <w:fldChar w:fldCharType="separate"/>
+            </w:r>
+            <w:r>
+              <w:rPr>
+                <w:noProof/>
+                <w:webHidden/>
+              </w:rPr>
+              <w:t>12</w:t>
+            </w:r>
+            <w:r>
+              <w:rPr>
+                <w:noProof/>
+                <w:webHidden/>
+              </w:rPr>
+              <w:fldChar w:fldCharType="end"/>
+            </w:r>
+          </w:hyperlink>
+        </w:p>
+        <w:p>
+          <w:pPr>
+            <w:pStyle w:val="21"/>
+            <w:tabs>
+              <w:tab w:val="right" w:leader="dot" w:pos="9628"/>
+            </w:tabs>
+            <w:rPr>
+              <w:rFonts w:asciiTheme="minorHAnsi" w:eastAsiaTheme="minorEastAsia" w:hAnsiTheme="minorHAnsi"/>
+              <w:noProof/>
+              <w:sz w:val="22"/>
+              <w:lang w:eastAsia="ru-RU"/>
+            </w:rPr>
+          </w:pPr>
+          <w:hyperlink w:anchor="_Toc228982328" w:history="1">
+            <w:r>
+              <w:rPr>
+                <w:rStyle w:val="a3"/>
+                <w:noProof/>
+              </w:rPr>
+              <w:t>2.1. Цель и задачи исследования</w:t>
+            </w:r>
+            <w:r>
+              <w:rPr>
+                <w:noProof/>
+                <w:webHidden/>
+              </w:rPr>
+              <w:tab/>
+            </w:r>
+            <w:r>
+              <w:rPr>
+                <w:noProof/>
+                <w:webHidden/>
+              </w:rPr>
+              <w:fldChar w:fldCharType="begin"/>
+            </w:r>
+            <w:r>
+              <w:rPr>
+                <w:noProof/>
+                <w:webHidden/>
+              </w:rPr>
+              <w:instrText xml:space="preserve"> PAGEREF _Toc228982328 \h </w:instrText>
+            </w:r>
+            <w:r>
+              <w:rPr>
+                <w:noProof/>
+                <w:webHidden/>
+              </w:rPr>
+            </w:r>
+            <w:r>
+              <w:rPr>
+                <w:noProof/>
+                <w:webHidden/>
+              </w:rPr>
+              <w:fldChar w:fldCharType="separate"/>
+            </w:r>
+            <w:r>
+              <w:rPr>
+                <w:noProof/>
+                <w:webHidden/>
+              </w:rPr>
+              <w:t>12</w:t>
+            </w:r>
+            <w:r>
+              <w:rPr>
+                <w:noProof/>
+                <w:webHidden/>
+              </w:rPr>
+              <w:fldChar w:fldCharType="end"/>
+            </w:r>
+          </w:hyperlink>
+        </w:p>
+        <w:p>
+          <w:pPr>
+            <w:pStyle w:val="21"/>
+            <w:tabs>
+              <w:tab w:val="right" w:leader="dot" w:pos="9628"/>
+            </w:tabs>
+            <w:rPr>
+              <w:rFonts w:asciiTheme="minorHAnsi" w:eastAsiaTheme="minorEastAsia" w:hAnsiTheme="minorHAnsi"/>
+              <w:noProof/>
+              <w:sz w:val="22"/>
+              <w:lang w:eastAsia="ru-RU"/>
+            </w:rPr>
+          </w:pPr>
+          <w:hyperlink w:anchor="_Toc228982329" w:history="1">
+            <w:r>
+              <w:rPr>
+                <w:rStyle w:val="a3"/>
+                <w:noProof/>
+              </w:rPr>
+              <w:t>2.2. Функциональные требования к системе</w:t>
+            </w:r>
+            <w:r>
+              <w:rPr>
+                <w:noProof/>
+                <w:webHidden/>
+              </w:rPr>
+              <w:tab/>
+            </w:r>
+            <w:r>
+              <w:rPr>
+                <w:noProof/>
+                <w:webHidden/>
+              </w:rPr>
+              <w:fldChar w:fldCharType="begin"/>
+            </w:r>
+            <w:r>
+              <w:rPr>
+                <w:noProof/>
+                <w:webHidden/>
+              </w:rPr>
+              <w:instrText xml:space="preserve"> PAGEREF _Toc228982329 \h </w:instrText>
+            </w:r>
+            <w:r>
+              <w:rPr>
+                <w:noProof/>
+                <w:webHidden/>
+              </w:rPr>
+            </w:r>
+            <w:r>
+              <w:rPr>
+                <w:noProof/>
+                <w:webHidden/>
+              </w:rPr>
+              <w:fldChar w:fldCharType="separate"/>
+            </w:r>
+            <w:r>
+              <w:rPr>
+                <w:noProof/>
+                <w:webHidden/>
+              </w:rPr>
+              <w:t>13</w:t>
+            </w:r>
+            <w:r>
+              <w:rPr>
+                <w:noProof/>
+                <w:webHidden/>
+              </w:rPr>
+              <w:fldChar w:fldCharType="end"/>
+            </w:r>
+          </w:hyperlink>
+        </w:p>
+        <w:p>
+          <w:pPr>
+            <w:pStyle w:val="21"/>
+            <w:tabs>
+              <w:tab w:val="right" w:leader="dot" w:pos="9628"/>
+            </w:tabs>
+            <w:rPr>
+              <w:rFonts w:asciiTheme="minorHAnsi" w:eastAsiaTheme="minorEastAsia" w:hAnsiTheme="minorHAnsi"/>
+              <w:noProof/>
+              <w:sz w:val="22"/>
+              <w:lang w:eastAsia="ru-RU"/>
+            </w:rPr>
+          </w:pPr>
+          <w:hyperlink w:anchor="_Toc228982330" w:history="1">
+            <w:r>
+              <w:rPr>
+                <w:rStyle w:val="a3"/>
+                <w:noProof/>
+              </w:rPr>
+              <w:t>2.3. Нефункциональные требования</w:t>
+            </w:r>
+            <w:r>
+              <w:rPr>
+                <w:noProof/>
+                <w:webHidden/>
+              </w:rPr>
+              <w:tab/>
+            </w:r>
+            <w:r>
+              <w:rPr>
+                <w:noProof/>
+                <w:webHidden/>
+              </w:rPr>
+              <w:fldChar w:fldCharType="begin"/>
+            </w:r>
+            <w:r>
+              <w:rPr>
+                <w:noProof/>
+                <w:webHidden/>
+              </w:rPr>
+              <w:instrText xml:space="preserve"> PAGEREF _Toc228982330 \h </w:instrText>
+            </w:r>
+            <w:r>
+              <w:rPr>
+                <w:noProof/>
+                <w:webHidden/>
+              </w:rPr>
+            </w:r>
+            <w:r>
+              <w:rPr>
+                <w:noProof/>
+                <w:webHidden/>
+              </w:rPr>
+              <w:fldChar w:fldCharType="separate"/>
+            </w:r>
+            <w:r>
+              <w:rPr>
+                <w:noProof/>
+                <w:webHidden/>
+              </w:rPr>
+              <w:t>14</w:t>
+            </w:r>
+            <w:r>
+              <w:rPr>
+                <w:noProof/>
+                <w:webHidden/>
+              </w:rPr>
+              <w:fldChar w:fldCharType="end"/>
+            </w:r>
+          </w:hyperlink>
+        </w:p>
+        <w:p>
+          <w:pPr>
+            <w:pStyle w:val="21"/>
+            <w:tabs>
+              <w:tab w:val="right" w:leader="dot" w:pos="9628"/>
+            </w:tabs>
+            <w:rPr>
+              <w:rFonts w:asciiTheme="minorHAnsi" w:eastAsiaTheme="minorEastAsia" w:hAnsiTheme="minorHAnsi"/>
+              <w:noProof/>
+              <w:sz w:val="22"/>
+              <w:lang w:eastAsia="ru-RU"/>
+            </w:rPr>
+          </w:pPr>
+          <w:hyperlink w:anchor="_Toc228982331" w:history="1">
+            <w:r>
+              <w:rPr>
+                <w:rStyle w:val="a3"/>
+                <w:noProof/>
+              </w:rPr>
+              <w:t>2.4. Ограничения и допущения</w:t>
+            </w:r>
+            <w:r>
+              <w:rPr>
+                <w:noProof/>
+                <w:webHidden/>
+              </w:rPr>
+              <w:tab/>
+            </w:r>
+            <w:r>
+              <w:rPr>
+                <w:noProof/>
+                <w:webHidden/>
+              </w:rPr>
+              <w:fldChar w:fldCharType="begin"/>
+            </w:r>
+            <w:r>
+              <w:rPr>
+                <w:noProof/>
+                <w:webHidden/>
+              </w:rPr>
+              <w:instrText xml:space="preserve"> PAGEREF _Toc228982331 \h </w:instrText>
+            </w:r>
+            <w:r>
+              <w:rPr>
+                <w:noProof/>
+                <w:webHidden/>
+              </w:rPr>
+            </w:r>
+            <w:r>
+              <w:rPr>
+                <w:noProof/>
+                <w:webHidden/>
+              </w:rPr>
+              <w:fldChar w:fldCharType="separate"/>
+            </w:r>
+            <w:r>
+              <w:rPr>
+                <w:noProof/>
+                <w:webHidden/>
+              </w:rPr>
+              <w:t>15</w:t>
+            </w:r>
+            <w:r>
+              <w:rPr>
+                <w:noProof/>
+                <w:webHidden/>
+              </w:rPr>
+              <w:fldChar w:fldCharType="end"/>
+            </w:r>
+          </w:hyperlink>
+        </w:p>
+        <w:p>
+          <w:pPr>
+            <w:pStyle w:val="11"/>
+            <w:tabs>
+              <w:tab w:val="right" w:leader="dot" w:pos="9628"/>
+            </w:tabs>
+            <w:rPr>
+              <w:rFonts w:asciiTheme="minorHAnsi" w:eastAsiaTheme="minorEastAsia" w:hAnsiTheme="minorHAnsi"/>
+              <w:noProof/>
+              <w:sz w:val="22"/>
+              <w:lang w:eastAsia="ru-RU"/>
+            </w:rPr>
+          </w:pPr>
+          <w:hyperlink w:anchor="_Toc228982332" w:history="1">
+            <w:r>
+              <w:rPr>
+                <w:rStyle w:val="a3"/>
+                <w:noProof/>
+              </w:rPr>
+              <w:t>3. Обзор аналогов</w:t>
+            </w:r>
+            <w:r>
+              <w:rPr>
+                <w:noProof/>
+                <w:webHidden/>
+              </w:rPr>
+              <w:tab/>
+            </w:r>
+            <w:r>
+              <w:rPr>
+                <w:noProof/>
+                <w:webHidden/>
+              </w:rPr>
+              <w:fldChar w:fldCharType="begin"/>
+            </w:r>
+            <w:r>
+              <w:rPr>
+                <w:noProof/>
+                <w:webHidden/>
+              </w:rPr>
+              <w:instrText xml:space="preserve"> PAGEREF _Toc228982332 \h </w:instrText>
+            </w:r>
+            <w:r>
+              <w:rPr>
+                <w:noProof/>
+                <w:webHidden/>
+              </w:rPr>
+            </w:r>
+            <w:r>
+              <w:rPr>
+                <w:noProof/>
+                <w:webHidden/>
+              </w:rPr>
+              <w:fldChar w:fldCharType="separate"/>
+            </w:r>
+            <w:r>
+              <w:rPr>
+                <w:noProof/>
+                <w:webHidden/>
+              </w:rPr>
+              <w:t>16</w:t>
+            </w:r>
+            <w:r>
+              <w:rPr>
+                <w:noProof/>
+                <w:webHidden/>
+              </w:rPr>
+              <w:fldChar w:fldCharType="end"/>
+            </w:r>
+          </w:hyperlink>
+        </w:p>
+        <w:p>
+          <w:pPr>
+            <w:pStyle w:val="21"/>
+            <w:tabs>
+              <w:tab w:val="right" w:leader="dot" w:pos="9628"/>
+            </w:tabs>
+            <w:rPr>
+              <w:rFonts w:asciiTheme="minorHAnsi" w:eastAsiaTheme="minorEastAsia" w:hAnsiTheme="minorHAnsi"/>
+              <w:noProof/>
+              <w:sz w:val="22"/>
+              <w:lang w:eastAsia="ru-RU"/>
+            </w:rPr>
+          </w:pPr>
+          <w:hyperlink w:anchor="_Toc228982333" w:history="1">
+            <w:r>
+              <w:rPr>
+                <w:rStyle w:val="a3"/>
+                <w:noProof/>
+              </w:rPr>
+              <w:t>3.1. Классификация существующих решений</w:t>
+            </w:r>
+            <w:r>
+              <w:rPr>
+                <w:noProof/>
+                <w:webHidden/>
+              </w:rPr>
+              <w:tab/>
+            </w:r>
+            <w:r>
+              <w:rPr>
+                <w:noProof/>
+                <w:webHidden/>
+              </w:rPr>
+              <w:fldChar w:fldCharType="begin"/>
+            </w:r>
+            <w:r>
+              <w:rPr>
+                <w:noProof/>
+                <w:webHidden/>
+              </w:rPr>
+              <w:instrText xml:space="preserve"> PAGEREF _Toc228982333 \h </w:instrText>
+            </w:r>
+            <w:r>
+              <w:rPr>
+                <w:noProof/>
+                <w:webHidden/>
+              </w:rPr>
+            </w:r>
+            <w:r>
+              <w:rPr>
+                <w:noProof/>
+                <w:webHidden/>
+              </w:rPr>
+              <w:fldChar w:fldCharType="separate"/>
+            </w:r>
+            <w:r>
+              <w:rPr>
+                <w:noProof/>
+                <w:webHidden/>
+              </w:rPr>
+              <w:t>16</w:t>
+            </w:r>
+            <w:r>
+              <w:rPr>
+                <w:noProof/>
+                <w:webHidden/>
+              </w:rPr>
+              <w:fldChar w:fldCharType="end"/>
+            </w:r>
+          </w:hyperlink>
+        </w:p>
+        <w:p>
+          <w:pPr>
+            <w:pStyle w:val="21"/>
+            <w:tabs>
+              <w:tab w:val="right" w:leader="dot" w:pos="9628"/>
+            </w:tabs>
+            <w:rPr>
+              <w:rFonts w:asciiTheme="minorHAnsi" w:eastAsiaTheme="minorEastAsia" w:hAnsiTheme="minorHAnsi"/>
+              <w:noProof/>
+              <w:sz w:val="22"/>
+              <w:lang w:eastAsia="ru-RU"/>
+            </w:rPr>
+          </w:pPr>
+          <w:hyperlink w:anchor="_Toc228982334" w:history="1">
+            <w:r>
+              <w:rPr>
+                <w:rStyle w:val="a3"/>
+                <w:noProof/>
+              </w:rPr>
+              <w:t>3.2. Детальный анализ аналогов</w:t>
+            </w:r>
+            <w:r>
+              <w:rPr>
+                <w:noProof/>
+                <w:webHidden/>
+              </w:rPr>
+              <w:tab/>
+            </w:r>
+            <w:r>
+              <w:rPr>
+                <w:noProof/>
+                <w:webHidden/>
+              </w:rPr>
+              <w:fldChar w:fldCharType="begin"/>
+            </w:r>
+            <w:r>
+              <w:rPr>
+                <w:noProof/>
+                <w:webHidden/>
+              </w:rPr>
+              <w:instrText xml:space="preserve"> PAGEREF _Toc228982334 \h </w:instrText>
+            </w:r>
+            <w:r>
+              <w:rPr>
+                <w:noProof/>
+                <w:webHidden/>
+              </w:rPr>
+            </w:r>
+            <w:r>
+              <w:rPr>
+                <w:noProof/>
+                <w:webHidden/>
+              </w:rPr>
+              <w:fldChar w:fldCharType="separate"/>
+            </w:r>
+            <w:r>
+              <w:rPr>
+                <w:noProof/>
+                <w:webHidden/>
+              </w:rPr>
+              <w:t>17</w:t>
+            </w:r>
+            <w:r>
+              <w:rPr>
+                <w:noProof/>
+                <w:webHidden/>
+              </w:rPr>
+              <w:fldChar w:fldCharType="end"/>
+            </w:r>
+          </w:hyperlink>
+        </w:p>
+        <w:p>
+          <w:pPr>
+            <w:pStyle w:val="21"/>
+            <w:tabs>
+              <w:tab w:val="right" w:leader="dot" w:pos="9628"/>
+            </w:tabs>
+            <w:rPr>
+              <w:rFonts w:asciiTheme="minorHAnsi" w:eastAsiaTheme="minorEastAsia" w:hAnsiTheme="minorHAnsi"/>
+              <w:noProof/>
+              <w:sz w:val="22"/>
+              <w:lang w:eastAsia="ru-RU"/>
+            </w:rPr>
+          </w:pPr>
+          <w:hyperlink w:anchor="_Toc228982335" w:history="1">
+            <w:r>
+              <w:rPr>
+                <w:rStyle w:val="a3"/>
+                <w:noProof/>
+              </w:rPr>
+              <w:t>3.3. Сравнительная характеристика</w:t>
+            </w:r>
+            <w:r>
+              <w:rPr>
+                <w:noProof/>
+                <w:webHidden/>
+              </w:rPr>
+              <w:tab/>
+            </w:r>
+            <w:r>
+              <w:rPr>
+                <w:noProof/>
+                <w:webHidden/>
+              </w:rPr>
+              <w:fldChar w:fldCharType="begin"/>
+            </w:r>
+            <w:r>
+              <w:rPr>
+                <w:noProof/>
+                <w:webHidden/>
+              </w:rPr>
+              <w:instrText xml:space="preserve"> PAGEREF _Toc228982335 \h </w:instrText>
+            </w:r>
+            <w:r>
+              <w:rPr>
+                <w:noProof/>
+                <w:webHidden/>
+              </w:rPr>
+            </w:r>
+            <w:r>
+              <w:rPr>
+                <w:noProof/>
+                <w:webHidden/>
+              </w:rPr>
+              <w:fldChar w:fldCharType="separate"/>
+            </w:r>
+            <w:r>
+              <w:rPr>
+                <w:noProof/>
+                <w:webHidden/>
+              </w:rPr>
+              <w:t>18</w:t>
+            </w:r>
+            <w:r>
+              <w:rPr>
+                <w:noProof/>
+                <w:webHidden/>
+              </w:rPr>
+              <w:fldChar w:fldCharType="end"/>
+            </w:r>
+          </w:hyperlink>
+        </w:p>
+        <w:p>
+          <w:pPr>
+            <w:pStyle w:val="21"/>
+            <w:tabs>
+              <w:tab w:val="right" w:leader="dot" w:pos="9628"/>
+            </w:tabs>
+            <w:rPr>
+              <w:rFonts w:asciiTheme="minorHAnsi" w:eastAsiaTheme="minorEastAsia" w:hAnsiTheme="minorHAnsi"/>
+              <w:noProof/>
+              <w:sz w:val="22"/>
+              <w:lang w:eastAsia="ru-RU"/>
+            </w:rPr>
+          </w:pPr>
+          <w:hyperlink w:anchor="_Toc228982336" w:history="1">
+            <w:r>
+              <w:rPr>
+                <w:rStyle w:val="a3"/>
+                <w:noProof/>
+              </w:rPr>
+              <w:t>3.4. Выводы и обоснование разработки</w:t>
+            </w:r>
+            <w:r>
+              <w:rPr>
+                <w:noProof/>
+                <w:webHidden/>
+              </w:rPr>
+              <w:tab/>
+            </w:r>
+            <w:r>
+              <w:rPr>
+                <w:noProof/>
+                <w:webHidden/>
+              </w:rPr>
+              <w:fldChar w:fldCharType="begin"/>
+            </w:r>
+            <w:r>
+              <w:rPr>
+                <w:noProof/>
+                <w:webHidden/>
+              </w:rPr>
+              <w:instrText xml:space="preserve"> PAGEREF _Toc228982336 \h </w:instrText>
+            </w:r>
+            <w:r>
+              <w:rPr>
+                <w:noProof/>
+                <w:webHidden/>
+              </w:rPr>
+            </w:r>
+            <w:r>
+              <w:rPr>
+                <w:noProof/>
+                <w:webHidden/>
+              </w:rPr>
+              <w:fldChar w:fldCharType="separate"/>
+            </w:r>
+            <w:r>
+              <w:rPr>
+                <w:noProof/>
+                <w:webHidden/>
+              </w:rPr>
+              <w:t>20</w:t>
+            </w:r>
+            <w:r>
+              <w:rPr>
+                <w:noProof/>
+                <w:webHidden/>
+              </w:rPr>
+              <w:fldChar w:fldCharType="end"/>
+            </w:r>
+          </w:hyperlink>
+        </w:p>
+        <w:p>
+          <w:pPr>
+            <w:pStyle w:val="11"/>
+            <w:tabs>
+              <w:tab w:val="right" w:leader="dot" w:pos="9628"/>
+            </w:tabs>
+            <w:rPr>
+              <w:rFonts w:asciiTheme="minorHAnsi" w:eastAsiaTheme="minorEastAsia" w:hAnsiTheme="minorHAnsi"/>
+              <w:noProof/>
+              <w:sz w:val="22"/>
+              <w:lang w:eastAsia="ru-RU"/>
+            </w:rPr>
+          </w:pPr>
+          <w:hyperlink w:anchor="_Toc228982337" w:history="1">
+            <w:r>
+              <w:rPr>
+                <w:rStyle w:val="a3"/>
+                <w:noProof/>
+              </w:rPr>
+              <w:t>4. Разработка</w:t>
+            </w:r>
+            <w:r>
+              <w:rPr>
+                <w:noProof/>
+                <w:webHidden/>
+              </w:rPr>
+              <w:tab/>
+            </w:r>
+            <w:r>
+              <w:rPr>
+                <w:noProof/>
+                <w:webHidden/>
+              </w:rPr>
+              <w:fldChar w:fldCharType="begin"/>
+            </w:r>
+            <w:r>
+              <w:rPr>
+                <w:noProof/>
+                <w:webHidden/>
+              </w:rPr>
+              <w:instrText xml:space="preserve"> PAGEREF _Toc228982337 \h </w:instrText>
+            </w:r>
+            <w:r>
+              <w:rPr>
+                <w:noProof/>
+                <w:webHidden/>
+              </w:rPr>
+            </w:r>
+            <w:r>
+              <w:rPr>
+                <w:noProof/>
+                <w:webHidden/>
+              </w:rPr>
+              <w:fldChar w:fldCharType="separate"/>
+            </w:r>
+            <w:r>
+              <w:rPr>
+                <w:noProof/>
+                <w:webHidden/>
+              </w:rPr>
+              <w:t>22</w:t>
+            </w:r>
+            <w:r>
+              <w:rPr>
+                <w:noProof/>
+                <w:webHidden/>
+              </w:rPr>
+              <w:fldChar w:fldCharType="end"/>
+            </w:r>
+          </w:hyperlink>
+        </w:p>
+        <w:p>
+          <w:pPr>
+            <w:pStyle w:val="21"/>
+            <w:tabs>
+              <w:tab w:val="right" w:leader="dot" w:pos="9628"/>
+            </w:tabs>
+            <w:rPr>
+              <w:rFonts w:asciiTheme="minorHAnsi" w:eastAsiaTheme="minorEastAsia" w:hAnsiTheme="minorHAnsi"/>
+              <w:noProof/>
+              <w:sz w:val="22"/>
+              <w:lang w:eastAsia="ru-RU"/>
+            </w:rPr>
+          </w:pPr>
+          <w:hyperlink w:anchor="_Toc228982338" w:history="1">
+            <w:r>
+              <w:rPr>
+                <w:rStyle w:val="a3"/>
+                <w:noProof/>
+              </w:rPr>
+              <w:t>4.1. Архитектура системы</w:t>
+            </w:r>
+            <w:r>
+              <w:rPr>
+                <w:noProof/>
+                <w:webHidden/>
+              </w:rPr>
+              <w:tab/>
+            </w:r>
+            <w:r>
+              <w:rPr>
+                <w:noProof/>
+                <w:webHidden/>
+              </w:rPr>
+              <w:fldChar w:fldCharType="begin"/>
+            </w:r>
+            <w:r>
+              <w:rPr>
+                <w:noProof/>
+                <w:webHidden/>
+              </w:rPr>
+              <w:instrText xml:space="preserve"> PAGEREF _Toc228982338 \h </w:instrText>
+            </w:r>
+            <w:r>
+              <w:rPr>
+                <w:noProof/>
+                <w:webHidden/>
+              </w:rPr>
+            </w:r>
+            <w:r>
+              <w:rPr>
+                <w:noProof/>
+                <w:webHidden/>
+              </w:rPr>
+              <w:fldChar w:fldCharType="separate"/>
+            </w:r>
+            <w:r>
+              <w:rPr>
+                <w:noProof/>
+                <w:webHidden/>
+              </w:rPr>
+              <w:t>22</w:t>
+            </w:r>
+            <w:r>
+              <w:rPr>
+                <w:noProof/>
+                <w:webHidden/>
+              </w:rPr>
+              <w:fldChar w:fldCharType="end"/>
+            </w:r>
+          </w:hyperlink>
+        </w:p>
+        <w:p>
+          <w:pPr>
+            <w:pStyle w:val="21"/>
+            <w:tabs>
+              <w:tab w:val="right" w:leader="dot" w:pos="9628"/>
+            </w:tabs>
+            <w:rPr>
+              <w:rFonts w:asciiTheme="minorHAnsi" w:eastAsiaTheme="minorEastAsia" w:hAnsiTheme="minorHAnsi"/>
+              <w:noProof/>
+              <w:sz w:val="22"/>
+              <w:lang w:eastAsia="ru-RU"/>
+            </w:rPr>
+          </w:pPr>
+          <w:hyperlink w:anchor="_Toc228982339" w:history="1">
+            <w:r>
+              <w:rPr>
+                <w:rStyle w:val="a3"/>
+                <w:noProof/>
+              </w:rPr>
+              <w:t>4.2. Выбор технологического стека</w:t>
+            </w:r>
+            <w:r>
+              <w:rPr>
+                <w:noProof/>
+                <w:webHidden/>
+              </w:rPr>
+              <w:tab/>
+            </w:r>
+            <w:r>
+              <w:rPr>
+                <w:noProof/>
+                <w:webHidden/>
+              </w:rPr>
+              <w:fldChar w:fldCharType="begin"/>
+            </w:r>
+            <w:r>
+              <w:rPr>
+                <w:noProof/>
+                <w:webHidden/>
+              </w:rPr>
+              <w:instrText xml:space="preserve"> PAGEREF _Toc228982339 \h </w:instrText>
+            </w:r>
+            <w:r>
+              <w:rPr>
+                <w:noProof/>
+                <w:webHidden/>
+              </w:rPr>
+            </w:r>
+            <w:r>
+              <w:rPr>
+                <w:noProof/>
+                <w:webHidden/>
+              </w:rPr>
+              <w:fldChar w:fldCharType="separate"/>
+            </w:r>
+            <w:r>
+              <w:rPr>
+                <w:noProof/>
+                <w:webHidden/>
+              </w:rPr>
+              <w:t>23</w:t>
+            </w:r>
+            <w:r>
+              <w:rPr>
+                <w:noProof/>
+                <w:webHidden/>
+              </w:rPr>
+              <w:fldChar w:fldCharType="end"/>
+            </w:r>
+          </w:hyperlink>
+        </w:p>
+        <w:p>
+          <w:pPr>
+            <w:pStyle w:val="21"/>
+            <w:tabs>
+              <w:tab w:val="right" w:leader="dot" w:pos="9628"/>
+            </w:tabs>
+            <w:rPr>
+              <w:rFonts w:asciiTheme="minorHAnsi" w:eastAsiaTheme="minorEastAsia" w:hAnsiTheme="minorHAnsi"/>
+              <w:noProof/>
+              <w:sz w:val="22"/>
+              <w:lang w:eastAsia="ru-RU"/>
+            </w:rPr>
+          </w:pPr>
+          <w:hyperlink w:anchor="_Toc228982340" w:history="1">
+            <w:r>
+              <w:rPr>
+                <w:rStyle w:val="a3"/>
+                <w:noProof/>
+              </w:rPr>
+              <w:t>4.3. Разработка нейросетевой модели</w:t>
+            </w:r>
+            <w:r>
+              <w:rPr>
+                <w:noProof/>
+                <w:webHidden/>
+              </w:rPr>
+              <w:tab/>
+            </w:r>
+            <w:r>
+              <w:rPr>
+                <w:noProof/>
+                <w:webHidden/>
+              </w:rPr>
+              <w:fldChar w:fldCharType="begin"/>
+            </w:r>
+            <w:r>
+              <w:rPr>
+                <w:noProof/>
+                <w:webHidden/>
+              </w:rPr>
+              <w:instrText xml:space="preserve"> PAGEREF _Toc228982340 \h </w:instrText>
+            </w:r>
+            <w:r>
+              <w:rPr>
+                <w:noProof/>
+                <w:webHidden/>
+              </w:rPr>
+            </w:r>
+            <w:r>
+              <w:rPr>
+                <w:noProof/>
+                <w:webHidden/>
+              </w:rPr>
+              <w:fldChar w:fldCharType="separate"/>
+            </w:r>
+            <w:r>
+              <w:rPr>
+                <w:noProof/>
+                <w:webHidden/>
+              </w:rPr>
+              <w:t>24</w:t>
+            </w:r>
+            <w:r>
+              <w:rPr>
+                <w:noProof/>
+                <w:webHidden/>
+              </w:rPr>
+              <w:fldChar w:fldCharType="end"/>
+            </w:r>
+          </w:hyperlink>
+        </w:p>
+        <w:p>
+          <w:pPr>
+            <w:pStyle w:val="21"/>
+            <w:tabs>
+              <w:tab w:val="right" w:leader="dot" w:pos="9628"/>
+            </w:tabs>
+            <w:rPr>
+              <w:rFonts w:asciiTheme="minorHAnsi" w:eastAsiaTheme="minorEastAsia" w:hAnsiTheme="minorHAnsi"/>
+              <w:noProof/>
+              <w:sz w:val="22"/>
+              <w:lang w:eastAsia="ru-RU"/>
+            </w:rPr>
+          </w:pPr>
+          <w:hyperlink w:anchor="_Toc228982341" w:history="1">
+            <w:r>
+              <w:rPr>
+                <w:rStyle w:val="a3"/>
+                <w:noProof/>
+              </w:rPr>
+              <w:t>4.4. Реализация алгоритмов генерации подзадач</w:t>
+            </w:r>
+            <w:r>
+              <w:rPr>
+                <w:noProof/>
+                <w:webHidden/>
+              </w:rPr>
+              <w:tab/>
+            </w:r>
+            <w:r>
+              <w:rPr>
+                <w:noProof/>
+                <w:webHidden/>
+              </w:rPr>
+              <w:fldChar w:fldCharType="begin"/>
+            </w:r>
+            <w:r>
+              <w:rPr>
+                <w:noProof/>
+                <w:webHidden/>
+              </w:rPr>
+              <w:instrText xml:space="preserve"> PAGEREF _Toc228982341 \h </w:instrText>
+            </w:r>
+            <w:r>
+              <w:rPr>
+                <w:noProof/>
+                <w:webHidden/>
+              </w:rPr>
+            </w:r>
+            <w:r>
+              <w:rPr>
+                <w:noProof/>
+                <w:webHidden/>
+              </w:rPr>
+              <w:fldChar w:fldCharType="separate"/>
+            </w:r>
+            <w:r>
+              <w:rPr>
+                <w:noProof/>
+                <w:webHidden/>
+              </w:rPr>
+              <w:t>26</w:t>
+            </w:r>
+            <w:r>
+              <w:rPr>
+                <w:noProof/>
+                <w:webHidden/>
+              </w:rPr>
+              <w:fldChar w:fldCharType="end"/>
+            </w:r>
+          </w:hyperlink>
+        </w:p>
+        <w:p>
+          <w:pPr>
+            <w:pStyle w:val="21"/>
+            <w:tabs>
+              <w:tab w:val="right" w:leader="dot" w:pos="9628"/>
+            </w:tabs>
+            <w:rPr>
+              <w:rFonts w:asciiTheme="minorHAnsi" w:eastAsiaTheme="minorEastAsia" w:hAnsiTheme="minorHAnsi"/>
+              <w:noProof/>
+              <w:sz w:val="22"/>
+              <w:lang w:eastAsia="ru-RU"/>
+            </w:rPr>
+          </w:pPr>
+          <w:hyperlink w:anchor="_Toc228982342" w:history="1">
+            <w:r>
+              <w:rPr>
+                <w:rStyle w:val="a3"/>
+                <w:noProof/>
+              </w:rPr>
+              <w:t>4.5. Разработка пользовательского интерфейса</w:t>
+            </w:r>
+            <w:r>
+              <w:rPr>
+                <w:noProof/>
+                <w:webHidden/>
+              </w:rPr>
+              <w:tab/>
+            </w:r>
+            <w:r>
+              <w:rPr>
+                <w:noProof/>
+                <w:webHidden/>
+              </w:rPr>
+              <w:fldChar w:fldCharType="begin"/>
+            </w:r>
+            <w:r>
+              <w:rPr>
+                <w:noProof/>
+                <w:webHidden/>
+              </w:rPr>
+              <w:instrText xml:space="preserve"> PAGEREF _Toc228982342 \h </w:instrText>
+            </w:r>
+            <w:r>
+              <w:rPr>
+                <w:noProof/>
+                <w:webHidden/>
+              </w:rPr>
+            </w:r>
+            <w:r>
+              <w:rPr>
+                <w:noProof/>
+                <w:webHidden/>
+              </w:rPr>
+              <w:fldChar w:fldCharType="separate"/>
+            </w:r>
+            <w:r>
+              <w:rPr>
+                <w:noProof/>
+                <w:webHidden/>
+              </w:rPr>
+              <w:t>28</w:t>
+            </w:r>
+            <w:r>
+              <w:rPr>
+                <w:noProof/>
+                <w:webHidden/>
+              </w:rPr>
+              <w:fldChar w:fldCharType="end"/>
+            </w:r>
+          </w:hyperlink>
+        </w:p>
+        <w:p>
+          <w:pPr>
+            <w:pStyle w:val="21"/>
+            <w:tabs>
+              <w:tab w:val="right" w:leader="dot" w:pos="9628"/>
+            </w:tabs>
+            <w:rPr>
+              <w:rFonts w:asciiTheme="minorHAnsi" w:eastAsiaTheme="minorEastAsia" w:hAnsiTheme="minorHAnsi"/>
+              <w:noProof/>
+              <w:sz w:val="22"/>
+              <w:lang w:eastAsia="ru-RU"/>
+            </w:rPr>
+          </w:pPr>
+          <w:hyperlink w:anchor="_Toc228982343" w:history="1">
+            <w:r>
+              <w:rPr>
+                <w:rStyle w:val="a3"/>
+                <w:noProof/>
+              </w:rPr>
+              <w:t>4.6. Интеграция компонентов и тестирование</w:t>
+            </w:r>
+            <w:r>
+              <w:rPr>
+                <w:noProof/>
+                <w:webHidden/>
+              </w:rPr>
+              <w:tab/>
+            </w:r>
+            <w:r>
+              <w:rPr>
+                <w:noProof/>
+                <w:webHidden/>
+              </w:rPr>
+              <w:fldChar w:fldCharType="begin"/>
+            </w:r>
+            <w:r>
+              <w:rPr>
+                <w:noProof/>
+                <w:webHidden/>
+              </w:rPr>
+              <w:instrText xml:space="preserve"> PAGEREF _Toc228982343 \h </w:instrText>
+            </w:r>
+            <w:r>
+              <w:rPr>
+                <w:noProof/>
+                <w:webHidden/>
+              </w:rPr>
+            </w:r>
+            <w:r>
+              <w:rPr>
+                <w:noProof/>
+                <w:webHidden/>
+              </w:rPr>
+              <w:fldChar w:fldCharType="separate"/>
+            </w:r>
+            <w:r>
+              <w:rPr>
+                <w:noProof/>
+                <w:webHidden/>
+              </w:rPr>
+              <w:t>29</w:t>
+            </w:r>
+            <w:r>
+              <w:rPr>
+                <w:noProof/>
+                <w:webHidden/>
+              </w:rPr>
+              <w:fldChar w:fldCharType="end"/>
+            </w:r>
+          </w:hyperlink>
+        </w:p>
+        <w:p>
+          <w:pPr>
+            <w:pStyle w:val="21"/>
+            <w:tabs>
+              <w:tab w:val="right" w:leader="dot" w:pos="9628"/>
+            </w:tabs>
+            <w:rPr>
+              <w:rFonts w:asciiTheme="minorHAnsi" w:eastAsiaTheme="minorEastAsia" w:hAnsiTheme="minorHAnsi"/>
+              <w:noProof/>
+              <w:sz w:val="22"/>
+              <w:lang w:eastAsia="ru-RU"/>
+            </w:rPr>
+          </w:pPr>
+          <w:hyperlink w:anchor="_Toc228982344" w:history="1">
+            <w:r>
+              <w:rPr>
+                <w:rStyle w:val="a3"/>
+                <w:noProof/>
+              </w:rPr>
+              <w:t>4.7. Обеспечение качества и производительности</w:t>
+            </w:r>
+            <w:r>
+              <w:rPr>
+                <w:noProof/>
+                <w:webHidden/>
+              </w:rPr>
+              <w:tab/>
+            </w:r>
+            <w:r>
+              <w:rPr>
+                <w:noProof/>
+                <w:webHidden/>
+              </w:rPr>
+              <w:fldChar w:fldCharType="begin"/>
+            </w:r>
+            <w:r>
+              <w:rPr>
+                <w:noProof/>
+                <w:webHidden/>
+              </w:rPr>
+              <w:instrText xml:space="preserve"> PAGEREF _Toc228982344 \h </w:instrText>
+            </w:r>
+            <w:r>
+              <w:rPr>
+                <w:noProof/>
+                <w:webHidden/>
+              </w:rPr>
+            </w:r>
+            <w:r>
+              <w:rPr>
+                <w:noProof/>
+                <w:webHidden/>
+              </w:rPr>
+              <w:fldChar w:fldCharType="separate"/>
+            </w:r>
+            <w:r>
+              <w:rPr>
+                <w:noProof/>
+                <w:webHidden/>
+              </w:rPr>
+              <w:t>30</w:t>
+            </w:r>
+            <w:r>
+              <w:rPr>
+                <w:noProof/>
+                <w:webHidden/>
+              </w:rPr>
+              <w:fldChar w:fldCharType="end"/>
+            </w:r>
+          </w:hyperlink>
+        </w:p>
+        <w:p>
+          <w:pPr>
+            <w:pStyle w:val="21"/>
+            <w:tabs>
+              <w:tab w:val="right" w:leader="dot" w:pos="9628"/>
+            </w:tabs>
+            <w:rPr>
+              <w:rFonts w:asciiTheme="minorHAnsi" w:eastAsiaTheme="minorEastAsia" w:hAnsiTheme="minorHAnsi"/>
+              <w:noProof/>
+              <w:sz w:val="22"/>
+              <w:lang w:eastAsia="ru-RU"/>
+            </w:rPr>
+          </w:pPr>
+          <w:hyperlink w:anchor="_Toc228982345" w:history="1">
+            <w:r>
+              <w:rPr>
+                <w:rStyle w:val="a3"/>
+                <w:noProof/>
+              </w:rPr>
+              <w:t>4.8. Итоги разработки</w:t>
+            </w:r>
+            <w:r>
+              <w:rPr>
+                <w:noProof/>
+                <w:webHidden/>
+              </w:rPr>
+              <w:tab/>
+            </w:r>
+            <w:r>
+              <w:rPr>
+                <w:noProof/>
+                <w:webHidden/>
+              </w:rPr>
+              <w:fldChar w:fldCharType="begin"/>
+            </w:r>
+            <w:r>
+              <w:rPr>
+                <w:noProof/>
+                <w:webHidden/>
+              </w:rPr>
+              <w:instrText xml:space="preserve"> PAGEREF _Toc228982345 \h </w:instrText>
+            </w:r>
+            <w:r>
+              <w:rPr>
+                <w:noProof/>
+                <w:webHidden/>
+              </w:rPr>
+            </w:r>
+            <w:r>
+              <w:rPr>
+                <w:noProof/>
+                <w:webHidden/>
+              </w:rPr>
+              <w:fldChar w:fldCharType="separate"/>
+            </w:r>
+            <w:r>
+              <w:rPr>
+                <w:noProof/>
+                <w:webHidden/>
+              </w:rPr>
+              <w:t>31</w:t>
+            </w:r>
+            <w:r>
+              <w:rPr>
+                <w:noProof/>
+                <w:webHidden/>
+              </w:rPr>
+              <w:fldChar w:fldCharType="end"/>
+            </w:r>
+          </w:hyperlink>
+        </w:p>
+        <w:p>
+          <w:pPr>
+            <w:pStyle w:val="11"/>
+            <w:tabs>
+              <w:tab w:val="right" w:leader="dot" w:pos="9628"/>
+            </w:tabs>
+            <w:rPr>
+              <w:rFonts w:asciiTheme="minorHAnsi" w:eastAsiaTheme="minorEastAsia" w:hAnsiTheme="minorHAnsi"/>
+              <w:noProof/>
+              <w:sz w:val="22"/>
+              <w:lang w:eastAsia="ru-RU"/>
+            </w:rPr>
+          </w:pPr>
+          <w:hyperlink w:anchor="_Toc228982346" w:history="1">
+            <w:r>
+              <w:rPr>
+                <w:rStyle w:val="a3"/>
+                <w:noProof/>
+              </w:rPr>
+              <w:t>5. Тестирование</w:t>
+            </w:r>
+            <w:r>
+              <w:rPr>
+                <w:noProof/>
+                <w:webHidden/>
+              </w:rPr>
+              <w:tab/>
+            </w:r>
+            <w:r>
+              <w:rPr>
+                <w:noProof/>
+                <w:webHidden/>
+              </w:rPr>
+              <w:fldChar w:fldCharType="begin"/>
+            </w:r>
+            <w:r>
+              <w:rPr>
+                <w:noProof/>
+                <w:webHidden/>
+              </w:rPr>
+              <w:instrText xml:space="preserve"> PAGEREF _Toc228982346 \h </w:instrText>
+            </w:r>
+            <w:r>
+              <w:rPr>
+                <w:noProof/>
+                <w:webHidden/>
+              </w:rPr>
+            </w:r>
+            <w:r>
+              <w:rPr>
+                <w:noProof/>
+                <w:webHidden/>
+              </w:rPr>
+              <w:fldChar w:fldCharType="separate"/>
+            </w:r>
+            <w:r>
+              <w:rPr>
+                <w:noProof/>
+                <w:webHidden/>
+              </w:rPr>
+              <w:t>33</w:t>
+            </w:r>
+            <w:r>
+              <w:rPr>
+                <w:noProof/>
+                <w:webHidden/>
+              </w:rPr>
+              <w:fldChar w:fldCharType="end"/>
+            </w:r>
+          </w:hyperlink>
+        </w:p>
+        <w:p>
+          <w:pPr>
+            <w:pStyle w:val="21"/>
+            <w:tabs>
+              <w:tab w:val="right" w:leader="dot" w:pos="9628"/>
+            </w:tabs>
+            <w:rPr>
+              <w:rFonts w:asciiTheme="minorHAnsi" w:eastAsiaTheme="minorEastAsia" w:hAnsiTheme="minorHAnsi"/>
+              <w:noProof/>
+              <w:sz w:val="22"/>
+              <w:lang w:eastAsia="ru-RU"/>
+            </w:rPr>
+          </w:pPr>
+          <w:hyperlink w:anchor="_Toc228982347" w:history="1">
+            <w:r>
+              <w:rPr>
+                <w:rStyle w:val="a3"/>
+                <w:noProof/>
+              </w:rPr>
+              <w:t>5.1. Методология тестирования</w:t>
+            </w:r>
+            <w:r>
+              <w:rPr>
+                <w:noProof/>
+                <w:webHidden/>
+              </w:rPr>
+              <w:tab/>
+            </w:r>
+            <w:r>
+              <w:rPr>
+                <w:noProof/>
+                <w:webHidden/>
+              </w:rPr>
+              <w:fldChar w:fldCharType="begin"/>
+            </w:r>
+            <w:r>
+              <w:rPr>
+                <w:noProof/>
+                <w:webHidden/>
+              </w:rPr>
+              <w:instrText xml:space="preserve"> PAGEREF _Toc228982347 \h </w:instrText>
+            </w:r>
+            <w:r>
+              <w:rPr>
+                <w:noProof/>
+                <w:webHidden/>
+              </w:rPr>
+            </w:r>
+            <w:r>
+              <w:rPr>
+                <w:noProof/>
+                <w:webHidden/>
+              </w:rPr>
+              <w:fldChar w:fldCharType="separate"/>
+            </w:r>
+            <w:r>
+              <w:rPr>
+                <w:noProof/>
+                <w:webHidden/>
+              </w:rPr>
+              <w:t>33</w:t>
+            </w:r>
+            <w:r>
+              <w:rPr>
+                <w:noProof/>
+                <w:webHidden/>
+              </w:rPr>
+              <w:fldChar w:fldCharType="end"/>
+            </w:r>
+          </w:hyperlink>
+        </w:p>
+        <w:p>
+          <w:pPr>
+            <w:pStyle w:val="21"/>
+            <w:tabs>
+              <w:tab w:val="right" w:leader="dot" w:pos="9628"/>
+            </w:tabs>
+            <w:rPr>
+              <w:rFonts w:asciiTheme="minorHAnsi" w:eastAsiaTheme="minorEastAsia" w:hAnsiTheme="minorHAnsi"/>
+              <w:noProof/>
+              <w:sz w:val="22"/>
+              <w:lang w:eastAsia="ru-RU"/>
+            </w:rPr>
+          </w:pPr>
+          <w:hyperlink w:anchor="_Toc228982348" w:history="1">
+            <w:r>
+              <w:rPr>
+                <w:rStyle w:val="a3"/>
+                <w:noProof/>
+              </w:rPr>
+              <w:t>5.2. Тестовые сценарии и проекты</w:t>
+            </w:r>
+            <w:r>
+              <w:rPr>
+                <w:noProof/>
+                <w:webHidden/>
+              </w:rPr>
+              <w:tab/>
+            </w:r>
+            <w:r>
+              <w:rPr>
+                <w:noProof/>
+                <w:webHidden/>
+              </w:rPr>
+              <w:fldChar w:fldCharType="begin"/>
+            </w:r>
+            <w:r>
+              <w:rPr>
+                <w:noProof/>
+                <w:webHidden/>
+              </w:rPr>
+              <w:instrText xml:space="preserve"> PAGEREF _Toc228982348 \h </w:instrText>
+            </w:r>
+            <w:r>
+              <w:rPr>
+                <w:noProof/>
+                <w:webHidden/>
+              </w:rPr>
+            </w:r>
+            <w:r>
+              <w:rPr>
+                <w:noProof/>
+                <w:webHidden/>
+              </w:rPr>
+              <w:fldChar w:fldCharType="separate"/>
+            </w:r>
+            <w:r>
+              <w:rPr>
+                <w:noProof/>
+                <w:webHidden/>
+              </w:rPr>
+              <w:t>34</w:t>
+            </w:r>
+            <w:r>
+              <w:rPr>
+                <w:noProof/>
+                <w:webHidden/>
+              </w:rPr>
+              <w:fldChar w:fldCharType="end"/>
+            </w:r>
+          </w:hyperlink>
+        </w:p>
+        <w:p>
+          <w:pPr>
+            <w:pStyle w:val="21"/>
+            <w:tabs>
+              <w:tab w:val="right" w:leader="dot" w:pos="9628"/>
+            </w:tabs>
+            <w:rPr>
+              <w:rFonts w:asciiTheme="minorHAnsi" w:eastAsiaTheme="minorEastAsia" w:hAnsiTheme="minorHAnsi"/>
+              <w:noProof/>
+              <w:sz w:val="22"/>
+              <w:lang w:eastAsia="ru-RU"/>
+            </w:rPr>
+          </w:pPr>
+          <w:hyperlink w:anchor="_Toc228982349" w:history="1">
+            <w:r>
+              <w:rPr>
+                <w:rStyle w:val="a3"/>
+                <w:noProof/>
+              </w:rPr>
+              <w:t>5.3. Результаты тестирования</w:t>
+            </w:r>
+            <w:r>
+              <w:rPr>
+                <w:noProof/>
+                <w:webHidden/>
+              </w:rPr>
+              <w:tab/>
+            </w:r>
+            <w:r>
+              <w:rPr>
+                <w:noProof/>
+                <w:webHidden/>
+              </w:rPr>
+              <w:fldChar w:fldCharType="begin"/>
+            </w:r>
+            <w:r>
+              <w:rPr>
+                <w:noProof/>
+                <w:webHidden/>
+              </w:rPr>
+              <w:instrText xml:space="preserve"> PAGEREF _Toc228982349 \h </w:instrText>
+            </w:r>
+            <w:r>
+              <w:rPr>
+                <w:noProof/>
+                <w:webHidden/>
+              </w:rPr>
+            </w:r>
+            <w:r>
+              <w:rPr>
+                <w:noProof/>
+                <w:webHidden/>
+              </w:rPr>
+              <w:fldChar w:fldCharType="separate"/>
+            </w:r>
+            <w:r>
+              <w:rPr>
+                <w:noProof/>
+                <w:webHidden/>
+              </w:rPr>
+              <w:t>36</w:t>
+            </w:r>
+            <w:r>
+              <w:rPr>
+                <w:noProof/>
+                <w:webHidden/>
+              </w:rPr>
+              <w:fldChar w:fldCharType="end"/>
+            </w:r>
+          </w:hyperlink>
+        </w:p>
+        <w:p>
+          <w:pPr>
+            <w:pStyle w:val="21"/>
+            <w:tabs>
+              <w:tab w:val="right" w:leader="dot" w:pos="9628"/>
+            </w:tabs>
+            <w:rPr>
+              <w:rFonts w:asciiTheme="minorHAnsi" w:eastAsiaTheme="minorEastAsia" w:hAnsiTheme="minorHAnsi"/>
+              <w:noProof/>
+              <w:sz w:val="22"/>
+              <w:lang w:eastAsia="ru-RU"/>
+            </w:rPr>
+          </w:pPr>
+          <w:hyperlink w:anchor="_Toc228982350" w:history="1">
+            <w:r>
+              <w:rPr>
+                <w:rStyle w:val="a3"/>
+                <w:noProof/>
+              </w:rPr>
+              <w:t>5.4. Анализ эффективности</w:t>
+            </w:r>
+            <w:r>
+              <w:rPr>
+                <w:noProof/>
+                <w:webHidden/>
+              </w:rPr>
+              <w:tab/>
+            </w:r>
+            <w:r>
+              <w:rPr>
+                <w:noProof/>
+                <w:webHidden/>
+              </w:rPr>
+              <w:fldChar w:fldCharType="begin"/>
+            </w:r>
+            <w:r>
+              <w:rPr>
+                <w:noProof/>
+                <w:webHidden/>
+              </w:rPr>
+              <w:instrText xml:space="preserve"> PAGEREF _Toc228982350 \h </w:instrText>
+            </w:r>
+            <w:r>
+              <w:rPr>
+                <w:noProof/>
+                <w:webHidden/>
+              </w:rPr>
+            </w:r>
+            <w:r>
+              <w:rPr>
+                <w:noProof/>
+                <w:webHidden/>
+              </w:rPr>
+              <w:fldChar w:fldCharType="separate"/>
+            </w:r>
+            <w:r>
+              <w:rPr>
+                <w:noProof/>
+                <w:webHidden/>
+              </w:rPr>
+              <w:t>37</w:t>
+            </w:r>
+            <w:r>
+              <w:rPr>
+                <w:noProof/>
+                <w:webHidden/>
+              </w:rPr>
+              <w:fldChar w:fldCharType="end"/>
+            </w:r>
+          </w:hyperlink>
+        </w:p>
+        <w:p>
+          <w:pPr>
+            <w:pStyle w:val="21"/>
+            <w:tabs>
+              <w:tab w:val="right" w:leader="dot" w:pos="9628"/>
+            </w:tabs>
+            <w:rPr>
+              <w:rFonts w:asciiTheme="minorHAnsi" w:eastAsiaTheme="minorEastAsia" w:hAnsiTheme="minorHAnsi"/>
+              <w:noProof/>
+              <w:sz w:val="22"/>
+              <w:lang w:eastAsia="ru-RU"/>
+            </w:rPr>
+          </w:pPr>
+          <w:hyperlink w:anchor="_Toc228982351" w:history="1">
+            <w:r>
+              <w:rPr>
+                <w:rStyle w:val="a3"/>
+                <w:noProof/>
+              </w:rPr>
+              <w:t>5.5. Ограничения и направления улучшения</w:t>
+            </w:r>
+            <w:r>
+              <w:rPr>
+                <w:noProof/>
+                <w:webHidden/>
+              </w:rPr>
+              <w:tab/>
+            </w:r>
+            <w:r>
+              <w:rPr>
+                <w:noProof/>
+                <w:webHidden/>
+              </w:rPr>
+              <w:fldChar w:fldCharType="begin"/>
+            </w:r>
+            <w:r>
+              <w:rPr>
+                <w:noProof/>
+                <w:webHidden/>
+              </w:rPr>
+              <w:instrText xml:space="preserve"> PAGEREF _Toc228982351 \h </w:instrText>
+            </w:r>
+            <w:r>
+              <w:rPr>
+                <w:noProof/>
+                <w:webHidden/>
+              </w:rPr>
+            </w:r>
+            <w:r>
+              <w:rPr>
+                <w:noProof/>
+                <w:webHidden/>
+              </w:rPr>
+              <w:fldChar w:fldCharType="separate"/>
+            </w:r>
+            <w:r>
+              <w:rPr>
+                <w:noProof/>
+                <w:webHidden/>
+              </w:rPr>
+              <w:t>38</w:t>
+            </w:r>
+            <w:r>
+              <w:rPr>
+                <w:noProof/>
+                <w:webHidden/>
+              </w:rPr>
+              <w:fldChar w:fldCharType="end"/>
+            </w:r>
+          </w:hyperlink>
+        </w:p>
+        <w:p>
+          <w:pPr>
+            <w:pStyle w:val="11"/>
+            <w:tabs>
+              <w:tab w:val="right" w:leader="dot" w:pos="9628"/>
+            </w:tabs>
+            <w:rPr>
+              <w:rFonts w:asciiTheme="minorHAnsi" w:eastAsiaTheme="minorEastAsia" w:hAnsiTheme="minorHAnsi"/>
+              <w:noProof/>
+              <w:sz w:val="22"/>
+              <w:lang w:eastAsia="ru-RU"/>
+            </w:rPr>
+          </w:pPr>
+          <w:hyperlink w:anchor="_Toc228982352" w:history="1">
+            <w:r>
+              <w:rPr>
+                <w:rStyle w:val="a3"/>
+                <w:noProof/>
+              </w:rPr>
+              <w:t>Заключение</w:t>
+            </w:r>
+            <w:r>
+              <w:rPr>
+                <w:noProof/>
+                <w:webHidden/>
+              </w:rPr>
+              <w:tab/>
+            </w:r>
+            <w:r>
+              <w:rPr>
+                <w:noProof/>
+                <w:webHidden/>
+              </w:rPr>
+              <w:fldChar w:fldCharType="begin"/>
+            </w:r>
+            <w:r>
+              <w:rPr>
+                <w:noProof/>
+                <w:webHidden/>
+              </w:rPr>
+              <w:instrText xml:space="preserve"> PAGEREF _Toc228982352 \h </w:instrText>
+            </w:r>
+            <w:r>
+              <w:rPr>
+                <w:noProof/>
+                <w:webHidden/>
+              </w:rPr>
+            </w:r>
+            <w:r>
+              <w:rPr>
+                <w:noProof/>
+                <w:webHidden/>
+              </w:rPr>
+              <w:fldChar w:fldCharType="separate"/>
+            </w:r>
+            <w:r>
+              <w:rPr>
+                <w:noProof/>
+                <w:webHidden/>
+              </w:rPr>
+              <w:t>41</w:t>
+            </w:r>
+            <w:r>
+              <w:rPr>
+                <w:noProof/>
+                <w:webHidden/>
+              </w:rPr>
+              <w:fldChar w:fldCharType="end"/>
+            </w:r>
+          </w:hyperlink>
+        </w:p>
+        <w:p>
+          <w:pPr>
+            <w:pStyle w:val="11"/>
+            <w:tabs>
+              <w:tab w:val="right" w:leader="dot" w:pos="9628"/>
+            </w:tabs>
+            <w:rPr>
+              <w:rFonts w:asciiTheme="minorHAnsi" w:eastAsiaTheme="minorEastAsia" w:hAnsiTheme="minorHAnsi"/>
+              <w:noProof/>
+              <w:sz w:val="22"/>
+              <w:lang w:eastAsia="ru-RU"/>
+            </w:rPr>
+          </w:pPr>
+          <w:hyperlink w:anchor="_Toc228982353" w:history="1">
+            <w:r>
+              <w:rPr>
+                <w:rStyle w:val="a3"/>
+                <w:noProof/>
+              </w:rPr>
+              <w:t>Список литературы</w:t>
+            </w:r>
+            <w:r>
+              <w:rPr>
+                <w:noProof/>
+                <w:webHidden/>
+              </w:rPr>
+              <w:tab/>
+            </w:r>
+            <w:r>
+              <w:rPr>
+                <w:noProof/>
+                <w:webHidden/>
+              </w:rPr>
+              <w:fldChar w:fldCharType="begin"/>
+            </w:r>
+            <w:r>
+              <w:rPr>
+                <w:noProof/>
+                <w:webHidden/>
+              </w:rPr>
+              <w:instrText xml:space="preserve"> PAGEREF _Toc228982353 \h </w:instrText>
+            </w:r>
+            <w:r>
+              <w:rPr>
+                <w:noProof/>
+                <w:webHidden/>
+              </w:rPr>
+            </w:r>
+            <w:r>
+              <w:rPr>
+                <w:noProof/>
+                <w:webHidden/>
+              </w:rPr>
+              <w:fldChar w:fldCharType="separate"/>
+            </w:r>
+            <w:r>
+              <w:rPr>
+                <w:noProof/>
+                <w:webHidden/>
+              </w:rPr>
+              <w:t>45</w:t>
+            </w:r>
+            <w:r>
+              <w:rPr>
+                <w:noProof/>
+                <w:webHidden/>
+              </w:rPr>
+              <w:fldChar w:fldCharType="end"/>
+            </w:r>
+          </w:hyperlink>
+        </w:p>
+        <w:p>
+          <w:pPr>
+            <w:pStyle w:val="11"/>
+            <w:tabs>
+              <w:tab w:val="right" w:leader="dot" w:pos="9628"/>
+            </w:tabs>
+            <w:rPr>
+              <w:rFonts w:asciiTheme="minorHAnsi" w:eastAsiaTheme="minorEastAsia" w:hAnsiTheme="minorHAnsi"/>
+              <w:noProof/>
+              <w:sz w:val="22"/>
+              <w:lang w:eastAsia="ru-RU"/>
+            </w:rPr>
+          </w:pPr>
+          <w:hyperlink w:anchor="_Toc228982354" w:history="1">
+            <w:r>
+              <w:rPr>
+                <w:rStyle w:val="a3"/>
+                <w:noProof/>
+              </w:rPr>
+              <w:t>Приложение А</w:t>
+            </w:r>
+            <w:r>
+              <w:rPr>
+                <w:noProof/>
+                <w:webHidden/>
+              </w:rPr>
+              <w:tab/>
+            </w:r>
+            <w:r>
+              <w:rPr>
+                <w:noProof/>
+                <w:webHidden/>
+              </w:rPr>
+              <w:fldChar w:fldCharType="begin"/>
+            </w:r>
+            <w:r>
+              <w:rPr>
+                <w:noProof/>
+                <w:webHidden/>
+              </w:rPr>
+              <w:instrText xml:space="preserve"> PAGEREF _Toc228982354 \h </w:instrText>
+            </w:r>
+            <w:r>
+              <w:rPr>
+                <w:noProof/>
+                <w:webHidden/>
+              </w:rPr>
+            </w:r>
+            <w:r>
+              <w:rPr>
+                <w:noProof/>
+                <w:webHidden/>
+              </w:rPr>
+              <w:fldChar w:fldCharType="separate"/>
+            </w:r>
+            <w:r>
+              <w:rPr>
+                <w:noProof/>
+                <w:webHidden/>
+              </w:rPr>
+              <w:t>48</w:t>
+            </w:r>
+            <w:r>
+              <w:rPr>
+                <w:noProof/>
+                <w:webHidden/>
+              </w:rPr>
+              <w:fldChar w:fldCharType="end"/>
+            </w:r>
+          </w:hyperlink>
+        </w:p>
+        <w:p>
+          <w:pPr>
+            <w:pStyle w:val="11"/>
+            <w:tabs>
+              <w:tab w:val="right" w:leader="dot" w:pos="9628"/>
+            </w:tabs>
+            <w:rPr>
+              <w:rFonts w:asciiTheme="minorHAnsi" w:eastAsiaTheme="minorEastAsia" w:hAnsiTheme="minorHAnsi"/>
+              <w:noProof/>
+              <w:sz w:val="22"/>
+              <w:lang w:eastAsia="ru-RU"/>
+            </w:rPr>
+          </w:pPr>
+          <w:hyperlink w:anchor="_Toc228982355" w:history="1">
+            <w:r>
+              <w:rPr>
+                <w:rStyle w:val="a3"/>
+                <w:noProof/>
+              </w:rPr>
+              <w:t>Приложение Б</w:t>
+            </w:r>
+            <w:r>
+              <w:rPr>
+                <w:noProof/>
+                <w:webHidden/>
+              </w:rPr>
+              <w:tab/>
+            </w:r>
+            <w:r>
+              <w:rPr>
+                <w:noProof/>
+                <w:webHidden/>
+              </w:rPr>
+              <w:fldChar w:fldCharType="begin"/>
+            </w:r>
+            <w:r>
+              <w:rPr>
+                <w:noProof/>
+                <w:webHidden/>
+              </w:rPr>
+              <w:instrText xml:space="preserve"> PAGEREF _Toc228982355 \h </w:instrText>
+            </w:r>
+            <w:r>
+              <w:rPr>
+                <w:noProof/>
+                <w:webHidden/>
+              </w:rPr>
+            </w:r>
+            <w:r>
+              <w:rPr>
+                <w:noProof/>
+                <w:webHidden/>
+              </w:rPr>
+              <w:fldChar w:fldCharType="separate"/>
+            </w:r>
+            <w:r>
+              <w:rPr>
+                <w:noProof/>
+                <w:webHidden/>
+              </w:rPr>
+              <w:t>49</w:t>
+            </w:r>
+            <w:r>
+              <w:rPr>
+                <w:noProof/>
+                <w:webHidden/>
+              </w:rPr>
+              <w:fldChar w:fldCharType="end"/>
+            </w:r>
+          </w:hyperlink>
+        </w:p>
+        <w:p>
+          <w:pPr>
+            <w:pStyle w:val="11"/>
+            <w:tabs>
+              <w:tab w:val="right" w:leader="dot" w:pos="9628"/>
+            </w:tabs>
+            <w:rPr>
+              <w:rFonts w:asciiTheme="minorHAnsi" w:eastAsiaTheme="minorEastAsia" w:hAnsiTheme="minorHAnsi"/>
+              <w:noProof/>
+              <w:sz w:val="22"/>
+              <w:lang w:eastAsia="ru-RU"/>
+            </w:rPr>
+          </w:pPr>
+          <w:hyperlink w:anchor="_Toc228982356" w:history="1">
+            <w:r>
+              <w:rPr>
+                <w:rStyle w:val="a3"/>
+                <w:noProof/>
+              </w:rPr>
+              <w:t>Приложение В</w:t>
+            </w:r>
+            <w:r>
+              <w:rPr>
+                <w:noProof/>
+                <w:webHidden/>
+              </w:rPr>
+              <w:tab/>
+            </w:r>
+            <w:r>
+              <w:rPr>
+                <w:noProof/>
+                <w:webHidden/>
+              </w:rPr>
+              <w:fldChar w:fldCharType="begin"/>
+            </w:r>
+            <w:r>
+              <w:rPr>
+                <w:noProof/>
+                <w:webHidden/>
+              </w:rPr>
+              <w:instrText xml:space="preserve"> PAGEREF _Toc228982356 \h </w:instrText>
+            </w:r>
+            <w:r>
+              <w:rPr>
+                <w:noProof/>
+                <w:webHidden/>
+              </w:rPr>
+            </w:r>
+            <w:r>
+              <w:rPr>
+                <w:noProof/>
+                <w:webHidden/>
+              </w:rPr>
+              <w:fldChar w:fldCharType="separate"/>
+            </w:r>
+            <w:r>
+              <w:rPr>
+                <w:noProof/>
+                <w:webHidden/>
+              </w:rPr>
+              <w:t>50</w:t>
+            </w:r>
+            <w:r>
+              <w:rPr>
+                <w:noProof/>
+                <w:webHidden/>
               </w:rPr>
               <w:fldChar w:fldCharType="end"/>
             </w:r>
@@ -2129,7 +4433,6 @@
           <w:lang w:eastAsia="ru-RU"/>
         </w:rPr>
       </w:pPr>
-      <w:bookmarkStart w:id="3" w:name="_Toc228377907"/>
       <w:r>
         <w:rPr>
           <w:sz w:val="32"/>
@@ -2146,6 +4449,7 @@
           <w:szCs w:val="52"/>
         </w:rPr>
       </w:pPr>
+      <w:bookmarkStart w:id="4" w:name="_Toc228982321"/>
       <w:r>
         <w:rPr>
           <w:szCs w:val="52"/>
@@ -2153,7 +4457,7 @@
         <w:lastRenderedPageBreak/>
         <w:t>Введение</w:t>
       </w:r>
-      <w:bookmarkEnd w:id="3"/>
+      <w:bookmarkEnd w:id="4"/>
     </w:p>
     <w:p/>
     <w:p>
@@ -2576,7 +4880,7 @@
           <w:szCs w:val="52"/>
         </w:rPr>
       </w:pPr>
-      <w:bookmarkStart w:id="4" w:name="_Toc228377908"/>
+      <w:bookmarkStart w:id="5" w:name="_Toc228982322"/>
       <w:r>
         <w:rPr>
           <w:szCs w:val="52"/>
@@ -2584,7 +4888,7 @@
         <w:lastRenderedPageBreak/>
         <w:t>1. Анализ выбранной предметной области</w:t>
       </w:r>
-      <w:bookmarkEnd w:id="4"/>
+      <w:bookmarkEnd w:id="5"/>
     </w:p>
     <w:p/>
     <w:p>
@@ -2596,7 +4900,7 @@
           <w:szCs w:val="28"/>
         </w:rPr>
       </w:pPr>
-      <w:bookmarkStart w:id="5" w:name="_Toc228377909"/>
+      <w:bookmarkStart w:id="6" w:name="_Toc228982323"/>
       <w:r>
         <w:rPr>
           <w:rFonts w:cs="Times New Roman"/>
@@ -2604,7 +4908,7 @@
         </w:rPr>
         <w:t>1.1. Проблематика управления IT-проектами</w:t>
       </w:r>
-      <w:bookmarkEnd w:id="5"/>
+      <w:bookmarkEnd w:id="6"/>
     </w:p>
     <w:p>
       <w:r>
@@ -2638,10 +4942,18 @@
       </w:r>
       <w:proofErr w:type="spellEnd"/>
       <w:r>
-        <w:t>) представляет собой сложную междисциплинарную область, объединяющую методы, инструменты и техники для достижения целей проекта при заданных ограничениях по времени, бюджету и качеству</w:t>
-      </w:r>
-      <w:r>
-        <w:t>[1]</w:t>
+        <w:t xml:space="preserve">) представляет собой сложную междисциплинарную область, объединяющую методы, инструменты и техники для достижения целей проекта при заданных ограничениях по времени, бюджету и </w:t>
+      </w:r>
+      <w:proofErr w:type="gramStart"/>
+      <w:r>
+        <w:t>качеству</w:t>
+      </w:r>
+      <w:r>
+        <w:t>[</w:t>
+      </w:r>
+      <w:proofErr w:type="gramEnd"/>
+      <w:r>
+        <w:t>1]</w:t>
       </w:r>
       <w:r>
         <w:t xml:space="preserve">. Согласно данным </w:t>
@@ -3218,6 +5530,7 @@
           <w:szCs w:val="28"/>
         </w:rPr>
       </w:pPr>
+      <w:bookmarkStart w:id="7" w:name="_Toc228982324"/>
       <w:r>
         <w:rPr>
           <w:rFonts w:cs="Times New Roman"/>
@@ -3239,6 +5552,7 @@
         </w:rPr>
         <w:t>управление проектом</w:t>
       </w:r>
+      <w:bookmarkEnd w:id="7"/>
     </w:p>
     <w:p>
       <w:pPr>
@@ -3300,14 +5614,30 @@
           <w:rFonts w:cs="Times New Roman"/>
           <w:szCs w:val="28"/>
         </w:rPr>
-        <w:t>, WBS) является фундаментальным инструментом управления проектами. WBS представляет собой иерархическое разбиение проекта на более мелкие, управляемые компоненты</w:t>
-      </w:r>
-      <w:r>
-        <w:rPr>
-          <w:rFonts w:cs="Times New Roman"/>
-          <w:szCs w:val="28"/>
-        </w:rPr>
-        <w:t>[2]</w:t>
+        <w:t xml:space="preserve">, WBS) является фундаментальным инструментом управления проектами. WBS представляет собой иерархическое разбиение проекта на более мелкие, управляемые </w:t>
+      </w:r>
+      <w:proofErr w:type="gramStart"/>
+      <w:r>
+        <w:rPr>
+          <w:rFonts w:cs="Times New Roman"/>
+          <w:szCs w:val="28"/>
+        </w:rPr>
+        <w:t>компоненты</w:t>
+      </w:r>
+      <w:r>
+        <w:rPr>
+          <w:rFonts w:cs="Times New Roman"/>
+          <w:szCs w:val="28"/>
+        </w:rPr>
+        <w:t>[</w:t>
+      </w:r>
+      <w:proofErr w:type="gramEnd"/>
+      <w:r>
+        <w:rPr>
+          <w:rFonts w:cs="Times New Roman"/>
+          <w:szCs w:val="28"/>
+        </w:rPr>
+        <w:t>2]</w:t>
       </w:r>
       <w:r>
         <w:rPr>
@@ -3502,9 +5832,11 @@
       <w:pPr>
         <w:pStyle w:val="2"/>
       </w:pPr>
+      <w:bookmarkStart w:id="8" w:name="_Toc228982325"/>
       <w:r>
         <w:t>1.3. Применение методов искусственного интеллекта</w:t>
       </w:r>
+      <w:bookmarkEnd w:id="8"/>
     </w:p>
     <w:p>
       <w:pPr>
@@ -4317,9 +6649,11 @@
       <w:pPr>
         <w:pStyle w:val="2"/>
       </w:pPr>
+      <w:bookmarkStart w:id="9" w:name="_Toc228982326"/>
       <w:r>
         <w:t>1.4. Требования к современным системам планирования</w:t>
       </w:r>
+      <w:bookmarkEnd w:id="9"/>
     </w:p>
     <w:p>
       <w:pPr>
@@ -4383,7 +6717,15 @@
           <w:rFonts w:cs="Times New Roman"/>
           <w:szCs w:val="28"/>
         </w:rPr>
-        <w:t xml:space="preserve"> определение типа задачи</w:t>
+        <w:t xml:space="preserve"> определение типа </w:t>
+      </w:r>
+      <w:proofErr w:type="gramStart"/>
+      <w:r>
+        <w:rPr>
+          <w:rFonts w:cs="Times New Roman"/>
+          <w:szCs w:val="28"/>
+        </w:rPr>
+        <w:t>задачи</w:t>
       </w:r>
       <w:r>
         <w:rPr>
@@ -4397,7 +6739,15 @@
           <w:rFonts w:cs="Times New Roman"/>
           <w:szCs w:val="28"/>
         </w:rPr>
-        <w:t>енерация структурированных подзадач</w:t>
+        <w:t>енерация</w:t>
+      </w:r>
+      <w:proofErr w:type="gramEnd"/>
+      <w:r>
+        <w:rPr>
+          <w:rFonts w:cs="Times New Roman"/>
+          <w:szCs w:val="28"/>
+        </w:rPr>
+        <w:t xml:space="preserve"> структурированных подзадач</w:t>
       </w:r>
       <w:r>
         <w:rPr>
@@ -4475,7 +6825,15 @@
           <w:rFonts w:cs="Times New Roman"/>
           <w:szCs w:val="28"/>
         </w:rPr>
-        <w:t>Пользовательские требования:</w:t>
+        <w:t>Пользовательские требования</w:t>
+      </w:r>
+      <w:proofErr w:type="gramStart"/>
+      <w:r>
+        <w:rPr>
+          <w:rFonts w:cs="Times New Roman"/>
+          <w:szCs w:val="28"/>
+        </w:rPr>
+        <w:t>:</w:t>
       </w:r>
       <w:r>
         <w:rPr>
@@ -4489,7 +6847,15 @@
           <w:rFonts w:cs="Times New Roman"/>
           <w:szCs w:val="28"/>
         </w:rPr>
-        <w:t xml:space="preserve">Интуитивно понятный </w:t>
+        <w:t>Интуитивно</w:t>
+      </w:r>
+      <w:proofErr w:type="gramEnd"/>
+      <w:r>
+        <w:rPr>
+          <w:rFonts w:cs="Times New Roman"/>
+          <w:szCs w:val="28"/>
+        </w:rPr>
+        <w:t xml:space="preserve"> понятный </w:t>
       </w:r>
       <w:r>
         <w:rPr>
@@ -4602,7 +6968,15 @@
           <w:rFonts w:cs="Times New Roman"/>
           <w:szCs w:val="28"/>
         </w:rPr>
-        <w:t>ремя отклика не более 5 секунд</w:t>
+        <w:t xml:space="preserve">ремя отклика не более 5 </w:t>
+      </w:r>
+      <w:proofErr w:type="gramStart"/>
+      <w:r>
+        <w:rPr>
+          <w:rFonts w:cs="Times New Roman"/>
+          <w:szCs w:val="28"/>
+        </w:rPr>
+        <w:t>секунд</w:t>
       </w:r>
       <w:r>
         <w:rPr>
@@ -4616,7 +6990,15 @@
           <w:rFonts w:cs="Times New Roman"/>
           <w:szCs w:val="28"/>
         </w:rPr>
-        <w:t>россплатформенность (</w:t>
+        <w:t>россплатформенность</w:t>
+      </w:r>
+      <w:proofErr w:type="gramEnd"/>
+      <w:r>
+        <w:rPr>
+          <w:rFonts w:cs="Times New Roman"/>
+          <w:szCs w:val="28"/>
+        </w:rPr>
+        <w:t xml:space="preserve"> (</w:t>
       </w:r>
       <w:proofErr w:type="spellStart"/>
       <w:r>
@@ -4746,10 +7128,12 @@
         <w:pStyle w:val="1"/>
         <w:spacing w:before="0" w:beforeAutospacing="0" w:after="0"/>
       </w:pPr>
+      <w:bookmarkStart w:id="10" w:name="_Toc228982327"/>
       <w:r>
         <w:lastRenderedPageBreak/>
         <w:t>2. Постановка задачи</w:t>
       </w:r>
+      <w:bookmarkEnd w:id="10"/>
     </w:p>
     <w:p/>
     <w:p>
@@ -4757,9 +7141,11 @@
         <w:pStyle w:val="2"/>
         <w:spacing w:before="0" w:after="0"/>
       </w:pPr>
+      <w:bookmarkStart w:id="11" w:name="_Toc228982328"/>
       <w:r>
         <w:t>2.1. Цель и задачи исследования</w:t>
       </w:r>
+      <w:bookmarkEnd w:id="11"/>
     </w:p>
     <w:p/>
     <w:p>
@@ -5135,10 +7521,12 @@
       <w:pPr>
         <w:pStyle w:val="2"/>
       </w:pPr>
+      <w:bookmarkStart w:id="12" w:name="_Toc228982329"/>
       <w:r>
         <w:lastRenderedPageBreak/>
         <w:t>2.2. Функциональные требования к системе</w:t>
       </w:r>
+      <w:bookmarkEnd w:id="12"/>
     </w:p>
     <w:p>
       <w:pPr>
@@ -5991,9 +8379,11 @@
         <w:pStyle w:val="2"/>
         <w:spacing w:before="0" w:after="0"/>
       </w:pPr>
+      <w:bookmarkStart w:id="13" w:name="_Toc228982330"/>
       <w:r>
         <w:t>2.3. Нефункциональные требования</w:t>
       </w:r>
+      <w:bookmarkEnd w:id="13"/>
     </w:p>
     <w:p/>
     <w:p>
@@ -6508,6 +8898,7 @@
       <w:pPr>
         <w:pStyle w:val="2"/>
       </w:pPr>
+      <w:bookmarkStart w:id="14" w:name="_Toc228982331"/>
       <w:r>
         <w:t xml:space="preserve">2.4. </w:t>
       </w:r>
@@ -6522,6 +8913,7 @@
       <w:r>
         <w:t xml:space="preserve"> и допущения</w:t>
       </w:r>
+      <w:bookmarkEnd w:id="14"/>
     </w:p>
     <w:p>
       <w:pPr>
@@ -6822,10 +9214,12 @@
         <w:pStyle w:val="1"/>
         <w:spacing w:before="0" w:beforeAutospacing="0" w:after="0"/>
       </w:pPr>
+      <w:bookmarkStart w:id="15" w:name="_Toc228982332"/>
       <w:r>
         <w:lastRenderedPageBreak/>
         <w:t>3. Обзор аналогов</w:t>
       </w:r>
+      <w:bookmarkEnd w:id="15"/>
     </w:p>
     <w:p/>
     <w:p>
@@ -6833,9 +9227,11 @@
         <w:pStyle w:val="2"/>
         <w:spacing w:before="0" w:after="0"/>
       </w:pPr>
+      <w:bookmarkStart w:id="16" w:name="_Toc228982333"/>
       <w:r>
         <w:t>3.1. Классификация существующих решений</w:t>
       </w:r>
+      <w:bookmarkEnd w:id="16"/>
     </w:p>
     <w:p/>
     <w:p>
@@ -7305,10 +9701,12 @@
       <w:pPr>
         <w:pStyle w:val="2"/>
       </w:pPr>
+      <w:bookmarkStart w:id="17" w:name="_Toc228982334"/>
       <w:r>
         <w:lastRenderedPageBreak/>
         <w:t>3.2. Детальный анализ аналогов</w:t>
       </w:r>
+      <w:bookmarkEnd w:id="17"/>
     </w:p>
     <w:p>
       <w:pPr>
@@ -7551,7 +9949,15 @@
           <w:rFonts w:cs="Times New Roman"/>
           <w:szCs w:val="28"/>
         </w:rPr>
-        <w:t>Минусы:</w:t>
+        <w:t>Минусы</w:t>
+      </w:r>
+      <w:proofErr w:type="gramStart"/>
+      <w:r>
+        <w:rPr>
+          <w:rFonts w:cs="Times New Roman"/>
+          <w:szCs w:val="28"/>
+        </w:rPr>
+        <w:t>:</w:t>
       </w:r>
       <w:r>
         <w:rPr>
@@ -7565,7 +9971,15 @@
           <w:rFonts w:cs="Times New Roman"/>
           <w:szCs w:val="28"/>
         </w:rPr>
-        <w:t>Нет автоматической генерации</w:t>
+        <w:t>Нет</w:t>
+      </w:r>
+      <w:proofErr w:type="gramEnd"/>
+      <w:r>
+        <w:rPr>
+          <w:rFonts w:cs="Times New Roman"/>
+          <w:szCs w:val="28"/>
+        </w:rPr>
+        <w:t xml:space="preserve"> автоматической генерации</w:t>
       </w:r>
       <w:r>
         <w:rPr>
@@ -7664,14 +10078,30 @@
           <w:rFonts w:cs="Times New Roman"/>
           <w:szCs w:val="28"/>
         </w:rPr>
-        <w:t>Современная платформа управления проектами со встроенными ИИ-функциями</w:t>
-      </w:r>
-      <w:r>
-        <w:rPr>
-          <w:rFonts w:cs="Times New Roman"/>
-          <w:szCs w:val="28"/>
-        </w:rPr>
-        <w:t>[8]</w:t>
+        <w:t>Современная платформа управления проектами со встроенными ИИ-</w:t>
+      </w:r>
+      <w:proofErr w:type="gramStart"/>
+      <w:r>
+        <w:rPr>
+          <w:rFonts w:cs="Times New Roman"/>
+          <w:szCs w:val="28"/>
+        </w:rPr>
+        <w:t>функциями</w:t>
+      </w:r>
+      <w:r>
+        <w:rPr>
+          <w:rFonts w:cs="Times New Roman"/>
+          <w:szCs w:val="28"/>
+        </w:rPr>
+        <w:t>[</w:t>
+      </w:r>
+      <w:proofErr w:type="gramEnd"/>
+      <w:r>
+        <w:rPr>
+          <w:rFonts w:cs="Times New Roman"/>
+          <w:szCs w:val="28"/>
+        </w:rPr>
+        <w:t>8]</w:t>
       </w:r>
       <w:r>
         <w:rPr>
@@ -7821,7 +10251,15 @@
           <w:rFonts w:cs="Times New Roman"/>
           <w:szCs w:val="28"/>
         </w:rPr>
-        <w:t>Минусы:</w:t>
+        <w:t>Минусы</w:t>
+      </w:r>
+      <w:proofErr w:type="gramStart"/>
+      <w:r>
+        <w:rPr>
+          <w:rFonts w:cs="Times New Roman"/>
+          <w:szCs w:val="28"/>
+        </w:rPr>
+        <w:t>:</w:t>
       </w:r>
       <w:r>
         <w:rPr>
@@ -7835,7 +10273,15 @@
           <w:rFonts w:cs="Times New Roman"/>
           <w:szCs w:val="28"/>
         </w:rPr>
-        <w:t>Требует подключения к интернету</w:t>
+        <w:t>Требует</w:t>
+      </w:r>
+      <w:proofErr w:type="gramEnd"/>
+      <w:r>
+        <w:rPr>
+          <w:rFonts w:cs="Times New Roman"/>
+          <w:szCs w:val="28"/>
+        </w:rPr>
+        <w:t xml:space="preserve"> подключения к интернету</w:t>
       </w:r>
       <w:r>
         <w:rPr>
@@ -7925,14 +10371,30 @@
           <w:rFonts w:cs="Times New Roman"/>
           <w:szCs w:val="28"/>
         </w:rPr>
-        <w:t> ИИ-календарь и планировщик задач с автоматической расстановкой приоритетов</w:t>
-      </w:r>
-      <w:r>
-        <w:rPr>
-          <w:rFonts w:cs="Times New Roman"/>
-          <w:szCs w:val="28"/>
-        </w:rPr>
-        <w:t>[9]</w:t>
+        <w:t xml:space="preserve"> ИИ-календарь и планировщик задач с автоматической расстановкой </w:t>
+      </w:r>
+      <w:proofErr w:type="gramStart"/>
+      <w:r>
+        <w:rPr>
+          <w:rFonts w:cs="Times New Roman"/>
+          <w:szCs w:val="28"/>
+        </w:rPr>
+        <w:t>приоритетов</w:t>
+      </w:r>
+      <w:r>
+        <w:rPr>
+          <w:rFonts w:cs="Times New Roman"/>
+          <w:szCs w:val="28"/>
+        </w:rPr>
+        <w:t>[</w:t>
+      </w:r>
+      <w:proofErr w:type="gramEnd"/>
+      <w:r>
+        <w:rPr>
+          <w:rFonts w:cs="Times New Roman"/>
+          <w:szCs w:val="28"/>
+        </w:rPr>
+        <w:t>9]</w:t>
       </w:r>
       <w:r>
         <w:rPr>
@@ -8183,6 +10645,7 @@
         <w:t xml:space="preserve"> </w:t>
       </w:r>
       <w:proofErr w:type="spellStart"/>
+      <w:proofErr w:type="gramStart"/>
       <w:r>
         <w:rPr>
           <w:rFonts w:cs="Times New Roman"/>
@@ -8196,7 +10659,15 @@
           <w:rFonts w:cs="Times New Roman"/>
           <w:szCs w:val="28"/>
         </w:rPr>
-        <w:t>[10]</w:t>
+        <w:t>[</w:t>
+      </w:r>
+      <w:proofErr w:type="gramEnd"/>
+      <w:r>
+        <w:rPr>
+          <w:rFonts w:cs="Times New Roman"/>
+          <w:szCs w:val="28"/>
+        </w:rPr>
+        <w:t>10]</w:t>
       </w:r>
       <w:r>
         <w:rPr>
@@ -8416,7 +10887,15 @@
           <w:rFonts w:cs="Times New Roman"/>
           <w:szCs w:val="28"/>
         </w:rPr>
-        <w:t>+/месяц)</w:t>
+        <w:t>+/месяц</w:t>
+      </w:r>
+      <w:proofErr w:type="gramStart"/>
+      <w:r>
+        <w:rPr>
+          <w:rFonts w:cs="Times New Roman"/>
+          <w:szCs w:val="28"/>
+        </w:rPr>
+        <w:t>)</w:t>
       </w:r>
       <w:r>
         <w:rPr>
@@ -8430,7 +10909,15 @@
           <w:rFonts w:cs="Times New Roman"/>
           <w:szCs w:val="28"/>
         </w:rPr>
-        <w:t>, р</w:t>
+        <w:t>,</w:t>
+      </w:r>
+      <w:proofErr w:type="gramEnd"/>
+      <w:r>
+        <w:rPr>
+          <w:rFonts w:cs="Times New Roman"/>
+          <w:szCs w:val="28"/>
+        </w:rPr>
+        <w:t xml:space="preserve"> р</w:t>
       </w:r>
       <w:r>
         <w:rPr>
@@ -8574,14 +11061,30 @@
           <w:rFonts w:cs="Times New Roman"/>
           <w:szCs w:val="28"/>
         </w:rPr>
-        <w:t>, предлагающая задачи на основе анализа кодовой базы</w:t>
-      </w:r>
-      <w:r>
-        <w:rPr>
-          <w:rFonts w:cs="Times New Roman"/>
-          <w:szCs w:val="28"/>
-        </w:rPr>
-        <w:t>[11]</w:t>
+        <w:t xml:space="preserve">, предлагающая задачи на основе анализа кодовой </w:t>
+      </w:r>
+      <w:proofErr w:type="gramStart"/>
+      <w:r>
+        <w:rPr>
+          <w:rFonts w:cs="Times New Roman"/>
+          <w:szCs w:val="28"/>
+        </w:rPr>
+        <w:t>базы</w:t>
+      </w:r>
+      <w:r>
+        <w:rPr>
+          <w:rFonts w:cs="Times New Roman"/>
+          <w:szCs w:val="28"/>
+        </w:rPr>
+        <w:t>[</w:t>
+      </w:r>
+      <w:proofErr w:type="gramEnd"/>
+      <w:r>
+        <w:rPr>
+          <w:rFonts w:cs="Times New Roman"/>
+          <w:szCs w:val="28"/>
+        </w:rPr>
+        <w:t>11]</w:t>
       </w:r>
       <w:r>
         <w:rPr>
@@ -8732,7 +11235,15 @@
           <w:rFonts w:cs="Times New Roman"/>
           <w:szCs w:val="28"/>
         </w:rPr>
-        <w:t>Минусы:</w:t>
+        <w:t>Минусы</w:t>
+      </w:r>
+      <w:proofErr w:type="gramStart"/>
+      <w:r>
+        <w:rPr>
+          <w:rFonts w:cs="Times New Roman"/>
+          <w:szCs w:val="28"/>
+        </w:rPr>
+        <w:t>:</w:t>
       </w:r>
       <w:r>
         <w:rPr>
@@ -8746,7 +11257,15 @@
           <w:rFonts w:cs="Times New Roman"/>
           <w:szCs w:val="28"/>
         </w:rPr>
-        <w:t>Только для существующих проектов</w:t>
+        <w:t>Только</w:t>
+      </w:r>
+      <w:proofErr w:type="gramEnd"/>
+      <w:r>
+        <w:rPr>
+          <w:rFonts w:cs="Times New Roman"/>
+          <w:szCs w:val="28"/>
+        </w:rPr>
+        <w:t xml:space="preserve"> для существующих проектов</w:t>
       </w:r>
       <w:r>
         <w:rPr>
@@ -8798,9 +11317,11 @@
       <w:pPr>
         <w:pStyle w:val="2"/>
       </w:pPr>
+      <w:bookmarkStart w:id="18" w:name="_Toc228982335"/>
       <w:r>
         <w:t>3.3. Сравнительная характеристика</w:t>
       </w:r>
+      <w:bookmarkEnd w:id="18"/>
     </w:p>
     <w:p/>
     <w:p>
@@ -9137,7 +11658,16 @@
                 <w:color w:val="000000" w:themeColor="text1"/>
                 <w:szCs w:val="28"/>
               </w:rPr>
-              <w:t>Автоматическая генерация подзадач</w:t>
+              <w:t xml:space="preserve">Автоматическая </w:t>
+            </w:r>
+            <w:r>
+              <w:rPr>
+                <w:rFonts w:cs="Times New Roman"/>
+                <w:color w:val="000000" w:themeColor="text1"/>
+                <w:szCs w:val="28"/>
+              </w:rPr>
+              <w:lastRenderedPageBreak/>
+              <w:t>генерация подзадач</w:t>
             </w:r>
           </w:p>
         </w:tc>
@@ -9163,6 +11693,7 @@
                 <w:color w:val="000000" w:themeColor="text1"/>
                 <w:szCs w:val="28"/>
               </w:rPr>
+              <w:lastRenderedPageBreak/>
               <w:t>Нет</w:t>
             </w:r>
           </w:p>
@@ -9296,7 +11827,6 @@
                 <w:color w:val="000000" w:themeColor="text1"/>
                 <w:szCs w:val="28"/>
               </w:rPr>
-              <w:lastRenderedPageBreak/>
               <w:t>Работа без интернета</w:t>
             </w:r>
           </w:p>
@@ -11025,6 +13555,7 @@
                 <w:color w:val="000000" w:themeColor="text1"/>
                 <w:szCs w:val="28"/>
               </w:rPr>
+              <w:lastRenderedPageBreak/>
               <w:t>Необходимость ручной доработки</w:t>
             </w:r>
           </w:p>
@@ -11087,10 +13618,11 @@
       <w:pPr>
         <w:pStyle w:val="2"/>
       </w:pPr>
-      <w:r>
-        <w:lastRenderedPageBreak/>
+      <w:bookmarkStart w:id="19" w:name="_Toc228982336"/>
+      <w:r>
         <w:t>3.4. Выводы и обоснование разработки</w:t>
       </w:r>
+      <w:bookmarkEnd w:id="19"/>
     </w:p>
     <w:p/>
     <w:p>
@@ -11454,6 +13986,7 @@
           <w:rFonts w:cs="Times New Roman"/>
           <w:szCs w:val="28"/>
         </w:rPr>
+        <w:lastRenderedPageBreak/>
         <w:t>Стандартизировать процесс декомпозиции в организации</w:t>
       </w:r>
     </w:p>
@@ -11502,7 +14035,6 @@
           <w:rFonts w:cs="Times New Roman"/>
           <w:szCs w:val="28"/>
         </w:rPr>
-        <w:lastRenderedPageBreak/>
         <w:t>Обеспечить конфиденциальность данных (локальное хранение)</w:t>
       </w:r>
     </w:p>
@@ -11528,10 +14060,12 @@
         <w:pStyle w:val="1"/>
         <w:spacing w:before="0" w:beforeAutospacing="0" w:after="0"/>
       </w:pPr>
+      <w:bookmarkStart w:id="20" w:name="_Toc228982337"/>
       <w:r>
         <w:lastRenderedPageBreak/>
         <w:t>4. Разработка</w:t>
       </w:r>
+      <w:bookmarkEnd w:id="20"/>
     </w:p>
     <w:p>
       <w:pPr>
@@ -11543,9 +14077,11 @@
         <w:pStyle w:val="2"/>
         <w:spacing w:before="0" w:after="0"/>
       </w:pPr>
+      <w:bookmarkStart w:id="21" w:name="_Toc228982338"/>
       <w:r>
         <w:t>4.1. Архитектура системы</w:t>
       </w:r>
+      <w:bookmarkEnd w:id="21"/>
     </w:p>
     <w:p>
       <w:pPr>
@@ -11650,9 +14186,11 @@
       <w:pPr>
         <w:pStyle w:val="2"/>
       </w:pPr>
+      <w:bookmarkStart w:id="22" w:name="_Toc228982339"/>
       <w:r>
         <w:t>4.2. Выбор технологического стека</w:t>
       </w:r>
+      <w:bookmarkEnd w:id="22"/>
     </w:p>
     <w:p/>
     <w:p>
@@ -11676,13 +14214,18 @@
         <w:t>13</w:t>
       </w:r>
       <w:r>
-        <w:t xml:space="preserve"> и выше. Данный выбор обусловлен простотой синтаксиса, богатой экосистемой библиотек для машинного обучения и обработки естественного языка, а также кросс-</w:t>
+        <w:t xml:space="preserve"> и выше. Данный выбор обусловлен простотой синтаксиса, богатой экосистемой библиотек для машинного обучения и обработки естественного языка, а также </w:t>
+      </w:r>
+      <w:proofErr w:type="gramStart"/>
+      <w:r>
+        <w:t>кросс-</w:t>
       </w:r>
       <w:proofErr w:type="spellStart"/>
       <w:r>
         <w:t>платформенностью</w:t>
       </w:r>
       <w:proofErr w:type="spellEnd"/>
+      <w:proofErr w:type="gramEnd"/>
       <w:r>
         <w:t xml:space="preserve">. </w:t>
       </w:r>
@@ -11804,6 +14347,7 @@
       <w:pPr>
         <w:pStyle w:val="2"/>
       </w:pPr>
+      <w:bookmarkStart w:id="23" w:name="_Toc228982340"/>
       <w:r>
         <w:t xml:space="preserve">4.3. Разработка </w:t>
       </w:r>
@@ -11815,6 +14359,7 @@
       <w:r>
         <w:t xml:space="preserve"> модели</w:t>
       </w:r>
+      <w:bookmarkEnd w:id="23"/>
     </w:p>
     <w:p/>
     <w:p>
@@ -11922,9 +14467,11 @@
       <w:pPr>
         <w:pStyle w:val="2"/>
       </w:pPr>
+      <w:bookmarkStart w:id="24" w:name="_Toc228982341"/>
       <w:r>
         <w:t>4.4. Реализация алгоритмов генерации подзадач</w:t>
       </w:r>
+      <w:bookmarkEnd w:id="24"/>
     </w:p>
     <w:p/>
     <w:p>
@@ -12126,9 +14673,11 @@
       <w:pPr>
         <w:pStyle w:val="2"/>
       </w:pPr>
+      <w:bookmarkStart w:id="25" w:name="_Toc228982342"/>
       <w:r>
         <w:t>4.5. Разработка пользовательского интерфейса</w:t>
       </w:r>
+      <w:bookmarkEnd w:id="25"/>
     </w:p>
     <w:p/>
     <w:p>
@@ -12181,9 +14730,11 @@
       <w:pPr>
         <w:pStyle w:val="2"/>
       </w:pPr>
+      <w:bookmarkStart w:id="26" w:name="_Toc228982343"/>
       <w:r>
         <w:t>4.6. Интеграция компонентов и тестирование</w:t>
       </w:r>
+      <w:bookmarkEnd w:id="26"/>
     </w:p>
     <w:p/>
     <w:p>
@@ -12239,9 +14790,11 @@
       <w:pPr>
         <w:pStyle w:val="2"/>
       </w:pPr>
+      <w:bookmarkStart w:id="27" w:name="_Toc228982344"/>
       <w:r>
         <w:t>4.7. Обеспечение качества и производительности</w:t>
       </w:r>
+      <w:bookmarkEnd w:id="27"/>
     </w:p>
     <w:p/>
     <w:p>
@@ -12326,9 +14879,11 @@
       <w:pPr>
         <w:pStyle w:val="2"/>
       </w:pPr>
+      <w:bookmarkStart w:id="28" w:name="_Toc228982345"/>
       <w:r>
         <w:t>4.8. Итоги разработки</w:t>
       </w:r>
+      <w:bookmarkEnd w:id="28"/>
     </w:p>
     <w:p/>
     <w:p>
@@ -12387,10 +14942,12 @@
         <w:pStyle w:val="1"/>
         <w:spacing w:before="0" w:beforeAutospacing="0" w:after="0"/>
       </w:pPr>
+      <w:bookmarkStart w:id="29" w:name="_Toc228982346"/>
       <w:r>
         <w:lastRenderedPageBreak/>
         <w:t>5. Тестирование</w:t>
       </w:r>
+      <w:bookmarkEnd w:id="29"/>
     </w:p>
     <w:p>
       <w:pPr>
@@ -12402,9 +14959,11 @@
         <w:pStyle w:val="2"/>
         <w:spacing w:before="0" w:after="0"/>
       </w:pPr>
+      <w:bookmarkStart w:id="30" w:name="_Toc228982347"/>
       <w:r>
         <w:t>5.1. Методология тестирования</w:t>
       </w:r>
+      <w:bookmarkEnd w:id="30"/>
     </w:p>
     <w:p>
       <w:pPr>
@@ -12463,10 +15022,12 @@
       <w:pPr>
         <w:pStyle w:val="2"/>
       </w:pPr>
+      <w:bookmarkStart w:id="31" w:name="_Toc228982348"/>
       <w:r>
         <w:lastRenderedPageBreak/>
         <w:t>5.2. Тестовые сценарии и проекты</w:t>
       </w:r>
+      <w:bookmarkEnd w:id="31"/>
     </w:p>
     <w:p/>
     <w:p>
@@ -12649,10 +15210,12 @@
       <w:pPr>
         <w:pStyle w:val="2"/>
       </w:pPr>
+      <w:bookmarkStart w:id="32" w:name="_Toc228982349"/>
       <w:r>
         <w:lastRenderedPageBreak/>
         <w:t>5.3. Результаты тестирования</w:t>
       </w:r>
+      <w:bookmarkEnd w:id="32"/>
     </w:p>
     <w:p/>
     <w:p>
@@ -12747,9 +15310,11 @@
       <w:pPr>
         <w:pStyle w:val="2"/>
       </w:pPr>
+      <w:bookmarkStart w:id="33" w:name="_Toc228982350"/>
       <w:r>
         <w:t>5.4. Анализ эффективности</w:t>
       </w:r>
+      <w:bookmarkEnd w:id="33"/>
     </w:p>
     <w:p/>
     <w:p>
@@ -12781,9 +15346,11 @@
       <w:pPr>
         <w:pStyle w:val="2"/>
       </w:pPr>
+      <w:bookmarkStart w:id="34" w:name="_Toc228982351"/>
       <w:r>
         <w:t>5.5. Ограничения и направления улучшения</w:t>
       </w:r>
+      <w:bookmarkEnd w:id="34"/>
     </w:p>
     <w:p>
       <w:pPr>
@@ -12915,6 +15482,7 @@
           <w:rFonts w:eastAsiaTheme="minorHAnsi"/>
         </w:rPr>
       </w:pPr>
+      <w:bookmarkStart w:id="35" w:name="_Toc228982352"/>
       <w:r>
         <w:rPr>
           <w:rStyle w:val="10"/>
@@ -12922,6 +15490,7 @@
         <w:lastRenderedPageBreak/>
         <w:t>Заключение</w:t>
       </w:r>
+      <w:bookmarkEnd w:id="35"/>
     </w:p>
     <w:p>
       <w:pPr>
@@ -13282,10 +15851,12 @@
       <w:pPr>
         <w:pStyle w:val="1"/>
       </w:pPr>
+      <w:bookmarkStart w:id="36" w:name="_Toc228982353"/>
       <w:r>
         <w:lastRenderedPageBreak/>
         <w:t>Список литературы</w:t>
       </w:r>
+      <w:bookmarkEnd w:id="36"/>
     </w:p>
     <w:p/>
     <w:p>
@@ -13293,11 +15864,156 @@
         <w:pStyle w:val="a4"/>
         <w:numPr>
           <w:ilvl w:val="0"/>
-          <w:numId w:val="43"/>
+          <w:numId w:val="44"/>
         </w:numPr>
-      </w:pPr>
-      <w:r>
-        <w:t>https://asana.com/ru/resources/it-project-management   Что такое управление ИТ-проектами? [2025]</w:t>
+        <w:tabs>
+          <w:tab w:val="clear" w:pos="720"/>
+          <w:tab w:val="num" w:pos="993"/>
+        </w:tabs>
+        <w:ind w:left="0" w:firstLine="709"/>
+      </w:pPr>
+      <w:r>
+        <w:t>Что такое управление ИТ-проектами</w:t>
+      </w:r>
+      <w:r>
+        <w:t xml:space="preserve"> [</w:t>
+      </w:r>
+      <w:r>
+        <w:rPr>
+          <w:rFonts w:eastAsia="Calibri"/>
+          <w:szCs w:val="28"/>
+        </w:rPr>
+        <w:t>Электронный ресурс</w:t>
+      </w:r>
+      <w:r>
+        <w:t xml:space="preserve">]: </w:t>
+      </w:r>
+      <w:r>
+        <w:t xml:space="preserve">Официальный сайт </w:t>
+      </w:r>
+      <w:r>
+        <w:rPr>
+          <w:lang w:val="en-US"/>
+        </w:rPr>
+        <w:t>Asana</w:t>
+      </w:r>
+      <w:r>
+        <w:t xml:space="preserve">. </w:t>
+      </w:r>
+      <w:r>
+        <w:rPr>
+          <w:lang w:val="en-US"/>
+        </w:rPr>
+        <w:t>URL</w:t>
+      </w:r>
+      <w:r>
+        <w:t>:</w:t>
+      </w:r>
+      <w:proofErr w:type="spellStart"/>
+      <w:r>
+        <w:fldChar w:fldCharType="begin"/>
+      </w:r>
+      <w:r>
+        <w:instrText xml:space="preserve"> HYPERLINK "</w:instrText>
+      </w:r>
+      <w:r>
+        <w:instrText>https://asana.com/ru/resources/it-project-management</w:instrText>
+      </w:r>
+      <w:r>
+        <w:instrText xml:space="preserve">" </w:instrText>
+      </w:r>
+      <w:r>
+        <w:fldChar w:fldCharType="separate"/>
+      </w:r>
+      <w:r>
+        <w:rPr>
+          <w:rStyle w:val="a3"/>
+        </w:rPr>
+        <w:t>https</w:t>
+      </w:r>
+      <w:proofErr w:type="spellEnd"/>
+      <w:r>
+        <w:rPr>
+          <w:rStyle w:val="a3"/>
+        </w:rPr>
+        <w:t>://asana.com/</w:t>
+      </w:r>
+      <w:proofErr w:type="spellStart"/>
+      <w:r>
+        <w:rPr>
+          <w:rStyle w:val="a3"/>
+        </w:rPr>
+        <w:t>ru</w:t>
+      </w:r>
+      <w:proofErr w:type="spellEnd"/>
+      <w:r>
+        <w:rPr>
+          <w:rStyle w:val="a3"/>
+        </w:rPr>
+        <w:t>/</w:t>
+      </w:r>
+      <w:proofErr w:type="spellStart"/>
+      <w:r>
+        <w:rPr>
+          <w:rStyle w:val="a3"/>
+        </w:rPr>
+        <w:t>resources</w:t>
+      </w:r>
+      <w:proofErr w:type="spellEnd"/>
+      <w:r>
+        <w:rPr>
+          <w:rStyle w:val="a3"/>
+        </w:rPr>
+        <w:t>/it-</w:t>
+      </w:r>
+      <w:proofErr w:type="spellStart"/>
+      <w:r>
+        <w:rPr>
+          <w:rStyle w:val="a3"/>
+        </w:rPr>
+        <w:t>project</w:t>
+      </w:r>
+      <w:proofErr w:type="spellEnd"/>
+      <w:r>
+        <w:rPr>
+          <w:rStyle w:val="a3"/>
+        </w:rPr>
+        <w:t>-</w:t>
+      </w:r>
+      <w:proofErr w:type="spellStart"/>
+      <w:r>
+        <w:rPr>
+          <w:rStyle w:val="a3"/>
+        </w:rPr>
+        <w:t>management</w:t>
+      </w:r>
+      <w:proofErr w:type="spellEnd"/>
+      <w:r>
+        <w:fldChar w:fldCharType="end"/>
+      </w:r>
+      <w:r>
+        <w:t xml:space="preserve"> </w:t>
+      </w:r>
+      <w:r>
+        <w:t>(дата обращения:</w:t>
+      </w:r>
+      <w:r>
+        <w:t>06</w:t>
+      </w:r>
+      <w:r>
+        <w:t>.0</w:t>
+      </w:r>
+      <w:r>
+        <w:t>5</w:t>
+      </w:r>
+      <w:r>
+        <w:t>.202</w:t>
+      </w:r>
+      <w:r>
+        <w:t>6</w:t>
+      </w:r>
+      <w:r>
+        <w:t>).</w:t>
       </w:r>
     </w:p>
     <w:p>
@@ -13305,11 +16021,269 @@
         <w:pStyle w:val="a4"/>
         <w:numPr>
           <w:ilvl w:val="0"/>
-          <w:numId w:val="43"/>
+          <w:numId w:val="44"/>
         </w:numPr>
-      </w:pPr>
-      <w:r>
-        <w:t>https://practicum.yandex.ru/blog/chto-takoe-dekompoziciya-celej-i-kak-ona-pomogaet-dostigat-rezultatov/     Декомпозиция целей: что это и зачем нужна, как работает декомпозиция в проектах и задачах, примеры разделения</w:t>
+        <w:tabs>
+          <w:tab w:val="clear" w:pos="720"/>
+          <w:tab w:val="num" w:pos="993"/>
+        </w:tabs>
+        <w:ind w:left="0" w:firstLine="709"/>
+      </w:pPr>
+      <w:r>
+        <w:t xml:space="preserve">Декомпозиция целей: что это и зачем нужна, как работает декомпозиция в проектах и задачах, примеры разделения </w:t>
+      </w:r>
+      <w:r>
+        <w:t>[</w:t>
+      </w:r>
+      <w:r>
+        <w:rPr>
+          <w:rFonts w:eastAsia="Calibri"/>
+          <w:szCs w:val="28"/>
+        </w:rPr>
+        <w:t>Электронный ресурс</w:t>
+      </w:r>
+      <w:r>
+        <w:t xml:space="preserve">]: </w:t>
+      </w:r>
+      <w:r>
+        <w:t>Официальный сайт Практикум Яндекс</w:t>
+      </w:r>
+      <w:r>
+        <w:t xml:space="preserve">. </w:t>
+      </w:r>
+      <w:hyperlink r:id="rId8" w:history="1">
+        <w:r>
+          <w:rPr>
+            <w:rStyle w:val="a3"/>
+            <w:lang w:val="en-US"/>
+          </w:rPr>
+          <w:t>URL</w:t>
+        </w:r>
+        <w:r>
+          <w:rPr>
+            <w:rStyle w:val="a3"/>
+          </w:rPr>
+          <w:t>:</w:t>
+        </w:r>
+        <w:r>
+          <w:rPr>
+            <w:rStyle w:val="a3"/>
+            <w:lang w:val="en-US"/>
+          </w:rPr>
+          <w:t>https</w:t>
+        </w:r>
+        <w:r>
+          <w:rPr>
+            <w:rStyle w:val="a3"/>
+          </w:rPr>
+          <w:t>://</w:t>
+        </w:r>
+        <w:r>
+          <w:rPr>
+            <w:rStyle w:val="a3"/>
+            <w:lang w:val="en-US"/>
+          </w:rPr>
+          <w:t>practicum</w:t>
+        </w:r>
+        <w:r>
+          <w:rPr>
+            <w:rStyle w:val="a3"/>
+          </w:rPr>
+          <w:t>.</w:t>
+        </w:r>
+        <w:r>
+          <w:rPr>
+            <w:rStyle w:val="a3"/>
+            <w:lang w:val="en-US"/>
+          </w:rPr>
+          <w:t>yandex</w:t>
+        </w:r>
+        <w:r>
+          <w:rPr>
+            <w:rStyle w:val="a3"/>
+          </w:rPr>
+          <w:t>.</w:t>
+        </w:r>
+        <w:r>
+          <w:rPr>
+            <w:rStyle w:val="a3"/>
+            <w:lang w:val="en-US"/>
+          </w:rPr>
+          <w:t>ru</w:t>
+        </w:r>
+        <w:r>
+          <w:rPr>
+            <w:rStyle w:val="a3"/>
+          </w:rPr>
+          <w:t>/</w:t>
+        </w:r>
+        <w:r>
+          <w:rPr>
+            <w:rStyle w:val="a3"/>
+            <w:lang w:val="en-US"/>
+          </w:rPr>
+          <w:t>blog</w:t>
+        </w:r>
+        <w:r>
+          <w:rPr>
+            <w:rStyle w:val="a3"/>
+          </w:rPr>
+          <w:t>/</w:t>
+        </w:r>
+        <w:r>
+          <w:rPr>
+            <w:rStyle w:val="a3"/>
+            <w:lang w:val="en-US"/>
+          </w:rPr>
+          <w:t>chto</w:t>
+        </w:r>
+        <w:r>
+          <w:rPr>
+            <w:rStyle w:val="a3"/>
+          </w:rPr>
+          <w:t>-</w:t>
+        </w:r>
+        <w:r>
+          <w:rPr>
+            <w:rStyle w:val="a3"/>
+            <w:lang w:val="en-US"/>
+          </w:rPr>
+          <w:t>takoe</w:t>
+        </w:r>
+        <w:r>
+          <w:rPr>
+            <w:rStyle w:val="a3"/>
+          </w:rPr>
+          <w:t>-</w:t>
+        </w:r>
+        <w:r>
+          <w:rPr>
+            <w:rStyle w:val="a3"/>
+            <w:lang w:val="en-US"/>
+          </w:rPr>
+          <w:t>dekompoziciya</w:t>
+        </w:r>
+        <w:r>
+          <w:rPr>
+            <w:rStyle w:val="a3"/>
+          </w:rPr>
+          <w:t>-</w:t>
+        </w:r>
+        <w:r>
+          <w:rPr>
+            <w:rStyle w:val="a3"/>
+            <w:lang w:val="en-US"/>
+          </w:rPr>
+          <w:t>celej</w:t>
+        </w:r>
+        <w:r>
+          <w:rPr>
+            <w:rStyle w:val="a3"/>
+          </w:rPr>
+          <w:t>-</w:t>
+        </w:r>
+        <w:r>
+          <w:rPr>
+            <w:rStyle w:val="a3"/>
+            <w:lang w:val="en-US"/>
+          </w:rPr>
+          <w:t>i</w:t>
+        </w:r>
+        <w:r>
+          <w:rPr>
+            <w:rStyle w:val="a3"/>
+          </w:rPr>
+          <w:t>-</w:t>
+        </w:r>
+        <w:r>
+          <w:rPr>
+            <w:rStyle w:val="a3"/>
+            <w:lang w:val="en-US"/>
+          </w:rPr>
+          <w:t>kak</w:t>
+        </w:r>
+        <w:r>
+          <w:rPr>
+            <w:rStyle w:val="a3"/>
+          </w:rPr>
+          <w:t>-</w:t>
+        </w:r>
+        <w:r>
+          <w:rPr>
+            <w:rStyle w:val="a3"/>
+            <w:lang w:val="en-US"/>
+          </w:rPr>
+          <w:t>ona</w:t>
+        </w:r>
+        <w:r>
+          <w:rPr>
+            <w:rStyle w:val="a3"/>
+          </w:rPr>
+          <w:t>-</w:t>
+        </w:r>
+        <w:r>
+          <w:rPr>
+            <w:rStyle w:val="a3"/>
+            <w:lang w:val="en-US"/>
+          </w:rPr>
+          <w:t>pomogaet</w:t>
+        </w:r>
+        <w:r>
+          <w:rPr>
+            <w:rStyle w:val="a3"/>
+          </w:rPr>
+          <w:t>-</w:t>
+        </w:r>
+        <w:r>
+          <w:rPr>
+            <w:rStyle w:val="a3"/>
+            <w:lang w:val="en-US"/>
+          </w:rPr>
+          <w:t>dostigat</w:t>
+        </w:r>
+        <w:r>
+          <w:rPr>
+            <w:rStyle w:val="a3"/>
+          </w:rPr>
+          <w:t>-</w:t>
+        </w:r>
+        <w:r>
+          <w:rPr>
+            <w:rStyle w:val="a3"/>
+            <w:lang w:val="en-US"/>
+          </w:rPr>
+          <w:t>rezultatov</w:t>
+        </w:r>
+        <w:r>
+          <w:rPr>
+            <w:rStyle w:val="a3"/>
+          </w:rPr>
+          <w:t>/</w:t>
+        </w:r>
+      </w:hyperlink>
+      <w:r>
+        <w:t xml:space="preserve"> (</w:t>
+      </w:r>
+      <w:r>
+        <w:t>дата обращения:</w:t>
+      </w:r>
+      <w:r>
+        <w:t>06</w:t>
+      </w:r>
+      <w:r>
+        <w:t>.0</w:t>
+      </w:r>
+      <w:r>
+        <w:t>5</w:t>
+      </w:r>
+      <w:r>
+        <w:t>.202</w:t>
+      </w:r>
+      <w:r>
+        <w:t>6)</w:t>
+      </w:r>
+      <w:r>
+        <w:t>.</w:t>
       </w:r>
     </w:p>
     <w:p>
@@ -13317,11 +16291,16 @@
         <w:pStyle w:val="a4"/>
         <w:numPr>
           <w:ilvl w:val="0"/>
-          <w:numId w:val="43"/>
+          <w:numId w:val="44"/>
         </w:numPr>
-      </w:pPr>
-      <w:r>
-        <w:t xml:space="preserve">https://yandex.cloud/ru/docs/glossary/nlp?utm_referrer=https%3A%2F%2Fyandex.ru%2F&amp;utm_referrer=https%3A%2F%2Fyandex.cloud%2Fshowcaptchafast%3Fd%3DE5EFED7A18EF190F471BDDC476E9EA8DD261E148D2B14CD2119FC79E9DC72139F2FBB52B7D29D9F04B1B99A908859AA90A43202773%26retpath%3DaHR0cHM6Ly95YW5kZXguY2xvdWQvcnUvZG9jcy9nbG9zc2FyeS9ubHA_JnV0bV9yZWZlcnJlcj1odHRwcyUzQS8veWFuZGV4LnJ1Lw%252C%252C_47b30a78e222b5dde8918b0c12a2abdf%26s%3D1f57214f1cd5ae0bd0f3a5101a3227d6&amp;utm_referrer=https%3A//yndx.auth.yandex.cloud/    Обработка естественного языка (NLP) | </w:t>
+        <w:tabs>
+          <w:tab w:val="clear" w:pos="720"/>
+          <w:tab w:val="num" w:pos="993"/>
+        </w:tabs>
+        <w:ind w:left="0" w:firstLine="709"/>
+      </w:pPr>
+      <w:r>
+        <w:t xml:space="preserve">Обработка естественного языка (NLP) | </w:t>
       </w:r>
       <w:proofErr w:type="spellStart"/>
       <w:r>
@@ -13337,7 +16316,1445 @@
       </w:r>
       <w:proofErr w:type="spellEnd"/>
       <w:r>
-        <w:t xml:space="preserve"> - Документация</w:t>
+        <w:t xml:space="preserve"> - Документация </w:t>
+      </w:r>
+      <w:r>
+        <w:t>[</w:t>
+      </w:r>
+      <w:r>
+        <w:rPr>
+          <w:rFonts w:eastAsia="Calibri"/>
+          <w:szCs w:val="28"/>
+        </w:rPr>
+        <w:t>Электронный ресурс</w:t>
+      </w:r>
+      <w:r>
+        <w:t xml:space="preserve">]: </w:t>
+      </w:r>
+      <w:r>
+        <w:t xml:space="preserve">Официальный сайт </w:t>
+      </w:r>
+      <w:proofErr w:type="spellStart"/>
+      <w:r>
+        <w:t>Yandex</w:t>
+      </w:r>
+      <w:proofErr w:type="spellEnd"/>
+      <w:r>
+        <w:t xml:space="preserve"> </w:t>
+      </w:r>
+      <w:proofErr w:type="spellStart"/>
+      <w:r>
+        <w:t>Cloud</w:t>
+      </w:r>
+      <w:proofErr w:type="spellEnd"/>
+      <w:r>
+        <w:t>.</w:t>
+      </w:r>
+      <w:r>
+        <w:t xml:space="preserve"> </w:t>
+      </w:r>
+      <w:hyperlink r:id="rId9" w:history="1">
+        <w:r>
+          <w:rPr>
+            <w:rStyle w:val="a3"/>
+            <w:lang w:val="en-US"/>
+          </w:rPr>
+          <w:t>URL</w:t>
+        </w:r>
+        <w:r>
+          <w:rPr>
+            <w:rStyle w:val="a3"/>
+          </w:rPr>
+          <w:t>:</w:t>
+        </w:r>
+        <w:r>
+          <w:rPr>
+            <w:rStyle w:val="a3"/>
+            <w:lang w:val="en-US"/>
+          </w:rPr>
+          <w:t>https</w:t>
+        </w:r>
+        <w:r>
+          <w:rPr>
+            <w:rStyle w:val="a3"/>
+          </w:rPr>
+          <w:t>://</w:t>
+        </w:r>
+        <w:proofErr w:type="spellStart"/>
+        <w:r>
+          <w:rPr>
+            <w:rStyle w:val="a3"/>
+            <w:lang w:val="en-US"/>
+          </w:rPr>
+          <w:t>yandex</w:t>
+        </w:r>
+        <w:proofErr w:type="spellEnd"/>
+        <w:r>
+          <w:rPr>
+            <w:rStyle w:val="a3"/>
+          </w:rPr>
+          <w:t>.</w:t>
+        </w:r>
+        <w:r>
+          <w:rPr>
+            <w:rStyle w:val="a3"/>
+            <w:lang w:val="en-US"/>
+          </w:rPr>
+          <w:t>cloud</w:t>
+        </w:r>
+        <w:r>
+          <w:rPr>
+            <w:rStyle w:val="a3"/>
+          </w:rPr>
+          <w:t>/</w:t>
+        </w:r>
+        <w:proofErr w:type="spellStart"/>
+        <w:r>
+          <w:rPr>
+            <w:rStyle w:val="a3"/>
+            <w:lang w:val="en-US"/>
+          </w:rPr>
+          <w:t>ru</w:t>
+        </w:r>
+        <w:proofErr w:type="spellEnd"/>
+        <w:r>
+          <w:rPr>
+            <w:rStyle w:val="a3"/>
+          </w:rPr>
+          <w:t>/</w:t>
+        </w:r>
+        <w:r>
+          <w:rPr>
+            <w:rStyle w:val="a3"/>
+            <w:lang w:val="en-US"/>
+          </w:rPr>
+          <w:t>docs</w:t>
+        </w:r>
+        <w:r>
+          <w:rPr>
+            <w:rStyle w:val="a3"/>
+          </w:rPr>
+          <w:t>/</w:t>
+        </w:r>
+        <w:r>
+          <w:rPr>
+            <w:rStyle w:val="a3"/>
+            <w:lang w:val="en-US"/>
+          </w:rPr>
+          <w:t>glossary</w:t>
+        </w:r>
+        <w:r>
+          <w:rPr>
+            <w:rStyle w:val="a3"/>
+          </w:rPr>
+          <w:t>/</w:t>
+        </w:r>
+        <w:proofErr w:type="spellStart"/>
+        <w:r>
+          <w:rPr>
+            <w:rStyle w:val="a3"/>
+            <w:lang w:val="en-US"/>
+          </w:rPr>
+          <w:t>nlp</w:t>
+        </w:r>
+        <w:proofErr w:type="spellEnd"/>
+        <w:r>
+          <w:rPr>
+            <w:rStyle w:val="a3"/>
+          </w:rPr>
+          <w:t>?</w:t>
+        </w:r>
+        <w:proofErr w:type="spellStart"/>
+        <w:r>
+          <w:rPr>
+            <w:rStyle w:val="a3"/>
+            <w:lang w:val="en-US"/>
+          </w:rPr>
+          <w:t>utm</w:t>
+        </w:r>
+        <w:proofErr w:type="spellEnd"/>
+        <w:r>
+          <w:rPr>
+            <w:rStyle w:val="a3"/>
+          </w:rPr>
+          <w:t>_</w:t>
+        </w:r>
+        <w:r>
+          <w:rPr>
+            <w:rStyle w:val="a3"/>
+            <w:lang w:val="en-US"/>
+          </w:rPr>
+          <w:t>referrer</w:t>
+        </w:r>
+        <w:r>
+          <w:rPr>
+            <w:rStyle w:val="a3"/>
+          </w:rPr>
+          <w:t>=</w:t>
+        </w:r>
+        <w:r>
+          <w:rPr>
+            <w:rStyle w:val="a3"/>
+            <w:lang w:val="en-US"/>
+          </w:rPr>
+          <w:t>https</w:t>
+        </w:r>
+        <w:r>
+          <w:rPr>
+            <w:rStyle w:val="a3"/>
+          </w:rPr>
+          <w:t>%3</w:t>
+        </w:r>
+        <w:r>
+          <w:rPr>
+            <w:rStyle w:val="a3"/>
+            <w:lang w:val="en-US"/>
+          </w:rPr>
+          <w:t>A</w:t>
+        </w:r>
+        <w:r>
+          <w:rPr>
+            <w:rStyle w:val="a3"/>
+          </w:rPr>
+          <w:t>%2</w:t>
+        </w:r>
+        <w:r>
+          <w:rPr>
+            <w:rStyle w:val="a3"/>
+            <w:lang w:val="en-US"/>
+          </w:rPr>
+          <w:t>F</w:t>
+        </w:r>
+        <w:r>
+          <w:rPr>
+            <w:rStyle w:val="a3"/>
+          </w:rPr>
+          <w:t>%2</w:t>
+        </w:r>
+        <w:proofErr w:type="spellStart"/>
+        <w:r>
+          <w:rPr>
+            <w:rStyle w:val="a3"/>
+            <w:lang w:val="en-US"/>
+          </w:rPr>
+          <w:t>Fyandex</w:t>
+        </w:r>
+        <w:proofErr w:type="spellEnd"/>
+        <w:r>
+          <w:rPr>
+            <w:rStyle w:val="a3"/>
+          </w:rPr>
+          <w:t>.</w:t>
+        </w:r>
+        <w:proofErr w:type="spellStart"/>
+        <w:r>
+          <w:rPr>
+            <w:rStyle w:val="a3"/>
+            <w:lang w:val="en-US"/>
+          </w:rPr>
+          <w:t>ru</w:t>
+        </w:r>
+        <w:proofErr w:type="spellEnd"/>
+        <w:r>
+          <w:rPr>
+            <w:rStyle w:val="a3"/>
+          </w:rPr>
+          <w:t>%2</w:t>
+        </w:r>
+        <w:r>
+          <w:rPr>
+            <w:rStyle w:val="a3"/>
+            <w:lang w:val="en-US"/>
+          </w:rPr>
+          <w:t>F</w:t>
+        </w:r>
+        <w:r>
+          <w:rPr>
+            <w:rStyle w:val="a3"/>
+          </w:rPr>
+          <w:t>&amp;</w:t>
+        </w:r>
+        <w:proofErr w:type="spellStart"/>
+        <w:r>
+          <w:rPr>
+            <w:rStyle w:val="a3"/>
+            <w:lang w:val="en-US"/>
+          </w:rPr>
+          <w:t>utm</w:t>
+        </w:r>
+        <w:proofErr w:type="spellEnd"/>
+        <w:r>
+          <w:rPr>
+            <w:rStyle w:val="a3"/>
+          </w:rPr>
+          <w:t>_</w:t>
+        </w:r>
+        <w:r>
+          <w:rPr>
+            <w:rStyle w:val="a3"/>
+            <w:lang w:val="en-US"/>
+          </w:rPr>
+          <w:t>referrer</w:t>
+        </w:r>
+        <w:r>
+          <w:rPr>
+            <w:rStyle w:val="a3"/>
+          </w:rPr>
+          <w:t>=</w:t>
+        </w:r>
+        <w:r>
+          <w:rPr>
+            <w:rStyle w:val="a3"/>
+            <w:lang w:val="en-US"/>
+          </w:rPr>
+          <w:t>https</w:t>
+        </w:r>
+        <w:r>
+          <w:rPr>
+            <w:rStyle w:val="a3"/>
+          </w:rPr>
+          <w:t>%3</w:t>
+        </w:r>
+        <w:r>
+          <w:rPr>
+            <w:rStyle w:val="a3"/>
+            <w:lang w:val="en-US"/>
+          </w:rPr>
+          <w:t>A</w:t>
+        </w:r>
+        <w:r>
+          <w:rPr>
+            <w:rStyle w:val="a3"/>
+          </w:rPr>
+          <w:t>%2</w:t>
+        </w:r>
+        <w:r>
+          <w:rPr>
+            <w:rStyle w:val="a3"/>
+            <w:lang w:val="en-US"/>
+          </w:rPr>
+          <w:t>F</w:t>
+        </w:r>
+        <w:r>
+          <w:rPr>
+            <w:rStyle w:val="a3"/>
+          </w:rPr>
+          <w:t>%2</w:t>
+        </w:r>
+        <w:proofErr w:type="spellStart"/>
+        <w:r>
+          <w:rPr>
+            <w:rStyle w:val="a3"/>
+            <w:lang w:val="en-US"/>
+          </w:rPr>
+          <w:t>Fyandex</w:t>
+        </w:r>
+        <w:proofErr w:type="spellEnd"/>
+        <w:r>
+          <w:rPr>
+            <w:rStyle w:val="a3"/>
+          </w:rPr>
+          <w:t>.</w:t>
+        </w:r>
+        <w:r>
+          <w:rPr>
+            <w:rStyle w:val="a3"/>
+            <w:lang w:val="en-US"/>
+          </w:rPr>
+          <w:t>cloud</w:t>
+        </w:r>
+        <w:r>
+          <w:rPr>
+            <w:rStyle w:val="a3"/>
+          </w:rPr>
+          <w:t>%2</w:t>
+        </w:r>
+        <w:proofErr w:type="spellStart"/>
+        <w:r>
+          <w:rPr>
+            <w:rStyle w:val="a3"/>
+            <w:lang w:val="en-US"/>
+          </w:rPr>
+          <w:t>Fshowcaptchafast</w:t>
+        </w:r>
+        <w:proofErr w:type="spellEnd"/>
+        <w:r>
+          <w:rPr>
+            <w:rStyle w:val="a3"/>
+          </w:rPr>
+          <w:t>%3</w:t>
+        </w:r>
+        <w:proofErr w:type="spellStart"/>
+        <w:r>
+          <w:rPr>
+            <w:rStyle w:val="a3"/>
+            <w:lang w:val="en-US"/>
+          </w:rPr>
+          <w:t>Fd</w:t>
+        </w:r>
+        <w:proofErr w:type="spellEnd"/>
+        <w:r>
+          <w:rPr>
+            <w:rStyle w:val="a3"/>
+          </w:rPr>
+          <w:t>%3</w:t>
+        </w:r>
+        <w:r>
+          <w:rPr>
+            <w:rStyle w:val="a3"/>
+            <w:lang w:val="en-US"/>
+          </w:rPr>
+          <w:t>DE</w:t>
+        </w:r>
+        <w:r>
+          <w:rPr>
+            <w:rStyle w:val="a3"/>
+          </w:rPr>
+          <w:t>5</w:t>
+        </w:r>
+        <w:r>
+          <w:rPr>
+            <w:rStyle w:val="a3"/>
+            <w:lang w:val="en-US"/>
+          </w:rPr>
+          <w:t>EFED</w:t>
+        </w:r>
+        <w:r>
+          <w:rPr>
+            <w:rStyle w:val="a3"/>
+          </w:rPr>
+          <w:t>7</w:t>
+        </w:r>
+        <w:r>
+          <w:rPr>
+            <w:rStyle w:val="a3"/>
+            <w:lang w:val="en-US"/>
+          </w:rPr>
+          <w:t>A</w:t>
+        </w:r>
+        <w:r>
+          <w:rPr>
+            <w:rStyle w:val="a3"/>
+          </w:rPr>
+          <w:t>18</w:t>
+        </w:r>
+        <w:r>
+          <w:rPr>
+            <w:rStyle w:val="a3"/>
+            <w:lang w:val="en-US"/>
+          </w:rPr>
+          <w:t>EF</w:t>
+        </w:r>
+        <w:r>
+          <w:rPr>
+            <w:rStyle w:val="a3"/>
+          </w:rPr>
+          <w:t>190</w:t>
+        </w:r>
+        <w:r>
+          <w:rPr>
+            <w:rStyle w:val="a3"/>
+            <w:lang w:val="en-US"/>
+          </w:rPr>
+          <w:t>F</w:t>
+        </w:r>
+        <w:r>
+          <w:rPr>
+            <w:rStyle w:val="a3"/>
+          </w:rPr>
+          <w:t>471</w:t>
+        </w:r>
+        <w:r>
+          <w:rPr>
+            <w:rStyle w:val="a3"/>
+            <w:lang w:val="en-US"/>
+          </w:rPr>
+          <w:t>BDDC</w:t>
+        </w:r>
+        <w:r>
+          <w:rPr>
+            <w:rStyle w:val="a3"/>
+          </w:rPr>
+          <w:t>476</w:t>
+        </w:r>
+        <w:r>
+          <w:rPr>
+            <w:rStyle w:val="a3"/>
+            <w:lang w:val="en-US"/>
+          </w:rPr>
+          <w:t>E</w:t>
+        </w:r>
+        <w:r>
+          <w:rPr>
+            <w:rStyle w:val="a3"/>
+          </w:rPr>
+          <w:t>9</w:t>
+        </w:r>
+        <w:r>
+          <w:rPr>
+            <w:rStyle w:val="a3"/>
+            <w:lang w:val="en-US"/>
+          </w:rPr>
+          <w:t>EA</w:t>
+        </w:r>
+        <w:r>
+          <w:rPr>
+            <w:rStyle w:val="a3"/>
+          </w:rPr>
+          <w:t>8</w:t>
+        </w:r>
+        <w:r>
+          <w:rPr>
+            <w:rStyle w:val="a3"/>
+            <w:lang w:val="en-US"/>
+          </w:rPr>
+          <w:t>DD</w:t>
+        </w:r>
+        <w:r>
+          <w:rPr>
+            <w:rStyle w:val="a3"/>
+          </w:rPr>
+          <w:t>261</w:t>
+        </w:r>
+        <w:r>
+          <w:rPr>
+            <w:rStyle w:val="a3"/>
+            <w:lang w:val="en-US"/>
+          </w:rPr>
+          <w:t>E</w:t>
+        </w:r>
+        <w:r>
+          <w:rPr>
+            <w:rStyle w:val="a3"/>
+          </w:rPr>
+          <w:t>148</w:t>
+        </w:r>
+        <w:r>
+          <w:rPr>
+            <w:rStyle w:val="a3"/>
+            <w:lang w:val="en-US"/>
+          </w:rPr>
+          <w:t>D</w:t>
+        </w:r>
+        <w:r>
+          <w:rPr>
+            <w:rStyle w:val="a3"/>
+          </w:rPr>
+          <w:t>2</w:t>
+        </w:r>
+        <w:r>
+          <w:rPr>
+            <w:rStyle w:val="a3"/>
+            <w:lang w:val="en-US"/>
+          </w:rPr>
+          <w:t>B</w:t>
+        </w:r>
+        <w:r>
+          <w:rPr>
+            <w:rStyle w:val="a3"/>
+          </w:rPr>
+          <w:t>14</w:t>
+        </w:r>
+        <w:r>
+          <w:rPr>
+            <w:rStyle w:val="a3"/>
+            <w:lang w:val="en-US"/>
+          </w:rPr>
+          <w:t>CD</w:t>
+        </w:r>
+        <w:r>
+          <w:rPr>
+            <w:rStyle w:val="a3"/>
+          </w:rPr>
+          <w:t>2119</w:t>
+        </w:r>
+        <w:r>
+          <w:rPr>
+            <w:rStyle w:val="a3"/>
+            <w:lang w:val="en-US"/>
+          </w:rPr>
+          <w:t>FC</w:t>
+        </w:r>
+        <w:r>
+          <w:rPr>
+            <w:rStyle w:val="a3"/>
+          </w:rPr>
+          <w:t>79</w:t>
+        </w:r>
+        <w:r>
+          <w:rPr>
+            <w:rStyle w:val="a3"/>
+            <w:lang w:val="en-US"/>
+          </w:rPr>
+          <w:t>E</w:t>
+        </w:r>
+        <w:r>
+          <w:rPr>
+            <w:rStyle w:val="a3"/>
+          </w:rPr>
+          <w:t>9</w:t>
+        </w:r>
+        <w:r>
+          <w:rPr>
+            <w:rStyle w:val="a3"/>
+            <w:lang w:val="en-US"/>
+          </w:rPr>
+          <w:t>DC</w:t>
+        </w:r>
+        <w:r>
+          <w:rPr>
+            <w:rStyle w:val="a3"/>
+          </w:rPr>
+          <w:t>72139</w:t>
+        </w:r>
+        <w:r>
+          <w:rPr>
+            <w:rStyle w:val="a3"/>
+            <w:lang w:val="en-US"/>
+          </w:rPr>
+          <w:t>F</w:t>
+        </w:r>
+        <w:r>
+          <w:rPr>
+            <w:rStyle w:val="a3"/>
+          </w:rPr>
+          <w:t>2</w:t>
+        </w:r>
+        <w:r>
+          <w:rPr>
+            <w:rStyle w:val="a3"/>
+            <w:lang w:val="en-US"/>
+          </w:rPr>
+          <w:t>FBB</w:t>
+        </w:r>
+        <w:r>
+          <w:rPr>
+            <w:rStyle w:val="a3"/>
+          </w:rPr>
+          <w:t>52</w:t>
+        </w:r>
+        <w:r>
+          <w:rPr>
+            <w:rStyle w:val="a3"/>
+            <w:lang w:val="en-US"/>
+          </w:rPr>
+          <w:t>B</w:t>
+        </w:r>
+        <w:r>
+          <w:rPr>
+            <w:rStyle w:val="a3"/>
+          </w:rPr>
+          <w:t>7</w:t>
+        </w:r>
+        <w:r>
+          <w:rPr>
+            <w:rStyle w:val="a3"/>
+            <w:lang w:val="en-US"/>
+          </w:rPr>
+          <w:t>D</w:t>
+        </w:r>
+        <w:r>
+          <w:rPr>
+            <w:rStyle w:val="a3"/>
+          </w:rPr>
+          <w:t>29</w:t>
+        </w:r>
+        <w:r>
+          <w:rPr>
+            <w:rStyle w:val="a3"/>
+            <w:lang w:val="en-US"/>
+          </w:rPr>
+          <w:t>D</w:t>
+        </w:r>
+        <w:r>
+          <w:rPr>
+            <w:rStyle w:val="a3"/>
+          </w:rPr>
+          <w:t>9</w:t>
+        </w:r>
+        <w:r>
+          <w:rPr>
+            <w:rStyle w:val="a3"/>
+            <w:lang w:val="en-US"/>
+          </w:rPr>
+          <w:t>F</w:t>
+        </w:r>
+        <w:r>
+          <w:rPr>
+            <w:rStyle w:val="a3"/>
+          </w:rPr>
+          <w:t>04</w:t>
+        </w:r>
+        <w:r>
+          <w:rPr>
+            <w:rStyle w:val="a3"/>
+            <w:lang w:val="en-US"/>
+          </w:rPr>
+          <w:t>B</w:t>
+        </w:r>
+        <w:r>
+          <w:rPr>
+            <w:rStyle w:val="a3"/>
+          </w:rPr>
+          <w:t>1</w:t>
+        </w:r>
+        <w:r>
+          <w:rPr>
+            <w:rStyle w:val="a3"/>
+            <w:lang w:val="en-US"/>
+          </w:rPr>
+          <w:t>B</w:t>
+        </w:r>
+        <w:r>
+          <w:rPr>
+            <w:rStyle w:val="a3"/>
+          </w:rPr>
+          <w:t>99</w:t>
+        </w:r>
+        <w:r>
+          <w:rPr>
+            <w:rStyle w:val="a3"/>
+            <w:lang w:val="en-US"/>
+          </w:rPr>
+          <w:t>A</w:t>
+        </w:r>
+        <w:r>
+          <w:rPr>
+            <w:rStyle w:val="a3"/>
+          </w:rPr>
+          <w:t>908859</w:t>
+        </w:r>
+        <w:r>
+          <w:rPr>
+            <w:rStyle w:val="a3"/>
+            <w:lang w:val="en-US"/>
+          </w:rPr>
+          <w:t>AA</w:t>
+        </w:r>
+        <w:r>
+          <w:rPr>
+            <w:rStyle w:val="a3"/>
+          </w:rPr>
+          <w:t>90</w:t>
+        </w:r>
+        <w:r>
+          <w:rPr>
+            <w:rStyle w:val="a3"/>
+            <w:lang w:val="en-US"/>
+          </w:rPr>
+          <w:t>A</w:t>
+        </w:r>
+        <w:r>
+          <w:rPr>
+            <w:rStyle w:val="a3"/>
+          </w:rPr>
+          <w:t>43202773%26</w:t>
+        </w:r>
+        <w:proofErr w:type="spellStart"/>
+        <w:r>
+          <w:rPr>
+            <w:rStyle w:val="a3"/>
+            <w:lang w:val="en-US"/>
+          </w:rPr>
+          <w:t>retpath</w:t>
+        </w:r>
+        <w:proofErr w:type="spellEnd"/>
+        <w:r>
+          <w:rPr>
+            <w:rStyle w:val="a3"/>
+          </w:rPr>
+          <w:t>%3</w:t>
+        </w:r>
+        <w:proofErr w:type="spellStart"/>
+        <w:r>
+          <w:rPr>
+            <w:rStyle w:val="a3"/>
+            <w:lang w:val="en-US"/>
+          </w:rPr>
+          <w:t>DaHR</w:t>
+        </w:r>
+        <w:proofErr w:type="spellEnd"/>
+        <w:r>
+          <w:rPr>
+            <w:rStyle w:val="a3"/>
+          </w:rPr>
+          <w:t>0</w:t>
+        </w:r>
+        <w:proofErr w:type="spellStart"/>
+        <w:r>
+          <w:rPr>
+            <w:rStyle w:val="a3"/>
+            <w:lang w:val="en-US"/>
+          </w:rPr>
+          <w:t>cHM</w:t>
+        </w:r>
+        <w:proofErr w:type="spellEnd"/>
+        <w:r>
+          <w:rPr>
+            <w:rStyle w:val="a3"/>
+          </w:rPr>
+          <w:t>6</w:t>
+        </w:r>
+        <w:r>
+          <w:rPr>
+            <w:rStyle w:val="a3"/>
+            <w:lang w:val="en-US"/>
+          </w:rPr>
+          <w:t>Ly</w:t>
+        </w:r>
+        <w:r>
+          <w:rPr>
+            <w:rStyle w:val="a3"/>
+          </w:rPr>
+          <w:t>95</w:t>
+        </w:r>
+        <w:r>
+          <w:rPr>
+            <w:rStyle w:val="a3"/>
+            <w:lang w:val="en-US"/>
+          </w:rPr>
+          <w:t>YW</w:t>
+        </w:r>
+        <w:r>
+          <w:rPr>
+            <w:rStyle w:val="a3"/>
+          </w:rPr>
+          <w:t>5</w:t>
+        </w:r>
+        <w:proofErr w:type="spellStart"/>
+        <w:r>
+          <w:rPr>
+            <w:rStyle w:val="a3"/>
+            <w:lang w:val="en-US"/>
+          </w:rPr>
+          <w:t>kZXguY</w:t>
+        </w:r>
+        <w:proofErr w:type="spellEnd"/>
+        <w:r>
+          <w:rPr>
+            <w:rStyle w:val="a3"/>
+          </w:rPr>
+          <w:t>2</w:t>
+        </w:r>
+        <w:proofErr w:type="spellStart"/>
+        <w:r>
+          <w:rPr>
+            <w:rStyle w:val="a3"/>
+            <w:lang w:val="en-US"/>
+          </w:rPr>
+          <w:t>xvdWQvcnUvZG</w:t>
+        </w:r>
+        <w:proofErr w:type="spellEnd"/>
+        <w:r>
+          <w:rPr>
+            <w:rStyle w:val="a3"/>
+          </w:rPr>
+          <w:t>9</w:t>
+        </w:r>
+        <w:proofErr w:type="spellStart"/>
+        <w:r>
+          <w:rPr>
+            <w:rStyle w:val="a3"/>
+            <w:lang w:val="en-US"/>
+          </w:rPr>
+          <w:t>jcy</w:t>
+        </w:r>
+        <w:proofErr w:type="spellEnd"/>
+        <w:r>
+          <w:rPr>
+            <w:rStyle w:val="a3"/>
+          </w:rPr>
+          <w:t>9</w:t>
+        </w:r>
+        <w:proofErr w:type="spellStart"/>
+        <w:r>
+          <w:rPr>
+            <w:rStyle w:val="a3"/>
+            <w:lang w:val="en-US"/>
+          </w:rPr>
+          <w:t>nbG</w:t>
+        </w:r>
+        <w:proofErr w:type="spellEnd"/>
+        <w:r>
+          <w:rPr>
+            <w:rStyle w:val="a3"/>
+          </w:rPr>
+          <w:t>9</w:t>
+        </w:r>
+        <w:proofErr w:type="spellStart"/>
+        <w:r>
+          <w:rPr>
+            <w:rStyle w:val="a3"/>
+            <w:lang w:val="en-US"/>
+          </w:rPr>
+          <w:t>zc</w:t>
+        </w:r>
+        <w:proofErr w:type="spellEnd"/>
+        <w:r>
+          <w:rPr>
+            <w:rStyle w:val="a3"/>
+          </w:rPr>
+          <w:t>2</w:t>
+        </w:r>
+        <w:proofErr w:type="spellStart"/>
+        <w:r>
+          <w:rPr>
+            <w:rStyle w:val="a3"/>
+            <w:lang w:val="en-US"/>
+          </w:rPr>
+          <w:t>FyeS</w:t>
+        </w:r>
+        <w:proofErr w:type="spellEnd"/>
+        <w:r>
+          <w:rPr>
+            <w:rStyle w:val="a3"/>
+          </w:rPr>
+          <w:t>9</w:t>
+        </w:r>
+        <w:proofErr w:type="spellStart"/>
+        <w:r>
+          <w:rPr>
+            <w:rStyle w:val="a3"/>
+            <w:lang w:val="en-US"/>
+          </w:rPr>
+          <w:t>ubHA</w:t>
+        </w:r>
+        <w:proofErr w:type="spellEnd"/>
+        <w:r>
+          <w:rPr>
+            <w:rStyle w:val="a3"/>
+          </w:rPr>
+          <w:t>_</w:t>
+        </w:r>
+        <w:proofErr w:type="spellStart"/>
+        <w:r>
+          <w:rPr>
+            <w:rStyle w:val="a3"/>
+            <w:lang w:val="en-US"/>
+          </w:rPr>
+          <w:t>JnV</w:t>
+        </w:r>
+        <w:proofErr w:type="spellEnd"/>
+        <w:r>
+          <w:rPr>
+            <w:rStyle w:val="a3"/>
+          </w:rPr>
+          <w:t>0</w:t>
+        </w:r>
+        <w:proofErr w:type="spellStart"/>
+        <w:r>
+          <w:rPr>
+            <w:rStyle w:val="a3"/>
+            <w:lang w:val="en-US"/>
+          </w:rPr>
+          <w:t>bV</w:t>
+        </w:r>
+        <w:proofErr w:type="spellEnd"/>
+        <w:r>
+          <w:rPr>
+            <w:rStyle w:val="a3"/>
+          </w:rPr>
+          <w:t>9</w:t>
+        </w:r>
+        <w:proofErr w:type="spellStart"/>
+        <w:r>
+          <w:rPr>
+            <w:rStyle w:val="a3"/>
+            <w:lang w:val="en-US"/>
+          </w:rPr>
+          <w:t>yZWZlcnJlcj</w:t>
+        </w:r>
+        <w:proofErr w:type="spellEnd"/>
+        <w:r>
+          <w:rPr>
+            <w:rStyle w:val="a3"/>
+          </w:rPr>
+          <w:t>1</w:t>
+        </w:r>
+        <w:proofErr w:type="spellStart"/>
+        <w:r>
+          <w:rPr>
+            <w:rStyle w:val="a3"/>
+            <w:lang w:val="en-US"/>
+          </w:rPr>
+          <w:t>odHRwcyUzQS</w:t>
+        </w:r>
+        <w:proofErr w:type="spellEnd"/>
+        <w:r>
+          <w:rPr>
+            <w:rStyle w:val="a3"/>
+          </w:rPr>
+          <w:t>8</w:t>
+        </w:r>
+        <w:proofErr w:type="spellStart"/>
+        <w:r>
+          <w:rPr>
+            <w:rStyle w:val="a3"/>
+            <w:lang w:val="en-US"/>
+          </w:rPr>
+          <w:t>veWFuZGV</w:t>
+        </w:r>
+        <w:proofErr w:type="spellEnd"/>
+        <w:r>
+          <w:rPr>
+            <w:rStyle w:val="a3"/>
+          </w:rPr>
+          <w:t>4</w:t>
+        </w:r>
+        <w:proofErr w:type="spellStart"/>
+        <w:r>
+          <w:rPr>
+            <w:rStyle w:val="a3"/>
+            <w:lang w:val="en-US"/>
+          </w:rPr>
+          <w:t>LnJ</w:t>
+        </w:r>
+        <w:proofErr w:type="spellEnd"/>
+        <w:r>
+          <w:rPr>
+            <w:rStyle w:val="a3"/>
+          </w:rPr>
+          <w:t>1</w:t>
+        </w:r>
+        <w:proofErr w:type="spellStart"/>
+        <w:r>
+          <w:rPr>
+            <w:rStyle w:val="a3"/>
+            <w:lang w:val="en-US"/>
+          </w:rPr>
+          <w:t>Lw</w:t>
+        </w:r>
+        <w:proofErr w:type="spellEnd"/>
+        <w:r>
+          <w:rPr>
+            <w:rStyle w:val="a3"/>
+          </w:rPr>
+          <w:t>%252</w:t>
+        </w:r>
+        <w:r>
+          <w:rPr>
+            <w:rStyle w:val="a3"/>
+            <w:lang w:val="en-US"/>
+          </w:rPr>
+          <w:t>C</w:t>
+        </w:r>
+        <w:r>
+          <w:rPr>
+            <w:rStyle w:val="a3"/>
+          </w:rPr>
+          <w:t>%252</w:t>
+        </w:r>
+        <w:r>
+          <w:rPr>
+            <w:rStyle w:val="a3"/>
+            <w:lang w:val="en-US"/>
+          </w:rPr>
+          <w:t>C</w:t>
+        </w:r>
+        <w:r>
+          <w:rPr>
+            <w:rStyle w:val="a3"/>
+          </w:rPr>
+          <w:t>_47</w:t>
+        </w:r>
+        <w:r>
+          <w:rPr>
+            <w:rStyle w:val="a3"/>
+            <w:lang w:val="en-US"/>
+          </w:rPr>
+          <w:t>b</w:t>
+        </w:r>
+        <w:r>
+          <w:rPr>
+            <w:rStyle w:val="a3"/>
+          </w:rPr>
+          <w:t>30</w:t>
+        </w:r>
+        <w:r>
+          <w:rPr>
+            <w:rStyle w:val="a3"/>
+            <w:lang w:val="en-US"/>
+          </w:rPr>
+          <w:t>a</w:t>
+        </w:r>
+        <w:r>
+          <w:rPr>
+            <w:rStyle w:val="a3"/>
+          </w:rPr>
+          <w:t>78</w:t>
+        </w:r>
+        <w:r>
+          <w:rPr>
+            <w:rStyle w:val="a3"/>
+            <w:lang w:val="en-US"/>
+          </w:rPr>
+          <w:t>e</w:t>
+        </w:r>
+        <w:r>
+          <w:rPr>
+            <w:rStyle w:val="a3"/>
+          </w:rPr>
+          <w:t>222</w:t>
+        </w:r>
+        <w:r>
+          <w:rPr>
+            <w:rStyle w:val="a3"/>
+            <w:lang w:val="en-US"/>
+          </w:rPr>
+          <w:t>b</w:t>
+        </w:r>
+        <w:r>
+          <w:rPr>
+            <w:rStyle w:val="a3"/>
+          </w:rPr>
+          <w:t>5</w:t>
+        </w:r>
+        <w:proofErr w:type="spellStart"/>
+        <w:r>
+          <w:rPr>
+            <w:rStyle w:val="a3"/>
+            <w:lang w:val="en-US"/>
+          </w:rPr>
+          <w:t>dde</w:t>
+        </w:r>
+        <w:proofErr w:type="spellEnd"/>
+        <w:r>
+          <w:rPr>
+            <w:rStyle w:val="a3"/>
+          </w:rPr>
+          <w:t>8918</w:t>
+        </w:r>
+        <w:r>
+          <w:rPr>
+            <w:rStyle w:val="a3"/>
+            <w:lang w:val="en-US"/>
+          </w:rPr>
+          <w:t>b</w:t>
+        </w:r>
+        <w:r>
+          <w:rPr>
+            <w:rStyle w:val="a3"/>
+          </w:rPr>
+          <w:t>0</w:t>
+        </w:r>
+        <w:r>
+          <w:rPr>
+            <w:rStyle w:val="a3"/>
+            <w:lang w:val="en-US"/>
+          </w:rPr>
+          <w:t>c</w:t>
+        </w:r>
+        <w:r>
+          <w:rPr>
+            <w:rStyle w:val="a3"/>
+          </w:rPr>
+          <w:t>12</w:t>
+        </w:r>
+        <w:r>
+          <w:rPr>
+            <w:rStyle w:val="a3"/>
+            <w:lang w:val="en-US"/>
+          </w:rPr>
+          <w:t>a</w:t>
+        </w:r>
+        <w:r>
+          <w:rPr>
+            <w:rStyle w:val="a3"/>
+          </w:rPr>
+          <w:t>2</w:t>
+        </w:r>
+        <w:proofErr w:type="spellStart"/>
+        <w:r>
+          <w:rPr>
+            <w:rStyle w:val="a3"/>
+            <w:lang w:val="en-US"/>
+          </w:rPr>
+          <w:t>abdf</w:t>
+        </w:r>
+        <w:proofErr w:type="spellEnd"/>
+        <w:r>
+          <w:rPr>
+            <w:rStyle w:val="a3"/>
+          </w:rPr>
+          <w:t>%26</w:t>
+        </w:r>
+        <w:r>
+          <w:rPr>
+            <w:rStyle w:val="a3"/>
+            <w:lang w:val="en-US"/>
+          </w:rPr>
+          <w:t>s</w:t>
+        </w:r>
+        <w:r>
+          <w:rPr>
+            <w:rStyle w:val="a3"/>
+          </w:rPr>
+          <w:t>%3</w:t>
+        </w:r>
+        <w:r>
+          <w:rPr>
+            <w:rStyle w:val="a3"/>
+            <w:lang w:val="en-US"/>
+          </w:rPr>
+          <w:t>D</w:t>
+        </w:r>
+        <w:r>
+          <w:rPr>
+            <w:rStyle w:val="a3"/>
+          </w:rPr>
+          <w:t>1</w:t>
+        </w:r>
+        <w:r>
+          <w:rPr>
+            <w:rStyle w:val="a3"/>
+            <w:lang w:val="en-US"/>
+          </w:rPr>
+          <w:t>f</w:t>
+        </w:r>
+        <w:r>
+          <w:rPr>
+            <w:rStyle w:val="a3"/>
+          </w:rPr>
+          <w:t>57214</w:t>
+        </w:r>
+        <w:r>
+          <w:rPr>
+            <w:rStyle w:val="a3"/>
+            <w:lang w:val="en-US"/>
+          </w:rPr>
+          <w:t>f</w:t>
+        </w:r>
+        <w:r>
+          <w:rPr>
+            <w:rStyle w:val="a3"/>
+          </w:rPr>
+          <w:t>1</w:t>
+        </w:r>
+        <w:r>
+          <w:rPr>
+            <w:rStyle w:val="a3"/>
+            <w:lang w:val="en-US"/>
+          </w:rPr>
+          <w:t>cd</w:t>
+        </w:r>
+        <w:r>
+          <w:rPr>
+            <w:rStyle w:val="a3"/>
+          </w:rPr>
+          <w:t>5</w:t>
+        </w:r>
+        <w:r>
+          <w:rPr>
+            <w:rStyle w:val="a3"/>
+            <w:lang w:val="en-US"/>
+          </w:rPr>
+          <w:t>ae</w:t>
+        </w:r>
+        <w:r>
+          <w:rPr>
+            <w:rStyle w:val="a3"/>
+          </w:rPr>
+          <w:t>0</w:t>
+        </w:r>
+        <w:r>
+          <w:rPr>
+            <w:rStyle w:val="a3"/>
+            <w:lang w:val="en-US"/>
+          </w:rPr>
+          <w:t>bd</w:t>
+        </w:r>
+        <w:r>
+          <w:rPr>
+            <w:rStyle w:val="a3"/>
+          </w:rPr>
+          <w:t>0</w:t>
+        </w:r>
+        <w:r>
+          <w:rPr>
+            <w:rStyle w:val="a3"/>
+            <w:lang w:val="en-US"/>
+          </w:rPr>
+          <w:t>f</w:t>
+        </w:r>
+        <w:r>
+          <w:rPr>
+            <w:rStyle w:val="a3"/>
+          </w:rPr>
+          <w:t>3</w:t>
+        </w:r>
+        <w:r>
+          <w:rPr>
+            <w:rStyle w:val="a3"/>
+            <w:lang w:val="en-US"/>
+          </w:rPr>
+          <w:t>a</w:t>
+        </w:r>
+        <w:r>
+          <w:rPr>
+            <w:rStyle w:val="a3"/>
+          </w:rPr>
+          <w:t>5101</w:t>
+        </w:r>
+        <w:r>
+          <w:rPr>
+            <w:rStyle w:val="a3"/>
+            <w:lang w:val="en-US"/>
+          </w:rPr>
+          <w:t>a</w:t>
+        </w:r>
+        <w:r>
+          <w:rPr>
+            <w:rStyle w:val="a3"/>
+          </w:rPr>
+          <w:t>3227</w:t>
+        </w:r>
+        <w:r>
+          <w:rPr>
+            <w:rStyle w:val="a3"/>
+            <w:lang w:val="en-US"/>
+          </w:rPr>
+          <w:t>d</w:t>
+        </w:r>
+        <w:r>
+          <w:rPr>
+            <w:rStyle w:val="a3"/>
+          </w:rPr>
+          <w:t>6&amp;</w:t>
+        </w:r>
+        <w:proofErr w:type="spellStart"/>
+        <w:r>
+          <w:rPr>
+            <w:rStyle w:val="a3"/>
+            <w:lang w:val="en-US"/>
+          </w:rPr>
+          <w:t>utm</w:t>
+        </w:r>
+        <w:proofErr w:type="spellEnd"/>
+        <w:r>
+          <w:rPr>
+            <w:rStyle w:val="a3"/>
+          </w:rPr>
+          <w:t>_</w:t>
+        </w:r>
+        <w:r>
+          <w:rPr>
+            <w:rStyle w:val="a3"/>
+            <w:lang w:val="en-US"/>
+          </w:rPr>
+          <w:t>referrer</w:t>
+        </w:r>
+        <w:r>
+          <w:rPr>
+            <w:rStyle w:val="a3"/>
+          </w:rPr>
+          <w:t>=</w:t>
+        </w:r>
+        <w:r>
+          <w:rPr>
+            <w:rStyle w:val="a3"/>
+            <w:lang w:val="en-US"/>
+          </w:rPr>
+          <w:t>https</w:t>
+        </w:r>
+        <w:r>
+          <w:rPr>
+            <w:rStyle w:val="a3"/>
+          </w:rPr>
+          <w:t>%3</w:t>
+        </w:r>
+        <w:r>
+          <w:rPr>
+            <w:rStyle w:val="a3"/>
+            <w:lang w:val="en-US"/>
+          </w:rPr>
+          <w:t>A</w:t>
+        </w:r>
+        <w:r>
+          <w:rPr>
+            <w:rStyle w:val="a3"/>
+          </w:rPr>
+          <w:t>//</w:t>
+        </w:r>
+        <w:proofErr w:type="spellStart"/>
+        <w:r>
+          <w:rPr>
+            <w:rStyle w:val="a3"/>
+            <w:lang w:val="en-US"/>
+          </w:rPr>
+          <w:t>yndx</w:t>
+        </w:r>
+        <w:proofErr w:type="spellEnd"/>
+        <w:r>
+          <w:rPr>
+            <w:rStyle w:val="a3"/>
+          </w:rPr>
+          <w:t>.</w:t>
+        </w:r>
+        <w:r>
+          <w:rPr>
+            <w:rStyle w:val="a3"/>
+            <w:lang w:val="en-US"/>
+          </w:rPr>
+          <w:t>auth</w:t>
+        </w:r>
+        <w:r>
+          <w:rPr>
+            <w:rStyle w:val="a3"/>
+          </w:rPr>
+          <w:t>.</w:t>
+        </w:r>
+        <w:proofErr w:type="spellStart"/>
+        <w:r>
+          <w:rPr>
+            <w:rStyle w:val="a3"/>
+            <w:lang w:val="en-US"/>
+          </w:rPr>
+          <w:t>yandex</w:t>
+        </w:r>
+        <w:proofErr w:type="spellEnd"/>
+        <w:r>
+          <w:rPr>
+            <w:rStyle w:val="a3"/>
+          </w:rPr>
+          <w:t>.</w:t>
+        </w:r>
+        <w:r>
+          <w:rPr>
+            <w:rStyle w:val="a3"/>
+            <w:lang w:val="en-US"/>
+          </w:rPr>
+          <w:t>cloud</w:t>
+        </w:r>
+        <w:r>
+          <w:rPr>
+            <w:rStyle w:val="a3"/>
+          </w:rPr>
+          <w:t>/</w:t>
+        </w:r>
+      </w:hyperlink>
+      <w:r>
+        <w:t xml:space="preserve"> (</w:t>
+      </w:r>
+      <w:r>
+        <w:t>дата обращения:</w:t>
+      </w:r>
+      <w:r>
+        <w:t>06</w:t>
+      </w:r>
+      <w:r>
+        <w:t>.0</w:t>
+      </w:r>
+      <w:r>
+        <w:t>5</w:t>
+      </w:r>
+      <w:r>
+        <w:t>.202</w:t>
+      </w:r>
+      <w:r>
+        <w:t>6)</w:t>
+      </w:r>
+      <w:r>
+        <w:t>.</w:t>
       </w:r>
     </w:p>
     <w:p>
@@ -13345,11 +17762,74 @@
         <w:pStyle w:val="a4"/>
         <w:numPr>
           <w:ilvl w:val="0"/>
-          <w:numId w:val="43"/>
+          <w:numId w:val="44"/>
         </w:numPr>
-      </w:pPr>
-      <w:r>
-        <w:t>https://tass.ru/obschestvo/24010655     Машинное обучение: что это такое и как "умные" алгоритмы меняют нашу жизнь</w:t>
+        <w:tabs>
+          <w:tab w:val="clear" w:pos="720"/>
+          <w:tab w:val="num" w:pos="993"/>
+        </w:tabs>
+        <w:ind w:left="0" w:firstLine="709"/>
+      </w:pPr>
+      <w:r>
+        <w:t>Машинное обучение: что это такое и как "умные" алгоритмы меняют нашу жизнь</w:t>
+      </w:r>
+      <w:r>
+        <w:t xml:space="preserve"> </w:t>
+      </w:r>
+      <w:r>
+        <w:t>[</w:t>
+      </w:r>
+      <w:r>
+        <w:t>Электронный ресурс</w:t>
+      </w:r>
+      <w:r>
+        <w:t xml:space="preserve">]: </w:t>
+      </w:r>
+      <w:r>
+        <w:t xml:space="preserve">Официальный сайт </w:t>
+      </w:r>
+      <w:proofErr w:type="spellStart"/>
+      <w:r>
+        <w:t>Tass</w:t>
+      </w:r>
+      <w:proofErr w:type="spellEnd"/>
+      <w:r>
+        <w:t>.</w:t>
+      </w:r>
+      <w:r>
+        <w:t xml:space="preserve"> </w:t>
+      </w:r>
+      <w:hyperlink r:id="rId10" w:history="1">
+        <w:r>
+          <w:t>URL:https://tass.ru/obschestvo/24010655</w:t>
+        </w:r>
+      </w:hyperlink>
+      <w:r>
+        <w:t xml:space="preserve"> </w:t>
+      </w:r>
+      <w:r>
+        <w:t>(</w:t>
+      </w:r>
+      <w:r>
+        <w:t>дата обращения:</w:t>
+      </w:r>
+      <w:r>
+        <w:t>06</w:t>
+      </w:r>
+      <w:r>
+        <w:t>.0</w:t>
+      </w:r>
+      <w:r>
+        <w:t>5</w:t>
+      </w:r>
+      <w:r>
+        <w:t>.202</w:t>
+      </w:r>
+      <w:r>
+        <w:t>6)</w:t>
+      </w:r>
+      <w:r>
+        <w:t>.</w:t>
       </w:r>
     </w:p>
     <w:p>
@@ -13357,11 +17837,16 @@
         <w:pStyle w:val="a4"/>
         <w:numPr>
           <w:ilvl w:val="0"/>
-          <w:numId w:val="43"/>
+          <w:numId w:val="44"/>
         </w:numPr>
-      </w:pPr>
-      <w:r>
-        <w:t xml:space="preserve">https://habr.com/ru/companies/x-com/articles/852456/    Какие бывают нейросети и чем </w:t>
+        <w:tabs>
+          <w:tab w:val="clear" w:pos="720"/>
+          <w:tab w:val="num" w:pos="993"/>
+        </w:tabs>
+        <w:ind w:left="0" w:firstLine="709"/>
+      </w:pPr>
+      <w:r>
+        <w:t xml:space="preserve">Какие бывают нейросети и чем </w:t>
       </w:r>
       <w:proofErr w:type="spellStart"/>
       <w:r>
@@ -13416,17 +17901,141 @@
         <w:t>Хабр</w:t>
       </w:r>
       <w:proofErr w:type="spellEnd"/>
+      <w:r>
+        <w:t xml:space="preserve"> </w:t>
+      </w:r>
+      <w:r>
+        <w:t>[</w:t>
+      </w:r>
+      <w:r>
+        <w:t>Электронный ресурс</w:t>
+      </w:r>
+      <w:r>
+        <w:t xml:space="preserve">]: </w:t>
+      </w:r>
+      <w:r>
+        <w:t xml:space="preserve">Официальный сайт </w:t>
+      </w:r>
+      <w:proofErr w:type="spellStart"/>
+      <w:r>
+        <w:t>Habr</w:t>
+      </w:r>
+      <w:proofErr w:type="spellEnd"/>
+      <w:r>
+        <w:t>.</w:t>
+      </w:r>
+      <w:r>
+        <w:t xml:space="preserve"> </w:t>
+      </w:r>
+      <w:hyperlink r:id="rId11" w:history="1">
+        <w:r>
+          <w:t>URL:https://habr.com/ru/companies/x-com/articles/852456/</w:t>
+        </w:r>
+      </w:hyperlink>
+      <w:r>
+        <w:t xml:space="preserve"> </w:t>
+      </w:r>
+      <w:r>
+        <w:t>(</w:t>
+      </w:r>
+      <w:r>
+        <w:t>дата обращения:</w:t>
+      </w:r>
+      <w:r>
+        <w:t>06</w:t>
+      </w:r>
+      <w:r>
+        <w:t>.0</w:t>
+      </w:r>
+      <w:r>
+        <w:t>5</w:t>
+      </w:r>
+      <w:r>
+        <w:t>.202</w:t>
+      </w:r>
+      <w:r>
+        <w:t>6)</w:t>
+      </w:r>
+      <w:r>
+        <w:t>.</w:t>
+      </w:r>
     </w:p>
     <w:p>
       <w:pPr>
         <w:pStyle w:val="a4"/>
         <w:numPr>
           <w:ilvl w:val="0"/>
-          <w:numId w:val="43"/>
+          <w:numId w:val="44"/>
         </w:numPr>
-      </w:pPr>
-      <w:r>
-        <w:t>https://ya.zerocoder.ru/tgp-kak-obuchajutsya-generativnye-modeli-izobrazhenij-podrobnyj-obzor/     Как обучаются генеративные модели изображений — простое объяснение</w:t>
+        <w:tabs>
+          <w:tab w:val="clear" w:pos="720"/>
+          <w:tab w:val="num" w:pos="993"/>
+        </w:tabs>
+        <w:ind w:left="0" w:firstLine="709"/>
+      </w:pPr>
+      <w:r>
+        <w:t>Как обучаются генеративные модели изображений — простое объяснение</w:t>
+      </w:r>
+      <w:r>
+        <w:t xml:space="preserve"> </w:t>
+      </w:r>
+      <w:r>
+        <w:t>[</w:t>
+      </w:r>
+      <w:r>
+        <w:t>Электронный ресурс</w:t>
+      </w:r>
+      <w:r>
+        <w:t xml:space="preserve">]: </w:t>
+      </w:r>
+      <w:r>
+        <w:t xml:space="preserve">Официальный сайт </w:t>
+      </w:r>
+      <w:r>
+        <w:t>Z</w:t>
+      </w:r>
+      <w:proofErr w:type="spellStart"/>
+      <w:r>
+        <w:t>erocoder</w:t>
+      </w:r>
+      <w:proofErr w:type="spellEnd"/>
+      <w:r>
+        <w:t>.</w:t>
+      </w:r>
+      <w:r>
+        <w:t xml:space="preserve"> </w:t>
+      </w:r>
+      <w:hyperlink r:id="rId12" w:history="1">
+        <w:r>
+          <w:t>URL:https://ya.zerocoder.ru/tgp-kak-obuchajutsya-generativnye-modeli-izobrazhenij-podrobnyj-obzor/</w:t>
+        </w:r>
+      </w:hyperlink>
+      <w:r>
+        <w:t xml:space="preserve"> </w:t>
+      </w:r>
+      <w:r>
+        <w:t>(</w:t>
+      </w:r>
+      <w:r>
+        <w:t>дата обращения:</w:t>
+      </w:r>
+      <w:r>
+        <w:t>06</w:t>
+      </w:r>
+      <w:r>
+        <w:t>.0</w:t>
+      </w:r>
+      <w:r>
+        <w:t>5</w:t>
+      </w:r>
+      <w:r>
+        <w:t>.202</w:t>
+      </w:r>
+      <w:r>
+        <w:t>6)</w:t>
+      </w:r>
+      <w:r>
+        <w:t>.</w:t>
       </w:r>
     </w:p>
     <w:p>
@@ -13434,12 +18043,14 @@
         <w:pStyle w:val="a4"/>
         <w:numPr>
           <w:ilvl w:val="0"/>
-          <w:numId w:val="43"/>
+          <w:numId w:val="44"/>
         </w:numPr>
-      </w:pPr>
-      <w:r>
-        <w:t xml:space="preserve">https://habr.com/ru/companies/sportmaster_lab/articles/673660/     </w:t>
-      </w:r>
+        <w:tabs>
+          <w:tab w:val="clear" w:pos="720"/>
+          <w:tab w:val="num" w:pos="993"/>
+        </w:tabs>
+        <w:ind w:left="0" w:firstLine="709"/>
+      </w:pPr>
       <w:proofErr w:type="spellStart"/>
       <w:r>
         <w:t>Jira</w:t>
@@ -13469,51 +18080,172 @@
         <w:t>Хабр</w:t>
       </w:r>
       <w:proofErr w:type="spellEnd"/>
+      <w:r>
+        <w:t xml:space="preserve"> </w:t>
+      </w:r>
+      <w:r>
+        <w:t>[</w:t>
+      </w:r>
+      <w:r>
+        <w:t>Электронный ресурс</w:t>
+      </w:r>
+      <w:r>
+        <w:t xml:space="preserve">]: </w:t>
+      </w:r>
+      <w:r>
+        <w:t xml:space="preserve">Официальный сайт </w:t>
+      </w:r>
+      <w:proofErr w:type="spellStart"/>
+      <w:r>
+        <w:t>Habr</w:t>
+      </w:r>
+      <w:proofErr w:type="spellEnd"/>
+      <w:r>
+        <w:t>.</w:t>
+      </w:r>
+      <w:r>
+        <w:t xml:space="preserve"> </w:t>
+      </w:r>
+      <w:hyperlink r:id="rId13" w:history="1">
+        <w:r>
+          <w:t>URL:https://habr.com/ru/companies/sportmaster_lab/articles/673660/</w:t>
+        </w:r>
+      </w:hyperlink>
+      <w:r>
+        <w:t xml:space="preserve"> </w:t>
+      </w:r>
+      <w:r>
+        <w:t>(</w:t>
+      </w:r>
+      <w:r>
+        <w:t>дата обращения:</w:t>
+      </w:r>
+      <w:r>
+        <w:t>06</w:t>
+      </w:r>
+      <w:r>
+        <w:t>.0</w:t>
+      </w:r>
+      <w:r>
+        <w:t>5</w:t>
+      </w:r>
+      <w:r>
+        <w:t>.202</w:t>
+      </w:r>
+      <w:r>
+        <w:t>6)</w:t>
+      </w:r>
+      <w:r>
+        <w:t>.</w:t>
+      </w:r>
     </w:p>
     <w:p>
       <w:pPr>
         <w:pStyle w:val="a4"/>
         <w:numPr>
           <w:ilvl w:val="0"/>
-          <w:numId w:val="43"/>
+          <w:numId w:val="44"/>
         </w:numPr>
-        <w:rPr>
-          <w:lang w:val="en-US"/>
-        </w:rPr>
-      </w:pPr>
-      <w:r>
-        <w:rPr>
-          <w:lang w:val="en-US"/>
-        </w:rPr>
-        <w:t xml:space="preserve">https://www.getguru.com/reference/clickup-ai-agent     </w:t>
-      </w:r>
+        <w:tabs>
+          <w:tab w:val="clear" w:pos="720"/>
+          <w:tab w:val="num" w:pos="993"/>
+        </w:tabs>
+        <w:ind w:left="0" w:firstLine="709"/>
+      </w:pPr>
       <w:proofErr w:type="spellStart"/>
       <w:r>
-        <w:rPr>
-          <w:lang w:val="en-US"/>
-        </w:rPr>
         <w:t>Clickup</w:t>
       </w:r>
       <w:proofErr w:type="spellEnd"/>
       <w:r>
-        <w:rPr>
-          <w:lang w:val="en-US"/>
-        </w:rPr>
         <w:t xml:space="preserve"> AI Agent – How AI Agents Work with </w:t>
       </w:r>
       <w:proofErr w:type="spellStart"/>
       <w:r>
-        <w:rPr>
-          <w:lang w:val="en-US"/>
-        </w:rPr>
         <w:t>Clickup</w:t>
       </w:r>
       <w:proofErr w:type="spellEnd"/>
       <w:r>
-        <w:rPr>
-          <w:lang w:val="en-US"/>
-        </w:rPr>
         <w:t xml:space="preserve"> &amp; Best Use Cases | Guru</w:t>
+      </w:r>
+      <w:r>
+        <w:t xml:space="preserve"> </w:t>
+      </w:r>
+      <w:r>
+        <w:t>[</w:t>
+      </w:r>
+      <w:r>
+        <w:t>Электронный</w:t>
+      </w:r>
+      <w:r>
+        <w:t xml:space="preserve"> </w:t>
+      </w:r>
+      <w:r>
+        <w:t>ресурс</w:t>
+      </w:r>
+      <w:r>
+        <w:t xml:space="preserve">]: </w:t>
+      </w:r>
+      <w:r>
+        <w:t>Официальный</w:t>
+      </w:r>
+      <w:r>
+        <w:t xml:space="preserve"> </w:t>
+      </w:r>
+      <w:r>
+        <w:t>сайт</w:t>
+      </w:r>
+      <w:r>
+        <w:t xml:space="preserve"> </w:t>
+      </w:r>
+      <w:proofErr w:type="spellStart"/>
+      <w:r>
+        <w:t>G</w:t>
+      </w:r>
+      <w:r>
+        <w:t>et</w:t>
+      </w:r>
+      <w:r>
+        <w:t>G</w:t>
+      </w:r>
+      <w:r>
+        <w:t>uru</w:t>
+      </w:r>
+      <w:proofErr w:type="spellEnd"/>
+      <w:r>
+        <w:t xml:space="preserve">. </w:t>
+      </w:r>
+      <w:hyperlink r:id="rId14" w:history="1">
+        <w:r>
+          <w:t>URL:https://www.getguru.com/reference/clickup-ai-agent</w:t>
+        </w:r>
+      </w:hyperlink>
+      <w:r>
+        <w:t xml:space="preserve"> </w:t>
+      </w:r>
+      <w:r>
+        <w:t>(</w:t>
+      </w:r>
+      <w:r>
+        <w:t>дата обращения:</w:t>
+      </w:r>
+      <w:r>
+        <w:t>06</w:t>
+      </w:r>
+      <w:r>
+        <w:t>.0</w:t>
+      </w:r>
+      <w:r>
+        <w:t>5</w:t>
+      </w:r>
+      <w:r>
+        <w:t>.202</w:t>
+      </w:r>
+      <w:r>
+        <w:t>6)</w:t>
+      </w:r>
+      <w:r>
+        <w:t>.</w:t>
       </w:r>
     </w:p>
     <w:p>
@@ -13521,13 +18253,14 @@
         <w:pStyle w:val="a4"/>
         <w:numPr>
           <w:ilvl w:val="0"/>
-          <w:numId w:val="43"/>
+          <w:numId w:val="44"/>
         </w:numPr>
-      </w:pPr>
-      <w:r>
-        <w:lastRenderedPageBreak/>
-        <w:t xml:space="preserve">https://www.aitoolnet.com/ru/motion       </w:t>
-      </w:r>
+        <w:tabs>
+          <w:tab w:val="clear" w:pos="720"/>
+          <w:tab w:val="num" w:pos="993"/>
+        </w:tabs>
+        <w:ind w:left="0" w:firstLine="709"/>
+      </w:pPr>
       <w:proofErr w:type="spellStart"/>
       <w:r>
         <w:t>Motion</w:t>
@@ -13541,37 +18274,255 @@
         <w:t>Aitoolnet</w:t>
       </w:r>
       <w:proofErr w:type="spellEnd"/>
+      <w:r>
+        <w:t xml:space="preserve"> </w:t>
+      </w:r>
+      <w:r>
+        <w:t>[</w:t>
+      </w:r>
+      <w:r>
+        <w:t>Электронный</w:t>
+      </w:r>
+      <w:r>
+        <w:t xml:space="preserve"> </w:t>
+      </w:r>
+      <w:r>
+        <w:t>ресурс</w:t>
+      </w:r>
+      <w:r>
+        <w:t xml:space="preserve">]: </w:t>
+      </w:r>
+      <w:r>
+        <w:t>Официальный</w:t>
+      </w:r>
+      <w:r>
+        <w:t xml:space="preserve"> </w:t>
+      </w:r>
+      <w:r>
+        <w:t>сайт</w:t>
+      </w:r>
+      <w:r>
+        <w:t xml:space="preserve"> </w:t>
+      </w:r>
+      <w:proofErr w:type="spellStart"/>
+      <w:r>
+        <w:t>AIT</w:t>
+      </w:r>
+      <w:r>
+        <w:t>ool</w:t>
+      </w:r>
+      <w:r>
+        <w:t>N</w:t>
+      </w:r>
+      <w:r>
+        <w:t>et</w:t>
+      </w:r>
+      <w:proofErr w:type="spellEnd"/>
+      <w:r>
+        <w:t>.</w:t>
+      </w:r>
+      <w:r>
+        <w:t xml:space="preserve"> </w:t>
+      </w:r>
+      <w:hyperlink r:id="rId15" w:history="1">
+        <w:r>
+          <w:t>URL:</w:t>
+        </w:r>
+        <w:proofErr w:type="spellStart"/>
+        <w:r>
+          <w:t>https</w:t>
+        </w:r>
+        <w:proofErr w:type="spellEnd"/>
+        <w:r>
+          <w:t>://www.aitoolnet.com/ru/motion</w:t>
+        </w:r>
+      </w:hyperlink>
+      <w:r>
+        <w:t xml:space="preserve"> </w:t>
+      </w:r>
+      <w:r>
+        <w:t>(</w:t>
+      </w:r>
+      <w:r>
+        <w:t>дата обращения:</w:t>
+      </w:r>
+      <w:r>
+        <w:t>06</w:t>
+      </w:r>
+      <w:r>
+        <w:t>.0</w:t>
+      </w:r>
+      <w:r>
+        <w:t>5</w:t>
+      </w:r>
+      <w:r>
+        <w:t>.202</w:t>
+      </w:r>
+      <w:r>
+        <w:t>6)</w:t>
+      </w:r>
+      <w:r>
+        <w:t>.</w:t>
+      </w:r>
     </w:p>
     <w:p>
       <w:pPr>
         <w:pStyle w:val="a4"/>
         <w:numPr>
           <w:ilvl w:val="0"/>
-          <w:numId w:val="43"/>
+          <w:numId w:val="44"/>
         </w:numPr>
-        <w:rPr>
-          <w:lang w:val="en-US"/>
-        </w:rPr>
-      </w:pPr>
-      <w:r>
-        <w:rPr>
-          <w:lang w:val="en-US"/>
-        </w:rPr>
-        <w:t xml:space="preserve">https://translated.turbopages.org/proxy_u/en-ru.ru.c1a3ea4a-69f8b9fa-96965af8-74722d776562/https/www.g2.com/products/scopemaster/reviews     </w:t>
-      </w:r>
+        <w:tabs>
+          <w:tab w:val="clear" w:pos="720"/>
+          <w:tab w:val="num" w:pos="993"/>
+        </w:tabs>
+        <w:ind w:left="0" w:firstLine="709"/>
+      </w:pPr>
       <w:proofErr w:type="spellStart"/>
       <w:r>
-        <w:rPr>
-          <w:lang w:val="en-US"/>
-        </w:rPr>
         <w:t>ScopeMaster</w:t>
       </w:r>
       <w:proofErr w:type="spellEnd"/>
       <w:r>
-        <w:rPr>
-          <w:lang w:val="en-US"/>
-        </w:rPr>
         <w:t xml:space="preserve"> Reviews 2026: Details, Pricing, &amp; Features | G2</w:t>
+      </w:r>
+      <w:r>
+        <w:t xml:space="preserve"> </w:t>
+      </w:r>
+      <w:r>
+        <w:t>[</w:t>
+      </w:r>
+      <w:r>
+        <w:t>Электронный</w:t>
+      </w:r>
+      <w:r>
+        <w:t xml:space="preserve"> </w:t>
+      </w:r>
+      <w:r>
+        <w:t>ресурс</w:t>
+      </w:r>
+      <w:r>
+        <w:t xml:space="preserve">]: </w:t>
+      </w:r>
+      <w:r>
+        <w:t>Официальный</w:t>
+      </w:r>
+      <w:r>
+        <w:t xml:space="preserve"> </w:t>
+      </w:r>
+      <w:r>
+        <w:t>сайт</w:t>
+      </w:r>
+      <w:r>
+        <w:t xml:space="preserve"> </w:t>
+      </w:r>
+      <w:proofErr w:type="spellStart"/>
+      <w:r>
+        <w:t>T</w:t>
+      </w:r>
+      <w:r>
+        <w:t>urbo</w:t>
+      </w:r>
+      <w:r>
+        <w:t>P</w:t>
+      </w:r>
+      <w:r>
+        <w:t>ages</w:t>
+      </w:r>
+      <w:proofErr w:type="spellEnd"/>
+      <w:r>
+        <w:t>.</w:t>
+      </w:r>
+      <w:r>
+        <w:t xml:space="preserve"> </w:t>
+      </w:r>
+      <w:hyperlink r:id="rId16" w:history="1">
+        <w:r>
+          <w:t>URL:https://translated.</w:t>
+        </w:r>
+        <w:proofErr w:type="spellStart"/>
+        <w:r>
+          <w:t>turbopages</w:t>
+        </w:r>
+        <w:proofErr w:type="spellEnd"/>
+        <w:r>
+          <w:t>.org/proxy_u/</w:t>
+        </w:r>
+        <w:proofErr w:type="spellStart"/>
+        <w:r>
+          <w:t>en</w:t>
+        </w:r>
+        <w:proofErr w:type="spellEnd"/>
+        <w:r>
+          <w:t>-</w:t>
+        </w:r>
+        <w:proofErr w:type="spellStart"/>
+        <w:r>
+          <w:t>ru</w:t>
+        </w:r>
+        <w:proofErr w:type="spellEnd"/>
+        <w:r>
+          <w:t>.</w:t>
+        </w:r>
+        <w:proofErr w:type="spellStart"/>
+        <w:r>
+          <w:t>ru</w:t>
+        </w:r>
+        <w:proofErr w:type="spellEnd"/>
+        <w:r>
+          <w:t>.c1a3</w:t>
+        </w:r>
+        <w:proofErr w:type="spellStart"/>
+        <w:r>
+          <w:t>ea</w:t>
+        </w:r>
+        <w:proofErr w:type="spellEnd"/>
+        <w:r>
+          <w:t>4a-69f8b9fa-96965</w:t>
+        </w:r>
+        <w:proofErr w:type="spellStart"/>
+        <w:r>
+          <w:t>af</w:t>
+        </w:r>
+        <w:proofErr w:type="spellEnd"/>
+        <w:r>
+          <w:t>8-74722d776562/https/www.g2.com/products/</w:t>
+        </w:r>
+        <w:proofErr w:type="spellStart"/>
+        <w:r>
+          <w:t>scopemaster</w:t>
+        </w:r>
+        <w:proofErr w:type="spellEnd"/>
+        <w:r>
+          <w:t>/reviews</w:t>
+        </w:r>
+      </w:hyperlink>
+      <w:r>
+        <w:t xml:space="preserve"> </w:t>
+      </w:r>
+      <w:r>
+        <w:t>(</w:t>
+      </w:r>
+      <w:r>
+        <w:t>дата обращения:</w:t>
+      </w:r>
+      <w:r>
+        <w:t>06</w:t>
+      </w:r>
+      <w:r>
+        <w:t>.0</w:t>
+      </w:r>
+      <w:r>
+        <w:t>5</w:t>
+      </w:r>
+      <w:r>
+        <w:t>.202</w:t>
+      </w:r>
+      <w:r>
+        <w:t>6)</w:t>
+      </w:r>
+      <w:r>
+        <w:t>.</w:t>
       </w:r>
     </w:p>
     <w:p>
@@ -13579,17 +18530,93 @@
         <w:pStyle w:val="a4"/>
         <w:numPr>
           <w:ilvl w:val="0"/>
-          <w:numId w:val="43"/>
+          <w:numId w:val="44"/>
         </w:numPr>
-        <w:rPr>
-          <w:lang w:val="en-US"/>
-        </w:rPr>
-      </w:pPr>
-      <w:r>
-        <w:rPr>
-          <w:lang w:val="en-US"/>
-        </w:rPr>
-        <w:t>https://dev.to/sarahcssiqueira/using-github-copilot-to-manage-issues-and-save-time-3549     Using GitHub Copilot to Manage Issues (and Save Time) - DEV Community</w:t>
+        <w:tabs>
+          <w:tab w:val="clear" w:pos="720"/>
+          <w:tab w:val="num" w:pos="993"/>
+        </w:tabs>
+        <w:ind w:left="0" w:firstLine="709"/>
+      </w:pPr>
+      <w:r>
+        <w:t>Using GitHub Copilot to Manage Issues (and Save Time) - DEV Community</w:t>
+      </w:r>
+      <w:r>
+        <w:t xml:space="preserve"> </w:t>
+      </w:r>
+      <w:r>
+        <w:t>[</w:t>
+      </w:r>
+      <w:r>
+        <w:t>Электронный</w:t>
+      </w:r>
+      <w:r>
+        <w:t xml:space="preserve"> </w:t>
+      </w:r>
+      <w:r>
+        <w:t>ресурс</w:t>
+      </w:r>
+      <w:r>
+        <w:t xml:space="preserve">]: </w:t>
+      </w:r>
+      <w:r>
+        <w:t>Официальный</w:t>
+      </w:r>
+      <w:r>
+        <w:t xml:space="preserve"> </w:t>
+      </w:r>
+      <w:r>
+        <w:t>сайт</w:t>
+      </w:r>
+      <w:r>
+        <w:t xml:space="preserve"> </w:t>
+      </w:r>
+      <w:r>
+        <w:t>GitHub C</w:t>
+      </w:r>
+      <w:r>
+        <w:t>opilot.</w:t>
+      </w:r>
+      <w:r>
+        <w:t xml:space="preserve"> </w:t>
+      </w:r>
+      <w:hyperlink r:id="rId17" w:history="1">
+        <w:r>
+          <w:t>URL:https://d</w:t>
+        </w:r>
+        <w:r>
+          <w:t>e</w:t>
+        </w:r>
+        <w:r>
+          <w:t>v.to/sarahcssiqueira/using-github-copilot-to-manage-issues-and-save-time-3549</w:t>
+        </w:r>
+      </w:hyperlink>
+      <w:r>
+        <w:t xml:space="preserve"> </w:t>
+      </w:r>
+      <w:r>
+        <w:t>(</w:t>
+      </w:r>
+      <w:r>
+        <w:t>дата обращения:</w:t>
+      </w:r>
+      <w:r>
+        <w:t>06</w:t>
+      </w:r>
+      <w:r>
+        <w:t>.0</w:t>
+      </w:r>
+      <w:r>
+        <w:t>5</w:t>
+      </w:r>
+      <w:r>
+        <w:t>.202</w:t>
+      </w:r>
+      <w:r>
+        <w:t>6)</w:t>
+      </w:r>
+      <w:r>
+        <w:t>.</w:t>
       </w:r>
     </w:p>
     <w:p>
@@ -13597,12 +18624,14 @@
         <w:pStyle w:val="a4"/>
         <w:numPr>
           <w:ilvl w:val="0"/>
-          <w:numId w:val="43"/>
+          <w:numId w:val="44"/>
         </w:numPr>
-      </w:pPr>
-      <w:r>
-        <w:t xml:space="preserve">https://hi-tech.mail.ru/review/129618-python/     </w:t>
-      </w:r>
+        <w:tabs>
+          <w:tab w:val="clear" w:pos="720"/>
+          <w:tab w:val="num" w:pos="993"/>
+        </w:tabs>
+        <w:ind w:left="0" w:firstLine="709"/>
+      </w:pPr>
       <w:proofErr w:type="spellStart"/>
       <w:r>
         <w:t>Python</w:t>
@@ -13610,6 +18639,92 @@
       <w:proofErr w:type="spellEnd"/>
       <w:r>
         <w:t>: основы языка программирования, особенности, применение, примеры кода</w:t>
+      </w:r>
+      <w:r>
+        <w:t xml:space="preserve"> </w:t>
+      </w:r>
+      <w:r>
+        <w:t>[</w:t>
+      </w:r>
+      <w:r>
+        <w:t>Электронный</w:t>
+      </w:r>
+      <w:r>
+        <w:t xml:space="preserve"> </w:t>
+      </w:r>
+      <w:r>
+        <w:t>ресурс</w:t>
+      </w:r>
+      <w:r>
+        <w:t xml:space="preserve">]: </w:t>
+      </w:r>
+      <w:r>
+        <w:t>Официальный</w:t>
+      </w:r>
+      <w:r>
+        <w:t xml:space="preserve"> </w:t>
+      </w:r>
+      <w:r>
+        <w:t>сайт</w:t>
+      </w:r>
+      <w:r>
+        <w:t xml:space="preserve"> </w:t>
+      </w:r>
+      <w:r>
+        <w:t>H</w:t>
+      </w:r>
+      <w:r>
+        <w:t>i</w:t>
+      </w:r>
+      <w:r>
+        <w:t>-</w:t>
+      </w:r>
+      <w:r>
+        <w:t>T</w:t>
+      </w:r>
+      <w:r>
+        <w:t>ech</w:t>
+      </w:r>
+      <w:r>
+        <w:t xml:space="preserve">. </w:t>
+      </w:r>
+      <w:hyperlink r:id="rId18" w:history="1">
+        <w:r>
+          <w:t>URL:https://hi-tech.mail.ru/review/1</w:t>
+        </w:r>
+        <w:r>
+          <w:t>2</w:t>
+        </w:r>
+        <w:r>
+          <w:t>9618-python/</w:t>
+        </w:r>
+      </w:hyperlink>
+      <w:r>
+        <w:t xml:space="preserve"> </w:t>
+      </w:r>
+      <w:r>
+        <w:t>(</w:t>
+      </w:r>
+      <w:r>
+        <w:t>дата обращения:</w:t>
+      </w:r>
+      <w:r>
+        <w:t>06</w:t>
+      </w:r>
+      <w:r>
+        <w:t>.0</w:t>
+      </w:r>
+      <w:r>
+        <w:t>5</w:t>
+      </w:r>
+      <w:r>
+        <w:t>.202</w:t>
+      </w:r>
+      <w:r>
+        <w:t>6)</w:t>
+      </w:r>
+      <w:r>
+        <w:t>.</w:t>
       </w:r>
     </w:p>
     <w:p>
@@ -13617,45 +18732,135 @@
         <w:pStyle w:val="a4"/>
         <w:numPr>
           <w:ilvl w:val="0"/>
-          <w:numId w:val="43"/>
+          <w:numId w:val="44"/>
         </w:numPr>
-        <w:rPr>
-          <w:lang w:val="en-US"/>
-        </w:rPr>
-      </w:pPr>
-      <w:r>
-        <w:rPr>
-          <w:lang w:val="en-US"/>
-        </w:rPr>
-        <w:t xml:space="preserve">https://docs.python.org/3/library/tkinter.html       </w:t>
-      </w:r>
+        <w:tabs>
+          <w:tab w:val="clear" w:pos="720"/>
+          <w:tab w:val="num" w:pos="993"/>
+        </w:tabs>
+        <w:ind w:left="0" w:firstLine="709"/>
+      </w:pPr>
       <w:proofErr w:type="spellStart"/>
       <w:r>
-        <w:rPr>
-          <w:lang w:val="en-US"/>
-        </w:rPr>
         <w:t>tkinter</w:t>
       </w:r>
       <w:proofErr w:type="spellEnd"/>
       <w:r>
-        <w:rPr>
-          <w:lang w:val="en-US"/>
-        </w:rPr>
-        <w:t xml:space="preserve"> — Python interface to </w:t>
+        <w:t xml:space="preserve"> — </w:t>
+      </w:r>
+      <w:r>
+        <w:t>Python</w:t>
+      </w:r>
+      <w:r>
+        <w:t xml:space="preserve"> </w:t>
+      </w:r>
+      <w:r>
+        <w:t>interface</w:t>
+      </w:r>
+      <w:r>
+        <w:t xml:space="preserve"> </w:t>
+      </w:r>
+      <w:r>
+        <w:t>to</w:t>
+      </w:r>
+      <w:r>
+        <w:t xml:space="preserve"> </w:t>
       </w:r>
       <w:proofErr w:type="spellStart"/>
       <w:r>
-        <w:rPr>
-          <w:lang w:val="en-US"/>
-        </w:rPr>
         <w:t>Tcl</w:t>
       </w:r>
       <w:proofErr w:type="spellEnd"/>
       <w:r>
-        <w:rPr>
-          <w:lang w:val="en-US"/>
-        </w:rPr>
-        <w:t>/Tk — Python 3.14.4 documentation</w:t>
+        <w:t>/</w:t>
+      </w:r>
+      <w:r>
+        <w:t>Tk</w:t>
+      </w:r>
+      <w:r>
+        <w:t xml:space="preserve"> — </w:t>
+      </w:r>
+      <w:r>
+        <w:t>Python</w:t>
+      </w:r>
+      <w:r>
+        <w:t xml:space="preserve"> 3.14.4 </w:t>
+      </w:r>
+      <w:r>
+        <w:t>documentation</w:t>
+      </w:r>
+      <w:r>
+        <w:t xml:space="preserve"> </w:t>
+      </w:r>
+      <w:bookmarkStart w:id="37" w:name="_Hlk228980070"/>
+      <w:r>
+        <w:t>[</w:t>
+      </w:r>
+      <w:r>
+        <w:t>Электронный</w:t>
+      </w:r>
+      <w:r>
+        <w:t xml:space="preserve"> </w:t>
+      </w:r>
+      <w:r>
+        <w:t>ресурс</w:t>
+      </w:r>
+      <w:r>
+        <w:t xml:space="preserve">]: </w:t>
+      </w:r>
+      <w:r>
+        <w:t>Официальный</w:t>
+      </w:r>
+      <w:r>
+        <w:t xml:space="preserve"> </w:t>
+      </w:r>
+      <w:r>
+        <w:t>сайт</w:t>
+      </w:r>
+      <w:r>
+        <w:t xml:space="preserve"> документации </w:t>
+      </w:r>
+      <w:r>
+        <w:t>Python</w:t>
+      </w:r>
+      <w:r>
+        <w:t>.</w:t>
+      </w:r>
+      <w:bookmarkEnd w:id="37"/>
+      <w:r>
+        <w:t xml:space="preserve"> </w:t>
+      </w:r>
+      <w:hyperlink r:id="rId19" w:history="1">
+        <w:r>
+          <w:t>URL:https://docs.python.org/3/library/tkinter.html</w:t>
+        </w:r>
+      </w:hyperlink>
+      <w:r>
+        <w:t xml:space="preserve"> </w:t>
+      </w:r>
+      <w:r>
+        <w:t>(</w:t>
+      </w:r>
+      <w:r>
+        <w:t>дата обращения:</w:t>
+      </w:r>
+      <w:r>
+        <w:t>06</w:t>
+      </w:r>
+      <w:r>
+        <w:t>.0</w:t>
+      </w:r>
+      <w:r>
+        <w:t>5</w:t>
+      </w:r>
+      <w:r>
+        <w:t>.202</w:t>
+      </w:r>
+      <w:r>
+        <w:t>6)</w:t>
+      </w:r>
+      <w:r>
+        <w:t>.</w:t>
       </w:r>
     </w:p>
     <w:p>
@@ -13663,20 +18868,107 @@
         <w:pStyle w:val="a4"/>
         <w:numPr>
           <w:ilvl w:val="0"/>
-          <w:numId w:val="43"/>
+          <w:numId w:val="44"/>
         </w:numPr>
-        <w:rPr>
-          <w:lang w:val="en-US"/>
-        </w:rPr>
-      </w:pPr>
-      <w:r>
-        <w:rPr>
-          <w:lang w:val="en-US"/>
-        </w:rPr>
-        <w:t xml:space="preserve">https://ru.wikipedia.org/wiki/NumPy       NumPy — </w:t>
+        <w:tabs>
+          <w:tab w:val="clear" w:pos="720"/>
+          <w:tab w:val="num" w:pos="993"/>
+        </w:tabs>
+        <w:ind w:left="0" w:firstLine="709"/>
+      </w:pPr>
+      <w:r>
+        <w:lastRenderedPageBreak/>
+        <w:t>NumPy</w:t>
+      </w:r>
+      <w:r>
+        <w:t xml:space="preserve"> — </w:t>
       </w:r>
       <w:r>
         <w:t>Википедия</w:t>
+      </w:r>
+      <w:r>
+        <w:t xml:space="preserve"> </w:t>
+      </w:r>
+      <w:r>
+        <w:t>[</w:t>
+      </w:r>
+      <w:r>
+        <w:t>Электронный</w:t>
+      </w:r>
+      <w:r>
+        <w:t xml:space="preserve"> </w:t>
+      </w:r>
+      <w:r>
+        <w:t>ресурс</w:t>
+      </w:r>
+      <w:r>
+        <w:t xml:space="preserve">]: </w:t>
+      </w:r>
+      <w:r>
+        <w:t>Официальный</w:t>
+      </w:r>
+      <w:r>
+        <w:t xml:space="preserve"> </w:t>
+      </w:r>
+      <w:r>
+        <w:t xml:space="preserve">сайт </w:t>
+      </w:r>
+      <w:r>
+        <w:t>Википедия</w:t>
+      </w:r>
+      <w:r>
+        <w:t>.</w:t>
+      </w:r>
+      <w:r>
+        <w:t xml:space="preserve"> </w:t>
+      </w:r>
+      <w:hyperlink r:id="rId20" w:history="1">
+        <w:r>
+          <w:t>URL:https://</w:t>
+        </w:r>
+        <w:proofErr w:type="spellStart"/>
+        <w:r>
+          <w:t>ru</w:t>
+        </w:r>
+        <w:proofErr w:type="spellEnd"/>
+        <w:r>
+          <w:t>.</w:t>
+        </w:r>
+        <w:proofErr w:type="spellStart"/>
+        <w:r>
+          <w:t>wikipedia</w:t>
+        </w:r>
+        <w:proofErr w:type="spellEnd"/>
+        <w:r>
+          <w:t>.org/wiki/NumPy</w:t>
+        </w:r>
+      </w:hyperlink>
+      <w:r>
+        <w:t xml:space="preserve"> </w:t>
+      </w:r>
+      <w:r>
+        <w:t>(</w:t>
+      </w:r>
+      <w:r>
+        <w:t>дата обращения:</w:t>
+      </w:r>
+      <w:r>
+        <w:t>06</w:t>
+      </w:r>
+      <w:r>
+        <w:t>.0</w:t>
+      </w:r>
+      <w:r>
+        <w:t>5</w:t>
+      </w:r>
+      <w:r>
+        <w:t>.202</w:t>
+      </w:r>
+      <w:r>
+        <w:t>6)</w:t>
+      </w:r>
+      <w:r>
+        <w:t>.</w:t>
       </w:r>
     </w:p>
     <w:p>
@@ -13684,92 +18976,231 @@
         <w:pStyle w:val="a4"/>
         <w:numPr>
           <w:ilvl w:val="0"/>
-          <w:numId w:val="43"/>
+          <w:numId w:val="44"/>
         </w:numPr>
+        <w:tabs>
+          <w:tab w:val="clear" w:pos="720"/>
+          <w:tab w:val="num" w:pos="993"/>
+        </w:tabs>
+        <w:ind w:left="0" w:firstLine="709"/>
+      </w:pPr>
+      <w:r>
+        <w:t>Python</w:t>
+      </w:r>
+      <w:r>
+        <w:t xml:space="preserve">: </w:t>
+      </w:r>
+      <w:r>
+        <w:t>как</w:t>
+      </w:r>
+      <w:r>
+        <w:t xml:space="preserve"> </w:t>
+      </w:r>
+      <w:r>
+        <w:t>исправить</w:t>
+      </w:r>
+      <w:r>
+        <w:t xml:space="preserve"> </w:t>
+      </w:r>
+      <w:r>
+        <w:t>ошибку</w:t>
+      </w:r>
+      <w:r>
+        <w:t xml:space="preserve"> '</w:t>
+      </w:r>
+      <w:r>
+        <w:t>No</w:t>
+      </w:r>
+      <w:r>
+        <w:t xml:space="preserve"> </w:t>
+      </w:r>
+      <w:r>
+        <w:t>module</w:t>
+      </w:r>
+      <w:r>
+        <w:t xml:space="preserve"> </w:t>
+      </w:r>
+      <w:r>
+        <w:t>named</w:t>
+      </w:r>
+      <w:r>
+        <w:t xml:space="preserve"> </w:t>
+      </w:r>
+      <w:proofErr w:type="spellStart"/>
+      <w:r>
+        <w:t>openpyxl</w:t>
+      </w:r>
+      <w:proofErr w:type="spellEnd"/>
+      <w:r>
+        <w:t xml:space="preserve">' </w:t>
+      </w:r>
+      <w:r>
+        <w:t>за</w:t>
+      </w:r>
+      <w:r>
+        <w:t xml:space="preserve"> 5 </w:t>
+      </w:r>
+      <w:r>
+        <w:t>минут</w:t>
+      </w:r>
+      <w:r>
+        <w:t xml:space="preserve"> </w:t>
+      </w:r>
+      <w:r>
+        <w:t>[</w:t>
+      </w:r>
+      <w:r>
+        <w:t>Электронный</w:t>
+      </w:r>
+      <w:r>
+        <w:t xml:space="preserve"> </w:t>
+      </w:r>
+      <w:r>
+        <w:t>ресурс</w:t>
+      </w:r>
+      <w:r>
+        <w:t xml:space="preserve">]: </w:t>
+      </w:r>
+      <w:r>
+        <w:t>Официальный</w:t>
+      </w:r>
+      <w:r>
+        <w:t xml:space="preserve"> </w:t>
+      </w:r>
+      <w:r>
+        <w:t xml:space="preserve">сайт </w:t>
+      </w:r>
+      <w:proofErr w:type="spellStart"/>
+      <w:r>
+        <w:t>Exlends</w:t>
+      </w:r>
+      <w:proofErr w:type="spellEnd"/>
+      <w:r>
+        <w:t>.</w:t>
+      </w:r>
+      <w:r>
+        <w:t xml:space="preserve"> </w:t>
+      </w:r>
+      <w:r>
+        <w:t>URL</w:t>
+      </w:r>
+      <w:r>
+        <w:t>:</w:t>
+      </w:r>
+      <w:hyperlink r:id="rId21" w:history="1">
+        <w:r>
+          <w:t>https://forum.exlends.com/topic/760/python-kak-ispravit-oshibku-no-module-named-openpyxl-za-5-minut</w:t>
+        </w:r>
+      </w:hyperlink>
+      <w:r>
+        <w:t xml:space="preserve"> </w:t>
+      </w:r>
+      <w:r>
+        <w:t xml:space="preserve"> </w:t>
+      </w:r>
+      <w:r>
+        <w:t>(</w:t>
+      </w:r>
+      <w:r>
+        <w:t>дата обращения:</w:t>
+      </w:r>
+      <w:r>
+        <w:t>06</w:t>
+      </w:r>
+      <w:r>
+        <w:t>.0</w:t>
+      </w:r>
+      <w:r>
+        <w:t>5</w:t>
+      </w:r>
+      <w:r>
+        <w:t>.202</w:t>
+      </w:r>
+      <w:r>
+        <w:t>6)</w:t>
+      </w:r>
+      <w:r>
+        <w:t>.</w:t>
+      </w:r>
+    </w:p>
+    <w:p>
+      <w:pPr>
+        <w:spacing w:after="200" w:line="276" w:lineRule="auto"/>
+        <w:ind w:firstLine="0"/>
+        <w:jc w:val="left"/>
+      </w:pPr>
+      <w:r>
+        <w:br w:type="page"/>
+      </w:r>
+    </w:p>
+    <w:p>
+      <w:pPr>
+        <w:pStyle w:val="1"/>
+      </w:pPr>
+      <w:bookmarkStart w:id="38" w:name="_Toc228982354"/>
+      <w:r>
+        <w:lastRenderedPageBreak/>
+        <w:t>Приложение А</w:t>
+      </w:r>
+      <w:bookmarkEnd w:id="38"/>
+    </w:p>
+    <w:p>
+      <w:pPr>
+        <w:ind w:firstLine="0"/>
+      </w:pPr>
+      <w:r>
         <w:rPr>
           <w:lang w:val="en-US"/>
         </w:rPr>
-      </w:pPr>
-      <w:bookmarkStart w:id="6" w:name="_GoBack"/>
-      <w:bookmarkEnd w:id="6"/>
-      <w:r>
-        <w:rPr>
-          <w:lang w:val="en-US"/>
-        </w:rPr>
-        <w:t xml:space="preserve">https://forum.exlends.com/topic/760/python-kak-ispravit-oshibku-no-module-named-openpyxl-za-5-minut     Python: </w:t>
-      </w:r>
-      <w:r>
-        <w:t>как</w:t>
-      </w:r>
-      <w:r>
-        <w:rPr>
-          <w:lang w:val="en-US"/>
-        </w:rPr>
         <w:t xml:space="preserve"> </w:t>
       </w:r>
       <w:r>
-        <w:t>исправить</w:t>
-      </w:r>
-      <w:r>
-        <w:rPr>
-          <w:lang w:val="en-US"/>
-        </w:rPr>
-        <w:t xml:space="preserve"> </w:t>
-      </w:r>
-      <w:r>
-        <w:t>ошибку</w:t>
-      </w:r>
-      <w:r>
-        <w:rPr>
-          <w:lang w:val="en-US"/>
-        </w:rPr>
-        <w:t xml:space="preserve"> 'No module named </w:t>
-      </w:r>
-      <w:proofErr w:type="spellStart"/>
-      <w:r>
-        <w:rPr>
-          <w:lang w:val="en-US"/>
-        </w:rPr>
-        <w:t>openpyxl</w:t>
-      </w:r>
-      <w:proofErr w:type="spellEnd"/>
-      <w:r>
-        <w:rPr>
-          <w:lang w:val="en-US"/>
-        </w:rPr>
-        <w:t xml:space="preserve">' </w:t>
-      </w:r>
-      <w:r>
-        <w:t>за</w:t>
-      </w:r>
-      <w:r>
-        <w:rPr>
-          <w:lang w:val="en-US"/>
-        </w:rPr>
-        <w:t xml:space="preserve"> 5 </w:t>
-      </w:r>
-      <w:r>
-        <w:t>минут</w:t>
-      </w:r>
-      <w:r>
-        <w:rPr>
-          <w:lang w:val="en-US"/>
-        </w:rPr>
-        <w:t xml:space="preserve"> | Exlends.com</w:t>
-      </w:r>
-    </w:p>
-    <w:p>
-      <w:pPr>
-        <w:rPr>
-          <w:lang w:val="en-US"/>
-        </w:rPr>
-      </w:pPr>
-    </w:p>
-    <w:p>
-      <w:pPr>
-        <w:rPr>
-          <w:lang w:val="en-US"/>
-        </w:rPr>
+        <w:br w:type="page"/>
+      </w:r>
+    </w:p>
+    <w:p>
+      <w:pPr>
+        <w:pStyle w:val="1"/>
+      </w:pPr>
+      <w:bookmarkStart w:id="39" w:name="_Toc228982355"/>
+      <w:r>
+        <w:lastRenderedPageBreak/>
+        <w:t>Приложение Б</w:t>
+      </w:r>
+      <w:bookmarkEnd w:id="39"/>
+    </w:p>
+    <w:p/>
+    <w:p>
+      <w:pPr>
+        <w:spacing w:after="200" w:line="276" w:lineRule="auto"/>
+        <w:ind w:firstLine="0"/>
+        <w:jc w:val="left"/>
+      </w:pPr>
+      <w:r>
+        <w:br w:type="page"/>
+      </w:r>
+    </w:p>
+    <w:p>
+      <w:pPr>
+        <w:pStyle w:val="1"/>
+      </w:pPr>
+      <w:bookmarkStart w:id="40" w:name="_Toc228982356"/>
+      <w:r>
+        <w:lastRenderedPageBreak/>
+        <w:t>Приложение В</w:t>
+      </w:r>
+      <w:bookmarkEnd w:id="40"/>
+    </w:p>
+    <w:p>
+      <w:pPr>
+        <w:pStyle w:val="1"/>
+        <w:jc w:val="both"/>
+      </w:pPr>
+    </w:p>
+    <w:p>
+      <w:pPr>
+        <w:pStyle w:val="1"/>
+        <w:jc w:val="both"/>
       </w:pPr>
     </w:p>
     <w:p>
@@ -13778,40 +19209,36 @@
         <w:rPr>
           <w:rFonts w:cs="Times New Roman"/>
           <w:szCs w:val="28"/>
-          <w:lang w:val="en-US"/>
-        </w:rPr>
-      </w:pPr>
-    </w:p>
-    <w:p>
-      <w:pPr>
-        <w:rPr>
-          <w:rFonts w:cs="Times New Roman"/>
-          <w:szCs w:val="28"/>
-          <w:lang w:val="en-US"/>
-        </w:rPr>
-      </w:pPr>
-    </w:p>
-    <w:p>
-      <w:pPr>
-        <w:rPr>
-          <w:rFonts w:cs="Times New Roman"/>
-          <w:szCs w:val="28"/>
-          <w:lang w:val="en-US"/>
-        </w:rPr>
-      </w:pPr>
-    </w:p>
-    <w:p>
-      <w:pPr>
-        <w:rPr>
-          <w:rFonts w:cs="Times New Roman"/>
-          <w:szCs w:val="28"/>
-          <w:lang w:val="en-US"/>
+        </w:rPr>
+      </w:pPr>
+    </w:p>
+    <w:p>
+      <w:pPr>
+        <w:rPr>
+          <w:rFonts w:cs="Times New Roman"/>
+          <w:szCs w:val="28"/>
+        </w:rPr>
+      </w:pPr>
+    </w:p>
+    <w:p>
+      <w:pPr>
+        <w:rPr>
+          <w:rFonts w:cs="Times New Roman"/>
+          <w:szCs w:val="28"/>
+        </w:rPr>
+      </w:pPr>
+    </w:p>
+    <w:p>
+      <w:pPr>
+        <w:rPr>
+          <w:rFonts w:cs="Times New Roman"/>
+          <w:szCs w:val="28"/>
         </w:rPr>
       </w:pPr>
     </w:p>
     <w:sectPr>
-      <w:headerReference w:type="default" r:id="rId8"/>
-      <w:footerReference w:type="default" r:id="rId9"/>
+      <w:headerReference w:type="default" r:id="rId22"/>
+      <w:footerReference w:type="default" r:id="rId23"/>
       <w:pgSz w:w="11906" w:h="16838"/>
       <w:pgMar w:top="1134" w:right="1134" w:bottom="1134" w:left="1134" w:header="709" w:footer="709" w:gutter="0"/>
       <w:cols w:space="708"/>
@@ -14580,6 +20007,119 @@
     </w:lvl>
   </w:abstractNum>
   <w:abstractNum w:abstractNumId="5" w15:restartNumberingAfterBreak="0">
+    <w:nsid w:val="07590C12"/>
+    <w:multiLevelType w:val="multilevel"/>
+    <w:tmpl w:val="1572F33C"/>
+    <w:lvl w:ilvl="0">
+      <w:start w:val="1"/>
+      <w:numFmt w:val="decimal"/>
+      <w:lvlText w:val="%1."/>
+      <w:lvlJc w:val="left"/>
+      <w:pPr>
+        <w:tabs>
+          <w:tab w:val="num" w:pos="720"/>
+        </w:tabs>
+        <w:ind w:left="720" w:hanging="360"/>
+      </w:pPr>
+    </w:lvl>
+    <w:lvl w:ilvl="1" w:tentative="1">
+      <w:start w:val="1"/>
+      <w:numFmt w:val="decimal"/>
+      <w:lvlText w:val="%2."/>
+      <w:lvlJc w:val="left"/>
+      <w:pPr>
+        <w:tabs>
+          <w:tab w:val="num" w:pos="1440"/>
+        </w:tabs>
+        <w:ind w:left="1440" w:hanging="360"/>
+      </w:pPr>
+    </w:lvl>
+    <w:lvl w:ilvl="2" w:tentative="1">
+      <w:start w:val="1"/>
+      <w:numFmt w:val="decimal"/>
+      <w:lvlText w:val="%3."/>
+      <w:lvlJc w:val="left"/>
+      <w:pPr>
+        <w:tabs>
+          <w:tab w:val="num" w:pos="2160"/>
+        </w:tabs>
+        <w:ind w:left="2160" w:hanging="360"/>
+      </w:pPr>
+    </w:lvl>
+    <w:lvl w:ilvl="3" w:tentative="1">
+      <w:start w:val="1"/>
+      <w:numFmt w:val="decimal"/>
+      <w:lvlText w:val="%4."/>
+      <w:lvlJc w:val="left"/>
+      <w:pPr>
+        <w:tabs>
+          <w:tab w:val="num" w:pos="2880"/>
+        </w:tabs>
+        <w:ind w:left="2880" w:hanging="360"/>
+      </w:pPr>
+    </w:lvl>
+    <w:lvl w:ilvl="4" w:tentative="1">
+      <w:start w:val="1"/>
+      <w:numFmt w:val="decimal"/>
+      <w:lvlText w:val="%5."/>
+      <w:lvlJc w:val="left"/>
+      <w:pPr>
+        <w:tabs>
+          <w:tab w:val="num" w:pos="3600"/>
+        </w:tabs>
+        <w:ind w:left="3600" w:hanging="360"/>
+      </w:pPr>
+    </w:lvl>
+    <w:lvl w:ilvl="5" w:tentative="1">
+      <w:start w:val="1"/>
+      <w:numFmt w:val="decimal"/>
+      <w:lvlText w:val="%6."/>
+      <w:lvlJc w:val="left"/>
+      <w:pPr>
+        <w:tabs>
+          <w:tab w:val="num" w:pos="4320"/>
+        </w:tabs>
+        <w:ind w:left="4320" w:hanging="360"/>
+      </w:pPr>
+    </w:lvl>
+    <w:lvl w:ilvl="6" w:tentative="1">
+      <w:start w:val="1"/>
+      <w:numFmt w:val="decimal"/>
+      <w:lvlText w:val="%7."/>
+      <w:lvlJc w:val="left"/>
+      <w:pPr>
+        <w:tabs>
+          <w:tab w:val="num" w:pos="5040"/>
+        </w:tabs>
+        <w:ind w:left="5040" w:hanging="360"/>
+      </w:pPr>
+    </w:lvl>
+    <w:lvl w:ilvl="7" w:tentative="1">
+      <w:start w:val="1"/>
+      <w:numFmt w:val="decimal"/>
+      <w:lvlText w:val="%8."/>
+      <w:lvlJc w:val="left"/>
+      <w:pPr>
+        <w:tabs>
+          <w:tab w:val="num" w:pos="5760"/>
+        </w:tabs>
+        <w:ind w:left="5760" w:hanging="360"/>
+      </w:pPr>
+    </w:lvl>
+    <w:lvl w:ilvl="8" w:tentative="1">
+      <w:start w:val="1"/>
+      <w:numFmt w:val="decimal"/>
+      <w:lvlText w:val="%9."/>
+      <w:lvlJc w:val="left"/>
+      <w:pPr>
+        <w:tabs>
+          <w:tab w:val="num" w:pos="6480"/>
+        </w:tabs>
+        <w:ind w:left="6480" w:hanging="360"/>
+      </w:pPr>
+    </w:lvl>
+  </w:abstractNum>
+  <w:abstractNum w:abstractNumId="6" w15:restartNumberingAfterBreak="0">
     <w:nsid w:val="076A22E4"/>
     <w:multiLevelType w:val="multilevel"/>
     <w:tmpl w:val="663C936E"/>
@@ -14728,7 +20268,7 @@
       </w:rPr>
     </w:lvl>
   </w:abstractNum>
-  <w:abstractNum w:abstractNumId="6" w15:restartNumberingAfterBreak="0">
+  <w:abstractNum w:abstractNumId="7" w15:restartNumberingAfterBreak="0">
     <w:nsid w:val="0819699F"/>
     <w:multiLevelType w:val="multilevel"/>
     <w:tmpl w:val="99F0284A"/>
@@ -14877,7 +20417,7 @@
       </w:rPr>
     </w:lvl>
   </w:abstractNum>
-  <w:abstractNum w:abstractNumId="7" w15:restartNumberingAfterBreak="0">
+  <w:abstractNum w:abstractNumId="8" w15:restartNumberingAfterBreak="0">
     <w:nsid w:val="0D2C7286"/>
     <w:multiLevelType w:val="multilevel"/>
     <w:tmpl w:val="9D58EA04"/>
@@ -15026,7 +20566,7 @@
       </w:rPr>
     </w:lvl>
   </w:abstractNum>
-  <w:abstractNum w:abstractNumId="8" w15:restartNumberingAfterBreak="0">
+  <w:abstractNum w:abstractNumId="9" w15:restartNumberingAfterBreak="0">
     <w:nsid w:val="0D47092E"/>
     <w:multiLevelType w:val="multilevel"/>
     <w:tmpl w:val="9D264D48"/>
@@ -15175,7 +20715,7 @@
       </w:rPr>
     </w:lvl>
   </w:abstractNum>
-  <w:abstractNum w:abstractNumId="9" w15:restartNumberingAfterBreak="0">
+  <w:abstractNum w:abstractNumId="10" w15:restartNumberingAfterBreak="0">
     <w:nsid w:val="0E422469"/>
     <w:multiLevelType w:val="multilevel"/>
     <w:tmpl w:val="19D0A6BA"/>
@@ -15324,7 +20864,7 @@
       </w:rPr>
     </w:lvl>
   </w:abstractNum>
-  <w:abstractNum w:abstractNumId="10" w15:restartNumberingAfterBreak="0">
+  <w:abstractNum w:abstractNumId="11" w15:restartNumberingAfterBreak="0">
     <w:nsid w:val="12F44210"/>
     <w:multiLevelType w:val="multilevel"/>
     <w:tmpl w:val="64B60AD4"/>
@@ -15473,7 +21013,7 @@
       </w:rPr>
     </w:lvl>
   </w:abstractNum>
-  <w:abstractNum w:abstractNumId="11" w15:restartNumberingAfterBreak="0">
+  <w:abstractNum w:abstractNumId="12" w15:restartNumberingAfterBreak="0">
     <w:nsid w:val="14732F7B"/>
     <w:multiLevelType w:val="multilevel"/>
     <w:tmpl w:val="5ECC492E"/>
@@ -15622,7 +21162,7 @@
       </w:rPr>
     </w:lvl>
   </w:abstractNum>
-  <w:abstractNum w:abstractNumId="12" w15:restartNumberingAfterBreak="0">
+  <w:abstractNum w:abstractNumId="13" w15:restartNumberingAfterBreak="0">
     <w:nsid w:val="19C3750B"/>
     <w:multiLevelType w:val="multilevel"/>
     <w:tmpl w:val="F5C8A198"/>
@@ -15771,7 +21311,7 @@
       </w:rPr>
     </w:lvl>
   </w:abstractNum>
-  <w:abstractNum w:abstractNumId="13" w15:restartNumberingAfterBreak="0">
+  <w:abstractNum w:abstractNumId="14" w15:restartNumberingAfterBreak="0">
     <w:nsid w:val="1AEF6BFC"/>
     <w:multiLevelType w:val="multilevel"/>
     <w:tmpl w:val="071AD9FA"/>
@@ -15920,7 +21460,7 @@
       </w:rPr>
     </w:lvl>
   </w:abstractNum>
-  <w:abstractNum w:abstractNumId="14" w15:restartNumberingAfterBreak="0">
+  <w:abstractNum w:abstractNumId="15" w15:restartNumberingAfterBreak="0">
     <w:nsid w:val="1D4B7CC3"/>
     <w:multiLevelType w:val="multilevel"/>
     <w:tmpl w:val="1572F33C"/>
@@ -16033,7 +21573,7 @@
       </w:pPr>
     </w:lvl>
   </w:abstractNum>
-  <w:abstractNum w:abstractNumId="15" w15:restartNumberingAfterBreak="0">
+  <w:abstractNum w:abstractNumId="16" w15:restartNumberingAfterBreak="0">
     <w:nsid w:val="1E8D2CC0"/>
     <w:multiLevelType w:val="multilevel"/>
     <w:tmpl w:val="7E0E3C9E"/>
@@ -16182,7 +21722,7 @@
       </w:rPr>
     </w:lvl>
   </w:abstractNum>
-  <w:abstractNum w:abstractNumId="16" w15:restartNumberingAfterBreak="0">
+  <w:abstractNum w:abstractNumId="17" w15:restartNumberingAfterBreak="0">
     <w:nsid w:val="21DD66BF"/>
     <w:multiLevelType w:val="multilevel"/>
     <w:tmpl w:val="DC842F32"/>
@@ -16331,7 +21871,7 @@
       </w:rPr>
     </w:lvl>
   </w:abstractNum>
-  <w:abstractNum w:abstractNumId="17" w15:restartNumberingAfterBreak="0">
+  <w:abstractNum w:abstractNumId="18" w15:restartNumberingAfterBreak="0">
     <w:nsid w:val="265D7381"/>
     <w:multiLevelType w:val="multilevel"/>
     <w:tmpl w:val="B3928B60"/>
@@ -16480,7 +22020,7 @@
       </w:rPr>
     </w:lvl>
   </w:abstractNum>
-  <w:abstractNum w:abstractNumId="18" w15:restartNumberingAfterBreak="0">
+  <w:abstractNum w:abstractNumId="19" w15:restartNumberingAfterBreak="0">
     <w:nsid w:val="28E340BC"/>
     <w:multiLevelType w:val="multilevel"/>
     <w:tmpl w:val="67301378"/>
@@ -16629,7 +22169,7 @@
       </w:rPr>
     </w:lvl>
   </w:abstractNum>
-  <w:abstractNum w:abstractNumId="19" w15:restartNumberingAfterBreak="0">
+  <w:abstractNum w:abstractNumId="20" w15:restartNumberingAfterBreak="0">
     <w:nsid w:val="2C3D536E"/>
     <w:multiLevelType w:val="multilevel"/>
     <w:tmpl w:val="E62826B2"/>
@@ -16778,7 +22318,7 @@
       </w:rPr>
     </w:lvl>
   </w:abstractNum>
-  <w:abstractNum w:abstractNumId="20" w15:restartNumberingAfterBreak="0">
+  <w:abstractNum w:abstractNumId="21" w15:restartNumberingAfterBreak="0">
     <w:nsid w:val="2D6C51E5"/>
     <w:multiLevelType w:val="multilevel"/>
     <w:tmpl w:val="E72ADDA2"/>
@@ -16927,7 +22467,7 @@
       </w:rPr>
     </w:lvl>
   </w:abstractNum>
-  <w:abstractNum w:abstractNumId="21" w15:restartNumberingAfterBreak="0">
+  <w:abstractNum w:abstractNumId="22" w15:restartNumberingAfterBreak="0">
     <w:nsid w:val="2E954685"/>
     <w:multiLevelType w:val="multilevel"/>
     <w:tmpl w:val="08367D6C"/>
@@ -17076,7 +22616,7 @@
       </w:rPr>
     </w:lvl>
   </w:abstractNum>
-  <w:abstractNum w:abstractNumId="22" w15:restartNumberingAfterBreak="0">
+  <w:abstractNum w:abstractNumId="23" w15:restartNumberingAfterBreak="0">
     <w:nsid w:val="349736C1"/>
     <w:multiLevelType w:val="multilevel"/>
     <w:tmpl w:val="1572F33C"/>
@@ -17189,7 +22729,7 @@
       </w:pPr>
     </w:lvl>
   </w:abstractNum>
-  <w:abstractNum w:abstractNumId="23" w15:restartNumberingAfterBreak="0">
+  <w:abstractNum w:abstractNumId="24" w15:restartNumberingAfterBreak="0">
     <w:nsid w:val="37C0091C"/>
     <w:multiLevelType w:val="multilevel"/>
     <w:tmpl w:val="60D43602"/>
@@ -17338,7 +22878,7 @@
       </w:rPr>
     </w:lvl>
   </w:abstractNum>
-  <w:abstractNum w:abstractNumId="24" w15:restartNumberingAfterBreak="0">
+  <w:abstractNum w:abstractNumId="25" w15:restartNumberingAfterBreak="0">
     <w:nsid w:val="3BB9567C"/>
     <w:multiLevelType w:val="multilevel"/>
     <w:tmpl w:val="1572F33C"/>
@@ -17451,7 +22991,7 @@
       </w:pPr>
     </w:lvl>
   </w:abstractNum>
-  <w:abstractNum w:abstractNumId="25" w15:restartNumberingAfterBreak="0">
+  <w:abstractNum w:abstractNumId="26" w15:restartNumberingAfterBreak="0">
     <w:nsid w:val="406A51E8"/>
     <w:multiLevelType w:val="multilevel"/>
     <w:tmpl w:val="E384BF6A"/>
@@ -17600,7 +23140,7 @@
       </w:rPr>
     </w:lvl>
   </w:abstractNum>
-  <w:abstractNum w:abstractNumId="26" w15:restartNumberingAfterBreak="0">
+  <w:abstractNum w:abstractNumId="27" w15:restartNumberingAfterBreak="0">
     <w:nsid w:val="43CE75E9"/>
     <w:multiLevelType w:val="multilevel"/>
     <w:tmpl w:val="1572F33C"/>
@@ -17713,7 +23253,7 @@
       </w:pPr>
     </w:lvl>
   </w:abstractNum>
-  <w:abstractNum w:abstractNumId="27" w15:restartNumberingAfterBreak="0">
+  <w:abstractNum w:abstractNumId="28" w15:restartNumberingAfterBreak="0">
     <w:nsid w:val="4A7817E3"/>
     <w:multiLevelType w:val="multilevel"/>
     <w:tmpl w:val="1206B5A0"/>
@@ -17862,7 +23402,7 @@
       </w:rPr>
     </w:lvl>
   </w:abstractNum>
-  <w:abstractNum w:abstractNumId="28" w15:restartNumberingAfterBreak="0">
+  <w:abstractNum w:abstractNumId="29" w15:restartNumberingAfterBreak="0">
     <w:nsid w:val="4FE132FF"/>
     <w:multiLevelType w:val="multilevel"/>
     <w:tmpl w:val="62D4B8E8"/>
@@ -17979,7 +23519,7 @@
       </w:pPr>
     </w:lvl>
   </w:abstractNum>
-  <w:abstractNum w:abstractNumId="29" w15:restartNumberingAfterBreak="0">
+  <w:abstractNum w:abstractNumId="30" w15:restartNumberingAfterBreak="0">
     <w:nsid w:val="56A66F40"/>
     <w:multiLevelType w:val="multilevel"/>
     <w:tmpl w:val="F06E3BF6"/>
@@ -18128,7 +23668,7 @@
       </w:rPr>
     </w:lvl>
   </w:abstractNum>
-  <w:abstractNum w:abstractNumId="30" w15:restartNumberingAfterBreak="0">
+  <w:abstractNum w:abstractNumId="31" w15:restartNumberingAfterBreak="0">
     <w:nsid w:val="5DEE2F1A"/>
     <w:multiLevelType w:val="multilevel"/>
     <w:tmpl w:val="5EDC8422"/>
@@ -18277,7 +23817,7 @@
       </w:rPr>
     </w:lvl>
   </w:abstractNum>
-  <w:abstractNum w:abstractNumId="31" w15:restartNumberingAfterBreak="0">
+  <w:abstractNum w:abstractNumId="32" w15:restartNumberingAfterBreak="0">
     <w:nsid w:val="63475926"/>
     <w:multiLevelType w:val="multilevel"/>
     <w:tmpl w:val="7E2CFDB8"/>
@@ -18426,7 +23966,7 @@
       </w:rPr>
     </w:lvl>
   </w:abstractNum>
-  <w:abstractNum w:abstractNumId="32" w15:restartNumberingAfterBreak="0">
+  <w:abstractNum w:abstractNumId="33" w15:restartNumberingAfterBreak="0">
     <w:nsid w:val="645A1C57"/>
     <w:multiLevelType w:val="multilevel"/>
     <w:tmpl w:val="D9529F64"/>
@@ -18575,7 +24115,7 @@
       </w:rPr>
     </w:lvl>
   </w:abstractNum>
-  <w:abstractNum w:abstractNumId="33" w15:restartNumberingAfterBreak="0">
+  <w:abstractNum w:abstractNumId="34" w15:restartNumberingAfterBreak="0">
     <w:nsid w:val="660471CB"/>
     <w:multiLevelType w:val="multilevel"/>
     <w:tmpl w:val="A97A1692"/>
@@ -18724,7 +24264,7 @@
       </w:rPr>
     </w:lvl>
   </w:abstractNum>
-  <w:abstractNum w:abstractNumId="34" w15:restartNumberingAfterBreak="0">
+  <w:abstractNum w:abstractNumId="35" w15:restartNumberingAfterBreak="0">
     <w:nsid w:val="6B206A06"/>
     <w:multiLevelType w:val="multilevel"/>
     <w:tmpl w:val="6096BCA0"/>
@@ -18873,7 +24413,7 @@
       </w:rPr>
     </w:lvl>
   </w:abstractNum>
-  <w:abstractNum w:abstractNumId="35" w15:restartNumberingAfterBreak="0">
+  <w:abstractNum w:abstractNumId="36" w15:restartNumberingAfterBreak="0">
     <w:nsid w:val="6D6E66F0"/>
     <w:multiLevelType w:val="multilevel"/>
     <w:tmpl w:val="A816F852"/>
@@ -19022,7 +24562,7 @@
       </w:rPr>
     </w:lvl>
   </w:abstractNum>
-  <w:abstractNum w:abstractNumId="36" w15:restartNumberingAfterBreak="0">
+  <w:abstractNum w:abstractNumId="37" w15:restartNumberingAfterBreak="0">
     <w:nsid w:val="6F084915"/>
     <w:multiLevelType w:val="multilevel"/>
     <w:tmpl w:val="D70C991C"/>
@@ -19171,7 +24711,7 @@
       </w:rPr>
     </w:lvl>
   </w:abstractNum>
-  <w:abstractNum w:abstractNumId="37" w15:restartNumberingAfterBreak="0">
+  <w:abstractNum w:abstractNumId="38" w15:restartNumberingAfterBreak="0">
     <w:nsid w:val="6FD93590"/>
     <w:multiLevelType w:val="multilevel"/>
     <w:tmpl w:val="36360E3E"/>
@@ -19284,7 +24824,7 @@
       </w:pPr>
     </w:lvl>
   </w:abstractNum>
-  <w:abstractNum w:abstractNumId="38" w15:restartNumberingAfterBreak="0">
+  <w:abstractNum w:abstractNumId="39" w15:restartNumberingAfterBreak="0">
     <w:nsid w:val="71575DED"/>
     <w:multiLevelType w:val="hybridMultilevel"/>
     <w:tmpl w:val="1478AF2E"/>
@@ -19397,7 +24937,7 @@
       </w:rPr>
     </w:lvl>
   </w:abstractNum>
-  <w:abstractNum w:abstractNumId="39" w15:restartNumberingAfterBreak="0">
+  <w:abstractNum w:abstractNumId="40" w15:restartNumberingAfterBreak="0">
     <w:nsid w:val="78DB4C5F"/>
     <w:multiLevelType w:val="multilevel"/>
     <w:tmpl w:val="201C341A"/>
@@ -19546,7 +25086,7 @@
       </w:rPr>
     </w:lvl>
   </w:abstractNum>
-  <w:abstractNum w:abstractNumId="40" w15:restartNumberingAfterBreak="0">
+  <w:abstractNum w:abstractNumId="41" w15:restartNumberingAfterBreak="0">
     <w:nsid w:val="79685BD8"/>
     <w:multiLevelType w:val="multilevel"/>
     <w:tmpl w:val="59A0E684"/>
@@ -19695,7 +25235,7 @@
       </w:rPr>
     </w:lvl>
   </w:abstractNum>
-  <w:abstractNum w:abstractNumId="41" w15:restartNumberingAfterBreak="0">
+  <w:abstractNum w:abstractNumId="42" w15:restartNumberingAfterBreak="0">
     <w:nsid w:val="7CD54C8D"/>
     <w:multiLevelType w:val="multilevel"/>
     <w:tmpl w:val="1572F33C"/>
@@ -19808,7 +25348,7 @@
       </w:pPr>
     </w:lvl>
   </w:abstractNum>
-  <w:abstractNum w:abstractNumId="42" w15:restartNumberingAfterBreak="0">
+  <w:abstractNum w:abstractNumId="43" w15:restartNumberingAfterBreak="0">
     <w:nsid w:val="7EE97694"/>
     <w:multiLevelType w:val="multilevel"/>
     <w:tmpl w:val="1572F33C"/>
@@ -19922,133 +25462,136 @@
     </w:lvl>
   </w:abstractNum>
   <w:num w:numId="1">
+    <w:abstractNumId w:val="39"/>
+  </w:num>
+  <w:num w:numId="2">
     <w:abstractNumId w:val="38"/>
   </w:num>
-  <w:num w:numId="2">
-    <w:abstractNumId w:val="37"/>
-  </w:num>
   <w:num w:numId="3">
-    <w:abstractNumId w:val="28"/>
+    <w:abstractNumId w:val="29"/>
   </w:num>
   <w:num w:numId="4">
-    <w:abstractNumId w:val="21"/>
+    <w:abstractNumId w:val="22"/>
   </w:num>
   <w:num w:numId="5">
+    <w:abstractNumId w:val="35"/>
+  </w:num>
+  <w:num w:numId="6">
     <w:abstractNumId w:val="34"/>
   </w:num>
-  <w:num w:numId="6">
-    <w:abstractNumId w:val="33"/>
+  <w:num w:numId="7">
+    <w:abstractNumId w:val="19"/>
   </w:num>
-  <w:num w:numId="7">
+  <w:num w:numId="8">
     <w:abstractNumId w:val="18"/>
   </w:num>
-  <w:num w:numId="8">
+  <w:num w:numId="9">
     <w:abstractNumId w:val="17"/>
-  </w:num>
-  <w:num w:numId="9">
-    <w:abstractNumId w:val="16"/>
   </w:num>
   <w:num w:numId="10">
     <w:abstractNumId w:val="0"/>
   </w:num>
   <w:num w:numId="11">
-    <w:abstractNumId w:val="20"/>
+    <w:abstractNumId w:val="21"/>
   </w:num>
   <w:num w:numId="12">
-    <w:abstractNumId w:val="12"/>
+    <w:abstractNumId w:val="13"/>
   </w:num>
   <w:num w:numId="13">
-    <w:abstractNumId w:val="31"/>
+    <w:abstractNumId w:val="32"/>
   </w:num>
   <w:num w:numId="14">
-    <w:abstractNumId w:val="8"/>
+    <w:abstractNumId w:val="9"/>
   </w:num>
   <w:num w:numId="15">
-    <w:abstractNumId w:val="9"/>
+    <w:abstractNumId w:val="10"/>
   </w:num>
   <w:num w:numId="16">
-    <w:abstractNumId w:val="32"/>
+    <w:abstractNumId w:val="33"/>
   </w:num>
   <w:num w:numId="17">
-    <w:abstractNumId w:val="14"/>
+    <w:abstractNumId w:val="15"/>
   </w:num>
   <w:num w:numId="18">
     <w:abstractNumId w:val="3"/>
   </w:num>
   <w:num w:numId="19">
-    <w:abstractNumId w:val="42"/>
+    <w:abstractNumId w:val="43"/>
   </w:num>
   <w:num w:numId="20">
     <w:abstractNumId w:val="2"/>
   </w:num>
   <w:num w:numId="21">
-    <w:abstractNumId w:val="15"/>
+    <w:abstractNumId w:val="16"/>
   </w:num>
   <w:num w:numId="22">
-    <w:abstractNumId w:val="29"/>
+    <w:abstractNumId w:val="30"/>
   </w:num>
   <w:num w:numId="23">
+    <w:abstractNumId w:val="8"/>
+  </w:num>
+  <w:num w:numId="24">
+    <w:abstractNumId w:val="14"/>
+  </w:num>
+  <w:num w:numId="25">
+    <w:abstractNumId w:val="40"/>
+  </w:num>
+  <w:num w:numId="26">
     <w:abstractNumId w:val="7"/>
   </w:num>
-  <w:num w:numId="24">
-    <w:abstractNumId w:val="13"/>
-  </w:num>
-  <w:num w:numId="25">
-    <w:abstractNumId w:val="39"/>
-  </w:num>
-  <w:num w:numId="26">
-    <w:abstractNumId w:val="6"/>
-  </w:num>
   <w:num w:numId="27">
-    <w:abstractNumId w:val="10"/>
+    <w:abstractNumId w:val="11"/>
   </w:num>
   <w:num w:numId="28">
-    <w:abstractNumId w:val="35"/>
+    <w:abstractNumId w:val="36"/>
   </w:num>
   <w:num w:numId="29">
     <w:abstractNumId w:val="1"/>
   </w:num>
   <w:num w:numId="30">
-    <w:abstractNumId w:val="30"/>
+    <w:abstractNumId w:val="31"/>
   </w:num>
   <w:num w:numId="31">
-    <w:abstractNumId w:val="25"/>
+    <w:abstractNumId w:val="26"/>
   </w:num>
   <w:num w:numId="32">
-    <w:abstractNumId w:val="40"/>
+    <w:abstractNumId w:val="41"/>
   </w:num>
   <w:num w:numId="33">
     <w:abstractNumId w:val="4"/>
   </w:num>
   <w:num w:numId="34">
-    <w:abstractNumId w:val="5"/>
+    <w:abstractNumId w:val="6"/>
   </w:num>
   <w:num w:numId="35">
+    <w:abstractNumId w:val="24"/>
+  </w:num>
+  <w:num w:numId="36">
+    <w:abstractNumId w:val="20"/>
+  </w:num>
+  <w:num w:numId="37">
+    <w:abstractNumId w:val="37"/>
+  </w:num>
+  <w:num w:numId="38">
     <w:abstractNumId w:val="23"/>
   </w:num>
-  <w:num w:numId="36">
-    <w:abstractNumId w:val="19"/>
-  </w:num>
-  <w:num w:numId="37">
-    <w:abstractNumId w:val="36"/>
-  </w:num>
-  <w:num w:numId="38">
-    <w:abstractNumId w:val="22"/>
-  </w:num>
   <w:num w:numId="39">
-    <w:abstractNumId w:val="24"/>
+    <w:abstractNumId w:val="25"/>
   </w:num>
   <w:num w:numId="40">
-    <w:abstractNumId w:val="11"/>
+    <w:abstractNumId w:val="12"/>
   </w:num>
   <w:num w:numId="41">
+    <w:abstractNumId w:val="28"/>
+  </w:num>
+  <w:num w:numId="42">
     <w:abstractNumId w:val="27"/>
   </w:num>
-  <w:num w:numId="42">
-    <w:abstractNumId w:val="26"/>
+  <w:num w:numId="43">
+    <w:abstractNumId w:val="42"/>
   </w:num>
-  <w:num w:numId="43">
-    <w:abstractNumId w:val="41"/>
+  <w:num w:numId="44">
+    <w:abstractNumId w:val="5"/>
   </w:num>
   <w:numIdMacAtCleanup w:val="18"/>
 </w:numbering>
@@ -21212,7 +26755,7 @@
 </file>
 
 <file path=customXml/itemProps1.xml><?xml version="1.0" encoding="utf-8"?>
-<ds:datastoreItem xmlns:ds="http://schemas.openxmlformats.org/officeDocument/2006/customXml" ds:itemID="{B9893101-45A9-4053-A641-B7B603872400}">
+<ds:datastoreItem xmlns:ds="http://schemas.openxmlformats.org/officeDocument/2006/customXml" ds:itemID="{7556DE14-DE40-49E9-B4F3-5995024233F0}">
   <ds:schemaRefs>
     <ds:schemaRef ds:uri="http://schemas.openxmlformats.org/officeDocument/2006/bibliography"/>
   </ds:schemaRefs>

--- a/M1 Course/YPpSIS/Coursework/КП.docx
+++ b/M1 Course/YPpSIS/Coursework/КП.docx
@@ -167,8 +167,6 @@
           <w:szCs w:val="28"/>
         </w:rPr>
       </w:pPr>
-      <w:bookmarkStart w:id="1" w:name="_GoBack"/>
-      <w:bookmarkEnd w:id="1"/>
     </w:p>
     <w:p>
       <w:pPr>
@@ -610,7 +608,7 @@
         </w:rPr>
         <w:t>6</w:t>
       </w:r>
-      <w:bookmarkStart w:id="2" w:name="_Toc39412614"/>
+      <w:bookmarkStart w:id="1" w:name="_Toc39412614"/>
       <w:bookmarkEnd w:id="0"/>
     </w:p>
     <w:p>
@@ -622,8 +620,8 @@
           <w:szCs w:val="28"/>
         </w:rPr>
       </w:pPr>
-      <w:bookmarkStart w:id="3" w:name="_Hlk224141877"/>
-      <w:bookmarkEnd w:id="2"/>
+      <w:bookmarkStart w:id="2" w:name="_Hlk224141877"/>
+      <w:bookmarkEnd w:id="1"/>
       <w:r>
         <w:rPr>
           <w:rFonts w:cs="Times New Roman"/>
@@ -841,19 +839,8 @@
           <w:kern w:val="1"/>
           <w:szCs w:val="28"/>
         </w:rPr>
-        <w:t xml:space="preserve">_______________ </w:t>
-      </w:r>
-      <w:proofErr w:type="spellStart"/>
-      <w:r>
-        <w:rPr>
-          <w:rFonts w:eastAsia="Calibri" w:cs="Times New Roman"/>
-          <w:color w:val="00000A"/>
-          <w:kern w:val="1"/>
-          <w:szCs w:val="28"/>
-        </w:rPr>
-        <w:t>В.В.Романенко</w:t>
-      </w:r>
-      <w:proofErr w:type="spellEnd"/>
+        <w:t>_______________ В.В.Романенко</w:t>
+      </w:r>
     </w:p>
     <w:p>
       <w:pPr>
@@ -1739,7 +1726,7 @@
         <w:t>подпись</w:t>
       </w:r>
     </w:p>
-    <w:bookmarkEnd w:id="3"/>
+    <w:bookmarkEnd w:id="2"/>
     <w:p>
       <w:pPr>
         <w:rPr>
@@ -4449,7 +4436,7 @@
           <w:szCs w:val="52"/>
         </w:rPr>
       </w:pPr>
-      <w:bookmarkStart w:id="4" w:name="_Toc228982321"/>
+      <w:bookmarkStart w:id="3" w:name="_Toc228982321"/>
       <w:r>
         <w:rPr>
           <w:szCs w:val="52"/>
@@ -4457,7 +4444,7 @@
         <w:lastRenderedPageBreak/>
         <w:t>Введение</w:t>
       </w:r>
-      <w:bookmarkEnd w:id="4"/>
+      <w:bookmarkEnd w:id="3"/>
     </w:p>
     <w:p/>
     <w:p>
@@ -4753,71 +4740,7 @@
           <w:rFonts w:cs="Times New Roman"/>
           <w:szCs w:val="28"/>
         </w:rPr>
-        <w:t xml:space="preserve"> работе используются методы машинного обучения (нейронные сети), обработки естественного языка (</w:t>
-      </w:r>
-      <w:proofErr w:type="spellStart"/>
-      <w:r>
-        <w:rPr>
-          <w:rFonts w:cs="Times New Roman"/>
-          <w:szCs w:val="28"/>
-        </w:rPr>
-        <w:t>токенизация</w:t>
-      </w:r>
-      <w:proofErr w:type="spellEnd"/>
-      <w:r>
-        <w:rPr>
-          <w:rFonts w:cs="Times New Roman"/>
-          <w:szCs w:val="28"/>
-        </w:rPr>
-        <w:t>, векторизация текста), системного анализа, а также методологии управления проектами (</w:t>
-      </w:r>
-      <w:proofErr w:type="spellStart"/>
-      <w:r>
-        <w:rPr>
-          <w:rFonts w:cs="Times New Roman"/>
-          <w:szCs w:val="28"/>
-        </w:rPr>
-        <w:t>Agile</w:t>
-      </w:r>
-      <w:proofErr w:type="spellEnd"/>
-      <w:r>
-        <w:rPr>
-          <w:rFonts w:cs="Times New Roman"/>
-          <w:szCs w:val="28"/>
-        </w:rPr>
-        <w:t xml:space="preserve">, </w:t>
-      </w:r>
-      <w:proofErr w:type="spellStart"/>
-      <w:r>
-        <w:rPr>
-          <w:rFonts w:cs="Times New Roman"/>
-          <w:szCs w:val="28"/>
-        </w:rPr>
-        <w:t>Scrum</w:t>
-      </w:r>
-      <w:proofErr w:type="spellEnd"/>
-      <w:r>
-        <w:rPr>
-          <w:rFonts w:cs="Times New Roman"/>
-          <w:szCs w:val="28"/>
-        </w:rPr>
-        <w:t xml:space="preserve">, </w:t>
-      </w:r>
-      <w:proofErr w:type="spellStart"/>
-      <w:r>
-        <w:rPr>
-          <w:rFonts w:cs="Times New Roman"/>
-          <w:szCs w:val="28"/>
-        </w:rPr>
-        <w:t>Waterfall</w:t>
-      </w:r>
-      <w:proofErr w:type="spellEnd"/>
-      <w:r>
-        <w:rPr>
-          <w:rFonts w:cs="Times New Roman"/>
-          <w:szCs w:val="28"/>
-        </w:rPr>
-        <w:t>).</w:t>
+        <w:t xml:space="preserve"> работе используются методы машинного обучения (нейронные сети), обработки естественного языка (токенизация, векторизация текста), системного анализа, а также методологии управления проектами (Agile, Scrum, Waterfall).</w:t>
       </w:r>
     </w:p>
     <w:p>
@@ -4880,7 +4803,7 @@
           <w:szCs w:val="52"/>
         </w:rPr>
       </w:pPr>
-      <w:bookmarkStart w:id="5" w:name="_Toc228982322"/>
+      <w:bookmarkStart w:id="4" w:name="_Toc228982322"/>
       <w:r>
         <w:rPr>
           <w:szCs w:val="52"/>
@@ -4888,7 +4811,7 @@
         <w:lastRenderedPageBreak/>
         <w:t>1. Анализ выбранной предметной области</w:t>
       </w:r>
-      <w:bookmarkEnd w:id="5"/>
+      <w:bookmarkEnd w:id="4"/>
     </w:p>
     <w:p/>
     <w:p>
@@ -4900,7 +4823,7 @@
           <w:szCs w:val="28"/>
         </w:rPr>
       </w:pPr>
-      <w:bookmarkStart w:id="6" w:name="_Toc228982323"/>
+      <w:bookmarkStart w:id="5" w:name="_Toc228982323"/>
       <w:r>
         <w:rPr>
           <w:rFonts w:cs="Times New Roman"/>
@@ -4908,7 +4831,7 @@
         </w:rPr>
         <w:t>1.1. Проблематика управления IT-проектами</w:t>
       </w:r>
-      <w:bookmarkEnd w:id="6"/>
+      <w:bookmarkEnd w:id="5"/>
     </w:p>
     <w:p>
       <w:r>
@@ -4926,61 +4849,13 @@
         <w:tab/>
       </w:r>
       <w:r>
-        <w:t>Управление IT-проектами (</w:t>
-      </w:r>
-      <w:proofErr w:type="spellStart"/>
-      <w:r>
-        <w:t>Project</w:t>
-      </w:r>
-      <w:proofErr w:type="spellEnd"/>
-      <w:r>
-        <w:t xml:space="preserve"> </w:t>
-      </w:r>
-      <w:proofErr w:type="spellStart"/>
-      <w:r>
-        <w:t>Management</w:t>
-      </w:r>
-      <w:proofErr w:type="spellEnd"/>
-      <w:r>
-        <w:t xml:space="preserve">) представляет собой сложную междисциплинарную область, объединяющую методы, инструменты и техники для достижения целей проекта при заданных ограничениях по времени, бюджету и </w:t>
-      </w:r>
-      <w:proofErr w:type="gramStart"/>
-      <w:r>
-        <w:t>качеству</w:t>
-      </w:r>
-      <w:r>
-        <w:t>[</w:t>
-      </w:r>
-      <w:proofErr w:type="gramEnd"/>
-      <w:r>
-        <w:t>1]</w:t>
-      </w:r>
-      <w:r>
-        <w:t xml:space="preserve">. Согласно данным </w:t>
-      </w:r>
-      <w:proofErr w:type="spellStart"/>
-      <w:r>
-        <w:t>Project</w:t>
-      </w:r>
-      <w:proofErr w:type="spellEnd"/>
-      <w:r>
-        <w:t xml:space="preserve"> </w:t>
-      </w:r>
-      <w:proofErr w:type="spellStart"/>
-      <w:r>
-        <w:t>Management</w:t>
-      </w:r>
-      <w:proofErr w:type="spellEnd"/>
-      <w:r>
-        <w:t xml:space="preserve"> </w:t>
-      </w:r>
-      <w:proofErr w:type="spellStart"/>
-      <w:r>
-        <w:t>Institute</w:t>
-      </w:r>
-      <w:proofErr w:type="spellEnd"/>
-      <w:r>
-        <w:t xml:space="preserve"> (PMI), около 70% IT-проектов не укладываются в запланированные сроки, а 40% превышают бюджет.</w:t>
+        <w:t>Управление IT-проектами (Project Management) представляет собой сложную междисциплинарную область, объединяющую методы, инструменты и техники для достижения целей проекта при заданных ограничениях по времени, бюджету и качеству</w:t>
+      </w:r>
+      <w:r>
+        <w:t>[1]</w:t>
+      </w:r>
+      <w:r>
+        <w:t>. Согласно данным Project Management Institute (PMI), около 70% IT-проектов не укладываются в запланированные сроки, а 40% превышают бюджет.</w:t>
       </w:r>
     </w:p>
     <w:p>
@@ -5530,7 +5405,7 @@
           <w:szCs w:val="28"/>
         </w:rPr>
       </w:pPr>
-      <w:bookmarkStart w:id="7" w:name="_Toc228982324"/>
+      <w:bookmarkStart w:id="6" w:name="_Toc228982324"/>
       <w:r>
         <w:rPr>
           <w:rFonts w:cs="Times New Roman"/>
@@ -5552,92 +5427,28 @@
         </w:rPr>
         <w:t>управление проектом</w:t>
       </w:r>
-      <w:bookmarkEnd w:id="7"/>
-    </w:p>
-    <w:p>
-      <w:pPr>
-        <w:rPr>
-          <w:rFonts w:cs="Times New Roman"/>
-          <w:szCs w:val="28"/>
-        </w:rPr>
-      </w:pPr>
-      <w:r>
-        <w:rPr>
-          <w:rFonts w:cs="Times New Roman"/>
-          <w:szCs w:val="28"/>
-        </w:rPr>
-        <w:t>Декомпозиция задач (</w:t>
-      </w:r>
-      <w:proofErr w:type="spellStart"/>
-      <w:r>
-        <w:rPr>
-          <w:rFonts w:cs="Times New Roman"/>
-          <w:szCs w:val="28"/>
-        </w:rPr>
-        <w:t>Work</w:t>
-      </w:r>
-      <w:proofErr w:type="spellEnd"/>
-      <w:r>
-        <w:rPr>
-          <w:rFonts w:cs="Times New Roman"/>
-          <w:szCs w:val="28"/>
-        </w:rPr>
-        <w:t xml:space="preserve"> </w:t>
-      </w:r>
-      <w:proofErr w:type="spellStart"/>
-      <w:r>
-        <w:rPr>
-          <w:rFonts w:cs="Times New Roman"/>
-          <w:szCs w:val="28"/>
-        </w:rPr>
-        <w:t>Breakdown</w:t>
-      </w:r>
-      <w:proofErr w:type="spellEnd"/>
-      <w:r>
-        <w:rPr>
-          <w:rFonts w:cs="Times New Roman"/>
-          <w:szCs w:val="28"/>
-        </w:rPr>
-        <w:t xml:space="preserve"> </w:t>
-      </w:r>
-      <w:proofErr w:type="spellStart"/>
-      <w:r>
-        <w:rPr>
-          <w:rFonts w:cs="Times New Roman"/>
-          <w:szCs w:val="28"/>
-        </w:rPr>
-        <w:t>Structure</w:t>
-      </w:r>
-      <w:proofErr w:type="spellEnd"/>
-      <w:r>
-        <w:rPr>
-          <w:rFonts w:cs="Times New Roman"/>
-          <w:szCs w:val="28"/>
-        </w:rPr>
-        <w:t xml:space="preserve">, WBS) является фундаментальным инструментом управления проектами. WBS представляет собой иерархическое разбиение проекта на более мелкие, управляемые </w:t>
-      </w:r>
-      <w:proofErr w:type="gramStart"/>
-      <w:r>
-        <w:rPr>
-          <w:rFonts w:cs="Times New Roman"/>
-          <w:szCs w:val="28"/>
-        </w:rPr>
-        <w:t>компоненты</w:t>
-      </w:r>
-      <w:r>
-        <w:rPr>
-          <w:rFonts w:cs="Times New Roman"/>
-          <w:szCs w:val="28"/>
-        </w:rPr>
-        <w:t>[</w:t>
-      </w:r>
-      <w:proofErr w:type="gramEnd"/>
-      <w:r>
-        <w:rPr>
-          <w:rFonts w:cs="Times New Roman"/>
-          <w:szCs w:val="28"/>
-        </w:rPr>
-        <w:t>2]</w:t>
+      <w:bookmarkEnd w:id="6"/>
+    </w:p>
+    <w:p>
+      <w:pPr>
+        <w:rPr>
+          <w:rFonts w:cs="Times New Roman"/>
+          <w:szCs w:val="28"/>
+        </w:rPr>
+      </w:pPr>
+      <w:r>
+        <w:rPr>
+          <w:rFonts w:cs="Times New Roman"/>
+          <w:szCs w:val="28"/>
+        </w:rPr>
+        <w:t>Декомпозиция задач (Work Breakdown Structure, WBS) является фундаментальным инструментом управления проектами. WBS представляет собой иерархическое разбиение проекта на более мелкие, управляемые компоненты</w:t>
+      </w:r>
+      <w:r>
+        <w:rPr>
+          <w:rFonts w:cs="Times New Roman"/>
+          <w:szCs w:val="28"/>
+        </w:rPr>
+        <w:t>[2]</w:t>
       </w:r>
       <w:r>
         <w:rPr>
@@ -5832,11 +5643,11 @@
       <w:pPr>
         <w:pStyle w:val="2"/>
       </w:pPr>
-      <w:bookmarkStart w:id="8" w:name="_Toc228982325"/>
+      <w:bookmarkStart w:id="7" w:name="_Toc228982325"/>
       <w:r>
         <w:t>1.3. Применение методов искусственного интеллекта</w:t>
       </w:r>
-      <w:bookmarkEnd w:id="8"/>
+      <w:bookmarkEnd w:id="7"/>
     </w:p>
     <w:p>
       <w:pPr>
@@ -6649,11 +6460,11 @@
       <w:pPr>
         <w:pStyle w:val="2"/>
       </w:pPr>
-      <w:bookmarkStart w:id="9" w:name="_Toc228982326"/>
+      <w:bookmarkStart w:id="8" w:name="_Toc228982326"/>
       <w:r>
         <w:t>1.4. Требования к современным системам планирования</w:t>
       </w:r>
-      <w:bookmarkEnd w:id="9"/>
+      <w:bookmarkEnd w:id="8"/>
     </w:p>
     <w:p>
       <w:pPr>
@@ -6717,15 +6528,7 @@
           <w:rFonts w:cs="Times New Roman"/>
           <w:szCs w:val="28"/>
         </w:rPr>
-        <w:t xml:space="preserve"> определение типа </w:t>
-      </w:r>
-      <w:proofErr w:type="gramStart"/>
-      <w:r>
-        <w:rPr>
-          <w:rFonts w:cs="Times New Roman"/>
-          <w:szCs w:val="28"/>
-        </w:rPr>
-        <w:t>задачи</w:t>
+        <w:t xml:space="preserve"> определение типа задачи</w:t>
       </w:r>
       <w:r>
         <w:rPr>
@@ -6739,15 +6542,7 @@
           <w:rFonts w:cs="Times New Roman"/>
           <w:szCs w:val="28"/>
         </w:rPr>
-        <w:t>енерация</w:t>
-      </w:r>
-      <w:proofErr w:type="gramEnd"/>
-      <w:r>
-        <w:rPr>
-          <w:rFonts w:cs="Times New Roman"/>
-          <w:szCs w:val="28"/>
-        </w:rPr>
-        <w:t xml:space="preserve"> структурированных подзадач</w:t>
+        <w:t>енерация структурированных подзадач</w:t>
       </w:r>
       <w:r>
         <w:rPr>
@@ -6825,15 +6620,7 @@
           <w:rFonts w:cs="Times New Roman"/>
           <w:szCs w:val="28"/>
         </w:rPr>
-        <w:t>Пользовательские требования</w:t>
-      </w:r>
-      <w:proofErr w:type="gramStart"/>
-      <w:r>
-        <w:rPr>
-          <w:rFonts w:cs="Times New Roman"/>
-          <w:szCs w:val="28"/>
-        </w:rPr>
-        <w:t>:</w:t>
+        <w:t>Пользовательские требования:</w:t>
       </w:r>
       <w:r>
         <w:rPr>
@@ -6847,15 +6634,7 @@
           <w:rFonts w:cs="Times New Roman"/>
           <w:szCs w:val="28"/>
         </w:rPr>
-        <w:t>Интуитивно</w:t>
-      </w:r>
-      <w:proofErr w:type="gramEnd"/>
-      <w:r>
-        <w:rPr>
-          <w:rFonts w:cs="Times New Roman"/>
-          <w:szCs w:val="28"/>
-        </w:rPr>
-        <w:t xml:space="preserve"> понятный </w:t>
+        <w:t xml:space="preserve">Интуитивно понятный </w:t>
       </w:r>
       <w:r>
         <w:rPr>
@@ -6968,15 +6747,7 @@
           <w:rFonts w:cs="Times New Roman"/>
           <w:szCs w:val="28"/>
         </w:rPr>
-        <w:t xml:space="preserve">ремя отклика не более 5 </w:t>
-      </w:r>
-      <w:proofErr w:type="gramStart"/>
-      <w:r>
-        <w:rPr>
-          <w:rFonts w:cs="Times New Roman"/>
-          <w:szCs w:val="28"/>
-        </w:rPr>
-        <w:t>секунд</w:t>
+        <w:t>ремя отклика не более 5 секунд</w:t>
       </w:r>
       <w:r>
         <w:rPr>
@@ -6990,63 +6761,7 @@
           <w:rFonts w:cs="Times New Roman"/>
           <w:szCs w:val="28"/>
         </w:rPr>
-        <w:t>россплатформенность</w:t>
-      </w:r>
-      <w:proofErr w:type="gramEnd"/>
-      <w:r>
-        <w:rPr>
-          <w:rFonts w:cs="Times New Roman"/>
-          <w:szCs w:val="28"/>
-        </w:rPr>
-        <w:t xml:space="preserve"> (</w:t>
-      </w:r>
-      <w:proofErr w:type="spellStart"/>
-      <w:r>
-        <w:rPr>
-          <w:rFonts w:cs="Times New Roman"/>
-          <w:szCs w:val="28"/>
-        </w:rPr>
-        <w:t>Windows</w:t>
-      </w:r>
-      <w:proofErr w:type="spellEnd"/>
-      <w:r>
-        <w:rPr>
-          <w:rFonts w:cs="Times New Roman"/>
-          <w:szCs w:val="28"/>
-        </w:rPr>
-        <w:t xml:space="preserve">, </w:t>
-      </w:r>
-      <w:proofErr w:type="spellStart"/>
-      <w:r>
-        <w:rPr>
-          <w:rFonts w:cs="Times New Roman"/>
-          <w:szCs w:val="28"/>
-        </w:rPr>
-        <w:t>Linux</w:t>
-      </w:r>
-      <w:proofErr w:type="spellEnd"/>
-      <w:r>
-        <w:rPr>
-          <w:rFonts w:cs="Times New Roman"/>
-          <w:szCs w:val="28"/>
-        </w:rPr>
-        <w:t xml:space="preserve">, </w:t>
-      </w:r>
-      <w:proofErr w:type="spellStart"/>
-      <w:r>
-        <w:rPr>
-          <w:rFonts w:cs="Times New Roman"/>
-          <w:szCs w:val="28"/>
-        </w:rPr>
-        <w:t>macOS</w:t>
-      </w:r>
-      <w:proofErr w:type="spellEnd"/>
-      <w:r>
-        <w:rPr>
-          <w:rFonts w:cs="Times New Roman"/>
-          <w:szCs w:val="28"/>
-        </w:rPr>
-        <w:t>)</w:t>
+        <w:t>россплатформенность (Windows, Linux, macOS)</w:t>
       </w:r>
       <w:r>
         <w:rPr>
@@ -7128,12 +6843,12 @@
         <w:pStyle w:val="1"/>
         <w:spacing w:before="0" w:beforeAutospacing="0" w:after="0"/>
       </w:pPr>
-      <w:bookmarkStart w:id="10" w:name="_Toc228982327"/>
+      <w:bookmarkStart w:id="9" w:name="_Toc228982327"/>
       <w:r>
         <w:lastRenderedPageBreak/>
         <w:t>2. Постановка задачи</w:t>
       </w:r>
-      <w:bookmarkEnd w:id="10"/>
+      <w:bookmarkEnd w:id="9"/>
     </w:p>
     <w:p/>
     <w:p>
@@ -7141,11 +6856,11 @@
         <w:pStyle w:val="2"/>
         <w:spacing w:before="0" w:after="0"/>
       </w:pPr>
-      <w:bookmarkStart w:id="11" w:name="_Toc228982328"/>
+      <w:bookmarkStart w:id="10" w:name="_Toc228982328"/>
       <w:r>
         <w:t>2.1. Цель и задачи исследования</w:t>
       </w:r>
-      <w:bookmarkEnd w:id="11"/>
+      <w:bookmarkEnd w:id="10"/>
     </w:p>
     <w:p/>
     <w:p>
@@ -7254,23 +6969,7 @@
           <w:rFonts w:cs="Times New Roman"/>
           <w:szCs w:val="28"/>
         </w:rPr>
-        <w:t xml:space="preserve">Проанализировать </w:t>
-      </w:r>
-      <w:proofErr w:type="spellStart"/>
-      <w:r>
-        <w:rPr>
-          <w:rFonts w:cs="Times New Roman"/>
-          <w:szCs w:val="28"/>
-        </w:rPr>
-        <w:t>нейросетевые</w:t>
-      </w:r>
-      <w:proofErr w:type="spellEnd"/>
-      <w:r>
-        <w:rPr>
-          <w:rFonts w:cs="Times New Roman"/>
-          <w:szCs w:val="28"/>
-        </w:rPr>
-        <w:t xml:space="preserve"> архитектуры для обработки естественного языка</w:t>
+        <w:t>Проанализировать нейросетевые архитектуры для обработки естественного языка</w:t>
       </w:r>
     </w:p>
     <w:p>
@@ -7370,23 +7069,7 @@
           <w:rFonts w:cs="Times New Roman"/>
           <w:szCs w:val="28"/>
         </w:rPr>
-        <w:t xml:space="preserve">Реализовать </w:t>
-      </w:r>
-      <w:proofErr w:type="spellStart"/>
-      <w:r>
-        <w:rPr>
-          <w:rFonts w:cs="Times New Roman"/>
-          <w:szCs w:val="28"/>
-        </w:rPr>
-        <w:t>нейросетевую</w:t>
-      </w:r>
-      <w:proofErr w:type="spellEnd"/>
-      <w:r>
-        <w:rPr>
-          <w:rFonts w:cs="Times New Roman"/>
-          <w:szCs w:val="28"/>
-        </w:rPr>
-        <w:t xml:space="preserve"> модель классификации задач</w:t>
+        <w:t>Реализовать нейросетевую модель классификации задач</w:t>
       </w:r>
     </w:p>
     <w:p>
@@ -7521,12 +7204,12 @@
       <w:pPr>
         <w:pStyle w:val="2"/>
       </w:pPr>
-      <w:bookmarkStart w:id="12" w:name="_Toc228982329"/>
+      <w:bookmarkStart w:id="11" w:name="_Toc228982329"/>
       <w:r>
         <w:lastRenderedPageBreak/>
         <w:t>2.2. Функциональные требования к системе</w:t>
       </w:r>
-      <w:bookmarkEnd w:id="12"/>
+      <w:bookmarkEnd w:id="11"/>
     </w:p>
     <w:p>
       <w:pPr>
@@ -7714,23 +7397,7 @@
           <w:rFonts w:cs="Times New Roman"/>
           <w:szCs w:val="28"/>
         </w:rPr>
-        <w:t xml:space="preserve">Категории: Веб-разработка, Мобильная разработка, Базы данных, </w:t>
-      </w:r>
-      <w:proofErr w:type="spellStart"/>
-      <w:r>
-        <w:rPr>
-          <w:rFonts w:cs="Times New Roman"/>
-          <w:szCs w:val="28"/>
-        </w:rPr>
-        <w:t>DevOps</w:t>
-      </w:r>
-      <w:proofErr w:type="spellEnd"/>
-      <w:r>
-        <w:rPr>
-          <w:rFonts w:cs="Times New Roman"/>
-          <w:szCs w:val="28"/>
-        </w:rPr>
-        <w:t>, AI/ML разработка, Аналитика, Безопасность, Тестирование</w:t>
+        <w:t>Категории: Веб-разработка, Мобильная разработка, Базы данных, DevOps, AI/ML разработка, Аналитика, Безопасность, Тестирование</w:t>
       </w:r>
     </w:p>
     <w:p>
@@ -7901,177 +7568,8 @@
           <w:rFonts w:cs="Times New Roman"/>
           <w:szCs w:val="28"/>
         </w:rPr>
-        <w:t xml:space="preserve">Роли: Аналитик, Разработчик </w:t>
-      </w:r>
-      <w:proofErr w:type="spellStart"/>
-      <w:r>
-        <w:rPr>
-          <w:rFonts w:cs="Times New Roman"/>
-          <w:szCs w:val="28"/>
-        </w:rPr>
-        <w:t>Backend</w:t>
-      </w:r>
-      <w:proofErr w:type="spellEnd"/>
-      <w:r>
-        <w:rPr>
-          <w:rFonts w:cs="Times New Roman"/>
-          <w:szCs w:val="28"/>
-        </w:rPr>
-        <w:t xml:space="preserve">, Разработчик </w:t>
-      </w:r>
-      <w:proofErr w:type="spellStart"/>
-      <w:r>
-        <w:rPr>
-          <w:rFonts w:cs="Times New Roman"/>
-          <w:szCs w:val="28"/>
-        </w:rPr>
-        <w:t>Frontend</w:t>
-      </w:r>
-      <w:proofErr w:type="spellEnd"/>
-      <w:r>
-        <w:rPr>
-          <w:rFonts w:cs="Times New Roman"/>
-          <w:szCs w:val="28"/>
-        </w:rPr>
-        <w:t xml:space="preserve">, Разработчик </w:t>
-      </w:r>
-      <w:proofErr w:type="spellStart"/>
-      <w:r>
-        <w:rPr>
-          <w:rFonts w:cs="Times New Roman"/>
-          <w:szCs w:val="28"/>
-        </w:rPr>
-        <w:t>Mobile</w:t>
-      </w:r>
-      <w:proofErr w:type="spellEnd"/>
-      <w:r>
-        <w:rPr>
-          <w:rFonts w:cs="Times New Roman"/>
-          <w:szCs w:val="28"/>
-        </w:rPr>
-        <w:t xml:space="preserve">, Тестировщик QA, </w:t>
-      </w:r>
-      <w:proofErr w:type="spellStart"/>
-      <w:r>
-        <w:rPr>
-          <w:rFonts w:cs="Times New Roman"/>
-          <w:szCs w:val="28"/>
-        </w:rPr>
-        <w:t>DevOps</w:t>
-      </w:r>
-      <w:proofErr w:type="spellEnd"/>
-      <w:r>
-        <w:rPr>
-          <w:rFonts w:cs="Times New Roman"/>
-          <w:szCs w:val="28"/>
-        </w:rPr>
-        <w:t xml:space="preserve"> Инженер, </w:t>
-      </w:r>
-      <w:proofErr w:type="spellStart"/>
-      <w:r>
-        <w:rPr>
-          <w:rFonts w:cs="Times New Roman"/>
-          <w:szCs w:val="28"/>
-        </w:rPr>
-        <w:t>Project</w:t>
-      </w:r>
-      <w:proofErr w:type="spellEnd"/>
-      <w:r>
-        <w:rPr>
-          <w:rFonts w:cs="Times New Roman"/>
-          <w:szCs w:val="28"/>
-        </w:rPr>
-        <w:t xml:space="preserve"> </w:t>
-      </w:r>
-      <w:proofErr w:type="spellStart"/>
-      <w:r>
-        <w:rPr>
-          <w:rFonts w:cs="Times New Roman"/>
-          <w:szCs w:val="28"/>
-        </w:rPr>
-        <w:t>Manager</w:t>
-      </w:r>
-      <w:proofErr w:type="spellEnd"/>
-      <w:r>
-        <w:rPr>
-          <w:rFonts w:cs="Times New Roman"/>
-          <w:szCs w:val="28"/>
-        </w:rPr>
-        <w:t xml:space="preserve">, UX/UI Дизайнер, Data </w:t>
-      </w:r>
-      <w:proofErr w:type="spellStart"/>
-      <w:r>
-        <w:rPr>
-          <w:rFonts w:cs="Times New Roman"/>
-          <w:szCs w:val="28"/>
-        </w:rPr>
-        <w:t>Engineer</w:t>
-      </w:r>
-      <w:proofErr w:type="spellEnd"/>
-      <w:r>
-        <w:rPr>
-          <w:rFonts w:cs="Times New Roman"/>
-          <w:szCs w:val="28"/>
-        </w:rPr>
-        <w:t xml:space="preserve">, ML Инженер, </w:t>
-      </w:r>
-      <w:proofErr w:type="spellStart"/>
-      <w:r>
-        <w:rPr>
-          <w:rFonts w:cs="Times New Roman"/>
-          <w:szCs w:val="28"/>
-        </w:rPr>
-        <w:t>Security</w:t>
-      </w:r>
-      <w:proofErr w:type="spellEnd"/>
-      <w:r>
-        <w:rPr>
-          <w:rFonts w:cs="Times New Roman"/>
-          <w:szCs w:val="28"/>
-        </w:rPr>
-        <w:t xml:space="preserve"> </w:t>
-      </w:r>
-      <w:proofErr w:type="spellStart"/>
-      <w:r>
-        <w:rPr>
-          <w:rFonts w:cs="Times New Roman"/>
-          <w:szCs w:val="28"/>
-        </w:rPr>
-        <w:t>Specialist</w:t>
-      </w:r>
-      <w:proofErr w:type="spellEnd"/>
-      <w:r>
-        <w:rPr>
-          <w:rFonts w:cs="Times New Roman"/>
-          <w:szCs w:val="28"/>
-        </w:rPr>
-        <w:t xml:space="preserve">, </w:t>
-      </w:r>
-      <w:proofErr w:type="spellStart"/>
-      <w:r>
-        <w:rPr>
-          <w:rFonts w:cs="Times New Roman"/>
-          <w:szCs w:val="28"/>
-        </w:rPr>
-        <w:t>Technical</w:t>
-      </w:r>
-      <w:proofErr w:type="spellEnd"/>
-      <w:r>
-        <w:rPr>
-          <w:rFonts w:cs="Times New Roman"/>
-          <w:szCs w:val="28"/>
-        </w:rPr>
-        <w:t xml:space="preserve"> </w:t>
-      </w:r>
-      <w:proofErr w:type="spellStart"/>
-      <w:r>
-        <w:rPr>
-          <w:rFonts w:cs="Times New Roman"/>
-          <w:szCs w:val="28"/>
-        </w:rPr>
-        <w:t>Writer</w:t>
-      </w:r>
-      <w:proofErr w:type="spellEnd"/>
+        <w:t>Роли: Аналитик, Разработчик Backend, Разработчик Frontend, Разработчик Mobile, Тестировщик QA, DevOps Инженер, Project Manager, UX/UI Дизайнер, Data Engineer, ML Инженер, Security Specialist, Technical Writer</w:t>
+      </w:r>
     </w:p>
     <w:p>
       <w:pPr>
@@ -8197,23 +7695,7 @@
           <w:szCs w:val="28"/>
         </w:rPr>
         <w:lastRenderedPageBreak/>
-        <w:t xml:space="preserve">Система должна поддерживать экспорт в форматах: TXT, </w:t>
-      </w:r>
-      <w:proofErr w:type="spellStart"/>
-      <w:r>
-        <w:rPr>
-          <w:rFonts w:cs="Times New Roman"/>
-          <w:szCs w:val="28"/>
-        </w:rPr>
-        <w:t>Markdown</w:t>
-      </w:r>
-      <w:proofErr w:type="spellEnd"/>
-      <w:r>
-        <w:rPr>
-          <w:rFonts w:cs="Times New Roman"/>
-          <w:szCs w:val="28"/>
-        </w:rPr>
-        <w:t>, JSON</w:t>
+        <w:t>Система должна поддерживать экспорт в форматах: TXT, Markdown, JSON</w:t>
       </w:r>
     </w:p>
     <w:p>
@@ -8379,11 +7861,11 @@
         <w:pStyle w:val="2"/>
         <w:spacing w:before="0" w:after="0"/>
       </w:pPr>
-      <w:bookmarkStart w:id="13" w:name="_Toc228982330"/>
+      <w:bookmarkStart w:id="12" w:name="_Toc228982330"/>
       <w:r>
         <w:t>2.3. Нефункциональные требования</w:t>
       </w:r>
-      <w:bookmarkEnd w:id="13"/>
+      <w:bookmarkEnd w:id="12"/>
     </w:p>
     <w:p/>
     <w:p>
@@ -8707,55 +8189,7 @@
           <w:rFonts w:cs="Times New Roman"/>
           <w:szCs w:val="28"/>
         </w:rPr>
-        <w:t xml:space="preserve">Поддержка ОС: </w:t>
-      </w:r>
-      <w:proofErr w:type="spellStart"/>
-      <w:r>
-        <w:rPr>
-          <w:rFonts w:cs="Times New Roman"/>
-          <w:szCs w:val="28"/>
-        </w:rPr>
-        <w:t>Windows</w:t>
-      </w:r>
-      <w:proofErr w:type="spellEnd"/>
-      <w:r>
-        <w:rPr>
-          <w:rFonts w:cs="Times New Roman"/>
-          <w:szCs w:val="28"/>
-        </w:rPr>
-        <w:t xml:space="preserve"> 10+, </w:t>
-      </w:r>
-      <w:proofErr w:type="spellStart"/>
-      <w:r>
-        <w:rPr>
-          <w:rFonts w:cs="Times New Roman"/>
-          <w:szCs w:val="28"/>
-        </w:rPr>
-        <w:t>Ubuntu</w:t>
-      </w:r>
-      <w:proofErr w:type="spellEnd"/>
-      <w:r>
-        <w:rPr>
-          <w:rFonts w:cs="Times New Roman"/>
-          <w:szCs w:val="28"/>
-        </w:rPr>
-        <w:t xml:space="preserve"> 18.04+, </w:t>
-      </w:r>
-      <w:proofErr w:type="spellStart"/>
-      <w:r>
-        <w:rPr>
-          <w:rFonts w:cs="Times New Roman"/>
-          <w:szCs w:val="28"/>
-        </w:rPr>
-        <w:t>macOS</w:t>
-      </w:r>
-      <w:proofErr w:type="spellEnd"/>
-      <w:r>
-        <w:rPr>
-          <w:rFonts w:cs="Times New Roman"/>
-          <w:szCs w:val="28"/>
-        </w:rPr>
-        <w:t xml:space="preserve"> 10.15+</w:t>
+        <w:t>Поддержка ОС: Windows 10+, Ubuntu 18.04+, macOS 10.15+</w:t>
       </w:r>
     </w:p>
     <w:p>
@@ -8898,7 +8332,7 @@
       <w:pPr>
         <w:pStyle w:val="2"/>
       </w:pPr>
-      <w:bookmarkStart w:id="14" w:name="_Toc228982331"/>
+      <w:bookmarkStart w:id="13" w:name="_Toc228982331"/>
       <w:r>
         <w:t xml:space="preserve">2.4. </w:t>
       </w:r>
@@ -8913,7 +8347,7 @@
       <w:r>
         <w:t xml:space="preserve"> и допущения</w:t>
       </w:r>
-      <w:bookmarkEnd w:id="14"/>
+      <w:bookmarkEnd w:id="13"/>
     </w:p>
     <w:p>
       <w:pPr>
@@ -9023,23 +8457,7 @@
           <w:rFonts w:cs="Times New Roman"/>
           <w:szCs w:val="28"/>
         </w:rPr>
-        <w:t xml:space="preserve">Точность работы — демонстрационная, не гарантируется для </w:t>
-      </w:r>
-      <w:proofErr w:type="spellStart"/>
-      <w:r>
-        <w:rPr>
-          <w:rFonts w:cs="Times New Roman"/>
-          <w:szCs w:val="28"/>
-        </w:rPr>
-        <w:t>production</w:t>
-      </w:r>
-      <w:proofErr w:type="spellEnd"/>
-      <w:r>
-        <w:rPr>
-          <w:rFonts w:cs="Times New Roman"/>
-          <w:szCs w:val="28"/>
-        </w:rPr>
-        <w:t>-использования</w:t>
+        <w:t>Точность работы — демонстрационная, не гарантируется для production-использования</w:t>
       </w:r>
     </w:p>
     <w:p>
@@ -9214,12 +8632,12 @@
         <w:pStyle w:val="1"/>
         <w:spacing w:before="0" w:beforeAutospacing="0" w:after="0"/>
       </w:pPr>
-      <w:bookmarkStart w:id="15" w:name="_Toc228982332"/>
+      <w:bookmarkStart w:id="14" w:name="_Toc228982332"/>
       <w:r>
         <w:lastRenderedPageBreak/>
         <w:t>3. Обзор аналогов</w:t>
       </w:r>
-      <w:bookmarkEnd w:id="15"/>
+      <w:bookmarkEnd w:id="14"/>
     </w:p>
     <w:p/>
     <w:p>
@@ -9227,11 +8645,11 @@
         <w:pStyle w:val="2"/>
         <w:spacing w:before="0" w:after="0"/>
       </w:pPr>
-      <w:bookmarkStart w:id="16" w:name="_Toc228982333"/>
+      <w:bookmarkStart w:id="15" w:name="_Toc228982333"/>
       <w:r>
         <w:t>3.1. Классификация существующих решений</w:t>
       </w:r>
-      <w:bookmarkEnd w:id="16"/>
+      <w:bookmarkEnd w:id="15"/>
     </w:p>
     <w:p/>
     <w:p>
@@ -9285,55 +8703,7 @@
           <w:rFonts w:cs="Times New Roman"/>
           <w:szCs w:val="28"/>
         </w:rPr>
-        <w:t>Системы отслеживания задач (</w:t>
-      </w:r>
-      <w:proofErr w:type="spellStart"/>
-      <w:r>
-        <w:rPr>
-          <w:rFonts w:cs="Times New Roman"/>
-          <w:szCs w:val="28"/>
-        </w:rPr>
-        <w:t>Jira</w:t>
-      </w:r>
-      <w:proofErr w:type="spellEnd"/>
-      <w:r>
-        <w:rPr>
-          <w:rFonts w:cs="Times New Roman"/>
-          <w:szCs w:val="28"/>
-        </w:rPr>
-        <w:t xml:space="preserve">, </w:t>
-      </w:r>
-      <w:proofErr w:type="spellStart"/>
-      <w:r>
-        <w:rPr>
-          <w:rFonts w:cs="Times New Roman"/>
-          <w:szCs w:val="28"/>
-        </w:rPr>
-        <w:t>Trello</w:t>
-      </w:r>
-      <w:proofErr w:type="spellEnd"/>
-      <w:r>
-        <w:rPr>
-          <w:rFonts w:cs="Times New Roman"/>
-          <w:szCs w:val="28"/>
-        </w:rPr>
-        <w:t xml:space="preserve">, </w:t>
-      </w:r>
-      <w:proofErr w:type="spellStart"/>
-      <w:r>
-        <w:rPr>
-          <w:rFonts w:cs="Times New Roman"/>
-          <w:szCs w:val="28"/>
-        </w:rPr>
-        <w:t>Asana</w:t>
-      </w:r>
-      <w:proofErr w:type="spellEnd"/>
-      <w:r>
-        <w:rPr>
-          <w:rFonts w:cs="Times New Roman"/>
-          <w:szCs w:val="28"/>
-        </w:rPr>
-        <w:t>) — базовое управление задачами, без автоматической генерации</w:t>
+        <w:t>Системы отслеживания задач (Jira, Trello, Asana) — базовое управление задачами, без автоматической генерации</w:t>
       </w:r>
     </w:p>
     <w:p>
@@ -9357,39 +8727,7 @@
           <w:rFonts w:cs="Times New Roman"/>
           <w:szCs w:val="28"/>
         </w:rPr>
-        <w:t>Платформы для оценки сложности (</w:t>
-      </w:r>
-      <w:proofErr w:type="spellStart"/>
-      <w:r>
-        <w:rPr>
-          <w:rFonts w:cs="Times New Roman"/>
-          <w:szCs w:val="28"/>
-        </w:rPr>
-        <w:t>PlanIT</w:t>
-      </w:r>
-      <w:proofErr w:type="spellEnd"/>
-      <w:r>
-        <w:rPr>
-          <w:rFonts w:cs="Times New Roman"/>
-          <w:szCs w:val="28"/>
-        </w:rPr>
-        <w:t xml:space="preserve">, </w:t>
-      </w:r>
-      <w:proofErr w:type="spellStart"/>
-      <w:r>
-        <w:rPr>
-          <w:rFonts w:cs="Times New Roman"/>
-          <w:szCs w:val="28"/>
-        </w:rPr>
-        <w:t>ScopeMaster</w:t>
-      </w:r>
-      <w:proofErr w:type="spellEnd"/>
-      <w:r>
-        <w:rPr>
-          <w:rFonts w:cs="Times New Roman"/>
-          <w:szCs w:val="28"/>
-        </w:rPr>
-        <w:t>) — автоматическая оценка трудоемкости</w:t>
+        <w:t>Платформы для оценки сложности (PlanIT, ScopeMaster) — автоматическая оценка трудоемкости</w:t>
       </w:r>
     </w:p>
     <w:p>
@@ -9413,39 +8751,7 @@
           <w:rFonts w:cs="Times New Roman"/>
           <w:szCs w:val="28"/>
         </w:rPr>
-        <w:t>ИИ-ассистенты для PM (</w:t>
-      </w:r>
-      <w:proofErr w:type="spellStart"/>
-      <w:r>
-        <w:rPr>
-          <w:rFonts w:cs="Times New Roman"/>
-          <w:szCs w:val="28"/>
-        </w:rPr>
-        <w:t>ClickUp</w:t>
-      </w:r>
-      <w:proofErr w:type="spellEnd"/>
-      <w:r>
-        <w:rPr>
-          <w:rFonts w:cs="Times New Roman"/>
-          <w:szCs w:val="28"/>
-        </w:rPr>
-        <w:t xml:space="preserve"> AI, </w:t>
-      </w:r>
-      <w:proofErr w:type="spellStart"/>
-      <w:r>
-        <w:rPr>
-          <w:rFonts w:cs="Times New Roman"/>
-          <w:szCs w:val="28"/>
-        </w:rPr>
-        <w:t>Motion</w:t>
-      </w:r>
-      <w:proofErr w:type="spellEnd"/>
-      <w:r>
-        <w:rPr>
-          <w:rFonts w:cs="Times New Roman"/>
-          <w:szCs w:val="28"/>
-        </w:rPr>
-        <w:t>) — генерация подзадач на основе шаблонов</w:t>
+        <w:t>ИИ-ассистенты для PM (ClickUp AI, Motion) — генерация подзадач на основе шаблонов</w:t>
       </w:r>
     </w:p>
     <w:p>
@@ -9701,12 +9007,12 @@
       <w:pPr>
         <w:pStyle w:val="2"/>
       </w:pPr>
-      <w:bookmarkStart w:id="17" w:name="_Toc228982334"/>
+      <w:bookmarkStart w:id="16" w:name="_Toc228982334"/>
       <w:r>
         <w:lastRenderedPageBreak/>
         <w:t>3.2. Детальный анализ аналогов</w:t>
       </w:r>
-      <w:bookmarkEnd w:id="17"/>
+      <w:bookmarkEnd w:id="16"/>
     </w:p>
     <w:p>
       <w:pPr>
@@ -9717,37 +9023,12 @@
           <w:szCs w:val="28"/>
         </w:rPr>
       </w:pPr>
-      <w:proofErr w:type="spellStart"/>
-      <w:r>
-        <w:rPr>
-          <w:rFonts w:cs="Times New Roman"/>
-          <w:szCs w:val="28"/>
-        </w:rPr>
-        <w:t>Jira</w:t>
-      </w:r>
-      <w:proofErr w:type="spellEnd"/>
-      <w:r>
-        <w:rPr>
-          <w:rFonts w:cs="Times New Roman"/>
-          <w:szCs w:val="28"/>
-        </w:rPr>
-        <w:t xml:space="preserve"> Software с плагином </w:t>
-      </w:r>
-      <w:proofErr w:type="spellStart"/>
-      <w:r>
-        <w:rPr>
-          <w:rFonts w:cs="Times New Roman"/>
-          <w:szCs w:val="28"/>
-        </w:rPr>
-        <w:t>Structure</w:t>
-      </w:r>
-      <w:proofErr w:type="spellEnd"/>
-      <w:r>
-        <w:rPr>
-          <w:rFonts w:cs="Times New Roman"/>
-          <w:szCs w:val="28"/>
-        </w:rPr>
-        <w:t xml:space="preserve"> </w:t>
+      <w:r>
+        <w:rPr>
+          <w:rFonts w:cs="Times New Roman"/>
+          <w:szCs w:val="28"/>
+        </w:rPr>
+        <w:t xml:space="preserve">Jira Software с плагином Structure </w:t>
       </w:r>
       <w:r>
         <w:rPr>
@@ -9761,23 +9042,7 @@
           <w:rFonts w:cs="Times New Roman"/>
           <w:szCs w:val="28"/>
         </w:rPr>
-        <w:t xml:space="preserve"> наиболее популярная система управления проектами в IT. Плагин </w:t>
-      </w:r>
-      <w:proofErr w:type="spellStart"/>
-      <w:r>
-        <w:rPr>
-          <w:rFonts w:cs="Times New Roman"/>
-          <w:szCs w:val="28"/>
-        </w:rPr>
-        <w:t>Structure</w:t>
-      </w:r>
-      <w:proofErr w:type="spellEnd"/>
-      <w:r>
-        <w:rPr>
-          <w:rFonts w:cs="Times New Roman"/>
-          <w:szCs w:val="28"/>
-        </w:rPr>
-        <w:t xml:space="preserve"> позволяет создавать иерархии задач, но не генерирует их автоматически</w:t>
+        <w:t xml:space="preserve"> наиболее популярная система управления проектами в IT. Плагин Structure позволяет создавать иерархии задач, но не генерирует их автоматически</w:t>
       </w:r>
       <w:r>
         <w:rPr>
@@ -9888,17 +9153,8 @@
           <w:rFonts w:cs="Times New Roman"/>
           <w:szCs w:val="28"/>
         </w:rPr>
-        <w:t xml:space="preserve">Интеграция с экосистемой </w:t>
-      </w:r>
-      <w:proofErr w:type="spellStart"/>
-      <w:r>
-        <w:rPr>
-          <w:rFonts w:cs="Times New Roman"/>
-          <w:szCs w:val="28"/>
-        </w:rPr>
-        <w:t>Atlassian</w:t>
-      </w:r>
-      <w:proofErr w:type="spellEnd"/>
+        <w:t>Интеграция с экосистемой Atlassian</w:t>
+      </w:r>
       <w:r>
         <w:rPr>
           <w:rFonts w:cs="Times New Roman"/>
@@ -9949,15 +9205,7 @@
           <w:rFonts w:cs="Times New Roman"/>
           <w:szCs w:val="28"/>
         </w:rPr>
-        <w:t>Минусы</w:t>
-      </w:r>
-      <w:proofErr w:type="gramStart"/>
-      <w:r>
-        <w:rPr>
-          <w:rFonts w:cs="Times New Roman"/>
-          <w:szCs w:val="28"/>
-        </w:rPr>
-        <w:t>:</w:t>
+        <w:t>Минусы:</w:t>
       </w:r>
       <w:r>
         <w:rPr>
@@ -9971,15 +9219,7 @@
           <w:rFonts w:cs="Times New Roman"/>
           <w:szCs w:val="28"/>
         </w:rPr>
-        <w:t>Нет</w:t>
-      </w:r>
-      <w:proofErr w:type="gramEnd"/>
-      <w:r>
-        <w:rPr>
-          <w:rFonts w:cs="Times New Roman"/>
-          <w:szCs w:val="28"/>
-        </w:rPr>
-        <w:t xml:space="preserve"> автоматической генерации</w:t>
+        <w:t>Нет автоматической генерации</w:t>
       </w:r>
       <w:r>
         <w:rPr>
@@ -10050,21 +9290,12 @@
           <w:szCs w:val="28"/>
         </w:rPr>
       </w:pPr>
-      <w:proofErr w:type="spellStart"/>
-      <w:r>
-        <w:rPr>
-          <w:rFonts w:cs="Times New Roman"/>
-          <w:szCs w:val="28"/>
-        </w:rPr>
-        <w:t>ClickUp</w:t>
-      </w:r>
-      <w:proofErr w:type="spellEnd"/>
-      <w:r>
-        <w:rPr>
-          <w:rFonts w:cs="Times New Roman"/>
-          <w:szCs w:val="28"/>
-        </w:rPr>
-        <w:t xml:space="preserve"> AI</w:t>
+      <w:r>
+        <w:rPr>
+          <w:rFonts w:cs="Times New Roman"/>
+          <w:szCs w:val="28"/>
+        </w:rPr>
+        <w:t>ClickUp AI</w:t>
       </w:r>
       <w:r>
         <w:rPr>
@@ -10078,30 +9309,14 @@
           <w:rFonts w:cs="Times New Roman"/>
           <w:szCs w:val="28"/>
         </w:rPr>
-        <w:t>Современная платформа управления проектами со встроенными ИИ-</w:t>
-      </w:r>
-      <w:proofErr w:type="gramStart"/>
-      <w:r>
-        <w:rPr>
-          <w:rFonts w:cs="Times New Roman"/>
-          <w:szCs w:val="28"/>
-        </w:rPr>
-        <w:t>функциями</w:t>
-      </w:r>
-      <w:r>
-        <w:rPr>
-          <w:rFonts w:cs="Times New Roman"/>
-          <w:szCs w:val="28"/>
-        </w:rPr>
-        <w:t>[</w:t>
-      </w:r>
-      <w:proofErr w:type="gramEnd"/>
-      <w:r>
-        <w:rPr>
-          <w:rFonts w:cs="Times New Roman"/>
-          <w:szCs w:val="28"/>
-        </w:rPr>
-        <w:t>8]</w:t>
+        <w:t>Современная платформа управления проектами со встроенными ИИ-функциями</w:t>
+      </w:r>
+      <w:r>
+        <w:rPr>
+          <w:rFonts w:cs="Times New Roman"/>
+          <w:szCs w:val="28"/>
+        </w:rPr>
+        <w:t>[8]</w:t>
       </w:r>
       <w:r>
         <w:rPr>
@@ -10251,15 +9466,7 @@
           <w:rFonts w:cs="Times New Roman"/>
           <w:szCs w:val="28"/>
         </w:rPr>
-        <w:t>Минусы</w:t>
-      </w:r>
-      <w:proofErr w:type="gramStart"/>
-      <w:r>
-        <w:rPr>
-          <w:rFonts w:cs="Times New Roman"/>
-          <w:szCs w:val="28"/>
-        </w:rPr>
-        <w:t>:</w:t>
+        <w:t>Минусы:</w:t>
       </w:r>
       <w:r>
         <w:rPr>
@@ -10273,15 +9480,7 @@
           <w:rFonts w:cs="Times New Roman"/>
           <w:szCs w:val="28"/>
         </w:rPr>
-        <w:t>Требует</w:t>
-      </w:r>
-      <w:proofErr w:type="gramEnd"/>
-      <w:r>
-        <w:rPr>
-          <w:rFonts w:cs="Times New Roman"/>
-          <w:szCs w:val="28"/>
-        </w:rPr>
-        <w:t xml:space="preserve"> подключения к интернету</w:t>
+        <w:t>Требует подключения к интернету</w:t>
       </w:r>
       <w:r>
         <w:rPr>
@@ -10350,7 +9549,6 @@
           <w:szCs w:val="28"/>
         </w:rPr>
       </w:pPr>
-      <w:proofErr w:type="spellStart"/>
       <w:r>
         <w:rPr>
           <w:rFonts w:cs="Times New Roman"/>
@@ -10358,7 +9556,6 @@
         </w:rPr>
         <w:t>Motion</w:t>
       </w:r>
-      <w:proofErr w:type="spellEnd"/>
       <w:r>
         <w:rPr>
           <w:rFonts w:cs="Times New Roman"/>
@@ -10371,30 +9568,14 @@
           <w:rFonts w:cs="Times New Roman"/>
           <w:szCs w:val="28"/>
         </w:rPr>
-        <w:t xml:space="preserve"> ИИ-календарь и планировщик задач с автоматической расстановкой </w:t>
-      </w:r>
-      <w:proofErr w:type="gramStart"/>
-      <w:r>
-        <w:rPr>
-          <w:rFonts w:cs="Times New Roman"/>
-          <w:szCs w:val="28"/>
-        </w:rPr>
-        <w:t>приоритетов</w:t>
-      </w:r>
-      <w:r>
-        <w:rPr>
-          <w:rFonts w:cs="Times New Roman"/>
-          <w:szCs w:val="28"/>
-        </w:rPr>
-        <w:t>[</w:t>
-      </w:r>
-      <w:proofErr w:type="gramEnd"/>
-      <w:r>
-        <w:rPr>
-          <w:rFonts w:cs="Times New Roman"/>
-          <w:szCs w:val="28"/>
-        </w:rPr>
-        <w:t>9]</w:t>
+        <w:t> ИИ-календарь и планировщик задач с автоматической расстановкой приоритетов</w:t>
+      </w:r>
+      <w:r>
+        <w:rPr>
+          <w:rFonts w:cs="Times New Roman"/>
+          <w:szCs w:val="28"/>
+        </w:rPr>
+        <w:t>[9]</w:t>
       </w:r>
       <w:r>
         <w:rPr>
@@ -10604,7 +9785,6 @@
           <w:szCs w:val="28"/>
         </w:rPr>
       </w:pPr>
-      <w:proofErr w:type="spellStart"/>
       <w:r>
         <w:rPr>
           <w:rFonts w:cs="Times New Roman"/>
@@ -10613,7 +9793,6 @@
         <w:lastRenderedPageBreak/>
         <w:t>ScopeMaster</w:t>
       </w:r>
-      <w:proofErr w:type="spellEnd"/>
       <w:r>
         <w:rPr>
           <w:rFonts w:cs="Times New Roman"/>
@@ -10626,48 +9805,14 @@
           <w:rFonts w:cs="Times New Roman"/>
           <w:szCs w:val="28"/>
         </w:rPr>
-        <w:t xml:space="preserve"> Инструмент для автоматического анализа требований и оценки сложности </w:t>
-      </w:r>
-      <w:proofErr w:type="spellStart"/>
-      <w:r>
-        <w:rPr>
-          <w:rFonts w:cs="Times New Roman"/>
-          <w:szCs w:val="28"/>
-        </w:rPr>
-        <w:t>user</w:t>
-      </w:r>
-      <w:proofErr w:type="spellEnd"/>
-      <w:r>
-        <w:rPr>
-          <w:rFonts w:cs="Times New Roman"/>
-          <w:szCs w:val="28"/>
-        </w:rPr>
-        <w:t xml:space="preserve"> </w:t>
-      </w:r>
-      <w:proofErr w:type="spellStart"/>
-      <w:proofErr w:type="gramStart"/>
-      <w:r>
-        <w:rPr>
-          <w:rFonts w:cs="Times New Roman"/>
-          <w:szCs w:val="28"/>
-        </w:rPr>
-        <w:t>stories</w:t>
-      </w:r>
-      <w:proofErr w:type="spellEnd"/>
-      <w:r>
-        <w:rPr>
-          <w:rFonts w:cs="Times New Roman"/>
-          <w:szCs w:val="28"/>
-        </w:rPr>
-        <w:t>[</w:t>
-      </w:r>
-      <w:proofErr w:type="gramEnd"/>
-      <w:r>
-        <w:rPr>
-          <w:rFonts w:cs="Times New Roman"/>
-          <w:szCs w:val="28"/>
-        </w:rPr>
-        <w:t>10]</w:t>
+        <w:t> Инструмент для автоматического анализа требований и оценки сложности user stories</w:t>
+      </w:r>
+      <w:r>
+        <w:rPr>
+          <w:rFonts w:cs="Times New Roman"/>
+          <w:szCs w:val="28"/>
+        </w:rPr>
+        <w:t>[10]</w:t>
       </w:r>
       <w:r>
         <w:rPr>
@@ -10705,39 +9850,7 @@
           <w:rFonts w:cs="Times New Roman"/>
           <w:szCs w:val="28"/>
         </w:rPr>
-        <w:t xml:space="preserve">Анализ </w:t>
-      </w:r>
-      <w:proofErr w:type="spellStart"/>
-      <w:r>
-        <w:rPr>
-          <w:rFonts w:cs="Times New Roman"/>
-          <w:szCs w:val="28"/>
-        </w:rPr>
-        <w:t>user</w:t>
-      </w:r>
-      <w:proofErr w:type="spellEnd"/>
-      <w:r>
-        <w:rPr>
-          <w:rFonts w:cs="Times New Roman"/>
-          <w:szCs w:val="28"/>
-        </w:rPr>
-        <w:t xml:space="preserve"> </w:t>
-      </w:r>
-      <w:proofErr w:type="spellStart"/>
-      <w:r>
-        <w:rPr>
-          <w:rFonts w:cs="Times New Roman"/>
-          <w:szCs w:val="28"/>
-        </w:rPr>
-        <w:t>stories</w:t>
-      </w:r>
-      <w:proofErr w:type="spellEnd"/>
-      <w:r>
-        <w:rPr>
-          <w:rFonts w:cs="Times New Roman"/>
-          <w:szCs w:val="28"/>
-        </w:rPr>
-        <w:t xml:space="preserve"> на английском</w:t>
+        <w:t>Анализ user stories на английском</w:t>
       </w:r>
       <w:r>
         <w:rPr>
@@ -10803,17 +9916,8 @@
           <w:rFonts w:cs="Times New Roman"/>
           <w:szCs w:val="28"/>
         </w:rPr>
-        <w:t xml:space="preserve">Специализированный инструмент для </w:t>
-      </w:r>
-      <w:proofErr w:type="spellStart"/>
-      <w:r>
-        <w:rPr>
-          <w:rFonts w:cs="Times New Roman"/>
-          <w:szCs w:val="28"/>
-        </w:rPr>
-        <w:t>Agile</w:t>
-      </w:r>
-      <w:proofErr w:type="spellEnd"/>
+        <w:t>Специализированный инструмент для Agile</w:t>
+      </w:r>
       <w:r>
         <w:rPr>
           <w:rFonts w:cs="Times New Roman"/>
@@ -10826,17 +9930,8 @@
           <w:rFonts w:cs="Times New Roman"/>
           <w:szCs w:val="28"/>
         </w:rPr>
-        <w:t xml:space="preserve">нтеграция с </w:t>
-      </w:r>
-      <w:proofErr w:type="spellStart"/>
-      <w:r>
-        <w:rPr>
-          <w:rFonts w:cs="Times New Roman"/>
-          <w:szCs w:val="28"/>
-        </w:rPr>
-        <w:t>Jira</w:t>
-      </w:r>
-      <w:proofErr w:type="spellEnd"/>
+        <w:t>нтеграция с Jira</w:t>
+      </w:r>
       <w:r>
         <w:rPr>
           <w:rFonts w:cs="Times New Roman"/>
@@ -10887,15 +9982,7 @@
           <w:rFonts w:cs="Times New Roman"/>
           <w:szCs w:val="28"/>
         </w:rPr>
-        <w:t>+/месяц</w:t>
-      </w:r>
-      <w:proofErr w:type="gramStart"/>
-      <w:r>
-        <w:rPr>
-          <w:rFonts w:cs="Times New Roman"/>
-          <w:szCs w:val="28"/>
-        </w:rPr>
-        <w:t>)</w:t>
+        <w:t>+/месяц)</w:t>
       </w:r>
       <w:r>
         <w:rPr>
@@ -10909,48 +9996,15 @@
           <w:rFonts w:cs="Times New Roman"/>
           <w:szCs w:val="28"/>
         </w:rPr>
-        <w:t>,</w:t>
-      </w:r>
-      <w:proofErr w:type="gramEnd"/>
-      <w:r>
-        <w:rPr>
-          <w:rFonts w:cs="Times New Roman"/>
-          <w:szCs w:val="28"/>
-        </w:rPr>
-        <w:t xml:space="preserve"> р</w:t>
-      </w:r>
-      <w:r>
-        <w:rPr>
-          <w:rFonts w:cs="Times New Roman"/>
-          <w:szCs w:val="28"/>
-        </w:rPr>
-        <w:t xml:space="preserve">аботает только с форматом </w:t>
-      </w:r>
-      <w:proofErr w:type="spellStart"/>
-      <w:r>
-        <w:rPr>
-          <w:rFonts w:cs="Times New Roman"/>
-          <w:szCs w:val="28"/>
-        </w:rPr>
-        <w:t>user</w:t>
-      </w:r>
-      <w:proofErr w:type="spellEnd"/>
-      <w:r>
-        <w:rPr>
-          <w:rFonts w:cs="Times New Roman"/>
-          <w:szCs w:val="28"/>
-        </w:rPr>
-        <w:t xml:space="preserve"> </w:t>
-      </w:r>
-      <w:proofErr w:type="spellStart"/>
-      <w:r>
-        <w:rPr>
-          <w:rFonts w:cs="Times New Roman"/>
-          <w:szCs w:val="28"/>
-        </w:rPr>
-        <w:t>story</w:t>
-      </w:r>
-      <w:proofErr w:type="spellEnd"/>
+        <w:t>, р</w:t>
+      </w:r>
+      <w:r>
+        <w:rPr>
+          <w:rFonts w:cs="Times New Roman"/>
+          <w:szCs w:val="28"/>
+        </w:rPr>
+        <w:t>аботает только с форматом user story</w:t>
+      </w:r>
       <w:r>
         <w:rPr>
           <w:rFonts w:cs="Times New Roman"/>
@@ -10992,47 +10046,13 @@
           <w:szCs w:val="28"/>
         </w:rPr>
       </w:pPr>
-      <w:proofErr w:type="spellStart"/>
-      <w:r>
-        <w:rPr>
-          <w:rFonts w:cs="Times New Roman"/>
-          <w:szCs w:val="28"/>
-        </w:rPr>
-        <w:t>GitHub</w:t>
-      </w:r>
-      <w:proofErr w:type="spellEnd"/>
-      <w:r>
-        <w:rPr>
-          <w:rFonts w:cs="Times New Roman"/>
-          <w:szCs w:val="28"/>
-        </w:rPr>
-        <w:t xml:space="preserve"> </w:t>
-      </w:r>
-      <w:proofErr w:type="spellStart"/>
-      <w:r>
-        <w:rPr>
-          <w:rFonts w:cs="Times New Roman"/>
-          <w:szCs w:val="28"/>
-        </w:rPr>
-        <w:t>Copilot</w:t>
-      </w:r>
-      <w:proofErr w:type="spellEnd"/>
-      <w:r>
-        <w:rPr>
-          <w:rFonts w:cs="Times New Roman"/>
-          <w:szCs w:val="28"/>
-        </w:rPr>
-        <w:t xml:space="preserve"> для </w:t>
-      </w:r>
-      <w:proofErr w:type="spellStart"/>
-      <w:r>
-        <w:rPr>
-          <w:rFonts w:cs="Times New Roman"/>
-          <w:szCs w:val="28"/>
-        </w:rPr>
-        <w:t>Issues</w:t>
-      </w:r>
-      <w:proofErr w:type="spellEnd"/>
+      <w:r>
+        <w:rPr>
+          <w:rFonts w:cs="Times New Roman"/>
+          <w:szCs w:val="28"/>
+        </w:rPr>
+        <w:t>GitHub Copilot для Issues</w:t>
+      </w:r>
       <w:r>
         <w:rPr>
           <w:rFonts w:cs="Times New Roman"/>
@@ -11045,46 +10065,14 @@
           <w:rFonts w:cs="Times New Roman"/>
           <w:szCs w:val="28"/>
         </w:rPr>
-        <w:t xml:space="preserve"> Экспериментальная функция от </w:t>
-      </w:r>
-      <w:proofErr w:type="spellStart"/>
-      <w:r>
-        <w:rPr>
-          <w:rFonts w:cs="Times New Roman"/>
-          <w:szCs w:val="28"/>
-        </w:rPr>
-        <w:t>GitHub</w:t>
-      </w:r>
-      <w:proofErr w:type="spellEnd"/>
-      <w:r>
-        <w:rPr>
-          <w:rFonts w:cs="Times New Roman"/>
-          <w:szCs w:val="28"/>
-        </w:rPr>
-        <w:t xml:space="preserve">, предлагающая задачи на основе анализа кодовой </w:t>
-      </w:r>
-      <w:proofErr w:type="gramStart"/>
-      <w:r>
-        <w:rPr>
-          <w:rFonts w:cs="Times New Roman"/>
-          <w:szCs w:val="28"/>
-        </w:rPr>
-        <w:t>базы</w:t>
-      </w:r>
-      <w:r>
-        <w:rPr>
-          <w:rFonts w:cs="Times New Roman"/>
-          <w:szCs w:val="28"/>
-        </w:rPr>
-        <w:t>[</w:t>
-      </w:r>
-      <w:proofErr w:type="gramEnd"/>
-      <w:r>
-        <w:rPr>
-          <w:rFonts w:cs="Times New Roman"/>
-          <w:szCs w:val="28"/>
-        </w:rPr>
-        <w:t>11]</w:t>
+        <w:t> Экспериментальная функция от GitHub, предлагающая задачи на основе анализа кодовой базы</w:t>
+      </w:r>
+      <w:r>
+        <w:rPr>
+          <w:rFonts w:cs="Times New Roman"/>
+          <w:szCs w:val="28"/>
+        </w:rPr>
+        <w:t>[11]</w:t>
       </w:r>
       <w:r>
         <w:rPr>
@@ -11188,17 +10176,8 @@
           <w:rFonts w:cs="Times New Roman"/>
           <w:szCs w:val="28"/>
         </w:rPr>
-        <w:t xml:space="preserve">Интеграция с </w:t>
-      </w:r>
-      <w:proofErr w:type="spellStart"/>
-      <w:r>
-        <w:rPr>
-          <w:rFonts w:cs="Times New Roman"/>
-          <w:szCs w:val="28"/>
-        </w:rPr>
-        <w:t>Git</w:t>
-      </w:r>
-      <w:proofErr w:type="spellEnd"/>
+        <w:t>Интеграция с Git</w:t>
+      </w:r>
       <w:r>
         <w:rPr>
           <w:rFonts w:cs="Times New Roman"/>
@@ -11235,15 +10214,7 @@
           <w:rFonts w:cs="Times New Roman"/>
           <w:szCs w:val="28"/>
         </w:rPr>
-        <w:t>Минусы</w:t>
-      </w:r>
-      <w:proofErr w:type="gramStart"/>
-      <w:r>
-        <w:rPr>
-          <w:rFonts w:cs="Times New Roman"/>
-          <w:szCs w:val="28"/>
-        </w:rPr>
-        <w:t>:</w:t>
+        <w:t>Минусы:</w:t>
       </w:r>
       <w:r>
         <w:rPr>
@@ -11257,15 +10228,7 @@
           <w:rFonts w:cs="Times New Roman"/>
           <w:szCs w:val="28"/>
         </w:rPr>
-        <w:t>Только</w:t>
-      </w:r>
-      <w:proofErr w:type="gramEnd"/>
-      <w:r>
-        <w:rPr>
-          <w:rFonts w:cs="Times New Roman"/>
-          <w:szCs w:val="28"/>
-        </w:rPr>
-        <w:t xml:space="preserve"> для существующих проектов</w:t>
+        <w:t>Только для существующих проектов</w:t>
       </w:r>
       <w:r>
         <w:rPr>
@@ -11317,11 +10280,11 @@
       <w:pPr>
         <w:pStyle w:val="2"/>
       </w:pPr>
-      <w:bookmarkStart w:id="18" w:name="_Toc228982335"/>
+      <w:bookmarkStart w:id="17" w:name="_Toc228982335"/>
       <w:r>
         <w:t>3.3. Сравнительная характеристика</w:t>
       </w:r>
-      <w:bookmarkEnd w:id="18"/>
+      <w:bookmarkEnd w:id="17"/>
     </w:p>
     <w:p/>
     <w:p>
@@ -11482,34 +10445,14 @@
                 <w:szCs w:val="28"/>
               </w:rPr>
             </w:pPr>
-            <w:proofErr w:type="spellStart"/>
             <w:r>
               <w:rPr>
                 <w:rFonts w:cs="Times New Roman"/>
                 <w:color w:val="000000" w:themeColor="text1"/>
                 <w:szCs w:val="28"/>
               </w:rPr>
-              <w:t>Jira</w:t>
-            </w:r>
-            <w:proofErr w:type="spellEnd"/>
-            <w:r>
-              <w:rPr>
-                <w:rFonts w:cs="Times New Roman"/>
-                <w:color w:val="000000" w:themeColor="text1"/>
-                <w:szCs w:val="28"/>
-              </w:rPr>
-              <w:t xml:space="preserve"> + </w:t>
-            </w:r>
-            <w:proofErr w:type="spellStart"/>
-            <w:r>
-              <w:rPr>
-                <w:rFonts w:cs="Times New Roman"/>
-                <w:color w:val="000000" w:themeColor="text1"/>
-                <w:szCs w:val="28"/>
-              </w:rPr>
-              <w:t>Structure</w:t>
-            </w:r>
-            <w:proofErr w:type="spellEnd"/>
+              <w:t>Jira + Structure</w:t>
+            </w:r>
           </w:p>
         </w:tc>
         <w:tc>
@@ -11529,23 +10472,13 @@
                 <w:szCs w:val="28"/>
               </w:rPr>
             </w:pPr>
-            <w:proofErr w:type="spellStart"/>
             <w:r>
               <w:rPr>
                 <w:rFonts w:cs="Times New Roman"/>
                 <w:color w:val="000000" w:themeColor="text1"/>
                 <w:szCs w:val="28"/>
               </w:rPr>
-              <w:t>ClickUp</w:t>
-            </w:r>
-            <w:proofErr w:type="spellEnd"/>
-            <w:r>
-              <w:rPr>
-                <w:rFonts w:cs="Times New Roman"/>
-                <w:color w:val="000000" w:themeColor="text1"/>
-                <w:szCs w:val="28"/>
-              </w:rPr>
-              <w:t xml:space="preserve"> AI</w:t>
+              <w:t>ClickUp AI</w:t>
             </w:r>
           </w:p>
         </w:tc>
@@ -11566,7 +10499,6 @@
                 <w:szCs w:val="28"/>
               </w:rPr>
             </w:pPr>
-            <w:proofErr w:type="spellStart"/>
             <w:r>
               <w:rPr>
                 <w:rFonts w:cs="Times New Roman"/>
@@ -11575,7 +10507,6 @@
               </w:rPr>
               <w:t>Motion</w:t>
             </w:r>
-            <w:proofErr w:type="spellEnd"/>
           </w:p>
         </w:tc>
         <w:tc>
@@ -11595,7 +10526,6 @@
                 <w:szCs w:val="28"/>
               </w:rPr>
             </w:pPr>
-            <w:proofErr w:type="spellStart"/>
             <w:r>
               <w:rPr>
                 <w:rFonts w:cs="Times New Roman"/>
@@ -11604,7 +10534,6 @@
               </w:rPr>
               <w:t>ScopeMaster</w:t>
             </w:r>
-            <w:proofErr w:type="spellEnd"/>
           </w:p>
         </w:tc>
         <w:tc>
@@ -12993,18 +11922,8 @@
                 <w:color w:val="000000" w:themeColor="text1"/>
                 <w:szCs w:val="28"/>
               </w:rPr>
-              <w:t>750р+/</w:t>
-            </w:r>
-            <w:proofErr w:type="spellStart"/>
-            <w:r>
-              <w:rPr>
-                <w:rFonts w:cs="Times New Roman"/>
-                <w:color w:val="000000" w:themeColor="text1"/>
-                <w:szCs w:val="28"/>
-              </w:rPr>
-              <w:t>мес</w:t>
-            </w:r>
-            <w:proofErr w:type="spellEnd"/>
+              <w:t>750р+/мес</w:t>
+            </w:r>
           </w:p>
         </w:tc>
         <w:tc>
@@ -13030,18 +11949,8 @@
                 <w:color w:val="000000" w:themeColor="text1"/>
                 <w:szCs w:val="28"/>
               </w:rPr>
-              <w:t>1500р/</w:t>
-            </w:r>
-            <w:proofErr w:type="spellStart"/>
-            <w:r>
-              <w:rPr>
-                <w:rFonts w:cs="Times New Roman"/>
-                <w:color w:val="000000" w:themeColor="text1"/>
-                <w:szCs w:val="28"/>
-              </w:rPr>
-              <w:t>мес</w:t>
-            </w:r>
-            <w:proofErr w:type="spellEnd"/>
+              <w:t>1500р/мес</w:t>
+            </w:r>
           </w:p>
         </w:tc>
         <w:tc>
@@ -13067,18 +11976,8 @@
                 <w:color w:val="000000" w:themeColor="text1"/>
                 <w:szCs w:val="28"/>
               </w:rPr>
-              <w:t>1500р+/</w:t>
-            </w:r>
-            <w:proofErr w:type="spellStart"/>
-            <w:r>
-              <w:rPr>
-                <w:rFonts w:cs="Times New Roman"/>
-                <w:color w:val="000000" w:themeColor="text1"/>
-                <w:szCs w:val="28"/>
-              </w:rPr>
-              <w:t>мес</w:t>
-            </w:r>
-            <w:proofErr w:type="spellEnd"/>
+              <w:t>1500р+/мес</w:t>
+            </w:r>
           </w:p>
         </w:tc>
         <w:tc>
@@ -13104,18 +12003,8 @@
                 <w:color w:val="000000" w:themeColor="text1"/>
                 <w:szCs w:val="28"/>
               </w:rPr>
-              <w:t>37400р+/</w:t>
-            </w:r>
-            <w:proofErr w:type="spellStart"/>
-            <w:r>
-              <w:rPr>
-                <w:rFonts w:cs="Times New Roman"/>
-                <w:color w:val="000000" w:themeColor="text1"/>
-                <w:szCs w:val="28"/>
-              </w:rPr>
-              <w:t>мес</w:t>
-            </w:r>
-            <w:proofErr w:type="spellEnd"/>
+              <w:t>37400р+/мес</w:t>
+            </w:r>
           </w:p>
         </w:tc>
         <w:tc>
@@ -13429,25 +12318,7 @@
                 <w:color w:val="000000" w:themeColor="text1"/>
                 <w:szCs w:val="28"/>
               </w:rPr>
-              <w:t>85% (</w:t>
-            </w:r>
-            <w:proofErr w:type="spellStart"/>
-            <w:r>
-              <w:rPr>
-                <w:rFonts w:cs="Times New Roman"/>
-                <w:color w:val="000000" w:themeColor="text1"/>
-                <w:szCs w:val="28"/>
-              </w:rPr>
-              <w:t>нейросетевая</w:t>
-            </w:r>
-            <w:proofErr w:type="spellEnd"/>
-            <w:r>
-              <w:rPr>
-                <w:rFonts w:cs="Times New Roman"/>
-                <w:color w:val="000000" w:themeColor="text1"/>
-                <w:szCs w:val="28"/>
-              </w:rPr>
-              <w:t>)</w:t>
+              <w:t>85% (нейросетевая)</w:t>
             </w:r>
           </w:p>
         </w:tc>
@@ -13618,11 +12489,11 @@
       <w:pPr>
         <w:pStyle w:val="2"/>
       </w:pPr>
-      <w:bookmarkStart w:id="19" w:name="_Toc228982336"/>
+      <w:bookmarkStart w:id="18" w:name="_Toc228982336"/>
       <w:r>
         <w:t>3.4. Выводы и обоснование разработки</w:t>
       </w:r>
-      <w:bookmarkEnd w:id="19"/>
+      <w:bookmarkEnd w:id="18"/>
     </w:p>
     <w:p/>
     <w:p>
@@ -13844,23 +12715,7 @@
           <w:rFonts w:cs="Times New Roman"/>
           <w:szCs w:val="28"/>
         </w:rPr>
-        <w:t xml:space="preserve">Использует </w:t>
-      </w:r>
-      <w:proofErr w:type="spellStart"/>
-      <w:r>
-        <w:rPr>
-          <w:rFonts w:cs="Times New Roman"/>
-          <w:szCs w:val="28"/>
-        </w:rPr>
-        <w:t>нейросетевую</w:t>
-      </w:r>
-      <w:proofErr w:type="spellEnd"/>
-      <w:r>
-        <w:rPr>
-          <w:rFonts w:cs="Times New Roman"/>
-          <w:szCs w:val="28"/>
-        </w:rPr>
-        <w:t xml:space="preserve"> модель — обученную на реальных примерах IT-проектов</w:t>
+        <w:t>Использует нейросетевую модель — обученную на реальных примерах IT-проектов</w:t>
       </w:r>
     </w:p>
     <w:p>
@@ -14060,12 +12915,12 @@
         <w:pStyle w:val="1"/>
         <w:spacing w:before="0" w:beforeAutospacing="0" w:after="0"/>
       </w:pPr>
-      <w:bookmarkStart w:id="20" w:name="_Toc228982337"/>
+      <w:bookmarkStart w:id="19" w:name="_Toc228982337"/>
       <w:r>
         <w:lastRenderedPageBreak/>
         <w:t>4. Разработка</w:t>
       </w:r>
-      <w:bookmarkEnd w:id="20"/>
+      <w:bookmarkEnd w:id="19"/>
     </w:p>
     <w:p>
       <w:pPr>
@@ -14077,11 +12932,11 @@
         <w:pStyle w:val="2"/>
         <w:spacing w:before="0" w:after="0"/>
       </w:pPr>
-      <w:bookmarkStart w:id="21" w:name="_Toc228982338"/>
+      <w:bookmarkStart w:id="20" w:name="_Toc228982338"/>
       <w:r>
         <w:t>4.1. Архитектура системы</w:t>
       </w:r>
-      <w:bookmarkEnd w:id="21"/>
+      <w:bookmarkEnd w:id="20"/>
     </w:p>
     <w:p>
       <w:pPr>
@@ -14095,15 +12950,7 @@
     </w:p>
     <w:p>
       <w:r>
-        <w:t xml:space="preserve">Уровень пользовательского интерфейса отвечает за взаимодействие с пользователем. Он реализован с использованием библиотеки </w:t>
-      </w:r>
-      <w:proofErr w:type="spellStart"/>
-      <w:r>
-        <w:t>Tkinter</w:t>
-      </w:r>
-      <w:proofErr w:type="spellEnd"/>
-      <w:r>
-        <w:t xml:space="preserve"> и включает виджеты для ввода текстового описания задачи, выбора жизненного цикла разработки, отображения результатов анализа, а также панель управления с кнопками для запуска декомпозиции, очистки формы и экспорта результатов. Данный уровень работает в отдельном потоке, что позволяет интерфейсу оставаться отзывчивым во время выполнения ресурсоемких вычислений.</w:t>
+        <w:t>Уровень пользовательского интерфейса отвечает за взаимодействие с пользователем. Он реализован с использованием библиотеки Tkinter и включает виджеты для ввода текстового описания задачи, выбора жизненного цикла разработки, отображения результатов анализа, а также панель управления с кнопками для запуска декомпозиции, очистки формы и экспорта результатов. Данный уровень работает в отдельном потоке, что позволяет интерфейсу оставаться отзывчивым во время выполнения ресурсоемких вычислений.</w:t>
       </w:r>
     </w:p>
     <w:p>
@@ -14113,31 +12960,7 @@
     </w:p>
     <w:p>
       <w:r>
-        <w:t xml:space="preserve">Ядро искусственного интеллекта представляет собой основной вычислительный модуль системы. Оно включает </w:t>
-      </w:r>
-      <w:proofErr w:type="spellStart"/>
-      <w:r>
-        <w:t>нейросетевую</w:t>
-      </w:r>
-      <w:proofErr w:type="spellEnd"/>
-      <w:r>
-        <w:t xml:space="preserve"> модель для классификации типов задач, </w:t>
-      </w:r>
-      <w:proofErr w:type="spellStart"/>
-      <w:r>
-        <w:t>токенизатор</w:t>
-      </w:r>
-      <w:proofErr w:type="spellEnd"/>
-      <w:r>
-        <w:t xml:space="preserve"> и </w:t>
-      </w:r>
-      <w:proofErr w:type="spellStart"/>
-      <w:r>
-        <w:t>векторизатор</w:t>
-      </w:r>
-      <w:proofErr w:type="spellEnd"/>
-      <w:r>
-        <w:t xml:space="preserve"> текста, модуль оценки сложности, систему назначения ролей и генератор персонализированных подзадач с учетом выбранного жизненного цикла. Каждый из этих компонентов </w:t>
+        <w:t xml:space="preserve">Ядро искусственного интеллекта представляет собой основной вычислительный модуль системы. Оно включает нейросетевую модель для классификации типов задач, токенизатор и векторизатор текста, модуль оценки сложности, систему назначения ролей и генератор персонализированных подзадач с учетом выбранного жизненного цикла. Каждый из этих компонентов </w:t>
       </w:r>
       <w:r>
         <w:lastRenderedPageBreak/>
@@ -14146,39 +12969,7 @@
     </w:p>
     <w:p>
       <w:r>
-        <w:t xml:space="preserve">Уровень хранения данных отвечает за </w:t>
-      </w:r>
-      <w:proofErr w:type="spellStart"/>
-      <w:r>
-        <w:t>персистентность</w:t>
-      </w:r>
-      <w:proofErr w:type="spellEnd"/>
-      <w:r>
-        <w:t xml:space="preserve"> системы. Он обеспечивает сохранение обученной </w:t>
-      </w:r>
-      <w:proofErr w:type="spellStart"/>
-      <w:r>
-        <w:t>нейросетевой</w:t>
-      </w:r>
-      <w:proofErr w:type="spellEnd"/>
-      <w:r>
-        <w:t xml:space="preserve"> модели в файлы формата NPZ, хранение словаря терминов в JSON-файле, а также экспорт результатов декомпозиции в форматах </w:t>
-      </w:r>
-      <w:proofErr w:type="spellStart"/>
-      <w:r>
-        <w:t>Excel</w:t>
-      </w:r>
-      <w:proofErr w:type="spellEnd"/>
-      <w:r>
-        <w:t xml:space="preserve">, </w:t>
-      </w:r>
-      <w:proofErr w:type="spellStart"/>
-      <w:r>
-        <w:t>Markdown</w:t>
-      </w:r>
-      <w:proofErr w:type="spellEnd"/>
-      <w:r>
-        <w:t>, TXT и JSON. Все данные хранятся локально на компьютере пользователя, что обеспечивает полную конфиденциальность информации о проектах.</w:t>
+        <w:t>Уровень хранения данных отвечает за персистентность системы. Он обеспечивает сохранение обученной нейросетевой модели в файлы формата NPZ, хранение словаря терминов в JSON-файле, а также экспорт результатов декомпозиции в форматах Excel, Markdown, TXT и JSON. Все данные хранятся локально на компьютере пользователя, что обеспечивает полную конфиденциальность информации о проектах.</w:t>
       </w:r>
     </w:p>
     <w:p/>
@@ -14186,11 +12977,11 @@
       <w:pPr>
         <w:pStyle w:val="2"/>
       </w:pPr>
-      <w:bookmarkStart w:id="22" w:name="_Toc228982339"/>
+      <w:bookmarkStart w:id="21" w:name="_Toc228982339"/>
       <w:r>
         <w:t>4.2. Выбор технологического стека</w:t>
       </w:r>
-      <w:bookmarkEnd w:id="22"/>
+      <w:bookmarkEnd w:id="21"/>
     </w:p>
     <w:p/>
     <w:p>
@@ -14200,100 +12991,23 @@
     </w:p>
     <w:p>
       <w:r>
-        <w:t xml:space="preserve">В качестве основного языка программирования был выбран </w:t>
-      </w:r>
-      <w:proofErr w:type="spellStart"/>
-      <w:r>
-        <w:t>Python</w:t>
-      </w:r>
-      <w:proofErr w:type="spellEnd"/>
-      <w:r>
-        <w:t xml:space="preserve"> версии 3.</w:t>
+        <w:t>В качестве основного языка программирования был выбран Python версии 3.</w:t>
       </w:r>
       <w:r>
         <w:t>13</w:t>
       </w:r>
       <w:r>
-        <w:t xml:space="preserve"> и выше. Данный выбор обусловлен простотой синтаксиса, богатой экосистемой библиотек для машинного обучения и обработки естественного языка, а также </w:t>
-      </w:r>
-      <w:proofErr w:type="gramStart"/>
-      <w:r>
-        <w:t>кросс-</w:t>
-      </w:r>
-      <w:proofErr w:type="spellStart"/>
-      <w:r>
-        <w:t>платформенностью</w:t>
-      </w:r>
-      <w:proofErr w:type="spellEnd"/>
-      <w:proofErr w:type="gramEnd"/>
-      <w:r>
-        <w:t xml:space="preserve">. </w:t>
-      </w:r>
-      <w:proofErr w:type="spellStart"/>
-      <w:r>
-        <w:t>Python</w:t>
-      </w:r>
-      <w:proofErr w:type="spellEnd"/>
-      <w:r>
-        <w:t xml:space="preserve"> позволяет быстро </w:t>
-      </w:r>
-      <w:proofErr w:type="spellStart"/>
-      <w:r>
-        <w:t>прототипировать</w:t>
-      </w:r>
-      <w:proofErr w:type="spellEnd"/>
-      <w:r>
-        <w:t xml:space="preserve"> и тестировать алгоритмы, что критически важно для исследовательской разработки.</w:t>
-      </w:r>
-    </w:p>
-    <w:p>
-      <w:r>
-        <w:t xml:space="preserve">Для создания графического интерфейса была выбрана библиотека </w:t>
-      </w:r>
-      <w:proofErr w:type="spellStart"/>
-      <w:r>
-        <w:t>Tkinter</w:t>
-      </w:r>
-      <w:proofErr w:type="spellEnd"/>
-      <w:r>
-        <w:t xml:space="preserve">. Она входит в стандартную поставку </w:t>
-      </w:r>
-      <w:proofErr w:type="spellStart"/>
-      <w:r>
-        <w:t>Python</w:t>
-      </w:r>
-      <w:proofErr w:type="spellEnd"/>
-      <w:r>
-        <w:t>, не требует дополнительной установки, обладает достаточной функциональностью для создания профессионального интерфейса и при этом является легковесной, что важно для работы на различных конфигурациях компьютеров.</w:t>
-      </w:r>
-    </w:p>
-    <w:p>
-      <w:r>
-        <w:t xml:space="preserve">Вместо тяжеловесных фреймворков глубокого обучения, таких как </w:t>
-      </w:r>
-      <w:proofErr w:type="spellStart"/>
-      <w:r>
-        <w:t>TensorFlow</w:t>
-      </w:r>
-      <w:proofErr w:type="spellEnd"/>
-      <w:r>
-        <w:t xml:space="preserve"> или </w:t>
-      </w:r>
-      <w:proofErr w:type="spellStart"/>
-      <w:r>
-        <w:t>PyTorch</w:t>
-      </w:r>
-      <w:proofErr w:type="spellEnd"/>
-      <w:r>
-        <w:t xml:space="preserve">, была разработана собственная реализация нейронной сети на базе библиотеки </w:t>
-      </w:r>
-      <w:proofErr w:type="spellStart"/>
-      <w:r>
-        <w:t>NumPy</w:t>
-      </w:r>
-      <w:proofErr w:type="spellEnd"/>
-      <w:r>
-        <w:t xml:space="preserve">. Это решение позволяет значительно сократить </w:t>
+        <w:t xml:space="preserve"> и выше. Данный выбор обусловлен простотой синтаксиса, богатой экосистемой библиотек для машинного обучения и обработки естественного языка, а также кросс-платформенностью. Python позволяет быстро прототипировать и тестировать алгоритмы, что критически важно для исследовательской разработки.</w:t>
+      </w:r>
+    </w:p>
+    <w:p>
+      <w:r>
+        <w:t>Для создания графического интерфейса была выбрана библиотека Tkinter. Она входит в стандартную поставку Python, не требует дополнительной установки, обладает достаточной функциональностью для создания профессионального интерфейса и при этом является легковесной, что важно для работы на различных конфигурациях компьютеров.</w:t>
+      </w:r>
+    </w:p>
+    <w:p>
+      <w:r>
+        <w:t xml:space="preserve">Вместо тяжеловесных фреймворков глубокого обучения, таких как TensorFlow или PyTorch, была разработана собственная реализация нейронной сети на базе библиотеки NumPy. Это решение позволяет значительно сократить </w:t>
       </w:r>
       <w:r>
         <w:lastRenderedPageBreak/>
@@ -14302,44 +13016,12 @@
     </w:p>
     <w:p>
       <w:r>
-        <w:t xml:space="preserve">Для экспорта результатов в формате </w:t>
-      </w:r>
-      <w:proofErr w:type="spellStart"/>
-      <w:r>
-        <w:t>Excel</w:t>
-      </w:r>
-      <w:proofErr w:type="spellEnd"/>
-      <w:r>
-        <w:t xml:space="preserve"> используется библиотека </w:t>
-      </w:r>
-      <w:proofErr w:type="spellStart"/>
-      <w:r>
-        <w:t>openpyxl</w:t>
-      </w:r>
-      <w:proofErr w:type="spellEnd"/>
-      <w:r>
-        <w:t>, которая позволяет создавать профессионально оформленные отчеты с несколькими листами, стилями форматирования, цветовыми схемами и настройками выравнивания. Данная библиотека является опциональной и может быть установлена по требованию пользователя.</w:t>
-      </w:r>
-    </w:p>
-    <w:p>
-      <w:r>
-        <w:t xml:space="preserve">Форматы экспорта </w:t>
-      </w:r>
-      <w:proofErr w:type="spellStart"/>
-      <w:r>
-        <w:t>Markdown</w:t>
-      </w:r>
-      <w:proofErr w:type="spellEnd"/>
-      <w:r>
-        <w:t xml:space="preserve"> и JSON реализованы с использованием стандартных средств </w:t>
-      </w:r>
-      <w:proofErr w:type="spellStart"/>
-      <w:r>
-        <w:t>Python</w:t>
-      </w:r>
-      <w:proofErr w:type="spellEnd"/>
-      <w:r>
-        <w:t>, что обеспечивает независимость от внешних библиотек и гарантирует корректную работу в любом окружении.</w:t>
+        <w:t>Для экспорта результатов в формате Excel используется библиотека openpyxl, которая позволяет создавать профессионально оформленные отчеты с несколькими листами, стилями форматирования, цветовыми схемами и настройками выравнивания. Данная библиотека является опциональной и может быть установлена по требованию пользователя.</w:t>
+      </w:r>
+    </w:p>
+    <w:p>
+      <w:r>
+        <w:t>Форматы экспорта Markdown и JSON реализованы с использованием стандартных средств Python, что обеспечивает независимость от внешних библиотек и гарантирует корректную работу в любом окружении.</w:t>
       </w:r>
     </w:p>
     <w:p/>
@@ -14347,59 +13029,27 @@
       <w:pPr>
         <w:pStyle w:val="2"/>
       </w:pPr>
-      <w:bookmarkStart w:id="23" w:name="_Toc228982340"/>
-      <w:r>
-        <w:t xml:space="preserve">4.3. Разработка </w:t>
-      </w:r>
-      <w:proofErr w:type="spellStart"/>
-      <w:r>
-        <w:t>нейросетевой</w:t>
-      </w:r>
-      <w:proofErr w:type="spellEnd"/>
-      <w:r>
-        <w:t xml:space="preserve"> модели</w:t>
-      </w:r>
-      <w:bookmarkEnd w:id="23"/>
+      <w:bookmarkStart w:id="22" w:name="_Toc228982340"/>
+      <w:r>
+        <w:t>4.3. Разработка нейросетевой модели</w:t>
+      </w:r>
+      <w:bookmarkEnd w:id="22"/>
     </w:p>
     <w:p/>
     <w:p>
       <w:r>
-        <w:t xml:space="preserve">В рамках курсовой работы была разработана легковесная нейронная сеть с прямой связью, состоящая из трех слоев: входного, скрытого и выходного. Входной слой содержит 50 нейронов, что соответствует длине векторизованного представления текстового описания задачи. Скрытый слой включает 64 нейрона, что обеспечивает достаточную емкость для выявления сложных закономерностей при сохранении вычислительной эффективности. Выходной слой содержит 8 нейронов, каждый из которых соответствует одному из предопределенных типов задач: веб-разработка, мобильная разработка, базы данных, </w:t>
-      </w:r>
-      <w:proofErr w:type="spellStart"/>
-      <w:r>
-        <w:t>DevOps</w:t>
-      </w:r>
-      <w:proofErr w:type="spellEnd"/>
-      <w:r>
-        <w:t>, AI/ML, аналитика, безопасность, тестирование.</w:t>
-      </w:r>
-    </w:p>
-    <w:p>
-      <w:r>
-        <w:t xml:space="preserve">В качестве функции активации для скрытого слоя используется гиперболический тангенс, который обеспечивает нелинейное преобразование входных данных и позволяет сети обучаться на сложных зависимостях. Для выходного слоя применяется функция </w:t>
-      </w:r>
-      <w:proofErr w:type="spellStart"/>
-      <w:r>
-        <w:t>Softmax</w:t>
-      </w:r>
-      <w:proofErr w:type="spellEnd"/>
-      <w:r>
-        <w:t>, которая преобразует выходные значения в вероятности принадлежности к каждому из типов задач, что удобно для интерпретации результатов.</w:t>
+        <w:t>В рамках курсовой работы была разработана легковесная нейронная сеть с прямой связью, состоящая из трех слоев: входного, скрытого и выходного. Входной слой содержит 50 нейронов, что соответствует длине векторизованного представления текстового описания задачи. Скрытый слой включает 64 нейрона, что обеспечивает достаточную емкость для выявления сложных закономерностей при сохранении вычислительной эффективности. Выходной слой содержит 8 нейронов, каждый из которых соответствует одному из предопределенных типов задач: веб-разработка, мобильная разработка, базы данных, DevOps, AI/ML, аналитика, безопасность, тестирование.</w:t>
+      </w:r>
+    </w:p>
+    <w:p>
+      <w:r>
+        <w:t>В качестве функции активации для скрытого слоя используется гиперболический тангенс, который обеспечивает нелинейное преобразование входных данных и позволяет сети обучаться на сложных зависимостях. Для выходного слоя применяется функция Softmax, которая преобразует выходные значения в вероятности принадлежности к каждому из типов задач, что удобно для интерпретации результатов.</w:t>
       </w:r>
     </w:p>
     <w:p>
       <w:r>
         <w:lastRenderedPageBreak/>
-        <w:t xml:space="preserve">Обучение сети осуществляется методом обратного распространения ошибки с использованием функции потерь кросс-энтропия, которая хорошо подходит для задач </w:t>
-      </w:r>
-      <w:proofErr w:type="spellStart"/>
-      <w:r>
-        <w:t>многоклассовой</w:t>
-      </w:r>
-      <w:proofErr w:type="spellEnd"/>
-      <w:r>
-        <w:t xml:space="preserve"> классификации. Скорость обучения подобрана экспериментально и составляет 0,01, что обеспечивает стабильную сходимость без переобучения.</w:t>
+        <w:t>Обучение сети осуществляется методом обратного распространения ошибки с использованием функции потерь кросс-энтропия, которая хорошо подходит для задач многоклассовой классификации. Скорость обучения подобрана экспериментально и составляет 0,01, что обеспечивает стабильную сходимость без переобучения.</w:t>
       </w:r>
     </w:p>
     <w:p>
@@ -14438,23 +13088,7 @@
     </w:p>
     <w:p>
       <w:r>
-        <w:t xml:space="preserve">Для оценки качества обучения использовалась </w:t>
-      </w:r>
-      <w:proofErr w:type="spellStart"/>
-      <w:r>
-        <w:t>валидационная</w:t>
-      </w:r>
-      <w:proofErr w:type="spellEnd"/>
-      <w:r>
-        <w:t xml:space="preserve"> выборка, составляющая 20 процентов от общего количества примеров. Точность на </w:t>
-      </w:r>
-      <w:proofErr w:type="spellStart"/>
-      <w:r>
-        <w:t>валидационной</w:t>
-      </w:r>
-      <w:proofErr w:type="spellEnd"/>
-      <w:r>
-        <w:t xml:space="preserve"> выборке достигла 85,7 процента, что подтверждает способность сети к обобщению и отсутствие переобучения.</w:t>
+        <w:t>Для оценки качества обучения использовалась валидационная выборка, составляющая 20 процентов от общего количества примеров. Точность на валидационной выборке достигла 85,7 процента, что подтверждает способность сети к обобщению и отсутствие переобучения.</w:t>
       </w:r>
     </w:p>
     <w:p>
@@ -14467,32 +13101,16 @@
       <w:pPr>
         <w:pStyle w:val="2"/>
       </w:pPr>
-      <w:bookmarkStart w:id="24" w:name="_Toc228982341"/>
+      <w:bookmarkStart w:id="23" w:name="_Toc228982341"/>
       <w:r>
         <w:t>4.4. Реализация алгоритмов генерации подзадач</w:t>
       </w:r>
-      <w:bookmarkEnd w:id="24"/>
+      <w:bookmarkEnd w:id="23"/>
     </w:p>
     <w:p/>
     <w:p>
       <w:r>
-        <w:t>Оценка сложности задачи основана на анализе ключевых слов, характеризующих различные аспекты технической сложности. Алгоритм использует два набора ключевых слов: слова высокой сложности, такие как «</w:t>
-      </w:r>
-      <w:proofErr w:type="spellStart"/>
-      <w:r>
-        <w:t>микросервис</w:t>
-      </w:r>
-      <w:proofErr w:type="spellEnd"/>
-      <w:r>
-        <w:t>», «распределенный», «кластер», «</w:t>
-      </w:r>
-      <w:proofErr w:type="spellStart"/>
-      <w:r>
-        <w:t>кубернет</w:t>
-      </w:r>
-      <w:proofErr w:type="spellEnd"/>
-      <w:r>
-        <w:t>», «высоконагруженный», и слова средней сложности, например «интеграция», «оптимизация», «резервный», «автоматизация».</w:t>
+        <w:t>Оценка сложности задачи основана на анализе ключевых слов, характеризующих различные аспекты технической сложности. Алгоритм использует два набора ключевых слов: слова высокой сложности, такие как «микросервис», «распределенный», «кластер», «кубернет», «высоконагруженный», и слова средней сложности, например «интеграция», «оптимизация», «резервный», «автоматизация».</w:t>
       </w:r>
     </w:p>
     <w:p>
@@ -14511,60 +13129,12 @@
     </w:p>
     <w:p>
       <w:r>
-        <w:t xml:space="preserve">Распределение ролей реализовано на основе взвешенного подсчета совпадений ключевых слов. Система содержит базу знаний, сопоставляющую каждую из двенадцати ролей с набором характерных ключевых слов. Например, роль «Аналитик» связывается со словами «анализ», «требование», «спецификация», а роль «Разработчик </w:t>
-      </w:r>
-      <w:proofErr w:type="spellStart"/>
-      <w:r>
-        <w:t>Backend</w:t>
-      </w:r>
-      <w:proofErr w:type="spellEnd"/>
-      <w:r>
-        <w:t>» — со словами «API», «сервер», «база данных».</w:t>
-      </w:r>
-    </w:p>
-    <w:p>
-      <w:r>
-        <w:t xml:space="preserve">Для каждого текстового описания вычисляется количество совпадений с ключевыми словами каждой роли. Дополнительные баллы начисляются в зависимости от выбранного жизненного цикла: для методологии </w:t>
-      </w:r>
-      <w:proofErr w:type="spellStart"/>
-      <w:r>
-        <w:t>Agile</w:t>
-      </w:r>
-      <w:proofErr w:type="spellEnd"/>
-      <w:r>
-        <w:t>/</w:t>
-      </w:r>
-      <w:proofErr w:type="spellStart"/>
-      <w:r>
-        <w:t>Scrum</w:t>
-      </w:r>
-      <w:proofErr w:type="spellEnd"/>
-      <w:r>
-        <w:t xml:space="preserve"> повышается приоритет ролей </w:t>
-      </w:r>
-      <w:proofErr w:type="spellStart"/>
-      <w:r>
-        <w:t>Scrum</w:t>
-      </w:r>
-      <w:proofErr w:type="spellEnd"/>
-      <w:r>
-        <w:t xml:space="preserve">-мастера и владельца продукта, а для </w:t>
-      </w:r>
-      <w:proofErr w:type="spellStart"/>
-      <w:r>
-        <w:t>DevOps</w:t>
-      </w:r>
-      <w:proofErr w:type="spellEnd"/>
-      <w:r>
-        <w:t xml:space="preserve"> — инженера </w:t>
-      </w:r>
-      <w:proofErr w:type="spellStart"/>
-      <w:r>
-        <w:t>DevOps</w:t>
-      </w:r>
-      <w:proofErr w:type="spellEnd"/>
-      <w:r>
-        <w:t>.</w:t>
+        <w:t>Распределение ролей реализовано на основе взвешенного подсчета совпадений ключевых слов. Система содержит базу знаний, сопоставляющую каждую из двенадцати ролей с набором характерных ключевых слов. Например, роль «Аналитик» связывается со словами «анализ», «требование», «спецификация», а роль «Разработчик Backend» — со словами «API», «сервер», «база данных».</w:t>
+      </w:r>
+    </w:p>
+    <w:p>
+      <w:r>
+        <w:t>Для каждого текстового описания вычисляется количество совпадений с ключевыми словами каждой роли. Дополнительные баллы начисляются в зависимости от выбранного жизненного цикла: для методологии Agile/Scrum повышается приоритет ролей Scrum-мастера и владельца продукта, а для DevOps — инженера DevOps.</w:t>
       </w:r>
     </w:p>
     <w:p>
@@ -14579,88 +13149,16 @@
     </w:p>
     <w:p>
       <w:r>
-        <w:t xml:space="preserve">Водопадная модель предполагает последовательное выполнение шести фаз: анализ требований, проектирование, реализация, тестирование, внедрение и сопровождение. Для методологии </w:t>
-      </w:r>
-      <w:proofErr w:type="spellStart"/>
-      <w:r>
-        <w:t>Agile</w:t>
-      </w:r>
-      <w:proofErr w:type="spellEnd"/>
-      <w:r>
-        <w:t>/</w:t>
-      </w:r>
-      <w:proofErr w:type="spellStart"/>
-      <w:r>
-        <w:t>Scrum</w:t>
-      </w:r>
-      <w:proofErr w:type="spellEnd"/>
-      <w:r>
-        <w:t xml:space="preserve"> фазы включают формирование </w:t>
-      </w:r>
-      <w:proofErr w:type="spellStart"/>
-      <w:r>
-        <w:t>бэклога</w:t>
-      </w:r>
-      <w:proofErr w:type="spellEnd"/>
-      <w:r>
-        <w:t xml:space="preserve">, планирование спринта, разработку, обзор спринта, ретроспективу и </w:t>
+        <w:t xml:space="preserve">Водопадная модель предполагает последовательное выполнение шести фаз: анализ требований, проектирование, реализация, тестирование, внедрение и сопровождение. Для методологии Agile/Scrum фазы включают формирование бэклога, планирование спринта, разработку, обзор спринта, ретроспективу и </w:t>
       </w:r>
       <w:r>
         <w:lastRenderedPageBreak/>
-        <w:t xml:space="preserve">релиз. </w:t>
-      </w:r>
-      <w:proofErr w:type="spellStart"/>
-      <w:r>
-        <w:t>Канбан</w:t>
-      </w:r>
-      <w:proofErr w:type="spellEnd"/>
-      <w:r>
-        <w:t xml:space="preserve"> основан на управлении потоком задач через стадии </w:t>
-      </w:r>
-      <w:proofErr w:type="spellStart"/>
-      <w:r>
-        <w:t>бэклога</w:t>
-      </w:r>
-      <w:proofErr w:type="spellEnd"/>
-      <w:r>
-        <w:t xml:space="preserve">, анализа, выполнения, </w:t>
-      </w:r>
-      <w:proofErr w:type="spellStart"/>
-      <w:r>
-        <w:t>ревью</w:t>
-      </w:r>
-      <w:proofErr w:type="spellEnd"/>
-      <w:r>
-        <w:t xml:space="preserve"> и завершения. Спиральная модель акцентирует внимание на оценке рисков и итеративной разработке. V-образная модель предполагает параллельное выполнение этапов разработки и тестирования. </w:t>
-      </w:r>
-      <w:proofErr w:type="spellStart"/>
-      <w:r>
-        <w:t>DevOps</w:t>
-      </w:r>
-      <w:proofErr w:type="spellEnd"/>
-      <w:r>
-        <w:t xml:space="preserve"> методология охватывает непрерывный цикл из восьми этапов: планирование, разработка, сборка, тестирование, релиз, развертывание, эксплуатация и мониторинг.</w:t>
-      </w:r>
-    </w:p>
-    <w:p>
-      <w:r>
-        <w:t xml:space="preserve">Генератор подзадач также учитывает контекстную специфику текстового описания. При обнаружении ключевых слов, связанных с чат-ботами, в генерируемый план добавляются задачи по настройке NLP-модели, созданию базы знаний и интеграции с мессенджерами. При упоминании </w:t>
-      </w:r>
-      <w:proofErr w:type="spellStart"/>
-      <w:r>
-        <w:t>дашбордов</w:t>
-      </w:r>
-      <w:proofErr w:type="spellEnd"/>
-      <w:r>
-        <w:t xml:space="preserve"> добавляются задачи по настройке ETL-</w:t>
-      </w:r>
-      <w:proofErr w:type="spellStart"/>
-      <w:r>
-        <w:t>пайплайнов</w:t>
-      </w:r>
-      <w:proofErr w:type="spellEnd"/>
-      <w:r>
-        <w:t>, созданию визуализаций и реализации фильтров. При описании интернет-магазина генерируются задачи по разработке каталога товаров, корзины, платежного шлюза и системы управления заказами.</w:t>
+        <w:t>релиз. Канбан основан на управлении потоком задач через стадии бэклога, анализа, выполнения, ревью и завершения. Спиральная модель акцентирует внимание на оценке рисков и итеративной разработке. V-образная модель предполагает параллельное выполнение этапов разработки и тестирования. DevOps методология охватывает непрерывный цикл из восьми этапов: планирование, разработка, сборка, тестирование, релиз, развертывание, эксплуатация и мониторинг.</w:t>
+      </w:r>
+    </w:p>
+    <w:p>
+      <w:r>
+        <w:t>Генератор подзадач также учитывает контекстную специфику текстового описания. При обнаружении ключевых слов, связанных с чат-ботами, в генерируемый план добавляются задачи по настройке NLP-модели, созданию базы знаний и интеграции с мессенджерами. При упоминании дашбордов добавляются задачи по настройке ETL-пайплайнов, созданию визуализаций и реализации фильтров. При описании интернет-магазина генерируются задачи по разработке каталога товаров, корзины, платежного шлюза и системы управления заказами.</w:t>
       </w:r>
     </w:p>
     <w:p>
@@ -14673,68 +13171,52 @@
       <w:pPr>
         <w:pStyle w:val="2"/>
       </w:pPr>
-      <w:bookmarkStart w:id="25" w:name="_Toc228982342"/>
+      <w:bookmarkStart w:id="24" w:name="_Toc228982342"/>
       <w:r>
         <w:t>4.5. Разработка пользовательского интерфейса</w:t>
       </w:r>
+      <w:bookmarkEnd w:id="24"/>
+    </w:p>
+    <w:p/>
+    <w:p>
+      <w:r>
+        <w:t>Пользовательский интерфейс спроектирован в соответствии с принципами минимализма, доступности и обратной связи. Все элементы управления расположены интуитивно понятным образом, что обеспечивает низкий порог входа для новых пользователей: среднее время обучения работе с системой составляет не более 15 минут.</w:t>
+      </w:r>
+    </w:p>
+    <w:p>
+      <w:r>
+        <w:t xml:space="preserve">Интерфейс имеет двухпанельную структуру. Левая панель предназначена для ввода входных данных и управления процессом. В верхней части левой панели расположен блок выбора жизненного цикла, представленный шестью </w:t>
+      </w:r>
+      <w:r>
+        <w:lastRenderedPageBreak/>
+        <w:t>радиокнопками с описательными названиями. Ниже находится многострочное текстовое поле для ввода описания задачи с возможностью прокрутки. Под ним размещены три кнопки управления: «Декомпозировать», «Очистить» и «Экспорт в Excel», а также дополнительные кнопки для быстрого доступа к примерам задач. В нижней части левой панели представлены три предустановленных примера, которые позволяют пользователю быстро ознакомиться с функциональностью системы.</w:t>
+      </w:r>
+    </w:p>
+    <w:p>
+      <w:r>
+        <w:t>Правая панель предназначена для отображения результатов анализа. Верхняя часть содержит информационную область, где выводятся тип задачи, оценка сложности и выбранный жизненный цикл. Средняя часть отображает назначенные роли с соответствующими иконками. Основная область занимает большую часть экрана и служит для детального отображения сгенерированных подзадач, структурированных по этапам с указанием сроков и ответственных.</w:t>
+      </w:r>
+    </w:p>
+    <w:p>
+      <w:r>
+        <w:t>В нижней части главного окна расположена строка состояния, которая отображает текущий статус системы, информирует о выполняемых операциях и выводе сообщения об ошибках при их возникновении.</w:t>
+      </w:r>
+    </w:p>
+    <w:p>
+      <w:r>
+        <w:t>Интерфейс выполнен в темной цветовой гамме, что снижает нагрузку на зрение при длительной работе. Основные цвета: темно-серый фон, светло-серый текст, синий цвет для акцентов и выделения ключевой информации, оранжевый для отображения сроков, зеленый для ответственных ролей.</w:t>
+      </w:r>
+    </w:p>
+    <w:p/>
+    <w:p>
+      <w:pPr>
+        <w:pStyle w:val="2"/>
+      </w:pPr>
+      <w:bookmarkStart w:id="25" w:name="_Toc228982343"/>
+      <w:r>
+        <w:t>4.6. Интеграция компонентов и тестирование</w:t>
+      </w:r>
       <w:bookmarkEnd w:id="25"/>
-    </w:p>
-    <w:p/>
-    <w:p>
-      <w:r>
-        <w:t>Пользовательский интерфейс спроектирован в соответствии с принципами минимализма, доступности и обратной связи. Все элементы управления расположены интуитивно понятным образом, что обеспечивает низкий порог входа для новых пользователей: среднее время обучения работе с системой составляет не более 15 минут.</w:t>
-      </w:r>
-    </w:p>
-    <w:p>
-      <w:r>
-        <w:t xml:space="preserve">Интерфейс имеет </w:t>
-      </w:r>
-      <w:proofErr w:type="spellStart"/>
-      <w:r>
-        <w:t>двухпанельную</w:t>
-      </w:r>
-      <w:proofErr w:type="spellEnd"/>
-      <w:r>
-        <w:t xml:space="preserve"> структуру. Левая панель предназначена для ввода входных данных и управления процессом. В верхней части левой панели расположен блок выбора жизненного цикла, представленный шестью </w:t>
-      </w:r>
-      <w:r>
-        <w:lastRenderedPageBreak/>
-        <w:t xml:space="preserve">радиокнопками с описательными названиями. Ниже находится многострочное текстовое поле для ввода описания задачи с возможностью прокрутки. Под ним размещены три кнопки управления: «Декомпозировать», «Очистить» и «Экспорт в </w:t>
-      </w:r>
-      <w:proofErr w:type="spellStart"/>
-      <w:r>
-        <w:t>Excel</w:t>
-      </w:r>
-      <w:proofErr w:type="spellEnd"/>
-      <w:r>
-        <w:t>», а также дополнительные кнопки для быстрого доступа к примерам задач. В нижней части левой панели представлены три предустановленных примера, которые позволяют пользователю быстро ознакомиться с функциональностью системы.</w:t>
-      </w:r>
-    </w:p>
-    <w:p>
-      <w:r>
-        <w:t>Правая панель предназначена для отображения результатов анализа. Верхняя часть содержит информационную область, где выводятся тип задачи, оценка сложности и выбранный жизненный цикл. Средняя часть отображает назначенные роли с соответствующими иконками. Основная область занимает большую часть экрана и служит для детального отображения сгенерированных подзадач, структурированных по этапам с указанием сроков и ответственных.</w:t>
-      </w:r>
-    </w:p>
-    <w:p>
-      <w:r>
-        <w:t>В нижней части главного окна расположена строка состояния, которая отображает текущий статус системы, информирует о выполняемых операциях и выводе сообщения об ошибках при их возникновении.</w:t>
-      </w:r>
-    </w:p>
-    <w:p>
-      <w:r>
-        <w:t>Интерфейс выполнен в темной цветовой гамме, что снижает нагрузку на зрение при длительной работе. Основные цвета: темно-серый фон, светло-серый текст, синий цвет для акцентов и выделения ключевой информации, оранжевый для отображения сроков, зеленый для ответственных ролей.</w:t>
-      </w:r>
-    </w:p>
-    <w:p/>
-    <w:p>
-      <w:pPr>
-        <w:pStyle w:val="2"/>
-      </w:pPr>
-      <w:bookmarkStart w:id="26" w:name="_Toc228982343"/>
-      <w:r>
-        <w:t>4.6. Интеграция компонентов и тестирование</w:t>
-      </w:r>
-      <w:bookmarkEnd w:id="26"/>
     </w:p>
     <w:p/>
     <w:p>
@@ -14753,36 +13235,12 @@
     </w:p>
     <w:p>
       <w:r>
-        <w:t xml:space="preserve">Модуль экспорта поддерживает четыре формата файлов. При экспорте в </w:t>
-      </w:r>
-      <w:proofErr w:type="spellStart"/>
-      <w:r>
-        <w:t>Excel</w:t>
-      </w:r>
-      <w:proofErr w:type="spellEnd"/>
-      <w:r>
-        <w:t xml:space="preserve"> создается профессионально оформленный отчет с четырьмя листами: «Общая информация» содержит исходную задачу, тип, сложность и статистику; «Роли и ответственность» представляет табличное распределение ролей с описанием обязанностей; «Декомпозиция подзадач» содержит детальную таблицу всех этапов с номерами, наименованиями, сроками и ответственными; «</w:t>
-      </w:r>
-      <w:proofErr w:type="spellStart"/>
-      <w:r>
-        <w:t>Таймлайн</w:t>
-      </w:r>
-      <w:proofErr w:type="spellEnd"/>
-      <w:r>
-        <w:t xml:space="preserve"> проекта» представляет сводку по этапам с длительностью выполнения. Все листы оформлены с использованием цветовых схем, жирных шрифтов для заголовков, границ ячеек и выравнивания.</w:t>
-      </w:r>
-    </w:p>
-    <w:p>
-      <w:r>
-        <w:t xml:space="preserve">Модуль экспорта в </w:t>
-      </w:r>
-      <w:proofErr w:type="spellStart"/>
-      <w:r>
-        <w:t>Markdown</w:t>
-      </w:r>
-      <w:proofErr w:type="spellEnd"/>
-      <w:r>
-        <w:t xml:space="preserve"> и текстовый формат создает структурированный документ с заголовками, маркированными списками и выделением ключевой информации. Экспорт в JSON обеспечивает машиночитаемое представление данных, пригодное для дальнейшей автоматической обработки.</w:t>
+        <w:t>Модуль экспорта поддерживает четыре формата файлов. При экспорте в Excel создается профессионально оформленный отчет с четырьмя листами: «Общая информация» содержит исходную задачу, тип, сложность и статистику; «Роли и ответственность» представляет табличное распределение ролей с описанием обязанностей; «Декомпозиция подзадач» содержит детальную таблицу всех этапов с номерами, наименованиями, сроками и ответственными; «Таймлайн проекта» представляет сводку по этапам с длительностью выполнения. Все листы оформлены с использованием цветовых схем, жирных шрифтов для заголовков, границ ячеек и выравнивания.</w:t>
+      </w:r>
+    </w:p>
+    <w:p>
+      <w:r>
+        <w:t>Модуль экспорта в Markdown и текстовый формат создает структурированный документ с заголовками, маркированными списками и выделением ключевой информации. Экспорт в JSON обеспечивает машиночитаемое представление данных, пригодное для дальнейшей автоматической обработки.</w:t>
       </w:r>
     </w:p>
     <w:p/>
@@ -14790,11 +13248,11 @@
       <w:pPr>
         <w:pStyle w:val="2"/>
       </w:pPr>
-      <w:bookmarkStart w:id="27" w:name="_Toc228982344"/>
+      <w:bookmarkStart w:id="26" w:name="_Toc228982344"/>
       <w:r>
         <w:t>4.7. Обеспечение качества и производительности</w:t>
       </w:r>
-      <w:bookmarkEnd w:id="27"/>
+      <w:bookmarkEnd w:id="26"/>
     </w:p>
     <w:p/>
     <w:p>
@@ -14818,60 +13276,12 @@
     </w:p>
     <w:p>
       <w:r>
-        <w:t xml:space="preserve">Производительность системы оценивалась на тестовом окружении с процессором </w:t>
-      </w:r>
-      <w:proofErr w:type="spellStart"/>
-      <w:r>
-        <w:t>Intel</w:t>
-      </w:r>
-      <w:proofErr w:type="spellEnd"/>
-      <w:r>
-        <w:t xml:space="preserve"> </w:t>
-      </w:r>
-      <w:proofErr w:type="spellStart"/>
-      <w:r>
-        <w:t>Core</w:t>
-      </w:r>
-      <w:proofErr w:type="spellEnd"/>
-      <w:r>
-        <w:t xml:space="preserve"> i5 и 8 гигабайтами оперативной памяти. Среднее время декомпозиции задачи составило 2,1 секунды, время запуска системы — менее 3 секунд, потребление оперативной памяти — 50-100 мегабайт, размер дистрибутива — около 850 килобайт. Такие показатели позволяют использовать систему на любых современных компьютерах без заметной нагрузки на ресурсы.</w:t>
-      </w:r>
-    </w:p>
-    <w:p>
-      <w:r>
-        <w:t xml:space="preserve">Кроссплатформенность обеспечена использованием стандартной библиотеки </w:t>
-      </w:r>
-      <w:proofErr w:type="spellStart"/>
-      <w:r>
-        <w:t>Python</w:t>
-      </w:r>
-      <w:proofErr w:type="spellEnd"/>
-      <w:r>
-        <w:t xml:space="preserve"> и библиотек, доступных для всех основных операционных систем. Система протестирована и успешно работает на </w:t>
-      </w:r>
-      <w:proofErr w:type="spellStart"/>
-      <w:r>
-        <w:t>Windows</w:t>
-      </w:r>
-      <w:proofErr w:type="spellEnd"/>
-      <w:r>
-        <w:t xml:space="preserve"> 10 и 11, </w:t>
-      </w:r>
-      <w:proofErr w:type="spellStart"/>
-      <w:r>
-        <w:t>Ubuntu</w:t>
-      </w:r>
-      <w:proofErr w:type="spellEnd"/>
-      <w:r>
-        <w:t xml:space="preserve"> 18.04 и новее, а также </w:t>
-      </w:r>
-      <w:proofErr w:type="spellStart"/>
-      <w:r>
-        <w:t>macOS</w:t>
-      </w:r>
-      <w:proofErr w:type="spellEnd"/>
-      <w:r>
-        <w:t xml:space="preserve"> 10.15 и новее.</w:t>
+        <w:t>Производительность системы оценивалась на тестовом окружении с процессором Intel Core i5 и 8 гигабайтами оперативной памяти. Среднее время декомпозиции задачи составило 2,1 секунды, время запуска системы — менее 3 секунд, потребление оперативной памяти — 50-100 мегабайт, размер дистрибутива — около 850 килобайт. Такие показатели позволяют использовать систему на любых современных компьютерах без заметной нагрузки на ресурсы.</w:t>
+      </w:r>
+    </w:p>
+    <w:p>
+      <w:r>
+        <w:t>Кроссплатформенность обеспечена использованием стандартной библиотеки Python и библиотек, доступных для всех основных операционных систем. Система протестирована и успешно работает на Windows 10 и 11, Ubuntu 18.04 и новее, а также macOS 10.15 и новее.</w:t>
       </w:r>
     </w:p>
     <w:p/>
@@ -14879,11 +13289,11 @@
       <w:pPr>
         <w:pStyle w:val="2"/>
       </w:pPr>
-      <w:bookmarkStart w:id="28" w:name="_Toc228982345"/>
+      <w:bookmarkStart w:id="27" w:name="_Toc228982345"/>
       <w:r>
         <w:t>4.8. Итоги разработки</w:t>
       </w:r>
-      <w:bookmarkEnd w:id="28"/>
+      <w:bookmarkEnd w:id="27"/>
     </w:p>
     <w:p/>
     <w:p>
@@ -14912,15 +13322,7 @@
     </w:p>
     <w:p>
       <w:r>
-        <w:t xml:space="preserve">Экспорт результатов поддерживает четыре формата, включая профессиональный </w:t>
-      </w:r>
-      <w:proofErr w:type="spellStart"/>
-      <w:r>
-        <w:t>Excel</w:t>
-      </w:r>
-      <w:proofErr w:type="spellEnd"/>
-      <w:r>
-        <w:t>-отчет с четырьмя листами и стилевым оформлением, что делает систему пригодной для использования в реальных проектах и для презентации результатов заказчику.</w:t>
+        <w:t>Экспорт результатов поддерживает четыре формата, включая профессиональный Excel-отчет с четырьмя листами и стилевым оформлением, что делает систему пригодной для использования в реальных проектах и для презентации результатов заказчику.</w:t>
       </w:r>
     </w:p>
     <w:p>
@@ -14942,12 +13344,12 @@
         <w:pStyle w:val="1"/>
         <w:spacing w:before="0" w:beforeAutospacing="0" w:after="0"/>
       </w:pPr>
-      <w:bookmarkStart w:id="29" w:name="_Toc228982346"/>
+      <w:bookmarkStart w:id="28" w:name="_Toc228982346"/>
       <w:r>
         <w:lastRenderedPageBreak/>
         <w:t>5. Тестирование</w:t>
       </w:r>
-      <w:bookmarkEnd w:id="29"/>
+      <w:bookmarkEnd w:id="28"/>
     </w:p>
     <w:p>
       <w:pPr>
@@ -14959,11 +13361,11 @@
         <w:pStyle w:val="2"/>
         <w:spacing w:before="0" w:after="0"/>
       </w:pPr>
-      <w:bookmarkStart w:id="30" w:name="_Toc228982347"/>
+      <w:bookmarkStart w:id="29" w:name="_Toc228982347"/>
       <w:r>
         <w:t>5.1. Методология тестирования</w:t>
       </w:r>
-      <w:bookmarkEnd w:id="30"/>
+      <w:bookmarkEnd w:id="29"/>
     </w:p>
     <w:p>
       <w:pPr>
@@ -14982,39 +13384,7 @@
     </w:p>
     <w:p>
       <w:r>
-        <w:t xml:space="preserve">Тестирование проводилось на стандартном рабочем окружении: ноутбук с процессором </w:t>
-      </w:r>
-      <w:proofErr w:type="spellStart"/>
-      <w:r>
-        <w:t>Intel</w:t>
-      </w:r>
-      <w:proofErr w:type="spellEnd"/>
-      <w:r>
-        <w:t xml:space="preserve"> </w:t>
-      </w:r>
-      <w:proofErr w:type="spellStart"/>
-      <w:r>
-        <w:t>Core</w:t>
-      </w:r>
-      <w:proofErr w:type="spellEnd"/>
-      <w:r>
-        <w:t xml:space="preserve"> i5 с тактовой частотой 2,5 гигагерца, оперативной памятью объемом 8 гигабайт, операционной системой </w:t>
-      </w:r>
-      <w:proofErr w:type="spellStart"/>
-      <w:r>
-        <w:t>Windows</w:t>
-      </w:r>
-      <w:proofErr w:type="spellEnd"/>
-      <w:r>
-        <w:t xml:space="preserve"> 11, интерпретатором </w:t>
-      </w:r>
-      <w:proofErr w:type="spellStart"/>
-      <w:r>
-        <w:t>Python</w:t>
-      </w:r>
-      <w:proofErr w:type="spellEnd"/>
-      <w:r>
-        <w:t xml:space="preserve"> версии 3.9.13. Для обеспечения воспроизводимости результатов все тесты выполнялись в идентичных условиях, без использования внешних сетевых соединений.</w:t>
+        <w:t>Тестирование проводилось на стандартном рабочем окружении: ноутбук с процессором Intel Core i5 с тактовой частотой 2,5 гигагерца, оперативной памятью объемом 8 гигабайт, операционной системой Windows 11, интерпретатором Python версии 3.9.13. Для обеспечения воспроизводимости результатов все тесты выполнялись в идентичных условиях, без использования внешних сетевых соединений.</w:t>
       </w:r>
     </w:p>
     <w:p/>
@@ -15022,12 +13392,12 @@
       <w:pPr>
         <w:pStyle w:val="2"/>
       </w:pPr>
-      <w:bookmarkStart w:id="31" w:name="_Toc228982348"/>
+      <w:bookmarkStart w:id="30" w:name="_Toc228982348"/>
       <w:r>
         <w:lastRenderedPageBreak/>
         <w:t>5.2. Тестовые сценарии и проекты</w:t>
       </w:r>
-      <w:bookmarkEnd w:id="31"/>
+      <w:bookmarkEnd w:id="30"/>
     </w:p>
     <w:p/>
     <w:p>
@@ -15037,44 +13407,12 @@
     </w:p>
     <w:p>
       <w:r>
-        <w:t xml:space="preserve">Первый сценарий был посвящен веб-разработке и формулировался как создание интернет-магазина для продажи электроники. Описание задачи включало разработку полнофункционального веб-сайта с каталогом товаров, корзиной, личным кабинетом пользователя и интеграцией с платежной системой. Для этого сценария были выбраны жизненные циклы </w:t>
-      </w:r>
-      <w:proofErr w:type="spellStart"/>
-      <w:r>
-        <w:t>Waterfall</w:t>
-      </w:r>
-      <w:proofErr w:type="spellEnd"/>
-      <w:r>
-        <w:t xml:space="preserve"> и </w:t>
-      </w:r>
-      <w:proofErr w:type="spellStart"/>
-      <w:r>
-        <w:t>Agile</w:t>
-      </w:r>
-      <w:proofErr w:type="spellEnd"/>
-      <w:r>
-        <w:t xml:space="preserve"> для сравнения результатов.</w:t>
-      </w:r>
-    </w:p>
-    <w:p>
-      <w:r>
-        <w:t xml:space="preserve">Второй сценарий охватывал мобильную разработку и предполагал создание кроссплатформенного приложения для доставки еды с функцией отслеживания курьера в реальном времени и интеграцией картографических сервисов. Тестирование проводилось с использованием жизненного цикла </w:t>
-      </w:r>
-      <w:proofErr w:type="spellStart"/>
-      <w:r>
-        <w:t>Agile</w:t>
-      </w:r>
-      <w:proofErr w:type="spellEnd"/>
-      <w:r>
-        <w:t>/</w:t>
-      </w:r>
-      <w:proofErr w:type="spellStart"/>
-      <w:r>
-        <w:t>Scrum</w:t>
-      </w:r>
-      <w:proofErr w:type="spellEnd"/>
-      <w:r>
-        <w:t xml:space="preserve"> как наиболее подходящего для мобильной разработки.</w:t>
+        <w:t>Первый сценарий был посвящен веб-разработке и формулировался как создание интернет-магазина для продажи электроники. Описание задачи включало разработку полнофункционального веб-сайта с каталогом товаров, корзиной, личным кабинетом пользователя и интеграцией с платежной системой. Для этого сценария были выбраны жизненные циклы Waterfall и Agile для сравнения результатов.</w:t>
+      </w:r>
+    </w:p>
+    <w:p>
+      <w:r>
+        <w:t>Второй сценарий охватывал мобильную разработку и предполагал создание кроссплатформенного приложения для доставки еды с функцией отслеживания курьера в реальном времени и интеграцией картографических сервисов. Тестирование проводилось с использованием жизненного цикла Agile/Scrum как наиболее подходящего для мобильной разработки.</w:t>
       </w:r>
     </w:p>
     <w:p>
@@ -15084,39 +13422,7 @@
     </w:p>
     <w:p>
       <w:r>
-        <w:t xml:space="preserve">Четвертый сценарий охватывал </w:t>
-      </w:r>
-      <w:proofErr w:type="spellStart"/>
-      <w:r>
-        <w:t>DevOps</w:t>
-      </w:r>
-      <w:proofErr w:type="spellEnd"/>
-      <w:r>
-        <w:t xml:space="preserve">-направление и формулировался как внедрение непрерывной интеграции и доставки для </w:t>
-      </w:r>
-      <w:proofErr w:type="spellStart"/>
-      <w:r>
-        <w:t>микросервисной</w:t>
-      </w:r>
-      <w:proofErr w:type="spellEnd"/>
-      <w:r>
-        <w:t xml:space="preserve"> архитектуры, включающей пять </w:t>
-      </w:r>
-      <w:proofErr w:type="spellStart"/>
-      <w:r>
-        <w:t>микросервисов</w:t>
-      </w:r>
-      <w:proofErr w:type="spellEnd"/>
-      <w:r>
-        <w:t xml:space="preserve">, с автоматическим тестированием и развертыванием. Естественным выбором для этого сценария стал </w:t>
-      </w:r>
-      <w:proofErr w:type="spellStart"/>
-      <w:r>
-        <w:t>DevOps</w:t>
-      </w:r>
-      <w:proofErr w:type="spellEnd"/>
-      <w:r>
-        <w:t>-жизненный цикл.</w:t>
+        <w:t>Четвертый сценарий охватывал DevOps-направление и формулировался как внедрение непрерывной интеграции и доставки для микросервисной архитектуры, включающей пять микросервисов, с автоматическим тестированием и развертыванием. Естественным выбором для этого сценария стал DevOps-жизненный цикл.</w:t>
       </w:r>
     </w:p>
     <w:p>
@@ -15135,70 +13441,22 @@
     </w:p>
     <w:p>
       <w:r>
-        <w:t xml:space="preserve">Седьмой сценарий был посвящен созданию аналитического </w:t>
-      </w:r>
-      <w:proofErr w:type="spellStart"/>
-      <w:r>
-        <w:t>дашборда</w:t>
-      </w:r>
-      <w:proofErr w:type="spellEnd"/>
-      <w:r>
-        <w:t xml:space="preserve"> для визуализации ключевых показателей эффективности в реальном времени с возможностью фильтрации, детализации и экспорта данных. Тестирование проводилось с использованием методологии </w:t>
-      </w:r>
-      <w:proofErr w:type="spellStart"/>
-      <w:r>
-        <w:t>DevOps</w:t>
-      </w:r>
-      <w:proofErr w:type="spellEnd"/>
-      <w:r>
-        <w:t xml:space="preserve"> с акцентом на непрерывную доставку.</w:t>
-      </w:r>
-    </w:p>
-    <w:p>
-      <w:r>
-        <w:t xml:space="preserve">Восьмой сценарий охватывал разработку системы авторизации и аутентификации с поддержкой JWT-токенов, </w:t>
-      </w:r>
-      <w:proofErr w:type="spellStart"/>
-      <w:r>
-        <w:t>OAuth</w:t>
-      </w:r>
-      <w:proofErr w:type="spellEnd"/>
-      <w:r>
-        <w:t>-интеграции, двухфакторной аутентификации и разграничения прав доступа. Для обеспечения высоких требований к безопасности использовалась V-образная модель.</w:t>
-      </w:r>
-    </w:p>
-    <w:p>
-      <w:r>
-        <w:t xml:space="preserve">Девятый сценарий был посвящен мобильному банкингу — разработке защищенного приложения для управления банковскими счетами, включающего функционал переводов, оплаты услуг, </w:t>
-      </w:r>
-      <w:proofErr w:type="spellStart"/>
-      <w:r>
-        <w:t>push</w:t>
-      </w:r>
-      <w:proofErr w:type="spellEnd"/>
-      <w:r>
-        <w:t>-уведомлений и биометрической авторизации. Тестирование проводилось с использованием спиральной модели.</w:t>
-      </w:r>
-    </w:p>
-    <w:p>
-      <w:r>
-        <w:t xml:space="preserve">Десятый сценарий охватывал создание системы рекомендаций на основе алгоритмов машинного обучения для интернет-магазина, включающую сбор пользовательских данных, обучение моделей и формирование персонализированных рекомендаций. Для этого проекта использовался гибридный подход, сочетающий элементы </w:t>
-      </w:r>
-      <w:proofErr w:type="spellStart"/>
-      <w:r>
-        <w:t>Agile</w:t>
-      </w:r>
-      <w:proofErr w:type="spellEnd"/>
-      <w:r>
-        <w:t xml:space="preserve"> и </w:t>
-      </w:r>
-      <w:proofErr w:type="spellStart"/>
-      <w:r>
-        <w:t>DevOps</w:t>
-      </w:r>
-      <w:proofErr w:type="spellEnd"/>
-      <w:r>
-        <w:t>.</w:t>
+        <w:t>Седьмой сценарий был посвящен созданию аналитического дашборда для визуализации ключевых показателей эффективности в реальном времени с возможностью фильтрации, детализации и экспорта данных. Тестирование проводилось с использованием методологии DevOps с акцентом на непрерывную доставку.</w:t>
+      </w:r>
+    </w:p>
+    <w:p>
+      <w:r>
+        <w:t>Восьмой сценарий охватывал разработку системы авторизации и аутентификации с поддержкой JWT-токенов, OAuth-интеграции, двухфакторной аутентификации и разграничения прав доступа. Для обеспечения высоких требований к безопасности использовалась V-образная модель.</w:t>
+      </w:r>
+    </w:p>
+    <w:p>
+      <w:r>
+        <w:t>Девятый сценарий был посвящен мобильному банкингу — разработке защищенного приложения для управления банковскими счетами, включающего функционал переводов, оплаты услуг, push-уведомлений и биометрической авторизации. Тестирование проводилось с использованием спиральной модели.</w:t>
+      </w:r>
+    </w:p>
+    <w:p>
+      <w:r>
+        <w:t>Десятый сценарий охватывал создание системы рекомендаций на основе алгоритмов машинного обучения для интернет-магазина, включающую сбор пользовательских данных, обучение моделей и формирование персонализированных рекомендаций. Для этого проекта использовался гибридный подход, сочетающий элементы Agile и DevOps.</w:t>
       </w:r>
     </w:p>
     <w:p>
@@ -15210,75 +13468,27 @@
       <w:pPr>
         <w:pStyle w:val="2"/>
       </w:pPr>
-      <w:bookmarkStart w:id="32" w:name="_Toc228982349"/>
+      <w:bookmarkStart w:id="31" w:name="_Toc228982349"/>
       <w:r>
         <w:lastRenderedPageBreak/>
         <w:t>5.3. Результаты тестирования</w:t>
       </w:r>
-      <w:bookmarkEnd w:id="32"/>
+      <w:bookmarkEnd w:id="31"/>
     </w:p>
     <w:p/>
     <w:p>
       <w:r>
-        <w:t xml:space="preserve">По итогам тестирования десяти сценариев были получены следующие результаты. Все десять тестовых задач были классифицированы системой правильно, то есть точность определения типа задачи составила сто процентов. Это объясняется как качеством обученной </w:t>
-      </w:r>
-      <w:proofErr w:type="spellStart"/>
-      <w:r>
-        <w:t>нейросетевой</w:t>
-      </w:r>
-      <w:proofErr w:type="spellEnd"/>
-      <w:r>
-        <w:t xml:space="preserve"> модели, достигшей высокой точности на </w:t>
-      </w:r>
-      <w:proofErr w:type="spellStart"/>
-      <w:r>
-        <w:t>валидационной</w:t>
-      </w:r>
-      <w:proofErr w:type="spellEnd"/>
-      <w:r>
-        <w:t xml:space="preserve"> выборке, так и тем, что все тестовые сценарии были сформулированы с использованием ключевых слов, присутствующих в обучающей выборке.</w:t>
-      </w:r>
-    </w:p>
-    <w:p>
-      <w:r>
-        <w:t>Оценка сложности совпала с экспертной в восьми случаях из десяти. В двух случаях система завысила оценку сложности, интерпретируя описание задачи как более сложное, чем считал эксперт. В первом случае это произошло из-за наличия в описании термина «</w:t>
-      </w:r>
-      <w:proofErr w:type="spellStart"/>
-      <w:r>
-        <w:t>микросервисная</w:t>
-      </w:r>
-      <w:proofErr w:type="spellEnd"/>
-      <w:r>
-        <w:t xml:space="preserve"> архитектура», который относится к категории слов высокой сложности. Во втором случае к завышению оценки привела большая длина текстового описания, превысившая сто слов. В целом точность оценки сложности составила восемьдесят процентов, что является хорошим показателем, учитывая субъективность данного параметра даже среди экспертов.</w:t>
-      </w:r>
-    </w:p>
-    <w:p>
-      <w:r>
-        <w:t xml:space="preserve">Полнота генерируемых подзадач, оцениваемая как процент задач, признанных экспертами необходимыми и релевантными, составила в среднем 85,5 процента. Наилучший показатель — девяносто пять процентов — был достигнут для </w:t>
-      </w:r>
-      <w:proofErr w:type="spellStart"/>
-      <w:r>
-        <w:t>DevOps</w:t>
-      </w:r>
-      <w:proofErr w:type="spellEnd"/>
-      <w:r>
-        <w:t xml:space="preserve">-сценария, где системой были предложены все необходимые этапы настройки </w:t>
-      </w:r>
-      <w:proofErr w:type="spellStart"/>
-      <w:r>
-        <w:t>пайплайна</w:t>
-      </w:r>
-      <w:proofErr w:type="spellEnd"/>
-      <w:r>
-        <w:t xml:space="preserve"> и мониторинга. Наихудший показатель — семьдесят пять процентов — зафиксирован для сценария разработки CRM-системы, где эксперт отметил отсутствие ряда задач, связанных с миграцией данных из устаревшей системы. Тем не менее даже минимальный показатель полноты значительно превышает типичные показатели ручной декомпозиции для </w:t>
-      </w:r>
-      <w:proofErr w:type="spellStart"/>
-      <w:r>
-        <w:t>junior</w:t>
-      </w:r>
-      <w:proofErr w:type="spellEnd"/>
-      <w:r>
-        <w:t>-специалистов и сопоставим с уровнем опытных проектных менеджеров.</w:t>
+        <w:t>По итогам тестирования десяти сценариев были получены следующие результаты. Все десять тестовых задач были классифицированы системой правильно, то есть точность определения типа задачи составила сто процентов. Это объясняется как качеством обученной нейросетевой модели, достигшей высокой точности на валидационной выборке, так и тем, что все тестовые сценарии были сформулированы с использованием ключевых слов, присутствующих в обучающей выборке.</w:t>
+      </w:r>
+    </w:p>
+    <w:p>
+      <w:r>
+        <w:t>Оценка сложности совпала с экспертной в восьми случаях из десяти. В двух случаях система завысила оценку сложности, интерпретируя описание задачи как более сложное, чем считал эксперт. В первом случае это произошло из-за наличия в описании термина «микросервисная архитектура», который относится к категории слов высокой сложности. Во втором случае к завышению оценки привела большая длина текстового описания, превысившая сто слов. В целом точность оценки сложности составила восемьдесят процентов, что является хорошим показателем, учитывая субъективность данного параметра даже среди экспертов.</w:t>
+      </w:r>
+    </w:p>
+    <w:p>
+      <w:r>
+        <w:t>Полнота генерируемых подзадач, оцениваемая как процент задач, признанных экспертами необходимыми и релевантными, составила в среднем 85,5 процента. Наилучший показатель — девяносто пять процентов — был достигнут для DevOps-сценария, где системой были предложены все необходимые этапы настройки пайплайна и мониторинга. Наихудший показатель — семьдесят пять процентов — зафиксирован для сценария разработки CRM-системы, где эксперт отметил отсутствие ряда задач, связанных с миграцией данных из устаревшей системы. Тем не менее даже минимальный показатель полноты значительно превышает типичные показатели ручной декомпозиции для junior-специалистов и сопоставим с уровнем опытных проектных менеджеров.</w:t>
       </w:r>
     </w:p>
     <w:p>
@@ -15289,15 +13499,7 @@
     </w:p>
     <w:p>
       <w:r>
-        <w:t xml:space="preserve">Средняя пользовательская оценка полезности системы по пятибалльной шкале составила 4,4 балла. Эксперты особенно высоко оценили возможность выбора жизненного цикла и адаптации генерируемых подзадач под конкретную методологию, а также качество экспорта в </w:t>
-      </w:r>
-      <w:proofErr w:type="spellStart"/>
-      <w:r>
-        <w:t>Excel</w:t>
-      </w:r>
-      <w:proofErr w:type="spellEnd"/>
-      <w:r>
-        <w:t xml:space="preserve"> с четырьмя профессионально оформленными листами. Некоторые эксперты отметили, что система особенно полезна для начинающих проектных менеджеров, помогая им не упустить важные этапы и корректно распределить роли.</w:t>
+        <w:t>Средняя пользовательская оценка полезности системы по пятибалльной шкале составила 4,4 балла. Эксперты особенно высоко оценили возможность выбора жизненного цикла и адаптации генерируемых подзадач под конкретную методологию, а также качество экспорта в Excel с четырьмя профессионально оформленными листами. Некоторые эксперты отметили, что система особенно полезна для начинающих проектных менеджеров, помогая им не упустить важные этапы и корректно распределить роли.</w:t>
       </w:r>
     </w:p>
     <w:p>
@@ -15310,11 +13512,11 @@
       <w:pPr>
         <w:pStyle w:val="2"/>
       </w:pPr>
-      <w:bookmarkStart w:id="33" w:name="_Toc228982350"/>
+      <w:bookmarkStart w:id="32" w:name="_Toc228982350"/>
       <w:r>
         <w:t>5.4. Анализ эффективности</w:t>
       </w:r>
-      <w:bookmarkEnd w:id="33"/>
+      <w:bookmarkEnd w:id="32"/>
     </w:p>
     <w:p/>
     <w:p>
@@ -15346,11 +13548,11 @@
       <w:pPr>
         <w:pStyle w:val="2"/>
       </w:pPr>
-      <w:bookmarkStart w:id="34" w:name="_Toc228982351"/>
+      <w:bookmarkStart w:id="33" w:name="_Toc228982351"/>
       <w:r>
         <w:t>5.5. Ограничения и направления улучшения</w:t>
       </w:r>
-      <w:bookmarkEnd w:id="34"/>
+      <w:bookmarkEnd w:id="33"/>
     </w:p>
     <w:p>
       <w:pPr>
@@ -15362,15 +13564,7 @@
     </w:p>
     <w:p>
       <w:r>
-        <w:t xml:space="preserve">В процессе тестирования были выявлены следующие ограничения разработанной системы. Первое ограничение связано с языковой поддержкой: система работает только с русским языком и не распознает английские термины, за исключением общеупотребительных, таких как API или </w:t>
-      </w:r>
-      <w:proofErr w:type="spellStart"/>
-      <w:r>
-        <w:t>DevOps</w:t>
-      </w:r>
-      <w:proofErr w:type="spellEnd"/>
-      <w:r>
-        <w:t>. При вводе задачи на смешанном русско-английском языке некоторые ключевые слова могут быть проигнорированы, что снижает качество генерации.</w:t>
+        <w:t>В процессе тестирования были выявлены следующие ограничения разработанной системы. Первое ограничение связано с языковой поддержкой: система работает только с русским языком и не распознает английские термины, за исключением общеупотребительных, таких как API или DevOps. При вводе задачи на смешанном русско-английском языке некоторые ключевые слова могут быть проигнорированы, что снижает качество генерации.</w:t>
       </w:r>
     </w:p>
     <w:p>
@@ -15386,73 +13580,17 @@
     </w:p>
     <w:p>
       <w:r>
-        <w:t xml:space="preserve">Четвертое ограничение связано с фиксированным набором ролей и типов задач. Добавление новой роли или нового типа задачи требует модификации исходного кода и повторного обучения </w:t>
-      </w:r>
-      <w:proofErr w:type="spellStart"/>
-      <w:r>
-        <w:t>нейросетевой</w:t>
-      </w:r>
-      <w:proofErr w:type="spellEnd"/>
-      <w:r>
-        <w:t xml:space="preserve"> модели, что недоступно конечному пользователю.</w:t>
-      </w:r>
-    </w:p>
-    <w:p>
-      <w:r>
-        <w:t xml:space="preserve">Пятое ограничение касается интеграции с внешними системами: система не имеет API и не может автоматически передавать результаты в </w:t>
-      </w:r>
-      <w:proofErr w:type="spellStart"/>
-      <w:r>
-        <w:t>Jira</w:t>
-      </w:r>
-      <w:proofErr w:type="spellEnd"/>
-      <w:r>
-        <w:t xml:space="preserve">, </w:t>
-      </w:r>
-      <w:proofErr w:type="spellStart"/>
-      <w:r>
-        <w:t>Trello</w:t>
-      </w:r>
-      <w:proofErr w:type="spellEnd"/>
-      <w:r>
-        <w:t xml:space="preserve">, </w:t>
-      </w:r>
-      <w:proofErr w:type="spellStart"/>
-      <w:r>
-        <w:t>Microsoft</w:t>
-      </w:r>
-      <w:proofErr w:type="spellEnd"/>
-      <w:r>
-        <w:t xml:space="preserve"> </w:t>
-      </w:r>
-      <w:proofErr w:type="spellStart"/>
-      <w:r>
-        <w:t>Project</w:t>
-      </w:r>
-      <w:proofErr w:type="spellEnd"/>
-      <w:r>
-        <w:t xml:space="preserve"> или другие системы управления проектами. Экспорт осуществляется вручную через файловый диалог.</w:t>
-      </w:r>
-    </w:p>
-    <w:p>
-      <w:r>
-        <w:t xml:space="preserve">На основе выявленных ограничений определены следующие направления улучшения для последующих версий системы. Расширение лингвистической поддержки путем добавления двуязычного словаря и механизмов перевода позволит системе работать как с русским, так и с английским языком, а также распознавать смешанные тексты. Увеличение обучающей выборки до тысячи и более размеченных примеров за счет сбора анонимных данных о декомпозициях реальных проектов повысит точность и полноту генерации. Разработка модуля тонкой настройки позволит пользователям адаптировать систему под специфику своей компании, добавляя собственные шаблоны задач, роли и ключевые слова. Создание REST API обеспечит интеграцию с популярными системами управления проектами, позволяя автоматически создавать задачи в </w:t>
-      </w:r>
-      <w:proofErr w:type="spellStart"/>
-      <w:r>
-        <w:t>Jira</w:t>
-      </w:r>
-      <w:proofErr w:type="spellEnd"/>
-      <w:r>
-        <w:t xml:space="preserve">, </w:t>
-      </w:r>
-      <w:proofErr w:type="spellStart"/>
-      <w:r>
-        <w:t>Trello</w:t>
-      </w:r>
-      <w:proofErr w:type="spellEnd"/>
-      <w:r>
-        <w:t xml:space="preserve"> </w:t>
+        <w:t>Четвертое ограничение связано с фиксированным набором ролей и типов задач. Добавление новой роли или нового типа задачи требует модификации исходного кода и повторного обучения нейросетевой модели, что недоступно конечному пользователю.</w:t>
+      </w:r>
+    </w:p>
+    <w:p>
+      <w:r>
+        <w:t>Пятое ограничение касается интеграции с внешними системами: система не имеет API и не может автоматически передавать результаты в Jira, Trello, Microsoft Project или другие системы управления проектами. Экспорт осуществляется вручную через файловый диалог.</w:t>
+      </w:r>
+    </w:p>
+    <w:p>
+      <w:r>
+        <w:t xml:space="preserve">На основе выявленных ограничений определены следующие направления улучшения для последующих версий системы. Расширение лингвистической поддержки путем добавления двуязычного словаря и механизмов перевода позволит системе работать как с русским, так и с английским языком, а также распознавать смешанные тексты. Увеличение обучающей выборки до тысячи и более размеченных примеров за счет сбора анонимных данных о декомпозициях реальных проектов повысит точность и полноту генерации. Разработка модуля тонкой настройки позволит пользователям адаптировать систему под специфику своей компании, добавляя собственные шаблоны задач, роли и ключевые слова. Создание REST API обеспечит интеграцию с популярными системами управления проектами, позволяя автоматически создавать задачи в Jira, Trello </w:t>
       </w:r>
       <w:r>
         <w:lastRenderedPageBreak/>
@@ -15482,7 +13620,7 @@
           <w:rFonts w:eastAsiaTheme="minorHAnsi"/>
         </w:rPr>
       </w:pPr>
-      <w:bookmarkStart w:id="35" w:name="_Toc228982352"/>
+      <w:bookmarkStart w:id="34" w:name="_Toc228982352"/>
       <w:r>
         <w:rPr>
           <w:rStyle w:val="10"/>
@@ -15490,7 +13628,7 @@
         <w:lastRenderedPageBreak/>
         <w:t>Заключение</w:t>
       </w:r>
-      <w:bookmarkEnd w:id="35"/>
+      <w:bookmarkEnd w:id="34"/>
     </w:p>
     <w:p>
       <w:pPr>
@@ -15508,47 +13646,7 @@
     </w:p>
     <w:p>
       <w:r>
-        <w:t xml:space="preserve">Анализ предметной области показал, что проблема автоматизации декомпозиции задач является крайне актуальной для современной IT-индустрии. Согласно статистическим данным, около семидесяти процентов IT-проектов не укладываются в запланированные сроки, а сорок процентов превышают бюджет. Одной из ключевых причин такого положения является низкое качество планирования, в частности неполная или некорректная декомпозиция задач. Традиционные методы ручной декомпозиции требуют высокой квалификации проектных менеджеров и значительных временных затрат, достигающих трех-пяти часов на проект средней сложности. Существующие на рынке программные продукты для управления проектами, такие как </w:t>
-      </w:r>
-      <w:proofErr w:type="spellStart"/>
-      <w:r>
-        <w:t>Jira</w:t>
-      </w:r>
-      <w:proofErr w:type="spellEnd"/>
-      <w:r>
-        <w:t xml:space="preserve">, </w:t>
-      </w:r>
-      <w:proofErr w:type="spellStart"/>
-      <w:r>
-        <w:t>Trello</w:t>
-      </w:r>
-      <w:proofErr w:type="spellEnd"/>
-      <w:r>
-        <w:t xml:space="preserve">, </w:t>
-      </w:r>
-      <w:proofErr w:type="spellStart"/>
-      <w:r>
-        <w:t>Asana</w:t>
-      </w:r>
-      <w:proofErr w:type="spellEnd"/>
-      <w:r>
-        <w:t xml:space="preserve">, предлагают инструменты для отслеживания задач, но не обеспечивают автоматической генерации структуры работ на основе текстового описания. Коммерческие ИИ-решения, такие как </w:t>
-      </w:r>
-      <w:proofErr w:type="spellStart"/>
-      <w:r>
-        <w:t>ClickUp</w:t>
-      </w:r>
-      <w:proofErr w:type="spellEnd"/>
-      <w:r>
-        <w:t xml:space="preserve"> AI или </w:t>
-      </w:r>
-      <w:proofErr w:type="spellStart"/>
-      <w:r>
-        <w:t>Motion</w:t>
-      </w:r>
-      <w:proofErr w:type="spellEnd"/>
-      <w:r>
-        <w:t>, работают только в облачной модели, требуют подписки и не поддерживают русский язык. Таким образом, была подтверждена необходимость разработки собственного автономного русскоязычного решения.</w:t>
+        <w:t>Анализ предметной области показал, что проблема автоматизации декомпозиции задач является крайне актуальной для современной IT-индустрии. Согласно статистическим данным, около семидесяти процентов IT-проектов не укладываются в запланированные сроки, а сорок процентов превышают бюджет. Одной из ключевых причин такого положения является низкое качество планирования, в частности неполная или некорректная декомпозиция задач. Традиционные методы ручной декомпозиции требуют высокой квалификации проектных менеджеров и значительных временных затрат, достигающих трех-пяти часов на проект средней сложности. Существующие на рынке программные продукты для управления проектами, такие как Jira, Trello, Asana, предлагают инструменты для отслеживания задач, но не обеспечивают автоматической генерации структуры работ на основе текстового описания. Коммерческие ИИ-решения, такие как ClickUp AI или Motion, работают только в облачной модели, требуют подписки и не поддерживают русский язык. Таким образом, была подтверждена необходимость разработки собственного автономного русскоязычного решения.</w:t>
       </w:r>
     </w:p>
     <w:p>
@@ -15562,153 +13660,17 @@
     </w:p>
     <w:p>
       <w:r>
-        <w:t xml:space="preserve">Обзор аналогов показал, что существующие решения не в полной мере удовлетворяют выявленным требованиям. </w:t>
-      </w:r>
-      <w:proofErr w:type="spellStart"/>
-      <w:r>
-        <w:t>Jira</w:t>
-      </w:r>
-      <w:proofErr w:type="spellEnd"/>
-      <w:r>
-        <w:t xml:space="preserve"> и </w:t>
-      </w:r>
-      <w:proofErr w:type="spellStart"/>
-      <w:r>
-        <w:t>Trello</w:t>
-      </w:r>
-      <w:proofErr w:type="spellEnd"/>
-      <w:r>
-        <w:t xml:space="preserve"> не имеют функций автоматической генерации и требуют ручного ввода всех подзадач. </w:t>
-      </w:r>
-      <w:proofErr w:type="spellStart"/>
-      <w:r>
-        <w:t>ClickUp</w:t>
-      </w:r>
-      <w:proofErr w:type="spellEnd"/>
-      <w:r>
-        <w:t xml:space="preserve"> AI и </w:t>
-      </w:r>
-      <w:proofErr w:type="spellStart"/>
-      <w:r>
-        <w:t>Motion</w:t>
-      </w:r>
-      <w:proofErr w:type="spellEnd"/>
-      <w:r>
-        <w:t xml:space="preserve"> поддерживают только английский язык и требуют постоянного подключения к интернету. </w:t>
-      </w:r>
-      <w:proofErr w:type="spellStart"/>
-      <w:r>
-        <w:t>ScopeMaster</w:t>
-      </w:r>
-      <w:proofErr w:type="spellEnd"/>
-      <w:r>
-        <w:t xml:space="preserve"> очень дорог и работает только с форматом </w:t>
-      </w:r>
-      <w:proofErr w:type="spellStart"/>
-      <w:r>
-        <w:t>user</w:t>
-      </w:r>
-      <w:proofErr w:type="spellEnd"/>
-      <w:r>
-        <w:t xml:space="preserve"> </w:t>
-      </w:r>
-      <w:proofErr w:type="spellStart"/>
-      <w:r>
-        <w:t>story</w:t>
-      </w:r>
-      <w:proofErr w:type="spellEnd"/>
-      <w:r>
-        <w:t xml:space="preserve">. </w:t>
-      </w:r>
-      <w:proofErr w:type="spellStart"/>
-      <w:r>
-        <w:t>GitHub</w:t>
-      </w:r>
-      <w:proofErr w:type="spellEnd"/>
-      <w:r>
-        <w:t xml:space="preserve"> </w:t>
-      </w:r>
-      <w:proofErr w:type="spellStart"/>
-      <w:r>
-        <w:t>Copilot</w:t>
-      </w:r>
-      <w:proofErr w:type="spellEnd"/>
-      <w:r>
-        <w:t xml:space="preserve"> ограничен существующими проектами и не предназначен для планирования с нуля. Разрабатываемая система выгодно отличается от аналогов полной автономностью, поддержкой русского языка, бесплатностью, возможностью выбора из шести жизненных циклов и локальным хранением данных, обеспечивающим конфиденциальность.</w:t>
-      </w:r>
-    </w:p>
-    <w:p>
-      <w:r>
-        <w:t xml:space="preserve">В процессе разработки была спроектирована модульная архитектура системы, включающая четыре уровня: пользовательский интерфейс, прикладной уровень, ядро искусственного интеллекта и уровень хранения данных. В качестве основных технологий выбраны </w:t>
-      </w:r>
-      <w:proofErr w:type="spellStart"/>
-      <w:r>
-        <w:t>Python</w:t>
-      </w:r>
-      <w:proofErr w:type="spellEnd"/>
-      <w:r>
-        <w:t xml:space="preserve"> 3.9 как основной язык программирования, </w:t>
-      </w:r>
-      <w:proofErr w:type="spellStart"/>
-      <w:r>
-        <w:t>Tkinter</w:t>
-      </w:r>
-      <w:proofErr w:type="spellEnd"/>
-      <w:r>
-        <w:t xml:space="preserve"> для создания графического интерфейса, </w:t>
-      </w:r>
-      <w:proofErr w:type="spellStart"/>
-      <w:r>
-        <w:t>NumPy</w:t>
-      </w:r>
-      <w:proofErr w:type="spellEnd"/>
-      <w:r>
-        <w:t xml:space="preserve"> для математических вычислений и </w:t>
-      </w:r>
-      <w:proofErr w:type="spellStart"/>
-      <w:r>
-        <w:t>openpyxl</w:t>
-      </w:r>
-      <w:proofErr w:type="spellEnd"/>
-      <w:r>
-        <w:t xml:space="preserve"> для экспорта в </w:t>
-      </w:r>
-      <w:proofErr w:type="spellStart"/>
-      <w:r>
-        <w:t>Excel</w:t>
-      </w:r>
-      <w:proofErr w:type="spellEnd"/>
-      <w:r>
-        <w:t>. Отказ от тяжеловесных фреймворков глубокого обучения в пользу собственной легковесной реализации нейронной сети позволил сократить размер дистрибутива до 850 килобайт и обеспечить минимальное потребление системных ресурсов.</w:t>
-      </w:r>
-    </w:p>
-    <w:p>
-      <w:r>
-        <w:t xml:space="preserve">Разработанная </w:t>
-      </w:r>
-      <w:proofErr w:type="spellStart"/>
-      <w:r>
-        <w:t>нейросетевая</w:t>
-      </w:r>
-      <w:proofErr w:type="spellEnd"/>
-      <w:r>
-        <w:t xml:space="preserve"> модель представляет собой трехслойную сеть прямой связи с архитектурой пятьдесят-шестьдесят четыре-восемь, использующую функции активации тангенс и </w:t>
-      </w:r>
-      <w:proofErr w:type="spellStart"/>
-      <w:r>
-        <w:t>софтмакс</w:t>
-      </w:r>
-      <w:proofErr w:type="spellEnd"/>
-      <w:r>
-        <w:t xml:space="preserve">. Обучение модели проведено на четырнадцати размеченных примерах в течение ста эпох. Финальная точность на обучающей выборке составила 92,8 процента, на </w:t>
-      </w:r>
-      <w:proofErr w:type="spellStart"/>
-      <w:r>
-        <w:t>валидационной</w:t>
-      </w:r>
-      <w:proofErr w:type="spellEnd"/>
-      <w:r>
-        <w:t xml:space="preserve"> выборке — 85,7 процента. После обучения модель сохраняется в </w:t>
+        <w:t>Обзор аналогов показал, что существующие решения не в полной мере удовлетворяют выявленным требованиям. Jira и Trello не имеют функций автоматической генерации и требуют ручного ввода всех подзадач. ClickUp AI и Motion поддерживают только английский язык и требуют постоянного подключения к интернету. ScopeMaster очень дорог и работает только с форматом user story. GitHub Copilot ограничен существующими проектами и не предназначен для планирования с нуля. Разрабатываемая система выгодно отличается от аналогов полной автономностью, поддержкой русского языка, бесплатностью, возможностью выбора из шести жизненных циклов и локальным хранением данных, обеспечивающим конфиденциальность.</w:t>
+      </w:r>
+    </w:p>
+    <w:p>
+      <w:r>
+        <w:t>В процессе разработки была спроектирована модульная архитектура системы, включающая четыре уровня: пользовательский интерфейс, прикладной уровень, ядро искусственного интеллекта и уровень хранения данных. В качестве основных технологий выбраны Python 3.9 как основной язык программирования, Tkinter для создания графического интерфейса, NumPy для математических вычислений и openpyxl для экспорта в Excel. Отказ от тяжеловесных фреймворков глубокого обучения в пользу собственной легковесной реализации нейронной сети позволил сократить размер дистрибутива до 850 килобайт и обеспечить минимальное потребление системных ресурсов.</w:t>
+      </w:r>
+    </w:p>
+    <w:p>
+      <w:r>
+        <w:t xml:space="preserve">Разработанная нейросетевая модель представляет собой трехслойную сеть прямой связи с архитектурой пятьдесят-шестьдесят четыре-восемь, использующую функции активации тангенс и софтмакс. Обучение модели проведено на четырнадцати размеченных примерах в течение ста эпох. Финальная точность на обучающей выборке составила 92,8 процента, на валидационной выборке — 85,7 процента. После обучения модель сохраняется в </w:t>
       </w:r>
       <w:r>
         <w:lastRenderedPageBreak/>
@@ -15717,92 +13679,12 @@
     </w:p>
     <w:p>
       <w:r>
-        <w:t xml:space="preserve">Алгоритмы генерации подзадач учитывают как выбранный жизненный цикл, так и контекстную специфику текстового описания. Для шести методологий — </w:t>
-      </w:r>
-      <w:proofErr w:type="spellStart"/>
-      <w:r>
-        <w:t>Waterfall</w:t>
-      </w:r>
-      <w:proofErr w:type="spellEnd"/>
-      <w:r>
-        <w:t xml:space="preserve">, </w:t>
-      </w:r>
-      <w:proofErr w:type="spellStart"/>
-      <w:r>
-        <w:t>Agile</w:t>
-      </w:r>
-      <w:proofErr w:type="spellEnd"/>
-      <w:r>
-        <w:t>/</w:t>
-      </w:r>
-      <w:proofErr w:type="spellStart"/>
-      <w:r>
-        <w:t>Scrum</w:t>
-      </w:r>
-      <w:proofErr w:type="spellEnd"/>
-      <w:r>
-        <w:t xml:space="preserve">, </w:t>
-      </w:r>
-      <w:proofErr w:type="spellStart"/>
-      <w:r>
-        <w:t>Kanban</w:t>
-      </w:r>
-      <w:proofErr w:type="spellEnd"/>
-      <w:r>
-        <w:t xml:space="preserve">, </w:t>
-      </w:r>
-      <w:proofErr w:type="spellStart"/>
-      <w:r>
-        <w:t>Spiral</w:t>
-      </w:r>
-      <w:proofErr w:type="spellEnd"/>
-      <w:r>
-        <w:t xml:space="preserve">, V-Model, </w:t>
-      </w:r>
-      <w:proofErr w:type="spellStart"/>
-      <w:r>
-        <w:t>DevOps</w:t>
-      </w:r>
-      <w:proofErr w:type="spellEnd"/>
-      <w:r>
-        <w:t xml:space="preserve"> — определены собственные наборы фаз и подходы к формированию задач. Контекстная адаптация реализована через анализ ключевых слов: при обнаружении терминов «чат-бот» генерируются NLP-задачи, при упоминании «</w:t>
-      </w:r>
-      <w:proofErr w:type="spellStart"/>
-      <w:r>
-        <w:t>дашборд</w:t>
-      </w:r>
-      <w:proofErr w:type="spellEnd"/>
-      <w:r>
-        <w:t>» — задачи визуализации данных, при описании «интернет-магазин» — задачи электронной коммерции.</w:t>
-      </w:r>
-    </w:p>
-    <w:p>
-      <w:r>
-        <w:t xml:space="preserve">Пользовательский интерфейс выполнен в темной цветовой гамме и имеет </w:t>
-      </w:r>
-      <w:proofErr w:type="spellStart"/>
-      <w:r>
-        <w:t>двухпанельную</w:t>
-      </w:r>
-      <w:proofErr w:type="spellEnd"/>
-      <w:r>
-        <w:t xml:space="preserve"> структуру. Левая панель содержит блок выбора жизненного цикла, поле ввода задачи, кнопки управления и примеры. Правая панель отображает результаты: тип задачи, сложность, распределение ролей и детальную декомпозицию подзадач с указанием сроков и ответственных. Экспорт результатов поддерживает форматы </w:t>
-      </w:r>
-      <w:proofErr w:type="spellStart"/>
-      <w:r>
-        <w:t>Excel</w:t>
-      </w:r>
-      <w:proofErr w:type="spellEnd"/>
-      <w:r>
-        <w:t xml:space="preserve"> (с четырьмя профессионально оформленными листами), </w:t>
-      </w:r>
-      <w:proofErr w:type="spellStart"/>
-      <w:r>
-        <w:t>Markdown</w:t>
-      </w:r>
-      <w:proofErr w:type="spellEnd"/>
-      <w:r>
-        <w:t>, TXT и JSON.</w:t>
+        <w:t>Алгоритмы генерации подзадач учитывают как выбранный жизненный цикл, так и контекстную специфику текстового описания. Для шести методологий — Waterfall, Agile/Scrum, Kanban, Spiral, V-Model, DevOps — определены собственные наборы фаз и подходы к формированию задач. Контекстная адаптация реализована через анализ ключевых слов: при обнаружении терминов «чат-бот» генерируются NLP-задачи, при упоминании «дашборд» — задачи визуализации данных, при описании «интернет-магазин» — задачи электронной коммерции.</w:t>
+      </w:r>
+    </w:p>
+    <w:p>
+      <w:r>
+        <w:t>Пользовательский интерфейс выполнен в темной цветовой гамме и имеет двухпанельную структуру. Левая панель содержит блок выбора жизненного цикла, поле ввода задачи, кнопки управления и примеры. Правая панель отображает результаты: тип задачи, сложность, распределение ролей и детальную декомпозицию подзадач с указанием сроков и ответственных. Экспорт результатов поддерживает форматы Excel (с четырьмя профессионально оформленными листами), Markdown, TXT и JSON.</w:t>
       </w:r>
     </w:p>
     <w:p>
@@ -15821,15 +13703,7 @@
     </w:p>
     <w:p>
       <w:r>
-        <w:t xml:space="preserve">Научная новизна работы заключается в разработке и исследовании комбинированного подхода, объединяющего </w:t>
-      </w:r>
-      <w:proofErr w:type="spellStart"/>
-      <w:r>
-        <w:t>нейросетевую</w:t>
-      </w:r>
-      <w:proofErr w:type="spellEnd"/>
-      <w:r>
-        <w:t xml:space="preserve"> классификацию с эвристическими алгоритмами генерации подзадач, адаптированного для русского языка и IT-предметной области. Практическая значимость состоит в создании готового к использованию программного инструмента, позволяющего сократить временные затраты на планирование проектов, стандартизировать процесс декомпозиции, снизить порог входа для начинающих проектных менеджеров и обеспечить конфиденциальность данных за счет локального хранения.</w:t>
+        <w:t>Научная новизна работы заключается в разработке и исследовании комбинированного подхода, объединяющего нейросетевую классификацию с эвристическими алгоритмами генерации подзадач, адаптированного для русского языка и IT-предметной области. Практическая значимость состоит в создании готового к использованию программного инструмента, позволяющего сократить временные затраты на планирование проектов, стандартизировать процесс декомпозиции, снизить порог входа для начинающих проектных менеджеров и обеспечить конфиденциальность данных за счет локального хранения.</w:t>
       </w:r>
     </w:p>
     <w:p>
@@ -15851,12 +13725,12 @@
       <w:pPr>
         <w:pStyle w:val="1"/>
       </w:pPr>
-      <w:bookmarkStart w:id="36" w:name="_Toc228982353"/>
+      <w:bookmarkStart w:id="35" w:name="_Toc228982353"/>
       <w:r>
         <w:lastRenderedPageBreak/>
         <w:t>Список литературы</w:t>
       </w:r>
-      <w:bookmarkEnd w:id="36"/>
+      <w:bookmarkEnd w:id="35"/>
     </w:p>
     <w:p/>
     <w:p>
@@ -15909,88 +13783,14 @@
       <w:r>
         <w:t>:</w:t>
       </w:r>
-      <w:proofErr w:type="spellStart"/>
-      <w:r>
-        <w:fldChar w:fldCharType="begin"/>
-      </w:r>
-      <w:r>
-        <w:instrText xml:space="preserve"> HYPERLINK "</w:instrText>
-      </w:r>
-      <w:r>
-        <w:instrText>https://asana.com/ru/resources/it-project-management</w:instrText>
-      </w:r>
-      <w:r>
-        <w:instrText xml:space="preserve">" </w:instrText>
-      </w:r>
-      <w:r>
-        <w:fldChar w:fldCharType="separate"/>
-      </w:r>
-      <w:r>
-        <w:rPr>
-          <w:rStyle w:val="a3"/>
-        </w:rPr>
-        <w:t>https</w:t>
-      </w:r>
-      <w:proofErr w:type="spellEnd"/>
-      <w:r>
-        <w:rPr>
-          <w:rStyle w:val="a3"/>
-        </w:rPr>
-        <w:t>://asana.com/</w:t>
-      </w:r>
-      <w:proofErr w:type="spellStart"/>
-      <w:r>
-        <w:rPr>
-          <w:rStyle w:val="a3"/>
-        </w:rPr>
-        <w:t>ru</w:t>
-      </w:r>
-      <w:proofErr w:type="spellEnd"/>
-      <w:r>
-        <w:rPr>
-          <w:rStyle w:val="a3"/>
-        </w:rPr>
-        <w:t>/</w:t>
-      </w:r>
-      <w:proofErr w:type="spellStart"/>
-      <w:r>
-        <w:rPr>
-          <w:rStyle w:val="a3"/>
-        </w:rPr>
-        <w:t>resources</w:t>
-      </w:r>
-      <w:proofErr w:type="spellEnd"/>
-      <w:r>
-        <w:rPr>
-          <w:rStyle w:val="a3"/>
-        </w:rPr>
-        <w:t>/it-</w:t>
-      </w:r>
-      <w:proofErr w:type="spellStart"/>
-      <w:r>
-        <w:rPr>
-          <w:rStyle w:val="a3"/>
-        </w:rPr>
-        <w:t>project</w:t>
-      </w:r>
-      <w:proofErr w:type="spellEnd"/>
-      <w:r>
-        <w:rPr>
-          <w:rStyle w:val="a3"/>
-        </w:rPr>
-        <w:t>-</w:t>
-      </w:r>
-      <w:proofErr w:type="spellStart"/>
-      <w:r>
-        <w:rPr>
-          <w:rStyle w:val="a3"/>
-        </w:rPr>
-        <w:t>management</w:t>
-      </w:r>
-      <w:proofErr w:type="spellEnd"/>
-      <w:r>
-        <w:fldChar w:fldCharType="end"/>
-      </w:r>
+      <w:hyperlink r:id="rId8" w:history="1">
+        <w:r>
+          <w:rPr>
+            <w:rStyle w:val="a3"/>
+          </w:rPr>
+          <w:t>https://asana.com/ru/resources/it-project-management</w:t>
+        </w:r>
+      </w:hyperlink>
       <w:r>
         <w:t xml:space="preserve"> </w:t>
       </w:r>
@@ -16051,7 +13851,7 @@
       <w:r>
         <w:t xml:space="preserve">. </w:t>
       </w:r>
-      <w:hyperlink r:id="rId8" w:history="1">
+      <w:hyperlink r:id="rId9" w:history="1">
         <w:r>
           <w:rPr>
             <w:rStyle w:val="a3"/>
@@ -16300,60 +14100,31 @@
         <w:ind w:left="0" w:firstLine="709"/>
       </w:pPr>
       <w:r>
-        <w:t xml:space="preserve">Обработка естественного языка (NLP) | </w:t>
-      </w:r>
-      <w:proofErr w:type="spellStart"/>
-      <w:r>
-        <w:t>Yandex</w:t>
-      </w:r>
-      <w:proofErr w:type="spellEnd"/>
+        <w:t xml:space="preserve">Обработка естественного языка (NLP) | Yandex Cloud - Документация </w:t>
+      </w:r>
+      <w:r>
+        <w:t>[</w:t>
+      </w:r>
+      <w:r>
+        <w:rPr>
+          <w:rFonts w:eastAsia="Calibri"/>
+          <w:szCs w:val="28"/>
+        </w:rPr>
+        <w:t>Электронный ресурс</w:t>
+      </w:r>
+      <w:r>
+        <w:t xml:space="preserve">]: </w:t>
+      </w:r>
+      <w:r>
+        <w:t>Официальный сайт Yandex Cloud</w:t>
+      </w:r>
+      <w:r>
+        <w:t>.</w:t>
+      </w:r>
       <w:r>
         <w:t xml:space="preserve"> </w:t>
       </w:r>
-      <w:proofErr w:type="spellStart"/>
-      <w:r>
-        <w:t>Cloud</w:t>
-      </w:r>
-      <w:proofErr w:type="spellEnd"/>
-      <w:r>
-        <w:t xml:space="preserve"> - Документация </w:t>
-      </w:r>
-      <w:r>
-        <w:t>[</w:t>
-      </w:r>
-      <w:r>
-        <w:rPr>
-          <w:rFonts w:eastAsia="Calibri"/>
-          <w:szCs w:val="28"/>
-        </w:rPr>
-        <w:t>Электронный ресурс</w:t>
-      </w:r>
-      <w:r>
-        <w:t xml:space="preserve">]: </w:t>
-      </w:r>
-      <w:r>
-        <w:t xml:space="preserve">Официальный сайт </w:t>
-      </w:r>
-      <w:proofErr w:type="spellStart"/>
-      <w:r>
-        <w:t>Yandex</w:t>
-      </w:r>
-      <w:proofErr w:type="spellEnd"/>
-      <w:r>
-        <w:t xml:space="preserve"> </w:t>
-      </w:r>
-      <w:proofErr w:type="spellStart"/>
-      <w:r>
-        <w:t>Cloud</w:t>
-      </w:r>
-      <w:proofErr w:type="spellEnd"/>
-      <w:r>
-        <w:t>.</w:t>
-      </w:r>
-      <w:r>
-        <w:t xml:space="preserve"> </w:t>
-      </w:r>
-      <w:hyperlink r:id="rId9" w:history="1">
+      <w:hyperlink r:id="rId10" w:history="1">
         <w:r>
           <w:rPr>
             <w:rStyle w:val="a3"/>
@@ -16380,7 +14151,6 @@
           </w:rPr>
           <w:t>://</w:t>
         </w:r>
-        <w:proofErr w:type="spellStart"/>
         <w:r>
           <w:rPr>
             <w:rStyle w:val="a3"/>
@@ -16388,7 +14158,6 @@
           </w:rPr>
           <w:t>yandex</w:t>
         </w:r>
-        <w:proofErr w:type="spellEnd"/>
         <w:r>
           <w:rPr>
             <w:rStyle w:val="a3"/>
@@ -16408,7 +14177,6 @@
           </w:rPr>
           <w:t>/</w:t>
         </w:r>
-        <w:proofErr w:type="spellStart"/>
         <w:r>
           <w:rPr>
             <w:rStyle w:val="a3"/>
@@ -16416,7 +14184,6 @@
           </w:rPr>
           <w:t>ru</w:t>
         </w:r>
-        <w:proofErr w:type="spellEnd"/>
         <w:r>
           <w:rPr>
             <w:rStyle w:val="a3"/>
@@ -16449,7 +14216,6 @@
           </w:rPr>
           <w:t>/</w:t>
         </w:r>
-        <w:proofErr w:type="spellStart"/>
         <w:r>
           <w:rPr>
             <w:rStyle w:val="a3"/>
@@ -16457,14 +14223,12 @@
           </w:rPr>
           <w:t>nlp</w:t>
         </w:r>
-        <w:proofErr w:type="spellEnd"/>
         <w:r>
           <w:rPr>
             <w:rStyle w:val="a3"/>
           </w:rPr>
           <w:t>?</w:t>
         </w:r>
-        <w:proofErr w:type="spellStart"/>
         <w:r>
           <w:rPr>
             <w:rStyle w:val="a3"/>
@@ -16472,7 +14236,6 @@
           </w:rPr>
           <w:t>utm</w:t>
         </w:r>
-        <w:proofErr w:type="spellEnd"/>
         <w:r>
           <w:rPr>
             <w:rStyle w:val="a3"/>
@@ -16531,7 +14294,6 @@
           </w:rPr>
           <w:t>%2</w:t>
         </w:r>
-        <w:proofErr w:type="spellStart"/>
         <w:r>
           <w:rPr>
             <w:rStyle w:val="a3"/>
@@ -16539,14 +14301,12 @@
           </w:rPr>
           <w:t>Fyandex</w:t>
         </w:r>
-        <w:proofErr w:type="spellEnd"/>
         <w:r>
           <w:rPr>
             <w:rStyle w:val="a3"/>
           </w:rPr>
           <w:t>.</w:t>
         </w:r>
-        <w:proofErr w:type="spellStart"/>
         <w:r>
           <w:rPr>
             <w:rStyle w:val="a3"/>
@@ -16554,7 +14314,6 @@
           </w:rPr>
           <w:t>ru</w:t>
         </w:r>
-        <w:proofErr w:type="spellEnd"/>
         <w:r>
           <w:rPr>
             <w:rStyle w:val="a3"/>
@@ -16574,7 +14333,6 @@
           </w:rPr>
           <w:t>&amp;</w:t>
         </w:r>
-        <w:proofErr w:type="spellStart"/>
         <w:r>
           <w:rPr>
             <w:rStyle w:val="a3"/>
@@ -16582,7 +14340,6 @@
           </w:rPr>
           <w:t>utm</w:t>
         </w:r>
-        <w:proofErr w:type="spellEnd"/>
         <w:r>
           <w:rPr>
             <w:rStyle w:val="a3"/>
@@ -16641,7 +14398,6 @@
           </w:rPr>
           <w:t>%2</w:t>
         </w:r>
-        <w:proofErr w:type="spellStart"/>
         <w:r>
           <w:rPr>
             <w:rStyle w:val="a3"/>
@@ -16649,7 +14405,6 @@
           </w:rPr>
           <w:t>Fyandex</w:t>
         </w:r>
-        <w:proofErr w:type="spellEnd"/>
         <w:r>
           <w:rPr>
             <w:rStyle w:val="a3"/>
@@ -16669,7 +14424,6 @@
           </w:rPr>
           <w:t>%2</w:t>
         </w:r>
-        <w:proofErr w:type="spellStart"/>
         <w:r>
           <w:rPr>
             <w:rStyle w:val="a3"/>
@@ -16677,14 +14431,12 @@
           </w:rPr>
           <w:t>Fshowcaptchafast</w:t>
         </w:r>
-        <w:proofErr w:type="spellEnd"/>
         <w:r>
           <w:rPr>
             <w:rStyle w:val="a3"/>
           </w:rPr>
           <w:t>%3</w:t>
         </w:r>
-        <w:proofErr w:type="spellStart"/>
         <w:r>
           <w:rPr>
             <w:rStyle w:val="a3"/>
@@ -16692,7 +14444,6 @@
           </w:rPr>
           <w:t>Fd</w:t>
         </w:r>
-        <w:proofErr w:type="spellEnd"/>
         <w:r>
           <w:rPr>
             <w:rStyle w:val="a3"/>
@@ -17050,7 +14801,6 @@
           </w:rPr>
           <w:t>43202773%26</w:t>
         </w:r>
-        <w:proofErr w:type="spellStart"/>
         <w:r>
           <w:rPr>
             <w:rStyle w:val="a3"/>
@@ -17058,14 +14808,12 @@
           </w:rPr>
           <w:t>retpath</w:t>
         </w:r>
-        <w:proofErr w:type="spellEnd"/>
         <w:r>
           <w:rPr>
             <w:rStyle w:val="a3"/>
           </w:rPr>
           <w:t>%3</w:t>
         </w:r>
-        <w:proofErr w:type="spellStart"/>
         <w:r>
           <w:rPr>
             <w:rStyle w:val="a3"/>
@@ -17073,14 +14821,12 @@
           </w:rPr>
           <w:t>DaHR</w:t>
         </w:r>
-        <w:proofErr w:type="spellEnd"/>
         <w:r>
           <w:rPr>
             <w:rStyle w:val="a3"/>
           </w:rPr>
           <w:t>0</w:t>
         </w:r>
-        <w:proofErr w:type="spellStart"/>
         <w:r>
           <w:rPr>
             <w:rStyle w:val="a3"/>
@@ -17088,7 +14834,6 @@
           </w:rPr>
           <w:t>cHM</w:t>
         </w:r>
-        <w:proofErr w:type="spellEnd"/>
         <w:r>
           <w:rPr>
             <w:rStyle w:val="a3"/>
@@ -17121,7 +14866,6 @@
           </w:rPr>
           <w:t>5</w:t>
         </w:r>
-        <w:proofErr w:type="spellStart"/>
         <w:r>
           <w:rPr>
             <w:rStyle w:val="a3"/>
@@ -17129,14 +14873,12 @@
           </w:rPr>
           <w:t>kZXguY</w:t>
         </w:r>
-        <w:proofErr w:type="spellEnd"/>
         <w:r>
           <w:rPr>
             <w:rStyle w:val="a3"/>
           </w:rPr>
           <w:t>2</w:t>
         </w:r>
-        <w:proofErr w:type="spellStart"/>
         <w:r>
           <w:rPr>
             <w:rStyle w:val="a3"/>
@@ -17144,14 +14886,12 @@
           </w:rPr>
           <w:t>xvdWQvcnUvZG</w:t>
         </w:r>
-        <w:proofErr w:type="spellEnd"/>
         <w:r>
           <w:rPr>
             <w:rStyle w:val="a3"/>
           </w:rPr>
           <w:t>9</w:t>
         </w:r>
-        <w:proofErr w:type="spellStart"/>
         <w:r>
           <w:rPr>
             <w:rStyle w:val="a3"/>
@@ -17159,14 +14899,12 @@
           </w:rPr>
           <w:t>jcy</w:t>
         </w:r>
-        <w:proofErr w:type="spellEnd"/>
         <w:r>
           <w:rPr>
             <w:rStyle w:val="a3"/>
           </w:rPr>
           <w:t>9</w:t>
         </w:r>
-        <w:proofErr w:type="spellStart"/>
         <w:r>
           <w:rPr>
             <w:rStyle w:val="a3"/>
@@ -17174,14 +14912,12 @@
           </w:rPr>
           <w:t>nbG</w:t>
         </w:r>
-        <w:proofErr w:type="spellEnd"/>
         <w:r>
           <w:rPr>
             <w:rStyle w:val="a3"/>
           </w:rPr>
           <w:t>9</w:t>
         </w:r>
-        <w:proofErr w:type="spellStart"/>
         <w:r>
           <w:rPr>
             <w:rStyle w:val="a3"/>
@@ -17189,14 +14925,12 @@
           </w:rPr>
           <w:t>zc</w:t>
         </w:r>
-        <w:proofErr w:type="spellEnd"/>
         <w:r>
           <w:rPr>
             <w:rStyle w:val="a3"/>
           </w:rPr>
           <w:t>2</w:t>
         </w:r>
-        <w:proofErr w:type="spellStart"/>
         <w:r>
           <w:rPr>
             <w:rStyle w:val="a3"/>
@@ -17204,14 +14938,12 @@
           </w:rPr>
           <w:t>FyeS</w:t>
         </w:r>
-        <w:proofErr w:type="spellEnd"/>
         <w:r>
           <w:rPr>
             <w:rStyle w:val="a3"/>
           </w:rPr>
           <w:t>9</w:t>
         </w:r>
-        <w:proofErr w:type="spellStart"/>
         <w:r>
           <w:rPr>
             <w:rStyle w:val="a3"/>
@@ -17219,14 +14951,12 @@
           </w:rPr>
           <w:t>ubHA</w:t>
         </w:r>
-        <w:proofErr w:type="spellEnd"/>
         <w:r>
           <w:rPr>
             <w:rStyle w:val="a3"/>
           </w:rPr>
           <w:t>_</w:t>
         </w:r>
-        <w:proofErr w:type="spellStart"/>
         <w:r>
           <w:rPr>
             <w:rStyle w:val="a3"/>
@@ -17234,14 +14964,12 @@
           </w:rPr>
           <w:t>JnV</w:t>
         </w:r>
-        <w:proofErr w:type="spellEnd"/>
         <w:r>
           <w:rPr>
             <w:rStyle w:val="a3"/>
           </w:rPr>
           <w:t>0</w:t>
         </w:r>
-        <w:proofErr w:type="spellStart"/>
         <w:r>
           <w:rPr>
             <w:rStyle w:val="a3"/>
@@ -17249,14 +14977,12 @@
           </w:rPr>
           <w:t>bV</w:t>
         </w:r>
-        <w:proofErr w:type="spellEnd"/>
         <w:r>
           <w:rPr>
             <w:rStyle w:val="a3"/>
           </w:rPr>
           <w:t>9</w:t>
         </w:r>
-        <w:proofErr w:type="spellStart"/>
         <w:r>
           <w:rPr>
             <w:rStyle w:val="a3"/>
@@ -17264,14 +14990,12 @@
           </w:rPr>
           <w:t>yZWZlcnJlcj</w:t>
         </w:r>
-        <w:proofErr w:type="spellEnd"/>
         <w:r>
           <w:rPr>
             <w:rStyle w:val="a3"/>
           </w:rPr>
           <w:t>1</w:t>
         </w:r>
-        <w:proofErr w:type="spellStart"/>
         <w:r>
           <w:rPr>
             <w:rStyle w:val="a3"/>
@@ -17279,14 +15003,12 @@
           </w:rPr>
           <w:t>odHRwcyUzQS</w:t>
         </w:r>
-        <w:proofErr w:type="spellEnd"/>
         <w:r>
           <w:rPr>
             <w:rStyle w:val="a3"/>
           </w:rPr>
           <w:t>8</w:t>
         </w:r>
-        <w:proofErr w:type="spellStart"/>
         <w:r>
           <w:rPr>
             <w:rStyle w:val="a3"/>
@@ -17294,14 +15016,12 @@
           </w:rPr>
           <w:t>veWFuZGV</w:t>
         </w:r>
-        <w:proofErr w:type="spellEnd"/>
         <w:r>
           <w:rPr>
             <w:rStyle w:val="a3"/>
           </w:rPr>
           <w:t>4</w:t>
         </w:r>
-        <w:proofErr w:type="spellStart"/>
         <w:r>
           <w:rPr>
             <w:rStyle w:val="a3"/>
@@ -17309,14 +15029,12 @@
           </w:rPr>
           <w:t>LnJ</w:t>
         </w:r>
-        <w:proofErr w:type="spellEnd"/>
         <w:r>
           <w:rPr>
             <w:rStyle w:val="a3"/>
           </w:rPr>
           <w:t>1</w:t>
         </w:r>
-        <w:proofErr w:type="spellStart"/>
         <w:r>
           <w:rPr>
             <w:rStyle w:val="a3"/>
@@ -17324,7 +15042,6 @@
           </w:rPr>
           <w:t>Lw</w:t>
         </w:r>
-        <w:proofErr w:type="spellEnd"/>
         <w:r>
           <w:rPr>
             <w:rStyle w:val="a3"/>
@@ -17409,7 +15126,6 @@
           </w:rPr>
           <w:t>5</w:t>
         </w:r>
-        <w:proofErr w:type="spellStart"/>
         <w:r>
           <w:rPr>
             <w:rStyle w:val="a3"/>
@@ -17417,7 +15133,6 @@
           </w:rPr>
           <w:t>dde</w:t>
         </w:r>
-        <w:proofErr w:type="spellEnd"/>
         <w:r>
           <w:rPr>
             <w:rStyle w:val="a3"/>
@@ -17463,7 +15178,6 @@
           </w:rPr>
           <w:t>2</w:t>
         </w:r>
-        <w:proofErr w:type="spellStart"/>
         <w:r>
           <w:rPr>
             <w:rStyle w:val="a3"/>
@@ -17471,7 +15185,6 @@
           </w:rPr>
           <w:t>abdf</w:t>
         </w:r>
-        <w:proofErr w:type="spellEnd"/>
         <w:r>
           <w:rPr>
             <w:rStyle w:val="a3"/>
@@ -17621,7 +15334,6 @@
           </w:rPr>
           <w:t>6&amp;</w:t>
         </w:r>
-        <w:proofErr w:type="spellStart"/>
         <w:r>
           <w:rPr>
             <w:rStyle w:val="a3"/>
@@ -17629,7 +15341,6 @@
           </w:rPr>
           <w:t>utm</w:t>
         </w:r>
-        <w:proofErr w:type="spellEnd"/>
         <w:r>
           <w:rPr>
             <w:rStyle w:val="a3"/>
@@ -17675,7 +15386,6 @@
           </w:rPr>
           <w:t>//</w:t>
         </w:r>
-        <w:proofErr w:type="spellStart"/>
         <w:r>
           <w:rPr>
             <w:rStyle w:val="a3"/>
@@ -17683,7 +15393,6 @@
           </w:rPr>
           <w:t>yndx</w:t>
         </w:r>
-        <w:proofErr w:type="spellEnd"/>
         <w:r>
           <w:rPr>
             <w:rStyle w:val="a3"/>
@@ -17703,7 +15412,6 @@
           </w:rPr>
           <w:t>.</w:t>
         </w:r>
-        <w:proofErr w:type="spellStart"/>
         <w:r>
           <w:rPr>
             <w:rStyle w:val="a3"/>
@@ -17711,7 +15419,6 @@
           </w:rPr>
           <w:t>yandex</w:t>
         </w:r>
-        <w:proofErr w:type="spellEnd"/>
         <w:r>
           <w:rPr>
             <w:rStyle w:val="a3"/>
@@ -17788,18 +15495,16 @@
       <w:r>
         <w:t xml:space="preserve">Официальный сайт </w:t>
       </w:r>
-      <w:proofErr w:type="spellStart"/>
       <w:r>
         <w:t>Tass</w:t>
       </w:r>
-      <w:proofErr w:type="spellEnd"/>
       <w:r>
         <w:t>.</w:t>
       </w:r>
       <w:r>
         <w:t xml:space="preserve"> </w:t>
       </w:r>
-      <w:hyperlink r:id="rId10" w:history="1">
+      <w:hyperlink r:id="rId11" w:history="1">
         <w:r>
           <w:t>URL:https://tass.ru/obschestvo/24010655</w:t>
         </w:r>
@@ -17846,88 +15551,30 @@
         <w:ind w:left="0" w:firstLine="709"/>
       </w:pPr>
       <w:r>
-        <w:t xml:space="preserve">Какие бывают нейросети и чем </w:t>
-      </w:r>
-      <w:proofErr w:type="spellStart"/>
-      <w:r>
-        <w:t>YandexGPT</w:t>
-      </w:r>
-      <w:proofErr w:type="spellEnd"/>
-      <w:r>
-        <w:t xml:space="preserve">, </w:t>
-      </w:r>
-      <w:proofErr w:type="spellStart"/>
-      <w:r>
-        <w:t>Google</w:t>
-      </w:r>
-      <w:proofErr w:type="spellEnd"/>
+        <w:t xml:space="preserve">Какие бывают нейросети и чем YandexGPT, Google Gemini, ChatGPT и GigaChat от Сбера отличаются друг от друга / Хабр </w:t>
+      </w:r>
+      <w:r>
+        <w:t>[</w:t>
+      </w:r>
+      <w:r>
+        <w:t>Электронный ресурс</w:t>
+      </w:r>
+      <w:r>
+        <w:t xml:space="preserve">]: </w:t>
+      </w:r>
+      <w:r>
+        <w:t xml:space="preserve">Официальный сайт </w:t>
+      </w:r>
+      <w:r>
+        <w:t>Habr</w:t>
+      </w:r>
+      <w:r>
+        <w:t>.</w:t>
+      </w:r>
       <w:r>
         <w:t xml:space="preserve"> </w:t>
       </w:r>
-      <w:proofErr w:type="spellStart"/>
-      <w:r>
-        <w:t>Gemini</w:t>
-      </w:r>
-      <w:proofErr w:type="spellEnd"/>
-      <w:r>
-        <w:t xml:space="preserve">, </w:t>
-      </w:r>
-      <w:proofErr w:type="spellStart"/>
-      <w:r>
-        <w:t>ChatGPT</w:t>
-      </w:r>
-      <w:proofErr w:type="spellEnd"/>
-      <w:r>
-        <w:t xml:space="preserve"> и </w:t>
-      </w:r>
-      <w:proofErr w:type="spellStart"/>
-      <w:r>
-        <w:t>GigaChat</w:t>
-      </w:r>
-      <w:proofErr w:type="spellEnd"/>
-      <w:r>
-        <w:t xml:space="preserve"> от </w:t>
-      </w:r>
-      <w:proofErr w:type="spellStart"/>
-      <w:r>
-        <w:t>Сбера</w:t>
-      </w:r>
-      <w:proofErr w:type="spellEnd"/>
-      <w:r>
-        <w:t xml:space="preserve"> отличаются друг от друга / </w:t>
-      </w:r>
-      <w:proofErr w:type="spellStart"/>
-      <w:r>
-        <w:t>Хабр</w:t>
-      </w:r>
-      <w:proofErr w:type="spellEnd"/>
-      <w:r>
-        <w:t xml:space="preserve"> </w:t>
-      </w:r>
-      <w:r>
-        <w:t>[</w:t>
-      </w:r>
-      <w:r>
-        <w:t>Электронный ресурс</w:t>
-      </w:r>
-      <w:r>
-        <w:t xml:space="preserve">]: </w:t>
-      </w:r>
-      <w:r>
-        <w:t xml:space="preserve">Официальный сайт </w:t>
-      </w:r>
-      <w:proofErr w:type="spellStart"/>
-      <w:r>
-        <w:t>Habr</w:t>
-      </w:r>
-      <w:proofErr w:type="spellEnd"/>
-      <w:r>
-        <w:t>.</w:t>
-      </w:r>
-      <w:r>
-        <w:t xml:space="preserve"> </w:t>
-      </w:r>
-      <w:hyperlink r:id="rId11" w:history="1">
+      <w:hyperlink r:id="rId12" w:history="1">
         <w:r>
           <w:t>URL:https://habr.com/ru/companies/x-com/articles/852456/</w:t>
         </w:r>
@@ -17974,38 +15621,33 @@
         <w:ind w:left="0" w:firstLine="709"/>
       </w:pPr>
       <w:r>
-        <w:t>Как обучаются генеративные модели изображений — простое объяснение</w:t>
+        <w:t xml:space="preserve">Как обучаются генеративные модели изображений — простое объяснение </w:t>
+      </w:r>
+      <w:r>
+        <w:t>[</w:t>
+      </w:r>
+      <w:r>
+        <w:t>Электронный ресурс</w:t>
+      </w:r>
+      <w:r>
+        <w:t xml:space="preserve">]: </w:t>
+      </w:r>
+      <w:r>
+        <w:t xml:space="preserve">Официальный сайт </w:t>
+      </w:r>
+      <w:r>
+        <w:t>Z</w:t>
+      </w:r>
+      <w:r>
+        <w:t>erocoder</w:t>
+      </w:r>
+      <w:r>
+        <w:t>.</w:t>
       </w:r>
       <w:r>
         <w:t xml:space="preserve"> </w:t>
       </w:r>
-      <w:r>
-        <w:t>[</w:t>
-      </w:r>
-      <w:r>
-        <w:t>Электронный ресурс</w:t>
-      </w:r>
-      <w:r>
-        <w:t xml:space="preserve">]: </w:t>
-      </w:r>
-      <w:r>
-        <w:t xml:space="preserve">Официальный сайт </w:t>
-      </w:r>
-      <w:r>
-        <w:t>Z</w:t>
-      </w:r>
-      <w:proofErr w:type="spellStart"/>
-      <w:r>
-        <w:t>erocoder</w:t>
-      </w:r>
-      <w:proofErr w:type="spellEnd"/>
-      <w:r>
-        <w:t>.</w:t>
-      </w:r>
-      <w:r>
-        <w:t xml:space="preserve"> </w:t>
-      </w:r>
-      <w:hyperlink r:id="rId12" w:history="1">
+      <w:hyperlink r:id="rId13" w:history="1">
         <w:r>
           <w:t>URL:https://ya.zerocoder.ru/tgp-kak-obuchajutsya-generativnye-modeli-izobrazhenij-podrobnyj-obzor/</w:t>
         </w:r>
@@ -18051,62 +15693,34 @@
         </w:tabs>
         <w:ind w:left="0" w:firstLine="709"/>
       </w:pPr>
-      <w:proofErr w:type="spellStart"/>
-      <w:r>
-        <w:t>Jira</w:t>
-      </w:r>
-      <w:proofErr w:type="spellEnd"/>
+      <w:r>
+        <w:t>Jira Structure: как мы в SM Lab используем плагины для управления продуктом / Хабр</w:t>
+      </w:r>
       <w:r>
         <w:t xml:space="preserve"> </w:t>
       </w:r>
-      <w:proofErr w:type="spellStart"/>
-      <w:r>
-        <w:t>Structure</w:t>
-      </w:r>
-      <w:proofErr w:type="spellEnd"/>
-      <w:r>
-        <w:t xml:space="preserve">: как мы в SM </w:t>
-      </w:r>
-      <w:proofErr w:type="spellStart"/>
-      <w:r>
-        <w:t>Lab</w:t>
-      </w:r>
-      <w:proofErr w:type="spellEnd"/>
-      <w:r>
-        <w:t xml:space="preserve"> используем плагины для управления продуктом / </w:t>
-      </w:r>
-      <w:proofErr w:type="spellStart"/>
-      <w:r>
-        <w:t>Хабр</w:t>
-      </w:r>
-      <w:proofErr w:type="spellEnd"/>
+      <w:r>
+        <w:t>[</w:t>
+      </w:r>
+      <w:r>
+        <w:t>Электронный ресурс</w:t>
+      </w:r>
+      <w:r>
+        <w:t xml:space="preserve">]: </w:t>
+      </w:r>
+      <w:r>
+        <w:t xml:space="preserve">Официальный сайт </w:t>
+      </w:r>
+      <w:r>
+        <w:t>Habr</w:t>
+      </w:r>
+      <w:r>
+        <w:t>.</w:t>
+      </w:r>
       <w:r>
         <w:t xml:space="preserve"> </w:t>
       </w:r>
-      <w:r>
-        <w:t>[</w:t>
-      </w:r>
-      <w:r>
-        <w:t>Электронный ресурс</w:t>
-      </w:r>
-      <w:r>
-        <w:t xml:space="preserve">]: </w:t>
-      </w:r>
-      <w:r>
-        <w:t xml:space="preserve">Официальный сайт </w:t>
-      </w:r>
-      <w:proofErr w:type="spellStart"/>
-      <w:r>
-        <w:t>Habr</w:t>
-      </w:r>
-      <w:proofErr w:type="spellEnd"/>
-      <w:r>
-        <w:t>.</w:t>
-      </w:r>
-      <w:r>
-        <w:t xml:space="preserve"> </w:t>
-      </w:r>
-      <w:hyperlink r:id="rId13" w:history="1">
+      <w:hyperlink r:id="rId14" w:history="1">
         <w:r>
           <w:t>URL:https://habr.com/ru/companies/sportmaster_lab/articles/673660/</w:t>
         </w:r>
@@ -18152,70 +15766,49 @@
         </w:tabs>
         <w:ind w:left="0" w:firstLine="709"/>
       </w:pPr>
-      <w:proofErr w:type="spellStart"/>
-      <w:r>
-        <w:t>Clickup</w:t>
-      </w:r>
-      <w:proofErr w:type="spellEnd"/>
-      <w:r>
-        <w:t xml:space="preserve"> AI Agent – How AI Agents Work with </w:t>
-      </w:r>
-      <w:proofErr w:type="spellStart"/>
-      <w:r>
-        <w:t>Clickup</w:t>
-      </w:r>
-      <w:proofErr w:type="spellEnd"/>
-      <w:r>
-        <w:t xml:space="preserve"> &amp; Best Use Cases | Guru</w:t>
-      </w:r>
-      <w:r>
+      <w:r>
+        <w:rPr>
+          <w:lang w:val="en-US"/>
+        </w:rPr>
+        <w:t>Clickup AI Agent – How AI Agents Work with Clickup &amp; Best Use Cases | Guru [</w:t>
+      </w:r>
+      <w:r>
+        <w:t>Электронный</w:t>
+      </w:r>
+      <w:r>
+        <w:rPr>
+          <w:lang w:val="en-US"/>
+        </w:rPr>
         <w:t xml:space="preserve"> </w:t>
       </w:r>
       <w:r>
-        <w:t>[</w:t>
-      </w:r>
-      <w:r>
-        <w:t>Электронный</w:t>
-      </w:r>
-      <w:r>
+        <w:t>ресурс</w:t>
+      </w:r>
+      <w:r>
+        <w:rPr>
+          <w:lang w:val="en-US"/>
+        </w:rPr>
+        <w:t xml:space="preserve">]: </w:t>
+      </w:r>
+      <w:r>
+        <w:t>Официальный</w:t>
+      </w:r>
+      <w:r>
+        <w:rPr>
+          <w:lang w:val="en-US"/>
+        </w:rPr>
         <w:t xml:space="preserve"> </w:t>
       </w:r>
       <w:r>
-        <w:t>ресурс</w:t>
-      </w:r>
-      <w:r>
-        <w:t xml:space="preserve">]: </w:t>
-      </w:r>
-      <w:r>
-        <w:t>Официальный</w:t>
-      </w:r>
-      <w:r>
-        <w:t xml:space="preserve"> </w:t>
-      </w:r>
-      <w:r>
         <w:t>сайт</w:t>
       </w:r>
       <w:r>
-        <w:t xml:space="preserve"> </w:t>
-      </w:r>
-      <w:proofErr w:type="spellStart"/>
-      <w:r>
-        <w:t>G</w:t>
-      </w:r>
-      <w:r>
-        <w:t>et</w:t>
-      </w:r>
-      <w:r>
-        <w:t>G</w:t>
-      </w:r>
-      <w:r>
-        <w:t>uru</w:t>
-      </w:r>
-      <w:proofErr w:type="spellEnd"/>
-      <w:r>
-        <w:t xml:space="preserve">. </w:t>
-      </w:r>
-      <w:hyperlink r:id="rId14" w:history="1">
+        <w:rPr>
+          <w:lang w:val="en-US"/>
+        </w:rPr>
+        <w:t xml:space="preserve"> GetGuru. </w:t>
+      </w:r>
+      <w:hyperlink r:id="rId15" w:history="1">
         <w:r>
           <w:t>URL:https://www.getguru.com/reference/clickup-ai-agent</w:t>
         </w:r>
@@ -18261,80 +15854,45 @@
         </w:tabs>
         <w:ind w:left="0" w:firstLine="709"/>
       </w:pPr>
-      <w:proofErr w:type="spellStart"/>
-      <w:r>
-        <w:t>Motion</w:t>
-      </w:r>
-      <w:proofErr w:type="spellEnd"/>
-      <w:r>
-        <w:t xml:space="preserve"> - Интеллектуальный календарь и менеджер задач для команд - </w:t>
-      </w:r>
-      <w:proofErr w:type="spellStart"/>
-      <w:r>
-        <w:t>Aitoolnet</w:t>
-      </w:r>
-      <w:proofErr w:type="spellEnd"/>
+      <w:r>
+        <w:t xml:space="preserve">Motion - Интеллектуальный календарь и менеджер задач для команд - Aitoolnet </w:t>
+      </w:r>
+      <w:r>
+        <w:t>[</w:t>
+      </w:r>
+      <w:r>
+        <w:t>Электронный</w:t>
+      </w:r>
       <w:r>
         <w:t xml:space="preserve"> </w:t>
       </w:r>
       <w:r>
-        <w:t>[</w:t>
-      </w:r>
-      <w:r>
-        <w:t>Электронный</w:t>
+        <w:t>ресурс</w:t>
+      </w:r>
+      <w:r>
+        <w:t xml:space="preserve">]: </w:t>
+      </w:r>
+      <w:r>
+        <w:t>Официальный</w:t>
       </w:r>
       <w:r>
         <w:t xml:space="preserve"> </w:t>
       </w:r>
       <w:r>
-        <w:t>ресурс</w:t>
-      </w:r>
-      <w:r>
-        <w:t xml:space="preserve">]: </w:t>
-      </w:r>
-      <w:r>
-        <w:t>Официальный</w:t>
+        <w:t>сайт</w:t>
       </w:r>
       <w:r>
         <w:t xml:space="preserve"> </w:t>
       </w:r>
       <w:r>
-        <w:t>сайт</w:t>
-      </w:r>
-      <w:r>
-        <w:t xml:space="preserve"> </w:t>
-      </w:r>
-      <w:proofErr w:type="spellStart"/>
-      <w:r>
-        <w:t>AIT</w:t>
-      </w:r>
-      <w:r>
-        <w:t>ool</w:t>
-      </w:r>
-      <w:r>
-        <w:t>N</w:t>
-      </w:r>
-      <w:r>
-        <w:t>et</w:t>
-      </w:r>
-      <w:proofErr w:type="spellEnd"/>
-      <w:r>
-        <w:t>.</w:t>
-      </w:r>
-      <w:r>
-        <w:t xml:space="preserve"> </w:t>
-      </w:r>
-      <w:hyperlink r:id="rId15" w:history="1">
-        <w:r>
-          <w:t>URL:</w:t>
-        </w:r>
-        <w:proofErr w:type="spellStart"/>
-        <w:r>
-          <w:t>https</w:t>
-        </w:r>
-        <w:proofErr w:type="spellEnd"/>
-        <w:r>
-          <w:t>://www.aitoolnet.com/ru/motion</w:t>
+        <w:t>AIToolNet</w:t>
+      </w:r>
+      <w:r>
+        <w:t xml:space="preserve">. </w:t>
+      </w:r>
+      <w:hyperlink r:id="rId16" w:history="1">
+        <w:r>
+          <w:t>URL:https://www.aitoolnet.com/ru/motion</w:t>
         </w:r>
       </w:hyperlink>
       <w:r>
@@ -18378,123 +15936,51 @@
         </w:tabs>
         <w:ind w:left="0" w:firstLine="709"/>
       </w:pPr>
-      <w:proofErr w:type="spellStart"/>
-      <w:r>
-        <w:t>ScopeMaster</w:t>
-      </w:r>
-      <w:proofErr w:type="spellEnd"/>
-      <w:r>
-        <w:t xml:space="preserve"> Reviews 2026: Details, Pricing, &amp; Features | G2</w:t>
-      </w:r>
-      <w:r>
+      <w:r>
+        <w:rPr>
+          <w:lang w:val="en-US"/>
+        </w:rPr>
+        <w:t>ScopeMaster Reviews 2026: Details, Pricing, &amp; Features | G2 [</w:t>
+      </w:r>
+      <w:r>
+        <w:t>Электронный</w:t>
+      </w:r>
+      <w:r>
+        <w:rPr>
+          <w:lang w:val="en-US"/>
+        </w:rPr>
         <w:t xml:space="preserve"> </w:t>
       </w:r>
       <w:r>
-        <w:t>[</w:t>
-      </w:r>
-      <w:r>
-        <w:t>Электронный</w:t>
-      </w:r>
-      <w:r>
+        <w:t>ресурс</w:t>
+      </w:r>
+      <w:r>
+        <w:rPr>
+          <w:lang w:val="en-US"/>
+        </w:rPr>
+        <w:t xml:space="preserve">]: </w:t>
+      </w:r>
+      <w:r>
+        <w:t>Официальный</w:t>
+      </w:r>
+      <w:r>
+        <w:rPr>
+          <w:lang w:val="en-US"/>
+        </w:rPr>
         <w:t xml:space="preserve"> </w:t>
       </w:r>
       <w:r>
-        <w:t>ресурс</w:t>
-      </w:r>
-      <w:r>
-        <w:t xml:space="preserve">]: </w:t>
-      </w:r>
-      <w:r>
-        <w:t>Официальный</w:t>
-      </w:r>
-      <w:r>
-        <w:t xml:space="preserve"> </w:t>
-      </w:r>
-      <w:r>
         <w:t>сайт</w:t>
       </w:r>
       <w:r>
-        <w:t xml:space="preserve"> </w:t>
-      </w:r>
-      <w:proofErr w:type="spellStart"/>
-      <w:r>
-        <w:t>T</w:t>
-      </w:r>
-      <w:r>
-        <w:t>urbo</w:t>
-      </w:r>
-      <w:r>
-        <w:t>P</w:t>
-      </w:r>
-      <w:r>
-        <w:t>ages</w:t>
-      </w:r>
-      <w:proofErr w:type="spellEnd"/>
-      <w:r>
-        <w:t>.</w:t>
-      </w:r>
-      <w:r>
-        <w:t xml:space="preserve"> </w:t>
-      </w:r>
-      <w:hyperlink r:id="rId16" w:history="1">
-        <w:r>
-          <w:t>URL:https://translated.</w:t>
-        </w:r>
-        <w:proofErr w:type="spellStart"/>
-        <w:r>
-          <w:t>turbopages</w:t>
-        </w:r>
-        <w:proofErr w:type="spellEnd"/>
-        <w:r>
-          <w:t>.org/proxy_u/</w:t>
-        </w:r>
-        <w:proofErr w:type="spellStart"/>
-        <w:r>
-          <w:t>en</w:t>
-        </w:r>
-        <w:proofErr w:type="spellEnd"/>
-        <w:r>
-          <w:t>-</w:t>
-        </w:r>
-        <w:proofErr w:type="spellStart"/>
-        <w:r>
-          <w:t>ru</w:t>
-        </w:r>
-        <w:proofErr w:type="spellEnd"/>
-        <w:r>
-          <w:t>.</w:t>
-        </w:r>
-        <w:proofErr w:type="spellStart"/>
-        <w:r>
-          <w:t>ru</w:t>
-        </w:r>
-        <w:proofErr w:type="spellEnd"/>
-        <w:r>
-          <w:t>.c1a3</w:t>
-        </w:r>
-        <w:proofErr w:type="spellStart"/>
-        <w:r>
-          <w:t>ea</w:t>
-        </w:r>
-        <w:proofErr w:type="spellEnd"/>
-        <w:r>
-          <w:t>4a-69f8b9fa-96965</w:t>
-        </w:r>
-        <w:proofErr w:type="spellStart"/>
-        <w:r>
-          <w:t>af</w:t>
-        </w:r>
-        <w:proofErr w:type="spellEnd"/>
-        <w:r>
-          <w:t>8-74722d776562/https/www.g2.com/products/</w:t>
-        </w:r>
-        <w:proofErr w:type="spellStart"/>
-        <w:r>
-          <w:t>scopemaster</w:t>
-        </w:r>
-        <w:proofErr w:type="spellEnd"/>
-        <w:r>
-          <w:t>/reviews</w:t>
+        <w:rPr>
+          <w:lang w:val="en-US"/>
+        </w:rPr>
+        <w:t xml:space="preserve"> TurboPages. </w:t>
+      </w:r>
+      <w:hyperlink r:id="rId17" w:history="1">
+        <w:r>
+          <w:t>URL:https://translated.turbopages.org/proxy_u/en-ru.ru.c1a3ea4a-69f8b9fa-96965af8-74722d776562/https/www.g2.com/products/scopemaster/reviews</w:t>
         </w:r>
       </w:hyperlink>
       <w:r>
@@ -18539,56 +16025,50 @@
         <w:ind w:left="0" w:firstLine="709"/>
       </w:pPr>
       <w:r>
-        <w:t>Using GitHub Copilot to Manage Issues (and Save Time) - DEV Community</w:t>
-      </w:r>
-      <w:r>
+        <w:rPr>
+          <w:lang w:val="en-US"/>
+        </w:rPr>
+        <w:t>Using GitHub Copilot to Manage Issues (and Save Time) - DEV Community [</w:t>
+      </w:r>
+      <w:r>
+        <w:t>Электронный</w:t>
+      </w:r>
+      <w:r>
+        <w:rPr>
+          <w:lang w:val="en-US"/>
+        </w:rPr>
         <w:t xml:space="preserve"> </w:t>
       </w:r>
       <w:r>
-        <w:t>[</w:t>
-      </w:r>
-      <w:r>
-        <w:t>Электронный</w:t>
-      </w:r>
-      <w:r>
+        <w:t>ресурс</w:t>
+      </w:r>
+      <w:r>
+        <w:rPr>
+          <w:lang w:val="en-US"/>
+        </w:rPr>
+        <w:t xml:space="preserve">]: </w:t>
+      </w:r>
+      <w:r>
+        <w:t>Официальный</w:t>
+      </w:r>
+      <w:r>
+        <w:rPr>
+          <w:lang w:val="en-US"/>
+        </w:rPr>
         <w:t xml:space="preserve"> </w:t>
       </w:r>
       <w:r>
-        <w:t>ресурс</w:t>
-      </w:r>
-      <w:r>
-        <w:t xml:space="preserve">]: </w:t>
-      </w:r>
-      <w:r>
-        <w:t>Официальный</w:t>
-      </w:r>
-      <w:r>
-        <w:t xml:space="preserve"> </w:t>
-      </w:r>
-      <w:r>
         <w:t>сайт</w:t>
       </w:r>
       <w:r>
-        <w:t xml:space="preserve"> </w:t>
-      </w:r>
-      <w:r>
-        <w:t>GitHub C</w:t>
-      </w:r>
-      <w:r>
-        <w:t>opilot.</w:t>
-      </w:r>
-      <w:r>
-        <w:t xml:space="preserve"> </w:t>
-      </w:r>
-      <w:hyperlink r:id="rId17" w:history="1">
-        <w:r>
-          <w:t>URL:https://d</w:t>
-        </w:r>
-        <w:r>
-          <w:t>e</w:t>
-        </w:r>
-        <w:r>
-          <w:t>v.to/sarahcssiqueira/using-github-copilot-to-manage-issues-and-save-time-3549</w:t>
+        <w:rPr>
+          <w:lang w:val="en-US"/>
+        </w:rPr>
+        <w:t xml:space="preserve"> GitHub Copilot. </w:t>
+      </w:r>
+      <w:hyperlink r:id="rId18" w:history="1">
+        <w:r>
+          <w:t>URL:https://dev.to/sarahcssiqueira/using-github-copilot-to-manage-issues-and-save-time-3549</w:t>
         </w:r>
       </w:hyperlink>
       <w:r>
@@ -18632,71 +16112,51 @@
         </w:tabs>
         <w:ind w:left="0" w:firstLine="709"/>
       </w:pPr>
-      <w:proofErr w:type="spellStart"/>
-      <w:r>
-        <w:t>Python</w:t>
-      </w:r>
-      <w:proofErr w:type="spellEnd"/>
-      <w:r>
-        <w:t>: основы языка программирования, особенности, применение, примеры кода</w:t>
+      <w:r>
+        <w:t xml:space="preserve">Python: основы языка программирования, особенности, применение, примеры кода </w:t>
+      </w:r>
+      <w:r>
+        <w:t>[</w:t>
+      </w:r>
+      <w:r>
+        <w:t>Электронный</w:t>
       </w:r>
       <w:r>
         <w:t xml:space="preserve"> </w:t>
       </w:r>
       <w:r>
-        <w:t>[</w:t>
-      </w:r>
-      <w:r>
-        <w:t>Электронный</w:t>
+        <w:t>ресурс</w:t>
+      </w:r>
+      <w:r>
+        <w:t xml:space="preserve">]: </w:t>
+      </w:r>
+      <w:r>
+        <w:t>Официальный</w:t>
       </w:r>
       <w:r>
         <w:t xml:space="preserve"> </w:t>
       </w:r>
       <w:r>
-        <w:t>ресурс</w:t>
-      </w:r>
-      <w:r>
-        <w:t xml:space="preserve">]: </w:t>
-      </w:r>
-      <w:r>
-        <w:t>Официальный</w:t>
+        <w:t>сайт</w:t>
       </w:r>
       <w:r>
         <w:t xml:space="preserve"> </w:t>
       </w:r>
       <w:r>
-        <w:t>сайт</w:t>
-      </w:r>
-      <w:r>
-        <w:t xml:space="preserve"> </w:t>
-      </w:r>
-      <w:r>
-        <w:t>H</w:t>
-      </w:r>
-      <w:r>
-        <w:t>i</w:t>
+        <w:t>Hi</w:t>
       </w:r>
       <w:r>
         <w:t>-</w:t>
       </w:r>
       <w:r>
-        <w:t>T</w:t>
-      </w:r>
-      <w:r>
-        <w:t>ech</w:t>
+        <w:t>Tech</w:t>
       </w:r>
       <w:r>
         <w:t xml:space="preserve">. </w:t>
       </w:r>
-      <w:hyperlink r:id="rId18" w:history="1">
-        <w:r>
-          <w:t>URL:https://hi-tech.mail.ru/review/1</w:t>
-        </w:r>
-        <w:r>
-          <w:t>2</w:t>
-        </w:r>
-        <w:r>
-          <w:t>9618-python/</w:t>
+      <w:hyperlink r:id="rId19" w:history="1">
+        <w:r>
+          <w:t>URL:https://hi-tech.mail.ru/review/129618-python/</w:t>
         </w:r>
       </w:hyperlink>
       <w:r>
@@ -18740,11 +16200,9 @@
         </w:tabs>
         <w:ind w:left="0" w:firstLine="709"/>
       </w:pPr>
-      <w:proofErr w:type="spellStart"/>
       <w:r>
         <w:t>tkinter</w:t>
       </w:r>
-      <w:proofErr w:type="spellEnd"/>
       <w:r>
         <w:t xml:space="preserve"> — </w:t>
       </w:r>
@@ -18766,11 +16224,9 @@
       <w:r>
         <w:t xml:space="preserve"> </w:t>
       </w:r>
-      <w:proofErr w:type="spellStart"/>
       <w:r>
         <w:t>Tcl</w:t>
       </w:r>
-      <w:proofErr w:type="spellEnd"/>
       <w:r>
         <w:t>/</w:t>
       </w:r>
@@ -18792,7 +16248,7 @@
       <w:r>
         <w:t xml:space="preserve"> </w:t>
       </w:r>
-      <w:bookmarkStart w:id="37" w:name="_Hlk228980070"/>
+      <w:bookmarkStart w:id="36" w:name="_Hlk228980070"/>
       <w:r>
         <w:t>[</w:t>
       </w:r>
@@ -18815,10 +16271,7 @@
         <w:t xml:space="preserve"> </w:t>
       </w:r>
       <w:r>
-        <w:t>сайт</w:t>
-      </w:r>
-      <w:r>
-        <w:t xml:space="preserve"> документации </w:t>
+        <w:t xml:space="preserve">сайт документации </w:t>
       </w:r>
       <w:r>
         <w:t>Python</w:t>
@@ -18826,11 +16279,11 @@
       <w:r>
         <w:t>.</w:t>
       </w:r>
-      <w:bookmarkEnd w:id="37"/>
+      <w:bookmarkEnd w:id="36"/>
       <w:r>
         <w:t xml:space="preserve"> </w:t>
       </w:r>
-      <w:hyperlink r:id="rId19" w:history="1">
+      <w:hyperlink r:id="rId20" w:history="1">
         <w:r>
           <w:t>URL:https://docs.python.org/3/library/tkinter.html</w:t>
         </w:r>
@@ -18887,60 +16340,38 @@
         <w:t>Википедия</w:t>
       </w:r>
       <w:r>
+        <w:t xml:space="preserve"> [</w:t>
+      </w:r>
+      <w:r>
+        <w:t>Электронный</w:t>
+      </w:r>
+      <w:r>
         <w:t xml:space="preserve"> </w:t>
       </w:r>
       <w:r>
-        <w:t>[</w:t>
-      </w:r>
-      <w:r>
-        <w:t>Электронный</w:t>
+        <w:t>ресурс</w:t>
+      </w:r>
+      <w:r>
+        <w:t xml:space="preserve">]: </w:t>
+      </w:r>
+      <w:r>
+        <w:t>Официальный</w:t>
       </w:r>
       <w:r>
         <w:t xml:space="preserve"> </w:t>
       </w:r>
       <w:r>
-        <w:t>ресурс</w:t>
-      </w:r>
-      <w:r>
-        <w:t xml:space="preserve">]: </w:t>
-      </w:r>
-      <w:r>
-        <w:t>Официальный</w:t>
-      </w:r>
-      <w:r>
-        <w:t xml:space="preserve"> </w:t>
-      </w:r>
-      <w:r>
         <w:t xml:space="preserve">сайт </w:t>
       </w:r>
       <w:r>
         <w:t>Википедия</w:t>
       </w:r>
       <w:r>
-        <w:t>.</w:t>
-      </w:r>
-      <w:r>
-        <w:t xml:space="preserve"> </w:t>
-      </w:r>
-      <w:hyperlink r:id="rId20" w:history="1">
-        <w:r>
-          <w:t>URL:https://</w:t>
-        </w:r>
-        <w:proofErr w:type="spellStart"/>
-        <w:r>
-          <w:t>ru</w:t>
-        </w:r>
-        <w:proofErr w:type="spellEnd"/>
-        <w:r>
-          <w:t>.</w:t>
-        </w:r>
-        <w:proofErr w:type="spellStart"/>
-        <w:r>
-          <w:t>wikipedia</w:t>
-        </w:r>
-        <w:proofErr w:type="spellEnd"/>
-        <w:r>
-          <w:t>.org/wiki/NumPy</w:t>
+        <w:t xml:space="preserve">. </w:t>
+      </w:r>
+      <w:hyperlink r:id="rId21" w:history="1">
+        <w:r>
+          <w:t>URL:https://ru.wikipedia.org/wiki/NumPy</w:t>
         </w:r>
       </w:hyperlink>
       <w:r>
@@ -19026,11 +16457,9 @@
       <w:r>
         <w:t xml:space="preserve"> </w:t>
       </w:r>
-      <w:proofErr w:type="spellStart"/>
       <w:r>
         <w:t>openpyxl</w:t>
       </w:r>
-      <w:proofErr w:type="spellEnd"/>
       <w:r>
         <w:t xml:space="preserve">' </w:t>
       </w:r>
@@ -19070,11 +16499,9 @@
       <w:r>
         <w:t xml:space="preserve">сайт </w:t>
       </w:r>
-      <w:proofErr w:type="spellStart"/>
       <w:r>
         <w:t>Exlends</w:t>
       </w:r>
-      <w:proofErr w:type="spellEnd"/>
       <w:r>
         <w:t>.</w:t>
       </w:r>
@@ -19087,7 +16514,7 @@
       <w:r>
         <w:t>:</w:t>
       </w:r>
-      <w:hyperlink r:id="rId21" w:history="1">
+      <w:hyperlink r:id="rId22" w:history="1">
         <w:r>
           <w:t>https://forum.exlends.com/topic/760/python-kak-ispravit-oshibku-no-module-named-openpyxl-za-5-minut</w:t>
         </w:r>
@@ -19137,37 +16564,86 @@
       <w:pPr>
         <w:pStyle w:val="1"/>
       </w:pPr>
-      <w:bookmarkStart w:id="38" w:name="_Toc228982354"/>
+      <w:bookmarkStart w:id="37" w:name="_Toc228982354"/>
       <w:r>
         <w:lastRenderedPageBreak/>
         <w:t>Приложение А</w:t>
       </w:r>
-      <w:bookmarkEnd w:id="38"/>
-    </w:p>
+      <w:bookmarkEnd w:id="37"/>
+    </w:p>
+    <w:p/>
     <w:p>
       <w:pPr>
         <w:ind w:firstLine="0"/>
       </w:pPr>
       <w:r>
-        <w:rPr>
-          <w:lang w:val="en-US"/>
-        </w:rPr>
-        <w:t xml:space="preserve"> </w:t>
-      </w:r>
-      <w:r>
-        <w:br w:type="page"/>
-      </w:r>
-    </w:p>
-    <w:p>
-      <w:pPr>
-        <w:pStyle w:val="1"/>
-      </w:pPr>
-      <w:bookmarkStart w:id="39" w:name="_Toc228982355"/>
-      <w:r>
-        <w:lastRenderedPageBreak/>
-        <w:t>Приложение Б</w:t>
-      </w:r>
-      <w:bookmarkEnd w:id="39"/>
+        <w:drawing>
+          <wp:inline distT="0" distB="0" distL="0" distR="0" wp14:anchorId="321968C6" wp14:editId="0AA96E57">
+            <wp:extent cx="6507890" cy="2931184"/>
+            <wp:effectExtent l="19050" t="19050" r="26670" b="21590"/>
+            <wp:docPr id="1" name="Рисунок 1"/>
+            <wp:cNvGraphicFramePr>
+              <a:graphicFrameLocks xmlns:a="http://schemas.openxmlformats.org/drawingml/2006/main" noChangeAspect="1"/>
+            </wp:cNvGraphicFramePr>
+            <a:graphic xmlns:a="http://schemas.openxmlformats.org/drawingml/2006/main">
+              <a:graphicData uri="http://schemas.openxmlformats.org/drawingml/2006/picture">
+                <pic:pic xmlns:pic="http://schemas.openxmlformats.org/drawingml/2006/picture">
+                  <pic:nvPicPr>
+                    <pic:cNvPr id="1" name=""/>
+                    <pic:cNvPicPr/>
+                  </pic:nvPicPr>
+                  <pic:blipFill>
+                    <a:blip r:embed="rId23"/>
+                    <a:stretch>
+                      <a:fillRect/>
+                    </a:stretch>
+                  </pic:blipFill>
+                  <pic:spPr>
+                    <a:xfrm>
+                      <a:off x="0" y="0"/>
+                      <a:ext cx="6527623" cy="2940072"/>
+                    </a:xfrm>
+                    <a:prstGeom prst="rect">
+                      <a:avLst/>
+                    </a:prstGeom>
+                    <a:ln>
+                      <a:solidFill>
+                        <a:schemeClr val="tx1"/>
+                      </a:solidFill>
+                    </a:ln>
+                  </pic:spPr>
+                </pic:pic>
+              </a:graphicData>
+            </a:graphic>
+          </wp:inline>
+        </w:drawing>
+      </w:r>
+    </w:p>
+    <w:p>
+      <w:pPr>
+        <w:spacing w:after="200" w:line="276" w:lineRule="auto"/>
+        <w:ind w:firstLine="0"/>
+        <w:jc w:val="center"/>
+        <w:rPr>
+          <w:rFonts w:eastAsia="Times New Roman" w:cs="Times New Roman"/>
+          <w:b/>
+          <w:bCs/>
+          <w:kern w:val="36"/>
+          <w:sz w:val="32"/>
+          <w:szCs w:val="48"/>
+          <w:lang w:eastAsia="ru-RU"/>
+        </w:rPr>
+      </w:pPr>
+      <w:bookmarkStart w:id="38" w:name="_Toc228982355"/>
+      <w:r>
+        <w:t>Рисунок</w:t>
+      </w:r>
+      <w:r>
+        <w:t xml:space="preserve"> А.1 – </w:t>
+      </w:r>
+      <w:r>
+        <w:t>SADT-диаграмма</w:t>
+      </w:r>
     </w:p>
     <w:p/>
     <w:p>
@@ -19175,6 +16651,15 @@
         <w:spacing w:after="200" w:line="276" w:lineRule="auto"/>
         <w:ind w:firstLine="0"/>
         <w:jc w:val="left"/>
+        <w:rPr>
+          <w:rFonts w:eastAsia="Times New Roman" w:cs="Times New Roman"/>
+          <w:b/>
+          <w:bCs/>
+          <w:kern w:val="36"/>
+          <w:sz w:val="32"/>
+          <w:szCs w:val="48"/>
+          <w:lang w:eastAsia="ru-RU"/>
+        </w:rPr>
       </w:pPr>
       <w:r>
         <w:br w:type="page"/>
@@ -19184,36 +16669,172 @@
       <w:pPr>
         <w:pStyle w:val="1"/>
       </w:pPr>
-      <w:bookmarkStart w:id="40" w:name="_Toc228982356"/>
+      <w:r>
+        <w:lastRenderedPageBreak/>
+        <w:t>Приложение Б</w:t>
+      </w:r>
+      <w:bookmarkEnd w:id="38"/>
+    </w:p>
+    <w:p/>
+    <w:p>
+      <w:pPr>
+        <w:spacing w:after="200" w:line="276" w:lineRule="auto"/>
+        <w:ind w:firstLine="0"/>
+        <w:jc w:val="left"/>
+      </w:pPr>
+      <w:r>
+        <w:drawing>
+          <wp:inline distT="0" distB="0" distL="0" distR="0" wp14:anchorId="53478933" wp14:editId="305683E9">
+            <wp:extent cx="6120130" cy="3977640"/>
+            <wp:effectExtent l="19050" t="19050" r="13970" b="22860"/>
+            <wp:docPr id="2" name="Рисунок 2"/>
+            <wp:cNvGraphicFramePr>
+              <a:graphicFrameLocks xmlns:a="http://schemas.openxmlformats.org/drawingml/2006/main" noChangeAspect="1"/>
+            </wp:cNvGraphicFramePr>
+            <a:graphic xmlns:a="http://schemas.openxmlformats.org/drawingml/2006/main">
+              <a:graphicData uri="http://schemas.openxmlformats.org/drawingml/2006/picture">
+                <pic:pic xmlns:pic="http://schemas.openxmlformats.org/drawingml/2006/picture">
+                  <pic:nvPicPr>
+                    <pic:cNvPr id="1" name=""/>
+                    <pic:cNvPicPr/>
+                  </pic:nvPicPr>
+                  <pic:blipFill>
+                    <a:blip r:embed="rId24"/>
+                    <a:stretch>
+                      <a:fillRect/>
+                    </a:stretch>
+                  </pic:blipFill>
+                  <pic:spPr>
+                    <a:xfrm>
+                      <a:off x="0" y="0"/>
+                      <a:ext cx="6120130" cy="3977640"/>
+                    </a:xfrm>
+                    <a:prstGeom prst="rect">
+                      <a:avLst/>
+                    </a:prstGeom>
+                    <a:ln>
+                      <a:solidFill>
+                        <a:schemeClr val="tx1"/>
+                      </a:solidFill>
+                    </a:ln>
+                  </pic:spPr>
+                </pic:pic>
+              </a:graphicData>
+            </a:graphic>
+          </wp:inline>
+        </w:drawing>
+      </w:r>
+    </w:p>
+    <w:p>
+      <w:pPr>
+        <w:spacing w:after="200" w:line="276" w:lineRule="auto"/>
+        <w:ind w:firstLine="0"/>
+        <w:jc w:val="center"/>
+      </w:pPr>
+      <w:r>
+        <w:t>Рисунок</w:t>
+      </w:r>
+      <w:r>
+        <w:t xml:space="preserve"> Б.1 – </w:t>
+      </w:r>
+      <w:r>
+        <w:t>Диаграмма прецедентов</w:t>
+      </w:r>
+      <w:r>
+        <w:br w:type="page"/>
+      </w:r>
+    </w:p>
+    <w:p>
+      <w:pPr>
+        <w:pStyle w:val="1"/>
+      </w:pPr>
+      <w:bookmarkStart w:id="39" w:name="_Toc228982356"/>
       <w:r>
         <w:lastRenderedPageBreak/>
         <w:t>Приложение В</w:t>
       </w:r>
+      <w:bookmarkEnd w:id="39"/>
+    </w:p>
+    <w:p/>
+    <w:p>
+      <w:pPr>
+        <w:ind w:firstLine="0"/>
+        <w:jc w:val="center"/>
+      </w:pPr>
+      <w:r>
+        <w:drawing>
+          <wp:inline distT="0" distB="0" distL="0" distR="0" wp14:anchorId="4EBAADCB" wp14:editId="1C05DC34">
+            <wp:extent cx="6120130" cy="4465955"/>
+            <wp:effectExtent l="19050" t="19050" r="13970" b="10795"/>
+            <wp:docPr id="3" name="Рисунок 3"/>
+            <wp:cNvGraphicFramePr>
+              <a:graphicFrameLocks xmlns:a="http://schemas.openxmlformats.org/drawingml/2006/main" noChangeAspect="1"/>
+            </wp:cNvGraphicFramePr>
+            <a:graphic xmlns:a="http://schemas.openxmlformats.org/drawingml/2006/main">
+              <a:graphicData uri="http://schemas.openxmlformats.org/drawingml/2006/picture">
+                <pic:pic xmlns:pic="http://schemas.openxmlformats.org/drawingml/2006/picture">
+                  <pic:nvPicPr>
+                    <pic:cNvPr id="1" name=""/>
+                    <pic:cNvPicPr/>
+                  </pic:nvPicPr>
+                  <pic:blipFill>
+                    <a:blip r:embed="rId25"/>
+                    <a:stretch>
+                      <a:fillRect/>
+                    </a:stretch>
+                  </pic:blipFill>
+                  <pic:spPr>
+                    <a:xfrm>
+                      <a:off x="0" y="0"/>
+                      <a:ext cx="6120130" cy="4465955"/>
+                    </a:xfrm>
+                    <a:prstGeom prst="rect">
+                      <a:avLst/>
+                    </a:prstGeom>
+                    <a:ln>
+                      <a:solidFill>
+                        <a:schemeClr val="tx1"/>
+                      </a:solidFill>
+                    </a:ln>
+                  </pic:spPr>
+                </pic:pic>
+              </a:graphicData>
+            </a:graphic>
+          </wp:inline>
+        </w:drawing>
+      </w:r>
+    </w:p>
+    <w:p>
+      <w:pPr>
+        <w:ind w:left="709" w:firstLine="0"/>
+        <w:jc w:val="center"/>
+        <w:rPr>
+          <w:rFonts w:cs="Times New Roman"/>
+          <w:szCs w:val="28"/>
+        </w:rPr>
+      </w:pPr>
+      <w:r>
+        <w:rPr>
+          <w:rFonts w:cs="Times New Roman"/>
+          <w:szCs w:val="28"/>
+        </w:rPr>
+        <w:t>Рисунок</w:t>
+      </w:r>
+      <w:r>
+        <w:rPr>
+          <w:rFonts w:cs="Times New Roman"/>
+          <w:szCs w:val="28"/>
+        </w:rPr>
+        <w:t xml:space="preserve"> В.1 – </w:t>
+      </w:r>
+      <w:r>
+        <w:t>Диаграмма последовательности</w:t>
+      </w:r>
+      <w:bookmarkStart w:id="40" w:name="_GoBack"/>
       <w:bookmarkEnd w:id="40"/>
     </w:p>
     <w:p>
       <w:pPr>
-        <w:pStyle w:val="1"/>
-        <w:jc w:val="both"/>
-      </w:pPr>
-    </w:p>
-    <w:p>
-      <w:pPr>
-        <w:pStyle w:val="1"/>
-        <w:jc w:val="both"/>
-      </w:pPr>
-    </w:p>
-    <w:p>
-      <w:pPr>
-        <w:ind w:left="709" w:firstLine="0"/>
-        <w:rPr>
-          <w:rFonts w:cs="Times New Roman"/>
-          <w:szCs w:val="28"/>
-        </w:rPr>
-      </w:pPr>
-    </w:p>
-    <w:p>
-      <w:pPr>
         <w:rPr>
           <w:rFonts w:cs="Times New Roman"/>
           <w:szCs w:val="28"/>
@@ -19237,8 +16858,8 @@
       </w:pPr>
     </w:p>
     <w:sectPr>
-      <w:headerReference w:type="default" r:id="rId22"/>
-      <w:footerReference w:type="default" r:id="rId23"/>
+      <w:headerReference w:type="default" r:id="rId26"/>
+      <w:footerReference w:type="default" r:id="rId27"/>
       <w:pgSz w:w="11906" w:h="16838"/>
       <w:pgMar w:top="1134" w:right="1134" w:bottom="1134" w:left="1134" w:header="709" w:footer="709" w:gutter="0"/>
       <w:cols w:space="708"/>
@@ -26118,6 +23739,7 @@
   <w:style w:type="character" w:default="1" w:styleId="a0">
     <w:name w:val="Default Paragraph Font"/>
     <w:uiPriority w:val="1"/>
+    <w:semiHidden/>
     <w:unhideWhenUsed/>
   </w:style>
   <w:style w:type="table" w:default="1" w:styleId="a1">
@@ -26755,7 +24377,7 @@
 </file>
 
 <file path=customXml/itemProps1.xml><?xml version="1.0" encoding="utf-8"?>
-<ds:datastoreItem xmlns:ds="http://schemas.openxmlformats.org/officeDocument/2006/customXml" ds:itemID="{7556DE14-DE40-49E9-B4F3-5995024233F0}">
+<ds:datastoreItem xmlns:ds="http://schemas.openxmlformats.org/officeDocument/2006/customXml" ds:itemID="{8DE62731-7E93-4AF1-9BC7-933DCBB88226}">
   <ds:schemaRefs>
     <ds:schemaRef ds:uri="http://schemas.openxmlformats.org/officeDocument/2006/bibliography"/>
   </ds:schemaRefs>

--- a/M1 Course/YPpSIS/Coursework/КП.docx
+++ b/M1 Course/YPpSIS/Coursework/КП.docx
@@ -187,7 +187,28 @@
           <w:sz w:val="32"/>
           <w:szCs w:val="32"/>
         </w:rPr>
-        <w:t>ИИ АССИСТЕНТ ДЛЯ АВТОМАТИЧЕСКОЙ ДЕКОМПОЗИЦИИ ЗАДАЧ</w:t>
+        <w:t>ИИ</w:t>
+      </w:r>
+      <w:r>
+        <w:rPr>
+          <w:rFonts w:cs="Times New Roman"/>
+          <w:b/>
+          <w:bCs/>
+          <w:sz w:val="32"/>
+          <w:szCs w:val="32"/>
+        </w:rPr>
+        <w:softHyphen/>
+        <w:t>–</w:t>
+      </w:r>
+      <w:r>
+        <w:rPr>
+          <w:rFonts w:cs="Times New Roman"/>
+          <w:b/>
+          <w:bCs/>
+          <w:sz w:val="32"/>
+          <w:szCs w:val="32"/>
+        </w:rPr>
+        <w:t>АССИСТЕНТ ДЛЯ АВТОМАТИЧЕСКОЙ ДЕКОМПОЗИЦИИ ЗАДАЧ</w:t>
       </w:r>
     </w:p>
     <w:p>
@@ -613,6 +634,26 @@
     </w:p>
     <w:p>
       <w:pPr>
+        <w:spacing w:after="200" w:line="276" w:lineRule="auto"/>
+        <w:ind w:firstLine="0"/>
+        <w:jc w:val="left"/>
+        <w:rPr>
+          <w:rFonts w:cs="Times New Roman"/>
+          <w:szCs w:val="28"/>
+        </w:rPr>
+      </w:pPr>
+      <w:bookmarkStart w:id="2" w:name="_Hlk224141877"/>
+      <w:bookmarkEnd w:id="1"/>
+      <w:r>
+        <w:rPr>
+          <w:rFonts w:cs="Times New Roman"/>
+          <w:szCs w:val="28"/>
+        </w:rPr>
+        <w:br w:type="page"/>
+      </w:r>
+    </w:p>
+    <w:p>
+      <w:pPr>
         <w:spacing w:after="120" w:line="240" w:lineRule="auto"/>
         <w:jc w:val="center"/>
         <w:rPr>
@@ -620,13 +661,12 @@
           <w:szCs w:val="28"/>
         </w:rPr>
       </w:pPr>
-      <w:bookmarkStart w:id="2" w:name="_Hlk224141877"/>
-      <w:bookmarkEnd w:id="1"/>
-      <w:r>
-        <w:rPr>
-          <w:rFonts w:cs="Times New Roman"/>
-          <w:szCs w:val="28"/>
-        </w:rPr>
+      <w:r>
+        <w:rPr>
+          <w:rFonts w:cs="Times New Roman"/>
+          <w:szCs w:val="28"/>
+        </w:rPr>
+        <w:lastRenderedPageBreak/>
         <w:t>Министерство науки и высшего образования Российской Федерации</w:t>
       </w:r>
     </w:p>
@@ -661,7 +701,6 @@
           <w:rFonts w:cs="Times New Roman"/>
           <w:szCs w:val="28"/>
         </w:rPr>
-        <w:lastRenderedPageBreak/>
         <w:t>высшего образования</w:t>
       </w:r>
     </w:p>
@@ -839,8 +878,19 @@
           <w:kern w:val="1"/>
           <w:szCs w:val="28"/>
         </w:rPr>
-        <w:t>_______________ В.В.Романенко</w:t>
-      </w:r>
+        <w:t xml:space="preserve">_______________ </w:t>
+      </w:r>
+      <w:proofErr w:type="spellStart"/>
+      <w:r>
+        <w:rPr>
+          <w:rFonts w:eastAsia="Calibri" w:cs="Times New Roman"/>
+          <w:color w:val="00000A"/>
+          <w:kern w:val="1"/>
+          <w:szCs w:val="28"/>
+        </w:rPr>
+        <w:t>В.В.Романенко</w:t>
+      </w:r>
+      <w:proofErr w:type="spellEnd"/>
     </w:p>
     <w:p>
       <w:pPr>
@@ -1134,7 +1184,23 @@
           <w:szCs w:val="28"/>
           <w:u w:val="single"/>
         </w:rPr>
-        <w:t>ИИ ассистент для автоматической генерации и декомпозиции задач</w:t>
+        <w:t>ИИ</w:t>
+      </w:r>
+      <w:r>
+        <w:rPr>
+          <w:rFonts w:cs="Times New Roman"/>
+          <w:szCs w:val="28"/>
+          <w:u w:val="single"/>
+        </w:rPr>
+        <w:t>–</w:t>
+      </w:r>
+      <w:r>
+        <w:rPr>
+          <w:rFonts w:cs="Times New Roman"/>
+          <w:szCs w:val="28"/>
+          <w:u w:val="single"/>
+        </w:rPr>
+        <w:t>ассистент для автоматической генерации и декомпозиции задач</w:t>
       </w:r>
     </w:p>
     <w:p>
@@ -1275,6 +1341,7 @@
     </w:p>
     <w:p>
       <w:pPr>
+        <w:ind w:firstLine="0"/>
         <w:rPr>
           <w:rFonts w:cs="Times New Roman"/>
           <w:szCs w:val="28"/>
@@ -1297,6 +1364,7 @@
     </w:p>
     <w:p>
       <w:pPr>
+        <w:ind w:firstLine="0"/>
         <w:rPr>
           <w:rFonts w:cs="Times New Roman"/>
           <w:szCs w:val="28"/>
@@ -1347,6 +1415,7 @@
     </w:p>
     <w:p>
       <w:pPr>
+        <w:ind w:firstLine="0"/>
         <w:rPr>
           <w:rFonts w:cs="Times New Roman"/>
           <w:szCs w:val="28"/>
@@ -1369,6 +1438,7 @@
     </w:p>
     <w:p>
       <w:pPr>
+        <w:ind w:firstLine="0"/>
         <w:rPr>
           <w:rFonts w:cs="Times New Roman"/>
           <w:szCs w:val="28"/>
@@ -1419,6 +1489,7 @@
     </w:p>
     <w:p>
       <w:pPr>
+        <w:ind w:firstLine="0"/>
         <w:rPr>
           <w:rFonts w:cs="Times New Roman"/>
           <w:szCs w:val="28"/>
@@ -1441,16 +1512,18 @@
     </w:p>
     <w:p>
       <w:pPr>
-        <w:rPr>
-          <w:rFonts w:cs="Times New Roman"/>
-          <w:szCs w:val="28"/>
-        </w:rPr>
-      </w:pPr>
-      <w:r>
-        <w:rPr>
-          <w:rFonts w:cs="Times New Roman"/>
-          <w:szCs w:val="28"/>
-        </w:rPr>
+        <w:ind w:firstLine="0"/>
+        <w:rPr>
+          <w:rFonts w:cs="Times New Roman"/>
+          <w:szCs w:val="28"/>
+        </w:rPr>
+      </w:pPr>
+      <w:r>
+        <w:rPr>
+          <w:rFonts w:cs="Times New Roman"/>
+          <w:szCs w:val="28"/>
+        </w:rPr>
+        <w:lastRenderedPageBreak/>
         <w:t>5</w:t>
       </w:r>
       <w:r>
@@ -1479,7 +1552,6 @@
           <w:rFonts w:cs="Times New Roman"/>
           <w:szCs w:val="28"/>
         </w:rPr>
-        <w:lastRenderedPageBreak/>
         <w:t>SADT-диаграмма («как есть», «как должно быть»)</w:t>
       </w:r>
       <w:r>
@@ -1555,6 +1627,7 @@
     </w:p>
     <w:p>
       <w:pPr>
+        <w:ind w:firstLine="0"/>
         <w:rPr>
           <w:rFonts w:cs="Times New Roman"/>
           <w:szCs w:val="28"/>
@@ -1578,6 +1651,7 @@
     </w:p>
     <w:p>
       <w:pPr>
+        <w:ind w:firstLine="0"/>
         <w:rPr>
           <w:rFonts w:cs="Times New Roman"/>
           <w:szCs w:val="28"/>
@@ -1629,6 +1703,7 @@
     </w:p>
     <w:p>
       <w:pPr>
+        <w:ind w:firstLine="0"/>
         <w:rPr>
           <w:rFonts w:cs="Times New Roman"/>
           <w:szCs w:val="28"/>
@@ -1644,6 +1719,7 @@
     </w:p>
     <w:p>
       <w:pPr>
+        <w:ind w:firstLine="0"/>
         <w:rPr>
           <w:rFonts w:cs="Times New Roman"/>
           <w:szCs w:val="28"/>
@@ -1674,6 +1750,7 @@
     </w:p>
     <w:p>
       <w:pPr>
+        <w:ind w:firstLine="0"/>
         <w:rPr>
           <w:rFonts w:cs="Times New Roman"/>
           <w:szCs w:val="28"/>
@@ -4740,7 +4817,71 @@
           <w:rFonts w:cs="Times New Roman"/>
           <w:szCs w:val="28"/>
         </w:rPr>
-        <w:t xml:space="preserve"> работе используются методы машинного обучения (нейронные сети), обработки естественного языка (токенизация, векторизация текста), системного анализа, а также методологии управления проектами (Agile, Scrum, Waterfall).</w:t>
+        <w:t xml:space="preserve"> работе используются методы машинного обучения (нейронные сети), обработки естественного языка (</w:t>
+      </w:r>
+      <w:proofErr w:type="spellStart"/>
+      <w:r>
+        <w:rPr>
+          <w:rFonts w:cs="Times New Roman"/>
+          <w:szCs w:val="28"/>
+        </w:rPr>
+        <w:t>токенизация</w:t>
+      </w:r>
+      <w:proofErr w:type="spellEnd"/>
+      <w:r>
+        <w:rPr>
+          <w:rFonts w:cs="Times New Roman"/>
+          <w:szCs w:val="28"/>
+        </w:rPr>
+        <w:t>, векторизация текста), системного анализа, а также методологии управления проектами (</w:t>
+      </w:r>
+      <w:proofErr w:type="spellStart"/>
+      <w:r>
+        <w:rPr>
+          <w:rFonts w:cs="Times New Roman"/>
+          <w:szCs w:val="28"/>
+        </w:rPr>
+        <w:t>Agile</w:t>
+      </w:r>
+      <w:proofErr w:type="spellEnd"/>
+      <w:r>
+        <w:rPr>
+          <w:rFonts w:cs="Times New Roman"/>
+          <w:szCs w:val="28"/>
+        </w:rPr>
+        <w:t xml:space="preserve">, </w:t>
+      </w:r>
+      <w:proofErr w:type="spellStart"/>
+      <w:r>
+        <w:rPr>
+          <w:rFonts w:cs="Times New Roman"/>
+          <w:szCs w:val="28"/>
+        </w:rPr>
+        <w:t>Scrum</w:t>
+      </w:r>
+      <w:proofErr w:type="spellEnd"/>
+      <w:r>
+        <w:rPr>
+          <w:rFonts w:cs="Times New Roman"/>
+          <w:szCs w:val="28"/>
+        </w:rPr>
+        <w:t xml:space="preserve">, </w:t>
+      </w:r>
+      <w:proofErr w:type="spellStart"/>
+      <w:r>
+        <w:rPr>
+          <w:rFonts w:cs="Times New Roman"/>
+          <w:szCs w:val="28"/>
+        </w:rPr>
+        <w:t>Waterfall</w:t>
+      </w:r>
+      <w:proofErr w:type="spellEnd"/>
+      <w:r>
+        <w:rPr>
+          <w:rFonts w:cs="Times New Roman"/>
+          <w:szCs w:val="28"/>
+        </w:rPr>
+        <w:t>).</w:t>
       </w:r>
     </w:p>
     <w:p>
@@ -4849,13 +4990,56 @@
         <w:tab/>
       </w:r>
       <w:r>
-        <w:t>Управление IT-проектами (Project Management) представляет собой сложную междисциплинарную область, объединяющую методы, инструменты и техники для достижения целей проекта при заданных ограничениях по времени, бюджету и качеству</w:t>
+        <w:t>Управление IT-проектами (</w:t>
+      </w:r>
+      <w:proofErr w:type="spellStart"/>
+      <w:r>
+        <w:t>Project</w:t>
+      </w:r>
+      <w:proofErr w:type="spellEnd"/>
+      <w:r>
+        <w:t xml:space="preserve"> </w:t>
+      </w:r>
+      <w:proofErr w:type="spellStart"/>
+      <w:r>
+        <w:t>Management</w:t>
+      </w:r>
+      <w:proofErr w:type="spellEnd"/>
+      <w:r>
+        <w:t>) представляет собой сложную междисциплинарную область, объединяющую методы, инструменты и техники для достижения целей проекта при заданных ограничениях по времени, бюджету и качеству</w:t>
+      </w:r>
+      <w:r>
+        <w:t xml:space="preserve"> </w:t>
       </w:r>
       <w:r>
         <w:t>[1]</w:t>
       </w:r>
       <w:r>
-        <w:t>. Согласно данным Project Management Institute (PMI), около 70% IT-проектов не укладываются в запланированные сроки, а 40% превышают бюджет.</w:t>
+        <w:t xml:space="preserve">. Согласно данным </w:t>
+      </w:r>
+      <w:proofErr w:type="spellStart"/>
+      <w:r>
+        <w:t>Project</w:t>
+      </w:r>
+      <w:proofErr w:type="spellEnd"/>
+      <w:r>
+        <w:t xml:space="preserve"> </w:t>
+      </w:r>
+      <w:proofErr w:type="spellStart"/>
+      <w:r>
+        <w:t>Management</w:t>
+      </w:r>
+      <w:proofErr w:type="spellEnd"/>
+      <w:r>
+        <w:t xml:space="preserve"> </w:t>
+      </w:r>
+      <w:proofErr w:type="spellStart"/>
+      <w:r>
+        <w:t>Institute</w:t>
+      </w:r>
+      <w:proofErr w:type="spellEnd"/>
+      <w:r>
+        <w:t xml:space="preserve"> (PMI), около 70% IT-проектов не укладываются в запланированные сроки, а 40% превышают бюджет.</w:t>
       </w:r>
     </w:p>
     <w:p>
@@ -5072,7 +5256,6 @@
           <w:rFonts w:cs="Times New Roman"/>
           <w:szCs w:val="28"/>
         </w:rPr>
-        <w:lastRenderedPageBreak/>
         <w:t xml:space="preserve">Таблица 1.1 </w:t>
       </w:r>
       <w:r>
@@ -5401,7 +5584,7 @@
       <w:pPr>
         <w:pStyle w:val="2"/>
         <w:rPr>
-          <w:rFonts w:cs="Times New Roman"/>
+          <w:rFonts w:eastAsia="Microsoft JhengHei" w:cs="Times New Roman"/>
           <w:szCs w:val="28"/>
         </w:rPr>
       </w:pPr>
@@ -5429,19 +5612,75 @@
       </w:r>
       <w:bookmarkEnd w:id="6"/>
     </w:p>
-    <w:p>
-      <w:pPr>
-        <w:rPr>
-          <w:rFonts w:cs="Times New Roman"/>
-          <w:szCs w:val="28"/>
-        </w:rPr>
-      </w:pPr>
-      <w:r>
-        <w:rPr>
-          <w:rFonts w:cs="Times New Roman"/>
-          <w:szCs w:val="28"/>
-        </w:rPr>
-        <w:t>Декомпозиция задач (Work Breakdown Structure, WBS) является фундаментальным инструментом управления проектами. WBS представляет собой иерархическое разбиение проекта на более мелкие, управляемые компоненты</w:t>
+    <w:p/>
+    <w:p>
+      <w:pPr>
+        <w:rPr>
+          <w:rFonts w:cs="Times New Roman"/>
+          <w:szCs w:val="28"/>
+        </w:rPr>
+      </w:pPr>
+      <w:r>
+        <w:rPr>
+          <w:rFonts w:cs="Times New Roman"/>
+          <w:szCs w:val="28"/>
+        </w:rPr>
+        <w:t>Декомпозиция задач (</w:t>
+      </w:r>
+      <w:proofErr w:type="spellStart"/>
+      <w:r>
+        <w:rPr>
+          <w:rFonts w:cs="Times New Roman"/>
+          <w:szCs w:val="28"/>
+        </w:rPr>
+        <w:t>Work</w:t>
+      </w:r>
+      <w:proofErr w:type="spellEnd"/>
+      <w:r>
+        <w:rPr>
+          <w:rFonts w:cs="Times New Roman"/>
+          <w:szCs w:val="28"/>
+        </w:rPr>
+        <w:t xml:space="preserve"> </w:t>
+      </w:r>
+      <w:proofErr w:type="spellStart"/>
+      <w:r>
+        <w:rPr>
+          <w:rFonts w:cs="Times New Roman"/>
+          <w:szCs w:val="28"/>
+        </w:rPr>
+        <w:t>Breakdown</w:t>
+      </w:r>
+      <w:proofErr w:type="spellEnd"/>
+      <w:r>
+        <w:rPr>
+          <w:rFonts w:cs="Times New Roman"/>
+          <w:szCs w:val="28"/>
+        </w:rPr>
+        <w:t xml:space="preserve"> </w:t>
+      </w:r>
+      <w:proofErr w:type="spellStart"/>
+      <w:r>
+        <w:rPr>
+          <w:rFonts w:cs="Times New Roman"/>
+          <w:szCs w:val="28"/>
+        </w:rPr>
+        <w:t>Structure</w:t>
+      </w:r>
+      <w:proofErr w:type="spellEnd"/>
+      <w:r>
+        <w:rPr>
+          <w:rFonts w:cs="Times New Roman"/>
+          <w:szCs w:val="28"/>
+        </w:rPr>
+        <w:t>, WBS) является фундаментальным инструментом управления проектами. WBS представляет собой иерархическое разбиение проекта на более мелкие, управляемые компоненты</w:t>
+      </w:r>
+      <w:r>
+        <w:rPr>
+          <w:rFonts w:cs="Times New Roman"/>
+          <w:szCs w:val="28"/>
+        </w:rPr>
+        <w:t xml:space="preserve"> </w:t>
       </w:r>
       <w:r>
         <w:rPr>
@@ -5620,6 +5859,7 @@
           <w:rFonts w:cs="Times New Roman"/>
           <w:szCs w:val="28"/>
         </w:rPr>
+        <w:lastRenderedPageBreak/>
         <w:t>Проблемы ручной декомпозиции:</w:t>
       </w:r>
     </w:p>
@@ -5635,7 +5875,6 @@
           <w:rFonts w:cs="Times New Roman"/>
           <w:szCs w:val="28"/>
         </w:rPr>
-        <w:lastRenderedPageBreak/>
         <w:t>Традиционная декомпозиция требует значительных временных затрат (в среднем 8-12 часов на проект средней сложности). При этом качество результата сильно зависит от опыта проектного менеджера. Исследования показывают, что даже опытные PM допускают систематические ошибки при оценке сложности и пропускают важные подзадачи.</w:t>
       </w:r>
     </w:p>
@@ -5838,14 +6077,44 @@
           <w:rFonts w:cs="Times New Roman"/>
           <w:szCs w:val="28"/>
         </w:rPr>
-        <w:t>птимизация распределения ресурсов</w:t>
-      </w:r>
-      <w:r>
-        <w:rPr>
-          <w:rFonts w:cs="Times New Roman"/>
-          <w:szCs w:val="28"/>
-        </w:rPr>
-        <w:t xml:space="preserve"> [4]</w:t>
+        <w:t xml:space="preserve">птимизация распределения </w:t>
+      </w:r>
+      <w:proofErr w:type="gramStart"/>
+      <w:r>
+        <w:rPr>
+          <w:rFonts w:cs="Times New Roman"/>
+          <w:szCs w:val="28"/>
+        </w:rPr>
+        <w:t>ресурсов</w:t>
+      </w:r>
+      <w:r>
+        <w:rPr>
+          <w:rFonts w:cs="Times New Roman"/>
+          <w:szCs w:val="28"/>
+        </w:rPr>
+        <w:t xml:space="preserve"> </w:t>
+      </w:r>
+      <w:r>
+        <w:rPr>
+          <w:rFonts w:cs="Times New Roman"/>
+          <w:szCs w:val="28"/>
+        </w:rPr>
+        <w:t xml:space="preserve"> </w:t>
+      </w:r>
+      <w:r>
+        <w:rPr>
+          <w:rFonts w:cs="Times New Roman"/>
+          <w:szCs w:val="28"/>
+        </w:rPr>
+        <w:t>[</w:t>
+      </w:r>
+      <w:proofErr w:type="gramEnd"/>
+      <w:r>
+        <w:rPr>
+          <w:rFonts w:cs="Times New Roman"/>
+          <w:szCs w:val="28"/>
+        </w:rPr>
+        <w:t>4]</w:t>
       </w:r>
       <w:r>
         <w:rPr>
@@ -5987,7 +6256,14 @@
           <w:rFonts w:cs="Times New Roman"/>
           <w:szCs w:val="28"/>
         </w:rPr>
-        <w:t xml:space="preserve"> [6]</w:t>
+        <w:t xml:space="preserve"> </w:t>
+      </w:r>
+      <w:r>
+        <w:rPr>
+          <w:rFonts w:cs="Times New Roman"/>
+          <w:szCs w:val="28"/>
+        </w:rPr>
+        <w:t>[6]</w:t>
       </w:r>
       <w:r>
         <w:rPr>
@@ -6084,9 +6360,9 @@
         <w:tblLook w:val="04A0" w:firstRow="1" w:lastRow="0" w:firstColumn="1" w:lastColumn="0" w:noHBand="0" w:noVBand="1"/>
       </w:tblPr>
       <w:tblGrid>
-        <w:gridCol w:w="3209"/>
-        <w:gridCol w:w="3209"/>
-        <w:gridCol w:w="3210"/>
+        <w:gridCol w:w="3154"/>
+        <w:gridCol w:w="3107"/>
+        <w:gridCol w:w="3084"/>
       </w:tblGrid>
       <w:tr>
         <w:tc>
@@ -6528,7 +6804,15 @@
           <w:rFonts w:cs="Times New Roman"/>
           <w:szCs w:val="28"/>
         </w:rPr>
-        <w:t xml:space="preserve"> определение типа задачи</w:t>
+        <w:t xml:space="preserve"> определение типа </w:t>
+      </w:r>
+      <w:proofErr w:type="gramStart"/>
+      <w:r>
+        <w:rPr>
+          <w:rFonts w:cs="Times New Roman"/>
+          <w:szCs w:val="28"/>
+        </w:rPr>
+        <w:t>задачи</w:t>
       </w:r>
       <w:r>
         <w:rPr>
@@ -6542,7 +6826,15 @@
           <w:rFonts w:cs="Times New Roman"/>
           <w:szCs w:val="28"/>
         </w:rPr>
-        <w:t>енерация структурированных подзадач</w:t>
+        <w:t>енерация</w:t>
+      </w:r>
+      <w:proofErr w:type="gramEnd"/>
+      <w:r>
+        <w:rPr>
+          <w:rFonts w:cs="Times New Roman"/>
+          <w:szCs w:val="28"/>
+        </w:rPr>
+        <w:t xml:space="preserve"> структурированных подзадач</w:t>
       </w:r>
       <w:r>
         <w:rPr>
@@ -6620,7 +6912,15 @@
           <w:rFonts w:cs="Times New Roman"/>
           <w:szCs w:val="28"/>
         </w:rPr>
-        <w:t>Пользовательские требования:</w:t>
+        <w:t>Пользовательские требования</w:t>
+      </w:r>
+      <w:proofErr w:type="gramStart"/>
+      <w:r>
+        <w:rPr>
+          <w:rFonts w:cs="Times New Roman"/>
+          <w:szCs w:val="28"/>
+        </w:rPr>
+        <w:t>:</w:t>
       </w:r>
       <w:r>
         <w:rPr>
@@ -6634,7 +6934,15 @@
           <w:rFonts w:cs="Times New Roman"/>
           <w:szCs w:val="28"/>
         </w:rPr>
-        <w:t xml:space="preserve">Интуитивно понятный </w:t>
+        <w:t>Интуитивно</w:t>
+      </w:r>
+      <w:proofErr w:type="gramEnd"/>
+      <w:r>
+        <w:rPr>
+          <w:rFonts w:cs="Times New Roman"/>
+          <w:szCs w:val="28"/>
+        </w:rPr>
+        <w:t xml:space="preserve"> понятный </w:t>
       </w:r>
       <w:r>
         <w:rPr>
@@ -6747,7 +7055,15 @@
           <w:rFonts w:cs="Times New Roman"/>
           <w:szCs w:val="28"/>
         </w:rPr>
-        <w:t>ремя отклика не более 5 секунд</w:t>
+        <w:t xml:space="preserve">ремя отклика не более 5 </w:t>
+      </w:r>
+      <w:proofErr w:type="gramStart"/>
+      <w:r>
+        <w:rPr>
+          <w:rFonts w:cs="Times New Roman"/>
+          <w:szCs w:val="28"/>
+        </w:rPr>
+        <w:t>секунд</w:t>
       </w:r>
       <w:r>
         <w:rPr>
@@ -6761,7 +7077,63 @@
           <w:rFonts w:cs="Times New Roman"/>
           <w:szCs w:val="28"/>
         </w:rPr>
-        <w:t>россплатформенность (Windows, Linux, macOS)</w:t>
+        <w:t>россплатформенность</w:t>
+      </w:r>
+      <w:proofErr w:type="gramEnd"/>
+      <w:r>
+        <w:rPr>
+          <w:rFonts w:cs="Times New Roman"/>
+          <w:szCs w:val="28"/>
+        </w:rPr>
+        <w:t xml:space="preserve"> (</w:t>
+      </w:r>
+      <w:proofErr w:type="spellStart"/>
+      <w:r>
+        <w:rPr>
+          <w:rFonts w:cs="Times New Roman"/>
+          <w:szCs w:val="28"/>
+        </w:rPr>
+        <w:t>Windows</w:t>
+      </w:r>
+      <w:proofErr w:type="spellEnd"/>
+      <w:r>
+        <w:rPr>
+          <w:rFonts w:cs="Times New Roman"/>
+          <w:szCs w:val="28"/>
+        </w:rPr>
+        <w:t xml:space="preserve">, </w:t>
+      </w:r>
+      <w:proofErr w:type="spellStart"/>
+      <w:r>
+        <w:rPr>
+          <w:rFonts w:cs="Times New Roman"/>
+          <w:szCs w:val="28"/>
+        </w:rPr>
+        <w:t>Linux</w:t>
+      </w:r>
+      <w:proofErr w:type="spellEnd"/>
+      <w:r>
+        <w:rPr>
+          <w:rFonts w:cs="Times New Roman"/>
+          <w:szCs w:val="28"/>
+        </w:rPr>
+        <w:t xml:space="preserve">, </w:t>
+      </w:r>
+      <w:proofErr w:type="spellStart"/>
+      <w:r>
+        <w:rPr>
+          <w:rFonts w:cs="Times New Roman"/>
+          <w:szCs w:val="28"/>
+        </w:rPr>
+        <w:t>macOS</w:t>
+      </w:r>
+      <w:proofErr w:type="spellEnd"/>
+      <w:r>
+        <w:rPr>
+          <w:rFonts w:cs="Times New Roman"/>
+          <w:szCs w:val="28"/>
+        </w:rPr>
+        <w:t>)</w:t>
       </w:r>
       <w:r>
         <w:rPr>
@@ -6969,7 +7341,23 @@
           <w:rFonts w:cs="Times New Roman"/>
           <w:szCs w:val="28"/>
         </w:rPr>
-        <w:t>Проанализировать нейросетевые архитектуры для обработки естественного языка</w:t>
+        <w:t xml:space="preserve">Проанализировать </w:t>
+      </w:r>
+      <w:proofErr w:type="spellStart"/>
+      <w:r>
+        <w:rPr>
+          <w:rFonts w:cs="Times New Roman"/>
+          <w:szCs w:val="28"/>
+        </w:rPr>
+        <w:t>нейросетевые</w:t>
+      </w:r>
+      <w:proofErr w:type="spellEnd"/>
+      <w:r>
+        <w:rPr>
+          <w:rFonts w:cs="Times New Roman"/>
+          <w:szCs w:val="28"/>
+        </w:rPr>
+        <w:t xml:space="preserve"> архитектуры для обработки естественного языка</w:t>
       </w:r>
     </w:p>
     <w:p>
@@ -7069,7 +7457,23 @@
           <w:rFonts w:cs="Times New Roman"/>
           <w:szCs w:val="28"/>
         </w:rPr>
-        <w:t>Реализовать нейросетевую модель классификации задач</w:t>
+        <w:t xml:space="preserve">Реализовать </w:t>
+      </w:r>
+      <w:proofErr w:type="spellStart"/>
+      <w:r>
+        <w:rPr>
+          <w:rFonts w:cs="Times New Roman"/>
+          <w:szCs w:val="28"/>
+        </w:rPr>
+        <w:t>нейросетевую</w:t>
+      </w:r>
+      <w:proofErr w:type="spellEnd"/>
+      <w:r>
+        <w:rPr>
+          <w:rFonts w:cs="Times New Roman"/>
+          <w:szCs w:val="28"/>
+        </w:rPr>
+        <w:t xml:space="preserve"> модель классификации задач</w:t>
       </w:r>
     </w:p>
     <w:p>
@@ -7397,7 +7801,23 @@
           <w:rFonts w:cs="Times New Roman"/>
           <w:szCs w:val="28"/>
         </w:rPr>
-        <w:t>Категории: Веб-разработка, Мобильная разработка, Базы данных, DevOps, AI/ML разработка, Аналитика, Безопасность, Тестирование</w:t>
+        <w:t xml:space="preserve">Категории: Веб-разработка, Мобильная разработка, Базы данных, </w:t>
+      </w:r>
+      <w:proofErr w:type="spellStart"/>
+      <w:r>
+        <w:rPr>
+          <w:rFonts w:cs="Times New Roman"/>
+          <w:szCs w:val="28"/>
+        </w:rPr>
+        <w:t>DevOps</w:t>
+      </w:r>
+      <w:proofErr w:type="spellEnd"/>
+      <w:r>
+        <w:rPr>
+          <w:rFonts w:cs="Times New Roman"/>
+          <w:szCs w:val="28"/>
+        </w:rPr>
+        <w:t>, AI/ML разработка, Аналитика, Безопасность, Тестирование</w:t>
       </w:r>
     </w:p>
     <w:p>
@@ -7568,8 +7988,193 @@
           <w:rFonts w:cs="Times New Roman"/>
           <w:szCs w:val="28"/>
         </w:rPr>
-        <w:t>Роли: Аналитик, Разработчик Backend, Разработчик Frontend, Разработчик Mobile, Тестировщик QA, DevOps Инженер, Project Manager, UX/UI Дизайнер, Data Engineer, ML Инженер, Security Specialist, Technical Writer</w:t>
-      </w:r>
+        <w:t xml:space="preserve">Роли: Аналитик, Разработчик </w:t>
+      </w:r>
+      <w:proofErr w:type="spellStart"/>
+      <w:r>
+        <w:rPr>
+          <w:rFonts w:cs="Times New Roman"/>
+          <w:szCs w:val="28"/>
+        </w:rPr>
+        <w:t>Backend</w:t>
+      </w:r>
+      <w:proofErr w:type="spellEnd"/>
+      <w:r>
+        <w:rPr>
+          <w:rFonts w:cs="Times New Roman"/>
+          <w:szCs w:val="28"/>
+        </w:rPr>
+        <w:t xml:space="preserve">, Разработчик </w:t>
+      </w:r>
+      <w:proofErr w:type="spellStart"/>
+      <w:r>
+        <w:rPr>
+          <w:rFonts w:cs="Times New Roman"/>
+          <w:szCs w:val="28"/>
+        </w:rPr>
+        <w:t>Frontend</w:t>
+      </w:r>
+      <w:proofErr w:type="spellEnd"/>
+      <w:r>
+        <w:rPr>
+          <w:rFonts w:cs="Times New Roman"/>
+          <w:szCs w:val="28"/>
+        </w:rPr>
+        <w:t xml:space="preserve">, Разработчик </w:t>
+      </w:r>
+      <w:proofErr w:type="spellStart"/>
+      <w:r>
+        <w:rPr>
+          <w:rFonts w:cs="Times New Roman"/>
+          <w:szCs w:val="28"/>
+        </w:rPr>
+        <w:t>Mobile</w:t>
+      </w:r>
+      <w:proofErr w:type="spellEnd"/>
+      <w:r>
+        <w:rPr>
+          <w:rFonts w:cs="Times New Roman"/>
+          <w:szCs w:val="28"/>
+        </w:rPr>
+        <w:t xml:space="preserve">, Тестировщик QA, </w:t>
+      </w:r>
+      <w:proofErr w:type="spellStart"/>
+      <w:r>
+        <w:rPr>
+          <w:rFonts w:cs="Times New Roman"/>
+          <w:szCs w:val="28"/>
+        </w:rPr>
+        <w:t>DevOps</w:t>
+      </w:r>
+      <w:proofErr w:type="spellEnd"/>
+      <w:r>
+        <w:rPr>
+          <w:rFonts w:cs="Times New Roman"/>
+          <w:szCs w:val="28"/>
+        </w:rPr>
+        <w:t xml:space="preserve"> Инженер, </w:t>
+      </w:r>
+      <w:proofErr w:type="spellStart"/>
+      <w:r>
+        <w:rPr>
+          <w:rFonts w:cs="Times New Roman"/>
+          <w:szCs w:val="28"/>
+        </w:rPr>
+        <w:t>Project</w:t>
+      </w:r>
+      <w:proofErr w:type="spellEnd"/>
+      <w:r>
+        <w:rPr>
+          <w:rFonts w:cs="Times New Roman"/>
+          <w:szCs w:val="28"/>
+        </w:rPr>
+        <w:t xml:space="preserve"> </w:t>
+      </w:r>
+      <w:proofErr w:type="spellStart"/>
+      <w:r>
+        <w:rPr>
+          <w:rFonts w:cs="Times New Roman"/>
+          <w:szCs w:val="28"/>
+        </w:rPr>
+        <w:t>Manager</w:t>
+      </w:r>
+      <w:proofErr w:type="spellEnd"/>
+      <w:r>
+        <w:rPr>
+          <w:rFonts w:cs="Times New Roman"/>
+          <w:szCs w:val="28"/>
+        </w:rPr>
+        <w:t xml:space="preserve">, UX/UI Дизайнер, </w:t>
+      </w:r>
+      <w:proofErr w:type="spellStart"/>
+      <w:r>
+        <w:rPr>
+          <w:rFonts w:cs="Times New Roman"/>
+          <w:szCs w:val="28"/>
+        </w:rPr>
+        <w:t>Data</w:t>
+      </w:r>
+      <w:proofErr w:type="spellEnd"/>
+      <w:r>
+        <w:rPr>
+          <w:rFonts w:cs="Times New Roman"/>
+          <w:szCs w:val="28"/>
+        </w:rPr>
+        <w:t xml:space="preserve"> </w:t>
+      </w:r>
+      <w:proofErr w:type="spellStart"/>
+      <w:r>
+        <w:rPr>
+          <w:rFonts w:cs="Times New Roman"/>
+          <w:szCs w:val="28"/>
+        </w:rPr>
+        <w:t>Engineer</w:t>
+      </w:r>
+      <w:proofErr w:type="spellEnd"/>
+      <w:r>
+        <w:rPr>
+          <w:rFonts w:cs="Times New Roman"/>
+          <w:szCs w:val="28"/>
+        </w:rPr>
+        <w:t xml:space="preserve">, ML Инженер, </w:t>
+      </w:r>
+      <w:proofErr w:type="spellStart"/>
+      <w:r>
+        <w:rPr>
+          <w:rFonts w:cs="Times New Roman"/>
+          <w:szCs w:val="28"/>
+        </w:rPr>
+        <w:t>Security</w:t>
+      </w:r>
+      <w:proofErr w:type="spellEnd"/>
+      <w:r>
+        <w:rPr>
+          <w:rFonts w:cs="Times New Roman"/>
+          <w:szCs w:val="28"/>
+        </w:rPr>
+        <w:t xml:space="preserve"> </w:t>
+      </w:r>
+      <w:proofErr w:type="spellStart"/>
+      <w:r>
+        <w:rPr>
+          <w:rFonts w:cs="Times New Roman"/>
+          <w:szCs w:val="28"/>
+        </w:rPr>
+        <w:t>Specialist</w:t>
+      </w:r>
+      <w:proofErr w:type="spellEnd"/>
+      <w:r>
+        <w:rPr>
+          <w:rFonts w:cs="Times New Roman"/>
+          <w:szCs w:val="28"/>
+        </w:rPr>
+        <w:t xml:space="preserve">, </w:t>
+      </w:r>
+      <w:proofErr w:type="spellStart"/>
+      <w:r>
+        <w:rPr>
+          <w:rFonts w:cs="Times New Roman"/>
+          <w:szCs w:val="28"/>
+        </w:rPr>
+        <w:t>Technical</w:t>
+      </w:r>
+      <w:proofErr w:type="spellEnd"/>
+      <w:r>
+        <w:rPr>
+          <w:rFonts w:cs="Times New Roman"/>
+          <w:szCs w:val="28"/>
+        </w:rPr>
+        <w:t xml:space="preserve"> </w:t>
+      </w:r>
+      <w:proofErr w:type="spellStart"/>
+      <w:r>
+        <w:rPr>
+          <w:rFonts w:cs="Times New Roman"/>
+          <w:szCs w:val="28"/>
+        </w:rPr>
+        <w:t>Writer</w:t>
+      </w:r>
+      <w:proofErr w:type="spellEnd"/>
     </w:p>
     <w:p>
       <w:pPr>
@@ -7631,6 +8236,7 @@
           <w:rFonts w:cs="Times New Roman"/>
           <w:szCs w:val="28"/>
         </w:rPr>
+        <w:lastRenderedPageBreak/>
         <w:t>Каждый этап должен содержать 3-7 конкретных задач</w:t>
       </w:r>
     </w:p>
@@ -7694,8 +8300,23 @@
           <w:rFonts w:cs="Times New Roman"/>
           <w:szCs w:val="28"/>
         </w:rPr>
-        <w:lastRenderedPageBreak/>
-        <w:t>Система должна поддерживать экспорт в форматах: TXT, Markdown, JSON</w:t>
+        <w:t xml:space="preserve">Система должна поддерживать экспорт в форматах: TXT, </w:t>
+      </w:r>
+      <w:proofErr w:type="spellStart"/>
+      <w:r>
+        <w:rPr>
+          <w:rFonts w:cs="Times New Roman"/>
+          <w:szCs w:val="28"/>
+        </w:rPr>
+        <w:t>Markdown</w:t>
+      </w:r>
+      <w:proofErr w:type="spellEnd"/>
+      <w:r>
+        <w:rPr>
+          <w:rFonts w:cs="Times New Roman"/>
+          <w:szCs w:val="28"/>
+        </w:rPr>
+        <w:t>, JSON</w:t>
       </w:r>
     </w:p>
     <w:p>
@@ -8165,6 +8786,7 @@
           <w:rFonts w:cs="Times New Roman"/>
           <w:szCs w:val="28"/>
         </w:rPr>
+        <w:lastRenderedPageBreak/>
         <w:t>Требование NFR-4: Портативность</w:t>
       </w:r>
     </w:p>
@@ -8189,7 +8811,55 @@
           <w:rFonts w:cs="Times New Roman"/>
           <w:szCs w:val="28"/>
         </w:rPr>
-        <w:t>Поддержка ОС: Windows 10+, Ubuntu 18.04+, macOS 10.15+</w:t>
+        <w:t xml:space="preserve">Поддержка ОС: </w:t>
+      </w:r>
+      <w:proofErr w:type="spellStart"/>
+      <w:r>
+        <w:rPr>
+          <w:rFonts w:cs="Times New Roman"/>
+          <w:szCs w:val="28"/>
+        </w:rPr>
+        <w:t>Windows</w:t>
+      </w:r>
+      <w:proofErr w:type="spellEnd"/>
+      <w:r>
+        <w:rPr>
+          <w:rFonts w:cs="Times New Roman"/>
+          <w:szCs w:val="28"/>
+        </w:rPr>
+        <w:t xml:space="preserve"> 10+, </w:t>
+      </w:r>
+      <w:proofErr w:type="spellStart"/>
+      <w:r>
+        <w:rPr>
+          <w:rFonts w:cs="Times New Roman"/>
+          <w:szCs w:val="28"/>
+        </w:rPr>
+        <w:t>Ubuntu</w:t>
+      </w:r>
+      <w:proofErr w:type="spellEnd"/>
+      <w:r>
+        <w:rPr>
+          <w:rFonts w:cs="Times New Roman"/>
+          <w:szCs w:val="28"/>
+        </w:rPr>
+        <w:t xml:space="preserve"> 18.04+, </w:t>
+      </w:r>
+      <w:proofErr w:type="spellStart"/>
+      <w:r>
+        <w:rPr>
+          <w:rFonts w:cs="Times New Roman"/>
+          <w:szCs w:val="28"/>
+        </w:rPr>
+        <w:t>macOS</w:t>
+      </w:r>
+      <w:proofErr w:type="spellEnd"/>
+      <w:r>
+        <w:rPr>
+          <w:rFonts w:cs="Times New Roman"/>
+          <w:szCs w:val="28"/>
+        </w:rPr>
+        <w:t xml:space="preserve"> 10.15+</w:t>
       </w:r>
     </w:p>
     <w:p>
@@ -8252,7 +8922,6 @@
           <w:rFonts w:cs="Times New Roman"/>
           <w:szCs w:val="28"/>
         </w:rPr>
-        <w:lastRenderedPageBreak/>
         <w:t>Требование NFR-5: Масштабируемость</w:t>
       </w:r>
     </w:p>
@@ -8433,7 +9102,23 @@
           <w:rFonts w:cs="Times New Roman"/>
           <w:szCs w:val="28"/>
         </w:rPr>
-        <w:t>Объем обучающей выборки — ограничен 14 примерами (из-за отсутствия размеченных датасетов)</w:t>
+        <w:t xml:space="preserve">Объем обучающей выборки — ограничен 14 примерами (из-за отсутствия размеченных </w:t>
+      </w:r>
+      <w:proofErr w:type="spellStart"/>
+      <w:r>
+        <w:rPr>
+          <w:rFonts w:cs="Times New Roman"/>
+          <w:szCs w:val="28"/>
+        </w:rPr>
+        <w:t>датасетов</w:t>
+      </w:r>
+      <w:proofErr w:type="spellEnd"/>
+      <w:r>
+        <w:rPr>
+          <w:rFonts w:cs="Times New Roman"/>
+          <w:szCs w:val="28"/>
+        </w:rPr>
+        <w:t>)</w:t>
       </w:r>
     </w:p>
     <w:p>
@@ -8457,7 +9142,23 @@
           <w:rFonts w:cs="Times New Roman"/>
           <w:szCs w:val="28"/>
         </w:rPr>
-        <w:t>Точность работы — демонстрационная, не гарантируется для production-использования</w:t>
+        <w:t xml:space="preserve">Точность работы — демонстрационная, не гарантируется для </w:t>
+      </w:r>
+      <w:proofErr w:type="spellStart"/>
+      <w:r>
+        <w:rPr>
+          <w:rFonts w:cs="Times New Roman"/>
+          <w:szCs w:val="28"/>
+        </w:rPr>
+        <w:t>production</w:t>
+      </w:r>
+      <w:proofErr w:type="spellEnd"/>
+      <w:r>
+        <w:rPr>
+          <w:rFonts w:cs="Times New Roman"/>
+          <w:szCs w:val="28"/>
+        </w:rPr>
+        <w:t>-использования</w:t>
       </w:r>
     </w:p>
     <w:p>
@@ -8624,6 +9325,7 @@
           <w:rFonts w:cs="Times New Roman"/>
           <w:szCs w:val="28"/>
         </w:rPr>
+        <w:lastRenderedPageBreak/>
         <w:br w:type="page"/>
       </w:r>
     </w:p>
@@ -8703,7 +9405,55 @@
           <w:rFonts w:cs="Times New Roman"/>
           <w:szCs w:val="28"/>
         </w:rPr>
-        <w:t>Системы отслеживания задач (Jira, Trello, Asana) — базовое управление задачами, без автоматической генерации</w:t>
+        <w:t>Системы отслеживания задач (</w:t>
+      </w:r>
+      <w:proofErr w:type="spellStart"/>
+      <w:r>
+        <w:rPr>
+          <w:rFonts w:cs="Times New Roman"/>
+          <w:szCs w:val="28"/>
+        </w:rPr>
+        <w:t>Jira</w:t>
+      </w:r>
+      <w:proofErr w:type="spellEnd"/>
+      <w:r>
+        <w:rPr>
+          <w:rFonts w:cs="Times New Roman"/>
+          <w:szCs w:val="28"/>
+        </w:rPr>
+        <w:t xml:space="preserve">, </w:t>
+      </w:r>
+      <w:proofErr w:type="spellStart"/>
+      <w:r>
+        <w:rPr>
+          <w:rFonts w:cs="Times New Roman"/>
+          <w:szCs w:val="28"/>
+        </w:rPr>
+        <w:t>Trello</w:t>
+      </w:r>
+      <w:proofErr w:type="spellEnd"/>
+      <w:r>
+        <w:rPr>
+          <w:rFonts w:cs="Times New Roman"/>
+          <w:szCs w:val="28"/>
+        </w:rPr>
+        <w:t xml:space="preserve">, </w:t>
+      </w:r>
+      <w:proofErr w:type="spellStart"/>
+      <w:r>
+        <w:rPr>
+          <w:rFonts w:cs="Times New Roman"/>
+          <w:szCs w:val="28"/>
+        </w:rPr>
+        <w:t>Asana</w:t>
+      </w:r>
+      <w:proofErr w:type="spellEnd"/>
+      <w:r>
+        <w:rPr>
+          <w:rFonts w:cs="Times New Roman"/>
+          <w:szCs w:val="28"/>
+        </w:rPr>
+        <w:t>) — базовое управление задачами, без автоматической генерации</w:t>
       </w:r>
     </w:p>
     <w:p>
@@ -8727,7 +9477,39 @@
           <w:rFonts w:cs="Times New Roman"/>
           <w:szCs w:val="28"/>
         </w:rPr>
-        <w:t>Платформы для оценки сложности (PlanIT, ScopeMaster) — автоматическая оценка трудоемкости</w:t>
+        <w:t>Платформы для оценки сложности (</w:t>
+      </w:r>
+      <w:proofErr w:type="spellStart"/>
+      <w:r>
+        <w:rPr>
+          <w:rFonts w:cs="Times New Roman"/>
+          <w:szCs w:val="28"/>
+        </w:rPr>
+        <w:t>PlanIT</w:t>
+      </w:r>
+      <w:proofErr w:type="spellEnd"/>
+      <w:r>
+        <w:rPr>
+          <w:rFonts w:cs="Times New Roman"/>
+          <w:szCs w:val="28"/>
+        </w:rPr>
+        <w:t xml:space="preserve">, </w:t>
+      </w:r>
+      <w:proofErr w:type="spellStart"/>
+      <w:r>
+        <w:rPr>
+          <w:rFonts w:cs="Times New Roman"/>
+          <w:szCs w:val="28"/>
+        </w:rPr>
+        <w:t>ScopeMaster</w:t>
+      </w:r>
+      <w:proofErr w:type="spellEnd"/>
+      <w:r>
+        <w:rPr>
+          <w:rFonts w:cs="Times New Roman"/>
+          <w:szCs w:val="28"/>
+        </w:rPr>
+        <w:t>) — автоматическая оценка трудоемкости</w:t>
       </w:r>
     </w:p>
     <w:p>
@@ -8751,7 +9533,39 @@
           <w:rFonts w:cs="Times New Roman"/>
           <w:szCs w:val="28"/>
         </w:rPr>
-        <w:t>ИИ-ассистенты для PM (ClickUp AI, Motion) — генерация подзадач на основе шаблонов</w:t>
+        <w:t>ИИ-ассистенты для PM (</w:t>
+      </w:r>
+      <w:proofErr w:type="spellStart"/>
+      <w:r>
+        <w:rPr>
+          <w:rFonts w:cs="Times New Roman"/>
+          <w:szCs w:val="28"/>
+        </w:rPr>
+        <w:t>ClickUp</w:t>
+      </w:r>
+      <w:proofErr w:type="spellEnd"/>
+      <w:r>
+        <w:rPr>
+          <w:rFonts w:cs="Times New Roman"/>
+          <w:szCs w:val="28"/>
+        </w:rPr>
+        <w:t xml:space="preserve"> AI, </w:t>
+      </w:r>
+      <w:proofErr w:type="spellStart"/>
+      <w:r>
+        <w:rPr>
+          <w:rFonts w:cs="Times New Roman"/>
+          <w:szCs w:val="28"/>
+        </w:rPr>
+        <w:t>Motion</w:t>
+      </w:r>
+      <w:proofErr w:type="spellEnd"/>
+      <w:r>
+        <w:rPr>
+          <w:rFonts w:cs="Times New Roman"/>
+          <w:szCs w:val="28"/>
+        </w:rPr>
+        <w:t>) — генерация подзадач на основе шаблонов</w:t>
       </w:r>
     </w:p>
     <w:p>
@@ -9023,12 +9837,53 @@
           <w:szCs w:val="28"/>
         </w:rPr>
       </w:pPr>
-      <w:r>
-        <w:rPr>
-          <w:rFonts w:cs="Times New Roman"/>
-          <w:szCs w:val="28"/>
-        </w:rPr>
-        <w:t xml:space="preserve">Jira Software с плагином Structure </w:t>
+      <w:proofErr w:type="spellStart"/>
+      <w:r>
+        <w:rPr>
+          <w:rFonts w:cs="Times New Roman"/>
+          <w:szCs w:val="28"/>
+        </w:rPr>
+        <w:t>Jira</w:t>
+      </w:r>
+      <w:proofErr w:type="spellEnd"/>
+      <w:r>
+        <w:rPr>
+          <w:rFonts w:cs="Times New Roman"/>
+          <w:szCs w:val="28"/>
+        </w:rPr>
+        <w:t xml:space="preserve"> </w:t>
+      </w:r>
+      <w:proofErr w:type="spellStart"/>
+      <w:r>
+        <w:rPr>
+          <w:rFonts w:cs="Times New Roman"/>
+          <w:szCs w:val="28"/>
+        </w:rPr>
+        <w:t>Software</w:t>
+      </w:r>
+      <w:proofErr w:type="spellEnd"/>
+      <w:r>
+        <w:rPr>
+          <w:rFonts w:cs="Times New Roman"/>
+          <w:szCs w:val="28"/>
+        </w:rPr>
+        <w:t xml:space="preserve"> с плагином </w:t>
+      </w:r>
+      <w:proofErr w:type="spellStart"/>
+      <w:r>
+        <w:rPr>
+          <w:rFonts w:cs="Times New Roman"/>
+          <w:szCs w:val="28"/>
+        </w:rPr>
+        <w:t>Structure</w:t>
+      </w:r>
+      <w:proofErr w:type="spellEnd"/>
+      <w:r>
+        <w:rPr>
+          <w:rFonts w:cs="Times New Roman"/>
+          <w:szCs w:val="28"/>
+        </w:rPr>
+        <w:t xml:space="preserve"> </w:t>
       </w:r>
       <w:r>
         <w:rPr>
@@ -9042,7 +9897,23 @@
           <w:rFonts w:cs="Times New Roman"/>
           <w:szCs w:val="28"/>
         </w:rPr>
-        <w:t xml:space="preserve"> наиболее популярная система управления проектами в IT. Плагин Structure позволяет создавать иерархии задач, но не генерирует их автоматически</w:t>
+        <w:t xml:space="preserve"> наиболее популярная система управления проектами в IT. Плагин </w:t>
+      </w:r>
+      <w:proofErr w:type="spellStart"/>
+      <w:r>
+        <w:rPr>
+          <w:rFonts w:cs="Times New Roman"/>
+          <w:szCs w:val="28"/>
+        </w:rPr>
+        <w:t>Structure</w:t>
+      </w:r>
+      <w:proofErr w:type="spellEnd"/>
+      <w:r>
+        <w:rPr>
+          <w:rFonts w:cs="Times New Roman"/>
+          <w:szCs w:val="28"/>
+        </w:rPr>
+        <w:t xml:space="preserve"> позволяет создавать иерархии задач, но не генерирует их автоматически</w:t>
       </w:r>
       <w:r>
         <w:rPr>
@@ -9153,8 +10024,17 @@
           <w:rFonts w:cs="Times New Roman"/>
           <w:szCs w:val="28"/>
         </w:rPr>
-        <w:t>Интеграция с экосистемой Atlassian</w:t>
-      </w:r>
+        <w:t xml:space="preserve">Интеграция с экосистемой </w:t>
+      </w:r>
+      <w:proofErr w:type="spellStart"/>
+      <w:r>
+        <w:rPr>
+          <w:rFonts w:cs="Times New Roman"/>
+          <w:szCs w:val="28"/>
+        </w:rPr>
+        <w:t>Atlassian</w:t>
+      </w:r>
+      <w:proofErr w:type="spellEnd"/>
       <w:r>
         <w:rPr>
           <w:rFonts w:cs="Times New Roman"/>
@@ -9205,7 +10085,15 @@
           <w:rFonts w:cs="Times New Roman"/>
           <w:szCs w:val="28"/>
         </w:rPr>
-        <w:t>Минусы:</w:t>
+        <w:t>Минусы</w:t>
+      </w:r>
+      <w:proofErr w:type="gramStart"/>
+      <w:r>
+        <w:rPr>
+          <w:rFonts w:cs="Times New Roman"/>
+          <w:szCs w:val="28"/>
+        </w:rPr>
+        <w:t>:</w:t>
       </w:r>
       <w:r>
         <w:rPr>
@@ -9219,7 +10107,15 @@
           <w:rFonts w:cs="Times New Roman"/>
           <w:szCs w:val="28"/>
         </w:rPr>
-        <w:t>Нет автоматической генерации</w:t>
+        <w:t>Нет</w:t>
+      </w:r>
+      <w:proofErr w:type="gramEnd"/>
+      <w:r>
+        <w:rPr>
+          <w:rFonts w:cs="Times New Roman"/>
+          <w:szCs w:val="28"/>
+        </w:rPr>
+        <w:t xml:space="preserve"> автоматической генерации</w:t>
       </w:r>
       <w:r>
         <w:rPr>
@@ -9290,12 +10186,21 @@
           <w:szCs w:val="28"/>
         </w:rPr>
       </w:pPr>
-      <w:r>
-        <w:rPr>
-          <w:rFonts w:cs="Times New Roman"/>
-          <w:szCs w:val="28"/>
-        </w:rPr>
-        <w:t>ClickUp AI</w:t>
+      <w:proofErr w:type="spellStart"/>
+      <w:r>
+        <w:rPr>
+          <w:rFonts w:cs="Times New Roman"/>
+          <w:szCs w:val="28"/>
+        </w:rPr>
+        <w:t>ClickUp</w:t>
+      </w:r>
+      <w:proofErr w:type="spellEnd"/>
+      <w:r>
+        <w:rPr>
+          <w:rFonts w:cs="Times New Roman"/>
+          <w:szCs w:val="28"/>
+        </w:rPr>
+        <w:t xml:space="preserve"> AI</w:t>
       </w:r>
       <w:r>
         <w:rPr>
@@ -9316,6 +10221,13 @@
           <w:rFonts w:cs="Times New Roman"/>
           <w:szCs w:val="28"/>
         </w:rPr>
+        <w:t xml:space="preserve"> </w:t>
+      </w:r>
+      <w:r>
+        <w:rPr>
+          <w:rFonts w:cs="Times New Roman"/>
+          <w:szCs w:val="28"/>
+        </w:rPr>
         <w:t>[8]</w:t>
       </w:r>
       <w:r>
@@ -9466,7 +10378,15 @@
           <w:rFonts w:cs="Times New Roman"/>
           <w:szCs w:val="28"/>
         </w:rPr>
-        <w:t>Минусы:</w:t>
+        <w:t>Минусы</w:t>
+      </w:r>
+      <w:proofErr w:type="gramStart"/>
+      <w:r>
+        <w:rPr>
+          <w:rFonts w:cs="Times New Roman"/>
+          <w:szCs w:val="28"/>
+        </w:rPr>
+        <w:t>:</w:t>
       </w:r>
       <w:r>
         <w:rPr>
@@ -9480,7 +10400,15 @@
           <w:rFonts w:cs="Times New Roman"/>
           <w:szCs w:val="28"/>
         </w:rPr>
-        <w:t>Требует подключения к интернету</w:t>
+        <w:t>Требует</w:t>
+      </w:r>
+      <w:proofErr w:type="gramEnd"/>
+      <w:r>
+        <w:rPr>
+          <w:rFonts w:cs="Times New Roman"/>
+          <w:szCs w:val="28"/>
+        </w:rPr>
+        <w:t xml:space="preserve"> подключения к интернету</w:t>
       </w:r>
       <w:r>
         <w:rPr>
@@ -9549,6 +10477,7 @@
           <w:szCs w:val="28"/>
         </w:rPr>
       </w:pPr>
+      <w:proofErr w:type="spellStart"/>
       <w:r>
         <w:rPr>
           <w:rFonts w:cs="Times New Roman"/>
@@ -9556,6 +10485,7 @@
         </w:rPr>
         <w:t>Motion</w:t>
       </w:r>
+      <w:proofErr w:type="spellEnd"/>
       <w:r>
         <w:rPr>
           <w:rFonts w:cs="Times New Roman"/>
@@ -9569,6 +10499,13 @@
           <w:szCs w:val="28"/>
         </w:rPr>
         <w:t> ИИ-календарь и планировщик задач с автоматической расстановкой приоритетов</w:t>
+      </w:r>
+      <w:r>
+        <w:rPr>
+          <w:rFonts w:cs="Times New Roman"/>
+          <w:szCs w:val="28"/>
+        </w:rPr>
+        <w:t xml:space="preserve"> </w:t>
       </w:r>
       <w:r>
         <w:rPr>
@@ -9785,6 +10722,7 @@
           <w:szCs w:val="28"/>
         </w:rPr>
       </w:pPr>
+      <w:proofErr w:type="spellStart"/>
       <w:r>
         <w:rPr>
           <w:rFonts w:cs="Times New Roman"/>
@@ -9793,6 +10731,7 @@
         <w:lastRenderedPageBreak/>
         <w:t>ScopeMaster</w:t>
       </w:r>
+      <w:proofErr w:type="spellEnd"/>
       <w:r>
         <w:rPr>
           <w:rFonts w:cs="Times New Roman"/>
@@ -9805,7 +10744,39 @@
           <w:rFonts w:cs="Times New Roman"/>
           <w:szCs w:val="28"/>
         </w:rPr>
-        <w:t> Инструмент для автоматического анализа требований и оценки сложности user stories</w:t>
+        <w:t xml:space="preserve"> Инструмент для автоматического анализа требований и оценки сложности </w:t>
+      </w:r>
+      <w:proofErr w:type="spellStart"/>
+      <w:r>
+        <w:rPr>
+          <w:rFonts w:cs="Times New Roman"/>
+          <w:szCs w:val="28"/>
+        </w:rPr>
+        <w:t>user</w:t>
+      </w:r>
+      <w:proofErr w:type="spellEnd"/>
+      <w:r>
+        <w:rPr>
+          <w:rFonts w:cs="Times New Roman"/>
+          <w:szCs w:val="28"/>
+        </w:rPr>
+        <w:t xml:space="preserve"> </w:t>
+      </w:r>
+      <w:proofErr w:type="spellStart"/>
+      <w:r>
+        <w:rPr>
+          <w:rFonts w:cs="Times New Roman"/>
+          <w:szCs w:val="28"/>
+        </w:rPr>
+        <w:t>stories</w:t>
+      </w:r>
+      <w:proofErr w:type="spellEnd"/>
+      <w:r>
+        <w:rPr>
+          <w:rFonts w:cs="Times New Roman"/>
+          <w:szCs w:val="28"/>
+        </w:rPr>
+        <w:t xml:space="preserve"> </w:t>
       </w:r>
       <w:r>
         <w:rPr>
@@ -9850,7 +10821,39 @@
           <w:rFonts w:cs="Times New Roman"/>
           <w:szCs w:val="28"/>
         </w:rPr>
-        <w:t>Анализ user stories на английском</w:t>
+        <w:t xml:space="preserve">Анализ </w:t>
+      </w:r>
+      <w:proofErr w:type="spellStart"/>
+      <w:r>
+        <w:rPr>
+          <w:rFonts w:cs="Times New Roman"/>
+          <w:szCs w:val="28"/>
+        </w:rPr>
+        <w:t>user</w:t>
+      </w:r>
+      <w:proofErr w:type="spellEnd"/>
+      <w:r>
+        <w:rPr>
+          <w:rFonts w:cs="Times New Roman"/>
+          <w:szCs w:val="28"/>
+        </w:rPr>
+        <w:t xml:space="preserve"> </w:t>
+      </w:r>
+      <w:proofErr w:type="spellStart"/>
+      <w:r>
+        <w:rPr>
+          <w:rFonts w:cs="Times New Roman"/>
+          <w:szCs w:val="28"/>
+        </w:rPr>
+        <w:t>stories</w:t>
+      </w:r>
+      <w:proofErr w:type="spellEnd"/>
+      <w:r>
+        <w:rPr>
+          <w:rFonts w:cs="Times New Roman"/>
+          <w:szCs w:val="28"/>
+        </w:rPr>
+        <w:t xml:space="preserve"> на английском</w:t>
       </w:r>
       <w:r>
         <w:rPr>
@@ -9916,8 +10919,17 @@
           <w:rFonts w:cs="Times New Roman"/>
           <w:szCs w:val="28"/>
         </w:rPr>
-        <w:t>Специализированный инструмент для Agile</w:t>
-      </w:r>
+        <w:t xml:space="preserve">Специализированный инструмент для </w:t>
+      </w:r>
+      <w:proofErr w:type="spellStart"/>
+      <w:r>
+        <w:rPr>
+          <w:rFonts w:cs="Times New Roman"/>
+          <w:szCs w:val="28"/>
+        </w:rPr>
+        <w:t>Agile</w:t>
+      </w:r>
+      <w:proofErr w:type="spellEnd"/>
       <w:r>
         <w:rPr>
           <w:rFonts w:cs="Times New Roman"/>
@@ -9930,8 +10942,17 @@
           <w:rFonts w:cs="Times New Roman"/>
           <w:szCs w:val="28"/>
         </w:rPr>
-        <w:t>нтеграция с Jira</w:t>
-      </w:r>
+        <w:t xml:space="preserve">нтеграция с </w:t>
+      </w:r>
+      <w:proofErr w:type="spellStart"/>
+      <w:r>
+        <w:rPr>
+          <w:rFonts w:cs="Times New Roman"/>
+          <w:szCs w:val="28"/>
+        </w:rPr>
+        <w:t>Jira</w:t>
+      </w:r>
+      <w:proofErr w:type="spellEnd"/>
       <w:r>
         <w:rPr>
           <w:rFonts w:cs="Times New Roman"/>
@@ -9982,7 +11003,15 @@
           <w:rFonts w:cs="Times New Roman"/>
           <w:szCs w:val="28"/>
         </w:rPr>
-        <w:t>+/месяц)</w:t>
+        <w:t>+/месяц</w:t>
+      </w:r>
+      <w:proofErr w:type="gramStart"/>
+      <w:r>
+        <w:rPr>
+          <w:rFonts w:cs="Times New Roman"/>
+          <w:szCs w:val="28"/>
+        </w:rPr>
+        <w:t>)</w:t>
       </w:r>
       <w:r>
         <w:rPr>
@@ -9996,15 +11025,48 @@
           <w:rFonts w:cs="Times New Roman"/>
           <w:szCs w:val="28"/>
         </w:rPr>
-        <w:t>, р</w:t>
-      </w:r>
-      <w:r>
-        <w:rPr>
-          <w:rFonts w:cs="Times New Roman"/>
-          <w:szCs w:val="28"/>
-        </w:rPr>
-        <w:t>аботает только с форматом user story</w:t>
-      </w:r>
+        <w:t>,</w:t>
+      </w:r>
+      <w:proofErr w:type="gramEnd"/>
+      <w:r>
+        <w:rPr>
+          <w:rFonts w:cs="Times New Roman"/>
+          <w:szCs w:val="28"/>
+        </w:rPr>
+        <w:t xml:space="preserve"> р</w:t>
+      </w:r>
+      <w:r>
+        <w:rPr>
+          <w:rFonts w:cs="Times New Roman"/>
+          <w:szCs w:val="28"/>
+        </w:rPr>
+        <w:t xml:space="preserve">аботает только с форматом </w:t>
+      </w:r>
+      <w:proofErr w:type="spellStart"/>
+      <w:r>
+        <w:rPr>
+          <w:rFonts w:cs="Times New Roman"/>
+          <w:szCs w:val="28"/>
+        </w:rPr>
+        <w:t>user</w:t>
+      </w:r>
+      <w:proofErr w:type="spellEnd"/>
+      <w:r>
+        <w:rPr>
+          <w:rFonts w:cs="Times New Roman"/>
+          <w:szCs w:val="28"/>
+        </w:rPr>
+        <w:t xml:space="preserve"> </w:t>
+      </w:r>
+      <w:proofErr w:type="spellStart"/>
+      <w:r>
+        <w:rPr>
+          <w:rFonts w:cs="Times New Roman"/>
+          <w:szCs w:val="28"/>
+        </w:rPr>
+        <w:t>story</w:t>
+      </w:r>
+      <w:proofErr w:type="spellEnd"/>
       <w:r>
         <w:rPr>
           <w:rFonts w:cs="Times New Roman"/>
@@ -10046,13 +11108,47 @@
           <w:szCs w:val="28"/>
         </w:rPr>
       </w:pPr>
-      <w:r>
-        <w:rPr>
-          <w:rFonts w:cs="Times New Roman"/>
-          <w:szCs w:val="28"/>
-        </w:rPr>
-        <w:t>GitHub Copilot для Issues</w:t>
-      </w:r>
+      <w:proofErr w:type="spellStart"/>
+      <w:r>
+        <w:rPr>
+          <w:rFonts w:cs="Times New Roman"/>
+          <w:szCs w:val="28"/>
+        </w:rPr>
+        <w:t>GitHub</w:t>
+      </w:r>
+      <w:proofErr w:type="spellEnd"/>
+      <w:r>
+        <w:rPr>
+          <w:rFonts w:cs="Times New Roman"/>
+          <w:szCs w:val="28"/>
+        </w:rPr>
+        <w:t xml:space="preserve"> </w:t>
+      </w:r>
+      <w:proofErr w:type="spellStart"/>
+      <w:r>
+        <w:rPr>
+          <w:rFonts w:cs="Times New Roman"/>
+          <w:szCs w:val="28"/>
+        </w:rPr>
+        <w:t>Copilot</w:t>
+      </w:r>
+      <w:proofErr w:type="spellEnd"/>
+      <w:r>
+        <w:rPr>
+          <w:rFonts w:cs="Times New Roman"/>
+          <w:szCs w:val="28"/>
+        </w:rPr>
+        <w:t xml:space="preserve"> для </w:t>
+      </w:r>
+      <w:proofErr w:type="spellStart"/>
+      <w:r>
+        <w:rPr>
+          <w:rFonts w:cs="Times New Roman"/>
+          <w:szCs w:val="28"/>
+        </w:rPr>
+        <w:t>Issues</w:t>
+      </w:r>
+      <w:proofErr w:type="spellEnd"/>
       <w:r>
         <w:rPr>
           <w:rFonts w:cs="Times New Roman"/>
@@ -10065,7 +11161,30 @@
           <w:rFonts w:cs="Times New Roman"/>
           <w:szCs w:val="28"/>
         </w:rPr>
-        <w:t> Экспериментальная функция от GitHub, предлагающая задачи на основе анализа кодовой базы</w:t>
+        <w:t xml:space="preserve"> Экспериментальная функция от </w:t>
+      </w:r>
+      <w:proofErr w:type="spellStart"/>
+      <w:r>
+        <w:rPr>
+          <w:rFonts w:cs="Times New Roman"/>
+          <w:szCs w:val="28"/>
+        </w:rPr>
+        <w:t>GitHub</w:t>
+      </w:r>
+      <w:proofErr w:type="spellEnd"/>
+      <w:r>
+        <w:rPr>
+          <w:rFonts w:cs="Times New Roman"/>
+          <w:szCs w:val="28"/>
+        </w:rPr>
+        <w:t>, предлагающая задачи на основе анализа кодовой базы</w:t>
+      </w:r>
+      <w:r>
+        <w:rPr>
+          <w:rFonts w:cs="Times New Roman"/>
+          <w:szCs w:val="28"/>
+        </w:rPr>
+        <w:t xml:space="preserve"> </w:t>
       </w:r>
       <w:r>
         <w:rPr>
@@ -10176,8 +11295,17 @@
           <w:rFonts w:cs="Times New Roman"/>
           <w:szCs w:val="28"/>
         </w:rPr>
-        <w:t>Интеграция с Git</w:t>
-      </w:r>
+        <w:t xml:space="preserve">Интеграция с </w:t>
+      </w:r>
+      <w:proofErr w:type="spellStart"/>
+      <w:r>
+        <w:rPr>
+          <w:rFonts w:cs="Times New Roman"/>
+          <w:szCs w:val="28"/>
+        </w:rPr>
+        <w:t>Git</w:t>
+      </w:r>
+      <w:proofErr w:type="spellEnd"/>
       <w:r>
         <w:rPr>
           <w:rFonts w:cs="Times New Roman"/>
@@ -10214,7 +11342,14 @@
           <w:rFonts w:cs="Times New Roman"/>
           <w:szCs w:val="28"/>
         </w:rPr>
-        <w:t>Минусы:</w:t>
+        <w:t>Минусы</w:t>
+      </w:r>
+      <w:r>
+        <w:rPr>
+          <w:rFonts w:cs="Times New Roman"/>
+          <w:szCs w:val="28"/>
+        </w:rPr>
+        <w:t>:</w:t>
       </w:r>
       <w:r>
         <w:rPr>
@@ -10228,7 +11363,14 @@
           <w:rFonts w:cs="Times New Roman"/>
           <w:szCs w:val="28"/>
         </w:rPr>
-        <w:t>Только для существующих проектов</w:t>
+        <w:t>только</w:t>
+      </w:r>
+      <w:r>
+        <w:rPr>
+          <w:rFonts w:cs="Times New Roman"/>
+          <w:szCs w:val="28"/>
+        </w:rPr>
+        <w:t xml:space="preserve"> для существующих проектов</w:t>
       </w:r>
       <w:r>
         <w:rPr>
@@ -10388,7 +11530,8 @@
     <w:tbl>
       <w:tblPr>
         <w:tblStyle w:val="ad"/>
-        <w:tblW w:w="10232" w:type="dxa"/>
+        <w:tblW w:w="10060" w:type="dxa"/>
+        <w:jc w:val="center"/>
         <w:tblLayout w:type="fixed"/>
         <w:tblLook w:val="04A0" w:firstRow="1" w:lastRow="0" w:firstColumn="1" w:lastColumn="0" w:noHBand="0" w:noVBand="1"/>
       </w:tblPr>
@@ -10398,9 +11541,12 @@
         <w:gridCol w:w="1765"/>
         <w:gridCol w:w="1181"/>
         <w:gridCol w:w="1818"/>
-        <w:gridCol w:w="2260"/>
+        <w:gridCol w:w="2088"/>
       </w:tblGrid>
       <w:tr>
+        <w:trPr>
+          <w:jc w:val="center"/>
+        </w:trPr>
         <w:tc>
           <w:tcPr>
             <w:tcW w:w="1649" w:type="dxa"/>
@@ -10445,14 +11591,34 @@
                 <w:szCs w:val="28"/>
               </w:rPr>
             </w:pPr>
+            <w:proofErr w:type="spellStart"/>
             <w:r>
               <w:rPr>
                 <w:rFonts w:cs="Times New Roman"/>
                 <w:color w:val="000000" w:themeColor="text1"/>
                 <w:szCs w:val="28"/>
               </w:rPr>
-              <w:t>Jira + Structure</w:t>
-            </w:r>
+              <w:t>Jira</w:t>
+            </w:r>
+            <w:proofErr w:type="spellEnd"/>
+            <w:r>
+              <w:rPr>
+                <w:rFonts w:cs="Times New Roman"/>
+                <w:color w:val="000000" w:themeColor="text1"/>
+                <w:szCs w:val="28"/>
+              </w:rPr>
+              <w:t xml:space="preserve"> + </w:t>
+            </w:r>
+            <w:proofErr w:type="spellStart"/>
+            <w:r>
+              <w:rPr>
+                <w:rFonts w:cs="Times New Roman"/>
+                <w:color w:val="000000" w:themeColor="text1"/>
+                <w:szCs w:val="28"/>
+              </w:rPr>
+              <w:t>Structure</w:t>
+            </w:r>
+            <w:proofErr w:type="spellEnd"/>
           </w:p>
         </w:tc>
         <w:tc>
@@ -10472,13 +11638,23 @@
                 <w:szCs w:val="28"/>
               </w:rPr>
             </w:pPr>
+            <w:proofErr w:type="spellStart"/>
             <w:r>
               <w:rPr>
                 <w:rFonts w:cs="Times New Roman"/>
                 <w:color w:val="000000" w:themeColor="text1"/>
                 <w:szCs w:val="28"/>
               </w:rPr>
-              <w:t>ClickUp AI</w:t>
+              <w:t>ClickUp</w:t>
+            </w:r>
+            <w:proofErr w:type="spellEnd"/>
+            <w:r>
+              <w:rPr>
+                <w:rFonts w:cs="Times New Roman"/>
+                <w:color w:val="000000" w:themeColor="text1"/>
+                <w:szCs w:val="28"/>
+              </w:rPr>
+              <w:t xml:space="preserve"> AI</w:t>
             </w:r>
           </w:p>
         </w:tc>
@@ -10499,6 +11675,7 @@
                 <w:szCs w:val="28"/>
               </w:rPr>
             </w:pPr>
+            <w:proofErr w:type="spellStart"/>
             <w:r>
               <w:rPr>
                 <w:rFonts w:cs="Times New Roman"/>
@@ -10507,6 +11684,7 @@
               </w:rPr>
               <w:t>Motion</w:t>
             </w:r>
+            <w:proofErr w:type="spellEnd"/>
           </w:p>
         </w:tc>
         <w:tc>
@@ -10526,6 +11704,7 @@
                 <w:szCs w:val="28"/>
               </w:rPr>
             </w:pPr>
+            <w:proofErr w:type="spellStart"/>
             <w:r>
               <w:rPr>
                 <w:rFonts w:cs="Times New Roman"/>
@@ -10534,11 +11713,12 @@
               </w:rPr>
               <w:t>ScopeMaster</w:t>
             </w:r>
+            <w:proofErr w:type="spellEnd"/>
           </w:p>
         </w:tc>
         <w:tc>
           <w:tcPr>
-            <w:tcW w:w="2260" w:type="dxa"/>
+            <w:tcW w:w="2088" w:type="dxa"/>
             <w:vAlign w:val="center"/>
           </w:tcPr>
           <w:p>
@@ -10565,6 +11745,9 @@
         </w:tc>
       </w:tr>
       <w:tr>
+        <w:trPr>
+          <w:jc w:val="center"/>
+        </w:trPr>
         <w:tc>
           <w:tcPr>
             <w:tcW w:w="1649" w:type="dxa"/>
@@ -10587,16 +11770,7 @@
                 <w:color w:val="000000" w:themeColor="text1"/>
                 <w:szCs w:val="28"/>
               </w:rPr>
-              <w:t xml:space="preserve">Автоматическая </w:t>
-            </w:r>
-            <w:r>
-              <w:rPr>
-                <w:rFonts w:cs="Times New Roman"/>
-                <w:color w:val="000000" w:themeColor="text1"/>
-                <w:szCs w:val="28"/>
-              </w:rPr>
-              <w:lastRenderedPageBreak/>
-              <w:t>генерация подзадач</w:t>
+              <w:t>Автоматическая генерация подзадач</w:t>
             </w:r>
           </w:p>
         </w:tc>
@@ -10622,7 +11796,6 @@
                 <w:color w:val="000000" w:themeColor="text1"/>
                 <w:szCs w:val="28"/>
               </w:rPr>
-              <w:lastRenderedPageBreak/>
               <w:t>Нет</w:t>
             </w:r>
           </w:p>
@@ -10707,7 +11880,7 @@
         </w:tc>
         <w:tc>
           <w:tcPr>
-            <w:tcW w:w="2260" w:type="dxa"/>
+            <w:tcW w:w="2088" w:type="dxa"/>
           </w:tcPr>
           <w:p>
             <w:pPr>
@@ -10733,6 +11906,9 @@
         </w:tc>
       </w:tr>
       <w:tr>
+        <w:trPr>
+          <w:jc w:val="center"/>
+        </w:trPr>
         <w:tc>
           <w:tcPr>
             <w:tcW w:w="1649" w:type="dxa"/>
@@ -10756,6 +11932,7 @@
                 <w:color w:val="000000" w:themeColor="text1"/>
                 <w:szCs w:val="28"/>
               </w:rPr>
+              <w:lastRenderedPageBreak/>
               <w:t>Работа без интернета</w:t>
             </w:r>
           </w:p>
@@ -10870,7 +12047,7 @@
         </w:tc>
         <w:tc>
           <w:tcPr>
-            <w:tcW w:w="2260" w:type="dxa"/>
+            <w:tcW w:w="2088" w:type="dxa"/>
             <w:shd w:val="clear" w:color="auto" w:fill="FFFFFF" w:themeFill="background1"/>
           </w:tcPr>
           <w:p>
@@ -10897,6 +12074,9 @@
         </w:tc>
       </w:tr>
       <w:tr>
+        <w:trPr>
+          <w:jc w:val="center"/>
+        </w:trPr>
         <w:tc>
           <w:tcPr>
             <w:tcW w:w="1649" w:type="dxa"/>
@@ -11033,7 +12213,7 @@
         </w:tc>
         <w:tc>
           <w:tcPr>
-            <w:tcW w:w="2260" w:type="dxa"/>
+            <w:tcW w:w="2088" w:type="dxa"/>
             <w:shd w:val="clear" w:color="auto" w:fill="FFFFFF" w:themeFill="background1"/>
           </w:tcPr>
           <w:p>
@@ -11060,6 +12240,9 @@
         </w:tc>
       </w:tr>
       <w:tr>
+        <w:trPr>
+          <w:jc w:val="center"/>
+        </w:trPr>
         <w:tc>
           <w:tcPr>
             <w:tcW w:w="1649" w:type="dxa"/>
@@ -11196,7 +12379,7 @@
         </w:tc>
         <w:tc>
           <w:tcPr>
-            <w:tcW w:w="2260" w:type="dxa"/>
+            <w:tcW w:w="2088" w:type="dxa"/>
             <w:shd w:val="clear" w:color="auto" w:fill="FFFFFF" w:themeFill="background1"/>
           </w:tcPr>
           <w:p>
@@ -11223,6 +12406,9 @@
         </w:tc>
       </w:tr>
       <w:tr>
+        <w:trPr>
+          <w:jc w:val="center"/>
+        </w:trPr>
         <w:tc>
           <w:tcPr>
             <w:tcW w:w="1649" w:type="dxa"/>
@@ -11359,7 +12545,7 @@
         </w:tc>
         <w:tc>
           <w:tcPr>
-            <w:tcW w:w="2260" w:type="dxa"/>
+            <w:tcW w:w="2088" w:type="dxa"/>
             <w:shd w:val="clear" w:color="auto" w:fill="FFFFFF" w:themeFill="background1"/>
           </w:tcPr>
           <w:p>
@@ -11386,6 +12572,9 @@
         </w:tc>
       </w:tr>
       <w:tr>
+        <w:trPr>
+          <w:jc w:val="center"/>
+        </w:trPr>
         <w:tc>
           <w:tcPr>
             <w:tcW w:w="1649" w:type="dxa"/>
@@ -11522,7 +12711,7 @@
         </w:tc>
         <w:tc>
           <w:tcPr>
-            <w:tcW w:w="2260" w:type="dxa"/>
+            <w:tcW w:w="2088" w:type="dxa"/>
             <w:shd w:val="clear" w:color="auto" w:fill="FFFFFF" w:themeFill="background1"/>
           </w:tcPr>
           <w:p>
@@ -11549,6 +12738,9 @@
         </w:tc>
       </w:tr>
       <w:tr>
+        <w:trPr>
+          <w:jc w:val="center"/>
+        </w:trPr>
         <w:tc>
           <w:tcPr>
             <w:tcW w:w="1649" w:type="dxa"/>
@@ -11685,7 +12877,7 @@
         </w:tc>
         <w:tc>
           <w:tcPr>
-            <w:tcW w:w="2260" w:type="dxa"/>
+            <w:tcW w:w="2088" w:type="dxa"/>
             <w:shd w:val="clear" w:color="auto" w:fill="FFFFFF" w:themeFill="background1"/>
           </w:tcPr>
           <w:p>
@@ -11712,6 +12904,9 @@
         </w:tc>
       </w:tr>
       <w:tr>
+        <w:trPr>
+          <w:jc w:val="center"/>
+        </w:trPr>
         <w:tc>
           <w:tcPr>
             <w:tcW w:w="1649" w:type="dxa"/>
@@ -11847,7 +13042,7 @@
         </w:tc>
         <w:tc>
           <w:tcPr>
-            <w:tcW w:w="2260" w:type="dxa"/>
+            <w:tcW w:w="2088" w:type="dxa"/>
             <w:shd w:val="clear" w:color="auto" w:fill="FFFFFF" w:themeFill="background1"/>
           </w:tcPr>
           <w:p>
@@ -11874,6 +13069,9 @@
         </w:tc>
       </w:tr>
       <w:tr>
+        <w:trPr>
+          <w:jc w:val="center"/>
+        </w:trPr>
         <w:tc>
           <w:tcPr>
             <w:tcW w:w="1649" w:type="dxa"/>
@@ -11922,8 +13120,18 @@
                 <w:color w:val="000000" w:themeColor="text1"/>
                 <w:szCs w:val="28"/>
               </w:rPr>
-              <w:t>750р+/мес</w:t>
-            </w:r>
+              <w:t>750р+/</w:t>
+            </w:r>
+            <w:proofErr w:type="spellStart"/>
+            <w:r>
+              <w:rPr>
+                <w:rFonts w:cs="Times New Roman"/>
+                <w:color w:val="000000" w:themeColor="text1"/>
+                <w:szCs w:val="28"/>
+              </w:rPr>
+              <w:t>мес</w:t>
+            </w:r>
+            <w:proofErr w:type="spellEnd"/>
           </w:p>
         </w:tc>
         <w:tc>
@@ -11949,8 +13157,18 @@
                 <w:color w:val="000000" w:themeColor="text1"/>
                 <w:szCs w:val="28"/>
               </w:rPr>
-              <w:t>1500р/мес</w:t>
-            </w:r>
+              <w:t>1500р/</w:t>
+            </w:r>
+            <w:proofErr w:type="spellStart"/>
+            <w:r>
+              <w:rPr>
+                <w:rFonts w:cs="Times New Roman"/>
+                <w:color w:val="000000" w:themeColor="text1"/>
+                <w:szCs w:val="28"/>
+              </w:rPr>
+              <w:t>мес</w:t>
+            </w:r>
+            <w:proofErr w:type="spellEnd"/>
           </w:p>
         </w:tc>
         <w:tc>
@@ -11976,8 +13194,18 @@
                 <w:color w:val="000000" w:themeColor="text1"/>
                 <w:szCs w:val="28"/>
               </w:rPr>
-              <w:t>1500р+/мес</w:t>
-            </w:r>
+              <w:t>1500р+/</w:t>
+            </w:r>
+            <w:proofErr w:type="spellStart"/>
+            <w:r>
+              <w:rPr>
+                <w:rFonts w:cs="Times New Roman"/>
+                <w:color w:val="000000" w:themeColor="text1"/>
+                <w:szCs w:val="28"/>
+              </w:rPr>
+              <w:t>мес</w:t>
+            </w:r>
+            <w:proofErr w:type="spellEnd"/>
           </w:p>
         </w:tc>
         <w:tc>
@@ -12003,13 +13231,23 @@
                 <w:color w:val="000000" w:themeColor="text1"/>
                 <w:szCs w:val="28"/>
               </w:rPr>
-              <w:t>37400р+/мес</w:t>
-            </w:r>
+              <w:t>37400р+/</w:t>
+            </w:r>
+            <w:proofErr w:type="spellStart"/>
+            <w:r>
+              <w:rPr>
+                <w:rFonts w:cs="Times New Roman"/>
+                <w:color w:val="000000" w:themeColor="text1"/>
+                <w:szCs w:val="28"/>
+              </w:rPr>
+              <w:t>мес</w:t>
+            </w:r>
+            <w:proofErr w:type="spellEnd"/>
           </w:p>
         </w:tc>
         <w:tc>
           <w:tcPr>
-            <w:tcW w:w="2260" w:type="dxa"/>
+            <w:tcW w:w="2088" w:type="dxa"/>
             <w:shd w:val="clear" w:color="auto" w:fill="FFFFFF" w:themeFill="background1"/>
           </w:tcPr>
           <w:p>
@@ -12079,9 +13317,9 @@
         <w:tblLook w:val="04A0" w:firstRow="1" w:lastRow="0" w:firstColumn="1" w:lastColumn="0" w:noHBand="0" w:noVBand="1"/>
       </w:tblPr>
       <w:tblGrid>
-        <w:gridCol w:w="3209"/>
-        <w:gridCol w:w="3209"/>
-        <w:gridCol w:w="3210"/>
+        <w:gridCol w:w="3120"/>
+        <w:gridCol w:w="3091"/>
+        <w:gridCol w:w="3134"/>
       </w:tblGrid>
       <w:tr>
         <w:tc>
@@ -12108,6 +13346,8 @@
               </w:rPr>
               <w:t>Показатель</w:t>
             </w:r>
+            <w:bookmarkStart w:id="18" w:name="_GoBack"/>
+            <w:bookmarkEnd w:id="18"/>
           </w:p>
         </w:tc>
         <w:tc>
@@ -12318,7 +13558,25 @@
                 <w:color w:val="000000" w:themeColor="text1"/>
                 <w:szCs w:val="28"/>
               </w:rPr>
-              <w:t>85% (нейросетевая)</w:t>
+              <w:t>85% (</w:t>
+            </w:r>
+            <w:proofErr w:type="spellStart"/>
+            <w:r>
+              <w:rPr>
+                <w:rFonts w:cs="Times New Roman"/>
+                <w:color w:val="000000" w:themeColor="text1"/>
+                <w:szCs w:val="28"/>
+              </w:rPr>
+              <w:t>нейросетевая</w:t>
+            </w:r>
+            <w:proofErr w:type="spellEnd"/>
+            <w:r>
+              <w:rPr>
+                <w:rFonts w:cs="Times New Roman"/>
+                <w:color w:val="000000" w:themeColor="text1"/>
+                <w:szCs w:val="28"/>
+              </w:rPr>
+              <w:t>)</w:t>
             </w:r>
           </w:p>
         </w:tc>
@@ -12426,7 +13684,6 @@
                 <w:color w:val="000000" w:themeColor="text1"/>
                 <w:szCs w:val="28"/>
               </w:rPr>
-              <w:lastRenderedPageBreak/>
               <w:t>Необходимость ручной доработки</w:t>
             </w:r>
           </w:p>
@@ -12489,11 +13746,12 @@
       <w:pPr>
         <w:pStyle w:val="2"/>
       </w:pPr>
-      <w:bookmarkStart w:id="18" w:name="_Toc228982336"/>
-      <w:r>
+      <w:bookmarkStart w:id="19" w:name="_Toc228982336"/>
+      <w:r>
+        <w:lastRenderedPageBreak/>
         <w:t>3.4. Выводы и обоснование разработки</w:t>
       </w:r>
-      <w:bookmarkEnd w:id="18"/>
+      <w:bookmarkEnd w:id="19"/>
     </w:p>
     <w:p/>
     <w:p>
@@ -12715,7 +13973,23 @@
           <w:rFonts w:cs="Times New Roman"/>
           <w:szCs w:val="28"/>
         </w:rPr>
-        <w:t>Использует нейросетевую модель — обученную на реальных примерах IT-проектов</w:t>
+        <w:t xml:space="preserve">Использует </w:t>
+      </w:r>
+      <w:proofErr w:type="spellStart"/>
+      <w:r>
+        <w:rPr>
+          <w:rFonts w:cs="Times New Roman"/>
+          <w:szCs w:val="28"/>
+        </w:rPr>
+        <w:t>нейросетевую</w:t>
+      </w:r>
+      <w:proofErr w:type="spellEnd"/>
+      <w:r>
+        <w:rPr>
+          <w:rFonts w:cs="Times New Roman"/>
+          <w:szCs w:val="28"/>
+        </w:rPr>
+        <w:t xml:space="preserve"> модель — обученную на реальных примерах IT-проектов</w:t>
       </w:r>
     </w:p>
     <w:p>
@@ -12841,7 +14115,6 @@
           <w:rFonts w:cs="Times New Roman"/>
           <w:szCs w:val="28"/>
         </w:rPr>
-        <w:lastRenderedPageBreak/>
         <w:t>Стандартизировать процесс декомпозиции в организации</w:t>
       </w:r>
     </w:p>
@@ -12866,6 +14139,7 @@
           <w:rFonts w:cs="Times New Roman"/>
           <w:szCs w:val="28"/>
         </w:rPr>
+        <w:lastRenderedPageBreak/>
         <w:t>Снизить порог входа для начинающих проектных менеджеров</w:t>
       </w:r>
     </w:p>
@@ -12915,12 +14189,12 @@
         <w:pStyle w:val="1"/>
         <w:spacing w:before="0" w:beforeAutospacing="0" w:after="0"/>
       </w:pPr>
-      <w:bookmarkStart w:id="19" w:name="_Toc228982337"/>
+      <w:bookmarkStart w:id="20" w:name="_Toc228982337"/>
       <w:r>
         <w:lastRenderedPageBreak/>
         <w:t>4. Разработка</w:t>
       </w:r>
-      <w:bookmarkEnd w:id="19"/>
+      <w:bookmarkEnd w:id="20"/>
     </w:p>
     <w:p>
       <w:pPr>
@@ -12932,11 +14206,11 @@
         <w:pStyle w:val="2"/>
         <w:spacing w:before="0" w:after="0"/>
       </w:pPr>
-      <w:bookmarkStart w:id="20" w:name="_Toc228982338"/>
+      <w:bookmarkStart w:id="21" w:name="_Toc228982338"/>
       <w:r>
         <w:t>4.1. Архитектура системы</w:t>
       </w:r>
-      <w:bookmarkEnd w:id="20"/>
+      <w:bookmarkEnd w:id="21"/>
     </w:p>
     <w:p>
       <w:pPr>
@@ -12950,7 +14224,15 @@
     </w:p>
     <w:p>
       <w:r>
-        <w:t>Уровень пользовательского интерфейса отвечает за взаимодействие с пользователем. Он реализован с использованием библиотеки Tkinter и включает виджеты для ввода текстового описания задачи, выбора жизненного цикла разработки, отображения результатов анализа, а также панель управления с кнопками для запуска декомпозиции, очистки формы и экспорта результатов. Данный уровень работает в отдельном потоке, что позволяет интерфейсу оставаться отзывчивым во время выполнения ресурсоемких вычислений.</w:t>
+        <w:t xml:space="preserve">Уровень пользовательского интерфейса отвечает за взаимодействие с пользователем. Он реализован с использованием библиотеки </w:t>
+      </w:r>
+      <w:proofErr w:type="spellStart"/>
+      <w:r>
+        <w:t>Tkinter</w:t>
+      </w:r>
+      <w:proofErr w:type="spellEnd"/>
+      <w:r>
+        <w:t xml:space="preserve"> и включает виджеты для ввода текстового описания задачи, выбора жизненного цикла разработки, отображения результатов анализа, а также панель управления с кнопками для запуска декомпозиции, очистки формы и экспорта результатов. Данный уровень работает в отдельном потоке, что позволяет интерфейсу оставаться отзывчивым во время выполнения ресурсоемких вычислений.</w:t>
       </w:r>
     </w:p>
     <w:p>
@@ -12960,16 +14242,72 @@
     </w:p>
     <w:p>
       <w:r>
-        <w:t xml:space="preserve">Ядро искусственного интеллекта представляет собой основной вычислительный модуль системы. Оно включает нейросетевую модель для классификации типов задач, токенизатор и векторизатор текста, модуль оценки сложности, систему назначения ролей и генератор персонализированных подзадач с учетом выбранного жизненного цикла. Каждый из этих компонентов </w:t>
+        <w:t xml:space="preserve">Ядро искусственного интеллекта представляет собой основной вычислительный модуль системы. Оно включает </w:t>
+      </w:r>
+      <w:proofErr w:type="spellStart"/>
+      <w:r>
+        <w:t>нейросетевую</w:t>
+      </w:r>
+      <w:proofErr w:type="spellEnd"/>
+      <w:r>
+        <w:t xml:space="preserve"> модель для классификации типов задач, </w:t>
+      </w:r>
+      <w:proofErr w:type="spellStart"/>
+      <w:r>
+        <w:t>токенизатор</w:t>
+      </w:r>
+      <w:proofErr w:type="spellEnd"/>
+      <w:r>
+        <w:t xml:space="preserve"> и </w:t>
+      </w:r>
+      <w:proofErr w:type="spellStart"/>
+      <w:r>
+        <w:t>векторизатор</w:t>
+      </w:r>
+      <w:proofErr w:type="spellEnd"/>
+      <w:r>
+        <w:t xml:space="preserve"> текста, модуль оценки сложности, систему назначения ролей и генератор </w:t>
       </w:r>
       <w:r>
         <w:lastRenderedPageBreak/>
-        <w:t>функционирует автономно, но тесно взаимодействует с другими через четко определенные интерфейсы.</w:t>
-      </w:r>
-    </w:p>
-    <w:p>
-      <w:r>
-        <w:t>Уровень хранения данных отвечает за персистентность системы. Он обеспечивает сохранение обученной нейросетевой модели в файлы формата NPZ, хранение словаря терминов в JSON-файле, а также экспорт результатов декомпозиции в форматах Excel, Markdown, TXT и JSON. Все данные хранятся локально на компьютере пользователя, что обеспечивает полную конфиденциальность информации о проектах.</w:t>
+        <w:t>персонализированных подзадач с учетом выбранного жизненного цикла. Каждый из этих компонентов функционирует автономно, но тесно взаимодействует с другими через четко определенные интерфейсы.</w:t>
+      </w:r>
+    </w:p>
+    <w:p>
+      <w:r>
+        <w:t xml:space="preserve">Уровень хранения данных отвечает за </w:t>
+      </w:r>
+      <w:proofErr w:type="spellStart"/>
+      <w:r>
+        <w:t>персистентность</w:t>
+      </w:r>
+      <w:proofErr w:type="spellEnd"/>
+      <w:r>
+        <w:t xml:space="preserve"> системы. Он обеспечивает сохранение обученной </w:t>
+      </w:r>
+      <w:proofErr w:type="spellStart"/>
+      <w:r>
+        <w:t>нейросетевой</w:t>
+      </w:r>
+      <w:proofErr w:type="spellEnd"/>
+      <w:r>
+        <w:t xml:space="preserve"> модели в файлы формата NPZ, хранение словаря терминов в JSON-файле, а также экспорт результатов декомпозиции в форматах </w:t>
+      </w:r>
+      <w:proofErr w:type="spellStart"/>
+      <w:r>
+        <w:t>Excel</w:t>
+      </w:r>
+      <w:proofErr w:type="spellEnd"/>
+      <w:r>
+        <w:t xml:space="preserve">, </w:t>
+      </w:r>
+      <w:proofErr w:type="spellStart"/>
+      <w:r>
+        <w:t>Markdown</w:t>
+      </w:r>
+      <w:proofErr w:type="spellEnd"/>
+      <w:r>
+        <w:t>, TXT и JSON. Все данные хранятся локально на компьютере пользователя, что обеспечивает полную конфиденциальность информации о проектах.</w:t>
       </w:r>
     </w:p>
     <w:p/>
@@ -12977,11 +14315,11 @@
       <w:pPr>
         <w:pStyle w:val="2"/>
       </w:pPr>
-      <w:bookmarkStart w:id="21" w:name="_Toc228982339"/>
+      <w:bookmarkStart w:id="22" w:name="_Toc228982339"/>
       <w:r>
         <w:t>4.2. Выбор технологического стека</w:t>
       </w:r>
-      <w:bookmarkEnd w:id="21"/>
+      <w:bookmarkEnd w:id="22"/>
     </w:p>
     <w:p/>
     <w:p>
@@ -12991,37 +14329,146 @@
     </w:p>
     <w:p>
       <w:r>
-        <w:t>В качестве основного языка программирования был выбран Python версии 3.</w:t>
+        <w:t xml:space="preserve">В качестве основного языка программирования был выбран </w:t>
+      </w:r>
+      <w:proofErr w:type="spellStart"/>
+      <w:r>
+        <w:t>Python</w:t>
+      </w:r>
+      <w:proofErr w:type="spellEnd"/>
+      <w:r>
+        <w:t xml:space="preserve"> версии 3.</w:t>
       </w:r>
       <w:r>
         <w:t>13</w:t>
       </w:r>
       <w:r>
-        <w:t xml:space="preserve"> и выше. Данный выбор обусловлен простотой синтаксиса, богатой экосистемой библиотек для машинного обучения и обработки естественного языка, а также кросс-платформенностью. Python позволяет быстро прототипировать и тестировать алгоритмы, что критически важно для исследовательской разработки.</w:t>
-      </w:r>
-    </w:p>
-    <w:p>
-      <w:r>
-        <w:t>Для создания графического интерфейса была выбрана библиотека Tkinter. Она входит в стандартную поставку Python, не требует дополнительной установки, обладает достаточной функциональностью для создания профессионального интерфейса и при этом является легковесной, что важно для работы на различных конфигурациях компьютеров.</w:t>
-      </w:r>
-    </w:p>
-    <w:p>
-      <w:r>
-        <w:t xml:space="preserve">Вместо тяжеловесных фреймворков глубокого обучения, таких как TensorFlow или PyTorch, была разработана собственная реализация нейронной сети на базе библиотеки NumPy. Это решение позволяет значительно сократить </w:t>
+        <w:t xml:space="preserve"> и выше. Данный выбор обусловлен простотой синтаксиса, богатой экосистемой библиотек для машинного обучения и обработки естественного языка, а также </w:t>
+      </w:r>
+      <w:proofErr w:type="gramStart"/>
+      <w:r>
+        <w:t>кросс-</w:t>
+      </w:r>
+      <w:proofErr w:type="spellStart"/>
+      <w:r>
+        <w:t>платформенностью</w:t>
+      </w:r>
+      <w:proofErr w:type="spellEnd"/>
+      <w:proofErr w:type="gramEnd"/>
+      <w:r>
+        <w:t xml:space="preserve">. </w:t>
+      </w:r>
+      <w:proofErr w:type="spellStart"/>
+      <w:r>
+        <w:t>Python</w:t>
+      </w:r>
+      <w:proofErr w:type="spellEnd"/>
+      <w:r>
+        <w:t xml:space="preserve"> позволяет быстро </w:t>
+      </w:r>
+      <w:proofErr w:type="spellStart"/>
+      <w:r>
+        <w:t>прототипировать</w:t>
+      </w:r>
+      <w:proofErr w:type="spellEnd"/>
+      <w:r>
+        <w:t xml:space="preserve"> и тестировать алгоритмы, что критически важно для исследовательской разработки.</w:t>
+      </w:r>
+    </w:p>
+    <w:p>
+      <w:r>
+        <w:t xml:space="preserve">Для создания графического интерфейса была выбрана библиотека </w:t>
+      </w:r>
+      <w:proofErr w:type="spellStart"/>
+      <w:r>
+        <w:t>Tkinter</w:t>
+      </w:r>
+      <w:proofErr w:type="spellEnd"/>
+      <w:r>
+        <w:t xml:space="preserve">. Она входит в стандартную поставку </w:t>
+      </w:r>
+      <w:proofErr w:type="spellStart"/>
+      <w:r>
+        <w:t>Python</w:t>
+      </w:r>
+      <w:proofErr w:type="spellEnd"/>
+      <w:r>
+        <w:t>, не требует дополнительной установки, обладает достаточной функциональностью для создания профессионального интерфейса и при этом является легковесной, что важно для работы на различных конфигурациях компьютеров.</w:t>
+      </w:r>
+    </w:p>
+    <w:p>
+      <w:r>
+        <w:t xml:space="preserve">Вместо тяжеловесных фреймворков глубокого обучения, таких как </w:t>
+      </w:r>
+      <w:proofErr w:type="spellStart"/>
+      <w:r>
+        <w:t>TensorFlow</w:t>
+      </w:r>
+      <w:proofErr w:type="spellEnd"/>
+      <w:r>
+        <w:t xml:space="preserve"> или </w:t>
+      </w:r>
+      <w:proofErr w:type="spellStart"/>
+      <w:r>
+        <w:t>PyTorch</w:t>
+      </w:r>
+      <w:proofErr w:type="spellEnd"/>
+      <w:r>
+        <w:t xml:space="preserve">, была разработана собственная реализация нейронной </w:t>
       </w:r>
       <w:r>
         <w:lastRenderedPageBreak/>
-        <w:t>размер дистрибутива, избежать проблем с совместимостью версий и обеспечить быстрый запуск системы. При этом собственная реализация дает полный контроль над архитектурой и процессом обучения.</w:t>
-      </w:r>
-    </w:p>
-    <w:p>
-      <w:r>
-        <w:t>Для экспорта результатов в формате Excel используется библиотека openpyxl, которая позволяет создавать профессионально оформленные отчеты с несколькими листами, стилями форматирования, цветовыми схемами и настройками выравнивания. Данная библиотека является опциональной и может быть установлена по требованию пользователя.</w:t>
-      </w:r>
-    </w:p>
-    <w:p>
-      <w:r>
-        <w:t>Форматы экспорта Markdown и JSON реализованы с использованием стандартных средств Python, что обеспечивает независимость от внешних библиотек и гарантирует корректную работу в любом окружении.</w:t>
+        <w:t xml:space="preserve">сети на базе библиотеки </w:t>
+      </w:r>
+      <w:proofErr w:type="spellStart"/>
+      <w:r>
+        <w:t>NumPy</w:t>
+      </w:r>
+      <w:proofErr w:type="spellEnd"/>
+      <w:r>
+        <w:t>. Это решение позволяет значительно сократить размер дистрибутива, избежать проблем с совместимостью версий и обеспечить быстрый запуск системы. При этом собственная реализация дает полный контроль над архитектурой и процессом обучения.</w:t>
+      </w:r>
+    </w:p>
+    <w:p>
+      <w:r>
+        <w:t xml:space="preserve">Для экспорта результатов в формате </w:t>
+      </w:r>
+      <w:proofErr w:type="spellStart"/>
+      <w:r>
+        <w:t>Excel</w:t>
+      </w:r>
+      <w:proofErr w:type="spellEnd"/>
+      <w:r>
+        <w:t xml:space="preserve"> используется библиотека </w:t>
+      </w:r>
+      <w:proofErr w:type="spellStart"/>
+      <w:r>
+        <w:t>openpyxl</w:t>
+      </w:r>
+      <w:proofErr w:type="spellEnd"/>
+      <w:r>
+        <w:t>, которая позволяет создавать профессионально оформленные отчеты с несколькими листами, стилями форматирования, цветовыми схемами и настройками выравнивания. Данная библиотека является опциональной и может быть установлена по требованию пользователя.</w:t>
+      </w:r>
+    </w:p>
+    <w:p>
+      <w:r>
+        <w:t xml:space="preserve">Форматы экспорта </w:t>
+      </w:r>
+      <w:proofErr w:type="spellStart"/>
+      <w:r>
+        <w:t>Markdown</w:t>
+      </w:r>
+      <w:proofErr w:type="spellEnd"/>
+      <w:r>
+        <w:t xml:space="preserve"> и JSON реализованы с использованием стандартных средств </w:t>
+      </w:r>
+      <w:proofErr w:type="spellStart"/>
+      <w:r>
+        <w:t>Python</w:t>
+      </w:r>
+      <w:proofErr w:type="spellEnd"/>
+      <w:r>
+        <w:t>, что обеспечивает независимость от внешних библиотек и гарантирует корректную работу в любом окружении.</w:t>
       </w:r>
     </w:p>
     <w:p/>
@@ -13029,27 +14476,62 @@
       <w:pPr>
         <w:pStyle w:val="2"/>
       </w:pPr>
-      <w:bookmarkStart w:id="22" w:name="_Toc228982340"/>
-      <w:r>
-        <w:t>4.3. Разработка нейросетевой модели</w:t>
-      </w:r>
-      <w:bookmarkEnd w:id="22"/>
+      <w:bookmarkStart w:id="23" w:name="_Toc228982340"/>
+      <w:r>
+        <w:t xml:space="preserve">4.3. Разработка </w:t>
+      </w:r>
+      <w:proofErr w:type="spellStart"/>
+      <w:r>
+        <w:t>нейросетевой</w:t>
+      </w:r>
+      <w:proofErr w:type="spellEnd"/>
+      <w:r>
+        <w:t xml:space="preserve"> модели</w:t>
+      </w:r>
+      <w:bookmarkEnd w:id="23"/>
     </w:p>
     <w:p/>
     <w:p>
       <w:r>
-        <w:t>В рамках курсовой работы была разработана легковесная нейронная сеть с прямой связью, состоящая из трех слоев: входного, скрытого и выходного. Входной слой содержит 50 нейронов, что соответствует длине векторизованного представления текстового описания задачи. Скрытый слой включает 64 нейрона, что обеспечивает достаточную емкость для выявления сложных закономерностей при сохранении вычислительной эффективности. Выходной слой содержит 8 нейронов, каждый из которых соответствует одному из предопределенных типов задач: веб-разработка, мобильная разработка, базы данных, DevOps, AI/ML, аналитика, безопасность, тестирование.</w:t>
-      </w:r>
-    </w:p>
-    <w:p>
-      <w:r>
-        <w:t>В качестве функции активации для скрытого слоя используется гиперболический тангенс, который обеспечивает нелинейное преобразование входных данных и позволяет сети обучаться на сложных зависимостях. Для выходного слоя применяется функция Softmax, которая преобразует выходные значения в вероятности принадлежности к каждому из типов задач, что удобно для интерпретации результатов.</w:t>
-      </w:r>
-    </w:p>
-    <w:p>
+        <w:t xml:space="preserve">В рамках курсовой работы была разработана легковесная нейронная сеть с прямой связью, состоящая из трех слоев: входного, скрытого и выходного. Входной слой содержит 50 нейронов, что соответствует длине векторизованного представления текстового описания задачи. Скрытый слой включает 64 нейрона, что обеспечивает достаточную емкость для выявления сложных закономерностей при сохранении вычислительной эффективности. Выходной слой содержит 8 нейронов, каждый из которых соответствует одному из предопределенных типов задач: веб-разработка, мобильная разработка, базы данных, </w:t>
+      </w:r>
+      <w:proofErr w:type="spellStart"/>
+      <w:r>
+        <w:t>DevOps</w:t>
+      </w:r>
+      <w:proofErr w:type="spellEnd"/>
+      <w:r>
+        <w:t>, AI/ML, аналитика, безопасность, тестирование.</w:t>
+      </w:r>
+    </w:p>
+    <w:p>
+      <w:r>
+        <w:t xml:space="preserve">В качестве функции активации для скрытого слоя используется гиперболический тангенс, который обеспечивает нелинейное преобразование входных данных и позволяет сети обучаться на сложных зависимостях. Для выходного слоя применяется функция </w:t>
+      </w:r>
+      <w:proofErr w:type="spellStart"/>
+      <w:r>
+        <w:t>Softmax</w:t>
+      </w:r>
+      <w:proofErr w:type="spellEnd"/>
+      <w:r>
+        <w:t xml:space="preserve">, которая преобразует </w:t>
+      </w:r>
       <w:r>
         <w:lastRenderedPageBreak/>
-        <w:t>Обучение сети осуществляется методом обратного распространения ошибки с использованием функции потерь кросс-энтропия, которая хорошо подходит для задач многоклассовой классификации. Скорость обучения подобрана экспериментально и составляет 0,01, что обеспечивает стабильную сходимость без переобучения.</w:t>
+        <w:t>выходные значения в вероятности принадлежности к каждому из типов задач, что удобно для интерпретации результатов.</w:t>
+      </w:r>
+    </w:p>
+    <w:p>
+      <w:r>
+        <w:t xml:space="preserve">Обучение сети осуществляется методом обратного распространения ошибки с использованием функции потерь кросс-энтропия, которая хорошо подходит для задач </w:t>
+      </w:r>
+      <w:proofErr w:type="spellStart"/>
+      <w:r>
+        <w:t>многоклассовой</w:t>
+      </w:r>
+      <w:proofErr w:type="spellEnd"/>
+      <w:r>
+        <w:t xml:space="preserve"> классификации. Скорость обучения подобрана экспериментально и составляет 0,01, что обеспечивает стабильную сходимость без переобучения.</w:t>
       </w:r>
     </w:p>
     <w:p>
@@ -13074,11 +14556,11 @@
     </w:p>
     <w:p>
       <w:r>
-        <w:t xml:space="preserve">Для обучения нейронной сети была подготовлена размеченная обучающая выборка, состоящая из 14 примеров, равномерно распределенных по всем восьми типам задач. Каждый пример включал текстовое описание задачи и соответствующий ему тип. Примерами служат такие задачи, как «Создать веб-сайт для интернет-магазина» (веб-разработка), «Разработать мобильное </w:t>
+        <w:t xml:space="preserve">Для обучения нейронной сети была подготовлена размеченная обучающая выборка, состоящая из 14 примеров, равномерно распределенных по всем восьми типам задач. Каждый пример включал текстовое описание задачи и соответствующий ему тип. Примерами служат такие задачи, как </w:t>
       </w:r>
       <w:r>
         <w:lastRenderedPageBreak/>
-        <w:t>приложение для заказа такси» (мобильная разработка), «Настроить базу данных для учета сотрудников» (базы данных) и другие.</w:t>
+        <w:t>«Создать веб-сайт для интернет-магазина» (веб-разработка), «Разработать мобильное приложение для заказа такси» (мобильная разработка), «Настроить базу данных для учета сотрудников» (базы данных) и другие.</w:t>
       </w:r>
     </w:p>
     <w:p>
@@ -13088,7 +14570,23 @@
     </w:p>
     <w:p>
       <w:r>
-        <w:t>Для оценки качества обучения использовалась валидационная выборка, составляющая 20 процентов от общего количества примеров. Точность на валидационной выборке достигла 85,7 процента, что подтверждает способность сети к обобщению и отсутствие переобучения.</w:t>
+        <w:t xml:space="preserve">Для оценки качества обучения использовалась </w:t>
+      </w:r>
+      <w:proofErr w:type="spellStart"/>
+      <w:r>
+        <w:t>валидационная</w:t>
+      </w:r>
+      <w:proofErr w:type="spellEnd"/>
+      <w:r>
+        <w:t xml:space="preserve"> выборка, составляющая 20 процентов от общего количества примеров. Точность на </w:t>
+      </w:r>
+      <w:proofErr w:type="spellStart"/>
+      <w:r>
+        <w:t>валидационной</w:t>
+      </w:r>
+      <w:proofErr w:type="spellEnd"/>
+      <w:r>
+        <w:t xml:space="preserve"> выборке достигла 85,7 процента, что подтверждает способность сети к обобщению и отсутствие переобучения.</w:t>
       </w:r>
     </w:p>
     <w:p>
@@ -13101,25 +14599,38 @@
       <w:pPr>
         <w:pStyle w:val="2"/>
       </w:pPr>
-      <w:bookmarkStart w:id="23" w:name="_Toc228982341"/>
+      <w:bookmarkStart w:id="24" w:name="_Toc228982341"/>
       <w:r>
         <w:t>4.4. Реализация алгоритмов генерации подзадач</w:t>
       </w:r>
-      <w:bookmarkEnd w:id="23"/>
+      <w:bookmarkEnd w:id="24"/>
     </w:p>
     <w:p/>
     <w:p>
       <w:r>
-        <w:t>Оценка сложности задачи основана на анализе ключевых слов, характеризующих различные аспекты технической сложности. Алгоритм использует два набора ключевых слов: слова высокой сложности, такие как «микросервис», «распределенный», «кластер», «кубернет», «высоконагруженный», и слова средней сложности, например «интеграция», «оптимизация», «резервный», «автоматизация».</w:t>
-      </w:r>
-    </w:p>
-    <w:p>
-      <w:r>
-        <w:t xml:space="preserve">Каждое вхождение слова высокой сложности добавляет два балла к общей оценке, а слова средней сложности — один балл. Дополнительно учитывается </w:t>
-      </w:r>
+        <w:t>Оценка сложности задачи основана на анализе ключевых слов, характеризующих различные аспекты технической сложности. Алгоритм использует два набора ключевых слов: слова высокой сложности, такие как «</w:t>
+      </w:r>
+      <w:proofErr w:type="spellStart"/>
+      <w:r>
+        <w:t>микросервис</w:t>
+      </w:r>
+      <w:proofErr w:type="spellEnd"/>
+      <w:r>
+        <w:t>», «распределенный», «кластер», «</w:t>
+      </w:r>
+      <w:proofErr w:type="spellStart"/>
+      <w:r>
+        <w:t>кубернет</w:t>
+      </w:r>
+      <w:proofErr w:type="spellEnd"/>
+      <w:r>
+        <w:t>», «высоконагруженный», и слова средней сложности, например «интеграция», «оптимизация», «резервный», «автоматизация».</w:t>
+      </w:r>
+    </w:p>
+    <w:p>
       <w:r>
         <w:lastRenderedPageBreak/>
-        <w:t>объем текстового описания: если описание содержит более 50 слов, добавляется один балл, а если более 100 слов — два балла.</w:t>
+        <w:t>Каждое вхождение слова высокой сложности добавляет два балла к общей оценке, а слова средней сложности — один балл. Дополнительно учитывается объем текстового описания: если описание содержит более 50 слов, добавляется один балл, а если более 100 слов — два балла.</w:t>
       </w:r>
     </w:p>
     <w:p>
@@ -13129,12 +14640,60 @@
     </w:p>
     <w:p>
       <w:r>
-        <w:t>Распределение ролей реализовано на основе взвешенного подсчета совпадений ключевых слов. Система содержит базу знаний, сопоставляющую каждую из двенадцати ролей с набором характерных ключевых слов. Например, роль «Аналитик» связывается со словами «анализ», «требование», «спецификация», а роль «Разработчик Backend» — со словами «API», «сервер», «база данных».</w:t>
-      </w:r>
-    </w:p>
-    <w:p>
-      <w:r>
-        <w:t>Для каждого текстового описания вычисляется количество совпадений с ключевыми словами каждой роли. Дополнительные баллы начисляются в зависимости от выбранного жизненного цикла: для методологии Agile/Scrum повышается приоритет ролей Scrum-мастера и владельца продукта, а для DevOps — инженера DevOps.</w:t>
+        <w:t xml:space="preserve">Распределение ролей реализовано на основе взвешенного подсчета совпадений ключевых слов. Система содержит базу знаний, сопоставляющую каждую из двенадцати ролей с набором характерных ключевых слов. Например, роль «Аналитик» связывается со словами «анализ», «требование», «спецификация», а роль «Разработчик </w:t>
+      </w:r>
+      <w:proofErr w:type="spellStart"/>
+      <w:r>
+        <w:t>Backend</w:t>
+      </w:r>
+      <w:proofErr w:type="spellEnd"/>
+      <w:r>
+        <w:t>» — со словами «API», «сервер», «база данных».</w:t>
+      </w:r>
+    </w:p>
+    <w:p>
+      <w:r>
+        <w:t xml:space="preserve">Для каждого текстового описания вычисляется количество совпадений с ключевыми словами каждой роли. Дополнительные баллы начисляются в зависимости от выбранного жизненного цикла: для методологии </w:t>
+      </w:r>
+      <w:proofErr w:type="spellStart"/>
+      <w:r>
+        <w:t>Agile</w:t>
+      </w:r>
+      <w:proofErr w:type="spellEnd"/>
+      <w:r>
+        <w:t>/</w:t>
+      </w:r>
+      <w:proofErr w:type="spellStart"/>
+      <w:r>
+        <w:t>Scrum</w:t>
+      </w:r>
+      <w:proofErr w:type="spellEnd"/>
+      <w:r>
+        <w:t xml:space="preserve"> повышается приоритет ролей </w:t>
+      </w:r>
+      <w:proofErr w:type="spellStart"/>
+      <w:r>
+        <w:t>Scrum</w:t>
+      </w:r>
+      <w:proofErr w:type="spellEnd"/>
+      <w:r>
+        <w:t xml:space="preserve">-мастера и владельца продукта, а для </w:t>
+      </w:r>
+      <w:proofErr w:type="spellStart"/>
+      <w:r>
+        <w:t>DevOps</w:t>
+      </w:r>
+      <w:proofErr w:type="spellEnd"/>
+      <w:r>
+        <w:t xml:space="preserve"> — инженера </w:t>
+      </w:r>
+      <w:proofErr w:type="spellStart"/>
+      <w:r>
+        <w:t>DevOps</w:t>
+      </w:r>
+      <w:proofErr w:type="spellEnd"/>
+      <w:r>
+        <w:t>.</w:t>
       </w:r>
     </w:p>
     <w:p>
@@ -13149,16 +14708,88 @@
     </w:p>
     <w:p>
       <w:r>
-        <w:t xml:space="preserve">Водопадная модель предполагает последовательное выполнение шести фаз: анализ требований, проектирование, реализация, тестирование, внедрение и сопровождение. Для методологии Agile/Scrum фазы включают формирование бэклога, планирование спринта, разработку, обзор спринта, ретроспективу и </w:t>
+        <w:t xml:space="preserve">Водопадная модель предполагает последовательное выполнение шести фаз: анализ требований, проектирование, реализация, тестирование, </w:t>
       </w:r>
       <w:r>
         <w:lastRenderedPageBreak/>
-        <w:t>релиз. Канбан основан на управлении потоком задач через стадии бэклога, анализа, выполнения, ревью и завершения. Спиральная модель акцентирует внимание на оценке рисков и итеративной разработке. V-образная модель предполагает параллельное выполнение этапов разработки и тестирования. DevOps методология охватывает непрерывный цикл из восьми этапов: планирование, разработка, сборка, тестирование, релиз, развертывание, эксплуатация и мониторинг.</w:t>
-      </w:r>
-    </w:p>
-    <w:p>
-      <w:r>
-        <w:t>Генератор подзадач также учитывает контекстную специфику текстового описания. При обнаружении ключевых слов, связанных с чат-ботами, в генерируемый план добавляются задачи по настройке NLP-модели, созданию базы знаний и интеграции с мессенджерами. При упоминании дашбордов добавляются задачи по настройке ETL-пайплайнов, созданию визуализаций и реализации фильтров. При описании интернет-магазина генерируются задачи по разработке каталога товаров, корзины, платежного шлюза и системы управления заказами.</w:t>
+        <w:t xml:space="preserve">внедрение и сопровождение. Для методологии </w:t>
+      </w:r>
+      <w:proofErr w:type="spellStart"/>
+      <w:r>
+        <w:t>Agile</w:t>
+      </w:r>
+      <w:proofErr w:type="spellEnd"/>
+      <w:r>
+        <w:t>/</w:t>
+      </w:r>
+      <w:proofErr w:type="spellStart"/>
+      <w:r>
+        <w:t>Scrum</w:t>
+      </w:r>
+      <w:proofErr w:type="spellEnd"/>
+      <w:r>
+        <w:t xml:space="preserve"> фазы включают формирование </w:t>
+      </w:r>
+      <w:proofErr w:type="spellStart"/>
+      <w:r>
+        <w:t>бэклога</w:t>
+      </w:r>
+      <w:proofErr w:type="spellEnd"/>
+      <w:r>
+        <w:t xml:space="preserve">, планирование спринта, разработку, обзор спринта, ретроспективу и релиз. </w:t>
+      </w:r>
+      <w:proofErr w:type="spellStart"/>
+      <w:r>
+        <w:t>Канбан</w:t>
+      </w:r>
+      <w:proofErr w:type="spellEnd"/>
+      <w:r>
+        <w:t xml:space="preserve"> основан на управлении потоком задач через стадии </w:t>
+      </w:r>
+      <w:proofErr w:type="spellStart"/>
+      <w:r>
+        <w:t>бэклога</w:t>
+      </w:r>
+      <w:proofErr w:type="spellEnd"/>
+      <w:r>
+        <w:t xml:space="preserve">, анализа, выполнения, </w:t>
+      </w:r>
+      <w:proofErr w:type="spellStart"/>
+      <w:r>
+        <w:t>ревью</w:t>
+      </w:r>
+      <w:proofErr w:type="spellEnd"/>
+      <w:r>
+        <w:t xml:space="preserve"> и завершения. Спиральная модель акцентирует внимание на оценке рисков и итеративной разработке. V-образная модель предполагает параллельное выполнение этапов разработки и тестирования. </w:t>
+      </w:r>
+      <w:proofErr w:type="spellStart"/>
+      <w:r>
+        <w:t>DevOps</w:t>
+      </w:r>
+      <w:proofErr w:type="spellEnd"/>
+      <w:r>
+        <w:t xml:space="preserve"> методология охватывает непрерывный цикл из восьми этапов: планирование, разработка, сборка, тестирование, релиз, развертывание, эксплуатация и мониторинг.</w:t>
+      </w:r>
+    </w:p>
+    <w:p>
+      <w:r>
+        <w:t xml:space="preserve">Генератор подзадач также учитывает контекстную специфику текстового описания. При обнаружении ключевых слов, связанных с чат-ботами, в генерируемый план добавляются задачи по настройке NLP-модели, созданию базы знаний и интеграции с мессенджерами. При упоминании </w:t>
+      </w:r>
+      <w:proofErr w:type="spellStart"/>
+      <w:r>
+        <w:t>дашбордов</w:t>
+      </w:r>
+      <w:proofErr w:type="spellEnd"/>
+      <w:r>
+        <w:t xml:space="preserve"> добавляются задачи по настройке ETL-</w:t>
+      </w:r>
+      <w:proofErr w:type="spellStart"/>
+      <w:r>
+        <w:t>пайплайнов</w:t>
+      </w:r>
+      <w:proofErr w:type="spellEnd"/>
+      <w:r>
+        <w:t>, созданию визуализаций и реализации фильтров. При описании интернет-магазина генерируются задачи по разработке каталога товаров, корзины, платежного шлюза и системы управления заказами.</w:t>
       </w:r>
     </w:p>
     <w:p>
@@ -13171,11 +14802,11 @@
       <w:pPr>
         <w:pStyle w:val="2"/>
       </w:pPr>
-      <w:bookmarkStart w:id="24" w:name="_Toc228982342"/>
+      <w:bookmarkStart w:id="25" w:name="_Toc228982342"/>
       <w:r>
         <w:t>4.5. Разработка пользовательского интерфейса</w:t>
       </w:r>
-      <w:bookmarkEnd w:id="24"/>
+      <w:bookmarkEnd w:id="25"/>
     </w:p>
     <w:p/>
     <w:p>
@@ -13185,11 +14816,24 @@
     </w:p>
     <w:p>
       <w:r>
-        <w:t xml:space="preserve">Интерфейс имеет двухпанельную структуру. Левая панель предназначена для ввода входных данных и управления процессом. В верхней части левой панели расположен блок выбора жизненного цикла, представленный шестью </w:t>
-      </w:r>
-      <w:r>
         <w:lastRenderedPageBreak/>
-        <w:t>радиокнопками с описательными названиями. Ниже находится многострочное текстовое поле для ввода описания задачи с возможностью прокрутки. Под ним размещены три кнопки управления: «Декомпозировать», «Очистить» и «Экспорт в Excel», а также дополнительные кнопки для быстрого доступа к примерам задач. В нижней части левой панели представлены три предустановленных примера, которые позволяют пользователю быстро ознакомиться с функциональностью системы.</w:t>
+        <w:t xml:space="preserve">Интерфейс имеет </w:t>
+      </w:r>
+      <w:proofErr w:type="spellStart"/>
+      <w:r>
+        <w:t>двухпанельную</w:t>
+      </w:r>
+      <w:proofErr w:type="spellEnd"/>
+      <w:r>
+        <w:t xml:space="preserve"> структуру. Левая панель предназначена для ввода входных данных и управления процессом. В верхней части левой панели расположен блок выбора жизненного цикла, представленный шестью радиокнопками с описательными названиями. Ниже находится многострочное текстовое поле для ввода описания задачи с возможностью прокрутки. Под ним размещены три кнопки управления: «Декомпозировать», «Очистить» и «Экспорт в </w:t>
+      </w:r>
+      <w:proofErr w:type="spellStart"/>
+      <w:r>
+        <w:t>Excel</w:t>
+      </w:r>
+      <w:proofErr w:type="spellEnd"/>
+      <w:r>
+        <w:t>», а также дополнительные кнопки для быстрого доступа к примерам задач. В нижней части левой панели представлены три предустановленных примера, которые позволяют пользователю быстро ознакомиться с функциональностью системы.</w:t>
       </w:r>
     </w:p>
     <w:p>
@@ -13212,20 +14856,17 @@
       <w:pPr>
         <w:pStyle w:val="2"/>
       </w:pPr>
-      <w:bookmarkStart w:id="25" w:name="_Toc228982343"/>
+      <w:bookmarkStart w:id="26" w:name="_Toc228982343"/>
       <w:r>
         <w:t>4.6. Интеграция компонентов и тестирование</w:t>
       </w:r>
-      <w:bookmarkEnd w:id="25"/>
+      <w:bookmarkEnd w:id="26"/>
     </w:p>
     <w:p/>
     <w:p>
       <w:r>
-        <w:t xml:space="preserve">Интеграция всех разработанных компонентов в единую систему осуществлялась поэтапно. На первом этапе было реализовано ядро искусственного интеллекта и выполнено его автономное тестирование на обучающей выборке. На втором этапе разработан модуль экспорта результатов и проверена его корректная работа с файловой системой. На третьем этапе создан пользовательский интерфейс и налажено его взаимодействие с ядром через </w:t>
-      </w:r>
-      <w:r>
         <w:lastRenderedPageBreak/>
-        <w:t>прикладной уровень. На заключительном этапе выполнена полная интеграция всех компонентов и проведено комплексное тестирование.</w:t>
+        <w:t>Интеграция всех разработанных компонентов в единую систему осуществлялась поэтапно. На первом этапе было реализовано ядро искусственного интеллекта и выполнено его автономное тестирование на обучающей выборке. На втором этапе разработан модуль экспорта результатов и проверена его корректная работа с файловой системой. На третьем этапе создан пользовательский интерфейс и налажено его взаимодействие с ядром через прикладной уровень. На заключительном этапе выполнена полная интеграция всех компонентов и проведено комплексное тестирование.</w:t>
       </w:r>
     </w:p>
     <w:p>
@@ -13235,12 +14876,36 @@
     </w:p>
     <w:p>
       <w:r>
-        <w:t>Модуль экспорта поддерживает четыре формата файлов. При экспорте в Excel создается профессионально оформленный отчет с четырьмя листами: «Общая информация» содержит исходную задачу, тип, сложность и статистику; «Роли и ответственность» представляет табличное распределение ролей с описанием обязанностей; «Декомпозиция подзадач» содержит детальную таблицу всех этапов с номерами, наименованиями, сроками и ответственными; «Таймлайн проекта» представляет сводку по этапам с длительностью выполнения. Все листы оформлены с использованием цветовых схем, жирных шрифтов для заголовков, границ ячеек и выравнивания.</w:t>
-      </w:r>
-    </w:p>
-    <w:p>
-      <w:r>
-        <w:t>Модуль экспорта в Markdown и текстовый формат создает структурированный документ с заголовками, маркированными списками и выделением ключевой информации. Экспорт в JSON обеспечивает машиночитаемое представление данных, пригодное для дальнейшей автоматической обработки.</w:t>
+        <w:t xml:space="preserve">Модуль экспорта поддерживает четыре формата файлов. При экспорте в </w:t>
+      </w:r>
+      <w:proofErr w:type="spellStart"/>
+      <w:r>
+        <w:t>Excel</w:t>
+      </w:r>
+      <w:proofErr w:type="spellEnd"/>
+      <w:r>
+        <w:t xml:space="preserve"> создается профессионально оформленный отчет с четырьмя листами: «Общая информация» содержит исходную задачу, тип, сложность и статистику; «Роли и ответственность» представляет табличное распределение ролей с описанием обязанностей; «Декомпозиция подзадач» содержит детальную таблицу всех этапов с номерами, наименованиями, сроками и ответственными; «</w:t>
+      </w:r>
+      <w:proofErr w:type="spellStart"/>
+      <w:r>
+        <w:t>Таймлайн</w:t>
+      </w:r>
+      <w:proofErr w:type="spellEnd"/>
+      <w:r>
+        <w:t xml:space="preserve"> проекта» представляет сводку по этапам с длительностью выполнения. Все листы оформлены с использованием цветовых схем, жирных шрифтов для заголовков, границ ячеек и выравнивания.</w:t>
+      </w:r>
+    </w:p>
+    <w:p>
+      <w:r>
+        <w:t xml:space="preserve">Модуль экспорта в </w:t>
+      </w:r>
+      <w:proofErr w:type="spellStart"/>
+      <w:r>
+        <w:t>Markdown</w:t>
+      </w:r>
+      <w:proofErr w:type="spellEnd"/>
+      <w:r>
+        <w:t xml:space="preserve"> и текстовый формат создает структурированный документ с заголовками, маркированными списками и выделением ключевой информации. Экспорт в JSON обеспечивает машиночитаемое представление данных, пригодное для дальнейшей автоматической обработки.</w:t>
       </w:r>
     </w:p>
     <w:p/>
@@ -13248,11 +14913,11 @@
       <w:pPr>
         <w:pStyle w:val="2"/>
       </w:pPr>
-      <w:bookmarkStart w:id="26" w:name="_Toc228982344"/>
+      <w:bookmarkStart w:id="27" w:name="_Toc228982344"/>
       <w:r>
         <w:t>4.7. Обеспечение качества и производительности</w:t>
       </w:r>
-      <w:bookmarkEnd w:id="26"/>
+      <w:bookmarkEnd w:id="27"/>
     </w:p>
     <w:p/>
     <w:p>
@@ -13262,42 +14927,87 @@
     </w:p>
     <w:p>
       <w:r>
-        <w:t xml:space="preserve">Валидация входных данных проверяет, что текстовое описание задачи не пустое и содержит не менее десяти значимых символов. При обнаружении </w:t>
-      </w:r>
+        <w:t>Валидация входных данных проверяет, что текстовое описание задачи не пустое и содержит не менее десяти значимых символов. При обнаружении некорректного ввода пользователю выводится информативное сообщение с рекомендациями по исправлению.</w:t>
+      </w:r>
+    </w:p>
+    <w:p>
+      <w:r>
+        <w:t>Обработка исключений реализована на всех уровнях системы. В случае возникновения ошибки при загрузке модели, выполнении предсказания или экспорте результатов пользователь получает понятное сообщение с описанием проблемы, а система возвращается в устойчивое состояние без потери данных.</w:t>
+      </w:r>
+    </w:p>
+    <w:p>
+      <w:r>
+        <w:t xml:space="preserve">Производительность системы оценивалась на тестовом окружении с процессором </w:t>
+      </w:r>
+      <w:proofErr w:type="spellStart"/>
+      <w:r>
+        <w:t>Intel</w:t>
+      </w:r>
+      <w:proofErr w:type="spellEnd"/>
+      <w:r>
+        <w:t xml:space="preserve"> </w:t>
+      </w:r>
+      <w:proofErr w:type="spellStart"/>
+      <w:r>
+        <w:t>Core</w:t>
+      </w:r>
+      <w:proofErr w:type="spellEnd"/>
+      <w:r>
+        <w:t xml:space="preserve"> i5 и 8 гигабайтами оперативной памяти. Среднее время декомпозиции задачи составило 2,1 секунды, время запуска системы — менее 3 секунд, потребление оперативной памяти — 50-100 мегабайт, размер дистрибутива — около 850 килобайт. Такие показатели позволяют использовать систему на любых современных компьютерах без заметной нагрузки на ресурсы.</w:t>
+      </w:r>
+    </w:p>
+    <w:p>
+      <w:r>
+        <w:t xml:space="preserve">Кроссплатформенность обеспечена использованием стандартной библиотеки </w:t>
+      </w:r>
+      <w:proofErr w:type="spellStart"/>
+      <w:r>
+        <w:t>Python</w:t>
+      </w:r>
+      <w:proofErr w:type="spellEnd"/>
+      <w:r>
+        <w:t xml:space="preserve"> и библиотек, доступных для всех основных операционных систем. Система протестирована и успешно работает на </w:t>
+      </w:r>
+      <w:proofErr w:type="spellStart"/>
+      <w:r>
+        <w:t>Windows</w:t>
+      </w:r>
+      <w:proofErr w:type="spellEnd"/>
+      <w:r>
+        <w:t xml:space="preserve"> 10 и 11, </w:t>
+      </w:r>
+      <w:proofErr w:type="spellStart"/>
+      <w:r>
+        <w:t>Ubuntu</w:t>
+      </w:r>
+      <w:proofErr w:type="spellEnd"/>
+      <w:r>
+        <w:t xml:space="preserve"> 18.04 и новее, а также </w:t>
+      </w:r>
+      <w:proofErr w:type="spellStart"/>
+      <w:r>
+        <w:t>macOS</w:t>
+      </w:r>
+      <w:proofErr w:type="spellEnd"/>
+      <w:r>
+        <w:t xml:space="preserve"> 10.15 и новее.</w:t>
+      </w:r>
+    </w:p>
+    <w:p/>
+    <w:p>
+      <w:pPr>
+        <w:pStyle w:val="2"/>
+      </w:pPr>
+      <w:bookmarkStart w:id="28" w:name="_Toc228982345"/>
+      <w:r>
+        <w:t>4.8. Итоги разработки</w:t>
+      </w:r>
+      <w:bookmarkEnd w:id="28"/>
+    </w:p>
+    <w:p/>
+    <w:p>
       <w:r>
         <w:lastRenderedPageBreak/>
-        <w:t>некорректного ввода пользователю выводится информативное сообщение с рекомендациями по исправлению.</w:t>
-      </w:r>
-    </w:p>
-    <w:p>
-      <w:r>
-        <w:t>Обработка исключений реализована на всех уровнях системы. В случае возникновения ошибки при загрузке модели, выполнении предсказания или экспорте результатов пользователь получает понятное сообщение с описанием проблемы, а система возвращается в устойчивое состояние без потери данных.</w:t>
-      </w:r>
-    </w:p>
-    <w:p>
-      <w:r>
-        <w:t>Производительность системы оценивалась на тестовом окружении с процессором Intel Core i5 и 8 гигабайтами оперативной памяти. Среднее время декомпозиции задачи составило 2,1 секунды, время запуска системы — менее 3 секунд, потребление оперативной памяти — 50-100 мегабайт, размер дистрибутива — около 850 килобайт. Такие показатели позволяют использовать систему на любых современных компьютерах без заметной нагрузки на ресурсы.</w:t>
-      </w:r>
-    </w:p>
-    <w:p>
-      <w:r>
-        <w:t>Кроссплатформенность обеспечена использованием стандартной библиотеки Python и библиотек, доступных для всех основных операционных систем. Система протестирована и успешно работает на Windows 10 и 11, Ubuntu 18.04 и новее, а также macOS 10.15 и новее.</w:t>
-      </w:r>
-    </w:p>
-    <w:p/>
-    <w:p>
-      <w:pPr>
-        <w:pStyle w:val="2"/>
-      </w:pPr>
-      <w:bookmarkStart w:id="27" w:name="_Toc228982345"/>
-      <w:r>
-        <w:t>4.8. Итоги разработки</w:t>
-      </w:r>
-      <w:bookmarkEnd w:id="27"/>
-    </w:p>
-    <w:p/>
-    <w:p>
-      <w:r>
         <w:t>В результате выполнения главы разработан полностью функционирующий программный комплекс, реализующий следующие ключевые возможности.</w:t>
       </w:r>
     </w:p>
@@ -13308,11 +15018,7 @@
     </w:p>
     <w:p>
       <w:r>
-        <w:t xml:space="preserve">Пользователь имеет возможность выбрать один из шести жизненных циклов разработки, что существенно влияет на структуру и содержание </w:t>
-      </w:r>
-      <w:r>
-        <w:lastRenderedPageBreak/>
-        <w:t>генерируемых подзадач. Система адаптирует план работ под выбранную методологию, предлагая релевантные фазы, задачи и сроки.</w:t>
+        <w:t>Пользователь имеет возможность выбрать один из шести жизненных циклов разработки, что существенно влияет на структуру и содержание генерируемых подзадач. Система адаптирует план работ под выбранную методологию, предлагая релевантные фазы, задачи и сроки.</w:t>
       </w:r>
     </w:p>
     <w:p>
@@ -13322,7 +15028,15 @@
     </w:p>
     <w:p>
       <w:r>
-        <w:t>Экспорт результатов поддерживает четыре формата, включая профессиональный Excel-отчет с четырьмя листами и стилевым оформлением, что делает систему пригодной для использования в реальных проектах и для презентации результатов заказчику.</w:t>
+        <w:t xml:space="preserve">Экспорт результатов поддерживает четыре формата, включая профессиональный </w:t>
+      </w:r>
+      <w:proofErr w:type="spellStart"/>
+      <w:r>
+        <w:t>Excel</w:t>
+      </w:r>
+      <w:proofErr w:type="spellEnd"/>
+      <w:r>
+        <w:t>-отчет с четырьмя листами и стилевым оформлением, что делает систему пригодной для использования в реальных проектах и для презентации результатов заказчику.</w:t>
       </w:r>
     </w:p>
     <w:p>
@@ -13344,12 +15058,12 @@
         <w:pStyle w:val="1"/>
         <w:spacing w:before="0" w:beforeAutospacing="0" w:after="0"/>
       </w:pPr>
-      <w:bookmarkStart w:id="28" w:name="_Toc228982346"/>
+      <w:bookmarkStart w:id="29" w:name="_Toc228982346"/>
       <w:r>
         <w:lastRenderedPageBreak/>
         <w:t>5. Тестирование</w:t>
       </w:r>
-      <w:bookmarkEnd w:id="28"/>
+      <w:bookmarkEnd w:id="29"/>
     </w:p>
     <w:p>
       <w:pPr>
@@ -13361,11 +15075,11 @@
         <w:pStyle w:val="2"/>
         <w:spacing w:before="0" w:after="0"/>
       </w:pPr>
-      <w:bookmarkStart w:id="29" w:name="_Toc228982347"/>
+      <w:bookmarkStart w:id="30" w:name="_Toc228982347"/>
       <w:r>
         <w:t>5.1. Методология тестирования</w:t>
       </w:r>
-      <w:bookmarkEnd w:id="29"/>
+      <w:bookmarkEnd w:id="30"/>
     </w:p>
     <w:p>
       <w:pPr>
@@ -13384,7 +15098,39 @@
     </w:p>
     <w:p>
       <w:r>
-        <w:t>Тестирование проводилось на стандартном рабочем окружении: ноутбук с процессором Intel Core i5 с тактовой частотой 2,5 гигагерца, оперативной памятью объемом 8 гигабайт, операционной системой Windows 11, интерпретатором Python версии 3.9.13. Для обеспечения воспроизводимости результатов все тесты выполнялись в идентичных условиях, без использования внешних сетевых соединений.</w:t>
+        <w:t xml:space="preserve">Тестирование проводилось на стандартном рабочем окружении: ноутбук с процессором </w:t>
+      </w:r>
+      <w:proofErr w:type="spellStart"/>
+      <w:r>
+        <w:t>Intel</w:t>
+      </w:r>
+      <w:proofErr w:type="spellEnd"/>
+      <w:r>
+        <w:t xml:space="preserve"> </w:t>
+      </w:r>
+      <w:proofErr w:type="spellStart"/>
+      <w:r>
+        <w:t>Core</w:t>
+      </w:r>
+      <w:proofErr w:type="spellEnd"/>
+      <w:r>
+        <w:t xml:space="preserve"> i5 с тактовой частотой 2,5 гигагерца, оперативной памятью объемом 8 гигабайт, операционной системой </w:t>
+      </w:r>
+      <w:proofErr w:type="spellStart"/>
+      <w:r>
+        <w:t>Windows</w:t>
+      </w:r>
+      <w:proofErr w:type="spellEnd"/>
+      <w:r>
+        <w:t xml:space="preserve"> 11, интерпретатором </w:t>
+      </w:r>
+      <w:proofErr w:type="spellStart"/>
+      <w:r>
+        <w:t>Python</w:t>
+      </w:r>
+      <w:proofErr w:type="spellEnd"/>
+      <w:r>
+        <w:t xml:space="preserve"> версии 3.9.13. Для обеспечения воспроизводимости результатов все тесты выполнялись в идентичных условиях, без использования внешних сетевых соединений.</w:t>
       </w:r>
     </w:p>
     <w:p/>
@@ -13392,12 +15138,12 @@
       <w:pPr>
         <w:pStyle w:val="2"/>
       </w:pPr>
-      <w:bookmarkStart w:id="30" w:name="_Toc228982348"/>
+      <w:bookmarkStart w:id="31" w:name="_Toc228982348"/>
       <w:r>
         <w:lastRenderedPageBreak/>
         <w:t>5.2. Тестовые сценарии и проекты</w:t>
       </w:r>
-      <w:bookmarkEnd w:id="30"/>
+      <w:bookmarkEnd w:id="31"/>
     </w:p>
     <w:p/>
     <w:p>
@@ -13407,12 +15153,44 @@
     </w:p>
     <w:p>
       <w:r>
-        <w:t>Первый сценарий был посвящен веб-разработке и формулировался как создание интернет-магазина для продажи электроники. Описание задачи включало разработку полнофункционального веб-сайта с каталогом товаров, корзиной, личным кабинетом пользователя и интеграцией с платежной системой. Для этого сценария были выбраны жизненные циклы Waterfall и Agile для сравнения результатов.</w:t>
-      </w:r>
-    </w:p>
-    <w:p>
-      <w:r>
-        <w:t>Второй сценарий охватывал мобильную разработку и предполагал создание кроссплатформенного приложения для доставки еды с функцией отслеживания курьера в реальном времени и интеграцией картографических сервисов. Тестирование проводилось с использованием жизненного цикла Agile/Scrum как наиболее подходящего для мобильной разработки.</w:t>
+        <w:t xml:space="preserve">Первый сценарий был посвящен веб-разработке и формулировался как создание интернет-магазина для продажи электроники. Описание задачи включало разработку полнофункционального веб-сайта с каталогом товаров, корзиной, личным кабинетом пользователя и интеграцией с платежной системой. Для этого сценария были выбраны жизненные циклы </w:t>
+      </w:r>
+      <w:proofErr w:type="spellStart"/>
+      <w:r>
+        <w:t>Waterfall</w:t>
+      </w:r>
+      <w:proofErr w:type="spellEnd"/>
+      <w:r>
+        <w:t xml:space="preserve"> и </w:t>
+      </w:r>
+      <w:proofErr w:type="spellStart"/>
+      <w:r>
+        <w:t>Agile</w:t>
+      </w:r>
+      <w:proofErr w:type="spellEnd"/>
+      <w:r>
+        <w:t xml:space="preserve"> для сравнения результатов.</w:t>
+      </w:r>
+    </w:p>
+    <w:p>
+      <w:r>
+        <w:t xml:space="preserve">Второй сценарий охватывал мобильную разработку и предполагал создание кроссплатформенного приложения для доставки еды с функцией отслеживания курьера в реальном времени и интеграцией картографических сервисов. Тестирование проводилось с использованием жизненного цикла </w:t>
+      </w:r>
+      <w:proofErr w:type="spellStart"/>
+      <w:r>
+        <w:t>Agile</w:t>
+      </w:r>
+      <w:proofErr w:type="spellEnd"/>
+      <w:r>
+        <w:t>/</w:t>
+      </w:r>
+      <w:proofErr w:type="spellStart"/>
+      <w:r>
+        <w:t>Scrum</w:t>
+      </w:r>
+      <w:proofErr w:type="spellEnd"/>
+      <w:r>
+        <w:t xml:space="preserve"> как наиболее подходящего для мобильной разработки.</w:t>
       </w:r>
     </w:p>
     <w:p>
@@ -13422,16 +15200,48 @@
     </w:p>
     <w:p>
       <w:r>
-        <w:t>Четвертый сценарий охватывал DevOps-направление и формулировался как внедрение непрерывной интеграции и доставки для микросервисной архитектуры, включающей пять микросервисов, с автоматическим тестированием и развертыванием. Естественным выбором для этого сценария стал DevOps-жизненный цикл.</w:t>
-      </w:r>
-    </w:p>
-    <w:p>
-      <w:r>
-        <w:t xml:space="preserve">Пятый сценарий был посвящен проектированию высоконагруженной базы данных для хранения и обработки до одного миллиона событий в день. Задача </w:t>
+        <w:t xml:space="preserve">Четвертый сценарий охватывал </w:t>
+      </w:r>
+      <w:proofErr w:type="spellStart"/>
+      <w:r>
+        <w:t>DevOps</w:t>
+      </w:r>
+      <w:proofErr w:type="spellEnd"/>
+      <w:r>
+        <w:t xml:space="preserve">-направление и формулировался как внедрение непрерывной интеграции и доставки для </w:t>
+      </w:r>
+      <w:proofErr w:type="spellStart"/>
+      <w:r>
+        <w:t>микросервисной</w:t>
+      </w:r>
+      <w:proofErr w:type="spellEnd"/>
+      <w:r>
+        <w:t xml:space="preserve"> архитектуры, включающей пять </w:t>
+      </w:r>
+      <w:proofErr w:type="spellStart"/>
+      <w:r>
+        <w:t>микросервисов</w:t>
+      </w:r>
+      <w:proofErr w:type="spellEnd"/>
+      <w:r>
+        <w:t xml:space="preserve">, с автоматическим тестированием и развертыванием. Естественным выбором для этого сценария стал </w:t>
+      </w:r>
+      <w:proofErr w:type="spellStart"/>
+      <w:r>
+        <w:t>DevOps</w:t>
+      </w:r>
+      <w:proofErr w:type="spellEnd"/>
+      <w:r>
+        <w:t>-жизненный цикл.</w:t>
+      </w:r>
+    </w:p>
+    <w:p>
+      <w:r>
+        <w:t xml:space="preserve">Пятый сценарий был посвящен проектированию высоконагруженной базы данных для хранения и обработки до одного миллиона событий в день. </w:t>
       </w:r>
       <w:r>
         <w:lastRenderedPageBreak/>
-        <w:t>включала разработку схемы данных, оптимизацию запросов и настройку репликации. Тестирование проводилось с использованием V-образной модели, акцентирующей внимание на качестве и тестировании.</w:t>
+        <w:t>Задача включала разработку схемы данных, оптимизацию запросов и настройку репликации. Тестирование проводилось с использованием V-образной модели, акцентирующей внимание на качестве и тестировании.</w:t>
       </w:r>
     </w:p>
     <w:p>
@@ -13441,70 +15251,216 @@
     </w:p>
     <w:p>
       <w:r>
-        <w:t>Седьмой сценарий был посвящен созданию аналитического дашборда для визуализации ключевых показателей эффективности в реальном времени с возможностью фильтрации, детализации и экспорта данных. Тестирование проводилось с использованием методологии DevOps с акцентом на непрерывную доставку.</w:t>
-      </w:r>
-    </w:p>
-    <w:p>
-      <w:r>
-        <w:t>Восьмой сценарий охватывал разработку системы авторизации и аутентификации с поддержкой JWT-токенов, OAuth-интеграции, двухфакторной аутентификации и разграничения прав доступа. Для обеспечения высоких требований к безопасности использовалась V-образная модель.</w:t>
-      </w:r>
-    </w:p>
-    <w:p>
-      <w:r>
-        <w:t>Девятый сценарий был посвящен мобильному банкингу — разработке защищенного приложения для управления банковскими счетами, включающего функционал переводов, оплаты услуг, push-уведомлений и биометрической авторизации. Тестирование проводилось с использованием спиральной модели.</w:t>
-      </w:r>
-    </w:p>
-    <w:p>
-      <w:r>
-        <w:t>Десятый сценарий охватывал создание системы рекомендаций на основе алгоритмов машинного обучения для интернет-магазина, включающую сбор пользовательских данных, обучение моделей и формирование персонализированных рекомендаций. Для этого проекта использовался гибридный подход, сочетающий элементы Agile и DevOps.</w:t>
-      </w:r>
-    </w:p>
-    <w:p>
-      <w:r>
-        <w:t>Каждый тестовый сценарий сопровождался экспертным заключением, подготовленным независимым проектным менеджером, который выполнял ручную декомпозицию той же задачи без использования разработанной системы. Это позволило провести сравнительный анализ качества и эффективности.</w:t>
+        <w:t xml:space="preserve">Седьмой сценарий был посвящен созданию аналитического </w:t>
+      </w:r>
+      <w:proofErr w:type="spellStart"/>
+      <w:r>
+        <w:t>дашборда</w:t>
+      </w:r>
+      <w:proofErr w:type="spellEnd"/>
+      <w:r>
+        <w:t xml:space="preserve"> для визуализации ключевых показателей эффективности в реальном времени с возможностью фильтрации, детализации и экспорта данных. Тестирование проводилось с использованием методологии </w:t>
+      </w:r>
+      <w:proofErr w:type="spellStart"/>
+      <w:r>
+        <w:t>DevOps</w:t>
+      </w:r>
+      <w:proofErr w:type="spellEnd"/>
+      <w:r>
+        <w:t xml:space="preserve"> с акцентом на непрерывную доставку.</w:t>
+      </w:r>
+    </w:p>
+    <w:p>
+      <w:r>
+        <w:t xml:space="preserve">Восьмой сценарий охватывал разработку системы авторизации и аутентификации с поддержкой JWT-токенов, </w:t>
+      </w:r>
+      <w:proofErr w:type="spellStart"/>
+      <w:r>
+        <w:t>OAuth</w:t>
+      </w:r>
+      <w:proofErr w:type="spellEnd"/>
+      <w:r>
+        <w:t>-интеграции, двухфакторной аутентификации и разграничения прав доступа. Для обеспечения высоких требований к безопасности использовалась V-образная модель.</w:t>
+      </w:r>
+    </w:p>
+    <w:p>
+      <w:r>
+        <w:t xml:space="preserve">Девятый сценарий был посвящен мобильному банкингу — разработке защищенного приложения для управления банковскими счетами, включающего функционал переводов, оплаты услуг, </w:t>
+      </w:r>
+      <w:proofErr w:type="spellStart"/>
+      <w:r>
+        <w:t>push</w:t>
+      </w:r>
+      <w:proofErr w:type="spellEnd"/>
+      <w:r>
+        <w:t>-уведомлений и биометрической авторизации. Тестирование проводилось с использованием спиральной модели.</w:t>
+      </w:r>
+    </w:p>
+    <w:p>
+      <w:r>
+        <w:t xml:space="preserve">Десятый сценарий охватывал создание системы рекомендаций на основе алгоритмов машинного обучения для интернет-магазина, включающую сбор пользовательских данных, обучение моделей и формирование персонализированных рекомендаций. Для этого проекта использовался гибридный подход, сочетающий элементы </w:t>
+      </w:r>
+      <w:proofErr w:type="spellStart"/>
+      <w:r>
+        <w:t>Agile</w:t>
+      </w:r>
+      <w:proofErr w:type="spellEnd"/>
+      <w:r>
+        <w:t xml:space="preserve"> и </w:t>
+      </w:r>
+      <w:proofErr w:type="spellStart"/>
+      <w:r>
+        <w:t>DevOps</w:t>
+      </w:r>
+      <w:proofErr w:type="spellEnd"/>
+      <w:r>
+        <w:t>.</w:t>
+      </w:r>
+    </w:p>
+    <w:p>
+      <w:r>
+        <w:t xml:space="preserve">Каждый тестовый сценарий сопровождался экспертным заключением, подготовленным независимым проектным менеджером, который выполнял </w:t>
+      </w:r>
+      <w:r>
+        <w:lastRenderedPageBreak/>
+        <w:t>ручную декомпозицию той же задачи без использования разработанной системы. Это позволило провести сравнительный анализ качества и эффективности.</w:t>
       </w:r>
     </w:p>
     <w:p>
       <w:pPr>
         <w:pStyle w:val="2"/>
       </w:pPr>
-      <w:bookmarkStart w:id="31" w:name="_Toc228982349"/>
+      <w:bookmarkStart w:id="32" w:name="_Toc228982349"/>
+      <w:r>
+        <w:t>5.3. Результаты тестирования</w:t>
+      </w:r>
+      <w:bookmarkEnd w:id="32"/>
+    </w:p>
+    <w:p/>
+    <w:p>
+      <w:r>
+        <w:t xml:space="preserve">По итогам тестирования десяти сценариев были получены следующие результаты. Все десять тестовых задач были классифицированы системой правильно, то есть точность определения типа задачи составила сто процентов. Это объясняется как качеством обученной </w:t>
+      </w:r>
+      <w:proofErr w:type="spellStart"/>
+      <w:r>
+        <w:t>нейросетевой</w:t>
+      </w:r>
+      <w:proofErr w:type="spellEnd"/>
+      <w:r>
+        <w:t xml:space="preserve"> модели, достигшей высокой точности на </w:t>
+      </w:r>
+      <w:proofErr w:type="spellStart"/>
+      <w:r>
+        <w:t>валидационной</w:t>
+      </w:r>
+      <w:proofErr w:type="spellEnd"/>
+      <w:r>
+        <w:t xml:space="preserve"> выборке, так и тем, что все тестовые сценарии были сформулированы с использованием ключевых слов, присутствующих в обучающей выборке.</w:t>
+      </w:r>
+    </w:p>
+    <w:p>
+      <w:r>
+        <w:t>Оценка сложности совпала с экспертной в восьми случаях из десяти. В двух случаях система завысила оценку сложности, интерпретируя описание задачи как более сложное, чем считал эксперт. В первом случае это произошло из-за наличия в описании термина «</w:t>
+      </w:r>
+      <w:proofErr w:type="spellStart"/>
+      <w:r>
+        <w:t>микросервисная</w:t>
+      </w:r>
+      <w:proofErr w:type="spellEnd"/>
+      <w:r>
+        <w:t xml:space="preserve"> архитектура», который относится к категории слов высокой сложности. Во втором случае к завышению оценки привела большая длина текстового описания, превысившая сто слов. В целом точность оценки сложности составила восемьдесят процентов, что является хорошим показателем, учитывая субъективность данного параметра даже среди экспертов.</w:t>
+      </w:r>
+    </w:p>
+    <w:p>
+      <w:r>
+        <w:t xml:space="preserve">Полнота генерируемых подзадач, оцениваемая как процент задач, признанных экспертами необходимыми и релевантными, составила в среднем 85,5 процента. Наилучший показатель — девяносто пять процентов — был достигнут для </w:t>
+      </w:r>
+      <w:proofErr w:type="spellStart"/>
+      <w:r>
+        <w:t>DevOps</w:t>
+      </w:r>
+      <w:proofErr w:type="spellEnd"/>
+      <w:r>
+        <w:t xml:space="preserve">-сценария, где системой были предложены все необходимые этапы настройки </w:t>
+      </w:r>
+      <w:proofErr w:type="spellStart"/>
+      <w:r>
+        <w:t>пайплайна</w:t>
+      </w:r>
+      <w:proofErr w:type="spellEnd"/>
+      <w:r>
+        <w:t xml:space="preserve"> и мониторинга. Наихудший показатель — семьдесят пять процентов — зафиксирован для сценария разработки CRM-системы, где эксперт отметил отсутствие ряда задач, связанных с миграцией данных из устаревшей системы. Тем не менее даже </w:t>
+      </w:r>
       <w:r>
         <w:lastRenderedPageBreak/>
-        <w:t>5.3. Результаты тестирования</w:t>
-      </w:r>
-      <w:bookmarkEnd w:id="31"/>
+        <w:t xml:space="preserve">минимальный показатель полноты значительно превышает типичные показатели ручной декомпозиции для </w:t>
+      </w:r>
+      <w:proofErr w:type="spellStart"/>
+      <w:r>
+        <w:t>junior</w:t>
+      </w:r>
+      <w:proofErr w:type="spellEnd"/>
+      <w:r>
+        <w:t>-специалистов и сопоставим с уровнем опытных проектных менеджеров.</w:t>
+      </w:r>
+    </w:p>
+    <w:p>
+      <w:r>
+        <w:t>Время отклика системы варьировалось от 1,8 до 2,4 секунд в зависимости от длины текстового описания и сложности анализа. Среднее время по всем сценариям составило 2,1 секунды. При этом время ручной декомпозиции тех же задач, по данным опроса экспертов, составляло в среднем 3,5 часа. Таким образом, разработанная система обеспечивает ускорение процесса планирования примерно в шесть тысяч раз.</w:t>
+      </w:r>
+    </w:p>
+    <w:p>
+      <w:r>
+        <w:t xml:space="preserve">Средняя пользовательская оценка полезности системы по пятибалльной шкале составила 4,4 балла. Эксперты особенно высоко оценили возможность выбора жизненного цикла и адаптации генерируемых подзадач под конкретную методологию, а также качество экспорта в </w:t>
+      </w:r>
+      <w:proofErr w:type="spellStart"/>
+      <w:r>
+        <w:t>Excel</w:t>
+      </w:r>
+      <w:proofErr w:type="spellEnd"/>
+      <w:r>
+        <w:t xml:space="preserve"> с четырьмя профессионально оформленными листами. Некоторые эксперты отметили, что система особенно полезна для начинающих проектных менеджеров, помогая им не упустить важные этапы и корректно распределить роли.</w:t>
+      </w:r>
+    </w:p>
+    <w:p>
+      <w:r>
+        <w:t>Пропущенные подзадачи, выявленные экспертами, в основном относились к специфическим требованиям, не выраженным явно в текстовом описании. Например, в сценарии разработки интернет-магазина эксперт указал на отсутствие задачи нагрузочного тестирования, которая не была сгенерирована, поскольку в исходном описании не было соответствующих ключевых слов. В сценарии мобильного банкинга экспертом была отмечена необходимость дополнительных задач по аудиту безопасности, которые не были сгенерированы автоматически.</w:t>
+      </w:r>
     </w:p>
     <w:p/>
     <w:p>
-      <w:r>
-        <w:t>По итогам тестирования десяти сценариев были получены следующие результаты. Все десять тестовых задач были классифицированы системой правильно, то есть точность определения типа задачи составила сто процентов. Это объясняется как качеством обученной нейросетевой модели, достигшей высокой точности на валидационной выборке, так и тем, что все тестовые сценарии были сформулированы с использованием ключевых слов, присутствующих в обучающей выборке.</w:t>
-      </w:r>
-    </w:p>
-    <w:p>
-      <w:r>
-        <w:t>Оценка сложности совпала с экспертной в восьми случаях из десяти. В двух случаях система завысила оценку сложности, интерпретируя описание задачи как более сложное, чем считал эксперт. В первом случае это произошло из-за наличия в описании термина «микросервисная архитектура», который относится к категории слов высокой сложности. Во втором случае к завышению оценки привела большая длина текстового описания, превысившая сто слов. В целом точность оценки сложности составила восемьдесят процентов, что является хорошим показателем, учитывая субъективность данного параметра даже среди экспертов.</w:t>
-      </w:r>
-    </w:p>
-    <w:p>
-      <w:r>
-        <w:t>Полнота генерируемых подзадач, оцениваемая как процент задач, признанных экспертами необходимыми и релевантными, составила в среднем 85,5 процента. Наилучший показатель — девяносто пять процентов — был достигнут для DevOps-сценария, где системой были предложены все необходимые этапы настройки пайплайна и мониторинга. Наихудший показатель — семьдесят пять процентов — зафиксирован для сценария разработки CRM-системы, где эксперт отметил отсутствие ряда задач, связанных с миграцией данных из устаревшей системы. Тем не менее даже минимальный показатель полноты значительно превышает типичные показатели ручной декомпозиции для junior-специалистов и сопоставим с уровнем опытных проектных менеджеров.</w:t>
-      </w:r>
-    </w:p>
-    <w:p>
+      <w:pPr>
+        <w:pStyle w:val="2"/>
+      </w:pPr>
+      <w:bookmarkStart w:id="33" w:name="_Toc228982350"/>
+      <w:r>
+        <w:t>5.4. Анализ эффективности</w:t>
+      </w:r>
+      <w:bookmarkEnd w:id="33"/>
+    </w:p>
+    <w:p/>
+    <w:p>
+      <w:r>
+        <w:t xml:space="preserve">Количественный анализ эффективности показал, что использование разработанной системы позволяет существенно сократить временные затраты </w:t>
+      </w:r>
       <w:r>
         <w:lastRenderedPageBreak/>
-        <w:t>Время отклика системы варьировалось от 1,8 до 2,4 секунд в зависимости от длины текстового описания и сложности анализа. Среднее время по всем сценариям составило 2,1 секунды. При этом время ручной декомпозиции тех же задач, по данным опроса экспертов, составляло в среднем 3,5 часа. Таким образом, разработанная система обеспечивает ускорение процесса планирования примерно в шесть тысяч раз.</w:t>
-      </w:r>
-    </w:p>
-    <w:p>
-      <w:r>
-        <w:t>Средняя пользовательская оценка полезности системы по пятибалльной шкале составила 4,4 балла. Эксперты особенно высоко оценили возможность выбора жизненного цикла и адаптации генерируемых подзадач под конкретную методологию, а также качество экспорта в Excel с четырьмя профессионально оформленными листами. Некоторые эксперты отметили, что система особенно полезна для начинающих проектных менеджеров, помогая им не упустить важные этапы и корректно распределить роли.</w:t>
-      </w:r>
-    </w:p>
-    <w:p>
-      <w:r>
-        <w:t>Пропущенные подзадачи, выявленные экспертами, в основном относились к специфическим требованиям, не выраженным явно в текстовом описании. Например, в сценарии разработки интернет-магазина эксперт указал на отсутствие задачи нагрузочного тестирования, которая не была сгенерирована, поскольку в исходном описании не было соответствующих ключевых слов. В сценарии мобильного банкинга экспертом была отмечена необходимость дополнительных задач по аудиту безопасности, которые не были сгенерированы автоматически.</w:t>
+        <w:t>на этапе планирования проекта. Если среднее время ручной декомпозиции составляет 3,5 часа при почасовой ставке проектного менеджера две тысячи рублей, то стоимость ручного планирования одного проекта равна семи тысячам рублей. При использовании ИИ-ассистента время сокращается до 2,1 секунды, что в денежном выражении составляет около 1,2 рубля. Экономия на одном проекте достигает почти семи тысяч рублей.</w:t>
+      </w:r>
+    </w:p>
+    <w:p>
+      <w:r>
+        <w:t>Для компании, реализующей пятьдесят проектов в год, годовая экономия от внедрения системы составит около трехсот пятидесяти тысяч рублей. При этом следует учитывать, что система является бесплатной и не требует лицензионных отчислений, в отличие от коммерческих аналогов, стоимость которых может достигать пятисот долларов в месяц.</w:t>
+      </w:r>
+    </w:p>
+    <w:p>
+      <w:r>
+        <w:t>Качественный анализ показал, что система обеспечивает объективность и повторяемость результатов. При многократном анализе одной и той же задачи система всегда генерирует идентичный результат, что невозможно при ручной декомпозиции из-за субъективности человеческого фактора и изменения настроения или усталости проектного менеджера.</w:t>
+      </w:r>
+    </w:p>
+    <w:p>
+      <w:r>
+        <w:t>Система также снижает порог входа для начинающих проектных менеджеров. Если для качественной ручной декомпозиции требуется опыт работы не менее двух-трех лет, то для использования ИИ-ассистента достаточно пятнадцати минут на ознакомление с интерфейсом. Это позволяет компаниям быстрее вводить в должность новых сотрудников и повышать общую производительность команды планирования.</w:t>
       </w:r>
     </w:p>
     <w:p/>
@@ -13512,47 +15468,11 @@
       <w:pPr>
         <w:pStyle w:val="2"/>
       </w:pPr>
-      <w:bookmarkStart w:id="32" w:name="_Toc228982350"/>
-      <w:r>
-        <w:t>5.4. Анализ эффективности</w:t>
-      </w:r>
-      <w:bookmarkEnd w:id="32"/>
-    </w:p>
-    <w:p/>
-    <w:p>
-      <w:r>
-        <w:t xml:space="preserve">Количественный анализ эффективности показал, что использование разработанной системы позволяет существенно сократить временные затраты на этапе планирования проекта. Если среднее время ручной декомпозиции составляет 3,5 часа при почасовой ставке проектного менеджера две тысячи рублей, то стоимость ручного планирования одного проекта равна семи тысячам </w:t>
-      </w:r>
-      <w:r>
-        <w:lastRenderedPageBreak/>
-        <w:t>рублей. При использовании ИИ-ассистента время сокращается до 2,1 секунды, что в денежном выражении составляет около 1,2 рубля. Экономия на одном проекте достигает почти семи тысяч рублей.</w:t>
-      </w:r>
-    </w:p>
-    <w:p>
-      <w:r>
-        <w:t>Для компании, реализующей пятьдесят проектов в год, годовая экономия от внедрения системы составит около трехсот пятидесяти тысяч рублей. При этом следует учитывать, что система является бесплатной и не требует лицензионных отчислений, в отличие от коммерческих аналогов, стоимость которых может достигать пятисот долларов в месяц.</w:t>
-      </w:r>
-    </w:p>
-    <w:p>
-      <w:r>
-        <w:t>Качественный анализ показал, что система обеспечивает объективность и повторяемость результатов. При многократном анализе одной и той же задачи система всегда генерирует идентичный результат, что невозможно при ручной декомпозиции из-за субъективности человеческого фактора и изменения настроения или усталости проектного менеджера.</w:t>
-      </w:r>
-    </w:p>
-    <w:p>
-      <w:r>
-        <w:t>Система также снижает порог входа для начинающих проектных менеджеров. Если для качественной ручной декомпозиции требуется опыт работы не менее двух-трех лет, то для использования ИИ-ассистента достаточно пятнадцати минут на ознакомление с интерфейсом. Это позволяет компаниям быстрее вводить в должность новых сотрудников и повышать общую производительность команды планирования.</w:t>
-      </w:r>
-    </w:p>
-    <w:p/>
-    <w:p>
-      <w:pPr>
-        <w:pStyle w:val="2"/>
-      </w:pPr>
-      <w:bookmarkStart w:id="33" w:name="_Toc228982351"/>
+      <w:bookmarkStart w:id="34" w:name="_Toc228982351"/>
       <w:r>
         <w:t>5.5. Ограничения и направления улучшения</w:t>
       </w:r>
-      <w:bookmarkEnd w:id="33"/>
+      <w:bookmarkEnd w:id="34"/>
     </w:p>
     <w:p>
       <w:pPr>
@@ -13564,12 +15484,23 @@
     </w:p>
     <w:p>
       <w:r>
-        <w:t>В процессе тестирования были выявлены следующие ограничения разработанной системы. Первое ограничение связано с языковой поддержкой: система работает только с русским языком и не распознает английские термины, за исключением общеупотребительных, таких как API или DevOps. При вводе задачи на смешанном русско-английском языке некоторые ключевые слова могут быть проигнорированы, что снижает качество генерации.</w:t>
-      </w:r>
-    </w:p>
-    <w:p>
+        <w:t xml:space="preserve">В процессе тестирования были выявлены следующие ограничения разработанной системы. Первое ограничение связано с языковой поддержкой: система работает только с русским языком и не распознает английские термины, за исключением общеупотребительных, таких как API или </w:t>
+      </w:r>
+      <w:proofErr w:type="spellStart"/>
+      <w:r>
+        <w:t>DevOps</w:t>
+      </w:r>
+      <w:proofErr w:type="spellEnd"/>
+      <w:r>
+        <w:t xml:space="preserve">. </w:t>
+      </w:r>
       <w:r>
         <w:lastRenderedPageBreak/>
+        <w:t>При вводе задачи на смешанном русско-английском языке некоторые ключевые слова могут быть проигнорированы, что снижает качество генерации.</w:t>
+      </w:r>
+    </w:p>
+    <w:p>
+      <w:r>
         <w:t>Второе ограничение касается размера обучающей выборки. Всего четырнадцать примеров обеспечивают покрытие основных типов задач, но недостаточны для распознавания редких или узкоспециализированных задач. При появлении задачи, существенно отличающейся по формулировкам от обучающих примеров, качество анализа может снижаться.</w:t>
       </w:r>
     </w:p>
@@ -13580,21 +15511,77 @@
     </w:p>
     <w:p>
       <w:r>
-        <w:t>Четвертое ограничение связано с фиксированным набором ролей и типов задач. Добавление новой роли или нового типа задачи требует модификации исходного кода и повторного обучения нейросетевой модели, что недоступно конечному пользователю.</w:t>
-      </w:r>
-    </w:p>
-    <w:p>
-      <w:r>
-        <w:t>Пятое ограничение касается интеграции с внешними системами: система не имеет API и не может автоматически передавать результаты в Jira, Trello, Microsoft Project или другие системы управления проектами. Экспорт осуществляется вручную через файловый диалог.</w:t>
-      </w:r>
-    </w:p>
-    <w:p>
-      <w:r>
-        <w:t xml:space="preserve">На основе выявленных ограничений определены следующие направления улучшения для последующих версий системы. Расширение лингвистической поддержки путем добавления двуязычного словаря и механизмов перевода позволит системе работать как с русским, так и с английским языком, а также распознавать смешанные тексты. Увеличение обучающей выборки до тысячи и более размеченных примеров за счет сбора анонимных данных о декомпозициях реальных проектов повысит точность и полноту генерации. Разработка модуля тонкой настройки позволит пользователям адаптировать систему под специфику своей компании, добавляя собственные шаблоны задач, роли и ключевые слова. Создание REST API обеспечит интеграцию с популярными системами управления проектами, позволяя автоматически создавать задачи в Jira, Trello </w:t>
+        <w:t xml:space="preserve">Четвертое ограничение связано с фиксированным набором ролей и типов задач. Добавление новой роли или нового типа задачи требует модификации исходного кода и повторного обучения </w:t>
+      </w:r>
+      <w:proofErr w:type="spellStart"/>
+      <w:r>
+        <w:t>нейросетевой</w:t>
+      </w:r>
+      <w:proofErr w:type="spellEnd"/>
+      <w:r>
+        <w:t xml:space="preserve"> модели, что недоступно конечному пользователю.</w:t>
+      </w:r>
+    </w:p>
+    <w:p>
+      <w:r>
+        <w:t xml:space="preserve">Пятое ограничение касается интеграции с внешними системами: система не имеет API и не может автоматически передавать результаты в </w:t>
+      </w:r>
+      <w:proofErr w:type="spellStart"/>
+      <w:r>
+        <w:t>Jira</w:t>
+      </w:r>
+      <w:proofErr w:type="spellEnd"/>
+      <w:r>
+        <w:t xml:space="preserve">, </w:t>
+      </w:r>
+      <w:proofErr w:type="spellStart"/>
+      <w:r>
+        <w:t>Trello</w:t>
+      </w:r>
+      <w:proofErr w:type="spellEnd"/>
+      <w:r>
+        <w:t xml:space="preserve">, </w:t>
+      </w:r>
+      <w:proofErr w:type="spellStart"/>
+      <w:r>
+        <w:t>Microsoft</w:t>
+      </w:r>
+      <w:proofErr w:type="spellEnd"/>
+      <w:r>
+        <w:t xml:space="preserve"> </w:t>
+      </w:r>
+      <w:proofErr w:type="spellStart"/>
+      <w:r>
+        <w:t>Project</w:t>
+      </w:r>
+      <w:proofErr w:type="spellEnd"/>
+      <w:r>
+        <w:t xml:space="preserve"> или другие системы управления проектами. Экспорт осуществляется вручную через файловый диалог.</w:t>
+      </w:r>
+    </w:p>
+    <w:p>
+      <w:r>
+        <w:t xml:space="preserve">На основе выявленных ограничений определены следующие направления улучшения для последующих версий системы. Расширение лингвистической поддержки путем добавления двуязычного словаря и механизмов перевода позволит системе работать как с русским, так и с английским языком, а также распознавать смешанные тексты. Увеличение обучающей выборки до тысячи и более размеченных примеров за счет сбора анонимных данных о декомпозициях реальных проектов повысит точность и полноту генерации. Разработка модуля тонкой настройки позволит </w:t>
       </w:r>
       <w:r>
         <w:lastRenderedPageBreak/>
-        <w:t>или других инструментах. Внедрение механизма обучения на исторических данных позволит системе адаптироваться к стилю планирования конкретной команды, учитывая предпочтения и успешные практики.</w:t>
+        <w:t xml:space="preserve">пользователям адаптировать систему под специфику своей компании, добавляя собственные шаблоны задач, роли и ключевые слова. Создание REST API обеспечит интеграцию с популярными системами управления проектами, позволяя автоматически создавать задачи в </w:t>
+      </w:r>
+      <w:proofErr w:type="spellStart"/>
+      <w:r>
+        <w:t>Jira</w:t>
+      </w:r>
+      <w:proofErr w:type="spellEnd"/>
+      <w:r>
+        <w:t xml:space="preserve">, </w:t>
+      </w:r>
+      <w:proofErr w:type="spellStart"/>
+      <w:r>
+        <w:t>Trello</w:t>
+      </w:r>
+      <w:proofErr w:type="spellEnd"/>
+      <w:r>
+        <w:t xml:space="preserve"> или других инструментах. Внедрение механизма обучения на исторических данных позволит системе адаптироваться к стилю планирования конкретной команды, учитывая предпочтения и успешные практики.</w:t>
       </w:r>
     </w:p>
     <w:p>
@@ -13620,7 +15607,7 @@
           <w:rFonts w:eastAsiaTheme="minorHAnsi"/>
         </w:rPr>
       </w:pPr>
-      <w:bookmarkStart w:id="34" w:name="_Toc228982352"/>
+      <w:bookmarkStart w:id="35" w:name="_Toc228982352"/>
       <w:r>
         <w:rPr>
           <w:rStyle w:val="10"/>
@@ -13628,7 +15615,7 @@
         <w:lastRenderedPageBreak/>
         <w:t>Заключение</w:t>
       </w:r>
-      <w:bookmarkEnd w:id="34"/>
+      <w:bookmarkEnd w:id="35"/>
     </w:p>
     <w:p>
       <w:pPr>
@@ -13646,45 +15633,306 @@
     </w:p>
     <w:p>
       <w:r>
-        <w:t>Анализ предметной области показал, что проблема автоматизации декомпозиции задач является крайне актуальной для современной IT-индустрии. Согласно статистическим данным, около семидесяти процентов IT-проектов не укладываются в запланированные сроки, а сорок процентов превышают бюджет. Одной из ключевых причин такого положения является низкое качество планирования, в частности неполная или некорректная декомпозиция задач. Традиционные методы ручной декомпозиции требуют высокой квалификации проектных менеджеров и значительных временных затрат, достигающих трех-пяти часов на проект средней сложности. Существующие на рынке программные продукты для управления проектами, такие как Jira, Trello, Asana, предлагают инструменты для отслеживания задач, но не обеспечивают автоматической генерации структуры работ на основе текстового описания. Коммерческие ИИ-решения, такие как ClickUp AI или Motion, работают только в облачной модели, требуют подписки и не поддерживают русский язык. Таким образом, была подтверждена необходимость разработки собственного автономного русскоязычного решения.</w:t>
-      </w:r>
-    </w:p>
-    <w:p>
-      <w:r>
-        <w:t xml:space="preserve">В ходе постановки задачи были сформулированы функциональные требования, включающие прием текстового описания задачи на русском языке, автоматическое определение типа из восьми категорий, оценку сложности по трехуровневой шкале, распределение двенадцати ролей, генерацию пяти-семи этапов работ с детальными подзадачами и экспорт результатов в стандартные </w:t>
+        <w:t xml:space="preserve">Анализ предметной области показал, что проблема автоматизации декомпозиции задач является крайне актуальной для современной IT-индустрии. Согласно статистическим данным, около семидесяти процентов IT-проектов не укладываются в запланированные сроки, а сорок процентов превышают бюджет. Одной из ключевых причин такого положения является низкое качество планирования, в частности неполная или некорректная декомпозиция задач. Традиционные методы ручной декомпозиции требуют высокой квалификации проектных менеджеров и значительных временных затрат, достигающих трех-пяти часов на проект средней сложности. Существующие на рынке программные продукты для управления проектами, такие как </w:t>
+      </w:r>
+      <w:proofErr w:type="spellStart"/>
+      <w:r>
+        <w:t>Jira</w:t>
+      </w:r>
+      <w:proofErr w:type="spellEnd"/>
+      <w:r>
+        <w:t xml:space="preserve">, </w:t>
+      </w:r>
+      <w:proofErr w:type="spellStart"/>
+      <w:r>
+        <w:t>Trello</w:t>
+      </w:r>
+      <w:proofErr w:type="spellEnd"/>
+      <w:r>
+        <w:t xml:space="preserve">, </w:t>
+      </w:r>
+      <w:proofErr w:type="spellStart"/>
+      <w:r>
+        <w:t>Asana</w:t>
+      </w:r>
+      <w:proofErr w:type="spellEnd"/>
+      <w:r>
+        <w:t xml:space="preserve">, предлагают инструменты для отслеживания задач, но не обеспечивают автоматической генерации структуры работ на основе текстового описания. Коммерческие ИИ-решения, такие как </w:t>
+      </w:r>
+      <w:proofErr w:type="spellStart"/>
+      <w:r>
+        <w:t>ClickUp</w:t>
+      </w:r>
+      <w:proofErr w:type="spellEnd"/>
+      <w:r>
+        <w:t xml:space="preserve"> AI или </w:t>
+      </w:r>
+      <w:proofErr w:type="spellStart"/>
+      <w:r>
+        <w:t>Motion</w:t>
+      </w:r>
+      <w:proofErr w:type="spellEnd"/>
+      <w:r>
+        <w:t>, работают только в облачной модели, требуют подписки и не поддерживают русский язык. Таким образом, была подтверждена необходимость разработки собственного автономного русскоязычного решения.</w:t>
+      </w:r>
+    </w:p>
+    <w:p>
+      <w:r>
+        <w:t xml:space="preserve">В ходе постановки задачи были сформулированы функциональные требования, включающие прием текстового описания задачи на русском языке, автоматическое определение типа из восьми категорий, оценку сложности по трехуровневой шкале, распределение двенадцати ролей, </w:t>
       </w:r>
       <w:r>
         <w:lastRenderedPageBreak/>
-        <w:t>форматы. Нефункциональные требования предусматривали высокую производительность, надежность, удобство использования, кроссплатформенность и автономность работы.</w:t>
-      </w:r>
-    </w:p>
-    <w:p>
-      <w:r>
-        <w:t>Обзор аналогов показал, что существующие решения не в полной мере удовлетворяют выявленным требованиям. Jira и Trello не имеют функций автоматической генерации и требуют ручного ввода всех подзадач. ClickUp AI и Motion поддерживают только английский язык и требуют постоянного подключения к интернету. ScopeMaster очень дорог и работает только с форматом user story. GitHub Copilot ограничен существующими проектами и не предназначен для планирования с нуля. Разрабатываемая система выгодно отличается от аналогов полной автономностью, поддержкой русского языка, бесплатностью, возможностью выбора из шести жизненных циклов и локальным хранением данных, обеспечивающим конфиденциальность.</w:t>
-      </w:r>
-    </w:p>
-    <w:p>
-      <w:r>
-        <w:t>В процессе разработки была спроектирована модульная архитектура системы, включающая четыре уровня: пользовательский интерфейс, прикладной уровень, ядро искусственного интеллекта и уровень хранения данных. В качестве основных технологий выбраны Python 3.9 как основной язык программирования, Tkinter для создания графического интерфейса, NumPy для математических вычислений и openpyxl для экспорта в Excel. Отказ от тяжеловесных фреймворков глубокого обучения в пользу собственной легковесной реализации нейронной сети позволил сократить размер дистрибутива до 850 килобайт и обеспечить минимальное потребление системных ресурсов.</w:t>
-      </w:r>
-    </w:p>
-    <w:p>
-      <w:r>
-        <w:t xml:space="preserve">Разработанная нейросетевая модель представляет собой трехслойную сеть прямой связи с архитектурой пятьдесят-шестьдесят четыре-восемь, использующую функции активации тангенс и софтмакс. Обучение модели проведено на четырнадцати размеченных примерах в течение ста эпох. Финальная точность на обучающей выборке составила 92,8 процента, на валидационной выборке — 85,7 процента. После обучения модель сохраняется в </w:t>
-      </w:r>
+        <w:t>генерацию пяти-семи этапов работ с детальными подзадачами и экспорт результатов в стандартные форматы. Нефункциональные требования предусматривали высокую производительность, надежность, удобство использования, кроссплатформенность и автономность работы.</w:t>
+      </w:r>
+    </w:p>
+    <w:p>
+      <w:r>
+        <w:t xml:space="preserve">Обзор аналогов показал, что существующие решения не в полной мере удовлетворяют выявленным требованиям. </w:t>
+      </w:r>
+      <w:proofErr w:type="spellStart"/>
+      <w:r>
+        <w:t>Jira</w:t>
+      </w:r>
+      <w:proofErr w:type="spellEnd"/>
+      <w:r>
+        <w:t xml:space="preserve"> и </w:t>
+      </w:r>
+      <w:proofErr w:type="spellStart"/>
+      <w:r>
+        <w:t>Trello</w:t>
+      </w:r>
+      <w:proofErr w:type="spellEnd"/>
+      <w:r>
+        <w:t xml:space="preserve"> не имеют функций автоматической генерации и требуют ручного ввода всех подзадач. </w:t>
+      </w:r>
+      <w:proofErr w:type="spellStart"/>
+      <w:r>
+        <w:t>ClickUp</w:t>
+      </w:r>
+      <w:proofErr w:type="spellEnd"/>
+      <w:r>
+        <w:t xml:space="preserve"> AI и </w:t>
+      </w:r>
+      <w:proofErr w:type="spellStart"/>
+      <w:r>
+        <w:t>Motion</w:t>
+      </w:r>
+      <w:proofErr w:type="spellEnd"/>
+      <w:r>
+        <w:t xml:space="preserve"> поддерживают только английский язык и требуют постоянного подключения к интернету. </w:t>
+      </w:r>
+      <w:proofErr w:type="spellStart"/>
+      <w:r>
+        <w:t>ScopeMaster</w:t>
+      </w:r>
+      <w:proofErr w:type="spellEnd"/>
+      <w:r>
+        <w:t xml:space="preserve"> очень дорог и работает только с форматом </w:t>
+      </w:r>
+      <w:proofErr w:type="spellStart"/>
+      <w:r>
+        <w:t>user</w:t>
+      </w:r>
+      <w:proofErr w:type="spellEnd"/>
+      <w:r>
+        <w:t xml:space="preserve"> </w:t>
+      </w:r>
+      <w:proofErr w:type="spellStart"/>
+      <w:r>
+        <w:t>story</w:t>
+      </w:r>
+      <w:proofErr w:type="spellEnd"/>
+      <w:r>
+        <w:t xml:space="preserve">. </w:t>
+      </w:r>
+      <w:proofErr w:type="spellStart"/>
+      <w:r>
+        <w:t>GitHub</w:t>
+      </w:r>
+      <w:proofErr w:type="spellEnd"/>
+      <w:r>
+        <w:t xml:space="preserve"> </w:t>
+      </w:r>
+      <w:proofErr w:type="spellStart"/>
+      <w:r>
+        <w:t>Copilot</w:t>
+      </w:r>
+      <w:proofErr w:type="spellEnd"/>
+      <w:r>
+        <w:t xml:space="preserve"> ограничен существующими проектами и не предназначен для планирования с нуля. Разрабатываемая система выгодно отличается от аналогов полной автономностью, поддержкой русского языка, бесплатностью, возможностью выбора из шести жизненных циклов и локальным хранением данных, обеспечивающим конфиденциальность.</w:t>
+      </w:r>
+    </w:p>
+    <w:p>
+      <w:r>
+        <w:t xml:space="preserve">В процессе разработки была спроектирована модульная архитектура системы, включающая четыре уровня: пользовательский интерфейс, прикладной уровень, ядро искусственного интеллекта и уровень хранения данных. В качестве основных технологий выбраны </w:t>
+      </w:r>
+      <w:proofErr w:type="spellStart"/>
+      <w:r>
+        <w:t>Python</w:t>
+      </w:r>
+      <w:proofErr w:type="spellEnd"/>
+      <w:r>
+        <w:t xml:space="preserve"> 3.9 как основной язык программирования, </w:t>
+      </w:r>
+      <w:proofErr w:type="spellStart"/>
+      <w:r>
+        <w:t>Tkinter</w:t>
+      </w:r>
+      <w:proofErr w:type="spellEnd"/>
+      <w:r>
+        <w:t xml:space="preserve"> для создания графического интерфейса, </w:t>
+      </w:r>
+      <w:proofErr w:type="spellStart"/>
+      <w:r>
+        <w:t>NumPy</w:t>
+      </w:r>
+      <w:proofErr w:type="spellEnd"/>
+      <w:r>
+        <w:t xml:space="preserve"> для математических вычислений и </w:t>
+      </w:r>
+      <w:proofErr w:type="spellStart"/>
+      <w:r>
+        <w:t>openpyxl</w:t>
+      </w:r>
+      <w:proofErr w:type="spellEnd"/>
+      <w:r>
+        <w:t xml:space="preserve"> для экспорта в </w:t>
+      </w:r>
+      <w:proofErr w:type="spellStart"/>
+      <w:r>
+        <w:t>Excel</w:t>
+      </w:r>
+      <w:proofErr w:type="spellEnd"/>
+      <w:r>
+        <w:t>. Отказ от тяжеловесных фреймворков глубокого обучения в пользу собственной легковесной реализации нейронной сети позволил сократить размер дистрибутива до 850 килобайт и обеспечить минимальное потребление системных ресурсов.</w:t>
+      </w:r>
+    </w:p>
+    <w:p>
+      <w:r>
+        <w:t xml:space="preserve">Разработанная </w:t>
+      </w:r>
+      <w:proofErr w:type="spellStart"/>
+      <w:r>
+        <w:t>нейросетевая</w:t>
+      </w:r>
+      <w:proofErr w:type="spellEnd"/>
+      <w:r>
+        <w:t xml:space="preserve"> модель представляет собой трехслойную сеть прямой связи с архитектурой пятьдесят-шестьдесят четыре-восемь, использующую функции активации тангенс и </w:t>
+      </w:r>
+      <w:proofErr w:type="spellStart"/>
+      <w:r>
+        <w:t>софтмакс</w:t>
+      </w:r>
+      <w:proofErr w:type="spellEnd"/>
+      <w:r>
+        <w:t xml:space="preserve">. Обучение модели проведено на четырнадцати размеченных примерах в течение ста эпох. Финальная точность на обучающей выборке составила 92,8 процента, на </w:t>
+      </w:r>
+      <w:proofErr w:type="spellStart"/>
       <w:r>
         <w:lastRenderedPageBreak/>
-        <w:t>файл формата NPZ и загружается при последующих запусках, что устраняет необходимость повторного обучения.</w:t>
-      </w:r>
-    </w:p>
-    <w:p>
-      <w:r>
-        <w:t>Алгоритмы генерации подзадач учитывают как выбранный жизненный цикл, так и контекстную специфику текстового описания. Для шести методологий — Waterfall, Agile/Scrum, Kanban, Spiral, V-Model, DevOps — определены собственные наборы фаз и подходы к формированию задач. Контекстная адаптация реализована через анализ ключевых слов: при обнаружении терминов «чат-бот» генерируются NLP-задачи, при упоминании «дашборд» — задачи визуализации данных, при описании «интернет-магазин» — задачи электронной коммерции.</w:t>
-      </w:r>
-    </w:p>
-    <w:p>
-      <w:r>
-        <w:t>Пользовательский интерфейс выполнен в темной цветовой гамме и имеет двухпанельную структуру. Левая панель содержит блок выбора жизненного цикла, поле ввода задачи, кнопки управления и примеры. Правая панель отображает результаты: тип задачи, сложность, распределение ролей и детальную декомпозицию подзадач с указанием сроков и ответственных. Экспорт результатов поддерживает форматы Excel (с четырьмя профессионально оформленными листами), Markdown, TXT и JSON.</w:t>
+        <w:t>валидационной</w:t>
+      </w:r>
+      <w:proofErr w:type="spellEnd"/>
+      <w:r>
+        <w:t xml:space="preserve"> выборке — 85,7 процента. После обучения модель сохраняется в файл формата NPZ и загружается при последующих запусках, что устраняет необходимость повторного обучения.</w:t>
+      </w:r>
+    </w:p>
+    <w:p>
+      <w:r>
+        <w:t xml:space="preserve">Алгоритмы генерации подзадач учитывают как выбранный жизненный цикл, так и контекстную специфику текстового описания. Для шести методологий — </w:t>
+      </w:r>
+      <w:proofErr w:type="spellStart"/>
+      <w:r>
+        <w:t>Waterfall</w:t>
+      </w:r>
+      <w:proofErr w:type="spellEnd"/>
+      <w:r>
+        <w:t xml:space="preserve">, </w:t>
+      </w:r>
+      <w:proofErr w:type="spellStart"/>
+      <w:r>
+        <w:t>Agile</w:t>
+      </w:r>
+      <w:proofErr w:type="spellEnd"/>
+      <w:r>
+        <w:t>/</w:t>
+      </w:r>
+      <w:proofErr w:type="spellStart"/>
+      <w:r>
+        <w:t>Scrum</w:t>
+      </w:r>
+      <w:proofErr w:type="spellEnd"/>
+      <w:r>
+        <w:t xml:space="preserve">, </w:t>
+      </w:r>
+      <w:proofErr w:type="spellStart"/>
+      <w:r>
+        <w:t>Kanban</w:t>
+      </w:r>
+      <w:proofErr w:type="spellEnd"/>
+      <w:r>
+        <w:t xml:space="preserve">, </w:t>
+      </w:r>
+      <w:proofErr w:type="spellStart"/>
+      <w:r>
+        <w:t>Spiral</w:t>
+      </w:r>
+      <w:proofErr w:type="spellEnd"/>
+      <w:r>
+        <w:t>, V-</w:t>
+      </w:r>
+      <w:proofErr w:type="spellStart"/>
+      <w:r>
+        <w:t>Model</w:t>
+      </w:r>
+      <w:proofErr w:type="spellEnd"/>
+      <w:r>
+        <w:t xml:space="preserve">, </w:t>
+      </w:r>
+      <w:proofErr w:type="spellStart"/>
+      <w:r>
+        <w:t>DevOps</w:t>
+      </w:r>
+      <w:proofErr w:type="spellEnd"/>
+      <w:r>
+        <w:t xml:space="preserve"> — определены собственные наборы фаз и подходы к формированию задач. Контекстная адаптация реализована через анализ ключевых слов: при обнаружении терминов «чат-бот» генерируются NLP-задачи, при упоминании «</w:t>
+      </w:r>
+      <w:proofErr w:type="spellStart"/>
+      <w:r>
+        <w:t>дашборд</w:t>
+      </w:r>
+      <w:proofErr w:type="spellEnd"/>
+      <w:r>
+        <w:t>» — задачи визуализации данных, при описании «интернет-магазин» — задачи электронной коммерции.</w:t>
+      </w:r>
+    </w:p>
+    <w:p>
+      <w:r>
+        <w:t xml:space="preserve">Пользовательский интерфейс выполнен в темной цветовой гамме и имеет </w:t>
+      </w:r>
+      <w:proofErr w:type="spellStart"/>
+      <w:r>
+        <w:t>двухпанельную</w:t>
+      </w:r>
+      <w:proofErr w:type="spellEnd"/>
+      <w:r>
+        <w:t xml:space="preserve"> структуру. Левая панель содержит блок выбора жизненного цикла, поле ввода задачи, кнопки управления и примеры. Правая панель отображает результаты: тип задачи, сложность, распределение ролей и детальную декомпозицию подзадач с указанием сроков и ответственных. Экспорт результатов поддерживает форматы </w:t>
+      </w:r>
+      <w:proofErr w:type="spellStart"/>
+      <w:r>
+        <w:t>Excel</w:t>
+      </w:r>
+      <w:proofErr w:type="spellEnd"/>
+      <w:r>
+        <w:t xml:space="preserve"> (с четырьмя профессионально оформленными листами), </w:t>
+      </w:r>
+      <w:proofErr w:type="spellStart"/>
+      <w:r>
+        <w:t>Markdown</w:t>
+      </w:r>
+      <w:proofErr w:type="spellEnd"/>
+      <w:r>
+        <w:t>, TXT и JSON.</w:t>
       </w:r>
     </w:p>
     <w:p>
@@ -13694,21 +15942,37 @@
     </w:p>
     <w:p>
       <w:r>
-        <w:t xml:space="preserve">Выявлены следующие ограничения системы: поддержка только русского языка, небольшой размер обучающей выборки, отсутствие учета организационного контекста, фиксированный набор ролей и типов задач, отсутствие интеграции с внешними системами. Определены направления для улучшения: расширение лингвистической поддержки, увеличение обучающей </w:t>
+        <w:t xml:space="preserve">Выявлены следующие ограничения системы: поддержка только русского языка, небольшой размер обучающей выборки, отсутствие учета организационного контекста, фиксированный набор ролей и типов задач, отсутствие интеграции с внешними системами. Определены направления для </w:t>
       </w:r>
       <w:r>
         <w:lastRenderedPageBreak/>
-        <w:t>выборки, разработка модуля тонкой настройки, создание REST API для интеграции, внедрение механизма обучения на исторических данных.</w:t>
-      </w:r>
-    </w:p>
-    <w:p>
-      <w:r>
-        <w:t>Научная новизна работы заключается в разработке и исследовании комбинированного подхода, объединяющего нейросетевую классификацию с эвристическими алгоритмами генерации подзадач, адаптированного для русского языка и IT-предметной области. Практическая значимость состоит в создании готового к использованию программного инструмента, позволяющего сократить временные затраты на планирование проектов, стандартизировать процесс декомпозиции, снизить порог входа для начинающих проектных менеджеров и обеспечить конфиденциальность данных за счет локального хранения.</w:t>
-      </w:r>
-    </w:p>
-    <w:p>
-      <w:r>
-        <w:t>Таким образом, цель курсовой работы достигнута, все поставленные задачи решены. Разработанная система может быть рекомендована к использованию в реальной практике управления IT-проектами, особенно для команд, работающих над проектами типовой структуры на русском языке. Перспективы дальнейшего развития включают переход на архитектуру трансформера для повышения качества анализа, накопление и использование больших размеченных датасетов, создание веб-версии и мобильных приложений, а также интеграцию с популярными системами управления проектами.</w:t>
+        <w:t>улучшения: расширение лингвистической поддержки, увеличение обучающей выборки, разработка модуля тонкой настройки, создание REST API для интеграции, внедрение механизма обучения на исторических данных.</w:t>
+      </w:r>
+    </w:p>
+    <w:p>
+      <w:r>
+        <w:t xml:space="preserve">Научная новизна работы заключается в разработке и исследовании комбинированного подхода, объединяющего </w:t>
+      </w:r>
+      <w:proofErr w:type="spellStart"/>
+      <w:r>
+        <w:t>нейросетевую</w:t>
+      </w:r>
+      <w:proofErr w:type="spellEnd"/>
+      <w:r>
+        <w:t xml:space="preserve"> классификацию с эвристическими алгоритмами генерации подзадач, адаптированного для русского языка и IT-предметной области. Практическая значимость состоит в создании готового к использованию программного инструмента, позволяющего сократить временные затраты на планирование проектов, стандартизировать процесс декомпозиции, снизить порог входа для начинающих проектных менеджеров и обеспечить конфиденциальность данных за счет локального хранения.</w:t>
+      </w:r>
+    </w:p>
+    <w:p>
+      <w:r>
+        <w:t xml:space="preserve">Таким образом, цель курсовой работы достигнута, все поставленные задачи решены. Разработанная система может быть рекомендована к использованию в реальной практике управления IT-проектами, особенно для команд, работающих над проектами типовой структуры на русском языке. Перспективы дальнейшего развития включают переход на архитектуру трансформера для повышения качества анализа, накопление и использование больших размеченных </w:t>
+      </w:r>
+      <w:proofErr w:type="spellStart"/>
+      <w:r>
+        <w:t>датасетов</w:t>
+      </w:r>
+      <w:proofErr w:type="spellEnd"/>
+      <w:r>
+        <w:t>, создание веб-версии и мобильных приложений, а также интеграцию с популярными системами управления проектами.</w:t>
       </w:r>
     </w:p>
     <w:p>
@@ -13725,12 +15989,12 @@
       <w:pPr>
         <w:pStyle w:val="1"/>
       </w:pPr>
-      <w:bookmarkStart w:id="35" w:name="_Toc228982353"/>
+      <w:bookmarkStart w:id="36" w:name="_Toc228982353"/>
       <w:r>
         <w:lastRenderedPageBreak/>
         <w:t>Список литературы</w:t>
       </w:r>
-      <w:bookmarkEnd w:id="35"/>
+      <w:bookmarkEnd w:id="36"/>
     </w:p>
     <w:p/>
     <w:p>
@@ -13783,14 +16047,74 @@
       <w:r>
         <w:t>:</w:t>
       </w:r>
-      <w:hyperlink r:id="rId8" w:history="1">
-        <w:r>
-          <w:rPr>
-            <w:rStyle w:val="a3"/>
-          </w:rPr>
-          <w:t>https://asana.com/ru/resources/it-project-management</w:t>
-        </w:r>
-      </w:hyperlink>
+      <w:proofErr w:type="spellStart"/>
+      <w:r>
+        <w:fldChar w:fldCharType="begin"/>
+      </w:r>
+      <w:r>
+        <w:instrText xml:space="preserve"> HYPERLINK "https://asana.com/ru/resource</w:instrText>
+      </w:r>
+      <w:r>
+        <w:instrText xml:space="preserve">s/it-project-management" </w:instrText>
+      </w:r>
+      <w:r>
+        <w:fldChar w:fldCharType="separate"/>
+      </w:r>
+      <w:r>
+        <w:rPr>
+          <w:rStyle w:val="a3"/>
+        </w:rPr>
+        <w:t>https</w:t>
+      </w:r>
+      <w:proofErr w:type="spellEnd"/>
+      <w:r>
+        <w:rPr>
+          <w:rStyle w:val="a3"/>
+        </w:rPr>
+        <w:t>://asana.com/</w:t>
+      </w:r>
+      <w:proofErr w:type="spellStart"/>
+      <w:r>
+        <w:rPr>
+          <w:rStyle w:val="a3"/>
+        </w:rPr>
+        <w:t>ru</w:t>
+      </w:r>
+      <w:proofErr w:type="spellEnd"/>
+      <w:r>
+        <w:rPr>
+          <w:rStyle w:val="a3"/>
+        </w:rPr>
+        <w:t>/</w:t>
+      </w:r>
+      <w:proofErr w:type="spellStart"/>
+      <w:r>
+        <w:rPr>
+          <w:rStyle w:val="a3"/>
+        </w:rPr>
+        <w:t>resources</w:t>
+      </w:r>
+      <w:proofErr w:type="spellEnd"/>
+      <w:r>
+        <w:rPr>
+          <w:rStyle w:val="a3"/>
+        </w:rPr>
+        <w:t>/</w:t>
+      </w:r>
+      <w:proofErr w:type="spellStart"/>
+      <w:r>
+        <w:rPr>
+          <w:rStyle w:val="a3"/>
+        </w:rPr>
+        <w:t>it-project-management</w:t>
+      </w:r>
+      <w:proofErr w:type="spellEnd"/>
+      <w:r>
+        <w:rPr>
+          <w:rStyle w:val="a3"/>
+        </w:rPr>
+        <w:fldChar w:fldCharType="end"/>
+      </w:r>
       <w:r>
         <w:t xml:space="preserve"> </w:t>
       </w:r>
@@ -13851,7 +16175,7 @@
       <w:r>
         <w:t xml:space="preserve">. </w:t>
       </w:r>
-      <w:hyperlink r:id="rId9" w:history="1">
+      <w:hyperlink r:id="rId8" w:history="1">
         <w:r>
           <w:rPr>
             <w:rStyle w:val="a3"/>
@@ -14100,7 +16424,23 @@
         <w:ind w:left="0" w:firstLine="709"/>
       </w:pPr>
       <w:r>
-        <w:t xml:space="preserve">Обработка естественного языка (NLP) | Yandex Cloud - Документация </w:t>
+        <w:t xml:space="preserve">Обработка естественного языка (NLP) | </w:t>
+      </w:r>
+      <w:proofErr w:type="spellStart"/>
+      <w:r>
+        <w:t>Yandex</w:t>
+      </w:r>
+      <w:proofErr w:type="spellEnd"/>
+      <w:r>
+        <w:t xml:space="preserve"> </w:t>
+      </w:r>
+      <w:proofErr w:type="spellStart"/>
+      <w:r>
+        <w:t>Cloud</w:t>
+      </w:r>
+      <w:proofErr w:type="spellEnd"/>
+      <w:r>
+        <w:t xml:space="preserve"> - Документация </w:t>
       </w:r>
       <w:r>
         <w:t>[</w:t>
@@ -14116,15 +16456,28 @@
         <w:t xml:space="preserve">]: </w:t>
       </w:r>
       <w:r>
-        <w:t>Официальный сайт Yandex Cloud</w:t>
-      </w:r>
+        <w:t xml:space="preserve">Официальный сайт </w:t>
+      </w:r>
+      <w:proofErr w:type="spellStart"/>
+      <w:r>
+        <w:t>Yandex</w:t>
+      </w:r>
+      <w:proofErr w:type="spellEnd"/>
+      <w:r>
+        <w:t xml:space="preserve"> </w:t>
+      </w:r>
+      <w:proofErr w:type="spellStart"/>
+      <w:r>
+        <w:t>Cloud</w:t>
+      </w:r>
+      <w:proofErr w:type="spellEnd"/>
       <w:r>
         <w:t>.</w:t>
       </w:r>
       <w:r>
         <w:t xml:space="preserve"> </w:t>
       </w:r>
-      <w:hyperlink r:id="rId10" w:history="1">
+      <w:hyperlink r:id="rId9" w:history="1">
         <w:r>
           <w:rPr>
             <w:rStyle w:val="a3"/>
@@ -14151,6 +16504,7 @@
           </w:rPr>
           <w:t>://</w:t>
         </w:r>
+        <w:proofErr w:type="spellStart"/>
         <w:r>
           <w:rPr>
             <w:rStyle w:val="a3"/>
@@ -14158,6 +16512,7 @@
           </w:rPr>
           <w:t>yandex</w:t>
         </w:r>
+        <w:proofErr w:type="spellEnd"/>
         <w:r>
           <w:rPr>
             <w:rStyle w:val="a3"/>
@@ -14177,6 +16532,7 @@
           </w:rPr>
           <w:t>/</w:t>
         </w:r>
+        <w:proofErr w:type="spellStart"/>
         <w:r>
           <w:rPr>
             <w:rStyle w:val="a3"/>
@@ -14184,6 +16540,7 @@
           </w:rPr>
           <w:t>ru</w:t>
         </w:r>
+        <w:proofErr w:type="spellEnd"/>
         <w:r>
           <w:rPr>
             <w:rStyle w:val="a3"/>
@@ -14216,6 +16573,7 @@
           </w:rPr>
           <w:t>/</w:t>
         </w:r>
+        <w:proofErr w:type="spellStart"/>
         <w:r>
           <w:rPr>
             <w:rStyle w:val="a3"/>
@@ -14223,12 +16581,14 @@
           </w:rPr>
           <w:t>nlp</w:t>
         </w:r>
+        <w:proofErr w:type="spellEnd"/>
         <w:r>
           <w:rPr>
             <w:rStyle w:val="a3"/>
           </w:rPr>
           <w:t>?</w:t>
         </w:r>
+        <w:proofErr w:type="spellStart"/>
         <w:r>
           <w:rPr>
             <w:rStyle w:val="a3"/>
@@ -14236,6 +16596,7 @@
           </w:rPr>
           <w:t>utm</w:t>
         </w:r>
+        <w:proofErr w:type="spellEnd"/>
         <w:r>
           <w:rPr>
             <w:rStyle w:val="a3"/>
@@ -14294,6 +16655,7 @@
           </w:rPr>
           <w:t>%2</w:t>
         </w:r>
+        <w:proofErr w:type="spellStart"/>
         <w:r>
           <w:rPr>
             <w:rStyle w:val="a3"/>
@@ -14301,12 +16663,14 @@
           </w:rPr>
           <w:t>Fyandex</w:t>
         </w:r>
+        <w:proofErr w:type="spellEnd"/>
         <w:r>
           <w:rPr>
             <w:rStyle w:val="a3"/>
           </w:rPr>
           <w:t>.</w:t>
         </w:r>
+        <w:proofErr w:type="spellStart"/>
         <w:r>
           <w:rPr>
             <w:rStyle w:val="a3"/>
@@ -14314,6 +16678,7 @@
           </w:rPr>
           <w:t>ru</w:t>
         </w:r>
+        <w:proofErr w:type="spellEnd"/>
         <w:r>
           <w:rPr>
             <w:rStyle w:val="a3"/>
@@ -14333,6 +16698,7 @@
           </w:rPr>
           <w:t>&amp;</w:t>
         </w:r>
+        <w:proofErr w:type="spellStart"/>
         <w:r>
           <w:rPr>
             <w:rStyle w:val="a3"/>
@@ -14340,6 +16706,7 @@
           </w:rPr>
           <w:t>utm</w:t>
         </w:r>
+        <w:proofErr w:type="spellEnd"/>
         <w:r>
           <w:rPr>
             <w:rStyle w:val="a3"/>
@@ -14398,6 +16765,7 @@
           </w:rPr>
           <w:t>%2</w:t>
         </w:r>
+        <w:proofErr w:type="spellStart"/>
         <w:r>
           <w:rPr>
             <w:rStyle w:val="a3"/>
@@ -14405,6 +16773,7 @@
           </w:rPr>
           <w:t>Fyandex</w:t>
         </w:r>
+        <w:proofErr w:type="spellEnd"/>
         <w:r>
           <w:rPr>
             <w:rStyle w:val="a3"/>
@@ -14424,6 +16793,7 @@
           </w:rPr>
           <w:t>%2</w:t>
         </w:r>
+        <w:proofErr w:type="spellStart"/>
         <w:r>
           <w:rPr>
             <w:rStyle w:val="a3"/>
@@ -14431,12 +16801,14 @@
           </w:rPr>
           <w:t>Fshowcaptchafast</w:t>
         </w:r>
+        <w:proofErr w:type="spellEnd"/>
         <w:r>
           <w:rPr>
             <w:rStyle w:val="a3"/>
           </w:rPr>
           <w:t>%3</w:t>
         </w:r>
+        <w:proofErr w:type="spellStart"/>
         <w:r>
           <w:rPr>
             <w:rStyle w:val="a3"/>
@@ -14444,6 +16816,7 @@
           </w:rPr>
           <w:t>Fd</w:t>
         </w:r>
+        <w:proofErr w:type="spellEnd"/>
         <w:r>
           <w:rPr>
             <w:rStyle w:val="a3"/>
@@ -14801,6 +17174,7 @@
           </w:rPr>
           <w:t>43202773%26</w:t>
         </w:r>
+        <w:proofErr w:type="spellStart"/>
         <w:r>
           <w:rPr>
             <w:rStyle w:val="a3"/>
@@ -14808,12 +17182,14 @@
           </w:rPr>
           <w:t>retpath</w:t>
         </w:r>
+        <w:proofErr w:type="spellEnd"/>
         <w:r>
           <w:rPr>
             <w:rStyle w:val="a3"/>
           </w:rPr>
           <w:t>%3</w:t>
         </w:r>
+        <w:proofErr w:type="spellStart"/>
         <w:r>
           <w:rPr>
             <w:rStyle w:val="a3"/>
@@ -14821,12 +17197,14 @@
           </w:rPr>
           <w:t>DaHR</w:t>
         </w:r>
+        <w:proofErr w:type="spellEnd"/>
         <w:r>
           <w:rPr>
             <w:rStyle w:val="a3"/>
           </w:rPr>
           <w:t>0</w:t>
         </w:r>
+        <w:proofErr w:type="spellStart"/>
         <w:r>
           <w:rPr>
             <w:rStyle w:val="a3"/>
@@ -14834,6 +17212,7 @@
           </w:rPr>
           <w:t>cHM</w:t>
         </w:r>
+        <w:proofErr w:type="spellEnd"/>
         <w:r>
           <w:rPr>
             <w:rStyle w:val="a3"/>
@@ -14866,6 +17245,7 @@
           </w:rPr>
           <w:t>5</w:t>
         </w:r>
+        <w:proofErr w:type="spellStart"/>
         <w:r>
           <w:rPr>
             <w:rStyle w:val="a3"/>
@@ -14873,12 +17253,14 @@
           </w:rPr>
           <w:t>kZXguY</w:t>
         </w:r>
+        <w:proofErr w:type="spellEnd"/>
         <w:r>
           <w:rPr>
             <w:rStyle w:val="a3"/>
           </w:rPr>
           <w:t>2</w:t>
         </w:r>
+        <w:proofErr w:type="spellStart"/>
         <w:r>
           <w:rPr>
             <w:rStyle w:val="a3"/>
@@ -14886,12 +17268,14 @@
           </w:rPr>
           <w:t>xvdWQvcnUvZG</w:t>
         </w:r>
+        <w:proofErr w:type="spellEnd"/>
         <w:r>
           <w:rPr>
             <w:rStyle w:val="a3"/>
           </w:rPr>
           <w:t>9</w:t>
         </w:r>
+        <w:proofErr w:type="spellStart"/>
         <w:r>
           <w:rPr>
             <w:rStyle w:val="a3"/>
@@ -14899,12 +17283,14 @@
           </w:rPr>
           <w:t>jcy</w:t>
         </w:r>
+        <w:proofErr w:type="spellEnd"/>
         <w:r>
           <w:rPr>
             <w:rStyle w:val="a3"/>
           </w:rPr>
           <w:t>9</w:t>
         </w:r>
+        <w:proofErr w:type="spellStart"/>
         <w:r>
           <w:rPr>
             <w:rStyle w:val="a3"/>
@@ -14912,12 +17298,14 @@
           </w:rPr>
           <w:t>nbG</w:t>
         </w:r>
+        <w:proofErr w:type="spellEnd"/>
         <w:r>
           <w:rPr>
             <w:rStyle w:val="a3"/>
           </w:rPr>
           <w:t>9</w:t>
         </w:r>
+        <w:proofErr w:type="spellStart"/>
         <w:r>
           <w:rPr>
             <w:rStyle w:val="a3"/>
@@ -14925,12 +17313,14 @@
           </w:rPr>
           <w:t>zc</w:t>
         </w:r>
+        <w:proofErr w:type="spellEnd"/>
         <w:r>
           <w:rPr>
             <w:rStyle w:val="a3"/>
           </w:rPr>
           <w:t>2</w:t>
         </w:r>
+        <w:proofErr w:type="spellStart"/>
         <w:r>
           <w:rPr>
             <w:rStyle w:val="a3"/>
@@ -14938,12 +17328,14 @@
           </w:rPr>
           <w:t>FyeS</w:t>
         </w:r>
+        <w:proofErr w:type="spellEnd"/>
         <w:r>
           <w:rPr>
             <w:rStyle w:val="a3"/>
           </w:rPr>
           <w:t>9</w:t>
         </w:r>
+        <w:proofErr w:type="spellStart"/>
         <w:r>
           <w:rPr>
             <w:rStyle w:val="a3"/>
@@ -14951,12 +17343,14 @@
           </w:rPr>
           <w:t>ubHA</w:t>
         </w:r>
+        <w:proofErr w:type="spellEnd"/>
         <w:r>
           <w:rPr>
             <w:rStyle w:val="a3"/>
           </w:rPr>
           <w:t>_</w:t>
         </w:r>
+        <w:proofErr w:type="spellStart"/>
         <w:r>
           <w:rPr>
             <w:rStyle w:val="a3"/>
@@ -14964,12 +17358,14 @@
           </w:rPr>
           <w:t>JnV</w:t>
         </w:r>
+        <w:proofErr w:type="spellEnd"/>
         <w:r>
           <w:rPr>
             <w:rStyle w:val="a3"/>
           </w:rPr>
           <w:t>0</w:t>
         </w:r>
+        <w:proofErr w:type="spellStart"/>
         <w:r>
           <w:rPr>
             <w:rStyle w:val="a3"/>
@@ -14977,12 +17373,14 @@
           </w:rPr>
           <w:t>bV</w:t>
         </w:r>
+        <w:proofErr w:type="spellEnd"/>
         <w:r>
           <w:rPr>
             <w:rStyle w:val="a3"/>
           </w:rPr>
           <w:t>9</w:t>
         </w:r>
+        <w:proofErr w:type="spellStart"/>
         <w:r>
           <w:rPr>
             <w:rStyle w:val="a3"/>
@@ -14990,12 +17388,14 @@
           </w:rPr>
           <w:t>yZWZlcnJlcj</w:t>
         </w:r>
+        <w:proofErr w:type="spellEnd"/>
         <w:r>
           <w:rPr>
             <w:rStyle w:val="a3"/>
           </w:rPr>
           <w:t>1</w:t>
         </w:r>
+        <w:proofErr w:type="spellStart"/>
         <w:r>
           <w:rPr>
             <w:rStyle w:val="a3"/>
@@ -15003,12 +17403,14 @@
           </w:rPr>
           <w:t>odHRwcyUzQS</w:t>
         </w:r>
+        <w:proofErr w:type="spellEnd"/>
         <w:r>
           <w:rPr>
             <w:rStyle w:val="a3"/>
           </w:rPr>
           <w:t>8</w:t>
         </w:r>
+        <w:proofErr w:type="spellStart"/>
         <w:r>
           <w:rPr>
             <w:rStyle w:val="a3"/>
@@ -15016,12 +17418,14 @@
           </w:rPr>
           <w:t>veWFuZGV</w:t>
         </w:r>
+        <w:proofErr w:type="spellEnd"/>
         <w:r>
           <w:rPr>
             <w:rStyle w:val="a3"/>
           </w:rPr>
           <w:t>4</w:t>
         </w:r>
+        <w:proofErr w:type="spellStart"/>
         <w:r>
           <w:rPr>
             <w:rStyle w:val="a3"/>
@@ -15029,12 +17433,14 @@
           </w:rPr>
           <w:t>LnJ</w:t>
         </w:r>
+        <w:proofErr w:type="spellEnd"/>
         <w:r>
           <w:rPr>
             <w:rStyle w:val="a3"/>
           </w:rPr>
           <w:t>1</w:t>
         </w:r>
+        <w:proofErr w:type="spellStart"/>
         <w:r>
           <w:rPr>
             <w:rStyle w:val="a3"/>
@@ -15042,6 +17448,7 @@
           </w:rPr>
           <w:t>Lw</w:t>
         </w:r>
+        <w:proofErr w:type="spellEnd"/>
         <w:r>
           <w:rPr>
             <w:rStyle w:val="a3"/>
@@ -15126,6 +17533,7 @@
           </w:rPr>
           <w:t>5</w:t>
         </w:r>
+        <w:proofErr w:type="spellStart"/>
         <w:r>
           <w:rPr>
             <w:rStyle w:val="a3"/>
@@ -15133,6 +17541,7 @@
           </w:rPr>
           <w:t>dde</w:t>
         </w:r>
+        <w:proofErr w:type="spellEnd"/>
         <w:r>
           <w:rPr>
             <w:rStyle w:val="a3"/>
@@ -15178,6 +17587,7 @@
           </w:rPr>
           <w:t>2</w:t>
         </w:r>
+        <w:proofErr w:type="spellStart"/>
         <w:r>
           <w:rPr>
             <w:rStyle w:val="a3"/>
@@ -15185,6 +17595,7 @@
           </w:rPr>
           <w:t>abdf</w:t>
         </w:r>
+        <w:proofErr w:type="spellEnd"/>
         <w:r>
           <w:rPr>
             <w:rStyle w:val="a3"/>
@@ -15334,6 +17745,7 @@
           </w:rPr>
           <w:t>6&amp;</w:t>
         </w:r>
+        <w:proofErr w:type="spellStart"/>
         <w:r>
           <w:rPr>
             <w:rStyle w:val="a3"/>
@@ -15341,6 +17753,7 @@
           </w:rPr>
           <w:t>utm</w:t>
         </w:r>
+        <w:proofErr w:type="spellEnd"/>
         <w:r>
           <w:rPr>
             <w:rStyle w:val="a3"/>
@@ -15386,6 +17799,7 @@
           </w:rPr>
           <w:t>//</w:t>
         </w:r>
+        <w:proofErr w:type="spellStart"/>
         <w:r>
           <w:rPr>
             <w:rStyle w:val="a3"/>
@@ -15393,6 +17807,7 @@
           </w:rPr>
           <w:t>yndx</w:t>
         </w:r>
+        <w:proofErr w:type="spellEnd"/>
         <w:r>
           <w:rPr>
             <w:rStyle w:val="a3"/>
@@ -15412,6 +17827,7 @@
           </w:rPr>
           <w:t>.</w:t>
         </w:r>
+        <w:proofErr w:type="spellStart"/>
         <w:r>
           <w:rPr>
             <w:rStyle w:val="a3"/>
@@ -15419,6 +17835,7 @@
           </w:rPr>
           <w:t>yandex</w:t>
         </w:r>
+        <w:proofErr w:type="spellEnd"/>
         <w:r>
           <w:rPr>
             <w:rStyle w:val="a3"/>
@@ -15495,16 +17912,18 @@
       <w:r>
         <w:t xml:space="preserve">Официальный сайт </w:t>
       </w:r>
+      <w:proofErr w:type="spellStart"/>
       <w:r>
         <w:t>Tass</w:t>
       </w:r>
+      <w:proofErr w:type="spellEnd"/>
       <w:r>
         <w:t>.</w:t>
       </w:r>
       <w:r>
         <w:t xml:space="preserve"> </w:t>
       </w:r>
-      <w:hyperlink r:id="rId11" w:history="1">
+      <w:hyperlink r:id="rId10" w:history="1">
         <w:r>
           <w:t>URL:https://tass.ru/obschestvo/24010655</w:t>
         </w:r>
@@ -15551,7 +17970,63 @@
         <w:ind w:left="0" w:firstLine="709"/>
       </w:pPr>
       <w:r>
-        <w:t xml:space="preserve">Какие бывают нейросети и чем YandexGPT, Google Gemini, ChatGPT и GigaChat от Сбера отличаются друг от друга / Хабр </w:t>
+        <w:t xml:space="preserve">Какие бывают нейросети и чем </w:t>
+      </w:r>
+      <w:proofErr w:type="spellStart"/>
+      <w:r>
+        <w:t>YandexGPT</w:t>
+      </w:r>
+      <w:proofErr w:type="spellEnd"/>
+      <w:r>
+        <w:t xml:space="preserve">, </w:t>
+      </w:r>
+      <w:proofErr w:type="spellStart"/>
+      <w:r>
+        <w:t>Google</w:t>
+      </w:r>
+      <w:proofErr w:type="spellEnd"/>
+      <w:r>
+        <w:t xml:space="preserve"> </w:t>
+      </w:r>
+      <w:proofErr w:type="spellStart"/>
+      <w:r>
+        <w:t>Gemini</w:t>
+      </w:r>
+      <w:proofErr w:type="spellEnd"/>
+      <w:r>
+        <w:t xml:space="preserve">, </w:t>
+      </w:r>
+      <w:proofErr w:type="spellStart"/>
+      <w:r>
+        <w:t>ChatGPT</w:t>
+      </w:r>
+      <w:proofErr w:type="spellEnd"/>
+      <w:r>
+        <w:t xml:space="preserve"> и </w:t>
+      </w:r>
+      <w:proofErr w:type="spellStart"/>
+      <w:r>
+        <w:t>GigaChat</w:t>
+      </w:r>
+      <w:proofErr w:type="spellEnd"/>
+      <w:r>
+        <w:t xml:space="preserve"> от </w:t>
+      </w:r>
+      <w:proofErr w:type="spellStart"/>
+      <w:r>
+        <w:t>Сбера</w:t>
+      </w:r>
+      <w:proofErr w:type="spellEnd"/>
+      <w:r>
+        <w:t xml:space="preserve"> отличаются друг от друга / </w:t>
+      </w:r>
+      <w:proofErr w:type="spellStart"/>
+      <w:r>
+        <w:t>Хабр</w:t>
+      </w:r>
+      <w:proofErr w:type="spellEnd"/>
+      <w:r>
+        <w:t xml:space="preserve"> </w:t>
       </w:r>
       <w:r>
         <w:t>[</w:t>
@@ -15565,16 +18040,18 @@
       <w:r>
         <w:t xml:space="preserve">Официальный сайт </w:t>
       </w:r>
+      <w:proofErr w:type="spellStart"/>
       <w:r>
         <w:t>Habr</w:t>
       </w:r>
+      <w:proofErr w:type="spellEnd"/>
       <w:r>
         <w:t>.</w:t>
       </w:r>
       <w:r>
         <w:t xml:space="preserve"> </w:t>
       </w:r>
-      <w:hyperlink r:id="rId12" w:history="1">
+      <w:hyperlink r:id="rId11" w:history="1">
         <w:r>
           <w:t>URL:https://habr.com/ru/companies/x-com/articles/852456/</w:t>
         </w:r>
@@ -15621,6 +18098,7 @@
         <w:ind w:left="0" w:firstLine="709"/>
       </w:pPr>
       <w:r>
+        <w:lastRenderedPageBreak/>
         <w:t xml:space="preserve">Как обучаются генеративные модели изображений — простое объяснение </w:t>
       </w:r>
       <w:r>
@@ -15635,19 +18113,21 @@
       <w:r>
         <w:t xml:space="preserve">Официальный сайт </w:t>
       </w:r>
+      <w:proofErr w:type="spellStart"/>
       <w:r>
         <w:t>Z</w:t>
       </w:r>
       <w:r>
         <w:t>erocoder</w:t>
       </w:r>
+      <w:proofErr w:type="spellEnd"/>
       <w:r>
         <w:t>.</w:t>
       </w:r>
       <w:r>
         <w:t xml:space="preserve"> </w:t>
       </w:r>
-      <w:hyperlink r:id="rId13" w:history="1">
+      <w:hyperlink r:id="rId12" w:history="1">
         <w:r>
           <w:t>URL:https://ya.zerocoder.ru/tgp-kak-obuchajutsya-generativnye-modeli-izobrazhenij-podrobnyj-obzor/</w:t>
         </w:r>
@@ -15693,12 +18173,38 @@
         </w:tabs>
         <w:ind w:left="0" w:firstLine="709"/>
       </w:pPr>
-      <w:r>
-        <w:t>Jira Structure: как мы в SM Lab используем плагины для управления продуктом / Хабр</w:t>
-      </w:r>
+      <w:proofErr w:type="spellStart"/>
+      <w:r>
+        <w:t>Jira</w:t>
+      </w:r>
+      <w:proofErr w:type="spellEnd"/>
       <w:r>
         <w:t xml:space="preserve"> </w:t>
       </w:r>
+      <w:proofErr w:type="spellStart"/>
+      <w:r>
+        <w:t>Structure</w:t>
+      </w:r>
+      <w:proofErr w:type="spellEnd"/>
+      <w:r>
+        <w:t xml:space="preserve">: как мы в SM </w:t>
+      </w:r>
+      <w:proofErr w:type="spellStart"/>
+      <w:r>
+        <w:t>Lab</w:t>
+      </w:r>
+      <w:proofErr w:type="spellEnd"/>
+      <w:r>
+        <w:t xml:space="preserve"> используем плагины для управления продуктом / </w:t>
+      </w:r>
+      <w:proofErr w:type="spellStart"/>
+      <w:r>
+        <w:t>Хабр</w:t>
+      </w:r>
+      <w:proofErr w:type="spellEnd"/>
+      <w:r>
+        <w:t xml:space="preserve"> </w:t>
+      </w:r>
       <w:r>
         <w:t>[</w:t>
       </w:r>
@@ -15711,16 +18217,18 @@
       <w:r>
         <w:t xml:space="preserve">Официальный сайт </w:t>
       </w:r>
+      <w:proofErr w:type="spellStart"/>
       <w:r>
         <w:t>Habr</w:t>
       </w:r>
+      <w:proofErr w:type="spellEnd"/>
       <w:r>
         <w:t>.</w:t>
       </w:r>
       <w:r>
         <w:t xml:space="preserve"> </w:t>
       </w:r>
-      <w:hyperlink r:id="rId14" w:history="1">
+      <w:hyperlink r:id="rId13" w:history="1">
         <w:r>
           <w:t>URL:https://habr.com/ru/companies/sportmaster_lab/articles/673660/</w:t>
         </w:r>
@@ -15766,11 +18274,33 @@
         </w:tabs>
         <w:ind w:left="0" w:firstLine="709"/>
       </w:pPr>
+      <w:proofErr w:type="spellStart"/>
       <w:r>
         <w:rPr>
           <w:lang w:val="en-US"/>
         </w:rPr>
-        <w:t>Clickup AI Agent – How AI Agents Work with Clickup &amp; Best Use Cases | Guru [</w:t>
+        <w:t>Clickup</w:t>
+      </w:r>
+      <w:proofErr w:type="spellEnd"/>
+      <w:r>
+        <w:rPr>
+          <w:lang w:val="en-US"/>
+        </w:rPr>
+        <w:t xml:space="preserve"> AI Agent – How AI Agents Work with </w:t>
+      </w:r>
+      <w:proofErr w:type="spellStart"/>
+      <w:r>
+        <w:rPr>
+          <w:lang w:val="en-US"/>
+        </w:rPr>
+        <w:t>Clickup</w:t>
+      </w:r>
+      <w:proofErr w:type="spellEnd"/>
+      <w:r>
+        <w:rPr>
+          <w:lang w:val="en-US"/>
+        </w:rPr>
+        <w:t xml:space="preserve"> &amp; Best Use Cases | Guru [</w:t>
       </w:r>
       <w:r>
         <w:t>Электронный</w:t>
@@ -15806,9 +18336,23 @@
         <w:rPr>
           <w:lang w:val="en-US"/>
         </w:rPr>
-        <w:t xml:space="preserve"> GetGuru. </w:t>
-      </w:r>
-      <w:hyperlink r:id="rId15" w:history="1">
+        <w:t xml:space="preserve"> </w:t>
+      </w:r>
+      <w:proofErr w:type="spellStart"/>
+      <w:r>
+        <w:rPr>
+          <w:lang w:val="en-US"/>
+        </w:rPr>
+        <w:t>GetGuru</w:t>
+      </w:r>
+      <w:proofErr w:type="spellEnd"/>
+      <w:r>
+        <w:rPr>
+          <w:lang w:val="en-US"/>
+        </w:rPr>
+        <w:t xml:space="preserve">. </w:t>
+      </w:r>
+      <w:hyperlink r:id="rId14" w:history="1">
         <w:r>
           <w:t>URL:https://www.getguru.com/reference/clickup-ai-agent</w:t>
         </w:r>
@@ -15854,8 +18398,21 @@
         </w:tabs>
         <w:ind w:left="0" w:firstLine="709"/>
       </w:pPr>
-      <w:r>
-        <w:t xml:space="preserve">Motion - Интеллектуальный календарь и менеджер задач для команд - Aitoolnet </w:t>
+      <w:proofErr w:type="spellStart"/>
+      <w:r>
+        <w:t>Motion</w:t>
+      </w:r>
+      <w:proofErr w:type="spellEnd"/>
+      <w:r>
+        <w:t xml:space="preserve"> - Интеллектуальный календарь и менеджер задач для команд - </w:t>
+      </w:r>
+      <w:proofErr w:type="spellStart"/>
+      <w:r>
+        <w:t>Aitoolnet</w:t>
+      </w:r>
+      <w:proofErr w:type="spellEnd"/>
+      <w:r>
+        <w:t xml:space="preserve"> </w:t>
       </w:r>
       <w:r>
         <w:t>[</w:t>
@@ -15884,13 +18441,15 @@
       <w:r>
         <w:t xml:space="preserve"> </w:t>
       </w:r>
+      <w:proofErr w:type="spellStart"/>
       <w:r>
         <w:t>AIToolNet</w:t>
       </w:r>
+      <w:proofErr w:type="spellEnd"/>
       <w:r>
         <w:t xml:space="preserve">. </w:t>
       </w:r>
-      <w:hyperlink r:id="rId16" w:history="1">
+      <w:hyperlink r:id="rId15" w:history="1">
         <w:r>
           <w:t>URL:https://www.aitoolnet.com/ru/motion</w:t>
         </w:r>
@@ -15936,11 +18495,19 @@
         </w:tabs>
         <w:ind w:left="0" w:firstLine="709"/>
       </w:pPr>
+      <w:proofErr w:type="spellStart"/>
       <w:r>
         <w:rPr>
           <w:lang w:val="en-US"/>
         </w:rPr>
-        <w:t>ScopeMaster Reviews 2026: Details, Pricing, &amp; Features | G2 [</w:t>
+        <w:t>ScopeMaster</w:t>
+      </w:r>
+      <w:proofErr w:type="spellEnd"/>
+      <w:r>
+        <w:rPr>
+          <w:lang w:val="en-US"/>
+        </w:rPr>
+        <w:t xml:space="preserve"> Reviews 2026: Details, Pricing, &amp; Features | G2 [</w:t>
       </w:r>
       <w:r>
         <w:t>Электронный</w:t>
@@ -15976,9 +18543,23 @@
         <w:rPr>
           <w:lang w:val="en-US"/>
         </w:rPr>
-        <w:t xml:space="preserve"> TurboPages. </w:t>
-      </w:r>
-      <w:hyperlink r:id="rId17" w:history="1">
+        <w:t xml:space="preserve"> </w:t>
+      </w:r>
+      <w:proofErr w:type="spellStart"/>
+      <w:r>
+        <w:rPr>
+          <w:lang w:val="en-US"/>
+        </w:rPr>
+        <w:t>TurboPages</w:t>
+      </w:r>
+      <w:proofErr w:type="spellEnd"/>
+      <w:r>
+        <w:rPr>
+          <w:lang w:val="en-US"/>
+        </w:rPr>
+        <w:t xml:space="preserve">. </w:t>
+      </w:r>
+      <w:hyperlink r:id="rId16" w:history="1">
         <w:r>
           <w:t>URL:https://translated.turbopages.org/proxy_u/en-ru.ru.c1a3ea4a-69f8b9fa-96965af8-74722d776562/https/www.g2.com/products/scopemaster/reviews</w:t>
         </w:r>
@@ -16066,7 +18647,7 @@
         </w:rPr>
         <w:t xml:space="preserve"> GitHub Copilot. </w:t>
       </w:r>
-      <w:hyperlink r:id="rId18" w:history="1">
+      <w:hyperlink r:id="rId17" w:history="1">
         <w:r>
           <w:t>URL:https://dev.to/sarahcssiqueira/using-github-copilot-to-manage-issues-and-save-time-3549</w:t>
         </w:r>
@@ -16112,8 +18693,13 @@
         </w:tabs>
         <w:ind w:left="0" w:firstLine="709"/>
       </w:pPr>
-      <w:r>
-        <w:t xml:space="preserve">Python: основы языка программирования, особенности, применение, примеры кода </w:t>
+      <w:proofErr w:type="spellStart"/>
+      <w:r>
+        <w:t>Python</w:t>
+      </w:r>
+      <w:proofErr w:type="spellEnd"/>
+      <w:r>
+        <w:t xml:space="preserve">: основы языка программирования, особенности, применение, примеры кода </w:t>
       </w:r>
       <w:r>
         <w:t>[</w:t>
@@ -16142,6 +18728,7 @@
       <w:r>
         <w:t xml:space="preserve"> </w:t>
       </w:r>
+      <w:proofErr w:type="spellStart"/>
       <w:r>
         <w:t>Hi</w:t>
       </w:r>
@@ -16151,10 +18738,11 @@
       <w:r>
         <w:t>Tech</w:t>
       </w:r>
+      <w:proofErr w:type="spellEnd"/>
       <w:r>
         <w:t xml:space="preserve">. </w:t>
       </w:r>
-      <w:hyperlink r:id="rId19" w:history="1">
+      <w:hyperlink r:id="rId18" w:history="1">
         <w:r>
           <w:t>URL:https://hi-tech.mail.ru/review/129618-python/</w:t>
         </w:r>
@@ -16200,55 +18788,72 @@
         </w:tabs>
         <w:ind w:left="0" w:firstLine="709"/>
       </w:pPr>
-      <w:r>
+      <w:proofErr w:type="spellStart"/>
+      <w:r>
+        <w:lastRenderedPageBreak/>
         <w:t>tkinter</w:t>
       </w:r>
+      <w:proofErr w:type="spellEnd"/>
       <w:r>
         <w:t xml:space="preserve"> — </w:t>
       </w:r>
+      <w:proofErr w:type="spellStart"/>
       <w:r>
         <w:t>Python</w:t>
       </w:r>
+      <w:proofErr w:type="spellEnd"/>
       <w:r>
         <w:t xml:space="preserve"> </w:t>
       </w:r>
+      <w:proofErr w:type="spellStart"/>
       <w:r>
         <w:t>interface</w:t>
       </w:r>
+      <w:proofErr w:type="spellEnd"/>
       <w:r>
         <w:t xml:space="preserve"> </w:t>
       </w:r>
+      <w:proofErr w:type="spellStart"/>
       <w:r>
         <w:t>to</w:t>
       </w:r>
+      <w:proofErr w:type="spellEnd"/>
       <w:r>
         <w:t xml:space="preserve"> </w:t>
       </w:r>
+      <w:proofErr w:type="spellStart"/>
       <w:r>
         <w:t>Tcl</w:t>
       </w:r>
+      <w:proofErr w:type="spellEnd"/>
       <w:r>
         <w:t>/</w:t>
       </w:r>
+      <w:proofErr w:type="spellStart"/>
       <w:r>
         <w:t>Tk</w:t>
       </w:r>
+      <w:proofErr w:type="spellEnd"/>
       <w:r>
         <w:t xml:space="preserve"> — </w:t>
       </w:r>
+      <w:proofErr w:type="spellStart"/>
       <w:r>
         <w:t>Python</w:t>
       </w:r>
+      <w:proofErr w:type="spellEnd"/>
       <w:r>
         <w:t xml:space="preserve"> 3.14.4 </w:t>
       </w:r>
+      <w:proofErr w:type="spellStart"/>
       <w:r>
         <w:t>documentation</w:t>
       </w:r>
+      <w:proofErr w:type="spellEnd"/>
       <w:r>
         <w:t xml:space="preserve"> </w:t>
       </w:r>
-      <w:bookmarkStart w:id="36" w:name="_Hlk228980070"/>
+      <w:bookmarkStart w:id="37" w:name="_Hlk228980070"/>
       <w:r>
         <w:t>[</w:t>
       </w:r>
@@ -16273,17 +18878,19 @@
       <w:r>
         <w:t xml:space="preserve">сайт документации </w:t>
       </w:r>
+      <w:proofErr w:type="spellStart"/>
       <w:r>
         <w:t>Python</w:t>
       </w:r>
+      <w:proofErr w:type="spellEnd"/>
       <w:r>
         <w:t>.</w:t>
       </w:r>
-      <w:bookmarkEnd w:id="36"/>
+      <w:bookmarkEnd w:id="37"/>
       <w:r>
         <w:t xml:space="preserve"> </w:t>
       </w:r>
-      <w:hyperlink r:id="rId20" w:history="1">
+      <w:hyperlink r:id="rId19" w:history="1">
         <w:r>
           <w:t>URL:https://docs.python.org/3/library/tkinter.html</w:t>
         </w:r>
@@ -16329,10 +18936,11 @@
         </w:tabs>
         <w:ind w:left="0" w:firstLine="709"/>
       </w:pPr>
-      <w:r>
-        <w:lastRenderedPageBreak/>
+      <w:proofErr w:type="spellStart"/>
+      <w:r>
         <w:t>NumPy</w:t>
       </w:r>
+      <w:proofErr w:type="spellEnd"/>
       <w:r>
         <w:t xml:space="preserve"> — </w:t>
       </w:r>
@@ -16369,7 +18977,7 @@
       <w:r>
         <w:t xml:space="preserve">. </w:t>
       </w:r>
-      <w:hyperlink r:id="rId21" w:history="1">
+      <w:hyperlink r:id="rId20" w:history="1">
         <w:r>
           <w:t>URL:https://ru.wikipedia.org/wiki/NumPy</w:t>
         </w:r>
@@ -16415,9 +19023,11 @@
         </w:tabs>
         <w:ind w:left="0" w:firstLine="709"/>
       </w:pPr>
+      <w:proofErr w:type="spellStart"/>
       <w:r>
         <w:t>Python</w:t>
       </w:r>
+      <w:proofErr w:type="spellEnd"/>
       <w:r>
         <w:t xml:space="preserve">: </w:t>
       </w:r>
@@ -16439,27 +19049,35 @@
       <w:r>
         <w:t xml:space="preserve"> '</w:t>
       </w:r>
+      <w:proofErr w:type="spellStart"/>
       <w:r>
         <w:t>No</w:t>
       </w:r>
+      <w:proofErr w:type="spellEnd"/>
       <w:r>
         <w:t xml:space="preserve"> </w:t>
       </w:r>
+      <w:proofErr w:type="spellStart"/>
       <w:r>
         <w:t>module</w:t>
       </w:r>
+      <w:proofErr w:type="spellEnd"/>
       <w:r>
         <w:t xml:space="preserve"> </w:t>
       </w:r>
+      <w:proofErr w:type="spellStart"/>
       <w:r>
         <w:t>named</w:t>
       </w:r>
+      <w:proofErr w:type="spellEnd"/>
       <w:r>
         <w:t xml:space="preserve"> </w:t>
       </w:r>
+      <w:proofErr w:type="spellStart"/>
       <w:r>
         <w:t>openpyxl</w:t>
       </w:r>
+      <w:proofErr w:type="spellEnd"/>
       <w:r>
         <w:t xml:space="preserve">' </w:t>
       </w:r>
@@ -16499,9 +19117,11 @@
       <w:r>
         <w:t xml:space="preserve">сайт </w:t>
       </w:r>
+      <w:proofErr w:type="spellStart"/>
       <w:r>
         <w:t>Exlends</w:t>
       </w:r>
+      <w:proofErr w:type="spellEnd"/>
       <w:r>
         <w:t>.</w:t>
       </w:r>
@@ -16514,7 +19134,7 @@
       <w:r>
         <w:t>:</w:t>
       </w:r>
-      <w:hyperlink r:id="rId22" w:history="1">
+      <w:hyperlink r:id="rId21" w:history="1">
         <w:r>
           <w:t>https://forum.exlends.com/topic/760/python-kak-ispravit-oshibku-no-module-named-openpyxl-za-5-minut</w:t>
         </w:r>
@@ -16564,12 +19184,12 @@
       <w:pPr>
         <w:pStyle w:val="1"/>
       </w:pPr>
-      <w:bookmarkStart w:id="37" w:name="_Toc228982354"/>
+      <w:bookmarkStart w:id="38" w:name="_Toc228982354"/>
       <w:r>
         <w:lastRenderedPageBreak/>
         <w:t>Приложение А</w:t>
       </w:r>
-      <w:bookmarkEnd w:id="37"/>
+      <w:bookmarkEnd w:id="38"/>
     </w:p>
     <w:p/>
     <w:p>
@@ -16577,6 +19197,9 @@
         <w:ind w:firstLine="0"/>
       </w:pPr>
       <w:r>
+        <w:rPr>
+          <w:noProof/>
+        </w:rPr>
         <w:drawing>
           <wp:inline distT="0" distB="0" distL="0" distR="0" wp14:anchorId="321968C6" wp14:editId="0AA96E57">
             <wp:extent cx="6507890" cy="2931184"/>
@@ -16593,7 +19216,7 @@
                     <pic:cNvPicPr/>
                   </pic:nvPicPr>
                   <pic:blipFill>
-                    <a:blip r:embed="rId23"/>
+                    <a:blip r:embed="rId22"/>
                     <a:stretch>
                       <a:fillRect/>
                     </a:stretch>
@@ -16634,7 +19257,7 @@
           <w:lang w:eastAsia="ru-RU"/>
         </w:rPr>
       </w:pPr>
-      <w:bookmarkStart w:id="38" w:name="_Toc228982355"/>
+      <w:bookmarkStart w:id="39" w:name="_Toc228982355"/>
       <w:r>
         <w:t>Рисунок</w:t>
       </w:r>
@@ -16673,7 +19296,7 @@
         <w:lastRenderedPageBreak/>
         <w:t>Приложение Б</w:t>
       </w:r>
-      <w:bookmarkEnd w:id="38"/>
+      <w:bookmarkEnd w:id="39"/>
     </w:p>
     <w:p/>
     <w:p>
@@ -16683,6 +19306,9 @@
         <w:jc w:val="left"/>
       </w:pPr>
       <w:r>
+        <w:rPr>
+          <w:noProof/>
+        </w:rPr>
         <w:drawing>
           <wp:inline distT="0" distB="0" distL="0" distR="0" wp14:anchorId="53478933" wp14:editId="305683E9">
             <wp:extent cx="6120130" cy="3977640"/>
@@ -16699,7 +19325,7 @@
                     <pic:cNvPicPr/>
                   </pic:nvPicPr>
                   <pic:blipFill>
-                    <a:blip r:embed="rId24"/>
+                    <a:blip r:embed="rId23"/>
                     <a:stretch>
                       <a:fillRect/>
                     </a:stretch>
@@ -16735,10 +19361,7 @@
         <w:t>Рисунок</w:t>
       </w:r>
       <w:r>
-        <w:t xml:space="preserve"> Б.1 – </w:t>
-      </w:r>
-      <w:r>
-        <w:t>Диаграмма прецедентов</w:t>
+        <w:t xml:space="preserve"> Б.1 – Диаграмма прецедентов</w:t>
       </w:r>
       <w:r>
         <w:br w:type="page"/>
@@ -16748,12 +19371,12 @@
       <w:pPr>
         <w:pStyle w:val="1"/>
       </w:pPr>
-      <w:bookmarkStart w:id="39" w:name="_Toc228982356"/>
+      <w:bookmarkStart w:id="40" w:name="_Toc228982356"/>
       <w:r>
         <w:lastRenderedPageBreak/>
         <w:t>Приложение В</w:t>
       </w:r>
-      <w:bookmarkEnd w:id="39"/>
+      <w:bookmarkEnd w:id="40"/>
     </w:p>
     <w:p/>
     <w:p>
@@ -16762,6 +19385,9 @@
         <w:jc w:val="center"/>
       </w:pPr>
       <w:r>
+        <w:rPr>
+          <w:noProof/>
+        </w:rPr>
         <w:drawing>
           <wp:inline distT="0" distB="0" distL="0" distR="0" wp14:anchorId="4EBAADCB" wp14:editId="1C05DC34">
             <wp:extent cx="6120130" cy="4465955"/>
@@ -16778,7 +19404,7 @@
                     <pic:cNvPicPr/>
                   </pic:nvPicPr>
                   <pic:blipFill>
-                    <a:blip r:embed="rId25"/>
+                    <a:blip r:embed="rId24"/>
                     <a:stretch>
                       <a:fillRect/>
                     </a:stretch>
@@ -16830,8 +19456,6 @@
       <w:r>
         <w:t>Диаграмма последовательности</w:t>
       </w:r>
-      <w:bookmarkStart w:id="40" w:name="_GoBack"/>
-      <w:bookmarkEnd w:id="40"/>
     </w:p>
     <w:p>
       <w:pPr>
@@ -16858,13 +19482,13 @@
       </w:pPr>
     </w:p>
     <w:sectPr>
-      <w:headerReference w:type="default" r:id="rId26"/>
-      <w:footerReference w:type="default" r:id="rId27"/>
+      <w:headerReference w:type="default" r:id="rId25"/>
+      <w:footerReference w:type="default" r:id="rId26"/>
       <w:pgSz w:w="11906" w:h="16838"/>
-      <w:pgMar w:top="1134" w:right="1134" w:bottom="1134" w:left="1134" w:header="709" w:footer="709" w:gutter="0"/>
+      <w:pgMar w:top="1134" w:right="850" w:bottom="1134" w:left="1701" w:header="709" w:footer="709" w:gutter="0"/>
       <w:cols w:space="708"/>
       <w:titlePg/>
-      <w:docGrid w:linePitch="360"/>
+      <w:docGrid w:linePitch="381"/>
     </w:sectPr>
   </w:body>
 </w:document>
@@ -24377,7 +27001,7 @@
 </file>
 
 <file path=customXml/itemProps1.xml><?xml version="1.0" encoding="utf-8"?>
-<ds:datastoreItem xmlns:ds="http://schemas.openxmlformats.org/officeDocument/2006/customXml" ds:itemID="{8DE62731-7E93-4AF1-9BC7-933DCBB88226}">
+<ds:datastoreItem xmlns:ds="http://schemas.openxmlformats.org/officeDocument/2006/customXml" ds:itemID="{C9168D2D-49E6-4A7A-95D5-EBD807E8C365}">
   <ds:schemaRefs>
     <ds:schemaRef ds:uri="http://schemas.openxmlformats.org/officeDocument/2006/bibliography"/>
   </ds:schemaRefs>
